--- a/SRS_Communications.docx
+++ b/SRS_Communications.docx
@@ -337,6 +337,13 @@
                 <w:u w:val="single"/>
               </w:rPr>
             </w:pPr>
+            <w:r>
+              <w:rPr>
+                <w:color w:val="000000"/>
+                <w:u w:val="single"/>
+              </w:rPr>
+              <w:t>02/21/2026</w:t>
+            </w:r>
           </w:p>
         </w:tc>
         <w:tc>
@@ -357,6 +364,12 @@
                 <w:color w:val="000000"/>
               </w:rPr>
             </w:pPr>
+            <w:r>
+              <w:rPr>
+                <w:color w:val="000000"/>
+              </w:rPr>
+              <w:t>1.1</w:t>
+            </w:r>
           </w:p>
         </w:tc>
         <w:tc>
@@ -377,6 +390,12 @@
                 <w:color w:val="000000"/>
               </w:rPr>
             </w:pPr>
+            <w:r>
+              <w:rPr>
+                <w:color w:val="000000"/>
+              </w:rPr>
+              <w:t>Overall Description</w:t>
+            </w:r>
           </w:p>
         </w:tc>
         <w:tc>
@@ -398,6 +417,12 @@
                 <w:color w:val="000000"/>
               </w:rPr>
             </w:pPr>
+            <w:r>
+              <w:rPr>
+                <w:color w:val="000000"/>
+              </w:rPr>
+              <w:t>Darien C., Victor R.</w:t>
+            </w:r>
           </w:p>
         </w:tc>
       </w:tr>
@@ -2900,8 +2925,18 @@
       </w:pPr>
       <w:bookmarkStart w:id="4" w:name="__RefHeading___Toc19440721"/>
       <w:bookmarkEnd w:id="4"/>
+      <w:commentRangeStart w:id="5"/>
       <w:r>
         <w:t>Definitions, Acronyms, Abbreviations</w:t>
+      </w:r>
+      <w:commentRangeEnd w:id="5"/>
+      <w:r>
+        <w:rPr>
+          <w:rStyle w:val="CommentReference"/>
+          <w:sz w:val="24"/>
+          <w:szCs w:val="20"/>
+        </w:rPr>
+        <w:commentReference w:id="5"/>
       </w:r>
     </w:p>
     <w:p>
@@ -3007,6 +3042,15 @@
         </w:rPr>
         <w:t>: The user manual for utilizing the Java GUI Client.</w:t>
       </w:r>
+    </w:p>
+    <w:p>
+      <w:pPr>
+        <w:pStyle w:val="Paragraph3"/>
+        <w:ind w:left="1440"/>
+        <w:rPr>
+          <w:color w:val="000000" w:themeColor="text1"/>
+        </w:rPr>
+      </w:pPr>
     </w:p>
     <w:p>
       <w:pPr>
@@ -3025,8 +3069,9 @@
           <w:numId w:val="2"/>
         </w:numPr>
       </w:pPr>
-      <w:bookmarkStart w:id="5" w:name="__RefHeading___Toc19440722"/>
-      <w:bookmarkEnd w:id="5"/>
+      <w:bookmarkStart w:id="6" w:name="__RefHeading___Toc19440722"/>
+      <w:bookmarkEnd w:id="6"/>
+      <w:commentRangeStart w:id="7"/>
       <w:r>
         <w:t>References</w:t>
       </w:r>
@@ -3039,6 +3084,8 @@
           <w:color w:val="7030A0"/>
         </w:rPr>
       </w:pPr>
+      <w:bookmarkStart w:id="8" w:name="__RefHeading___Toc19440723"/>
+      <w:bookmarkEnd w:id="8"/>
       <w:r>
         <w:rPr>
           <w:rFonts w:ascii="Calibri" w:hAnsi="Calibri" w:cs="Calibri"/>
@@ -3106,6 +3153,17 @@
           <w:color w:val="7030A0"/>
         </w:rPr>
         <w:t>Sequence Diagrams – Step 6 in assignment description</w:t>
+      </w:r>
+      <w:commentRangeEnd w:id="7"/>
+      <w:r>
+        <w:rPr>
+          <w:rStyle w:val="CommentReference"/>
+          <w:rFonts w:ascii="Calibri" w:hAnsi="Calibri" w:cs="Calibri"/>
+          <w:color w:val="7030A0"/>
+          <w:sz w:val="20"/>
+          <w:szCs w:val="20"/>
+        </w:rPr>
+        <w:commentReference w:id="7"/>
       </w:r>
     </w:p>
     <w:p>
@@ -3116,20 +3174,8 @@
           <w:numId w:val="2"/>
         </w:numPr>
       </w:pPr>
-      <w:bookmarkStart w:id="6" w:name="__RefHeading___Toc19440723"/>
-      <w:bookmarkEnd w:id="6"/>
-      <w:commentRangeStart w:id="7"/>
       <w:r>
         <w:t>Overview</w:t>
-      </w:r>
-      <w:commentRangeEnd w:id="7"/>
-      <w:r>
-        <w:rPr>
-          <w:rStyle w:val="CommentReference"/>
-          <w:sz w:val="24"/>
-          <w:szCs w:val="20"/>
-        </w:rPr>
-        <w:commentReference w:id="7"/>
       </w:r>
     </w:p>
     <w:p>
@@ -3143,8 +3189,8 @@
           <w:szCs w:val="20"/>
         </w:rPr>
       </w:pPr>
-      <w:bookmarkStart w:id="8" w:name="__RefHeading___Toc19440724"/>
-      <w:bookmarkEnd w:id="8"/>
+      <w:bookmarkStart w:id="9" w:name="__RefHeading___Toc19440724"/>
+      <w:bookmarkEnd w:id="9"/>
       <w:r>
         <w:rPr>
           <w:color w:val="000000" w:themeColor="text1"/>
@@ -3175,10 +3221,34 @@
           <w:numId w:val="2"/>
         </w:numPr>
       </w:pPr>
-      <w:bookmarkStart w:id="9" w:name="__RefHeading___Toc19440725"/>
-      <w:bookmarkEnd w:id="9"/>
+      <w:bookmarkStart w:id="10" w:name="__RefHeading___Toc19440725"/>
+      <w:bookmarkEnd w:id="10"/>
+      <w:commentRangeStart w:id="11"/>
       <w:r>
         <w:t>Product Perspective</w:t>
+      </w:r>
+      <w:commentRangeEnd w:id="11"/>
+      <w:r>
+        <w:rPr>
+          <w:rStyle w:val="CommentReference"/>
+          <w:sz w:val="24"/>
+          <w:szCs w:val="20"/>
+        </w:rPr>
+        <w:commentReference w:id="11"/>
+      </w:r>
+    </w:p>
+    <w:p>
+      <w:pPr>
+        <w:ind w:left="1440"/>
+      </w:pPr>
+      <w:r>
+        <w:t xml:space="preserve">Our multi-system communication application can serve a wide range of customers. Whether they be </w:t>
+      </w:r>
+      <w:r>
+        <w:t xml:space="preserve">a small team, </w:t>
+      </w:r>
+      <w:r>
+        <w:t xml:space="preserve">or as large as an enterprise, Harmony is there to ensure a seamless, fast, and secure experience. Being hosted in Java, a leading programming language that beats out C++ or Python in sheer resource management, competitors are simply out of the question. </w:t>
       </w:r>
     </w:p>
     <w:p>
@@ -3189,38 +3259,23 @@
           <w:numId w:val="2"/>
         </w:numPr>
       </w:pPr>
-      <w:bookmarkStart w:id="10" w:name="__RefHeading___Toc19440726"/>
-      <w:bookmarkEnd w:id="10"/>
-      <w:r>
-        <w:t>Product Architecture</w:t>
-      </w:r>
-    </w:p>
-    <w:p>
-      <w:pPr>
-        <w:pStyle w:val="Paragraph2"/>
-        <w:rPr>
-          <w:color w:val="7030A0"/>
-        </w:rPr>
-      </w:pPr>
-      <w:r>
-        <w:rPr>
-          <w:color w:val="7030A0"/>
-        </w:rPr>
-        <w:t>The system will be organized into ___ major modules: the ___ module, the ___ module, and the _____ module.</w:t>
-      </w:r>
-    </w:p>
-    <w:p>
-      <w:pPr>
-        <w:pStyle w:val="Paragraph2"/>
-        <w:rPr>
-          <w:color w:val="7030A0"/>
-        </w:rPr>
-      </w:pPr>
-      <w:r>
-        <w:rPr>
-          <w:color w:val="7030A0"/>
-        </w:rPr>
-        <w:t>Note: System architecture should follow standard OO design practices.</w:t>
+      <w:bookmarkStart w:id="12" w:name="__RefHeading___Toc19440726"/>
+      <w:bookmarkEnd w:id="12"/>
+      <w:commentRangeStart w:id="13"/>
+      <w:r>
+        <w:t>Product Archit</w:t>
+      </w:r>
+      <w:commentRangeEnd w:id="13"/>
+      <w:r>
+        <w:rPr>
+          <w:rStyle w:val="CommentReference"/>
+          <w:sz w:val="24"/>
+          <w:szCs w:val="20"/>
+        </w:rPr>
+        <w:commentReference w:id="13"/>
+      </w:r>
+      <w:r>
+        <w:t>ecture</w:t>
       </w:r>
     </w:p>
     <w:p>
@@ -3288,6 +3343,30 @@
         </w:rPr>
         <w:t xml:space="preserve">module. </w:t>
       </w:r>
+      <w:r>
+        <w:rPr>
+          <w:color w:val="000000" w:themeColor="text1"/>
+        </w:rPr>
+        <w:t xml:space="preserve">These modules may have sub-systems, some of which </w:t>
+      </w:r>
+      <w:r>
+        <w:rPr>
+          <w:color w:val="000000" w:themeColor="text1"/>
+        </w:rPr>
+        <w:t>may</w:t>
+      </w:r>
+      <w:r>
+        <w:rPr>
+          <w:color w:val="000000" w:themeColor="text1"/>
+        </w:rPr>
+        <w:t xml:space="preserve"> be recognized later as potential class candidates</w:t>
+      </w:r>
+      <w:r>
+        <w:rPr>
+          <w:color w:val="000000" w:themeColor="text1"/>
+        </w:rPr>
+        <w:t xml:space="preserve"> later in design. </w:t>
+      </w:r>
     </w:p>
     <w:p>
       <w:pPr>
@@ -3297,1115 +3376,258 @@
         </w:rPr>
       </w:pPr>
     </w:p>
-    <w:tbl>
-      <w:tblPr>
-        <w:tblStyle w:val="TableGrid"/>
-        <w:tblW w:w="0" w:type="auto"/>
-        <w:tblInd w:w="1440" w:type="dxa"/>
-        <w:tblLook w:val="04A0" w:firstRow="1" w:lastRow="0" w:firstColumn="1" w:lastColumn="0" w:noHBand="0" w:noVBand="1"/>
-      </w:tblPr>
-      <w:tblGrid>
-        <w:gridCol w:w="2027"/>
-        <w:gridCol w:w="1516"/>
-        <w:gridCol w:w="1387"/>
-        <w:gridCol w:w="1616"/>
-        <w:gridCol w:w="435"/>
-        <w:gridCol w:w="435"/>
-      </w:tblGrid>
-      <w:tr>
-        <w:tc>
-          <w:tcPr>
-            <w:tcW w:w="1283" w:type="dxa"/>
-          </w:tcPr>
-          <w:p>
-            <w:pPr>
-              <w:pStyle w:val="Paragraph2"/>
-              <w:ind w:left="0"/>
-              <w:rPr>
-                <w:color w:val="000000" w:themeColor="text1"/>
-              </w:rPr>
-            </w:pPr>
-            <w:r>
-              <w:rPr>
-                <w:color w:val="000000" w:themeColor="text1"/>
-              </w:rPr>
-              <w:t>Client</w:t>
-            </w:r>
-          </w:p>
-        </w:tc>
-        <w:tc>
-          <w:tcPr>
-            <w:tcW w:w="1254" w:type="dxa"/>
-          </w:tcPr>
-          <w:p>
-            <w:pPr>
-              <w:pStyle w:val="Paragraph2"/>
-              <w:ind w:left="0"/>
-              <w:rPr>
-                <w:color w:val="000000" w:themeColor="text1"/>
-              </w:rPr>
-            </w:pPr>
-            <w:r>
-              <w:rPr>
-                <w:color w:val="000000" w:themeColor="text1"/>
-              </w:rPr>
-              <w:t>User</w:t>
-            </w:r>
-          </w:p>
-        </w:tc>
-        <w:tc>
-          <w:tcPr>
-            <w:tcW w:w="1399" w:type="dxa"/>
-          </w:tcPr>
-          <w:p>
-            <w:pPr>
-              <w:pStyle w:val="Paragraph2"/>
-              <w:ind w:left="0"/>
-              <w:rPr>
-                <w:color w:val="000000" w:themeColor="text1"/>
-              </w:rPr>
-            </w:pPr>
-            <w:r>
-              <w:rPr>
-                <w:color w:val="000000" w:themeColor="text1"/>
-              </w:rPr>
-              <w:t>IT (inheritance from the User)</w:t>
-            </w:r>
-          </w:p>
-        </w:tc>
-        <w:tc>
-          <w:tcPr>
-            <w:tcW w:w="1160" w:type="dxa"/>
-          </w:tcPr>
-          <w:p>
-            <w:pPr>
-              <w:pStyle w:val="Paragraph2"/>
-              <w:ind w:left="0"/>
-              <w:rPr>
-                <w:color w:val="000000" w:themeColor="text1"/>
-              </w:rPr>
-            </w:pPr>
-            <w:commentRangeStart w:id="11"/>
-            <w:commentRangeStart w:id="12"/>
-            <w:r>
-              <w:rPr>
-                <w:color w:val="000000" w:themeColor="text1"/>
-              </w:rPr>
-              <w:t>GUI</w:t>
-            </w:r>
-            <w:commentRangeEnd w:id="11"/>
-            <w:r>
-              <w:rPr>
-                <w:rStyle w:val="CommentReference"/>
-                <w:color w:val="000000" w:themeColor="text1"/>
-                <w:sz w:val="20"/>
-                <w:szCs w:val="20"/>
-              </w:rPr>
-              <w:commentReference w:id="11"/>
-            </w:r>
-            <w:commentRangeEnd w:id="12"/>
-            <w:r>
-              <w:rPr>
-                <w:rStyle w:val="CommentReference"/>
-                <w:color w:val="000000" w:themeColor="text1"/>
-                <w:sz w:val="20"/>
-                <w:szCs w:val="20"/>
-              </w:rPr>
-              <w:commentReference w:id="12"/>
-            </w:r>
-          </w:p>
-        </w:tc>
-        <w:tc>
-          <w:tcPr>
-            <w:tcW w:w="1160" w:type="dxa"/>
-          </w:tcPr>
-          <w:p>
-            <w:pPr>
-              <w:pStyle w:val="Paragraph2"/>
-              <w:ind w:left="0"/>
-              <w:rPr>
-                <w:color w:val="000000" w:themeColor="text1"/>
-              </w:rPr>
-            </w:pPr>
-          </w:p>
-        </w:tc>
-        <w:tc>
-          <w:tcPr>
-            <w:tcW w:w="1160" w:type="dxa"/>
-          </w:tcPr>
-          <w:p>
-            <w:pPr>
-              <w:pStyle w:val="Paragraph2"/>
-              <w:ind w:left="0"/>
-              <w:rPr>
-                <w:color w:val="000000" w:themeColor="text1"/>
-              </w:rPr>
-            </w:pPr>
-          </w:p>
-        </w:tc>
-      </w:tr>
-      <w:tr>
-        <w:tc>
-          <w:tcPr>
-            <w:tcW w:w="1283" w:type="dxa"/>
-          </w:tcPr>
-          <w:p>
-            <w:pPr>
-              <w:pStyle w:val="Paragraph2"/>
-              <w:ind w:left="0"/>
-              <w:rPr>
-                <w:color w:val="000000" w:themeColor="text1"/>
-              </w:rPr>
-            </w:pPr>
-          </w:p>
-        </w:tc>
-        <w:tc>
-          <w:tcPr>
-            <w:tcW w:w="1254" w:type="dxa"/>
-          </w:tcPr>
-          <w:p>
-            <w:pPr>
-              <w:pStyle w:val="Paragraph2"/>
-              <w:ind w:left="0"/>
-              <w:rPr>
-                <w:color w:val="000000" w:themeColor="text1"/>
-              </w:rPr>
-            </w:pPr>
-            <w:r>
-              <w:rPr>
-                <w:color w:val="000000" w:themeColor="text1"/>
-              </w:rPr>
-              <w:t>username</w:t>
-            </w:r>
-          </w:p>
-          <w:p>
-            <w:pPr>
-              <w:pStyle w:val="Paragraph2"/>
-              <w:ind w:left="0"/>
-              <w:rPr>
-                <w:color w:val="000000" w:themeColor="text1"/>
-              </w:rPr>
-            </w:pPr>
-            <w:r>
-              <w:rPr>
-                <w:color w:val="000000" w:themeColor="text1"/>
-              </w:rPr>
-              <w:t>Password</w:t>
-            </w:r>
-          </w:p>
-          <w:p>
-            <w:pPr>
-              <w:pStyle w:val="Paragraph2"/>
-              <w:ind w:left="0"/>
-              <w:rPr>
-                <w:color w:val="000000" w:themeColor="text1"/>
-              </w:rPr>
-            </w:pPr>
-            <w:r>
-              <w:rPr>
-                <w:color w:val="000000" w:themeColor="text1"/>
-              </w:rPr>
-              <w:t>UID</w:t>
-            </w:r>
-          </w:p>
-          <w:p>
-            <w:pPr>
-              <w:pStyle w:val="Paragraph2"/>
-              <w:ind w:left="0"/>
-              <w:rPr>
-                <w:color w:val="000000" w:themeColor="text1"/>
-              </w:rPr>
-            </w:pPr>
-          </w:p>
-        </w:tc>
-        <w:tc>
-          <w:tcPr>
-            <w:tcW w:w="1399" w:type="dxa"/>
-          </w:tcPr>
-          <w:p>
-            <w:pPr>
-              <w:pStyle w:val="Paragraph2"/>
-              <w:ind w:left="0"/>
-              <w:rPr>
-                <w:color w:val="000000" w:themeColor="text1"/>
-              </w:rPr>
-            </w:pPr>
-            <w:r>
-              <w:rPr>
-                <w:color w:val="000000" w:themeColor="text1"/>
-              </w:rPr>
-              <w:t>ITUID</w:t>
-            </w:r>
-          </w:p>
-        </w:tc>
-        <w:tc>
-          <w:tcPr>
-            <w:tcW w:w="1160" w:type="dxa"/>
-          </w:tcPr>
-          <w:p>
-            <w:pPr>
-              <w:pStyle w:val="Paragraph2"/>
-              <w:ind w:left="0"/>
-              <w:rPr>
-                <w:color w:val="000000" w:themeColor="text1"/>
-              </w:rPr>
-            </w:pPr>
-            <w:r>
-              <w:rPr>
-                <w:color w:val="000000" w:themeColor="text1"/>
-              </w:rPr>
-              <w:t>contacts</w:t>
-            </w:r>
-          </w:p>
-          <w:p>
-            <w:pPr>
-              <w:pStyle w:val="Paragraph2"/>
-              <w:ind w:left="0"/>
-              <w:rPr>
-                <w:color w:val="000000" w:themeColor="text1"/>
-              </w:rPr>
-            </w:pPr>
-            <w:r>
-              <w:rPr>
-                <w:color w:val="000000" w:themeColor="text1"/>
-              </w:rPr>
-              <w:t>messageLog</w:t>
-            </w:r>
-          </w:p>
-          <w:p>
-            <w:pPr>
-              <w:pStyle w:val="Paragraph2"/>
-              <w:ind w:left="0"/>
-              <w:rPr>
-                <w:color w:val="000000" w:themeColor="text1"/>
-              </w:rPr>
-            </w:pPr>
-            <w:r>
-              <w:rPr>
-                <w:color w:val="000000" w:themeColor="text1"/>
-              </w:rPr>
-              <w:t>groupMembers</w:t>
-            </w:r>
-          </w:p>
-          <w:p>
-            <w:pPr>
-              <w:pStyle w:val="Paragraph2"/>
-              <w:ind w:left="0"/>
-              <w:rPr>
-                <w:color w:val="000000" w:themeColor="text1"/>
-              </w:rPr>
-            </w:pPr>
-          </w:p>
-        </w:tc>
-        <w:tc>
-          <w:tcPr>
-            <w:tcW w:w="1160" w:type="dxa"/>
-          </w:tcPr>
-          <w:p>
-            <w:pPr>
-              <w:pStyle w:val="Paragraph2"/>
-              <w:ind w:left="0"/>
-              <w:rPr>
-                <w:color w:val="000000" w:themeColor="text1"/>
-              </w:rPr>
-            </w:pPr>
-          </w:p>
-        </w:tc>
-        <w:tc>
-          <w:tcPr>
-            <w:tcW w:w="1160" w:type="dxa"/>
-          </w:tcPr>
-          <w:p>
-            <w:pPr>
-              <w:pStyle w:val="Paragraph2"/>
-              <w:ind w:left="0"/>
-              <w:rPr>
-                <w:color w:val="000000" w:themeColor="text1"/>
-              </w:rPr>
-            </w:pPr>
-          </w:p>
-        </w:tc>
-      </w:tr>
-      <w:tr>
-        <w:tc>
-          <w:tcPr>
-            <w:tcW w:w="1283" w:type="dxa"/>
-          </w:tcPr>
-          <w:p>
-            <w:pPr>
-              <w:pStyle w:val="Paragraph2"/>
-              <w:ind w:left="0"/>
-              <w:rPr>
-                <w:color w:val="000000" w:themeColor="text1"/>
-              </w:rPr>
-            </w:pPr>
-            <w:r>
-              <w:rPr>
-                <w:color w:val="000000" w:themeColor="text1"/>
-              </w:rPr>
-              <w:t>failedMessage</w:t>
-            </w:r>
-          </w:p>
-          <w:p>
-            <w:pPr>
-              <w:pStyle w:val="Paragraph2"/>
-              <w:ind w:left="0"/>
-              <w:rPr>
-                <w:color w:val="000000" w:themeColor="text1"/>
-              </w:rPr>
-            </w:pPr>
-            <w:r>
-              <w:rPr>
-                <w:color w:val="000000" w:themeColor="text1"/>
-              </w:rPr>
-              <w:t>sendMessageToServer</w:t>
-            </w:r>
-          </w:p>
-          <w:p>
-            <w:pPr>
-              <w:pStyle w:val="Paragraph2"/>
-              <w:ind w:left="0"/>
-              <w:rPr>
-                <w:color w:val="000000" w:themeColor="text1"/>
-              </w:rPr>
-            </w:pPr>
-            <w:r>
-              <w:rPr>
-                <w:color w:val="000000" w:themeColor="text1"/>
-              </w:rPr>
-              <w:t>makeGroup</w:t>
-            </w:r>
-          </w:p>
-          <w:p>
-            <w:pPr>
-              <w:pStyle w:val="Paragraph2"/>
-              <w:ind w:left="0"/>
-              <w:rPr>
-                <w:color w:val="000000" w:themeColor="text1"/>
-              </w:rPr>
-            </w:pPr>
-            <w:r>
-              <w:rPr>
-                <w:color w:val="000000" w:themeColor="text1"/>
-              </w:rPr>
-              <w:t>makeUser</w:t>
-            </w:r>
-          </w:p>
-          <w:p>
-            <w:pPr>
-              <w:pStyle w:val="Paragraph2"/>
-              <w:ind w:left="0"/>
-              <w:rPr>
-                <w:color w:val="000000" w:themeColor="text1"/>
-              </w:rPr>
-            </w:pPr>
-            <w:r>
-              <w:rPr>
-                <w:color w:val="000000" w:themeColor="text1"/>
-              </w:rPr>
-              <w:t>fetchMessages</w:t>
-            </w:r>
-          </w:p>
-          <w:p>
-            <w:pPr>
-              <w:pStyle w:val="Paragraph2"/>
-              <w:ind w:left="0"/>
-              <w:rPr>
-                <w:color w:val="000000" w:themeColor="text1"/>
-              </w:rPr>
-            </w:pPr>
-            <w:r>
-              <w:rPr>
-                <w:color w:val="000000" w:themeColor="text1"/>
-              </w:rPr>
-              <w:t>fetchLogs</w:t>
-            </w:r>
-          </w:p>
-          <w:p>
-            <w:pPr>
-              <w:pStyle w:val="Paragraph2"/>
-              <w:ind w:left="0"/>
-              <w:rPr>
-                <w:color w:val="000000" w:themeColor="text1"/>
-              </w:rPr>
-            </w:pPr>
-            <w:r>
-              <w:rPr>
-                <w:color w:val="000000" w:themeColor="text1"/>
-              </w:rPr>
-              <w:t>fetchHelp</w:t>
-            </w:r>
-          </w:p>
-          <w:p>
-            <w:pPr>
-              <w:pStyle w:val="Paragraph2"/>
-              <w:ind w:left="0"/>
-              <w:rPr>
-                <w:color w:val="000000" w:themeColor="text1"/>
-              </w:rPr>
-            </w:pPr>
-            <w:r>
-              <w:rPr>
-                <w:color w:val="000000" w:themeColor="text1"/>
-              </w:rPr>
-              <w:t>fetchUser</w:t>
-            </w:r>
-          </w:p>
-        </w:tc>
-        <w:tc>
-          <w:tcPr>
-            <w:tcW w:w="1254" w:type="dxa"/>
-          </w:tcPr>
-          <w:p>
-            <w:pPr>
-              <w:pStyle w:val="Paragraph2"/>
-              <w:ind w:left="0"/>
-              <w:rPr>
-                <w:color w:val="000000" w:themeColor="text1"/>
-              </w:rPr>
-            </w:pPr>
-            <w:r>
-              <w:rPr>
-                <w:color w:val="000000" w:themeColor="text1"/>
-              </w:rPr>
-              <w:t>writeMessage</w:t>
-            </w:r>
-          </w:p>
-          <w:p>
-            <w:pPr>
-              <w:pStyle w:val="Paragraph2"/>
-              <w:ind w:left="0"/>
-              <w:rPr>
-                <w:color w:val="000000" w:themeColor="text1"/>
-              </w:rPr>
-            </w:pPr>
-            <w:r>
-              <w:rPr>
-                <w:color w:val="000000" w:themeColor="text1"/>
-              </w:rPr>
-              <w:t>doSendMessage</w:t>
-            </w:r>
-          </w:p>
-          <w:p>
-            <w:pPr>
-              <w:pStyle w:val="Paragraph2"/>
-              <w:ind w:left="0"/>
-              <w:rPr>
-                <w:color w:val="000000" w:themeColor="text1"/>
-              </w:rPr>
-            </w:pPr>
-            <w:r>
-              <w:rPr>
-                <w:color w:val="000000" w:themeColor="text1"/>
-              </w:rPr>
-              <w:t>doMakeGroup</w:t>
-            </w:r>
-          </w:p>
-        </w:tc>
-        <w:tc>
-          <w:tcPr>
-            <w:tcW w:w="1399" w:type="dxa"/>
-          </w:tcPr>
-          <w:p>
-            <w:pPr>
-              <w:pStyle w:val="Paragraph2"/>
-              <w:ind w:left="0"/>
-              <w:rPr>
-                <w:color w:val="000000" w:themeColor="text1"/>
-              </w:rPr>
-            </w:pPr>
-            <w:r>
-              <w:rPr>
-                <w:color w:val="000000" w:themeColor="text1"/>
-              </w:rPr>
-              <w:t>doRequestLog</w:t>
-            </w:r>
-          </w:p>
-          <w:p>
-            <w:pPr>
-              <w:pStyle w:val="Paragraph2"/>
-              <w:ind w:left="0"/>
-              <w:rPr>
-                <w:color w:val="000000" w:themeColor="text1"/>
-              </w:rPr>
-            </w:pPr>
-            <w:r>
-              <w:rPr>
-                <w:color w:val="000000" w:themeColor="text1"/>
-              </w:rPr>
-              <w:t>doMakeUser</w:t>
-            </w:r>
-          </w:p>
-        </w:tc>
-        <w:tc>
-          <w:tcPr>
-            <w:tcW w:w="1160" w:type="dxa"/>
-          </w:tcPr>
-          <w:p>
-            <w:pPr>
-              <w:pStyle w:val="Paragraph2"/>
-              <w:ind w:left="0"/>
-              <w:rPr>
-                <w:color w:val="000000" w:themeColor="text1"/>
-              </w:rPr>
-            </w:pPr>
-            <w:r>
-              <w:rPr>
-                <w:color w:val="000000" w:themeColor="text1"/>
-              </w:rPr>
-              <w:t>doFetchContacts</w:t>
-            </w:r>
-          </w:p>
-          <w:p>
-            <w:pPr>
-              <w:pStyle w:val="Paragraph2"/>
-              <w:ind w:left="0"/>
-              <w:rPr>
-                <w:color w:val="000000" w:themeColor="text1"/>
-              </w:rPr>
-            </w:pPr>
-            <w:r>
-              <w:rPr>
-                <w:color w:val="000000" w:themeColor="text1"/>
-              </w:rPr>
-              <w:t>doFetchMembers</w:t>
-            </w:r>
-          </w:p>
-          <w:p>
-            <w:pPr>
-              <w:pStyle w:val="Paragraph2"/>
-              <w:ind w:left="0"/>
-              <w:rPr>
-                <w:color w:val="000000" w:themeColor="text1"/>
-              </w:rPr>
-            </w:pPr>
-            <w:r>
-              <w:rPr>
-                <w:color w:val="000000" w:themeColor="text1"/>
-              </w:rPr>
-              <w:t>doFetchMessage</w:t>
-            </w:r>
-          </w:p>
-          <w:p>
-            <w:pPr>
-              <w:pStyle w:val="Paragraph2"/>
-              <w:ind w:left="0"/>
-              <w:rPr>
-                <w:color w:val="000000" w:themeColor="text1"/>
-              </w:rPr>
-            </w:pPr>
-            <w:r>
-              <w:rPr>
-                <w:color w:val="000000" w:themeColor="text1"/>
-              </w:rPr>
-              <w:t>doFetchHelp</w:t>
-            </w:r>
-          </w:p>
-          <w:p>
-            <w:pPr>
-              <w:pStyle w:val="Paragraph2"/>
-              <w:ind w:left="0"/>
-              <w:rPr>
-                <w:color w:val="000000" w:themeColor="text1"/>
-              </w:rPr>
-            </w:pPr>
-            <w:r>
-              <w:rPr>
-                <w:color w:val="000000" w:themeColor="text1"/>
-              </w:rPr>
-              <w:t>changeChat</w:t>
-            </w:r>
-          </w:p>
-          <w:p>
-            <w:pPr>
-              <w:pStyle w:val="Paragraph2"/>
-              <w:ind w:left="0"/>
-              <w:rPr>
-                <w:color w:val="000000" w:themeColor="text1"/>
-              </w:rPr>
-            </w:pPr>
-            <w:r>
-              <w:rPr>
-                <w:color w:val="000000" w:themeColor="text1"/>
-              </w:rPr>
-              <w:t>searchUser</w:t>
-            </w:r>
-          </w:p>
-          <w:p>
-            <w:pPr>
-              <w:pStyle w:val="Paragraph2"/>
-              <w:ind w:left="0"/>
-              <w:rPr>
-                <w:color w:val="000000" w:themeColor="text1"/>
-              </w:rPr>
-            </w:pPr>
-          </w:p>
-          <w:p>
-            <w:pPr>
-              <w:pStyle w:val="Paragraph2"/>
-              <w:ind w:left="0"/>
-              <w:rPr>
-                <w:color w:val="000000" w:themeColor="text1"/>
-              </w:rPr>
-            </w:pPr>
-          </w:p>
-          <w:p>
-            <w:pPr>
-              <w:pStyle w:val="Paragraph2"/>
-              <w:ind w:left="0"/>
-              <w:rPr>
-                <w:color w:val="000000" w:themeColor="text1"/>
-              </w:rPr>
-            </w:pPr>
-          </w:p>
-        </w:tc>
-        <w:tc>
-          <w:tcPr>
-            <w:tcW w:w="1160" w:type="dxa"/>
-          </w:tcPr>
-          <w:p>
-            <w:pPr>
-              <w:pStyle w:val="Paragraph2"/>
-              <w:ind w:left="0"/>
-              <w:rPr>
-                <w:color w:val="000000" w:themeColor="text1"/>
-              </w:rPr>
-            </w:pPr>
-          </w:p>
-        </w:tc>
-        <w:tc>
-          <w:tcPr>
-            <w:tcW w:w="1160" w:type="dxa"/>
-          </w:tcPr>
-          <w:p>
-            <w:pPr>
-              <w:pStyle w:val="Paragraph2"/>
-              <w:ind w:left="0"/>
-              <w:rPr>
-                <w:color w:val="000000" w:themeColor="text1"/>
-              </w:rPr>
-            </w:pPr>
-          </w:p>
-        </w:tc>
-      </w:tr>
-    </w:tbl>
     <w:p>
       <w:pPr>
         <w:pStyle w:val="Paragraph2"/>
-        <w:rPr>
-          <w:color w:val="000000" w:themeColor="text1"/>
-        </w:rPr>
-      </w:pPr>
-    </w:p>
-    <w:tbl>
-      <w:tblPr>
-        <w:tblStyle w:val="TableGrid"/>
-        <w:tblW w:w="0" w:type="auto"/>
-        <w:tblInd w:w="1440" w:type="dxa"/>
-        <w:tblLook w:val="04A0" w:firstRow="1" w:lastRow="0" w:firstColumn="1" w:lastColumn="0" w:noHBand="0" w:noVBand="1"/>
-      </w:tblPr>
-      <w:tblGrid>
-        <w:gridCol w:w="1386"/>
-        <w:gridCol w:w="1392"/>
-        <w:gridCol w:w="1341"/>
-        <w:gridCol w:w="1099"/>
-        <w:gridCol w:w="1099"/>
-        <w:gridCol w:w="1099"/>
-      </w:tblGrid>
-      <w:tr>
-        <w:tc>
-          <w:tcPr>
-            <w:tcW w:w="1476" w:type="dxa"/>
-          </w:tcPr>
-          <w:p>
-            <w:pPr>
-              <w:pStyle w:val="Paragraph2"/>
-              <w:ind w:left="0"/>
-              <w:rPr>
-                <w:color w:val="000000" w:themeColor="text1"/>
-              </w:rPr>
-            </w:pPr>
-            <w:r>
-              <w:rPr>
-                <w:color w:val="000000" w:themeColor="text1"/>
-              </w:rPr>
-              <w:t>Server</w:t>
-            </w:r>
-          </w:p>
-        </w:tc>
-        <w:tc>
-          <w:tcPr>
-            <w:tcW w:w="1476" w:type="dxa"/>
-          </w:tcPr>
-          <w:p>
-            <w:pPr>
-              <w:pStyle w:val="Paragraph2"/>
-              <w:ind w:left="0"/>
-              <w:rPr>
-                <w:color w:val="000000" w:themeColor="text1"/>
-              </w:rPr>
-            </w:pPr>
-            <w:r>
-              <w:rPr>
-                <w:color w:val="000000" w:themeColor="text1"/>
-              </w:rPr>
-              <w:t>ChatLog</w:t>
-            </w:r>
-          </w:p>
-        </w:tc>
-        <w:tc>
-          <w:tcPr>
-            <w:tcW w:w="1476" w:type="dxa"/>
-          </w:tcPr>
-          <w:p>
-            <w:pPr>
-              <w:pStyle w:val="Paragraph2"/>
-              <w:ind w:left="0"/>
-              <w:rPr>
-                <w:color w:val="000000" w:themeColor="text1"/>
-              </w:rPr>
-            </w:pPr>
-            <w:r>
-              <w:rPr>
-                <w:color w:val="000000" w:themeColor="text1"/>
-              </w:rPr>
-              <w:t>UserLog</w:t>
-            </w:r>
-          </w:p>
-        </w:tc>
-        <w:tc>
-          <w:tcPr>
-            <w:tcW w:w="1476" w:type="dxa"/>
-          </w:tcPr>
-          <w:p>
-            <w:pPr>
-              <w:pStyle w:val="Paragraph2"/>
-              <w:ind w:left="0"/>
-              <w:rPr>
-                <w:color w:val="000000" w:themeColor="text1"/>
-              </w:rPr>
-            </w:pPr>
-          </w:p>
-        </w:tc>
-        <w:tc>
-          <w:tcPr>
-            <w:tcW w:w="1476" w:type="dxa"/>
-          </w:tcPr>
-          <w:p>
-            <w:pPr>
-              <w:pStyle w:val="Paragraph2"/>
-              <w:ind w:left="0"/>
-              <w:rPr>
-                <w:color w:val="000000" w:themeColor="text1"/>
-              </w:rPr>
-            </w:pPr>
-          </w:p>
-        </w:tc>
-        <w:tc>
-          <w:tcPr>
-            <w:tcW w:w="1476" w:type="dxa"/>
-          </w:tcPr>
-          <w:p>
-            <w:pPr>
-              <w:pStyle w:val="Paragraph2"/>
-              <w:ind w:left="0"/>
-              <w:rPr>
-                <w:color w:val="000000" w:themeColor="text1"/>
-              </w:rPr>
-            </w:pPr>
-          </w:p>
-        </w:tc>
-      </w:tr>
-      <w:tr>
-        <w:tc>
-          <w:tcPr>
-            <w:tcW w:w="1476" w:type="dxa"/>
-          </w:tcPr>
-          <w:p>
-            <w:pPr>
-              <w:pStyle w:val="Paragraph2"/>
-              <w:ind w:left="0"/>
-              <w:rPr>
-                <w:color w:val="000000" w:themeColor="text1"/>
-              </w:rPr>
-            </w:pPr>
-            <w:r>
-              <w:rPr>
-                <w:color w:val="000000" w:themeColor="text1"/>
-              </w:rPr>
-              <w:t>S</w:t>
-            </w:r>
-            <w:r>
-              <w:rPr>
-                <w:color w:val="000000" w:themeColor="text1"/>
-              </w:rPr>
-              <w:t>tatus</w:t>
-            </w:r>
-          </w:p>
-          <w:p>
-            <w:pPr>
-              <w:pStyle w:val="Paragraph2"/>
-              <w:ind w:left="0"/>
-              <w:rPr>
-                <w:color w:val="000000" w:themeColor="text1"/>
-              </w:rPr>
-            </w:pPr>
-          </w:p>
-        </w:tc>
-        <w:tc>
-          <w:tcPr>
-            <w:tcW w:w="1476" w:type="dxa"/>
-          </w:tcPr>
-          <w:p>
-            <w:pPr>
-              <w:pStyle w:val="Paragraph2"/>
-              <w:ind w:left="0"/>
-              <w:rPr>
-                <w:color w:val="000000" w:themeColor="text1"/>
-              </w:rPr>
-            </w:pPr>
-            <w:r>
-              <w:rPr>
-                <w:color w:val="000000" w:themeColor="text1"/>
-              </w:rPr>
-              <w:t>numChats</w:t>
-            </w:r>
-          </w:p>
-          <w:p>
-            <w:pPr>
-              <w:pStyle w:val="Paragraph2"/>
-              <w:ind w:left="0"/>
-              <w:rPr>
-                <w:color w:val="000000" w:themeColor="text1"/>
-              </w:rPr>
-            </w:pPr>
-          </w:p>
-        </w:tc>
-        <w:tc>
-          <w:tcPr>
-            <w:tcW w:w="1476" w:type="dxa"/>
-          </w:tcPr>
-          <w:p>
-            <w:pPr>
-              <w:pStyle w:val="Paragraph2"/>
-              <w:ind w:left="0"/>
-              <w:rPr>
-                <w:color w:val="000000" w:themeColor="text1"/>
-              </w:rPr>
-            </w:pPr>
-            <w:r>
-              <w:rPr>
-                <w:color w:val="000000" w:themeColor="text1"/>
-              </w:rPr>
-              <w:t>numUsers</w:t>
-            </w:r>
-          </w:p>
-        </w:tc>
-        <w:tc>
-          <w:tcPr>
-            <w:tcW w:w="1476" w:type="dxa"/>
-          </w:tcPr>
-          <w:p>
-            <w:pPr>
-              <w:pStyle w:val="Paragraph2"/>
-              <w:ind w:left="0"/>
-              <w:rPr>
-                <w:color w:val="000000" w:themeColor="text1"/>
-              </w:rPr>
-            </w:pPr>
-          </w:p>
-        </w:tc>
-        <w:tc>
-          <w:tcPr>
-            <w:tcW w:w="1476" w:type="dxa"/>
-          </w:tcPr>
-          <w:p>
-            <w:pPr>
-              <w:pStyle w:val="Paragraph2"/>
-              <w:ind w:left="0"/>
-              <w:rPr>
-                <w:color w:val="000000" w:themeColor="text1"/>
-              </w:rPr>
-            </w:pPr>
-          </w:p>
-        </w:tc>
-        <w:tc>
-          <w:tcPr>
-            <w:tcW w:w="1476" w:type="dxa"/>
-          </w:tcPr>
-          <w:p>
-            <w:pPr>
-              <w:pStyle w:val="Paragraph2"/>
-              <w:ind w:left="0"/>
-              <w:rPr>
-                <w:color w:val="000000" w:themeColor="text1"/>
-              </w:rPr>
-            </w:pPr>
-          </w:p>
-        </w:tc>
-      </w:tr>
-      <w:tr>
-        <w:tc>
-          <w:tcPr>
-            <w:tcW w:w="1476" w:type="dxa"/>
-          </w:tcPr>
-          <w:p>
-            <w:pPr>
-              <w:pStyle w:val="Paragraph2"/>
-              <w:ind w:left="0"/>
-              <w:rPr>
-                <w:color w:val="000000" w:themeColor="text1"/>
-              </w:rPr>
-            </w:pPr>
-            <w:r>
-              <w:rPr>
-                <w:color w:val="000000" w:themeColor="text1"/>
-              </w:rPr>
-              <w:t>checkStatus</w:t>
-            </w:r>
-          </w:p>
-          <w:p>
-            <w:pPr>
-              <w:pStyle w:val="Paragraph2"/>
-              <w:ind w:left="0"/>
-              <w:rPr>
-                <w:color w:val="000000" w:themeColor="text1"/>
-              </w:rPr>
-            </w:pPr>
-          </w:p>
-        </w:tc>
-        <w:tc>
-          <w:tcPr>
-            <w:tcW w:w="1476" w:type="dxa"/>
-          </w:tcPr>
-          <w:p>
-            <w:pPr>
-              <w:pStyle w:val="Paragraph2"/>
-              <w:ind w:left="0"/>
-              <w:rPr>
-                <w:color w:val="000000" w:themeColor="text1"/>
-              </w:rPr>
-            </w:pPr>
-            <w:r>
-              <w:rPr>
-                <w:color w:val="000000" w:themeColor="text1"/>
-              </w:rPr>
-              <w:t>registerUser</w:t>
-            </w:r>
-          </w:p>
-          <w:p>
-            <w:pPr>
-              <w:pStyle w:val="Paragraph2"/>
-              <w:ind w:left="0"/>
-              <w:rPr>
-                <w:color w:val="000000" w:themeColor="text1"/>
-              </w:rPr>
-            </w:pPr>
-            <w:r>
-              <w:rPr>
-                <w:color w:val="000000" w:themeColor="text1"/>
-              </w:rPr>
-              <w:t>readUsers</w:t>
-            </w:r>
-          </w:p>
-          <w:p>
-            <w:pPr>
-              <w:pStyle w:val="Paragraph2"/>
-              <w:ind w:left="0"/>
-              <w:rPr>
-                <w:color w:val="000000" w:themeColor="text1"/>
-              </w:rPr>
-            </w:pPr>
-          </w:p>
-        </w:tc>
-        <w:tc>
-          <w:tcPr>
-            <w:tcW w:w="1476" w:type="dxa"/>
-          </w:tcPr>
-          <w:p>
-            <w:pPr>
-              <w:pStyle w:val="Paragraph2"/>
-              <w:ind w:left="0"/>
-              <w:rPr>
-                <w:color w:val="000000" w:themeColor="text1"/>
-              </w:rPr>
-            </w:pPr>
-            <w:r>
-              <w:rPr>
-                <w:color w:val="000000" w:themeColor="text1"/>
-              </w:rPr>
-              <w:t>writeLog</w:t>
-            </w:r>
-          </w:p>
-          <w:p>
-            <w:pPr>
-              <w:pStyle w:val="Paragraph2"/>
-              <w:ind w:left="0"/>
-              <w:rPr>
-                <w:color w:val="000000" w:themeColor="text1"/>
-              </w:rPr>
-            </w:pPr>
-            <w:r>
-              <w:rPr>
-                <w:color w:val="000000" w:themeColor="text1"/>
-              </w:rPr>
-              <w:t>readLog</w:t>
-            </w:r>
-          </w:p>
-          <w:p>
-            <w:pPr>
-              <w:pStyle w:val="Paragraph2"/>
-              <w:ind w:left="0"/>
-              <w:rPr>
-                <w:color w:val="000000" w:themeColor="text1"/>
-              </w:rPr>
-            </w:pPr>
-          </w:p>
-        </w:tc>
-        <w:tc>
-          <w:tcPr>
-            <w:tcW w:w="1476" w:type="dxa"/>
-          </w:tcPr>
-          <w:p>
-            <w:pPr>
-              <w:pStyle w:val="Paragraph2"/>
-              <w:ind w:left="0"/>
-              <w:rPr>
-                <w:color w:val="000000" w:themeColor="text1"/>
-              </w:rPr>
-            </w:pPr>
-          </w:p>
-        </w:tc>
-        <w:tc>
-          <w:tcPr>
-            <w:tcW w:w="1476" w:type="dxa"/>
-          </w:tcPr>
-          <w:p>
-            <w:pPr>
-              <w:pStyle w:val="Paragraph2"/>
-              <w:ind w:left="0"/>
-              <w:rPr>
-                <w:color w:val="000000" w:themeColor="text1"/>
-              </w:rPr>
-            </w:pPr>
-          </w:p>
-        </w:tc>
-        <w:tc>
-          <w:tcPr>
-            <w:tcW w:w="1476" w:type="dxa"/>
-          </w:tcPr>
-          <w:p>
-            <w:pPr>
-              <w:pStyle w:val="Paragraph2"/>
-              <w:ind w:left="0"/>
-              <w:rPr>
-                <w:color w:val="000000" w:themeColor="text1"/>
-              </w:rPr>
-            </w:pPr>
-          </w:p>
-        </w:tc>
-      </w:tr>
-    </w:tbl>
+        <w:numPr>
+          <w:ilvl w:val="0"/>
+          <w:numId w:val="3"/>
+        </w:numPr>
+        <w:rPr>
+          <w:color w:val="000000" w:themeColor="text1"/>
+        </w:rPr>
+      </w:pPr>
+      <w:r>
+        <w:rPr>
+          <w:color w:val="000000" w:themeColor="text1"/>
+        </w:rPr>
+        <w:t>Client Module:</w:t>
+      </w:r>
+    </w:p>
+    <w:p>
+      <w:pPr>
+        <w:pStyle w:val="Paragraph2"/>
+        <w:numPr>
+          <w:ilvl w:val="1"/>
+          <w:numId w:val="3"/>
+        </w:numPr>
+        <w:rPr>
+          <w:color w:val="000000" w:themeColor="text1"/>
+        </w:rPr>
+      </w:pPr>
+      <w:r>
+        <w:rPr>
+          <w:color w:val="000000" w:themeColor="text1"/>
+        </w:rPr>
+        <w:t>User, user of the system.</w:t>
+      </w:r>
+    </w:p>
+    <w:p>
+      <w:pPr>
+        <w:pStyle w:val="Paragraph2"/>
+        <w:numPr>
+          <w:ilvl w:val="1"/>
+          <w:numId w:val="3"/>
+        </w:numPr>
+        <w:rPr>
+          <w:color w:val="000000" w:themeColor="text1"/>
+        </w:rPr>
+      </w:pPr>
+      <w:r>
+        <w:rPr>
+          <w:color w:val="000000" w:themeColor="text1"/>
+        </w:rPr>
+        <w:t>IT, superuser of the system.</w:t>
+      </w:r>
+    </w:p>
+    <w:p>
+      <w:pPr>
+        <w:pStyle w:val="Paragraph2"/>
+        <w:numPr>
+          <w:ilvl w:val="1"/>
+          <w:numId w:val="3"/>
+        </w:numPr>
+        <w:rPr>
+          <w:color w:val="000000" w:themeColor="text1"/>
+        </w:rPr>
+      </w:pPr>
+      <w:r>
+        <w:rPr>
+          <w:color w:val="000000" w:themeColor="text1"/>
+        </w:rPr>
+        <w:t>GUI, interactive user interface for clients.</w:t>
+      </w:r>
+    </w:p>
+    <w:p>
+      <w:pPr>
+        <w:pStyle w:val="Paragraph2"/>
+        <w:numPr>
+          <w:ilvl w:val="1"/>
+          <w:numId w:val="3"/>
+        </w:numPr>
+        <w:rPr>
+          <w:color w:val="000000" w:themeColor="text1"/>
+        </w:rPr>
+      </w:pPr>
+      <w:r>
+        <w:rPr>
+          <w:color w:val="000000" w:themeColor="text1"/>
+        </w:rPr>
+        <w:t>Networking, to handle Inbound/Outbound traffic.</w:t>
+      </w:r>
+    </w:p>
+    <w:p>
+      <w:pPr>
+        <w:pStyle w:val="Paragraph2"/>
+        <w:numPr>
+          <w:ilvl w:val="1"/>
+          <w:numId w:val="3"/>
+        </w:numPr>
+        <w:rPr>
+          <w:color w:val="000000" w:themeColor="text1"/>
+        </w:rPr>
+      </w:pPr>
+      <w:r>
+        <w:rPr>
+          <w:color w:val="000000" w:themeColor="text1"/>
+        </w:rPr>
+        <w:t>Help Page, a short page to explain the basic usages of the GUI.</w:t>
+      </w:r>
+    </w:p>
+    <w:p>
+      <w:pPr>
+        <w:pStyle w:val="Paragraph2"/>
+        <w:numPr>
+          <w:ilvl w:val="1"/>
+          <w:numId w:val="3"/>
+        </w:numPr>
+        <w:rPr>
+          <w:color w:val="000000" w:themeColor="text1"/>
+        </w:rPr>
+      </w:pPr>
+      <w:r>
+        <w:rPr>
+          <w:color w:val="000000" w:themeColor="text1"/>
+        </w:rPr>
+        <w:t>...</w:t>
+      </w:r>
+    </w:p>
+    <w:p>
+      <w:pPr>
+        <w:pStyle w:val="Paragraph2"/>
+        <w:numPr>
+          <w:ilvl w:val="0"/>
+          <w:numId w:val="3"/>
+        </w:numPr>
+        <w:rPr>
+          <w:color w:val="000000" w:themeColor="text1"/>
+        </w:rPr>
+      </w:pPr>
+      <w:r>
+        <w:rPr>
+          <w:color w:val="000000" w:themeColor="text1"/>
+        </w:rPr>
+        <w:t>Server Module:</w:t>
+      </w:r>
+    </w:p>
+    <w:p>
+      <w:pPr>
+        <w:pStyle w:val="Paragraph2"/>
+        <w:numPr>
+          <w:ilvl w:val="1"/>
+          <w:numId w:val="3"/>
+        </w:numPr>
+        <w:rPr>
+          <w:color w:val="000000" w:themeColor="text1"/>
+        </w:rPr>
+      </w:pPr>
+      <w:r>
+        <w:rPr>
+          <w:color w:val="000000" w:themeColor="text1"/>
+        </w:rPr>
+        <w:t>ConsoleUI, to interact with any server-side processes.</w:t>
+      </w:r>
+    </w:p>
+    <w:p>
+      <w:pPr>
+        <w:pStyle w:val="Paragraph2"/>
+        <w:numPr>
+          <w:ilvl w:val="1"/>
+          <w:numId w:val="3"/>
+        </w:numPr>
+        <w:rPr>
+          <w:color w:val="000000" w:themeColor="text1"/>
+        </w:rPr>
+      </w:pPr>
+      <w:r>
+        <w:rPr>
+          <w:color w:val="000000" w:themeColor="text1"/>
+        </w:rPr>
+        <w:t>Networking, to handle Inbound/Outbound traffic.</w:t>
+      </w:r>
+    </w:p>
+    <w:p>
+      <w:pPr>
+        <w:pStyle w:val="Paragraph2"/>
+        <w:numPr>
+          <w:ilvl w:val="1"/>
+          <w:numId w:val="3"/>
+        </w:numPr>
+        <w:rPr>
+          <w:color w:val="000000" w:themeColor="text1"/>
+        </w:rPr>
+      </w:pPr>
+      <w:r>
+        <w:rPr>
+          <w:color w:val="000000" w:themeColor="text1"/>
+        </w:rPr>
+        <w:t>Logging, a record of all user chats.</w:t>
+      </w:r>
+    </w:p>
+    <w:p>
+      <w:pPr>
+        <w:pStyle w:val="Paragraph2"/>
+        <w:numPr>
+          <w:ilvl w:val="1"/>
+          <w:numId w:val="3"/>
+        </w:numPr>
+        <w:rPr>
+          <w:color w:val="000000" w:themeColor="text1"/>
+        </w:rPr>
+      </w:pPr>
+      <w:r>
+        <w:rPr>
+          <w:color w:val="000000" w:themeColor="text1"/>
+        </w:rPr>
+        <w:t>Registration, logical processing of new users.</w:t>
+      </w:r>
+    </w:p>
+    <w:p>
+      <w:pPr>
+        <w:pStyle w:val="Paragraph2"/>
+        <w:numPr>
+          <w:ilvl w:val="1"/>
+          <w:numId w:val="3"/>
+        </w:numPr>
+        <w:rPr>
+          <w:color w:val="000000" w:themeColor="text1"/>
+        </w:rPr>
+      </w:pPr>
+      <w:r>
+        <w:rPr>
+          <w:color w:val="000000" w:themeColor="text1"/>
+        </w:rPr>
+        <w:t>Verification, logical determination of existing users.</w:t>
+      </w:r>
+    </w:p>
+    <w:p>
+      <w:pPr>
+        <w:pStyle w:val="Paragraph2"/>
+        <w:numPr>
+          <w:ilvl w:val="1"/>
+          <w:numId w:val="3"/>
+        </w:numPr>
+        <w:rPr>
+          <w:color w:val="000000" w:themeColor="text1"/>
+        </w:rPr>
+      </w:pPr>
+      <w:r>
+        <w:rPr>
+          <w:color w:val="000000" w:themeColor="text1"/>
+        </w:rPr>
+        <w:t>…</w:t>
+      </w:r>
+    </w:p>
     <w:p>
       <w:pPr>
         <w:pStyle w:val="Paragraph2"/>
@@ -4430,11 +3652,21 @@
           <w:numId w:val="2"/>
         </w:numPr>
       </w:pPr>
-      <w:bookmarkStart w:id="13" w:name="__RefHeading___Toc19440727"/>
-      <w:bookmarkEnd w:id="13"/>
+      <w:bookmarkStart w:id="14" w:name="__RefHeading___Toc19440727"/>
+      <w:bookmarkEnd w:id="14"/>
+      <w:commentRangeStart w:id="15"/>
       <w:r>
         <w:t>Product Functionality/Features</w:t>
       </w:r>
+      <w:commentRangeEnd w:id="15"/>
+      <w:r>
+        <w:rPr>
+          <w:rStyle w:val="CommentReference"/>
+          <w:sz w:val="24"/>
+          <w:szCs w:val="20"/>
+        </w:rPr>
+        <w:commentReference w:id="15"/>
+      </w:r>
     </w:p>
     <w:p>
       <w:pPr>
@@ -4443,6 +3675,204 @@
       <w:r>
         <w:t>The high-level features of the system are as follows (see section 3 of this document for more detailed requirements that address these features):</w:t>
       </w:r>
+    </w:p>
+    <w:p>
+      <w:pPr>
+        <w:ind w:left="1440"/>
+      </w:pPr>
+    </w:p>
+    <w:p>
+      <w:pPr>
+        <w:ind w:left="1440"/>
+      </w:pPr>
+      <w:r>
+        <w:t>Communication is strictly text-based.</w:t>
+      </w:r>
+      <w:r>
+        <w:t xml:space="preserve"> No images nor videos. </w:t>
+      </w:r>
+    </w:p>
+    <w:p>
+      <w:pPr>
+        <w:ind w:left="1440"/>
+      </w:pPr>
+    </w:p>
+    <w:p>
+      <w:pPr>
+        <w:ind w:left="1440"/>
+      </w:pPr>
+      <w:r>
+        <w:t xml:space="preserve">Communication is </w:t>
+      </w:r>
+      <w:r>
+        <w:t>both asynchronous and synchronous.</w:t>
+      </w:r>
+    </w:p>
+    <w:p>
+      <w:pPr>
+        <w:ind w:left="1440"/>
+      </w:pPr>
+    </w:p>
+    <w:p>
+      <w:pPr>
+        <w:ind w:left="1440"/>
+      </w:pPr>
+      <w:r>
+        <w:t>Privacy between users and IT is negligible.</w:t>
+      </w:r>
+    </w:p>
+    <w:p>
+      <w:pPr>
+        <w:ind w:left="1440"/>
+      </w:pPr>
+    </w:p>
+    <w:p>
+      <w:pPr>
+        <w:ind w:left="1440"/>
+      </w:pPr>
+      <w:r>
+        <w:t xml:space="preserve">IT users must register any new users to the system. </w:t>
+      </w:r>
+    </w:p>
+    <w:p>
+      <w:pPr>
+        <w:ind w:left="1440"/>
+      </w:pPr>
+    </w:p>
+    <w:p>
+      <w:r>
+        <w:tab/>
+      </w:r>
+      <w:r>
+        <w:tab/>
+      </w:r>
+      <w:r>
+        <w:t>Users need to have a way to log in and log out of the client.</w:t>
+      </w:r>
+    </w:p>
+    <w:p/>
+    <w:p>
+      <w:r>
+        <w:tab/>
+      </w:r>
+      <w:r>
+        <w:tab/>
+        <w:t>Log ins must be verified, so that only registered users can use the client.</w:t>
+      </w:r>
+      <w:r>
+        <w:tab/>
+      </w:r>
+    </w:p>
+    <w:p/>
+    <w:p>
+      <w:r>
+        <w:tab/>
+      </w:r>
+      <w:r>
+        <w:tab/>
+        <w:t xml:space="preserve">Help Page will cover the different client </w:t>
+      </w:r>
+      <w:r>
+        <w:t>capabilities.</w:t>
+      </w:r>
+    </w:p>
+    <w:p/>
+    <w:p>
+      <w:r>
+        <w:tab/>
+      </w:r>
+      <w:r>
+        <w:tab/>
+        <w:t>Client and Server are capable of two-way communication.</w:t>
+      </w:r>
+    </w:p>
+    <w:p>
+      <w:pPr>
+        <w:ind w:left="1440"/>
+      </w:pPr>
+    </w:p>
+    <w:p>
+      <w:pPr>
+        <w:ind w:left="1440"/>
+      </w:pPr>
+      <w:r>
+        <w:t>Users are allowed to converse with another user or several at once.</w:t>
+      </w:r>
+    </w:p>
+    <w:p>
+      <w:pPr>
+        <w:ind w:left="1440"/>
+      </w:pPr>
+    </w:p>
+    <w:p>
+      <w:pPr>
+        <w:ind w:left="1440"/>
+        <w:rPr>
+          <w:color w:val="000000" w:themeColor="text1"/>
+        </w:rPr>
+      </w:pPr>
+      <w:r>
+        <w:rPr>
+          <w:color w:val="000000" w:themeColor="text1"/>
+        </w:rPr>
+        <w:t>The message box supports conventional text modification, i.e. copy and paste, redo and undo.</w:t>
+      </w:r>
+    </w:p>
+    <w:p>
+      <w:pPr>
+        <w:ind w:left="1440"/>
+        <w:rPr>
+          <w:color w:val="000000" w:themeColor="text1"/>
+        </w:rPr>
+      </w:pPr>
+    </w:p>
+    <w:p>
+      <w:pPr>
+        <w:ind w:left="1440"/>
+        <w:rPr>
+          <w:color w:val="000000" w:themeColor="text1"/>
+        </w:rPr>
+      </w:pPr>
+      <w:r>
+        <w:rPr>
+          <w:color w:val="000000" w:themeColor="text1"/>
+        </w:rPr>
+        <w:t>Users will be able to search for other users to either individually chat or form a group with.</w:t>
+      </w:r>
+    </w:p>
+    <w:p>
+      <w:pPr>
+        <w:ind w:left="1440"/>
+        <w:rPr>
+          <w:color w:val="000000" w:themeColor="text1"/>
+        </w:rPr>
+      </w:pPr>
+    </w:p>
+    <w:p>
+      <w:pPr>
+        <w:ind w:left="1440"/>
+        <w:rPr>
+          <w:color w:val="E97132" w:themeColor="accent2"/>
+        </w:rPr>
+      </w:pPr>
+    </w:p>
+    <w:p>
+      <w:pPr>
+        <w:ind w:left="1440"/>
+        <w:rPr>
+          <w:color w:val="E97132" w:themeColor="accent2"/>
+        </w:rPr>
+      </w:pPr>
+    </w:p>
+    <w:p>
+      <w:pPr>
+        <w:ind w:left="1440"/>
+      </w:pPr>
+    </w:p>
+    <w:p>
+      <w:pPr>
+        <w:ind w:left="1440"/>
+      </w:pPr>
     </w:p>
     <w:p>
       <w:pPr>
@@ -4452,53 +3882,283 @@
           <w:numId w:val="2"/>
         </w:numPr>
       </w:pPr>
-      <w:bookmarkStart w:id="14" w:name="__RefHeading___Toc19440728"/>
-      <w:bookmarkEnd w:id="14"/>
-      <w:r>
-        <w:lastRenderedPageBreak/>
+      <w:bookmarkStart w:id="16" w:name="__RefHeading___Toc19440728"/>
+      <w:bookmarkEnd w:id="16"/>
+      <w:r>
         <w:t>Constraints</w:t>
       </w:r>
     </w:p>
     <w:p>
       <w:pPr>
         <w:pStyle w:val="Paragraph2"/>
-      </w:pPr>
-      <w:bookmarkStart w:id="15" w:name="REQBV0L32"/>
-      <w:r>
-        <w:rPr>
-          <w:color w:val="7030A0"/>
-        </w:rPr>
-        <w:t>List appropriate constraints.</w:t>
+        <w:rPr>
+          <w:color w:val="000000" w:themeColor="text1"/>
+        </w:rPr>
+      </w:pPr>
+      <w:r>
+        <w:rPr>
+          <w:color w:val="000000" w:themeColor="text1"/>
+        </w:rPr>
+        <w:t>Since users will directly interact with system by an application, the system must not contain browser specific code</w:t>
       </w:r>
     </w:p>
     <w:p>
       <w:pPr>
         <w:pStyle w:val="Paragraph2"/>
         <w:rPr>
-          <w:color w:val="7030A0"/>
-          <w:u w:val="double"/>
-        </w:rPr>
-      </w:pPr>
-      <w:r>
-        <w:rPr>
-          <w:color w:val="7030A0"/>
-        </w:rPr>
-        <w:t xml:space="preserve">Constraint example: </w:t>
-      </w:r>
-      <w:r>
-        <w:rPr>
-          <w:vanish/>
-          <w:color w:val="7030A0"/>
-        </w:rPr>
-        <w:t xml:space="preserve">SR7 </w:t>
-      </w:r>
-      <w:r>
-        <w:rPr>
-          <w:color w:val="7030A0"/>
-        </w:rPr>
-        <w:t>Since users may use any web browser to access the system, no browser-specific code is to be used in the system. </w:t>
-      </w:r>
-      <w:bookmarkEnd w:id="15"/>
+          <w:color w:val="000000" w:themeColor="text1"/>
+        </w:rPr>
+      </w:pPr>
+      <w:r>
+        <w:rPr>
+          <w:color w:val="000000" w:themeColor="text1"/>
+        </w:rPr>
+        <w:t>Chat logs should be saved and stored by some means</w:t>
+      </w:r>
+    </w:p>
+    <w:p>
+      <w:pPr>
+        <w:pStyle w:val="Paragraph2"/>
+        <w:rPr>
+          <w:color w:val="000000" w:themeColor="text1"/>
+        </w:rPr>
+      </w:pPr>
+      <w:r>
+        <w:rPr>
+          <w:color w:val="000000" w:themeColor="text1"/>
+        </w:rPr>
+        <w:t>Any new or additional users of the applications must be created by the IT</w:t>
+      </w:r>
+    </w:p>
+    <w:p>
+      <w:pPr>
+        <w:pStyle w:val="Paragraph2"/>
+        <w:rPr>
+          <w:color w:val="000000" w:themeColor="text1"/>
+        </w:rPr>
+      </w:pPr>
+      <w:r>
+        <w:rPr>
+          <w:color w:val="000000" w:themeColor="text1"/>
+        </w:rPr>
+        <w:t>The application may only be programmed in Java.</w:t>
+      </w:r>
+    </w:p>
+    <w:p>
+      <w:pPr>
+        <w:pStyle w:val="Paragraph2"/>
+        <w:rPr>
+          <w:color w:val="000000" w:themeColor="text1"/>
+        </w:rPr>
+      </w:pPr>
+      <w:r>
+        <w:rPr>
+          <w:color w:val="000000" w:themeColor="text1"/>
+        </w:rPr>
+        <w:t>The application’s soft deadline is 04/30/2026.</w:t>
+      </w:r>
+    </w:p>
+    <w:p>
+      <w:pPr>
+        <w:pStyle w:val="Paragraph2"/>
+        <w:rPr>
+          <w:color w:val="000000" w:themeColor="text1"/>
+        </w:rPr>
+      </w:pPr>
+      <w:r>
+        <w:rPr>
+          <w:color w:val="000000" w:themeColor="text1"/>
+        </w:rPr>
+        <w:t xml:space="preserve">The application’s hard deadline is 05/05/2026. </w:t>
+      </w:r>
+    </w:p>
+    <w:p>
+      <w:pPr>
+        <w:pStyle w:val="Paragraph2"/>
+        <w:ind w:left="720" w:firstLine="720"/>
+        <w:rPr>
+          <w:color w:val="000000" w:themeColor="text1"/>
+        </w:rPr>
+      </w:pPr>
+      <w:r>
+        <w:rPr>
+          <w:color w:val="000000" w:themeColor="text1"/>
+        </w:rPr>
+        <w:t>The application can</w:t>
+      </w:r>
+      <w:r>
+        <w:rPr>
+          <w:color w:val="000000" w:themeColor="text1"/>
+        </w:rPr>
+        <w:t xml:space="preserve">not use databases. </w:t>
+      </w:r>
+    </w:p>
+    <w:p>
+      <w:pPr>
+        <w:pStyle w:val="Paragraph2"/>
+        <w:rPr>
+          <w:color w:val="000000" w:themeColor="text1"/>
+        </w:rPr>
+      </w:pPr>
+      <w:r>
+        <w:rPr>
+          <w:color w:val="000000" w:themeColor="text1"/>
+        </w:rPr>
+        <w:t>The application cannot</w:t>
+      </w:r>
+      <w:r>
+        <w:rPr>
+          <w:color w:val="000000" w:themeColor="text1"/>
+        </w:rPr>
+        <w:t xml:space="preserve"> use encryption. </w:t>
+      </w:r>
+    </w:p>
+    <w:p>
+      <w:pPr>
+        <w:pStyle w:val="Paragraph2"/>
+        <w:rPr>
+          <w:color w:val="000000" w:themeColor="text1"/>
+        </w:rPr>
+      </w:pPr>
+      <w:r>
+        <w:rPr>
+          <w:color w:val="000000" w:themeColor="text1"/>
+        </w:rPr>
+        <w:t xml:space="preserve">The application must use TCP/IP for network connections. </w:t>
+      </w:r>
+    </w:p>
+    <w:p>
+      <w:pPr>
+        <w:pStyle w:val="Paragraph2"/>
+        <w:rPr>
+          <w:color w:val="000000" w:themeColor="text1"/>
+        </w:rPr>
+      </w:pPr>
+      <w:r>
+        <w:rPr>
+          <w:color w:val="000000" w:themeColor="text1"/>
+        </w:rPr>
+        <w:t>No code should be AI-generated or “vibe-coded”.</w:t>
+      </w:r>
+    </w:p>
+    <w:p>
+      <w:pPr>
+        <w:pStyle w:val="Paragraph2"/>
+        <w:rPr>
+          <w:color w:val="000000" w:themeColor="text1"/>
+        </w:rPr>
+      </w:pPr>
+      <w:r>
+        <w:rPr>
+          <w:color w:val="000000" w:themeColor="text1"/>
+        </w:rPr>
+        <w:t xml:space="preserve">Built-in data structures, unless otherwise stated or asked about beforehand, are not allowed. </w:t>
+      </w:r>
+    </w:p>
+    <w:p>
+      <w:pPr>
+        <w:pStyle w:val="Paragraph2"/>
+        <w:ind w:firstLine="720"/>
+        <w:rPr>
+          <w:color w:val="000000" w:themeColor="text1"/>
+        </w:rPr>
+      </w:pPr>
+      <w:r>
+        <w:rPr>
+          <w:color w:val="000000" w:themeColor="text1"/>
+        </w:rPr>
+        <w:t>Exceptions are: …</w:t>
+      </w:r>
+    </w:p>
+    <w:p>
+      <w:pPr>
+        <w:pStyle w:val="Paragraph2"/>
+        <w:rPr>
+          <w:color w:val="000000" w:themeColor="text1"/>
+        </w:rPr>
+      </w:pPr>
+      <w:r>
+        <w:rPr>
+          <w:color w:val="000000" w:themeColor="text1"/>
+        </w:rPr>
+        <w:t>Developers may only use the Eclipse IDE for Java Developers.</w:t>
+      </w:r>
+    </w:p>
+    <w:p>
+      <w:pPr>
+        <w:pStyle w:val="Paragraph2"/>
+        <w:rPr>
+          <w:color w:val="000000" w:themeColor="text1"/>
+        </w:rPr>
+      </w:pPr>
+      <w:r>
+        <w:rPr>
+          <w:color w:val="000000" w:themeColor="text1"/>
+        </w:rPr>
+        <w:t xml:space="preserve">Developers are expected to maintain </w:t>
+      </w:r>
+      <w:r>
+        <w:rPr>
+          <w:color w:val="000000" w:themeColor="text1"/>
+        </w:rPr>
+        <w:t xml:space="preserve">standard </w:t>
+      </w:r>
+      <w:r>
+        <w:rPr>
+          <w:color w:val="000000" w:themeColor="text1"/>
+        </w:rPr>
+        <w:t>cod</w:t>
+      </w:r>
+      <w:r>
+        <w:rPr>
+          <w:color w:val="000000" w:themeColor="text1"/>
+        </w:rPr>
+        <w:t>ing</w:t>
+      </w:r>
+      <w:r>
+        <w:rPr>
+          <w:color w:val="000000" w:themeColor="text1"/>
+        </w:rPr>
+        <w:t xml:space="preserve"> conventions, including but not limited to: Good comments, “Clean code”, Naming conventions, or Pre-conditions/Post-conditions for methods/function calls. </w:t>
+      </w:r>
+    </w:p>
+    <w:p>
+      <w:pPr>
+        <w:pStyle w:val="Paragraph2"/>
+        <w:rPr>
+          <w:color w:val="000000" w:themeColor="text1"/>
+        </w:rPr>
+      </w:pPr>
+      <w:r>
+        <w:rPr>
+          <w:color w:val="000000" w:themeColor="text1"/>
+        </w:rPr>
+        <w:t>Users cannot have any access to logs.</w:t>
+      </w:r>
+    </w:p>
+    <w:p>
+      <w:pPr>
+        <w:pStyle w:val="Paragraph2"/>
+        <w:rPr>
+          <w:color w:val="E97132" w:themeColor="accent2"/>
+        </w:rPr>
+      </w:pPr>
+    </w:p>
+    <w:p>
+      <w:pPr>
+        <w:pStyle w:val="Paragraph2"/>
+        <w:rPr>
+          <w:color w:val="E97132" w:themeColor="accent2"/>
+        </w:rPr>
+      </w:pPr>
+    </w:p>
+    <w:p>
+      <w:pPr>
+        <w:pStyle w:val="Paragraph2"/>
+        <w:rPr>
+          <w:color w:val="E97132" w:themeColor="accent2"/>
+        </w:rPr>
+      </w:pPr>
     </w:p>
     <w:p>
       <w:pPr>
@@ -4508,8 +4168,8 @@
           <w:numId w:val="2"/>
         </w:numPr>
       </w:pPr>
-      <w:bookmarkStart w:id="16" w:name="__RefHeading___Toc19440729"/>
-      <w:bookmarkEnd w:id="16"/>
+      <w:bookmarkStart w:id="17" w:name="__RefHeading___Toc19440729"/>
+      <w:bookmarkEnd w:id="17"/>
       <w:r>
         <w:t>Assumptions and Dependencies</w:t>
       </w:r>
@@ -4518,26 +4178,121 @@
       <w:pPr>
         <w:pStyle w:val="Paragraph2"/>
         <w:rPr>
-          <w:color w:val="7030A0"/>
-        </w:rPr>
-      </w:pPr>
-      <w:r>
-        <w:rPr>
-          <w:color w:val="7030A0"/>
-        </w:rPr>
-        <w:t>List appropriate assumptions</w:t>
+          <w:color w:val="000000" w:themeColor="text1"/>
+        </w:rPr>
+      </w:pPr>
+      <w:r>
+        <w:rPr>
+          <w:color w:val="000000" w:themeColor="text1"/>
+        </w:rPr>
+        <w:t xml:space="preserve">It is assumed that the application will handle a few thousand users at any given time. </w:t>
       </w:r>
     </w:p>
     <w:p>
       <w:pPr>
         <w:pStyle w:val="Paragraph2"/>
-      </w:pPr>
-      <w:r>
-        <w:rPr>
-          <w:color w:val="7030A0"/>
-        </w:rPr>
-        <w:t>Assumption Example: It is assumed that the maximum number of users at a given time is 15,000.</w:t>
-      </w:r>
+        <w:rPr>
+          <w:color w:val="000000" w:themeColor="text1"/>
+        </w:rPr>
+      </w:pPr>
+      <w:r>
+        <w:rPr>
+          <w:color w:val="000000" w:themeColor="text1"/>
+        </w:rPr>
+        <w:t xml:space="preserve">We can assume that the network when the application will be used is established on each user’s device. </w:t>
+      </w:r>
+    </w:p>
+    <w:p>
+      <w:pPr>
+        <w:pStyle w:val="Paragraph2"/>
+        <w:rPr>
+          <w:color w:val="000000" w:themeColor="text1"/>
+        </w:rPr>
+      </w:pPr>
+      <w:r>
+        <w:rPr>
+          <w:color w:val="000000" w:themeColor="text1"/>
+        </w:rPr>
+        <w:lastRenderedPageBreak/>
+        <w:t>In addition, we must assume that the company will provide computers that are capable of running the communication applications, thus reducing the need for compatibility comparison.</w:t>
+      </w:r>
+    </w:p>
+    <w:p>
+      <w:pPr>
+        <w:pStyle w:val="Paragraph2"/>
+        <w:ind w:left="0"/>
+        <w:rPr>
+          <w:color w:val="000000" w:themeColor="text1"/>
+        </w:rPr>
+      </w:pPr>
+      <w:r>
+        <w:rPr>
+          <w:color w:val="E97132" w:themeColor="accent2"/>
+        </w:rPr>
+        <w:tab/>
+      </w:r>
+      <w:r>
+        <w:rPr>
+          <w:color w:val="E97132" w:themeColor="accent2"/>
+        </w:rPr>
+        <w:tab/>
+      </w:r>
+      <w:r>
+        <w:rPr>
+          <w:color w:val="000000" w:themeColor="text1"/>
+        </w:rPr>
+        <w:t xml:space="preserve">The help page is assumed to not cover every last aspect of Client GUI. </w:t>
+      </w:r>
+    </w:p>
+    <w:p>
+      <w:pPr>
+        <w:pStyle w:val="Paragraph2"/>
+        <w:rPr>
+          <w:color w:val="000000" w:themeColor="text1"/>
+        </w:rPr>
+      </w:pPr>
+      <w:r>
+        <w:rPr>
+          <w:color w:val="000000" w:themeColor="text1"/>
+        </w:rPr>
+        <w:t>It is assumed that the existing infrastructure within the company supports basic electronic devices.</w:t>
+      </w:r>
+    </w:p>
+    <w:p>
+      <w:pPr>
+        <w:pStyle w:val="Paragraph2"/>
+        <w:rPr>
+          <w:color w:val="000000" w:themeColor="text1"/>
+        </w:rPr>
+      </w:pPr>
+      <w:r>
+        <w:rPr>
+          <w:color w:val="000000" w:themeColor="text1"/>
+        </w:rPr>
+        <w:t>It is assumed that since there is no encryption, the users of the system are completely perfect at keeping their credentials to themselves, and that there are never any cybercrimes or attacks committed against this software.</w:t>
+      </w:r>
+    </w:p>
+    <w:p>
+      <w:pPr>
+        <w:pStyle w:val="Paragraph2"/>
+        <w:rPr>
+          <w:color w:val="000000" w:themeColor="text1"/>
+        </w:rPr>
+      </w:pPr>
+      <w:r>
+        <w:rPr>
+          <w:color w:val="000000" w:themeColor="text1"/>
+        </w:rPr>
+        <w:t xml:space="preserve">Both the server and client application will be dependent on the Eclipse IDE for Java Developers for their development. </w:t>
+      </w:r>
+    </w:p>
+    <w:p>
+      <w:pPr>
+        <w:pStyle w:val="Paragraph2"/>
+        <w:rPr>
+          <w:color w:val="E97132" w:themeColor="accent2"/>
+        </w:rPr>
+      </w:pPr>
     </w:p>
     <w:p>
       <w:pPr>
@@ -4547,8 +4302,8 @@
           <w:numId w:val="2"/>
         </w:numPr>
       </w:pPr>
-      <w:bookmarkStart w:id="17" w:name="__RefHeading___Toc19440730"/>
-      <w:bookmarkEnd w:id="17"/>
+      <w:bookmarkStart w:id="18" w:name="__RefHeading___Toc19440730"/>
+      <w:bookmarkEnd w:id="18"/>
       <w:r>
         <w:lastRenderedPageBreak/>
         <w:t>Specific Requirements</w:t>
@@ -4562,8 +4317,8 @@
           <w:numId w:val="2"/>
         </w:numPr>
       </w:pPr>
-      <w:bookmarkStart w:id="18" w:name="__RefHeading___Toc19440731"/>
-      <w:bookmarkEnd w:id="18"/>
+      <w:bookmarkStart w:id="19" w:name="__RefHeading___Toc19440731"/>
+      <w:bookmarkEnd w:id="19"/>
       <w:r>
         <w:t>Functional Requirements</w:t>
       </w:r>
@@ -4587,7 +4342,7 @@
           <w:color w:val="7030A0"/>
         </w:rPr>
       </w:pPr>
-      <w:bookmarkStart w:id="19" w:name="REQBV1E74"/>
+      <w:bookmarkStart w:id="20" w:name="REQBV1E74"/>
       <w:r>
         <w:rPr>
           <w:color w:val="7030A0"/>
@@ -4642,7 +4397,7 @@
         </w:rPr>
         <w:t>Users should be allowed to log in using their issued id and pin, both of which are alphanumeric strings between 6 and 20 characters in length. </w:t>
       </w:r>
-      <w:bookmarkEnd w:id="19"/>
+      <w:bookmarkEnd w:id="20"/>
     </w:p>
     <w:p>
       <w:pPr>
@@ -4651,7 +4406,7 @@
           <w:color w:val="7030A0"/>
         </w:rPr>
       </w:pPr>
-      <w:bookmarkStart w:id="20" w:name="REQBV3V65"/>
+      <w:bookmarkStart w:id="21" w:name="REQBV3V65"/>
       <w:r>
         <w:rPr>
           <w:color w:val="7030A0"/>
@@ -4671,7 +4426,7 @@
         </w:rPr>
         <w:t>The system should provide HTML-based help pages on each screen that describe the purpose of each function within the system. </w:t>
       </w:r>
-      <w:bookmarkEnd w:id="20"/>
+      <w:bookmarkEnd w:id="21"/>
     </w:p>
     <w:p>
       <w:pPr>
@@ -4692,7 +4447,7 @@
           <w:color w:val="7030A0"/>
         </w:rPr>
       </w:pPr>
-      <w:bookmarkStart w:id="21" w:name="REQBV1F34"/>
+      <w:bookmarkStart w:id="22" w:name="REQBV1F34"/>
       <w:r>
         <w:rPr>
           <w:color w:val="7030A0"/>
@@ -4706,7 +4461,7 @@
         </w:rPr>
         <w:t xml:space="preserve">SR10 </w:t>
       </w:r>
-      <w:bookmarkEnd w:id="21"/>
+      <w:bookmarkEnd w:id="22"/>
     </w:p>
     <w:p>
       <w:pPr>
@@ -4769,7 +4524,7 @@
           <w:bCs/>
         </w:rPr>
       </w:pPr>
-      <w:bookmarkStart w:id="22" w:name="REQBV2F75"/>
+      <w:bookmarkStart w:id="23" w:name="REQBV2F75"/>
       <w:r>
         <w:rPr>
           <w:color w:val="7030A0"/>
@@ -4783,7 +4538,7 @@
         </w:rPr>
         <w:t xml:space="preserve">SR10 </w:t>
       </w:r>
-      <w:bookmarkEnd w:id="22"/>
+      <w:bookmarkEnd w:id="23"/>
       <w:r>
         <w:rPr>
           <w:b/>
@@ -4852,7 +4607,7 @@
           <w:color w:val="7030A0"/>
         </w:rPr>
       </w:pPr>
-      <w:bookmarkStart w:id="23" w:name="REQBV2YM5"/>
+      <w:bookmarkStart w:id="24" w:name="REQBV2YM5"/>
       <w:r>
         <w:rPr>
           <w:color w:val="7030A0"/>
@@ -4866,7 +4621,7 @@
         </w:rPr>
         <w:t xml:space="preserve">SR10 </w:t>
       </w:r>
-      <w:bookmarkEnd w:id="23"/>
+      <w:bookmarkEnd w:id="24"/>
     </w:p>
     <w:p>
       <w:pPr>
@@ -4925,8 +4680,8 @@
           <w:numId w:val="2"/>
         </w:numPr>
       </w:pPr>
-      <w:bookmarkStart w:id="24" w:name="__RefHeading___Toc19440736"/>
-      <w:bookmarkEnd w:id="24"/>
+      <w:bookmarkStart w:id="25" w:name="__RefHeading___Toc19440736"/>
+      <w:bookmarkEnd w:id="25"/>
       <w:r>
         <w:t>External Interface Requirements</w:t>
       </w:r>
@@ -4938,7 +4693,7 @@
           <w:color w:val="7030A0"/>
         </w:rPr>
       </w:pPr>
-      <w:bookmarkStart w:id="25" w:name="REQBUZLF2"/>
+      <w:bookmarkStart w:id="26" w:name="REQBUZLF2"/>
       <w:r>
         <w:rPr>
           <w:color w:val="7030A0"/>
@@ -5006,7 +4761,7 @@
         </w:rPr>
         <w:t>the following fields: student id, course id, term id, action. Where “action” is whether the student has added or dropped the course. The file will be exported nightly and will contain new transactions only. </w:t>
       </w:r>
-      <w:bookmarkEnd w:id="25"/>
+      <w:bookmarkEnd w:id="26"/>
     </w:p>
     <w:p>
       <w:pPr>
@@ -5016,8 +4771,8 @@
           <w:numId w:val="2"/>
         </w:numPr>
       </w:pPr>
-      <w:bookmarkStart w:id="26" w:name="__RefHeading___Toc19440737"/>
-      <w:bookmarkEnd w:id="26"/>
+      <w:bookmarkStart w:id="27" w:name="__RefHeading___Toc19440737"/>
+      <w:bookmarkEnd w:id="27"/>
       <w:r>
         <w:t>Internal Interface Requirements</w:t>
       </w:r>
@@ -5029,7 +4784,7 @@
           <w:color w:val="7030A0"/>
         </w:rPr>
       </w:pPr>
-      <w:bookmarkStart w:id="27" w:name="REQBV3515"/>
+      <w:bookmarkStart w:id="28" w:name="REQBV3515"/>
       <w:r>
         <w:rPr>
           <w:color w:val="7030A0"/>
@@ -5085,7 +4840,7 @@
         </w:rPr>
         <w:t>The system must process a data-feed from the grading system such that student grades are stored along with the historical student course enrolments. Data feed will be in the form of a comma-separated interface file that is exported from the grading system nightly.</w:t>
       </w:r>
-      <w:bookmarkEnd w:id="27"/>
+      <w:bookmarkEnd w:id="28"/>
     </w:p>
     <w:p>
       <w:pPr>
@@ -5094,7 +4849,7 @@
           <w:color w:val="7030A0"/>
         </w:rPr>
       </w:pPr>
-      <w:bookmarkStart w:id="28" w:name="REQBV46L8"/>
+      <w:bookmarkStart w:id="29" w:name="REQBV46L8"/>
       <w:r>
         <w:rPr>
           <w:color w:val="7030A0"/>
@@ -5114,7 +4869,7 @@
         </w:rPr>
         <w:t>The system must process a data-feed from the University billing system that contains new student records. The feed will be in the form of a comma-separated text file and will be exported from the billing system nightly with new student records. The fields included in the file are student name, student id, and student pin number.  </w:t>
       </w:r>
-      <w:bookmarkEnd w:id="28"/>
+      <w:bookmarkEnd w:id="29"/>
     </w:p>
     <w:p>
       <w:pPr>
@@ -5124,8 +4879,8 @@
           <w:numId w:val="2"/>
         </w:numPr>
       </w:pPr>
-      <w:bookmarkStart w:id="29" w:name="__RefHeading___Toc19440738"/>
-      <w:bookmarkEnd w:id="29"/>
+      <w:bookmarkStart w:id="30" w:name="__RefHeading___Toc19440738"/>
+      <w:bookmarkEnd w:id="30"/>
       <w:r>
         <w:lastRenderedPageBreak/>
         <w:t>Non-Functional Requirements</w:t>
@@ -5139,8 +4894,8 @@
           <w:numId w:val="2"/>
         </w:numPr>
       </w:pPr>
-      <w:bookmarkStart w:id="30" w:name="__RefHeading___Toc19440739"/>
-      <w:bookmarkEnd w:id="30"/>
+      <w:bookmarkStart w:id="31" w:name="__RefHeading___Toc19440739"/>
+      <w:bookmarkEnd w:id="31"/>
       <w:r>
         <w:t>Security and Privacy Requirements</w:t>
       </w:r>
@@ -5152,7 +4907,7 @@
           <w:color w:val="7030A0"/>
         </w:rPr>
       </w:pPr>
-      <w:bookmarkStart w:id="31" w:name="REQBV1AR4"/>
+      <w:bookmarkStart w:id="32" w:name="REQBV1AR4"/>
       <w:r>
         <w:rPr>
           <w:color w:val="7030A0"/>
@@ -5183,7 +4938,7 @@
         </w:rPr>
         <w:t>System must encrypt data being transmitted over the Internet. </w:t>
       </w:r>
-      <w:bookmarkEnd w:id="31"/>
+      <w:bookmarkEnd w:id="32"/>
     </w:p>
     <w:p>
       <w:pPr>
@@ -5193,8 +4948,8 @@
           <w:numId w:val="2"/>
         </w:numPr>
       </w:pPr>
-      <w:bookmarkStart w:id="32" w:name="__RefHeading___Toc19440740"/>
-      <w:bookmarkEnd w:id="32"/>
+      <w:bookmarkStart w:id="33" w:name="__RefHeading___Toc19440740"/>
+      <w:bookmarkEnd w:id="33"/>
       <w:r>
         <w:t>Environmental Requirements</w:t>
       </w:r>
@@ -5206,7 +4961,7 @@
           <w:color w:val="7030A0"/>
         </w:rPr>
       </w:pPr>
-      <w:bookmarkStart w:id="33" w:name="REQBV3HG5"/>
+      <w:bookmarkStart w:id="34" w:name="REQBV3HG5"/>
       <w:r>
         <w:rPr>
           <w:color w:val="7030A0"/>
@@ -5240,7 +4995,7 @@
         </w:rPr>
         <w:t>System cannot require that any software other than a web browser be installed on user computers. </w:t>
       </w:r>
-      <w:bookmarkEnd w:id="33"/>
+      <w:bookmarkEnd w:id="34"/>
     </w:p>
     <w:p>
       <w:pPr>
@@ -5249,7 +5004,7 @@
           <w:color w:val="7030A0"/>
         </w:rPr>
       </w:pPr>
-      <w:bookmarkStart w:id="34" w:name="REQBV5QU8"/>
+      <w:bookmarkStart w:id="35" w:name="REQBV5QU8"/>
       <w:r>
         <w:rPr>
           <w:color w:val="7030A0"/>
@@ -5269,7 +5024,7 @@
         </w:rPr>
         <w:t>System must make use of the University’s existing Oracle 9i implementation for its database. </w:t>
       </w:r>
-      <w:bookmarkEnd w:id="34"/>
+      <w:bookmarkEnd w:id="35"/>
     </w:p>
     <w:p>
       <w:pPr>
@@ -5278,7 +5033,7 @@
           <w:color w:val="7030A0"/>
         </w:rPr>
       </w:pPr>
-      <w:bookmarkStart w:id="35" w:name="REQBV5RT8"/>
+      <w:bookmarkStart w:id="36" w:name="REQBV5RT8"/>
       <w:r>
         <w:rPr>
           <w:color w:val="7030A0"/>
@@ -5298,7 +5053,7 @@
         </w:rPr>
         <w:t>System must be deployed on existing Linux-based server infrastructure. </w:t>
       </w:r>
-      <w:bookmarkEnd w:id="35"/>
+      <w:bookmarkEnd w:id="36"/>
     </w:p>
     <w:p>
       <w:pPr>
@@ -5308,8 +5063,8 @@
           <w:numId w:val="2"/>
         </w:numPr>
       </w:pPr>
-      <w:bookmarkStart w:id="36" w:name="__RefHeading___Toc19440741"/>
-      <w:bookmarkEnd w:id="36"/>
+      <w:bookmarkStart w:id="37" w:name="__RefHeading___Toc19440741"/>
+      <w:bookmarkEnd w:id="37"/>
       <w:r>
         <w:t>Performance Requirements</w:t>
       </w:r>
@@ -5321,7 +5076,7 @@
           <w:color w:val="7030A0"/>
         </w:rPr>
       </w:pPr>
-      <w:bookmarkStart w:id="37" w:name="REQBV5SS8"/>
+      <w:bookmarkStart w:id="38" w:name="REQBV5SS8"/>
       <w:r>
         <w:rPr>
           <w:color w:val="7030A0"/>
@@ -5355,7 +5110,7 @@
         </w:rPr>
         <w:t>System must render all UI pages in no more than 9 seconds for dynamic pages. Static pages (HTML-only) must be rendered in less than 3 seconds. </w:t>
       </w:r>
-      <w:bookmarkEnd w:id="37"/>
+      <w:bookmarkEnd w:id="38"/>
     </w:p>
     <w:p>
       <w:pPr>
@@ -5417,7 +5172,7 @@
 
 <file path=word/comments.xml><?xml version="1.0" encoding="utf-8"?>
 <w:comments xmlns:wpc="http://schemas.microsoft.com/office/word/2010/wordprocessingCanvas" xmlns:cx="http://schemas.microsoft.com/office/drawing/2014/chartex" xmlns:cx1="http://schemas.microsoft.com/office/drawing/2015/9/8/chartex" xmlns:cx2="http://schemas.microsoft.com/office/drawing/2015/10/21/chartex" xmlns:cx3="http://schemas.microsoft.com/office/drawing/2016/5/9/chartex" xmlns:cx4="http://schemas.microsoft.com/office/drawing/2016/5/10/chartex" xmlns:cx5="http://schemas.microsoft.com/office/drawing/2016/5/11/chartex" xmlns:cx6="http://schemas.microsoft.com/office/drawing/2016/5/12/chartex" xmlns:cx7="http://schemas.microsoft.com/office/drawing/2016/5/13/chartex" xmlns:cx8="http://schemas.microsoft.com/office/drawing/2016/5/14/chartex" xmlns:mc="http://schemas.openxmlformats.org/markup-compatibility/2006" xmlns:aink="http://schemas.microsoft.com/office/drawing/2016/ink" xmlns:am3d="http://schemas.microsoft.com/office/drawing/2017/model3d" xmlns:o="urn:schemas-microsoft-com:office:office" xmlns:oel="http://schemas.microsoft.com/office/2019/extlst" xmlns:r="http://schemas.openxmlformats.org/officeDocument/2006/relationships" xmlns:m="http://schemas.openxmlformats.org/officeDocument/2006/math" xmlns:v="urn:schemas-microsoft-com:vml" xmlns:wp14="http://schemas.microsoft.com/office/word/2010/wordprocessingDrawing" xmlns:wp="http://schemas.openxmlformats.org/drawingml/2006/wordprocessingDrawing" xmlns:w10="urn:schemas-microsoft-com:office:word" xmlns:w="http://schemas.openxmlformats.org/wordprocessingml/2006/main" xmlns:w14="http://schemas.microsoft.com/office/word/2010/wordml" xmlns:w15="http://schemas.microsoft.com/office/word/2012/wordml" xmlns:w16cex="http://schemas.microsoft.com/office/word/2018/wordml/cex" xmlns:w16cid="http://schemas.microsoft.com/office/word/2016/wordml/cid" xmlns:w16="http://schemas.microsoft.com/office/word/2018/wordml" xmlns:w16du="http://schemas.microsoft.com/office/word/2023/wordml/word16du" xmlns:w16sdtdh="http://schemas.microsoft.com/office/word/2020/wordml/sdtdatahash" xmlns:w16sdtfl="http://schemas.microsoft.com/office/word/2024/wordml/sdtformatlock" xmlns:w16se="http://schemas.microsoft.com/office/word/2015/wordml/symex" xmlns:wpg="http://schemas.microsoft.com/office/word/2010/wordprocessingGroup" xmlns:wpi="http://schemas.microsoft.com/office/word/2010/wordprocessingInk" xmlns:wne="http://schemas.microsoft.com/office/word/2006/wordml" xmlns:wps="http://schemas.microsoft.com/office/word/2010/wordprocessingShape" mc:Ignorable="w14 w15 w16se w16cid w16 w16cex w16sdtdh w16sdtfl w16du wp14">
-  <w:comment w:id="7" w:author="Darien Chau" w:date="2026-02-11T12:08:00Z" w:initials="DC">
+  <w:comment w:id="5" w:author="Darien Chau" w:date="2026-02-21T09:44:00Z" w:initials="DC">
     <w:p>
       <w:pPr>
         <w:pStyle w:val="CommentText"/>
@@ -5429,11 +5184,11 @@
         <w:annotationRef/>
       </w:r>
       <w:r>
-        <w:t>edit</w:t>
+        <w:t>assigned to: victor, darien</w:t>
       </w:r>
     </w:p>
   </w:comment>
-  <w:comment w:id="11" w:author="Darien Chau" w:date="2026-02-11T12:54:00Z" w:initials="DC">
+  <w:comment w:id="7" w:author="Darien Chau" w:date="2026-02-21T09:19:00Z" w:initials="DC">
     <w:p>
       <w:pPr>
         <w:pStyle w:val="CommentText"/>
@@ -5445,11 +5200,11 @@
         <w:annotationRef/>
       </w:r>
       <w:r>
-        <w:t>chat ID?</w:t>
+        <w:t>email chris about this</w:t>
       </w:r>
     </w:p>
   </w:comment>
-  <w:comment w:id="12" w:author="Darien Chau" w:date="2026-02-11T13:01:00Z" w:initials="DC">
+  <w:comment w:id="11" w:author="Darien Chau" w:date="2026-02-21T09:44:00Z" w:initials="DC">
     <w:p>
       <w:pPr>
         <w:pStyle w:val="CommentText"/>
@@ -5461,7 +5216,42 @@
         <w:annotationRef/>
       </w:r>
       <w:r>
-        <w:t>chat module?</w:t>
+        <w:t>victor</w:t>
+      </w:r>
+      <w:r>
+        <w:br/>
+      </w:r>
+    </w:p>
+  </w:comment>
+  <w:comment w:id="13" w:author="Darien Chau" w:date="2026-02-21T09:44:00Z" w:initials="DC">
+    <w:p>
+      <w:pPr>
+        <w:pStyle w:val="CommentText"/>
+      </w:pPr>
+      <w:r>
+        <w:rPr>
+          <w:rStyle w:val="CommentReference"/>
+        </w:rPr>
+        <w:annotationRef/>
+      </w:r>
+      <w:r>
+        <w:t>victor</w:t>
+      </w:r>
+    </w:p>
+  </w:comment>
+  <w:comment w:id="15" w:author="Darien Chau" w:date="2026-02-17T15:51:00Z" w:initials="DC">
+    <w:p>
+      <w:pPr>
+        <w:pStyle w:val="CommentText"/>
+      </w:pPr>
+      <w:r>
+        <w:rPr>
+          <w:rStyle w:val="CommentReference"/>
+        </w:rPr>
+        <w:annotationRef/>
+      </w:r>
+      <w:r>
+        <w:t>half Victor</w:t>
       </w:r>
     </w:p>
   </w:comment>
@@ -5470,25 +5260,31 @@
 
 <file path=word/commentsExtended.xml><?xml version="1.0" encoding="utf-8"?>
 <w15:commentsEx xmlns:wpc="http://schemas.microsoft.com/office/word/2010/wordprocessingCanvas" xmlns:cx="http://schemas.microsoft.com/office/drawing/2014/chartex" xmlns:cx1="http://schemas.microsoft.com/office/drawing/2015/9/8/chartex" xmlns:cx2="http://schemas.microsoft.com/office/drawing/2015/10/21/chartex" xmlns:cx3="http://schemas.microsoft.com/office/drawing/2016/5/9/chartex" xmlns:cx4="http://schemas.microsoft.com/office/drawing/2016/5/10/chartex" xmlns:cx5="http://schemas.microsoft.com/office/drawing/2016/5/11/chartex" xmlns:cx6="http://schemas.microsoft.com/office/drawing/2016/5/12/chartex" xmlns:cx7="http://schemas.microsoft.com/office/drawing/2016/5/13/chartex" xmlns:cx8="http://schemas.microsoft.com/office/drawing/2016/5/14/chartex" xmlns:mc="http://schemas.openxmlformats.org/markup-compatibility/2006" xmlns:aink="http://schemas.microsoft.com/office/drawing/2016/ink" xmlns:am3d="http://schemas.microsoft.com/office/drawing/2017/model3d" xmlns:o="urn:schemas-microsoft-com:office:office" xmlns:oel="http://schemas.microsoft.com/office/2019/extlst" xmlns:r="http://schemas.openxmlformats.org/officeDocument/2006/relationships" xmlns:m="http://schemas.openxmlformats.org/officeDocument/2006/math" xmlns:v="urn:schemas-microsoft-com:vml" xmlns:wp14="http://schemas.microsoft.com/office/word/2010/wordprocessingDrawing" xmlns:wp="http://schemas.openxmlformats.org/drawingml/2006/wordprocessingDrawing" xmlns:w10="urn:schemas-microsoft-com:office:word" xmlns:w="http://schemas.openxmlformats.org/wordprocessingml/2006/main" xmlns:w14="http://schemas.microsoft.com/office/word/2010/wordml" xmlns:w15="http://schemas.microsoft.com/office/word/2012/wordml" xmlns:w16cex="http://schemas.microsoft.com/office/word/2018/wordml/cex" xmlns:w16cid="http://schemas.microsoft.com/office/word/2016/wordml/cid" xmlns:w16="http://schemas.microsoft.com/office/word/2018/wordml" xmlns:w16du="http://schemas.microsoft.com/office/word/2023/wordml/word16du" xmlns:w16sdtdh="http://schemas.microsoft.com/office/word/2020/wordml/sdtdatahash" xmlns:w16sdtfl="http://schemas.microsoft.com/office/word/2024/wordml/sdtformatlock" xmlns:w16se="http://schemas.microsoft.com/office/word/2015/wordml/symex" xmlns:wpg="http://schemas.microsoft.com/office/word/2010/wordprocessingGroup" xmlns:wpi="http://schemas.microsoft.com/office/word/2010/wordprocessingInk" xmlns:wne="http://schemas.microsoft.com/office/word/2006/wordml" xmlns:wps="http://schemas.microsoft.com/office/word/2010/wordprocessingShape" mc:Ignorable="w14 w15 w16se w16cid w16 w16cex w16sdtdh w16sdtfl w16du wp14">
-  <w15:commentEx w15:paraId="75660760" w15:done="0"/>
-  <w15:commentEx w15:paraId="547D022D" w15:done="0"/>
-  <w15:commentEx w15:paraId="44C5AE7A" w15:paraIdParent="547D022D" w15:done="0"/>
+  <w15:commentEx w15:paraId="7777E0AC" w15:done="0"/>
+  <w15:commentEx w15:paraId="042509CA" w15:done="0"/>
+  <w15:commentEx w15:paraId="72D7F0A8" w15:done="0"/>
+  <w15:commentEx w15:paraId="14CD78A8" w15:done="0"/>
+  <w15:commentEx w15:paraId="607BF5C5" w15:done="0"/>
 </w15:commentsEx>
 </file>
 
 <file path=word/commentsExtensible.xml><?xml version="1.0" encoding="utf-8"?>
 <w16cex:commentsExtensible xmlns:wpc="http://schemas.microsoft.com/office/word/2010/wordprocessingCanvas" xmlns:cx="http://schemas.microsoft.com/office/drawing/2014/chartex" xmlns:cx1="http://schemas.microsoft.com/office/drawing/2015/9/8/chartex" xmlns:cx2="http://schemas.microsoft.com/office/drawing/2015/10/21/chartex" xmlns:cx3="http://schemas.microsoft.com/office/drawing/2016/5/9/chartex" xmlns:cx4="http://schemas.microsoft.com/office/drawing/2016/5/10/chartex" xmlns:cx5="http://schemas.microsoft.com/office/drawing/2016/5/11/chartex" xmlns:cx6="http://schemas.microsoft.com/office/drawing/2016/5/12/chartex" xmlns:cx7="http://schemas.microsoft.com/office/drawing/2016/5/13/chartex" xmlns:cx8="http://schemas.microsoft.com/office/drawing/2016/5/14/chartex" xmlns:cr="http://schemas.microsoft.com/office/comments/2020/reactions" xmlns:mc="http://schemas.openxmlformats.org/markup-compatibility/2006" xmlns:aink="http://schemas.microsoft.com/office/drawing/2016/ink" xmlns:am3d="http://schemas.microsoft.com/office/drawing/2017/model3d" xmlns:o="urn:schemas-microsoft-com:office:office" xmlns:oel="http://schemas.microsoft.com/office/2019/extlst" xmlns:r="http://schemas.openxmlformats.org/officeDocument/2006/relationships" xmlns:m="http://schemas.openxmlformats.org/officeDocument/2006/math" xmlns:v="urn:schemas-microsoft-com:vml" xmlns:wp14="http://schemas.microsoft.com/office/word/2010/wordprocessingDrawing" xmlns:wp="http://schemas.openxmlformats.org/drawingml/2006/wordprocessingDrawing" xmlns:w10="urn:schemas-microsoft-com:office:word" xmlns:w="http://schemas.openxmlformats.org/wordprocessingml/2006/main" xmlns:w14="http://schemas.microsoft.com/office/word/2010/wordml" xmlns:w15="http://schemas.microsoft.com/office/word/2012/wordml" xmlns:w16cex="http://schemas.microsoft.com/office/word/2018/wordml/cex" xmlns:w16cid="http://schemas.microsoft.com/office/word/2016/wordml/cid" xmlns:w16="http://schemas.microsoft.com/office/word/2018/wordml" xmlns:w16du="http://schemas.microsoft.com/office/word/2023/wordml/word16du" xmlns:w16sdtdh="http://schemas.microsoft.com/office/word/2020/wordml/sdtdatahash" xmlns:w16sdtfl="http://schemas.microsoft.com/office/word/2024/wordml/sdtformatlock" xmlns:w16se="http://schemas.microsoft.com/office/word/2015/wordml/symex" xmlns:wpg="http://schemas.microsoft.com/office/word/2010/wordprocessingGroup" xmlns:wpi="http://schemas.microsoft.com/office/word/2010/wordprocessingInk" xmlns:wne="http://schemas.microsoft.com/office/word/2006/wordml" xmlns:wps="http://schemas.microsoft.com/office/word/2010/wordprocessingShape" mc:Ignorable="w14 w15 w16se w16cid w16 w16cex w16sdtdh w16sdtfl cr w16du wp14">
-  <w16cex:commentExtensible w16cex:durableId="26BF86D3" w16cex:dateUtc="2026-02-11T20:08:00Z"/>
-  <w16cex:commentExtensible w16cex:durableId="553DA990" w16cex:dateUtc="2026-02-11T20:54:00Z"/>
-  <w16cex:commentExtensible w16cex:durableId="0193DE5F" w16cex:dateUtc="2026-02-11T21:01:00Z"/>
+  <w16cex:commentExtensible w16cex:durableId="7A2058F6" w16cex:dateUtc="2026-02-21T17:44:00Z"/>
+  <w16cex:commentExtensible w16cex:durableId="7772776E" w16cex:dateUtc="2026-02-21T17:19:00Z"/>
+  <w16cex:commentExtensible w16cex:durableId="49F0B684" w16cex:dateUtc="2026-02-21T17:44:00Z"/>
+  <w16cex:commentExtensible w16cex:durableId="5AA762CB" w16cex:dateUtc="2026-02-21T17:44:00Z"/>
+  <w16cex:commentExtensible w16cex:durableId="7AA3B27C" w16cex:dateUtc="2026-02-17T23:51:00Z"/>
 </w16cex:commentsExtensible>
 </file>
 
 <file path=word/commentsIds.xml><?xml version="1.0" encoding="utf-8"?>
 <w16cid:commentsIds xmlns:wpc="http://schemas.microsoft.com/office/word/2010/wordprocessingCanvas" xmlns:cx="http://schemas.microsoft.com/office/drawing/2014/chartex" xmlns:cx1="http://schemas.microsoft.com/office/drawing/2015/9/8/chartex" xmlns:cx2="http://schemas.microsoft.com/office/drawing/2015/10/21/chartex" xmlns:cx3="http://schemas.microsoft.com/office/drawing/2016/5/9/chartex" xmlns:cx4="http://schemas.microsoft.com/office/drawing/2016/5/10/chartex" xmlns:cx5="http://schemas.microsoft.com/office/drawing/2016/5/11/chartex" xmlns:cx6="http://schemas.microsoft.com/office/drawing/2016/5/12/chartex" xmlns:cx7="http://schemas.microsoft.com/office/drawing/2016/5/13/chartex" xmlns:cx8="http://schemas.microsoft.com/office/drawing/2016/5/14/chartex" xmlns:mc="http://schemas.openxmlformats.org/markup-compatibility/2006" xmlns:aink="http://schemas.microsoft.com/office/drawing/2016/ink" xmlns:am3d="http://schemas.microsoft.com/office/drawing/2017/model3d" xmlns:o="urn:schemas-microsoft-com:office:office" xmlns:oel="http://schemas.microsoft.com/office/2019/extlst" xmlns:r="http://schemas.openxmlformats.org/officeDocument/2006/relationships" xmlns:m="http://schemas.openxmlformats.org/officeDocument/2006/math" xmlns:v="urn:schemas-microsoft-com:vml" xmlns:wp14="http://schemas.microsoft.com/office/word/2010/wordprocessingDrawing" xmlns:wp="http://schemas.openxmlformats.org/drawingml/2006/wordprocessingDrawing" xmlns:w10="urn:schemas-microsoft-com:office:word" xmlns:w="http://schemas.openxmlformats.org/wordprocessingml/2006/main" xmlns:w14="http://schemas.microsoft.com/office/word/2010/wordml" xmlns:w15="http://schemas.microsoft.com/office/word/2012/wordml" xmlns:w16cex="http://schemas.microsoft.com/office/word/2018/wordml/cex" xmlns:w16cid="http://schemas.microsoft.com/office/word/2016/wordml/cid" xmlns:w16="http://schemas.microsoft.com/office/word/2018/wordml" xmlns:w16du="http://schemas.microsoft.com/office/word/2023/wordml/word16du" xmlns:w16sdtdh="http://schemas.microsoft.com/office/word/2020/wordml/sdtdatahash" xmlns:w16sdtfl="http://schemas.microsoft.com/office/word/2024/wordml/sdtformatlock" xmlns:w16se="http://schemas.microsoft.com/office/word/2015/wordml/symex" xmlns:wpg="http://schemas.microsoft.com/office/word/2010/wordprocessingGroup" xmlns:wpi="http://schemas.microsoft.com/office/word/2010/wordprocessingInk" xmlns:wne="http://schemas.microsoft.com/office/word/2006/wordml" xmlns:wps="http://schemas.microsoft.com/office/word/2010/wordprocessingShape" mc:Ignorable="w14 w15 w16se w16cid w16 w16cex w16sdtdh w16sdtfl w16du wp14">
-  <w16cid:commentId w16cid:paraId="75660760" w16cid:durableId="26BF86D3"/>
-  <w16cid:commentId w16cid:paraId="547D022D" w16cid:durableId="553DA990"/>
-  <w16cid:commentId w16cid:paraId="44C5AE7A" w16cid:durableId="0193DE5F"/>
+  <w16cid:commentId w16cid:paraId="7777E0AC" w16cid:durableId="7A2058F6"/>
+  <w16cid:commentId w16cid:paraId="042509CA" w16cid:durableId="7772776E"/>
+  <w16cid:commentId w16cid:paraId="72D7F0A8" w16cid:durableId="49F0B684"/>
+  <w16cid:commentId w16cid:paraId="14CD78A8" w16cid:durableId="5AA762CB"/>
+  <w16cid:commentId w16cid:paraId="607BF5C5" w16cid:durableId="7AA3B27C"/>
 </w16cid:commentsIds>
 </file>
 
@@ -5532,7 +5328,7 @@
         <w:noProof/>
       </w:rPr>
       <w:pict w14:anchorId="44C75ACB">
-        <v:rect id="Frame1" o:spid="_x0000_s1026" style="position:absolute;margin-left:0;margin-top:.05pt;width:4.65pt;height:9.35pt;z-index:-503316473;visibility:visible;mso-wrap-style:square;mso-wrap-distance-left:0;mso-wrap-distance-top:0;mso-wrap-distance-right:0;mso-wrap-distance-bottom:0;mso-position-horizontal:center;mso-position-horizontal-relative:margin;mso-position-vertical:absolute;mso-position-vertical-relative:text;v-text-anchor:top" o:gfxdata="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" o:allowincell="f" filled="f" stroked="f" strokeweight="0">
+        <v:rect id="Frame1" o:spid="_x0000_s1026" style="position:absolute;margin-left:0;margin-top:.05pt;width:4.65pt;height:9.35pt;z-index:-503316473;visibility:visible;mso-wrap-distance-left:0;mso-wrap-distance-right:0;mso-position-horizontal:center;mso-position-horizontal-relative:margin" o:gfxdata="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" o:allowincell="f" filled="f" stroked="f" strokeweight="0">
           <v:textbox style="mso-next-textbox:#Frame1" inset="0,0,0,0">
             <w:txbxContent>
               <w:p>
@@ -5596,7 +5392,7 @@
         <w:noProof/>
       </w:rPr>
       <w:pict w14:anchorId="0C25FB1E">
-        <v:rect id="Frame2" o:spid="_x0000_s1025" style="position:absolute;margin-left:0;margin-top:.05pt;width:5.65pt;height:1.8pt;z-index:-503316474;visibility:visible;mso-wrap-style:square;mso-wrap-distance-left:0;mso-wrap-distance-top:0;mso-wrap-distance-right:0;mso-wrap-distance-bottom:0;mso-position-horizontal:center;mso-position-horizontal-relative:margin;mso-position-vertical:absolute;mso-position-vertical-relative:text;v-text-anchor:top" o:gfxdata="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" o:allowincell="f" filled="f" stroked="f" strokeweight="0">
+        <v:rect id="Frame2" o:spid="_x0000_s1025" style="position:absolute;margin-left:0;margin-top:.05pt;width:5.65pt;height:1.8pt;z-index:-503316474;visibility:visible;mso-wrap-distance-left:0;mso-wrap-distance-right:0;mso-position-horizontal:center;mso-position-horizontal-relative:margin" o:gfxdata="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" o:allowincell="f" filled="f" stroked="f" strokeweight="0">
           <v:textbox style="mso-next-textbox:#Frame2" inset="0,0,0,0">
             <w:txbxContent>
               <w:p>
@@ -5885,6 +5681,118 @@
     </w:lvl>
   </w:abstractNum>
   <w:abstractNum w:abstractNumId="1" w15:restartNumberingAfterBreak="0">
+    <w:nsid w:val="332F5D3F"/>
+    <w:multiLevelType w:val="hybridMultilevel"/>
+    <w:tmpl w:val="153C04BE"/>
+    <w:lvl w:ilvl="0" w:tplc="4D18E7E6">
+      <w:numFmt w:val="bullet"/>
+      <w:lvlText w:val="-"/>
+      <w:lvlJc w:val="left"/>
+      <w:pPr>
+        <w:ind w:left="1800" w:hanging="360"/>
+      </w:pPr>
+      <w:rPr>
+        <w:rFonts w:ascii="Times New Roman" w:eastAsia="Times New Roman" w:hAnsi="Times New Roman" w:cs="Times New Roman" w:hint="default"/>
+      </w:rPr>
+    </w:lvl>
+    <w:lvl w:ilvl="1" w:tplc="04090003">
+      <w:start w:val="1"/>
+      <w:numFmt w:val="bullet"/>
+      <w:lvlText w:val="o"/>
+      <w:lvlJc w:val="left"/>
+      <w:pPr>
+        <w:ind w:left="2520" w:hanging="360"/>
+      </w:pPr>
+      <w:rPr>
+        <w:rFonts w:ascii="Courier New" w:hAnsi="Courier New" w:cs="Courier New" w:hint="default"/>
+      </w:rPr>
+    </w:lvl>
+    <w:lvl w:ilvl="2" w:tplc="04090005" w:tentative="1">
+      <w:start w:val="1"/>
+      <w:numFmt w:val="bullet"/>
+      <w:lvlText w:val=""/>
+      <w:lvlJc w:val="left"/>
+      <w:pPr>
+        <w:ind w:left="3240" w:hanging="360"/>
+      </w:pPr>
+      <w:rPr>
+        <w:rFonts w:ascii="Wingdings" w:hAnsi="Wingdings" w:hint="default"/>
+      </w:rPr>
+    </w:lvl>
+    <w:lvl w:ilvl="3" w:tplc="04090001" w:tentative="1">
+      <w:start w:val="1"/>
+      <w:numFmt w:val="bullet"/>
+      <w:lvlText w:val=""/>
+      <w:lvlJc w:val="left"/>
+      <w:pPr>
+        <w:ind w:left="3960" w:hanging="360"/>
+      </w:pPr>
+      <w:rPr>
+        <w:rFonts w:ascii="Symbol" w:hAnsi="Symbol" w:hint="default"/>
+      </w:rPr>
+    </w:lvl>
+    <w:lvl w:ilvl="4" w:tplc="04090003" w:tentative="1">
+      <w:start w:val="1"/>
+      <w:numFmt w:val="bullet"/>
+      <w:lvlText w:val="o"/>
+      <w:lvlJc w:val="left"/>
+      <w:pPr>
+        <w:ind w:left="4680" w:hanging="360"/>
+      </w:pPr>
+      <w:rPr>
+        <w:rFonts w:ascii="Courier New" w:hAnsi="Courier New" w:cs="Courier New" w:hint="default"/>
+      </w:rPr>
+    </w:lvl>
+    <w:lvl w:ilvl="5" w:tplc="04090005" w:tentative="1">
+      <w:start w:val="1"/>
+      <w:numFmt w:val="bullet"/>
+      <w:lvlText w:val=""/>
+      <w:lvlJc w:val="left"/>
+      <w:pPr>
+        <w:ind w:left="5400" w:hanging="360"/>
+      </w:pPr>
+      <w:rPr>
+        <w:rFonts w:ascii="Wingdings" w:hAnsi="Wingdings" w:hint="default"/>
+      </w:rPr>
+    </w:lvl>
+    <w:lvl w:ilvl="6" w:tplc="04090001" w:tentative="1">
+      <w:start w:val="1"/>
+      <w:numFmt w:val="bullet"/>
+      <w:lvlText w:val=""/>
+      <w:lvlJc w:val="left"/>
+      <w:pPr>
+        <w:ind w:left="6120" w:hanging="360"/>
+      </w:pPr>
+      <w:rPr>
+        <w:rFonts w:ascii="Symbol" w:hAnsi="Symbol" w:hint="default"/>
+      </w:rPr>
+    </w:lvl>
+    <w:lvl w:ilvl="7" w:tplc="04090003" w:tentative="1">
+      <w:start w:val="1"/>
+      <w:numFmt w:val="bullet"/>
+      <w:lvlText w:val="o"/>
+      <w:lvlJc w:val="left"/>
+      <w:pPr>
+        <w:ind w:left="6840" w:hanging="360"/>
+      </w:pPr>
+      <w:rPr>
+        <w:rFonts w:ascii="Courier New" w:hAnsi="Courier New" w:cs="Courier New" w:hint="default"/>
+      </w:rPr>
+    </w:lvl>
+    <w:lvl w:ilvl="8" w:tplc="04090005" w:tentative="1">
+      <w:start w:val="1"/>
+      <w:numFmt w:val="bullet"/>
+      <w:lvlText w:val=""/>
+      <w:lvlJc w:val="left"/>
+      <w:pPr>
+        <w:ind w:left="7560" w:hanging="360"/>
+      </w:pPr>
+      <w:rPr>
+        <w:rFonts w:ascii="Wingdings" w:hAnsi="Wingdings" w:hint="default"/>
+      </w:rPr>
+    </w:lvl>
+  </w:abstractNum>
+  <w:abstractNum w:abstractNumId="2" w15:restartNumberingAfterBreak="0">
     <w:nsid w:val="34C40072"/>
     <w:multiLevelType w:val="multilevel"/>
     <w:tmpl w:val="7DC0CAAE"/>
@@ -6007,6 +5915,9 @@
     <w:abstractNumId w:val="0"/>
   </w:num>
   <w:num w:numId="2" w16cid:durableId="885065102">
+    <w:abstractNumId w:val="2"/>
+  </w:num>
+  <w:num w:numId="3" w16cid:durableId="46297616">
     <w:abstractNumId w:val="1"/>
   </w:num>
 </w:numbering>

--- a/SRS_Communications.docx
+++ b/SRS_Communications.docx
@@ -446,6 +446,224 @@
                 <w:u w:val="single"/>
               </w:rPr>
             </w:pPr>
+            <w:r>
+              <w:rPr>
+                <w:color w:val="000000"/>
+                <w:u w:val="single"/>
+              </w:rPr>
+              <w:t>02/25/2026</w:t>
+            </w:r>
+          </w:p>
+        </w:tc>
+        <w:tc>
+          <w:tcPr>
+            <w:tcW w:w="1083" w:type="dxa"/>
+            <w:tcBorders>
+              <w:top w:val="single" w:sz="6" w:space="0" w:color="000000"/>
+              <w:left w:val="single" w:sz="6" w:space="0" w:color="000000"/>
+              <w:bottom w:val="single" w:sz="6" w:space="0" w:color="000000"/>
+            </w:tcBorders>
+            <w:shd w:val="clear" w:color="auto" w:fill="E5E5E5"/>
+          </w:tcPr>
+          <w:p>
+            <w:pPr>
+              <w:pStyle w:val="TableText"/>
+              <w:snapToGrid w:val="0"/>
+              <w:rPr>
+                <w:color w:val="000000"/>
+              </w:rPr>
+            </w:pPr>
+            <w:r>
+              <w:rPr>
+                <w:color w:val="000000"/>
+              </w:rPr>
+              <w:t>1.2</w:t>
+            </w:r>
+          </w:p>
+        </w:tc>
+        <w:tc>
+          <w:tcPr>
+            <w:tcW w:w="3813" w:type="dxa"/>
+            <w:tcBorders>
+              <w:top w:val="single" w:sz="6" w:space="0" w:color="000000"/>
+              <w:left w:val="single" w:sz="6" w:space="0" w:color="000000"/>
+              <w:bottom w:val="single" w:sz="6" w:space="0" w:color="000000"/>
+            </w:tcBorders>
+            <w:shd w:val="clear" w:color="auto" w:fill="E5E5E5"/>
+          </w:tcPr>
+          <w:p>
+            <w:pPr>
+              <w:pStyle w:val="TableText"/>
+              <w:snapToGrid w:val="0"/>
+              <w:rPr>
+                <w:color w:val="000000"/>
+              </w:rPr>
+            </w:pPr>
+            <w:r>
+              <w:rPr>
+                <w:color w:val="000000"/>
+              </w:rPr>
+              <w:t>Specific Requirements (3.1, 3.2)</w:t>
+            </w:r>
+          </w:p>
+        </w:tc>
+        <w:tc>
+          <w:tcPr>
+            <w:tcW w:w="2591" w:type="dxa"/>
+            <w:tcBorders>
+              <w:top w:val="single" w:sz="6" w:space="0" w:color="000000"/>
+              <w:left w:val="single" w:sz="6" w:space="0" w:color="000000"/>
+              <w:bottom w:val="single" w:sz="6" w:space="0" w:color="000000"/>
+              <w:right w:val="single" w:sz="6" w:space="0" w:color="000000"/>
+            </w:tcBorders>
+            <w:shd w:val="clear" w:color="auto" w:fill="E5E5E5"/>
+          </w:tcPr>
+          <w:p>
+            <w:pPr>
+              <w:pStyle w:val="TableText"/>
+              <w:snapToGrid w:val="0"/>
+              <w:rPr>
+                <w:color w:val="000000"/>
+              </w:rPr>
+            </w:pPr>
+            <w:r>
+              <w:rPr>
+                <w:color w:val="000000"/>
+              </w:rPr>
+              <w:t>Andrea Clarize N.</w:t>
+            </w:r>
+          </w:p>
+        </w:tc>
+      </w:tr>
+      <w:tr>
+        <w:tc>
+          <w:tcPr>
+            <w:tcW w:w="1275" w:type="dxa"/>
+            <w:tcBorders>
+              <w:top w:val="single" w:sz="6" w:space="0" w:color="000000"/>
+              <w:left w:val="single" w:sz="6" w:space="0" w:color="000000"/>
+              <w:bottom w:val="single" w:sz="6" w:space="0" w:color="000000"/>
+            </w:tcBorders>
+            <w:shd w:val="clear" w:color="auto" w:fill="E5E5E5"/>
+          </w:tcPr>
+          <w:p>
+            <w:pPr>
+              <w:pStyle w:val="TableText"/>
+              <w:snapToGrid w:val="0"/>
+              <w:rPr>
+                <w:color w:val="000000"/>
+                <w:u w:val="single"/>
+              </w:rPr>
+            </w:pPr>
+            <w:r>
+              <w:rPr>
+                <w:color w:val="000000"/>
+                <w:u w:val="single"/>
+              </w:rPr>
+              <w:t>02/26/2026</w:t>
+            </w:r>
+          </w:p>
+        </w:tc>
+        <w:tc>
+          <w:tcPr>
+            <w:tcW w:w="1083" w:type="dxa"/>
+            <w:tcBorders>
+              <w:top w:val="single" w:sz="6" w:space="0" w:color="000000"/>
+              <w:left w:val="single" w:sz="6" w:space="0" w:color="000000"/>
+              <w:bottom w:val="single" w:sz="6" w:space="0" w:color="000000"/>
+            </w:tcBorders>
+            <w:shd w:val="clear" w:color="auto" w:fill="E5E5E5"/>
+          </w:tcPr>
+          <w:p>
+            <w:pPr>
+              <w:pStyle w:val="TableText"/>
+              <w:snapToGrid w:val="0"/>
+              <w:rPr>
+                <w:color w:val="000000"/>
+              </w:rPr>
+            </w:pPr>
+            <w:r>
+              <w:rPr>
+                <w:color w:val="000000"/>
+              </w:rPr>
+              <w:t>1.21</w:t>
+            </w:r>
+          </w:p>
+        </w:tc>
+        <w:tc>
+          <w:tcPr>
+            <w:tcW w:w="3813" w:type="dxa"/>
+            <w:tcBorders>
+              <w:top w:val="single" w:sz="6" w:space="0" w:color="000000"/>
+              <w:left w:val="single" w:sz="6" w:space="0" w:color="000000"/>
+              <w:bottom w:val="single" w:sz="6" w:space="0" w:color="000000"/>
+            </w:tcBorders>
+            <w:shd w:val="clear" w:color="auto" w:fill="E5E5E5"/>
+          </w:tcPr>
+          <w:p>
+            <w:pPr>
+              <w:pStyle w:val="TableText"/>
+              <w:snapToGrid w:val="0"/>
+              <w:rPr>
+                <w:color w:val="000000"/>
+              </w:rPr>
+            </w:pPr>
+            <w:r>
+              <w:rPr>
+                <w:color w:val="000000"/>
+              </w:rPr>
+              <w:t>Non-functional Requirements</w:t>
+            </w:r>
+          </w:p>
+        </w:tc>
+        <w:tc>
+          <w:tcPr>
+            <w:tcW w:w="2591" w:type="dxa"/>
+            <w:tcBorders>
+              <w:top w:val="single" w:sz="6" w:space="0" w:color="000000"/>
+              <w:left w:val="single" w:sz="6" w:space="0" w:color="000000"/>
+              <w:bottom w:val="single" w:sz="6" w:space="0" w:color="000000"/>
+              <w:right w:val="single" w:sz="6" w:space="0" w:color="000000"/>
+            </w:tcBorders>
+            <w:shd w:val="clear" w:color="auto" w:fill="E5E5E5"/>
+          </w:tcPr>
+          <w:p>
+            <w:pPr>
+              <w:pStyle w:val="TableText"/>
+              <w:snapToGrid w:val="0"/>
+              <w:rPr>
+                <w:color w:val="000000"/>
+              </w:rPr>
+            </w:pPr>
+            <w:r>
+              <w:rPr>
+                <w:color w:val="000000"/>
+              </w:rPr>
+              <w:t>Darien C.</w:t>
+            </w:r>
+          </w:p>
+        </w:tc>
+      </w:tr>
+      <w:tr>
+        <w:tc>
+          <w:tcPr>
+            <w:tcW w:w="1275" w:type="dxa"/>
+            <w:tcBorders>
+              <w:top w:val="single" w:sz="6" w:space="0" w:color="000000"/>
+              <w:left w:val="single" w:sz="6" w:space="0" w:color="000000"/>
+              <w:bottom w:val="single" w:sz="6" w:space="0" w:color="000000"/>
+            </w:tcBorders>
+            <w:shd w:val="clear" w:color="auto" w:fill="E5E5E5"/>
+          </w:tcPr>
+          <w:p>
+            <w:pPr>
+              <w:pStyle w:val="TableText"/>
+              <w:snapToGrid w:val="0"/>
+              <w:rPr>
+                <w:color w:val="000000"/>
+                <w:u w:val="single"/>
+              </w:rPr>
+            </w:pPr>
           </w:p>
         </w:tc>
         <w:tc>
@@ -1602,174 +1820,6 @@
           </w:p>
         </w:tc>
       </w:tr>
-      <w:tr>
-        <w:tc>
-          <w:tcPr>
-            <w:tcW w:w="1275" w:type="dxa"/>
-            <w:tcBorders>
-              <w:top w:val="single" w:sz="6" w:space="0" w:color="000000"/>
-              <w:left w:val="single" w:sz="6" w:space="0" w:color="000000"/>
-              <w:bottom w:val="single" w:sz="6" w:space="0" w:color="000000"/>
-            </w:tcBorders>
-            <w:shd w:val="clear" w:color="auto" w:fill="E5E5E5"/>
-          </w:tcPr>
-          <w:p>
-            <w:pPr>
-              <w:pStyle w:val="TableText"/>
-              <w:snapToGrid w:val="0"/>
-              <w:rPr>
-                <w:color w:val="000000"/>
-                <w:u w:val="single"/>
-              </w:rPr>
-            </w:pPr>
-          </w:p>
-        </w:tc>
-        <w:tc>
-          <w:tcPr>
-            <w:tcW w:w="1083" w:type="dxa"/>
-            <w:tcBorders>
-              <w:top w:val="single" w:sz="6" w:space="0" w:color="000000"/>
-              <w:left w:val="single" w:sz="6" w:space="0" w:color="000000"/>
-              <w:bottom w:val="single" w:sz="6" w:space="0" w:color="000000"/>
-            </w:tcBorders>
-            <w:shd w:val="clear" w:color="auto" w:fill="E5E5E5"/>
-          </w:tcPr>
-          <w:p>
-            <w:pPr>
-              <w:pStyle w:val="TableText"/>
-              <w:snapToGrid w:val="0"/>
-              <w:rPr>
-                <w:color w:val="000000"/>
-              </w:rPr>
-            </w:pPr>
-          </w:p>
-        </w:tc>
-        <w:tc>
-          <w:tcPr>
-            <w:tcW w:w="3813" w:type="dxa"/>
-            <w:tcBorders>
-              <w:top w:val="single" w:sz="6" w:space="0" w:color="000000"/>
-              <w:left w:val="single" w:sz="6" w:space="0" w:color="000000"/>
-              <w:bottom w:val="single" w:sz="6" w:space="0" w:color="000000"/>
-            </w:tcBorders>
-            <w:shd w:val="clear" w:color="auto" w:fill="E5E5E5"/>
-          </w:tcPr>
-          <w:p>
-            <w:pPr>
-              <w:pStyle w:val="TableText"/>
-              <w:snapToGrid w:val="0"/>
-              <w:rPr>
-                <w:color w:val="000000"/>
-              </w:rPr>
-            </w:pPr>
-          </w:p>
-        </w:tc>
-        <w:tc>
-          <w:tcPr>
-            <w:tcW w:w="2591" w:type="dxa"/>
-            <w:tcBorders>
-              <w:top w:val="single" w:sz="6" w:space="0" w:color="000000"/>
-              <w:left w:val="single" w:sz="6" w:space="0" w:color="000000"/>
-              <w:bottom w:val="single" w:sz="6" w:space="0" w:color="000000"/>
-              <w:right w:val="single" w:sz="6" w:space="0" w:color="000000"/>
-            </w:tcBorders>
-            <w:shd w:val="clear" w:color="auto" w:fill="E5E5E5"/>
-          </w:tcPr>
-          <w:p>
-            <w:pPr>
-              <w:pStyle w:val="TableText"/>
-              <w:snapToGrid w:val="0"/>
-              <w:rPr>
-                <w:color w:val="000000"/>
-              </w:rPr>
-            </w:pPr>
-          </w:p>
-        </w:tc>
-      </w:tr>
-      <w:tr>
-        <w:tc>
-          <w:tcPr>
-            <w:tcW w:w="1275" w:type="dxa"/>
-            <w:tcBorders>
-              <w:top w:val="single" w:sz="6" w:space="0" w:color="000000"/>
-              <w:left w:val="single" w:sz="6" w:space="0" w:color="000000"/>
-              <w:bottom w:val="single" w:sz="6" w:space="0" w:color="000000"/>
-            </w:tcBorders>
-            <w:shd w:val="clear" w:color="auto" w:fill="E5E5E5"/>
-          </w:tcPr>
-          <w:p>
-            <w:pPr>
-              <w:pStyle w:val="TableText"/>
-              <w:snapToGrid w:val="0"/>
-              <w:rPr>
-                <w:color w:val="000000"/>
-                <w:u w:val="single"/>
-              </w:rPr>
-            </w:pPr>
-          </w:p>
-        </w:tc>
-        <w:tc>
-          <w:tcPr>
-            <w:tcW w:w="1083" w:type="dxa"/>
-            <w:tcBorders>
-              <w:top w:val="single" w:sz="6" w:space="0" w:color="000000"/>
-              <w:left w:val="single" w:sz="6" w:space="0" w:color="000000"/>
-              <w:bottom w:val="single" w:sz="6" w:space="0" w:color="000000"/>
-            </w:tcBorders>
-            <w:shd w:val="clear" w:color="auto" w:fill="E5E5E5"/>
-          </w:tcPr>
-          <w:p>
-            <w:pPr>
-              <w:pStyle w:val="TableText"/>
-              <w:snapToGrid w:val="0"/>
-              <w:rPr>
-                <w:color w:val="000000"/>
-              </w:rPr>
-            </w:pPr>
-          </w:p>
-        </w:tc>
-        <w:tc>
-          <w:tcPr>
-            <w:tcW w:w="3813" w:type="dxa"/>
-            <w:tcBorders>
-              <w:top w:val="single" w:sz="6" w:space="0" w:color="000000"/>
-              <w:left w:val="single" w:sz="6" w:space="0" w:color="000000"/>
-              <w:bottom w:val="single" w:sz="6" w:space="0" w:color="000000"/>
-            </w:tcBorders>
-            <w:shd w:val="clear" w:color="auto" w:fill="E5E5E5"/>
-          </w:tcPr>
-          <w:p>
-            <w:pPr>
-              <w:pStyle w:val="TableText"/>
-              <w:snapToGrid w:val="0"/>
-              <w:rPr>
-                <w:color w:val="000000"/>
-              </w:rPr>
-            </w:pPr>
-          </w:p>
-        </w:tc>
-        <w:tc>
-          <w:tcPr>
-            <w:tcW w:w="2591" w:type="dxa"/>
-            <w:tcBorders>
-              <w:top w:val="single" w:sz="6" w:space="0" w:color="000000"/>
-              <w:left w:val="single" w:sz="6" w:space="0" w:color="000000"/>
-              <w:bottom w:val="single" w:sz="6" w:space="0" w:color="000000"/>
-              <w:right w:val="single" w:sz="6" w:space="0" w:color="000000"/>
-            </w:tcBorders>
-            <w:shd w:val="clear" w:color="auto" w:fill="E5E5E5"/>
-          </w:tcPr>
-          <w:p>
-            <w:pPr>
-              <w:pStyle w:val="TableText"/>
-              <w:snapToGrid w:val="0"/>
-              <w:rPr>
-                <w:color w:val="000000"/>
-              </w:rPr>
-            </w:pPr>
-          </w:p>
-        </w:tc>
-      </w:tr>
     </w:tbl>
     <w:p>
       <w:pPr>
@@ -2926,6 +2976,7 @@
       <w:bookmarkStart w:id="4" w:name="__RefHeading___Toc19440721"/>
       <w:bookmarkEnd w:id="4"/>
       <w:commentRangeStart w:id="5"/>
+      <w:commentRangeStart w:id="6"/>
       <w:r>
         <w:t>Definitions, Acronyms, Abbreviations</w:t>
       </w:r>
@@ -2937,6 +2988,15 @@
           <w:szCs w:val="20"/>
         </w:rPr>
         <w:commentReference w:id="5"/>
+      </w:r>
+      <w:commentRangeEnd w:id="6"/>
+      <w:r>
+        <w:rPr>
+          <w:rStyle w:val="CommentReference"/>
+          <w:sz w:val="24"/>
+          <w:szCs w:val="20"/>
+        </w:rPr>
+        <w:commentReference w:id="6"/>
       </w:r>
     </w:p>
     <w:p>
@@ -3069,9 +3129,10 @@
           <w:numId w:val="2"/>
         </w:numPr>
       </w:pPr>
-      <w:bookmarkStart w:id="6" w:name="__RefHeading___Toc19440722"/>
-      <w:bookmarkEnd w:id="6"/>
-      <w:commentRangeStart w:id="7"/>
+      <w:bookmarkStart w:id="7" w:name="__RefHeading___Toc19440722"/>
+      <w:bookmarkEnd w:id="7"/>
+      <w:commentRangeStart w:id="8"/>
+      <w:commentRangeStart w:id="9"/>
       <w:r>
         <w:t>References</w:t>
       </w:r>
@@ -3084,8 +3145,8 @@
           <w:color w:val="7030A0"/>
         </w:rPr>
       </w:pPr>
-      <w:bookmarkStart w:id="8" w:name="__RefHeading___Toc19440723"/>
-      <w:bookmarkEnd w:id="8"/>
+      <w:bookmarkStart w:id="10" w:name="__RefHeading___Toc19440723"/>
+      <w:bookmarkEnd w:id="10"/>
       <w:r>
         <w:rPr>
           <w:rFonts w:ascii="Calibri" w:hAnsi="Calibri" w:cs="Calibri"/>
@@ -3154,7 +3215,7 @@
         </w:rPr>
         <w:t>Sequence Diagrams – Step 6 in assignment description</w:t>
       </w:r>
-      <w:commentRangeEnd w:id="7"/>
+      <w:commentRangeEnd w:id="8"/>
       <w:r>
         <w:rPr>
           <w:rStyle w:val="CommentReference"/>
@@ -3163,7 +3224,18 @@
           <w:sz w:val="20"/>
           <w:szCs w:val="20"/>
         </w:rPr>
-        <w:commentReference w:id="7"/>
+        <w:commentReference w:id="8"/>
+      </w:r>
+      <w:commentRangeEnd w:id="9"/>
+      <w:r>
+        <w:rPr>
+          <w:rStyle w:val="CommentReference"/>
+          <w:rFonts w:ascii="Calibri" w:hAnsi="Calibri" w:cs="Calibri"/>
+          <w:color w:val="7030A0"/>
+          <w:sz w:val="20"/>
+          <w:szCs w:val="20"/>
+        </w:rPr>
+        <w:commentReference w:id="9"/>
       </w:r>
     </w:p>
     <w:p>
@@ -3189,8 +3261,8 @@
           <w:szCs w:val="20"/>
         </w:rPr>
       </w:pPr>
-      <w:bookmarkStart w:id="9" w:name="__RefHeading___Toc19440724"/>
-      <w:bookmarkEnd w:id="9"/>
+      <w:bookmarkStart w:id="11" w:name="__RefHeading___Toc19440724"/>
+      <w:bookmarkEnd w:id="11"/>
       <w:r>
         <w:rPr>
           <w:color w:val="000000" w:themeColor="text1"/>
@@ -3221,20 +3293,30 @@
           <w:numId w:val="2"/>
         </w:numPr>
       </w:pPr>
-      <w:bookmarkStart w:id="10" w:name="__RefHeading___Toc19440725"/>
-      <w:bookmarkEnd w:id="10"/>
-      <w:commentRangeStart w:id="11"/>
+      <w:bookmarkStart w:id="12" w:name="__RefHeading___Toc19440725"/>
+      <w:bookmarkEnd w:id="12"/>
+      <w:commentRangeStart w:id="13"/>
+      <w:commentRangeStart w:id="14"/>
       <w:r>
         <w:t>Product Perspective</w:t>
       </w:r>
-      <w:commentRangeEnd w:id="11"/>
+      <w:commentRangeEnd w:id="13"/>
       <w:r>
         <w:rPr>
           <w:rStyle w:val="CommentReference"/>
           <w:sz w:val="24"/>
           <w:szCs w:val="20"/>
         </w:rPr>
-        <w:commentReference w:id="11"/>
+        <w:commentReference w:id="13"/>
+      </w:r>
+      <w:commentRangeEnd w:id="14"/>
+      <w:r>
+        <w:rPr>
+          <w:rStyle w:val="CommentReference"/>
+          <w:sz w:val="24"/>
+          <w:szCs w:val="20"/>
+        </w:rPr>
+        <w:commentReference w:id="14"/>
       </w:r>
     </w:p>
     <w:p>
@@ -3259,20 +3341,30 @@
           <w:numId w:val="2"/>
         </w:numPr>
       </w:pPr>
-      <w:bookmarkStart w:id="12" w:name="__RefHeading___Toc19440726"/>
-      <w:bookmarkEnd w:id="12"/>
-      <w:commentRangeStart w:id="13"/>
+      <w:bookmarkStart w:id="15" w:name="__RefHeading___Toc19440726"/>
+      <w:bookmarkEnd w:id="15"/>
+      <w:commentRangeStart w:id="16"/>
+      <w:commentRangeStart w:id="17"/>
       <w:r>
         <w:t>Product Archit</w:t>
       </w:r>
-      <w:commentRangeEnd w:id="13"/>
+      <w:commentRangeEnd w:id="16"/>
       <w:r>
         <w:rPr>
           <w:rStyle w:val="CommentReference"/>
           <w:sz w:val="24"/>
           <w:szCs w:val="20"/>
         </w:rPr>
-        <w:commentReference w:id="13"/>
+        <w:commentReference w:id="16"/>
+      </w:r>
+      <w:commentRangeEnd w:id="17"/>
+      <w:r>
+        <w:rPr>
+          <w:rStyle w:val="CommentReference"/>
+          <w:sz w:val="24"/>
+          <w:szCs w:val="20"/>
+        </w:rPr>
+        <w:commentReference w:id="17"/>
       </w:r>
       <w:r>
         <w:t>ecture</w:t>
@@ -3652,20 +3744,30 @@
           <w:numId w:val="2"/>
         </w:numPr>
       </w:pPr>
-      <w:bookmarkStart w:id="14" w:name="__RefHeading___Toc19440727"/>
-      <w:bookmarkEnd w:id="14"/>
-      <w:commentRangeStart w:id="15"/>
+      <w:bookmarkStart w:id="18" w:name="__RefHeading___Toc19440727"/>
+      <w:bookmarkEnd w:id="18"/>
+      <w:commentRangeStart w:id="19"/>
+      <w:commentRangeStart w:id="20"/>
       <w:r>
         <w:t>Product Functionality/Features</w:t>
       </w:r>
-      <w:commentRangeEnd w:id="15"/>
+      <w:commentRangeEnd w:id="19"/>
       <w:r>
         <w:rPr>
           <w:rStyle w:val="CommentReference"/>
           <w:sz w:val="24"/>
           <w:szCs w:val="20"/>
         </w:rPr>
-        <w:commentReference w:id="15"/>
+        <w:commentReference w:id="19"/>
+      </w:r>
+      <w:commentRangeEnd w:id="20"/>
+      <w:r>
+        <w:rPr>
+          <w:rStyle w:val="CommentReference"/>
+          <w:sz w:val="24"/>
+          <w:szCs w:val="20"/>
+        </w:rPr>
+        <w:commentReference w:id="20"/>
       </w:r>
     </w:p>
     <w:p>
@@ -3686,6 +3788,14 @@
         <w:ind w:left="1440"/>
       </w:pPr>
       <w:r>
+        <w:t>2.3.1</w:t>
+      </w:r>
+    </w:p>
+    <w:p>
+      <w:pPr>
+        <w:ind w:left="1440"/>
+      </w:pPr>
+      <w:r>
         <w:t>Communication is strictly text-based.</w:t>
       </w:r>
       <w:r>
@@ -3702,6 +3812,14 @@
         <w:ind w:left="1440"/>
       </w:pPr>
       <w:r>
+        <w:t>2.3.2</w:t>
+      </w:r>
+    </w:p>
+    <w:p>
+      <w:pPr>
+        <w:ind w:left="1440"/>
+      </w:pPr>
+      <w:r>
         <w:t xml:space="preserve">Communication is </w:t>
       </w:r>
       <w:r>
@@ -3718,6 +3836,14 @@
         <w:ind w:left="1440"/>
       </w:pPr>
       <w:r>
+        <w:t>2.3.3</w:t>
+      </w:r>
+    </w:p>
+    <w:p>
+      <w:pPr>
+        <w:ind w:left="1440"/>
+      </w:pPr>
+      <w:r>
         <w:t>Privacy between users and IT is negligible.</w:t>
       </w:r>
     </w:p>
@@ -3731,13 +3857,25 @@
         <w:ind w:left="1440"/>
       </w:pPr>
       <w:r>
+        <w:t>2.3.4</w:t>
+      </w:r>
+    </w:p>
+    <w:p>
+      <w:pPr>
+        <w:ind w:left="1440"/>
+      </w:pPr>
+      <w:r>
         <w:t xml:space="preserve">IT users must register any new users to the system. </w:t>
       </w:r>
     </w:p>
-    <w:p>
-      <w:pPr>
-        <w:ind w:left="1440"/>
-      </w:pPr>
+    <w:p/>
+    <w:p>
+      <w:pPr>
+        <w:ind w:left="1440"/>
+      </w:pPr>
+      <w:r>
+        <w:t>2.3.5</w:t>
+      </w:r>
     </w:p>
     <w:p>
       <w:r>
@@ -3751,6 +3889,15 @@
       </w:r>
     </w:p>
     <w:p/>
+    <w:p>
+      <w:r>
+        <w:tab/>
+      </w:r>
+      <w:r>
+        <w:tab/>
+        <w:t>2.3.6</w:t>
+      </w:r>
+    </w:p>
     <w:p>
       <w:r>
         <w:tab/>
@@ -3770,6 +3917,15 @@
       </w:r>
       <w:r>
         <w:tab/>
+        <w:t>2.3.7</w:t>
+      </w:r>
+    </w:p>
+    <w:p>
+      <w:r>
+        <w:tab/>
+      </w:r>
+      <w:r>
+        <w:tab/>
         <w:t xml:space="preserve">Help Page will cover the different client </w:t>
       </w:r>
       <w:r>
@@ -3777,6 +3933,15 @@
       </w:r>
     </w:p>
     <w:p/>
+    <w:p>
+      <w:r>
+        <w:tab/>
+      </w:r>
+      <w:r>
+        <w:tab/>
+        <w:t>2.3.8</w:t>
+      </w:r>
+    </w:p>
     <w:p>
       <w:r>
         <w:tab/>
@@ -3796,6 +3961,14 @@
         <w:ind w:left="1440"/>
       </w:pPr>
       <w:r>
+        <w:t>2.3.9</w:t>
+      </w:r>
+    </w:p>
+    <w:p>
+      <w:pPr>
+        <w:ind w:left="1440"/>
+      </w:pPr>
+      <w:r>
         <w:t>Users are allowed to converse with another user or several at once.</w:t>
       </w:r>
     </w:p>
@@ -3807,6 +3980,14 @@
     <w:p>
       <w:pPr>
         <w:ind w:left="1440"/>
+      </w:pPr>
+      <w:r>
+        <w:t>2.3.10</w:t>
+      </w:r>
+    </w:p>
+    <w:p>
+      <w:pPr>
+        <w:ind w:left="1440"/>
         <w:rPr>
           <w:color w:val="000000" w:themeColor="text1"/>
         </w:rPr>
@@ -3825,6 +4006,20 @@
           <w:color w:val="000000" w:themeColor="text1"/>
         </w:rPr>
       </w:pPr>
+    </w:p>
+    <w:p>
+      <w:pPr>
+        <w:ind w:left="1440"/>
+        <w:rPr>
+          <w:color w:val="000000" w:themeColor="text1"/>
+        </w:rPr>
+      </w:pPr>
+      <w:r>
+        <w:rPr>
+          <w:color w:val="000000" w:themeColor="text1"/>
+        </w:rPr>
+        <w:t>2.3.11</w:t>
+      </w:r>
     </w:p>
     <w:p>
       <w:pPr>
@@ -3882,12 +4077,21 @@
           <w:numId w:val="2"/>
         </w:numPr>
       </w:pPr>
-      <w:bookmarkStart w:id="16" w:name="__RefHeading___Toc19440728"/>
-      <w:bookmarkEnd w:id="16"/>
+      <w:bookmarkStart w:id="21" w:name="__RefHeading___Toc19440728"/>
+      <w:bookmarkEnd w:id="21"/>
       <w:r>
         <w:t>Constraints</w:t>
       </w:r>
     </w:p>
+    <w:p/>
+    <w:p>
+      <w:pPr>
+        <w:ind w:left="1440"/>
+      </w:pPr>
+      <w:r>
+        <w:t>2.4.1</w:t>
+      </w:r>
+    </w:p>
     <w:p>
       <w:pPr>
         <w:pStyle w:val="Paragraph2"/>
@@ -3909,6 +4113,28 @@
           <w:color w:val="000000" w:themeColor="text1"/>
         </w:rPr>
       </w:pPr>
+    </w:p>
+    <w:p>
+      <w:pPr>
+        <w:pStyle w:val="Paragraph2"/>
+        <w:rPr>
+          <w:color w:val="000000" w:themeColor="text1"/>
+        </w:rPr>
+      </w:pPr>
+      <w:r>
+        <w:rPr>
+          <w:color w:val="000000" w:themeColor="text1"/>
+        </w:rPr>
+        <w:t>2.4.2</w:t>
+      </w:r>
+    </w:p>
+    <w:p>
+      <w:pPr>
+        <w:pStyle w:val="Paragraph2"/>
+        <w:rPr>
+          <w:color w:val="000000" w:themeColor="text1"/>
+        </w:rPr>
+      </w:pPr>
       <w:r>
         <w:rPr>
           <w:color w:val="000000" w:themeColor="text1"/>
@@ -3923,6 +4149,28 @@
           <w:color w:val="000000" w:themeColor="text1"/>
         </w:rPr>
       </w:pPr>
+    </w:p>
+    <w:p>
+      <w:pPr>
+        <w:pStyle w:val="Paragraph2"/>
+        <w:rPr>
+          <w:color w:val="000000" w:themeColor="text1"/>
+        </w:rPr>
+      </w:pPr>
+      <w:r>
+        <w:rPr>
+          <w:color w:val="000000" w:themeColor="text1"/>
+        </w:rPr>
+        <w:t>2.4.3</w:t>
+      </w:r>
+    </w:p>
+    <w:p>
+      <w:pPr>
+        <w:pStyle w:val="Paragraph2"/>
+        <w:rPr>
+          <w:color w:val="000000" w:themeColor="text1"/>
+        </w:rPr>
+      </w:pPr>
       <w:r>
         <w:rPr>
           <w:color w:val="000000" w:themeColor="text1"/>
@@ -3937,6 +4185,28 @@
           <w:color w:val="000000" w:themeColor="text1"/>
         </w:rPr>
       </w:pPr>
+    </w:p>
+    <w:p>
+      <w:pPr>
+        <w:pStyle w:val="Paragraph2"/>
+        <w:rPr>
+          <w:color w:val="000000" w:themeColor="text1"/>
+        </w:rPr>
+      </w:pPr>
+      <w:r>
+        <w:rPr>
+          <w:color w:val="000000" w:themeColor="text1"/>
+        </w:rPr>
+        <w:t>2.4.4</w:t>
+      </w:r>
+    </w:p>
+    <w:p>
+      <w:pPr>
+        <w:pStyle w:val="Paragraph2"/>
+        <w:rPr>
+          <w:color w:val="000000" w:themeColor="text1"/>
+        </w:rPr>
+      </w:pPr>
       <w:r>
         <w:rPr>
           <w:color w:val="000000" w:themeColor="text1"/>
@@ -3951,6 +4221,28 @@
           <w:color w:val="000000" w:themeColor="text1"/>
         </w:rPr>
       </w:pPr>
+    </w:p>
+    <w:p>
+      <w:pPr>
+        <w:pStyle w:val="Paragraph2"/>
+        <w:rPr>
+          <w:color w:val="000000" w:themeColor="text1"/>
+        </w:rPr>
+      </w:pPr>
+      <w:r>
+        <w:rPr>
+          <w:color w:val="000000" w:themeColor="text1"/>
+        </w:rPr>
+        <w:t>2.4.5</w:t>
+      </w:r>
+    </w:p>
+    <w:p>
+      <w:pPr>
+        <w:pStyle w:val="Paragraph2"/>
+        <w:rPr>
+          <w:color w:val="000000" w:themeColor="text1"/>
+        </w:rPr>
+      </w:pPr>
       <w:r>
         <w:rPr>
           <w:color w:val="000000" w:themeColor="text1"/>
@@ -3965,16 +4257,61 @@
           <w:color w:val="000000" w:themeColor="text1"/>
         </w:rPr>
       </w:pPr>
-      <w:r>
-        <w:rPr>
-          <w:color w:val="000000" w:themeColor="text1"/>
-        </w:rPr>
+    </w:p>
+    <w:p>
+      <w:pPr>
+        <w:pStyle w:val="Paragraph2"/>
+        <w:rPr>
+          <w:color w:val="000000" w:themeColor="text1"/>
+        </w:rPr>
+      </w:pPr>
+      <w:r>
+        <w:rPr>
+          <w:color w:val="000000" w:themeColor="text1"/>
+        </w:rPr>
+        <w:t>2.4.6</w:t>
+      </w:r>
+    </w:p>
+    <w:p>
+      <w:pPr>
+        <w:pStyle w:val="Paragraph2"/>
+        <w:rPr>
+          <w:color w:val="000000" w:themeColor="text1"/>
+        </w:rPr>
+      </w:pPr>
+      <w:r>
+        <w:rPr>
+          <w:color w:val="000000" w:themeColor="text1"/>
+        </w:rPr>
+        <w:lastRenderedPageBreak/>
         <w:t xml:space="preserve">The application’s hard deadline is 05/05/2026. </w:t>
       </w:r>
     </w:p>
     <w:p>
       <w:pPr>
         <w:pStyle w:val="Paragraph2"/>
+        <w:rPr>
+          <w:color w:val="000000" w:themeColor="text1"/>
+        </w:rPr>
+      </w:pPr>
+    </w:p>
+    <w:p>
+      <w:pPr>
+        <w:pStyle w:val="Paragraph2"/>
+        <w:rPr>
+          <w:color w:val="000000" w:themeColor="text1"/>
+        </w:rPr>
+      </w:pPr>
+      <w:r>
+        <w:rPr>
+          <w:color w:val="000000" w:themeColor="text1"/>
+        </w:rPr>
+        <w:t>2.4.7</w:t>
+      </w:r>
+    </w:p>
+    <w:p>
+      <w:pPr>
+        <w:pStyle w:val="Paragraph2"/>
         <w:ind w:left="720" w:firstLine="720"/>
         <w:rPr>
           <w:color w:val="000000" w:themeColor="text1"/>
@@ -3996,6 +4333,30 @@
     <w:p>
       <w:pPr>
         <w:pStyle w:val="Paragraph2"/>
+        <w:ind w:left="720" w:firstLine="720"/>
+        <w:rPr>
+          <w:color w:val="000000" w:themeColor="text1"/>
+        </w:rPr>
+      </w:pPr>
+    </w:p>
+    <w:p>
+      <w:pPr>
+        <w:pStyle w:val="Paragraph2"/>
+        <w:ind w:left="720" w:firstLine="720"/>
+        <w:rPr>
+          <w:color w:val="000000" w:themeColor="text1"/>
+        </w:rPr>
+      </w:pPr>
+      <w:r>
+        <w:rPr>
+          <w:color w:val="000000" w:themeColor="text1"/>
+        </w:rPr>
+        <w:t>2.4.8</w:t>
+      </w:r>
+    </w:p>
+    <w:p>
+      <w:pPr>
+        <w:pStyle w:val="Paragraph2"/>
         <w:rPr>
           <w:color w:val="000000" w:themeColor="text1"/>
         </w:rPr>
@@ -4020,6 +4381,28 @@
           <w:color w:val="000000" w:themeColor="text1"/>
         </w:rPr>
       </w:pPr>
+    </w:p>
+    <w:p>
+      <w:pPr>
+        <w:pStyle w:val="Paragraph2"/>
+        <w:rPr>
+          <w:color w:val="000000" w:themeColor="text1"/>
+        </w:rPr>
+      </w:pPr>
+      <w:r>
+        <w:rPr>
+          <w:color w:val="000000" w:themeColor="text1"/>
+        </w:rPr>
+        <w:t>2.4.9</w:t>
+      </w:r>
+    </w:p>
+    <w:p>
+      <w:pPr>
+        <w:pStyle w:val="Paragraph2"/>
+        <w:rPr>
+          <w:color w:val="000000" w:themeColor="text1"/>
+        </w:rPr>
+      </w:pPr>
       <w:r>
         <w:rPr>
           <w:color w:val="000000" w:themeColor="text1"/>
@@ -4034,6 +4417,28 @@
           <w:color w:val="000000" w:themeColor="text1"/>
         </w:rPr>
       </w:pPr>
+    </w:p>
+    <w:p>
+      <w:pPr>
+        <w:pStyle w:val="Paragraph2"/>
+        <w:rPr>
+          <w:color w:val="000000" w:themeColor="text1"/>
+        </w:rPr>
+      </w:pPr>
+      <w:r>
+        <w:rPr>
+          <w:color w:val="000000" w:themeColor="text1"/>
+        </w:rPr>
+        <w:t>2.4.10</w:t>
+      </w:r>
+    </w:p>
+    <w:p>
+      <w:pPr>
+        <w:pStyle w:val="Paragraph2"/>
+        <w:rPr>
+          <w:color w:val="000000" w:themeColor="text1"/>
+        </w:rPr>
+      </w:pPr>
       <w:r>
         <w:rPr>
           <w:color w:val="000000" w:themeColor="text1"/>
@@ -4048,6 +4453,28 @@
           <w:color w:val="000000" w:themeColor="text1"/>
         </w:rPr>
       </w:pPr>
+    </w:p>
+    <w:p>
+      <w:pPr>
+        <w:pStyle w:val="Paragraph2"/>
+        <w:rPr>
+          <w:color w:val="000000" w:themeColor="text1"/>
+        </w:rPr>
+      </w:pPr>
+      <w:r>
+        <w:rPr>
+          <w:color w:val="000000" w:themeColor="text1"/>
+        </w:rPr>
+        <w:t>2.4.11</w:t>
+      </w:r>
+    </w:p>
+    <w:p>
+      <w:pPr>
+        <w:pStyle w:val="Paragraph2"/>
+        <w:rPr>
+          <w:color w:val="000000" w:themeColor="text1"/>
+        </w:rPr>
+      </w:pPr>
       <w:r>
         <w:rPr>
           <w:color w:val="000000" w:themeColor="text1"/>
@@ -4077,6 +4504,28 @@
           <w:color w:val="000000" w:themeColor="text1"/>
         </w:rPr>
       </w:pPr>
+    </w:p>
+    <w:p>
+      <w:pPr>
+        <w:pStyle w:val="Paragraph2"/>
+        <w:rPr>
+          <w:color w:val="000000" w:themeColor="text1"/>
+        </w:rPr>
+      </w:pPr>
+      <w:r>
+        <w:rPr>
+          <w:color w:val="000000" w:themeColor="text1"/>
+        </w:rPr>
+        <w:t>2.4.12</w:t>
+      </w:r>
+    </w:p>
+    <w:p>
+      <w:pPr>
+        <w:pStyle w:val="Paragraph2"/>
+        <w:rPr>
+          <w:color w:val="000000" w:themeColor="text1"/>
+        </w:rPr>
+      </w:pPr>
       <w:r>
         <w:rPr>
           <w:color w:val="000000" w:themeColor="text1"/>
@@ -4091,6 +4540,28 @@
           <w:color w:val="000000" w:themeColor="text1"/>
         </w:rPr>
       </w:pPr>
+    </w:p>
+    <w:p>
+      <w:pPr>
+        <w:pStyle w:val="Paragraph2"/>
+        <w:rPr>
+          <w:color w:val="000000" w:themeColor="text1"/>
+        </w:rPr>
+      </w:pPr>
+      <w:r>
+        <w:rPr>
+          <w:color w:val="000000" w:themeColor="text1"/>
+        </w:rPr>
+        <w:t>2.4.13</w:t>
+      </w:r>
+    </w:p>
+    <w:p>
+      <w:pPr>
+        <w:pStyle w:val="Paragraph2"/>
+        <w:rPr>
+          <w:color w:val="000000" w:themeColor="text1"/>
+        </w:rPr>
+      </w:pPr>
       <w:r>
         <w:rPr>
           <w:color w:val="000000" w:themeColor="text1"/>
@@ -4129,12 +4600,136 @@
           <w:color w:val="000000" w:themeColor="text1"/>
         </w:rPr>
       </w:pPr>
+    </w:p>
+    <w:p>
+      <w:pPr>
+        <w:pStyle w:val="Paragraph2"/>
+        <w:rPr>
+          <w:color w:val="000000" w:themeColor="text1"/>
+        </w:rPr>
+      </w:pPr>
+      <w:r>
+        <w:rPr>
+          <w:color w:val="000000" w:themeColor="text1"/>
+        </w:rPr>
+        <w:t>2.4.14</w:t>
+      </w:r>
+    </w:p>
+    <w:p>
+      <w:pPr>
+        <w:pStyle w:val="Paragraph2"/>
+        <w:rPr>
+          <w:color w:val="000000" w:themeColor="text1"/>
+        </w:rPr>
+      </w:pPr>
       <w:r>
         <w:rPr>
           <w:color w:val="000000" w:themeColor="text1"/>
         </w:rPr>
         <w:t>Users cannot have any access to logs.</w:t>
       </w:r>
+    </w:p>
+    <w:p>
+      <w:pPr>
+        <w:pStyle w:val="Paragraph2"/>
+        <w:rPr>
+          <w:color w:val="000000" w:themeColor="text1"/>
+        </w:rPr>
+      </w:pPr>
+    </w:p>
+    <w:p>
+      <w:pPr>
+        <w:pStyle w:val="Paragraph2"/>
+        <w:rPr>
+          <w:color w:val="000000" w:themeColor="text1"/>
+        </w:rPr>
+      </w:pPr>
+      <w:r>
+        <w:rPr>
+          <w:color w:val="000000" w:themeColor="text1"/>
+        </w:rPr>
+        <w:t>2.4.15</w:t>
+      </w:r>
+    </w:p>
+    <w:p>
+      <w:pPr>
+        <w:pStyle w:val="Paragraph2"/>
+        <w:rPr>
+          <w:color w:val="000000" w:themeColor="text1"/>
+        </w:rPr>
+      </w:pPr>
+      <w:r>
+        <w:rPr>
+          <w:color w:val="000000" w:themeColor="text1"/>
+        </w:rPr>
+        <w:t xml:space="preserve">All developers must use JDK 25 when working on this application. </w:t>
+      </w:r>
+    </w:p>
+    <w:p>
+      <w:pPr>
+        <w:pStyle w:val="Paragraph2"/>
+        <w:rPr>
+          <w:color w:val="000000" w:themeColor="text1"/>
+        </w:rPr>
+      </w:pPr>
+    </w:p>
+    <w:p>
+      <w:pPr>
+        <w:pStyle w:val="Paragraph2"/>
+        <w:rPr>
+          <w:color w:val="000000" w:themeColor="text1"/>
+        </w:rPr>
+      </w:pPr>
+      <w:r>
+        <w:rPr>
+          <w:color w:val="000000" w:themeColor="text1"/>
+        </w:rPr>
+        <w:t>2.4.16</w:t>
+      </w:r>
+    </w:p>
+    <w:p>
+      <w:pPr>
+        <w:pStyle w:val="Paragraph2"/>
+        <w:rPr>
+          <w:color w:val="000000" w:themeColor="text1"/>
+        </w:rPr>
+      </w:pPr>
+      <w:r>
+        <w:rPr>
+          <w:color w:val="000000" w:themeColor="text1"/>
+        </w:rPr>
+        <w:t>All developers must use Eclipse IDE for Java Developers for development.</w:t>
+      </w:r>
+    </w:p>
+    <w:p>
+      <w:pPr>
+        <w:pStyle w:val="Paragraph2"/>
+        <w:rPr>
+          <w:color w:val="000000" w:themeColor="text1"/>
+        </w:rPr>
+      </w:pPr>
+    </w:p>
+    <w:p>
+      <w:pPr>
+        <w:pStyle w:val="Paragraph2"/>
+        <w:rPr>
+          <w:color w:val="000000" w:themeColor="text1"/>
+        </w:rPr>
+      </w:pPr>
+      <w:r>
+        <w:rPr>
+          <w:color w:val="000000" w:themeColor="text1"/>
+        </w:rPr>
+        <w:t>2.4.17</w:t>
+      </w:r>
+    </w:p>
+    <w:p>
+      <w:pPr>
+        <w:pStyle w:val="Paragraph2"/>
+        <w:rPr>
+          <w:color w:val="000000" w:themeColor="text1"/>
+        </w:rPr>
+      </w:pPr>
     </w:p>
     <w:p>
       <w:pPr>
@@ -4168,24 +4763,68 @@
           <w:numId w:val="2"/>
         </w:numPr>
       </w:pPr>
-      <w:bookmarkStart w:id="17" w:name="__RefHeading___Toc19440729"/>
-      <w:bookmarkEnd w:id="17"/>
-      <w:r>
+      <w:bookmarkStart w:id="22" w:name="__RefHeading___Toc19440729"/>
+      <w:bookmarkEnd w:id="22"/>
+      <w:r>
+        <w:lastRenderedPageBreak/>
         <w:t>Assumptions and Dependencies</w:t>
       </w:r>
     </w:p>
-    <w:p>
-      <w:pPr>
-        <w:pStyle w:val="Paragraph2"/>
-        <w:rPr>
-          <w:color w:val="000000" w:themeColor="text1"/>
-        </w:rPr>
-      </w:pPr>
-      <w:r>
-        <w:rPr>
-          <w:color w:val="000000" w:themeColor="text1"/>
-        </w:rPr>
-        <w:t xml:space="preserve">It is assumed that the application will handle a few thousand users at any given time. </w:t>
+    <w:p/>
+    <w:p>
+      <w:pPr>
+        <w:ind w:left="1440"/>
+      </w:pPr>
+      <w:r>
+        <w:t>2.5.1</w:t>
+      </w:r>
+    </w:p>
+    <w:p>
+      <w:pPr>
+        <w:pStyle w:val="Paragraph2"/>
+        <w:rPr>
+          <w:color w:val="000000" w:themeColor="text1"/>
+        </w:rPr>
+      </w:pPr>
+      <w:r>
+        <w:rPr>
+          <w:color w:val="000000" w:themeColor="text1"/>
+        </w:rPr>
+        <w:t xml:space="preserve">It is assumed that the application will handle </w:t>
+      </w:r>
+      <w:r>
+        <w:rPr>
+          <w:color w:val="000000" w:themeColor="text1"/>
+        </w:rPr>
+        <w:t xml:space="preserve">several </w:t>
+      </w:r>
+      <w:r>
+        <w:rPr>
+          <w:color w:val="000000" w:themeColor="text1"/>
+        </w:rPr>
+        <w:t xml:space="preserve">thousand users at any given time. </w:t>
+      </w:r>
+    </w:p>
+    <w:p>
+      <w:pPr>
+        <w:pStyle w:val="Paragraph2"/>
+        <w:rPr>
+          <w:color w:val="000000" w:themeColor="text1"/>
+        </w:rPr>
+      </w:pPr>
+    </w:p>
+    <w:p>
+      <w:pPr>
+        <w:pStyle w:val="Paragraph2"/>
+        <w:rPr>
+          <w:color w:val="000000" w:themeColor="text1"/>
+        </w:rPr>
+      </w:pPr>
+      <w:r>
+        <w:rPr>
+          <w:color w:val="000000" w:themeColor="text1"/>
+        </w:rPr>
+        <w:t>2.5.2</w:t>
       </w:r>
     </w:p>
     <w:p>
@@ -4209,39 +4848,106 @@
           <w:color w:val="000000" w:themeColor="text1"/>
         </w:rPr>
       </w:pPr>
-      <w:r>
-        <w:rPr>
-          <w:color w:val="000000" w:themeColor="text1"/>
-        </w:rPr>
-        <w:lastRenderedPageBreak/>
+    </w:p>
+    <w:p>
+      <w:pPr>
+        <w:pStyle w:val="Paragraph2"/>
+        <w:rPr>
+          <w:color w:val="000000" w:themeColor="text1"/>
+        </w:rPr>
+      </w:pPr>
+      <w:r>
+        <w:rPr>
+          <w:color w:val="000000" w:themeColor="text1"/>
+        </w:rPr>
+        <w:t>2.5.3</w:t>
+      </w:r>
+    </w:p>
+    <w:p>
+      <w:pPr>
+        <w:pStyle w:val="Paragraph2"/>
+        <w:rPr>
+          <w:color w:val="000000" w:themeColor="text1"/>
+        </w:rPr>
+      </w:pPr>
+      <w:r>
+        <w:rPr>
+          <w:color w:val="000000" w:themeColor="text1"/>
+        </w:rPr>
         <w:t>In addition, we must assume that the company will provide computers that are capable of running the communication applications, thus reducing the need for compatibility comparison.</w:t>
       </w:r>
     </w:p>
     <w:p>
       <w:pPr>
         <w:pStyle w:val="Paragraph2"/>
+        <w:rPr>
+          <w:color w:val="000000" w:themeColor="text1"/>
+        </w:rPr>
+      </w:pPr>
+    </w:p>
+    <w:p>
+      <w:pPr>
+        <w:pStyle w:val="Paragraph2"/>
+        <w:rPr>
+          <w:color w:val="000000" w:themeColor="text1"/>
+        </w:rPr>
+      </w:pPr>
+      <w:r>
+        <w:rPr>
+          <w:color w:val="000000" w:themeColor="text1"/>
+        </w:rPr>
+        <w:t>2.5.4</w:t>
+      </w:r>
+    </w:p>
+    <w:p>
+      <w:pPr>
+        <w:pStyle w:val="Paragraph2"/>
+        <w:rPr>
+          <w:color w:val="000000" w:themeColor="text1"/>
+        </w:rPr>
+      </w:pPr>
+      <w:r>
+        <w:rPr>
+          <w:color w:val="000000" w:themeColor="text1"/>
+        </w:rPr>
+        <w:t xml:space="preserve">The help page is assumed to not cover every last aspect of Client GUI. </w:t>
+      </w:r>
+      <w:r>
+        <w:rPr>
+          <w:color w:val="000000" w:themeColor="text1"/>
+        </w:rPr>
+        <w:t>Instead it functions as an onboarding for new users to become familiar enough to use the application comfortably and efficiently.</w:t>
+      </w:r>
+    </w:p>
+    <w:p>
+      <w:pPr>
+        <w:pStyle w:val="Paragraph2"/>
         <w:ind w:left="0"/>
         <w:rPr>
           <w:color w:val="000000" w:themeColor="text1"/>
         </w:rPr>
       </w:pPr>
-      <w:r>
-        <w:rPr>
-          <w:color w:val="E97132" w:themeColor="accent2"/>
+    </w:p>
+    <w:p>
+      <w:pPr>
+        <w:pStyle w:val="Paragraph2"/>
+        <w:ind w:left="0"/>
+        <w:rPr>
+          <w:color w:val="000000" w:themeColor="text1"/>
+        </w:rPr>
+      </w:pPr>
+      <w:r>
+        <w:rPr>
+          <w:color w:val="000000" w:themeColor="text1"/>
         </w:rPr>
         <w:tab/>
       </w:r>
       <w:r>
         <w:rPr>
-          <w:color w:val="E97132" w:themeColor="accent2"/>
+          <w:color w:val="000000" w:themeColor="text1"/>
         </w:rPr>
         <w:tab/>
-      </w:r>
-      <w:r>
-        <w:rPr>
-          <w:color w:val="000000" w:themeColor="text1"/>
-        </w:rPr>
-        <w:t xml:space="preserve">The help page is assumed to not cover every last aspect of Client GUI. </w:t>
+        <w:t>2.5.5</w:t>
       </w:r>
     </w:p>
     <w:p>
@@ -4265,11 +4971,55 @@
           <w:color w:val="000000" w:themeColor="text1"/>
         </w:rPr>
       </w:pPr>
+    </w:p>
+    <w:p>
+      <w:pPr>
+        <w:pStyle w:val="Paragraph2"/>
+        <w:rPr>
+          <w:color w:val="000000" w:themeColor="text1"/>
+        </w:rPr>
+      </w:pPr>
+      <w:r>
+        <w:rPr>
+          <w:color w:val="000000" w:themeColor="text1"/>
+        </w:rPr>
+        <w:t>2.5.6</w:t>
+      </w:r>
+    </w:p>
+    <w:p>
+      <w:pPr>
+        <w:pStyle w:val="Paragraph2"/>
+        <w:rPr>
+          <w:color w:val="000000" w:themeColor="text1"/>
+        </w:rPr>
+      </w:pPr>
       <w:r>
         <w:rPr>
           <w:color w:val="000000" w:themeColor="text1"/>
         </w:rPr>
         <w:t>It is assumed that since there is no encryption, the users of the system are completely perfect at keeping their credentials to themselves, and that there are never any cybercrimes or attacks committed against this software.</w:t>
+      </w:r>
+    </w:p>
+    <w:p>
+      <w:pPr>
+        <w:pStyle w:val="Paragraph2"/>
+        <w:rPr>
+          <w:color w:val="000000" w:themeColor="text1"/>
+        </w:rPr>
+      </w:pPr>
+    </w:p>
+    <w:p>
+      <w:pPr>
+        <w:pStyle w:val="Paragraph2"/>
+        <w:rPr>
+          <w:color w:val="000000" w:themeColor="text1"/>
+        </w:rPr>
+      </w:pPr>
+      <w:r>
+        <w:rPr>
+          <w:color w:val="000000" w:themeColor="text1"/>
+        </w:rPr>
+        <w:t>2.5.7</w:t>
       </w:r>
     </w:p>
     <w:p>
@@ -4302,8 +5052,8 @@
           <w:numId w:val="2"/>
         </w:numPr>
       </w:pPr>
-      <w:bookmarkStart w:id="18" w:name="__RefHeading___Toc19440730"/>
-      <w:bookmarkEnd w:id="18"/>
+      <w:bookmarkStart w:id="23" w:name="__RefHeading___Toc19440730"/>
+      <w:bookmarkEnd w:id="23"/>
       <w:r>
         <w:lastRenderedPageBreak/>
         <w:t>Specific Requirements</w:t>
@@ -4317,8 +5067,8 @@
           <w:numId w:val="2"/>
         </w:numPr>
       </w:pPr>
-      <w:bookmarkStart w:id="19" w:name="__RefHeading___Toc19440731"/>
-      <w:bookmarkEnd w:id="19"/>
+      <w:bookmarkStart w:id="24" w:name="__RefHeading___Toc19440731"/>
+      <w:bookmarkEnd w:id="24"/>
       <w:r>
         <w:t>Functional Requirements</w:t>
       </w:r>
@@ -4337,96 +5087,380 @@
     </w:p>
     <w:p>
       <w:pPr>
-        <w:pStyle w:val="Paragraph2"/>
-        <w:rPr>
-          <w:color w:val="7030A0"/>
-        </w:rPr>
-      </w:pPr>
-      <w:bookmarkStart w:id="20" w:name="REQBV1E74"/>
-      <w:r>
-        <w:rPr>
-          <w:color w:val="7030A0"/>
-        </w:rPr>
-        <w:t xml:space="preserve">Provide requirements that apply to all components as appropriate. </w:t>
-      </w:r>
-      <w:r>
-        <w:rPr>
-          <w:vanish/>
-          <w:color w:val="7030A0"/>
-        </w:rPr>
-        <w:t xml:space="preserve">SR10 </w:t>
-      </w:r>
-    </w:p>
-    <w:p>
-      <w:pPr>
-        <w:pStyle w:val="Paragraph2"/>
-        <w:rPr>
-          <w:color w:val="7030A0"/>
-        </w:rPr>
-      </w:pPr>
-      <w:r>
-        <w:rPr>
-          <w:color w:val="7030A0"/>
-        </w:rPr>
-        <w:t>Example:</w:t>
-      </w:r>
-    </w:p>
-    <w:p>
-      <w:pPr>
-        <w:pStyle w:val="Paragraph2"/>
-        <w:rPr>
-          <w:color w:val="7030A0"/>
-        </w:rPr>
-      </w:pPr>
-      <w:r>
-        <w:rPr>
-          <w:color w:val="7030A0"/>
-        </w:rPr>
+        <w:ind w:left="1440"/>
+      </w:pPr>
+    </w:p>
+    <w:p>
+      <w:pPr>
+        <w:ind w:left="1440"/>
+      </w:pPr>
+      <w:r>
         <w:t xml:space="preserve">3.1.1.1 </w:t>
       </w:r>
-      <w:r>
-        <w:rPr>
-          <w:vanish/>
-          <w:color w:val="7030A0"/>
-        </w:rPr>
-        <w:t xml:space="preserve">SR9 </w:t>
-      </w:r>
-      <w:r>
-        <w:rPr>
-          <w:color w:val="7030A0"/>
-        </w:rPr>
-        <w:t>Users should be allowed to log in using their issued id and pin, both of which are alphanumeric strings between 6 and 20 characters in length. </w:t>
-      </w:r>
-      <w:bookmarkEnd w:id="20"/>
-    </w:p>
-    <w:p>
-      <w:pPr>
-        <w:pStyle w:val="Paragraph2"/>
-        <w:rPr>
-          <w:color w:val="7030A0"/>
-        </w:rPr>
-      </w:pPr>
-      <w:bookmarkStart w:id="21" w:name="REQBV3V65"/>
-      <w:r>
-        <w:rPr>
-          <w:color w:val="7030A0"/>
-        </w:rPr>
-        <w:t xml:space="preserve">3.1.1.2 </w:t>
-      </w:r>
-      <w:r>
-        <w:rPr>
-          <w:vanish/>
-          <w:color w:val="7030A0"/>
-        </w:rPr>
-        <w:t xml:space="preserve">SR23 </w:t>
-      </w:r>
-      <w:r>
-        <w:rPr>
-          <w:color w:val="7030A0"/>
-        </w:rPr>
-        <w:t>The system should provide HTML-based help pages on each screen that describe the purpose of each function within the system. </w:t>
-      </w:r>
-      <w:bookmarkEnd w:id="21"/>
+    </w:p>
+    <w:p>
+      <w:pPr>
+        <w:ind w:left="1440"/>
+      </w:pPr>
+      <w:r>
+        <w:t>The system must support TCP/</w:t>
+      </w:r>
+      <w:r>
+        <w:t>IP-based</w:t>
+      </w:r>
+      <w:r>
+        <w:t xml:space="preserve"> communication between both modules.</w:t>
+      </w:r>
+    </w:p>
+    <w:p>
+      <w:pPr>
+        <w:ind w:left="1440"/>
+      </w:pPr>
+    </w:p>
+    <w:p>
+      <w:pPr>
+        <w:ind w:left="1440"/>
+      </w:pPr>
+      <w:r>
+        <w:t>3.1.1.</w:t>
+      </w:r>
+      <w:r>
+        <w:t>2</w:t>
+      </w:r>
+      <w:r>
+        <w:t xml:space="preserve"> </w:t>
+      </w:r>
+    </w:p>
+    <w:p>
+      <w:pPr>
+        <w:ind w:left="1440"/>
+      </w:pPr>
+      <w:r>
+        <w:t>The system must ensure two-way connection between both modules, allowing both to send and receive data.</w:t>
+      </w:r>
+    </w:p>
+    <w:p>
+      <w:pPr>
+        <w:ind w:left="1440"/>
+      </w:pPr>
+    </w:p>
+    <w:p>
+      <w:pPr>
+        <w:ind w:left="1440"/>
+      </w:pPr>
+      <w:r>
+        <w:t>3.1.1.</w:t>
+      </w:r>
+      <w:r>
+        <w:t>3</w:t>
+      </w:r>
+    </w:p>
+    <w:p>
+      <w:pPr>
+        <w:ind w:left="1440"/>
+      </w:pPr>
+      <w:r>
+        <w:t xml:space="preserve"> The system must gracefully handle network interruptions and notify users of disconnection.</w:t>
+      </w:r>
+    </w:p>
+    <w:p/>
+    <w:p>
+      <w:pPr>
+        <w:ind w:left="1440"/>
+      </w:pPr>
+      <w:r>
+        <w:t>3.1.1.</w:t>
+      </w:r>
+      <w:r>
+        <w:t>4</w:t>
+      </w:r>
+      <w:r>
+        <w:t xml:space="preserve"> </w:t>
+      </w:r>
+    </w:p>
+    <w:p>
+      <w:pPr>
+        <w:ind w:left="1440"/>
+      </w:pPr>
+      <w:r>
+        <w:t>The system must support and maintain both synchronous and asynchronous messaging.</w:t>
+      </w:r>
+    </w:p>
+    <w:p>
+      <w:pPr>
+        <w:ind w:left="1440"/>
+      </w:pPr>
+    </w:p>
+    <w:p>
+      <w:pPr>
+        <w:ind w:left="1440"/>
+      </w:pPr>
+      <w:r>
+        <w:t>3.1.1.</w:t>
+      </w:r>
+      <w:r>
+        <w:t>5</w:t>
+      </w:r>
+      <w:r>
+        <w:t xml:space="preserve"> </w:t>
+      </w:r>
+    </w:p>
+    <w:p>
+      <w:pPr>
+        <w:ind w:left="1440"/>
+      </w:pPr>
+      <w:r>
+        <w:t>The system must ensure that messages are properly stored and delivered to its intended recipient in chronological order.</w:t>
+      </w:r>
+    </w:p>
+    <w:p>
+      <w:pPr>
+        <w:ind w:left="1440"/>
+      </w:pPr>
+    </w:p>
+    <w:p>
+      <w:pPr>
+        <w:ind w:left="1440"/>
+      </w:pPr>
+      <w:r>
+        <w:t>3.1.1.</w:t>
+      </w:r>
+      <w:r>
+        <w:t>6</w:t>
+      </w:r>
+    </w:p>
+    <w:p>
+      <w:pPr>
+        <w:ind w:left="1440"/>
+      </w:pPr>
+      <w:r>
+        <w:t>The system must store all chat history on the server to be made accessible after the user disconnects or logs out.</w:t>
+      </w:r>
+    </w:p>
+    <w:p>
+      <w:pPr>
+        <w:ind w:left="1440"/>
+      </w:pPr>
+    </w:p>
+    <w:p>
+      <w:pPr>
+        <w:ind w:left="1440"/>
+      </w:pPr>
+      <w:r>
+        <w:t>3.1.1.</w:t>
+      </w:r>
+      <w:r>
+        <w:t>7</w:t>
+      </w:r>
+    </w:p>
+    <w:p>
+      <w:pPr>
+        <w:ind w:left="1440"/>
+      </w:pPr>
+      <w:r>
+        <w:t>The system must ensure that all logs and chat history is not accessible to non-IT users.</w:t>
+      </w:r>
+    </w:p>
+    <w:p>
+      <w:pPr>
+        <w:ind w:left="1440"/>
+      </w:pPr>
+    </w:p>
+    <w:p>
+      <w:pPr>
+        <w:ind w:left="1440"/>
+      </w:pPr>
+      <w:r>
+        <w:t>3.1.1.</w:t>
+      </w:r>
+      <w:r>
+        <w:t>8</w:t>
+      </w:r>
+      <w:r>
+        <w:t xml:space="preserve"> </w:t>
+      </w:r>
+    </w:p>
+    <w:p>
+      <w:pPr>
+        <w:ind w:left="1440"/>
+      </w:pPr>
+      <w:r>
+        <w:t xml:space="preserve">The system must </w:t>
+      </w:r>
+      <w:r>
+        <w:t xml:space="preserve">maintain and </w:t>
+      </w:r>
+      <w:r>
+        <w:t>enforce user authentication through a unique username and password before accessing messaging features.</w:t>
+      </w:r>
+    </w:p>
+    <w:p>
+      <w:pPr>
+        <w:ind w:left="1440"/>
+      </w:pPr>
+    </w:p>
+    <w:p>
+      <w:pPr>
+        <w:ind w:left="1440"/>
+      </w:pPr>
+      <w:r>
+        <w:t>3.1.1.</w:t>
+      </w:r>
+      <w:r>
+        <w:t>9</w:t>
+      </w:r>
+      <w:r>
+        <w:t xml:space="preserve"> </w:t>
+      </w:r>
+    </w:p>
+    <w:p>
+      <w:pPr>
+        <w:ind w:left="1440"/>
+      </w:pPr>
+      <w:r>
+        <w:t>The system must restrict access from unregistered users.</w:t>
+      </w:r>
+    </w:p>
+    <w:p>
+      <w:pPr>
+        <w:ind w:left="1440"/>
+      </w:pPr>
+    </w:p>
+    <w:p>
+      <w:pPr>
+        <w:ind w:left="1440"/>
+      </w:pPr>
+      <w:r>
+        <w:t>3.1.1.</w:t>
+      </w:r>
+      <w:r>
+        <w:t>10</w:t>
+      </w:r>
+      <w:r>
+        <w:t xml:space="preserve"> </w:t>
+      </w:r>
+    </w:p>
+    <w:p>
+      <w:pPr>
+        <w:ind w:left="1440"/>
+      </w:pPr>
+      <w:r>
+        <w:t>The system must log all login attempts, both successful and unsuccessful.</w:t>
+      </w:r>
+    </w:p>
+    <w:p>
+      <w:pPr>
+        <w:ind w:left="1440"/>
+      </w:pPr>
+    </w:p>
+    <w:p>
+      <w:pPr>
+        <w:ind w:left="1440"/>
+      </w:pPr>
+      <w:r>
+        <w:t>3.1.1.</w:t>
+      </w:r>
+      <w:r>
+        <w:t>11</w:t>
+      </w:r>
+      <w:r>
+        <w:t xml:space="preserve"> </w:t>
+      </w:r>
+    </w:p>
+    <w:p>
+      <w:pPr>
+        <w:ind w:left="1440"/>
+      </w:pPr>
+      <w:r>
+        <w:t>The system must allow multiple users to be connected simultaneously.</w:t>
+      </w:r>
+    </w:p>
+    <w:p>
+      <w:pPr>
+        <w:ind w:left="1440"/>
+      </w:pPr>
+    </w:p>
+    <w:p>
+      <w:pPr>
+        <w:ind w:left="1440"/>
+      </w:pPr>
+      <w:r>
+        <w:t>3.1.1.</w:t>
+      </w:r>
+      <w:r>
+        <w:t>12</w:t>
+      </w:r>
+      <w:r>
+        <w:t xml:space="preserve"> </w:t>
+      </w:r>
+    </w:p>
+    <w:p>
+      <w:pPr>
+        <w:ind w:left="1440"/>
+      </w:pPr>
+      <w:r>
+        <w:t>The system must associate each message with a sender identifier, a recipient identifier, and a timestamp.</w:t>
+      </w:r>
+    </w:p>
+    <w:p>
+      <w:pPr>
+        <w:ind w:left="1440"/>
+      </w:pPr>
+    </w:p>
+    <w:p>
+      <w:pPr>
+        <w:ind w:left="1440"/>
+      </w:pPr>
+      <w:r>
+        <w:t>3.1.1.</w:t>
+      </w:r>
+      <w:r>
+        <w:t>13</w:t>
+      </w:r>
+      <w:r>
+        <w:t xml:space="preserve"> </w:t>
+      </w:r>
+    </w:p>
+    <w:p>
+      <w:pPr>
+        <w:ind w:left="1440"/>
+      </w:pPr>
+      <w:r>
+        <w:t>The system must support both private messaging and group messaging between users.</w:t>
+      </w:r>
+    </w:p>
+    <w:p>
+      <w:pPr>
+        <w:ind w:left="1440"/>
+      </w:pPr>
+    </w:p>
+    <w:p>
+      <w:pPr>
+        <w:ind w:left="1440"/>
+      </w:pPr>
+      <w:r>
+        <w:t>3.1.1.</w:t>
+      </w:r>
+      <w:r>
+        <w:t>14</w:t>
+      </w:r>
+      <w:r>
+        <w:t xml:space="preserve"> </w:t>
+      </w:r>
+    </w:p>
+    <w:p>
+      <w:pPr>
+        <w:ind w:left="1440"/>
+      </w:pPr>
+      <w:r>
+        <w:lastRenderedPageBreak/>
+        <w:t>The system must support and validate strictly text-based communication and reject any attempt otherwise.</w:t>
+      </w:r>
+    </w:p>
+    <w:p>
+      <w:pPr>
+        <w:ind w:left="1440"/>
+      </w:pPr>
     </w:p>
     <w:p>
       <w:pPr>
@@ -4437,7 +5471,10 @@
         </w:numPr>
       </w:pPr>
       <w:r>
-        <w:t>_____ Module Requirements:</w:t>
+        <w:t>Client</w:t>
+      </w:r>
+      <w:r>
+        <w:t xml:space="preserve"> Module Requirements:</w:t>
       </w:r>
     </w:p>
     <w:p>
@@ -4447,7 +5484,7 @@
           <w:color w:val="7030A0"/>
         </w:rPr>
       </w:pPr>
-      <w:bookmarkStart w:id="22" w:name="REQBV1F34"/>
+      <w:bookmarkStart w:id="25" w:name="REQBV1F34"/>
       <w:r>
         <w:rPr>
           <w:color w:val="7030A0"/>
@@ -4461,7 +5498,7 @@
         </w:rPr>
         <w:t xml:space="preserve">SR10 </w:t>
       </w:r>
-      <w:bookmarkEnd w:id="22"/>
+      <w:bookmarkEnd w:id="25"/>
     </w:p>
     <w:p>
       <w:pPr>
@@ -4513,7 +5550,10 @@
         </w:numPr>
       </w:pPr>
       <w:r>
-        <w:t>_____ Module Requirements:</w:t>
+        <w:t>Server</w:t>
+      </w:r>
+      <w:r>
+        <w:t xml:space="preserve"> Module Requirements:</w:t>
       </w:r>
     </w:p>
     <w:p>
@@ -4524,7 +5564,7 @@
           <w:bCs/>
         </w:rPr>
       </w:pPr>
-      <w:bookmarkStart w:id="23" w:name="REQBV2F75"/>
+      <w:bookmarkStart w:id="26" w:name="REQBV2F75"/>
       <w:r>
         <w:rPr>
           <w:color w:val="7030A0"/>
@@ -4538,7 +5578,7 @@
         </w:rPr>
         <w:t xml:space="preserve">SR10 </w:t>
       </w:r>
-      <w:bookmarkEnd w:id="23"/>
+      <w:bookmarkEnd w:id="26"/>
       <w:r>
         <w:rPr>
           <w:b/>
@@ -4587,90 +5627,6 @@
         </w:rPr>
         <w:t>Users should be allowed to log in using their issued id and pin, both of which are alphanumeric strings between 6 and 20 characters in length. </w:t>
       </w:r>
-    </w:p>
-    <w:p>
-      <w:pPr>
-        <w:pStyle w:val="Heading3"/>
-        <w:numPr>
-          <w:ilvl w:val="2"/>
-          <w:numId w:val="2"/>
-        </w:numPr>
-      </w:pPr>
-      <w:r>
-        <w:t>_____ Module Requirements:</w:t>
-      </w:r>
-    </w:p>
-    <w:p>
-      <w:pPr>
-        <w:pStyle w:val="Paragraph2"/>
-        <w:rPr>
-          <w:color w:val="7030A0"/>
-        </w:rPr>
-      </w:pPr>
-      <w:bookmarkStart w:id="24" w:name="REQBV2YM5"/>
-      <w:r>
-        <w:rPr>
-          <w:color w:val="7030A0"/>
-        </w:rPr>
-        <w:t xml:space="preserve">Provide module specific requirements as appropriate. </w:t>
-      </w:r>
-      <w:r>
-        <w:rPr>
-          <w:vanish/>
-          <w:color w:val="7030A0"/>
-        </w:rPr>
-        <w:t xml:space="preserve">SR10 </w:t>
-      </w:r>
-      <w:bookmarkEnd w:id="24"/>
-    </w:p>
-    <w:p>
-      <w:pPr>
-        <w:pStyle w:val="Paragraph2"/>
-        <w:rPr>
-          <w:color w:val="7030A0"/>
-        </w:rPr>
-      </w:pPr>
-      <w:r>
-        <w:rPr>
-          <w:color w:val="7030A0"/>
-        </w:rPr>
-        <w:t>Example:</w:t>
-      </w:r>
-    </w:p>
-    <w:p>
-      <w:pPr>
-        <w:pStyle w:val="Paragraph2"/>
-        <w:rPr>
-          <w:color w:val="7030A0"/>
-        </w:rPr>
-      </w:pPr>
-      <w:r>
-        <w:rPr>
-          <w:color w:val="7030A0"/>
-        </w:rPr>
-        <w:t xml:space="preserve">3.1.2.1 </w:t>
-      </w:r>
-      <w:r>
-        <w:rPr>
-          <w:vanish/>
-          <w:color w:val="7030A0"/>
-        </w:rPr>
-        <w:t xml:space="preserve">SR9 </w:t>
-      </w:r>
-      <w:r>
-        <w:rPr>
-          <w:color w:val="7030A0"/>
-        </w:rPr>
-        <w:t>Users should be allowed to log in using their issued id and pin, both of which are alphanumeric strings between 6 and 20 characters in length. </w:t>
-      </w:r>
-    </w:p>
-    <w:p>
-      <w:pPr>
-        <w:pStyle w:val="Paragraph2"/>
-        <w:rPr>
-          <w:color w:val="7030A0"/>
-        </w:rPr>
-      </w:pPr>
     </w:p>
     <w:p>
       <w:pPr>
@@ -4680,88 +5636,233 @@
           <w:numId w:val="2"/>
         </w:numPr>
       </w:pPr>
-      <w:bookmarkStart w:id="25" w:name="__RefHeading___Toc19440736"/>
-      <w:bookmarkEnd w:id="25"/>
+      <w:bookmarkStart w:id="27" w:name="__RefHeading___Toc19440736"/>
+      <w:bookmarkEnd w:id="27"/>
       <w:r>
         <w:t>External Interface Requirements</w:t>
       </w:r>
-    </w:p>
-    <w:p>
-      <w:pPr>
-        <w:pStyle w:val="Paragraph2"/>
+      <w:bookmarkStart w:id="28" w:name="REQBUZLF2"/>
+    </w:p>
+    <w:p>
+      <w:pPr>
+        <w:ind w:left="1440"/>
+      </w:pPr>
+    </w:p>
+    <w:p>
+      <w:pPr>
+        <w:ind w:left="1440"/>
+      </w:pPr>
+      <w:r>
+        <w:t>3.2.1</w:t>
+      </w:r>
+    </w:p>
+    <w:p>
+      <w:pPr>
+        <w:ind w:left="1440"/>
+      </w:pPr>
+      <w:r>
+        <w:t>The system must support TCP/IP based communication to maintain authentication, messaging, and session management.</w:t>
+      </w:r>
+    </w:p>
+    <w:p>
+      <w:pPr>
+        <w:ind w:left="1440"/>
+      </w:pPr>
+    </w:p>
+    <w:p>
+      <w:pPr>
+        <w:ind w:left="1440"/>
+      </w:pPr>
+      <w:r>
+        <w:t>3.2.2</w:t>
+      </w:r>
+    </w:p>
+    <w:p>
+      <w:pPr>
+        <w:ind w:left="1440"/>
+      </w:pPr>
+      <w:r>
+        <w:t>The Client must initiate a socket connection to the Server while the Server must continuously listen for incoming connection requests.</w:t>
+      </w:r>
+    </w:p>
+    <w:p>
+      <w:pPr>
+        <w:ind w:left="1440"/>
+      </w:pPr>
+    </w:p>
+    <w:p>
+      <w:pPr>
+        <w:ind w:left="1440"/>
+      </w:pPr>
+      <w:r>
+        <w:t>3.2.3</w:t>
+      </w:r>
+    </w:p>
+    <w:p>
+      <w:pPr>
+        <w:ind w:left="1440"/>
+      </w:pPr>
+      <w:r>
+        <w:t>The system must maintain an active connection for the duration of each session and close upon logout. In the event of network failure or disconnection, the system must terminate the session, notify the Client, and detect the loss of disconnection.</w:t>
+      </w:r>
+    </w:p>
+    <w:p>
+      <w:pPr>
+        <w:ind w:left="1440"/>
+      </w:pPr>
+    </w:p>
+    <w:p>
+      <w:pPr>
+        <w:ind w:left="1440"/>
+      </w:pPr>
+      <w:r>
+        <w:t>3.2.4</w:t>
+      </w:r>
+    </w:p>
+    <w:p>
+      <w:pPr>
+        <w:ind w:left="1440"/>
+      </w:pPr>
+      <w:r>
+        <w:t>The system must transmit authentication requests upon each user login before allowing access to messaging features.</w:t>
+      </w:r>
+    </w:p>
+    <w:p>
+      <w:pPr>
+        <w:ind w:left="1440"/>
+      </w:pPr>
+    </w:p>
+    <w:p>
+      <w:pPr>
+        <w:ind w:left="1440"/>
+      </w:pPr>
+      <w:r>
+        <w:t>3.2.5</w:t>
+      </w:r>
+    </w:p>
+    <w:p>
+      <w:pPr>
+        <w:ind w:left="1440"/>
+      </w:pPr>
+      <w:r>
+        <w:t>All communication must follow a protocol consisting of a message identifier, a sender and recipient identifier, and timestamp. Messages must be encoded as plain text.</w:t>
+      </w:r>
+      <w:r>
+        <w:br/>
+      </w:r>
+    </w:p>
+    <w:p>
+      <w:pPr>
+        <w:ind w:left="1440"/>
+      </w:pPr>
+      <w:r>
+        <w:t>3.2.6</w:t>
+      </w:r>
+    </w:p>
+    <w:p>
+      <w:pPr>
+        <w:ind w:left="1440"/>
+      </w:pPr>
+      <w:r>
+        <w:t>The system must provide a Java-based UI as the external interaction layer between the user and Client module.</w:t>
+      </w:r>
+    </w:p>
+    <w:p>
+      <w:pPr>
+        <w:ind w:left="1440"/>
+      </w:pPr>
+    </w:p>
+    <w:p>
+      <w:pPr>
+        <w:ind w:left="1440"/>
+      </w:pPr>
+      <w:r>
+        <w:t>3.2.7</w:t>
+      </w:r>
+    </w:p>
+    <w:p>
+      <w:pPr>
+        <w:ind w:left="1440"/>
+      </w:pPr>
+      <w:r>
+        <w:t xml:space="preserve">The login interface must take input for a unique username and password. Upon submission, the interface must validate completion, verify authentication, and display a success or failure response. </w:t>
+      </w:r>
+      <w:r>
+        <w:t>Messaging features are only accessible upon success.</w:t>
+      </w:r>
+    </w:p>
+    <w:p>
+      <w:pPr>
+        <w:ind w:left="1440"/>
+      </w:pPr>
+    </w:p>
+    <w:p>
+      <w:pPr>
+        <w:ind w:left="1440"/>
+      </w:pPr>
+      <w:r>
+        <w:t>3.2.8</w:t>
+      </w:r>
+    </w:p>
+    <w:p>
+      <w:pPr>
+        <w:ind w:left="1440"/>
+      </w:pPr>
+      <w:r>
+        <w:lastRenderedPageBreak/>
+        <w:t>The messaging interface must display the user’s scrollable conversation history, a text input field for sending messages including a send action, and a messaging panel of users and existing chats.</w:t>
+      </w:r>
+    </w:p>
+    <w:p>
+      <w:pPr>
+        <w:ind w:left="1440"/>
+      </w:pPr>
+    </w:p>
+    <w:p>
+      <w:pPr>
+        <w:ind w:left="1440"/>
+      </w:pPr>
+      <w:r>
+        <w:t>3.2.9</w:t>
+      </w:r>
+    </w:p>
+    <w:p>
+      <w:pPr>
+        <w:ind w:left="1440"/>
+      </w:pPr>
+      <w:r>
+        <w:t>The interface must provide an accessible Help Page that describes the functionality of the application, including login procedure, group chat behavior, messaging procedure, and general restrictions.</w:t>
+      </w:r>
+    </w:p>
+    <w:p>
+      <w:pPr>
+        <w:ind w:left="1440"/>
+      </w:pPr>
+    </w:p>
+    <w:p>
+      <w:pPr>
+        <w:ind w:left="1440"/>
+      </w:pPr>
+      <w:r>
+        <w:t>3.2.10</w:t>
+      </w:r>
+    </w:p>
+    <w:p>
+      <w:pPr>
+        <w:ind w:left="1440"/>
+      </w:pPr>
+      <w:r>
+        <w:t>The system must provide an administrative interface for IT users to interact with Server-side processes. This must allow IT users to register new users with a unique username and password, creating and storing a new user record.</w:t>
+      </w:r>
+    </w:p>
+    <w:p>
+      <w:pPr>
+        <w:pStyle w:val="Paragraph2"/>
+        <w:ind w:left="0"/>
         <w:rPr>
           <w:color w:val="7030A0"/>
         </w:rPr>
       </w:pPr>
-      <w:bookmarkStart w:id="26" w:name="REQBUZLF2"/>
-      <w:r>
-        <w:rPr>
-          <w:color w:val="7030A0"/>
-        </w:rPr>
-        <w:t xml:space="preserve">Provide module specific requirements as appropriate. </w:t>
-      </w:r>
-      <w:r>
-        <w:rPr>
-          <w:vanish/>
-          <w:color w:val="7030A0"/>
-        </w:rPr>
-        <w:t xml:space="preserve">SR10 </w:t>
-      </w:r>
-    </w:p>
-    <w:p>
-      <w:pPr>
-        <w:pStyle w:val="Paragraph2"/>
-        <w:rPr>
-          <w:color w:val="7030A0"/>
-        </w:rPr>
-      </w:pPr>
-      <w:r>
-        <w:rPr>
-          <w:color w:val="7030A0"/>
-        </w:rPr>
-        <w:t>Example:</w:t>
-      </w:r>
-    </w:p>
-    <w:p>
-      <w:pPr>
-        <w:pStyle w:val="Paragraph2"/>
-        <w:rPr>
-          <w:color w:val="7030A0"/>
-        </w:rPr>
-      </w:pPr>
-      <w:r>
-        <w:rPr>
-          <w:color w:val="7030A0"/>
-        </w:rPr>
-        <w:t xml:space="preserve">3.2.1 </w:t>
-      </w:r>
-      <w:r>
-        <w:rPr>
-          <w:vanish/>
-          <w:color w:val="7030A0"/>
-        </w:rPr>
-        <w:t xml:space="preserve">SR9 SR1 </w:t>
-      </w:r>
-      <w:r>
-        <w:rPr>
-          <w:color w:val="7030A0"/>
-        </w:rPr>
-        <w:t>The system must provide an interface to the University billing system administered by the Bursar’s office so that students can be automatically billed for the courses in which they have enrolled. The interface is to be in a comma-separated text file containing</w:t>
-      </w:r>
-      <w:r>
-        <w:rPr>
-          <w:color w:val="800000"/>
-          <w:u w:val="double"/>
-        </w:rPr>
-        <w:t xml:space="preserve"> </w:t>
-      </w:r>
-      <w:r>
-        <w:rPr>
-          <w:color w:val="7030A0"/>
-        </w:rPr>
-        <w:t>the following fields: student id, course id, term id, action. Where “action” is whether the student has added or dropped the course. The file will be exported nightly and will contain new transactions only. </w:t>
-      </w:r>
-      <w:bookmarkEnd w:id="26"/>
     </w:p>
     <w:p>
       <w:pPr>
@@ -4771,8 +5872,9 @@
           <w:numId w:val="2"/>
         </w:numPr>
       </w:pPr>
-      <w:bookmarkStart w:id="27" w:name="__RefHeading___Toc19440737"/>
-      <w:bookmarkEnd w:id="27"/>
+      <w:bookmarkStart w:id="29" w:name="__RefHeading___Toc19440737"/>
+      <w:bookmarkEnd w:id="28"/>
+      <w:bookmarkEnd w:id="29"/>
       <w:r>
         <w:t>Internal Interface Requirements</w:t>
       </w:r>
@@ -4784,7 +5886,7 @@
           <w:color w:val="7030A0"/>
         </w:rPr>
       </w:pPr>
-      <w:bookmarkStart w:id="28" w:name="REQBV3515"/>
+      <w:bookmarkStart w:id="30" w:name="REQBV3515"/>
       <w:r>
         <w:rPr>
           <w:color w:val="7030A0"/>
@@ -4824,7 +5926,6 @@
         <w:rPr>
           <w:color w:val="7030A0"/>
         </w:rPr>
-        <w:lastRenderedPageBreak/>
         <w:t xml:space="preserve">3.3.1 </w:t>
       </w:r>
       <w:r>
@@ -4840,7 +5941,7 @@
         </w:rPr>
         <w:t>The system must process a data-feed from the grading system such that student grades are stored along with the historical student course enrolments. Data feed will be in the form of a comma-separated interface file that is exported from the grading system nightly.</w:t>
       </w:r>
-      <w:bookmarkEnd w:id="28"/>
+      <w:bookmarkEnd w:id="30"/>
     </w:p>
     <w:p>
       <w:pPr>
@@ -4849,7 +5950,7 @@
           <w:color w:val="7030A0"/>
         </w:rPr>
       </w:pPr>
-      <w:bookmarkStart w:id="29" w:name="REQBV46L8"/>
+      <w:bookmarkStart w:id="31" w:name="REQBV46L8"/>
       <w:r>
         <w:rPr>
           <w:color w:val="7030A0"/>
@@ -4869,7 +5970,7 @@
         </w:rPr>
         <w:t>The system must process a data-feed from the University billing system that contains new student records. The feed will be in the form of a comma-separated text file and will be exported from the billing system nightly with new student records. The fields included in the file are student name, student id, and student pin number.  </w:t>
       </w:r>
-      <w:bookmarkEnd w:id="29"/>
+      <w:bookmarkEnd w:id="31"/>
     </w:p>
     <w:p>
       <w:pPr>
@@ -4879,8 +5980,8 @@
           <w:numId w:val="2"/>
         </w:numPr>
       </w:pPr>
-      <w:bookmarkStart w:id="30" w:name="__RefHeading___Toc19440738"/>
-      <w:bookmarkEnd w:id="30"/>
+      <w:bookmarkStart w:id="32" w:name="__RefHeading___Toc19440738"/>
+      <w:bookmarkEnd w:id="32"/>
       <w:r>
         <w:lastRenderedPageBreak/>
         <w:t>Non-Functional Requirements</w:t>
@@ -4894,8 +5995,8 @@
           <w:numId w:val="2"/>
         </w:numPr>
       </w:pPr>
-      <w:bookmarkStart w:id="31" w:name="__RefHeading___Toc19440739"/>
-      <w:bookmarkEnd w:id="31"/>
+      <w:bookmarkStart w:id="33" w:name="__RefHeading___Toc19440739"/>
+      <w:bookmarkEnd w:id="33"/>
       <w:r>
         <w:t>Security and Privacy Requirements</w:t>
       </w:r>
@@ -4903,16 +6004,9 @@
     <w:p>
       <w:pPr>
         <w:ind w:left="720" w:firstLine="720"/>
-        <w:rPr>
-          <w:color w:val="7030A0"/>
-        </w:rPr>
-      </w:pPr>
-      <w:bookmarkStart w:id="32" w:name="REQBV1AR4"/>
-      <w:r>
-        <w:rPr>
-          <w:color w:val="7030A0"/>
-        </w:rPr>
-        <w:t>Example:</w:t>
+      </w:pPr>
+      <w:r>
+        <w:t>4.1.1</w:t>
       </w:r>
     </w:p>
     <w:p>
@@ -4920,25 +6014,88 @@
         <w:ind w:left="720" w:firstLine="720"/>
       </w:pPr>
       <w:r>
-        <w:rPr>
-          <w:color w:val="7030A0"/>
-        </w:rPr>
-        <w:t xml:space="preserve">4.1.1 The </w:t>
-      </w:r>
-      <w:r>
-        <w:rPr>
-          <w:vanish/>
-          <w:color w:val="7030A0"/>
-        </w:rPr>
-        <w:t xml:space="preserve">SR8 </w:t>
-      </w:r>
-      <w:r>
-        <w:rPr>
-          <w:color w:val="7030A0"/>
-        </w:rPr>
-        <w:t>System must encrypt data being transmitted over the Internet. </w:t>
-      </w:r>
-      <w:bookmarkEnd w:id="32"/>
+        <w:t xml:space="preserve">Privacy of user chats regarding the IT role is fully minimized, meaning that IT users are </w:t>
+      </w:r>
+      <w:r>
+        <w:tab/>
+        <w:t xml:space="preserve">able to view chat logs without any restriction to the information that they see. </w:t>
+      </w:r>
+      <w:r>
+        <w:tab/>
+        <w:t xml:space="preserve">Specifically, they will view all outgoing messages, people who sent those messages, and </w:t>
+      </w:r>
+      <w:r>
+        <w:tab/>
+        <w:t xml:space="preserve">all associated users/recipients. </w:t>
+      </w:r>
+    </w:p>
+    <w:p>
+      <w:pPr>
+        <w:ind w:left="720" w:firstLine="720"/>
+      </w:pPr>
+    </w:p>
+    <w:p>
+      <w:pPr>
+        <w:ind w:left="720" w:firstLine="720"/>
+      </w:pPr>
+      <w:r>
+        <w:t>4.1.2</w:t>
+      </w:r>
+    </w:p>
+    <w:p>
+      <w:pPr>
+        <w:ind w:left="1440"/>
+      </w:pPr>
+      <w:r>
+        <w:t xml:space="preserve">Security-wise, only the most minimum level of security will be provided for the application. As per the functional requirements, all users have passwords, but these passwords are not hashed/encrypted under any existing sequence. Additionally, it is expected that any actions restricted to say, the IT user, is not accessible to any normal user of the system. </w:t>
+      </w:r>
+    </w:p>
+    <w:p>
+      <w:pPr>
+        <w:ind w:left="720" w:firstLine="720"/>
+      </w:pPr>
+    </w:p>
+    <w:p>
+      <w:pPr>
+        <w:ind w:left="720" w:firstLine="720"/>
+      </w:pPr>
+      <w:r>
+        <w:t>4.1.3</w:t>
+      </w:r>
+    </w:p>
+    <w:p>
+      <w:pPr>
+        <w:ind w:left="720" w:firstLine="720"/>
+      </w:pPr>
+      <w:r>
+        <w:t xml:space="preserve">As a general rule of thumb, there is no encryption of any kind present within the program. </w:t>
+      </w:r>
+      <w:r>
+        <w:tab/>
+        <w:t>Nor is there advocation for user privacy. The primary focus is the service itself.</w:t>
+      </w:r>
+    </w:p>
+    <w:p>
+      <w:pPr>
+        <w:ind w:left="720" w:firstLine="720"/>
+      </w:pPr>
+    </w:p>
+    <w:p>
+      <w:pPr>
+        <w:ind w:left="720" w:firstLine="720"/>
+      </w:pPr>
+      <w:r>
+        <w:t>4.1.4</w:t>
+      </w:r>
+    </w:p>
+    <w:p>
+      <w:r>
+        <w:tab/>
+      </w:r>
+      <w:r>
+        <w:tab/>
+        <w:t>…</w:t>
+      </w:r>
     </w:p>
     <w:p>
       <w:pPr>
@@ -4948,8 +6105,8 @@
           <w:numId w:val="2"/>
         </w:numPr>
       </w:pPr>
-      <w:bookmarkStart w:id="33" w:name="__RefHeading___Toc19440740"/>
-      <w:bookmarkEnd w:id="33"/>
+      <w:bookmarkStart w:id="34" w:name="__RefHeading___Toc19440740"/>
+      <w:bookmarkEnd w:id="34"/>
       <w:r>
         <w:t>Environmental Requirements</w:t>
       </w:r>
@@ -4958,102 +6115,235 @@
       <w:pPr>
         <w:ind w:left="1440"/>
         <w:rPr>
-          <w:color w:val="7030A0"/>
-        </w:rPr>
-      </w:pPr>
-      <w:bookmarkStart w:id="34" w:name="REQBV3HG5"/>
-      <w:r>
-        <w:rPr>
-          <w:color w:val="7030A0"/>
-        </w:rPr>
-        <w:t>Example:</w:t>
-      </w:r>
-    </w:p>
-    <w:p>
-      <w:pPr>
-        <w:ind w:left="1440"/>
-        <w:rPr>
-          <w:color w:val="7030A0"/>
-        </w:rPr>
-      </w:pPr>
-      <w:r>
-        <w:rPr>
-          <w:color w:val="7030A0"/>
-        </w:rPr>
-        <w:t xml:space="preserve">4.2.1 </w:t>
-      </w:r>
-      <w:r>
-        <w:rPr>
-          <w:vanish/>
-          <w:color w:val="7030A0"/>
-        </w:rPr>
-        <w:t xml:space="preserve">SR20 </w:t>
-      </w:r>
-      <w:r>
-        <w:rPr>
-          <w:color w:val="7030A0"/>
-        </w:rPr>
-        <w:t>System cannot require that any software other than a web browser be installed on user computers. </w:t>
-      </w:r>
-      <w:bookmarkEnd w:id="34"/>
-    </w:p>
-    <w:p>
-      <w:pPr>
-        <w:ind w:left="1440"/>
-        <w:rPr>
-          <w:color w:val="7030A0"/>
-        </w:rPr>
-      </w:pPr>
-      <w:bookmarkStart w:id="35" w:name="REQBV5QU8"/>
-      <w:r>
-        <w:rPr>
-          <w:color w:val="7030A0"/>
-        </w:rPr>
-        <w:t xml:space="preserve">4.2.2 </w:t>
-      </w:r>
-      <w:r>
-        <w:rPr>
-          <w:vanish/>
-          <w:color w:val="7030A0"/>
-        </w:rPr>
-        <w:t xml:space="preserve">SR25 </w:t>
-      </w:r>
-      <w:r>
-        <w:rPr>
-          <w:color w:val="7030A0"/>
-        </w:rPr>
-        <w:t>System must make use of the University’s existing Oracle 9i implementation for its database. </w:t>
-      </w:r>
-      <w:bookmarkEnd w:id="35"/>
-    </w:p>
-    <w:p>
-      <w:pPr>
-        <w:ind w:left="1440"/>
-        <w:rPr>
-          <w:color w:val="7030A0"/>
-        </w:rPr>
-      </w:pPr>
-      <w:bookmarkStart w:id="36" w:name="REQBV5RT8"/>
-      <w:r>
-        <w:rPr>
-          <w:color w:val="7030A0"/>
-        </w:rPr>
-        <w:t xml:space="preserve">4.2.3 </w:t>
-      </w:r>
-      <w:r>
-        <w:rPr>
-          <w:vanish/>
-          <w:color w:val="7030A0"/>
-        </w:rPr>
-        <w:t xml:space="preserve">SR26 </w:t>
-      </w:r>
-      <w:r>
-        <w:rPr>
-          <w:color w:val="7030A0"/>
-        </w:rPr>
-        <w:t>System must be deployed on existing Linux-based server infrastructure. </w:t>
-      </w:r>
-      <w:bookmarkEnd w:id="36"/>
+          <w:color w:val="000000" w:themeColor="text1"/>
+        </w:rPr>
+      </w:pPr>
+      <w:r>
+        <w:rPr>
+          <w:color w:val="000000" w:themeColor="text1"/>
+        </w:rPr>
+        <w:t>4.2.1</w:t>
+      </w:r>
+    </w:p>
+    <w:p>
+      <w:pPr>
+        <w:ind w:left="1440"/>
+        <w:rPr>
+          <w:color w:val="000000" w:themeColor="text1"/>
+        </w:rPr>
+      </w:pPr>
+      <w:r>
+        <w:rPr>
+          <w:color w:val="000000" w:themeColor="text1"/>
+        </w:rPr>
+        <w:t xml:space="preserve">The Communications Application must </w:t>
+      </w:r>
+      <w:r>
+        <w:rPr>
+          <w:color w:val="000000" w:themeColor="text1"/>
+        </w:rPr>
+        <w:t>run on</w:t>
+      </w:r>
+      <w:r>
+        <w:rPr>
+          <w:color w:val="000000" w:themeColor="text1"/>
+        </w:rPr>
+        <w:t xml:space="preserve"> Java, specifically using the Java Development Kit (JDK 25). </w:t>
+      </w:r>
+    </w:p>
+    <w:p>
+      <w:pPr>
+        <w:ind w:left="1440"/>
+        <w:rPr>
+          <w:color w:val="000000" w:themeColor="text1"/>
+        </w:rPr>
+      </w:pPr>
+    </w:p>
+    <w:p>
+      <w:pPr>
+        <w:ind w:left="1440"/>
+        <w:rPr>
+          <w:color w:val="000000" w:themeColor="text1"/>
+        </w:rPr>
+      </w:pPr>
+      <w:r>
+        <w:rPr>
+          <w:color w:val="000000" w:themeColor="text1"/>
+        </w:rPr>
+        <w:t>4.2.2</w:t>
+      </w:r>
+    </w:p>
+    <w:p>
+      <w:pPr>
+        <w:ind w:left="1440"/>
+        <w:rPr>
+          <w:color w:val="000000" w:themeColor="text1"/>
+        </w:rPr>
+      </w:pPr>
+      <w:r>
+        <w:rPr>
+          <w:color w:val="000000" w:themeColor="text1"/>
+        </w:rPr>
+        <w:t xml:space="preserve">The Communications Application must be able to communicate utilizing a Java Server Application and a Java Client Application. </w:t>
+      </w:r>
+    </w:p>
+    <w:p>
+      <w:pPr>
+        <w:ind w:left="1440"/>
+        <w:rPr>
+          <w:color w:val="000000" w:themeColor="text1"/>
+        </w:rPr>
+      </w:pPr>
+    </w:p>
+    <w:p>
+      <w:pPr>
+        <w:ind w:left="1440"/>
+        <w:rPr>
+          <w:color w:val="000000" w:themeColor="text1"/>
+        </w:rPr>
+      </w:pPr>
+      <w:r>
+        <w:rPr>
+          <w:color w:val="000000" w:themeColor="text1"/>
+        </w:rPr>
+        <w:t>4.2.3</w:t>
+      </w:r>
+    </w:p>
+    <w:p>
+      <w:pPr>
+        <w:ind w:left="1440"/>
+        <w:rPr>
+          <w:color w:val="000000" w:themeColor="text1"/>
+        </w:rPr>
+      </w:pPr>
+      <w:r>
+        <w:rPr>
+          <w:color w:val="000000" w:themeColor="text1"/>
+        </w:rPr>
+        <w:t xml:space="preserve">The Communications Application </w:t>
+      </w:r>
+      <w:r>
+        <w:rPr>
+          <w:color w:val="000000" w:themeColor="text1"/>
+        </w:rPr>
+        <w:t xml:space="preserve">should only use tools built from the ground-up, unless otherwise specified for built-ins that should be allowed. </w:t>
+      </w:r>
+    </w:p>
+    <w:p>
+      <w:pPr>
+        <w:ind w:left="1440"/>
+        <w:rPr>
+          <w:color w:val="000000" w:themeColor="text1"/>
+        </w:rPr>
+      </w:pPr>
+    </w:p>
+    <w:p>
+      <w:pPr>
+        <w:ind w:left="1440"/>
+        <w:rPr>
+          <w:color w:val="000000" w:themeColor="text1"/>
+        </w:rPr>
+      </w:pPr>
+      <w:r>
+        <w:rPr>
+          <w:color w:val="000000" w:themeColor="text1"/>
+        </w:rPr>
+        <w:t>4.2.4</w:t>
+      </w:r>
+    </w:p>
+    <w:p>
+      <w:pPr>
+        <w:ind w:left="1440"/>
+        <w:rPr>
+          <w:color w:val="000000" w:themeColor="text1"/>
+        </w:rPr>
+      </w:pPr>
+      <w:r>
+        <w:rPr>
+          <w:color w:val="000000" w:themeColor="text1"/>
+        </w:rPr>
+        <w:t xml:space="preserve">The Communications Server Application should use a console command line to perform any user interaction. </w:t>
+      </w:r>
+    </w:p>
+    <w:p>
+      <w:pPr>
+        <w:ind w:left="1440"/>
+        <w:rPr>
+          <w:color w:val="000000" w:themeColor="text1"/>
+        </w:rPr>
+      </w:pPr>
+    </w:p>
+    <w:p>
+      <w:pPr>
+        <w:ind w:left="1440"/>
+        <w:rPr>
+          <w:color w:val="000000" w:themeColor="text1"/>
+        </w:rPr>
+      </w:pPr>
+      <w:r>
+        <w:rPr>
+          <w:color w:val="000000" w:themeColor="text1"/>
+        </w:rPr>
+        <w:t>4.2.5</w:t>
+      </w:r>
+    </w:p>
+    <w:p>
+      <w:pPr>
+        <w:ind w:left="1440"/>
+        <w:rPr>
+          <w:color w:val="000000" w:themeColor="text1"/>
+        </w:rPr>
+      </w:pPr>
+      <w:r>
+        <w:rPr>
+          <w:color w:val="000000" w:themeColor="text1"/>
+        </w:rPr>
+        <w:t xml:space="preserve">The Communications Client Application should use a GUI and optionally a console command line to perform any user interactions. </w:t>
+      </w:r>
+    </w:p>
+    <w:p>
+      <w:pPr>
+        <w:ind w:left="1440"/>
+        <w:rPr>
+          <w:color w:val="000000" w:themeColor="text1"/>
+        </w:rPr>
+      </w:pPr>
+    </w:p>
+    <w:p>
+      <w:pPr>
+        <w:ind w:left="1440"/>
+        <w:rPr>
+          <w:color w:val="000000" w:themeColor="text1"/>
+        </w:rPr>
+      </w:pPr>
+      <w:r>
+        <w:rPr>
+          <w:color w:val="000000" w:themeColor="text1"/>
+        </w:rPr>
+        <w:t>4.2.6</w:t>
+      </w:r>
+    </w:p>
+    <w:p>
+      <w:pPr>
+        <w:ind w:left="1440"/>
+        <w:rPr>
+          <w:color w:val="000000" w:themeColor="text1"/>
+        </w:rPr>
+      </w:pPr>
+      <w:r>
+        <w:rPr>
+          <w:color w:val="000000" w:themeColor="text1"/>
+        </w:rPr>
+        <w:t>…</w:t>
+      </w:r>
+    </w:p>
+    <w:p>
+      <w:pPr>
+        <w:ind w:left="1440"/>
+        <w:rPr>
+          <w:color w:val="000000" w:themeColor="text1"/>
+        </w:rPr>
+      </w:pPr>
     </w:p>
     <w:p>
       <w:pPr>
@@ -5063,8 +6353,8 @@
           <w:numId w:val="2"/>
         </w:numPr>
       </w:pPr>
-      <w:bookmarkStart w:id="37" w:name="__RefHeading___Toc19440741"/>
-      <w:bookmarkEnd w:id="37"/>
+      <w:bookmarkStart w:id="35" w:name="__RefHeading___Toc19440741"/>
+      <w:bookmarkEnd w:id="35"/>
       <w:r>
         <w:t>Performance Requirements</w:t>
       </w:r>
@@ -5076,7 +6366,7 @@
           <w:color w:val="7030A0"/>
         </w:rPr>
       </w:pPr>
-      <w:bookmarkStart w:id="38" w:name="REQBV5SS8"/>
+      <w:bookmarkStart w:id="36" w:name="REQBV5SS8"/>
       <w:r>
         <w:rPr>
           <w:color w:val="7030A0"/>
@@ -5110,19 +6400,210 @@
         </w:rPr>
         <w:t>System must render all UI pages in no more than 9 seconds for dynamic pages. Static pages (HTML-only) must be rendered in less than 3 seconds. </w:t>
       </w:r>
-      <w:bookmarkEnd w:id="38"/>
-    </w:p>
-    <w:p>
-      <w:pPr>
-        <w:pStyle w:val="Heading3"/>
-        <w:numPr>
-          <w:ilvl w:val="0"/>
-          <w:numId w:val="0"/>
-        </w:numPr>
+      <w:bookmarkEnd w:id="36"/>
+    </w:p>
+    <w:p>
+      <w:pPr>
+        <w:ind w:left="1440"/>
         <w:rPr>
           <w:color w:val="7030A0"/>
         </w:rPr>
       </w:pPr>
+    </w:p>
+    <w:p>
+      <w:pPr>
+        <w:ind w:left="1440"/>
+        <w:rPr>
+          <w:color w:val="000000" w:themeColor="text1"/>
+        </w:rPr>
+      </w:pPr>
+      <w:r>
+        <w:rPr>
+          <w:color w:val="000000" w:themeColor="text1"/>
+        </w:rPr>
+        <w:t>4.3.1</w:t>
+      </w:r>
+    </w:p>
+    <w:p>
+      <w:pPr>
+        <w:ind w:left="1440"/>
+        <w:rPr>
+          <w:color w:val="000000" w:themeColor="text1"/>
+        </w:rPr>
+      </w:pPr>
+      <w:r>
+        <w:rPr>
+          <w:color w:val="000000" w:themeColor="text1"/>
+        </w:rPr>
+        <w:t>Loading User Chats take no longer than 3 seconds.</w:t>
+      </w:r>
+    </w:p>
+    <w:p>
+      <w:pPr>
+        <w:ind w:left="1440"/>
+        <w:rPr>
+          <w:color w:val="000000" w:themeColor="text1"/>
+        </w:rPr>
+      </w:pPr>
+    </w:p>
+    <w:p>
+      <w:pPr>
+        <w:ind w:left="1440"/>
+        <w:rPr>
+          <w:color w:val="000000" w:themeColor="text1"/>
+        </w:rPr>
+      </w:pPr>
+      <w:r>
+        <w:rPr>
+          <w:color w:val="000000" w:themeColor="text1"/>
+        </w:rPr>
+        <w:t>4.3.2</w:t>
+      </w:r>
+    </w:p>
+    <w:p>
+      <w:pPr>
+        <w:ind w:left="1440"/>
+        <w:rPr>
+          <w:color w:val="000000" w:themeColor="text1"/>
+        </w:rPr>
+      </w:pPr>
+      <w:r>
+        <w:rPr>
+          <w:color w:val="000000" w:themeColor="text1"/>
+        </w:rPr>
+        <w:t>Loading a specified chat log takes no longer than 3 seconds.</w:t>
+      </w:r>
+    </w:p>
+    <w:p>
+      <w:pPr>
+        <w:ind w:left="1440"/>
+        <w:rPr>
+          <w:color w:val="000000" w:themeColor="text1"/>
+        </w:rPr>
+      </w:pPr>
+    </w:p>
+    <w:p>
+      <w:pPr>
+        <w:ind w:left="1440"/>
+        <w:rPr>
+          <w:color w:val="000000" w:themeColor="text1"/>
+        </w:rPr>
+      </w:pPr>
+      <w:r>
+        <w:rPr>
+          <w:color w:val="000000" w:themeColor="text1"/>
+        </w:rPr>
+        <w:t>4.3.3</w:t>
+      </w:r>
+    </w:p>
+    <w:p>
+      <w:pPr>
+        <w:ind w:left="1440"/>
+        <w:rPr>
+          <w:color w:val="000000" w:themeColor="text1"/>
+        </w:rPr>
+      </w:pPr>
+      <w:r>
+        <w:rPr>
+          <w:color w:val="000000" w:themeColor="text1"/>
+        </w:rPr>
+        <w:t>Client Application boot takes no longer than 5 seconds.</w:t>
+      </w:r>
+    </w:p>
+    <w:p>
+      <w:pPr>
+        <w:ind w:left="1440"/>
+        <w:rPr>
+          <w:color w:val="000000" w:themeColor="text1"/>
+        </w:rPr>
+      </w:pPr>
+    </w:p>
+    <w:p>
+      <w:pPr>
+        <w:rPr>
+          <w:color w:val="000000" w:themeColor="text1"/>
+        </w:rPr>
+      </w:pPr>
+      <w:r>
+        <w:rPr>
+          <w:color w:val="000000" w:themeColor="text1"/>
+        </w:rPr>
+        <w:tab/>
+      </w:r>
+      <w:r>
+        <w:rPr>
+          <w:color w:val="000000" w:themeColor="text1"/>
+        </w:rPr>
+        <w:tab/>
+        <w:t>4.3.4</w:t>
+      </w:r>
+    </w:p>
+    <w:p>
+      <w:pPr>
+        <w:rPr>
+          <w:color w:val="000000" w:themeColor="text1"/>
+        </w:rPr>
+      </w:pPr>
+      <w:r>
+        <w:rPr>
+          <w:color w:val="000000" w:themeColor="text1"/>
+        </w:rPr>
+        <w:tab/>
+      </w:r>
+      <w:r>
+        <w:rPr>
+          <w:color w:val="000000" w:themeColor="text1"/>
+        </w:rPr>
+        <w:tab/>
+        <w:t>Client Application render takes no longer than 3 seconds.</w:t>
+      </w:r>
+    </w:p>
+    <w:p>
+      <w:pPr>
+        <w:rPr>
+          <w:color w:val="000000" w:themeColor="text1"/>
+        </w:rPr>
+      </w:pPr>
+    </w:p>
+    <w:p>
+      <w:pPr>
+        <w:rPr>
+          <w:color w:val="000000" w:themeColor="text1"/>
+        </w:rPr>
+      </w:pPr>
+      <w:r>
+        <w:rPr>
+          <w:color w:val="000000" w:themeColor="text1"/>
+        </w:rPr>
+        <w:tab/>
+      </w:r>
+      <w:r>
+        <w:rPr>
+          <w:color w:val="000000" w:themeColor="text1"/>
+        </w:rPr>
+        <w:tab/>
+        <w:t>4.3.5</w:t>
+      </w:r>
+    </w:p>
+    <w:p>
+      <w:pPr>
+        <w:rPr>
+          <w:color w:val="000000" w:themeColor="text1"/>
+        </w:rPr>
+      </w:pPr>
+      <w:r>
+        <w:rPr>
+          <w:color w:val="000000" w:themeColor="text1"/>
+        </w:rPr>
+        <w:tab/>
+      </w:r>
+      <w:r>
+        <w:rPr>
+          <w:color w:val="000000" w:themeColor="text1"/>
+        </w:rPr>
+        <w:tab/>
+        <w:t>…</w:t>
+      </w:r>
     </w:p>
     <w:p/>
     <w:p/>
@@ -5188,7 +6669,7 @@
       </w:r>
     </w:p>
   </w:comment>
-  <w:comment w:id="7" w:author="Darien Chau" w:date="2026-02-21T09:19:00Z" w:initials="DC">
+  <w:comment w:id="6" w:author="Darien Chau" w:date="2026-02-26T09:36:00Z" w:initials="DC">
     <w:p>
       <w:pPr>
         <w:pStyle w:val="CommentText"/>
@@ -5200,11 +6681,27 @@
         <w:annotationRef/>
       </w:r>
       <w:r>
+        <w:t>TODO: Add Victor’s Latest</w:t>
+      </w:r>
+    </w:p>
+  </w:comment>
+  <w:comment w:id="8" w:author="Darien Chau" w:date="2026-02-21T09:19:00Z" w:initials="DC">
+    <w:p>
+      <w:pPr>
+        <w:pStyle w:val="CommentText"/>
+      </w:pPr>
+      <w:r>
+        <w:rPr>
+          <w:rStyle w:val="CommentReference"/>
+        </w:rPr>
+        <w:annotationRef/>
+      </w:r>
+      <w:r>
         <w:t>email chris about this</w:t>
       </w:r>
     </w:p>
   </w:comment>
-  <w:comment w:id="11" w:author="Darien Chau" w:date="2026-02-21T09:44:00Z" w:initials="DC">
+  <w:comment w:id="9" w:author="Darien Chau" w:date="2026-02-26T09:35:00Z" w:initials="DC">
     <w:p>
       <w:pPr>
         <w:pStyle w:val="CommentText"/>
@@ -5216,10 +6713,7 @@
         <w:annotationRef/>
       </w:r>
       <w:r>
-        <w:t>victor</w:t>
-      </w:r>
-      <w:r>
-        <w:br/>
+        <w:t>he will want us to use this; as we are going to be making at minimum the Use Case Specs</w:t>
       </w:r>
     </w:p>
   </w:comment>
@@ -5237,9 +6731,12 @@
       <w:r>
         <w:t>victor</w:t>
       </w:r>
+      <w:r>
+        <w:br/>
+      </w:r>
     </w:p>
   </w:comment>
-  <w:comment w:id="15" w:author="Darien Chau" w:date="2026-02-17T15:51:00Z" w:initials="DC">
+  <w:comment w:id="14" w:author="Darien Chau" w:date="2026-02-26T09:55:00Z" w:initials="DC">
     <w:p>
       <w:pPr>
         <w:pStyle w:val="CommentText"/>
@@ -5251,7 +6748,71 @@
         <w:annotationRef/>
       </w:r>
       <w:r>
+        <w:t>add new victor changes</w:t>
+      </w:r>
+    </w:p>
+  </w:comment>
+  <w:comment w:id="16" w:author="Darien Chau" w:date="2026-02-21T09:44:00Z" w:initials="DC">
+    <w:p>
+      <w:pPr>
+        <w:pStyle w:val="CommentText"/>
+      </w:pPr>
+      <w:r>
+        <w:rPr>
+          <w:rStyle w:val="CommentReference"/>
+        </w:rPr>
+        <w:annotationRef/>
+      </w:r>
+      <w:r>
+        <w:t>victor</w:t>
+      </w:r>
+    </w:p>
+  </w:comment>
+  <w:comment w:id="17" w:author="Darien Chau" w:date="2026-02-26T09:55:00Z" w:initials="DC">
+    <w:p>
+      <w:pPr>
+        <w:pStyle w:val="CommentText"/>
+      </w:pPr>
+      <w:r>
+        <w:rPr>
+          <w:rStyle w:val="CommentReference"/>
+        </w:rPr>
+        <w:annotationRef/>
+      </w:r>
+      <w:r>
+        <w:t>add new victor changes</w:t>
+      </w:r>
+    </w:p>
+  </w:comment>
+  <w:comment w:id="19" w:author="Darien Chau" w:date="2026-02-17T15:51:00Z" w:initials="DC">
+    <w:p>
+      <w:pPr>
+        <w:pStyle w:val="CommentText"/>
+      </w:pPr>
+      <w:r>
+        <w:rPr>
+          <w:rStyle w:val="CommentReference"/>
+        </w:rPr>
+        <w:annotationRef/>
+      </w:r>
+      <w:r>
         <w:t>half Victor</w:t>
+      </w:r>
+    </w:p>
+  </w:comment>
+  <w:comment w:id="20" w:author="Darien Chau" w:date="2026-02-26T09:50:00Z" w:initials="DC">
+    <w:p>
+      <w:pPr>
+        <w:pStyle w:val="CommentText"/>
+      </w:pPr>
+      <w:r>
+        <w:rPr>
+          <w:rStyle w:val="CommentReference"/>
+        </w:rPr>
+        <w:annotationRef/>
+      </w:r>
+      <w:r>
+        <w:t>Victor’s new additions still need to be added</w:t>
       </w:r>
     </w:p>
   </w:comment>
@@ -5261,30 +6822,45 @@
 <file path=word/commentsExtended.xml><?xml version="1.0" encoding="utf-8"?>
 <w15:commentsEx xmlns:wpc="http://schemas.microsoft.com/office/word/2010/wordprocessingCanvas" xmlns:cx="http://schemas.microsoft.com/office/drawing/2014/chartex" xmlns:cx1="http://schemas.microsoft.com/office/drawing/2015/9/8/chartex" xmlns:cx2="http://schemas.microsoft.com/office/drawing/2015/10/21/chartex" xmlns:cx3="http://schemas.microsoft.com/office/drawing/2016/5/9/chartex" xmlns:cx4="http://schemas.microsoft.com/office/drawing/2016/5/10/chartex" xmlns:cx5="http://schemas.microsoft.com/office/drawing/2016/5/11/chartex" xmlns:cx6="http://schemas.microsoft.com/office/drawing/2016/5/12/chartex" xmlns:cx7="http://schemas.microsoft.com/office/drawing/2016/5/13/chartex" xmlns:cx8="http://schemas.microsoft.com/office/drawing/2016/5/14/chartex" xmlns:mc="http://schemas.openxmlformats.org/markup-compatibility/2006" xmlns:aink="http://schemas.microsoft.com/office/drawing/2016/ink" xmlns:am3d="http://schemas.microsoft.com/office/drawing/2017/model3d" xmlns:o="urn:schemas-microsoft-com:office:office" xmlns:oel="http://schemas.microsoft.com/office/2019/extlst" xmlns:r="http://schemas.openxmlformats.org/officeDocument/2006/relationships" xmlns:m="http://schemas.openxmlformats.org/officeDocument/2006/math" xmlns:v="urn:schemas-microsoft-com:vml" xmlns:wp14="http://schemas.microsoft.com/office/word/2010/wordprocessingDrawing" xmlns:wp="http://schemas.openxmlformats.org/drawingml/2006/wordprocessingDrawing" xmlns:w10="urn:schemas-microsoft-com:office:word" xmlns:w="http://schemas.openxmlformats.org/wordprocessingml/2006/main" xmlns:w14="http://schemas.microsoft.com/office/word/2010/wordml" xmlns:w15="http://schemas.microsoft.com/office/word/2012/wordml" xmlns:w16cex="http://schemas.microsoft.com/office/word/2018/wordml/cex" xmlns:w16cid="http://schemas.microsoft.com/office/word/2016/wordml/cid" xmlns:w16="http://schemas.microsoft.com/office/word/2018/wordml" xmlns:w16du="http://schemas.microsoft.com/office/word/2023/wordml/word16du" xmlns:w16sdtdh="http://schemas.microsoft.com/office/word/2020/wordml/sdtdatahash" xmlns:w16sdtfl="http://schemas.microsoft.com/office/word/2024/wordml/sdtformatlock" xmlns:w16se="http://schemas.microsoft.com/office/word/2015/wordml/symex" xmlns:wpg="http://schemas.microsoft.com/office/word/2010/wordprocessingGroup" xmlns:wpi="http://schemas.microsoft.com/office/word/2010/wordprocessingInk" xmlns:wne="http://schemas.microsoft.com/office/word/2006/wordml" xmlns:wps="http://schemas.microsoft.com/office/word/2010/wordprocessingShape" mc:Ignorable="w14 w15 w16se w16cid w16 w16cex w16sdtdh w16sdtfl w16du wp14">
   <w15:commentEx w15:paraId="7777E0AC" w15:done="0"/>
+  <w15:commentEx w15:paraId="1DA4C046" w15:paraIdParent="7777E0AC" w15:done="0"/>
   <w15:commentEx w15:paraId="042509CA" w15:done="0"/>
+  <w15:commentEx w15:paraId="4E150F1E" w15:paraIdParent="042509CA" w15:done="0"/>
   <w15:commentEx w15:paraId="72D7F0A8" w15:done="0"/>
+  <w15:commentEx w15:paraId="7AC91A51" w15:paraIdParent="72D7F0A8" w15:done="0"/>
   <w15:commentEx w15:paraId="14CD78A8" w15:done="0"/>
+  <w15:commentEx w15:paraId="354659C8" w15:paraIdParent="14CD78A8" w15:done="0"/>
   <w15:commentEx w15:paraId="607BF5C5" w15:done="0"/>
+  <w15:commentEx w15:paraId="7D1AB86D" w15:paraIdParent="607BF5C5" w15:done="0"/>
 </w15:commentsEx>
 </file>
 
 <file path=word/commentsExtensible.xml><?xml version="1.0" encoding="utf-8"?>
 <w16cex:commentsExtensible xmlns:wpc="http://schemas.microsoft.com/office/word/2010/wordprocessingCanvas" xmlns:cx="http://schemas.microsoft.com/office/drawing/2014/chartex" xmlns:cx1="http://schemas.microsoft.com/office/drawing/2015/9/8/chartex" xmlns:cx2="http://schemas.microsoft.com/office/drawing/2015/10/21/chartex" xmlns:cx3="http://schemas.microsoft.com/office/drawing/2016/5/9/chartex" xmlns:cx4="http://schemas.microsoft.com/office/drawing/2016/5/10/chartex" xmlns:cx5="http://schemas.microsoft.com/office/drawing/2016/5/11/chartex" xmlns:cx6="http://schemas.microsoft.com/office/drawing/2016/5/12/chartex" xmlns:cx7="http://schemas.microsoft.com/office/drawing/2016/5/13/chartex" xmlns:cx8="http://schemas.microsoft.com/office/drawing/2016/5/14/chartex" xmlns:cr="http://schemas.microsoft.com/office/comments/2020/reactions" xmlns:mc="http://schemas.openxmlformats.org/markup-compatibility/2006" xmlns:aink="http://schemas.microsoft.com/office/drawing/2016/ink" xmlns:am3d="http://schemas.microsoft.com/office/drawing/2017/model3d" xmlns:o="urn:schemas-microsoft-com:office:office" xmlns:oel="http://schemas.microsoft.com/office/2019/extlst" xmlns:r="http://schemas.openxmlformats.org/officeDocument/2006/relationships" xmlns:m="http://schemas.openxmlformats.org/officeDocument/2006/math" xmlns:v="urn:schemas-microsoft-com:vml" xmlns:wp14="http://schemas.microsoft.com/office/word/2010/wordprocessingDrawing" xmlns:wp="http://schemas.openxmlformats.org/drawingml/2006/wordprocessingDrawing" xmlns:w10="urn:schemas-microsoft-com:office:word" xmlns:w="http://schemas.openxmlformats.org/wordprocessingml/2006/main" xmlns:w14="http://schemas.microsoft.com/office/word/2010/wordml" xmlns:w15="http://schemas.microsoft.com/office/word/2012/wordml" xmlns:w16cex="http://schemas.microsoft.com/office/word/2018/wordml/cex" xmlns:w16cid="http://schemas.microsoft.com/office/word/2016/wordml/cid" xmlns:w16="http://schemas.microsoft.com/office/word/2018/wordml" xmlns:w16du="http://schemas.microsoft.com/office/word/2023/wordml/word16du" xmlns:w16sdtdh="http://schemas.microsoft.com/office/word/2020/wordml/sdtdatahash" xmlns:w16sdtfl="http://schemas.microsoft.com/office/word/2024/wordml/sdtformatlock" xmlns:w16se="http://schemas.microsoft.com/office/word/2015/wordml/symex" xmlns:wpg="http://schemas.microsoft.com/office/word/2010/wordprocessingGroup" xmlns:wpi="http://schemas.microsoft.com/office/word/2010/wordprocessingInk" xmlns:wne="http://schemas.microsoft.com/office/word/2006/wordml" xmlns:wps="http://schemas.microsoft.com/office/word/2010/wordprocessingShape" mc:Ignorable="w14 w15 w16se w16cid w16 w16cex w16sdtdh w16sdtfl cr w16du wp14">
   <w16cex:commentExtensible w16cex:durableId="7A2058F6" w16cex:dateUtc="2026-02-21T17:44:00Z"/>
+  <w16cex:commentExtensible w16cex:durableId="1F1D2529" w16cex:dateUtc="2026-02-26T17:36:00Z"/>
   <w16cex:commentExtensible w16cex:durableId="7772776E" w16cex:dateUtc="2026-02-21T17:19:00Z"/>
+  <w16cex:commentExtensible w16cex:durableId="47F88CE9" w16cex:dateUtc="2026-02-26T17:35:00Z"/>
   <w16cex:commentExtensible w16cex:durableId="49F0B684" w16cex:dateUtc="2026-02-21T17:44:00Z"/>
+  <w16cex:commentExtensible w16cex:durableId="04A45DC2" w16cex:dateUtc="2026-02-26T17:55:00Z"/>
   <w16cex:commentExtensible w16cex:durableId="5AA762CB" w16cex:dateUtc="2026-02-21T17:44:00Z"/>
+  <w16cex:commentExtensible w16cex:durableId="1724A0D3" w16cex:dateUtc="2026-02-26T17:55:00Z"/>
   <w16cex:commentExtensible w16cex:durableId="7AA3B27C" w16cex:dateUtc="2026-02-17T23:51:00Z"/>
+  <w16cex:commentExtensible w16cex:durableId="31DF1271" w16cex:dateUtc="2026-02-26T17:50:00Z"/>
 </w16cex:commentsExtensible>
 </file>
 
 <file path=word/commentsIds.xml><?xml version="1.0" encoding="utf-8"?>
 <w16cid:commentsIds xmlns:wpc="http://schemas.microsoft.com/office/word/2010/wordprocessingCanvas" xmlns:cx="http://schemas.microsoft.com/office/drawing/2014/chartex" xmlns:cx1="http://schemas.microsoft.com/office/drawing/2015/9/8/chartex" xmlns:cx2="http://schemas.microsoft.com/office/drawing/2015/10/21/chartex" xmlns:cx3="http://schemas.microsoft.com/office/drawing/2016/5/9/chartex" xmlns:cx4="http://schemas.microsoft.com/office/drawing/2016/5/10/chartex" xmlns:cx5="http://schemas.microsoft.com/office/drawing/2016/5/11/chartex" xmlns:cx6="http://schemas.microsoft.com/office/drawing/2016/5/12/chartex" xmlns:cx7="http://schemas.microsoft.com/office/drawing/2016/5/13/chartex" xmlns:cx8="http://schemas.microsoft.com/office/drawing/2016/5/14/chartex" xmlns:mc="http://schemas.openxmlformats.org/markup-compatibility/2006" xmlns:aink="http://schemas.microsoft.com/office/drawing/2016/ink" xmlns:am3d="http://schemas.microsoft.com/office/drawing/2017/model3d" xmlns:o="urn:schemas-microsoft-com:office:office" xmlns:oel="http://schemas.microsoft.com/office/2019/extlst" xmlns:r="http://schemas.openxmlformats.org/officeDocument/2006/relationships" xmlns:m="http://schemas.openxmlformats.org/officeDocument/2006/math" xmlns:v="urn:schemas-microsoft-com:vml" xmlns:wp14="http://schemas.microsoft.com/office/word/2010/wordprocessingDrawing" xmlns:wp="http://schemas.openxmlformats.org/drawingml/2006/wordprocessingDrawing" xmlns:w10="urn:schemas-microsoft-com:office:word" xmlns:w="http://schemas.openxmlformats.org/wordprocessingml/2006/main" xmlns:w14="http://schemas.microsoft.com/office/word/2010/wordml" xmlns:w15="http://schemas.microsoft.com/office/word/2012/wordml" xmlns:w16cex="http://schemas.microsoft.com/office/word/2018/wordml/cex" xmlns:w16cid="http://schemas.microsoft.com/office/word/2016/wordml/cid" xmlns:w16="http://schemas.microsoft.com/office/word/2018/wordml" xmlns:w16du="http://schemas.microsoft.com/office/word/2023/wordml/word16du" xmlns:w16sdtdh="http://schemas.microsoft.com/office/word/2020/wordml/sdtdatahash" xmlns:w16sdtfl="http://schemas.microsoft.com/office/word/2024/wordml/sdtformatlock" xmlns:w16se="http://schemas.microsoft.com/office/word/2015/wordml/symex" xmlns:wpg="http://schemas.microsoft.com/office/word/2010/wordprocessingGroup" xmlns:wpi="http://schemas.microsoft.com/office/word/2010/wordprocessingInk" xmlns:wne="http://schemas.microsoft.com/office/word/2006/wordml" xmlns:wps="http://schemas.microsoft.com/office/word/2010/wordprocessingShape" mc:Ignorable="w14 w15 w16se w16cid w16 w16cex w16sdtdh w16sdtfl w16du wp14">
   <w16cid:commentId w16cid:paraId="7777E0AC" w16cid:durableId="7A2058F6"/>
+  <w16cid:commentId w16cid:paraId="1DA4C046" w16cid:durableId="1F1D2529"/>
   <w16cid:commentId w16cid:paraId="042509CA" w16cid:durableId="7772776E"/>
+  <w16cid:commentId w16cid:paraId="4E150F1E" w16cid:durableId="47F88CE9"/>
   <w16cid:commentId w16cid:paraId="72D7F0A8" w16cid:durableId="49F0B684"/>
+  <w16cid:commentId w16cid:paraId="7AC91A51" w16cid:durableId="04A45DC2"/>
   <w16cid:commentId w16cid:paraId="14CD78A8" w16cid:durableId="5AA762CB"/>
+  <w16cid:commentId w16cid:paraId="354659C8" w16cid:durableId="1724A0D3"/>
   <w16cid:commentId w16cid:paraId="607BF5C5" w16cid:durableId="7AA3B27C"/>
+  <w16cid:commentId w16cid:paraId="7D1AB86D" w16cid:durableId="31DF1271"/>
 </w16cid:commentsIds>
 </file>
 
@@ -5327,9 +6903,10 @@
       <w:rPr>
         <w:noProof/>
       </w:rPr>
-      <w:pict w14:anchorId="44C75ACB">
-        <v:rect id="Frame1" o:spid="_x0000_s1026" style="position:absolute;margin-left:0;margin-top:.05pt;width:4.65pt;height:9.35pt;z-index:-503316473;visibility:visible;mso-wrap-distance-left:0;mso-wrap-distance-right:0;mso-position-horizontal:center;mso-position-horizontal-relative:margin" o:gfxdata="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" o:allowincell="f" filled="f" stroked="f" strokeweight="0">
-          <v:textbox style="mso-next-textbox:#Frame1" inset="0,0,0,0">
+      <w:pict w14:anchorId="5CAFB19F">
+        <v:rect id="Rectangle 3" o:spid="_x0000_s1026" style="position:absolute;margin-left:0;margin-top:.05pt;width:4.65pt;height:9.35pt;z-index:-503316473;visibility:visible;mso-wrap-style:square;mso-width-percent:0;mso-height-percent:0;mso-wrap-distance-left:0;mso-wrap-distance-top:0;mso-wrap-distance-right:0;mso-wrap-distance-bottom:0;mso-position-horizontal:center;mso-position-horizontal-relative:margin;mso-position-vertical:absolute;mso-position-vertical-relative:text;mso-width-percent:0;mso-height-percent:0;mso-width-relative:page;mso-height-relative:page;v-text-anchor:top" o:gfxdata="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" o:allowincell="f" filled="f" stroked="f" strokeweight="0">
+          <o:lock v:ext="edit" aspectratio="t" verticies="t" text="t" shapetype="t"/>
+          <v:textbox inset="0,0,0,0">
             <w:txbxContent>
               <w:p>
                 <w:pPr>
@@ -5391,9 +6968,10 @@
       <w:rPr>
         <w:noProof/>
       </w:rPr>
-      <w:pict w14:anchorId="0C25FB1E">
-        <v:rect id="Frame2" o:spid="_x0000_s1025" style="position:absolute;margin-left:0;margin-top:.05pt;width:5.65pt;height:1.8pt;z-index:-503316474;visibility:visible;mso-wrap-distance-left:0;mso-wrap-distance-right:0;mso-position-horizontal:center;mso-position-horizontal-relative:margin" o:gfxdata="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" o:allowincell="f" filled="f" stroked="f" strokeweight="0">
-          <v:textbox style="mso-next-textbox:#Frame2" inset="0,0,0,0">
+      <w:pict w14:anchorId="73A6F8E8">
+        <v:rect id="Rectangle 1" o:spid="_x0000_s1027" style="position:absolute;margin-left:0;margin-top:.05pt;width:5.65pt;height:1.8pt;z-index:-503316474;visibility:visible;mso-wrap-style:square;mso-width-percent:0;mso-height-percent:0;mso-wrap-distance-left:0;mso-wrap-distance-top:0;mso-wrap-distance-right:0;mso-wrap-distance-bottom:0;mso-position-horizontal:center;mso-position-horizontal-relative:margin;mso-position-vertical:absolute;mso-position-vertical-relative:text;mso-width-percent:0;mso-height-percent:0;mso-width-relative:page;mso-height-relative:page;v-text-anchor:top" o:gfxdata="" o:allowincell="f" filled="f" stroked="f" strokeweight="0">
+          <o:lock v:ext="edit" aspectratio="t" verticies="t" text="t" shapetype="t"/>
+          <v:textbox inset="0,0,0,0">
             <w:txbxContent>
               <w:p>
                 <w:pPr>

--- a/SRS_Communications.docx
+++ b/SRS_Communications.docx
@@ -230,11 +230,13 @@
               <w:pStyle w:val="TableText"/>
               <w:rPr>
                 <w:color w:val="000000"/>
+                <w:u w:val="single"/>
               </w:rPr>
             </w:pPr>
             <w:r>
               <w:rPr>
                 <w:color w:val="000000"/>
+                <w:u w:val="single"/>
               </w:rPr>
               <w:t>02/10/2026</w:t>
             </w:r>
@@ -664,6 +666,13 @@
                 <w:u w:val="single"/>
               </w:rPr>
             </w:pPr>
+            <w:r>
+              <w:rPr>
+                <w:color w:val="000000"/>
+                <w:u w:val="single"/>
+              </w:rPr>
+              <w:t>02/26/2026</w:t>
+            </w:r>
           </w:p>
         </w:tc>
         <w:tc>
@@ -684,6 +693,12 @@
                 <w:color w:val="000000"/>
               </w:rPr>
             </w:pPr>
+            <w:r>
+              <w:rPr>
+                <w:color w:val="000000"/>
+              </w:rPr>
+              <w:t>1.22</w:t>
+            </w:r>
           </w:p>
         </w:tc>
         <w:tc>
@@ -699,11 +714,16 @@
           <w:p>
             <w:pPr>
               <w:pStyle w:val="TableText"/>
-              <w:snapToGrid w:val="0"/>
               <w:rPr>
                 <w:color w:val="000000"/>
               </w:rPr>
             </w:pPr>
+            <w:r>
+              <w:rPr>
+                <w:color w:val="000000"/>
+              </w:rPr>
+              <w:t>Specific Requirements (3.1.2, 3.1.3,3.1.4) and Internal Interface Requirements</w:t>
+            </w:r>
           </w:p>
         </w:tc>
         <w:tc>
@@ -717,6 +737,23 @@
             </w:tcBorders>
             <w:shd w:val="clear" w:color="auto" w:fill="E5E5E5"/>
           </w:tcPr>
+          <w:p>
+            <w:pPr>
+              <w:pStyle w:val="TableText"/>
+              <w:snapToGrid w:val="0"/>
+              <w:rPr>
+                <w:color w:val="000000"/>
+                <w:lang w:bidi="hi-IN"/>
+              </w:rPr>
+            </w:pPr>
+            <w:r>
+              <w:rPr>
+                <w:color w:val="000000" w:themeColor="text1"/>
+                <w:lang w:bidi="hi-IN"/>
+              </w:rPr>
+              <w:t xml:space="preserve">Olalekan Faniran-Ajiwe </w:t>
+            </w:r>
+          </w:p>
           <w:p>
             <w:pPr>
               <w:pStyle w:val="TableText"/>
@@ -2975,28 +3012,8 @@
       </w:pPr>
       <w:bookmarkStart w:id="4" w:name="__RefHeading___Toc19440721"/>
       <w:bookmarkEnd w:id="4"/>
-      <w:commentRangeStart w:id="5"/>
-      <w:commentRangeStart w:id="6"/>
       <w:r>
         <w:t>Definitions, Acronyms, Abbreviations</w:t>
-      </w:r>
-      <w:commentRangeEnd w:id="5"/>
-      <w:r>
-        <w:rPr>
-          <w:rStyle w:val="CommentReference"/>
-          <w:sz w:val="24"/>
-          <w:szCs w:val="20"/>
-        </w:rPr>
-        <w:commentReference w:id="5"/>
-      </w:r>
-      <w:commentRangeEnd w:id="6"/>
-      <w:r>
-        <w:rPr>
-          <w:rStyle w:val="CommentReference"/>
-          <w:sz w:val="24"/>
-          <w:szCs w:val="20"/>
-        </w:rPr>
-        <w:commentReference w:id="6"/>
       </w:r>
     </w:p>
     <w:p>
@@ -3077,7 +3094,31 @@
         <w:rPr>
           <w:color w:val="000000" w:themeColor="text1"/>
         </w:rPr>
-        <w:t>Chat history between users is persistent regardless if users are online or offline.</w:t>
+        <w:t xml:space="preserve">Chat history between users is persistent </w:t>
+      </w:r>
+      <w:r>
+        <w:rPr>
+          <w:color w:val="000000" w:themeColor="text1"/>
+        </w:rPr>
+        <w:t>regardless of</w:t>
+      </w:r>
+      <w:r>
+        <w:rPr>
+          <w:color w:val="000000" w:themeColor="text1"/>
+        </w:rPr>
+        <w:t xml:space="preserve"> </w:t>
+      </w:r>
+      <w:r>
+        <w:rPr>
+          <w:color w:val="000000" w:themeColor="text1"/>
+        </w:rPr>
+        <w:t>whether</w:t>
+      </w:r>
+      <w:r>
+        <w:rPr>
+          <w:color w:val="000000" w:themeColor="text1"/>
+        </w:rPr>
+        <w:t xml:space="preserve"> users are online or offline.</w:t>
       </w:r>
     </w:p>
     <w:p>
@@ -3101,6 +3142,98 @@
           <w:color w:val="000000" w:themeColor="text1"/>
         </w:rPr>
         <w:t>: The user manual for utilizing the Java GUI Client.</w:t>
+      </w:r>
+    </w:p>
+    <w:p>
+      <w:pPr>
+        <w:pStyle w:val="Paragraph3"/>
+        <w:ind w:left="1440"/>
+        <w:rPr>
+          <w:color w:val="000000" w:themeColor="text1"/>
+        </w:rPr>
+      </w:pPr>
+    </w:p>
+    <w:p>
+      <w:pPr>
+        <w:pStyle w:val="Paragraph3"/>
+        <w:ind w:left="1440"/>
+        <w:rPr>
+          <w:color w:val="000000" w:themeColor="text1"/>
+        </w:rPr>
+      </w:pPr>
+      <w:r>
+        <w:rPr>
+          <w:b/>
+          <w:bCs/>
+          <w:color w:val="000000" w:themeColor="text1"/>
+        </w:rPr>
+        <w:t xml:space="preserve">User: </w:t>
+      </w:r>
+      <w:r>
+        <w:rPr>
+          <w:color w:val="000000" w:themeColor="text1"/>
+        </w:rPr>
+        <w:t xml:space="preserve">An established actor that has the privileges to engage or request communication between other </w:t>
+      </w:r>
+      <w:r>
+        <w:rPr>
+          <w:color w:val="000000" w:themeColor="text1"/>
+        </w:rPr>
+        <w:t>actors</w:t>
+      </w:r>
+      <w:r>
+        <w:rPr>
+          <w:color w:val="000000" w:themeColor="text1"/>
+        </w:rPr>
+        <w:t>.</w:t>
+      </w:r>
+    </w:p>
+    <w:p>
+      <w:pPr>
+        <w:pStyle w:val="Paragraph3"/>
+        <w:ind w:left="1440"/>
+        <w:rPr>
+          <w:color w:val="000000" w:themeColor="text1"/>
+        </w:rPr>
+      </w:pPr>
+    </w:p>
+    <w:p>
+      <w:pPr>
+        <w:pStyle w:val="Paragraph3"/>
+        <w:ind w:left="1440"/>
+        <w:rPr>
+          <w:b/>
+          <w:bCs/>
+          <w:color w:val="000000" w:themeColor="text1"/>
+        </w:rPr>
+      </w:pPr>
+      <w:r>
+        <w:rPr>
+          <w:b/>
+          <w:bCs/>
+          <w:color w:val="000000" w:themeColor="text1"/>
+        </w:rPr>
+        <w:t>IT User</w:t>
+      </w:r>
+      <w:r>
+        <w:rPr>
+          <w:b/>
+          <w:bCs/>
+          <w:color w:val="000000" w:themeColor="text1"/>
+        </w:rPr>
+        <w:t xml:space="preserve">: </w:t>
+      </w:r>
+      <w:r>
+        <w:rPr>
+          <w:color w:val="000000" w:themeColor="text1"/>
+        </w:rPr>
+        <w:t>An</w:t>
+      </w:r>
+      <w:r>
+        <w:rPr>
+          <w:color w:val="000000" w:themeColor="text1"/>
+        </w:rPr>
+        <w:t xml:space="preserve"> elevated actor with system privileges that is able to monitor conversations, help users establish credentials, and interact with server-side interfaces.</w:t>
       </w:r>
     </w:p>
     <w:p>
@@ -3129,10 +3262,11 @@
           <w:numId w:val="2"/>
         </w:numPr>
       </w:pPr>
-      <w:bookmarkStart w:id="7" w:name="__RefHeading___Toc19440722"/>
-      <w:bookmarkEnd w:id="7"/>
+      <w:bookmarkStart w:id="5" w:name="__RefHeading___Toc19440722"/>
+      <w:bookmarkEnd w:id="5"/>
+      <w:commentRangeStart w:id="6"/>
+      <w:commentRangeStart w:id="7"/>
       <w:commentRangeStart w:id="8"/>
-      <w:commentRangeStart w:id="9"/>
       <w:r>
         <w:t>References</w:t>
       </w:r>
@@ -3145,8 +3279,8 @@
           <w:color w:val="7030A0"/>
         </w:rPr>
       </w:pPr>
-      <w:bookmarkStart w:id="10" w:name="__RefHeading___Toc19440723"/>
-      <w:bookmarkEnd w:id="10"/>
+      <w:bookmarkStart w:id="9" w:name="__RefHeading___Toc19440723"/>
+      <w:bookmarkEnd w:id="9"/>
       <w:r>
         <w:rPr>
           <w:rFonts w:ascii="Calibri" w:hAnsi="Calibri" w:cs="Calibri"/>
@@ -3215,7 +3349,7 @@
         </w:rPr>
         <w:t>Sequence Diagrams – Step 6 in assignment description</w:t>
       </w:r>
-      <w:commentRangeEnd w:id="8"/>
+      <w:commentRangeEnd w:id="6"/>
       <w:r>
         <w:rPr>
           <w:rStyle w:val="CommentReference"/>
@@ -3224,9 +3358,9 @@
           <w:sz w:val="20"/>
           <w:szCs w:val="20"/>
         </w:rPr>
-        <w:commentReference w:id="8"/>
-      </w:r>
-      <w:commentRangeEnd w:id="9"/>
+        <w:commentReference w:id="6"/>
+      </w:r>
+      <w:commentRangeEnd w:id="7"/>
       <w:r>
         <w:rPr>
           <w:rStyle w:val="CommentReference"/>
@@ -3235,7 +3369,18 @@
           <w:sz w:val="20"/>
           <w:szCs w:val="20"/>
         </w:rPr>
-        <w:commentReference w:id="9"/>
+        <w:commentReference w:id="7"/>
+      </w:r>
+      <w:commentRangeEnd w:id="8"/>
+      <w:r>
+        <w:rPr>
+          <w:rStyle w:val="CommentReference"/>
+          <w:rFonts w:ascii="Calibri" w:hAnsi="Calibri" w:cs="Calibri"/>
+          <w:color w:val="7030A0"/>
+          <w:sz w:val="20"/>
+          <w:szCs w:val="20"/>
+        </w:rPr>
+        <w:commentReference w:id="8"/>
       </w:r>
     </w:p>
     <w:p>
@@ -3261,8 +3406,8 @@
           <w:szCs w:val="20"/>
         </w:rPr>
       </w:pPr>
-      <w:bookmarkStart w:id="11" w:name="__RefHeading___Toc19440724"/>
-      <w:bookmarkEnd w:id="11"/>
+      <w:bookmarkStart w:id="10" w:name="__RefHeading___Toc19440724"/>
+      <w:bookmarkEnd w:id="10"/>
       <w:r>
         <w:rPr>
           <w:color w:val="000000" w:themeColor="text1"/>
@@ -3293,31 +3438,11 @@
           <w:numId w:val="2"/>
         </w:numPr>
       </w:pPr>
-      <w:bookmarkStart w:id="12" w:name="__RefHeading___Toc19440725"/>
-      <w:bookmarkEnd w:id="12"/>
-      <w:commentRangeStart w:id="13"/>
-      <w:commentRangeStart w:id="14"/>
+      <w:bookmarkStart w:id="11" w:name="__RefHeading___Toc19440725"/>
+      <w:bookmarkEnd w:id="11"/>
       <w:r>
         <w:t>Product Perspective</w:t>
       </w:r>
-      <w:commentRangeEnd w:id="13"/>
-      <w:r>
-        <w:rPr>
-          <w:rStyle w:val="CommentReference"/>
-          <w:sz w:val="24"/>
-          <w:szCs w:val="20"/>
-        </w:rPr>
-        <w:commentReference w:id="13"/>
-      </w:r>
-      <w:commentRangeEnd w:id="14"/>
-      <w:r>
-        <w:rPr>
-          <w:rStyle w:val="CommentReference"/>
-          <w:sz w:val="24"/>
-          <w:szCs w:val="20"/>
-        </w:rPr>
-        <w:commentReference w:id="14"/>
-      </w:r>
     </w:p>
     <w:p>
       <w:pPr>
@@ -3331,6 +3456,19 @@
       </w:r>
       <w:r>
         <w:t xml:space="preserve">or as large as an enterprise, Harmony is there to ensure a seamless, fast, and secure experience. Being hosted in Java, a leading programming language that beats out C++ or Python in sheer resource management, competitors are simply out of the question. </w:t>
+      </w:r>
+    </w:p>
+    <w:p>
+      <w:pPr>
+        <w:ind w:left="1440"/>
+      </w:pPr>
+    </w:p>
+    <w:p>
+      <w:pPr>
+        <w:ind w:left="1440"/>
+      </w:pPr>
+      <w:r>
+        <w:t>Our multi-system communication application will provide ap platform that is suitable not just for large enterprise companies to use but for small ambitious teams as well. These applications offer the flexibility of one-on-one communication in addition to group conversations, which brings that flexibility that other company communications lack. In addition to help boost the productivity, communication, and engagement of the team. All of this is created through the power of Java, which has been a strong leader in overall sheer resource management compared to other used languages like C++ and Python.</w:t>
       </w:r>
     </w:p>
     <w:p>
@@ -3341,33 +3479,10 @@
           <w:numId w:val="2"/>
         </w:numPr>
       </w:pPr>
-      <w:bookmarkStart w:id="15" w:name="__RefHeading___Toc19440726"/>
-      <w:bookmarkEnd w:id="15"/>
-      <w:commentRangeStart w:id="16"/>
-      <w:commentRangeStart w:id="17"/>
-      <w:r>
-        <w:t>Product Archit</w:t>
-      </w:r>
-      <w:commentRangeEnd w:id="16"/>
-      <w:r>
-        <w:rPr>
-          <w:rStyle w:val="CommentReference"/>
-          <w:sz w:val="24"/>
-          <w:szCs w:val="20"/>
-        </w:rPr>
-        <w:commentReference w:id="16"/>
-      </w:r>
-      <w:commentRangeEnd w:id="17"/>
-      <w:r>
-        <w:rPr>
-          <w:rStyle w:val="CommentReference"/>
-          <w:sz w:val="24"/>
-          <w:szCs w:val="20"/>
-        </w:rPr>
-        <w:commentReference w:id="17"/>
-      </w:r>
-      <w:r>
-        <w:t>ecture</w:t>
+      <w:bookmarkStart w:id="12" w:name="__RefHeading___Toc19440726"/>
+      <w:bookmarkEnd w:id="12"/>
+      <w:r>
+        <w:t>Product Architecture</w:t>
       </w:r>
     </w:p>
     <w:p>
@@ -3744,31 +3859,11 @@
           <w:numId w:val="2"/>
         </w:numPr>
       </w:pPr>
-      <w:bookmarkStart w:id="18" w:name="__RefHeading___Toc19440727"/>
-      <w:bookmarkEnd w:id="18"/>
-      <w:commentRangeStart w:id="19"/>
-      <w:commentRangeStart w:id="20"/>
+      <w:bookmarkStart w:id="13" w:name="__RefHeading___Toc19440727"/>
+      <w:bookmarkEnd w:id="13"/>
       <w:r>
         <w:t>Product Functionality/Features</w:t>
       </w:r>
-      <w:commentRangeEnd w:id="19"/>
-      <w:r>
-        <w:rPr>
-          <w:rStyle w:val="CommentReference"/>
-          <w:sz w:val="24"/>
-          <w:szCs w:val="20"/>
-        </w:rPr>
-        <w:commentReference w:id="19"/>
-      </w:r>
-      <w:commentRangeEnd w:id="20"/>
-      <w:r>
-        <w:rPr>
-          <w:rStyle w:val="CommentReference"/>
-          <w:sz w:val="24"/>
-          <w:szCs w:val="20"/>
-        </w:rPr>
-        <w:commentReference w:id="20"/>
-      </w:r>
     </w:p>
     <w:p>
       <w:pPr>
@@ -3812,6 +3907,7 @@
         <w:ind w:left="1440"/>
       </w:pPr>
       <w:r>
+        <w:lastRenderedPageBreak/>
         <w:t>2.3.2</w:t>
       </w:r>
     </w:p>
@@ -3996,7 +4092,19 @@
         <w:rPr>
           <w:color w:val="000000" w:themeColor="text1"/>
         </w:rPr>
-        <w:t>The message box supports conventional text modification, i.e. copy and paste, redo and undo.</w:t>
+        <w:t xml:space="preserve">The message box supports conventional text modification, </w:t>
+      </w:r>
+      <w:r>
+        <w:rPr>
+          <w:color w:val="000000" w:themeColor="text1"/>
+        </w:rPr>
+        <w:t>i.e.,</w:t>
+      </w:r>
+      <w:r>
+        <w:rPr>
+          <w:color w:val="000000" w:themeColor="text1"/>
+        </w:rPr>
+        <w:t xml:space="preserve"> copy and paste, redo and undo.</w:t>
       </w:r>
     </w:p>
     <w:p>
@@ -4032,7 +4140,19 @@
         <w:rPr>
           <w:color w:val="000000" w:themeColor="text1"/>
         </w:rPr>
-        <w:t>Users will be able to search for other users to either individually chat or form a group with.</w:t>
+        <w:t xml:space="preserve">Users will be able to search for other users to either </w:t>
+      </w:r>
+      <w:r>
+        <w:rPr>
+          <w:color w:val="000000" w:themeColor="text1"/>
+        </w:rPr>
+        <w:t>chat individually</w:t>
+      </w:r>
+      <w:r>
+        <w:rPr>
+          <w:color w:val="000000" w:themeColor="text1"/>
+        </w:rPr>
+        <w:t xml:space="preserve"> or form a group with.</w:t>
       </w:r>
     </w:p>
     <w:p>
@@ -4077,8 +4197,8 @@
           <w:numId w:val="2"/>
         </w:numPr>
       </w:pPr>
-      <w:bookmarkStart w:id="21" w:name="__RefHeading___Toc19440728"/>
-      <w:bookmarkEnd w:id="21"/>
+      <w:bookmarkStart w:id="14" w:name="__RefHeading___Toc19440728"/>
+      <w:bookmarkEnd w:id="14"/>
       <w:r>
         <w:t>Constraints</w:t>
       </w:r>
@@ -4211,6 +4331,7 @@
         <w:rPr>
           <w:color w:val="000000" w:themeColor="text1"/>
         </w:rPr>
+        <w:lastRenderedPageBreak/>
         <w:t>The application may only be programmed in Java.</w:t>
       </w:r>
     </w:p>
@@ -4283,7 +4404,6 @@
         <w:rPr>
           <w:color w:val="000000" w:themeColor="text1"/>
         </w:rPr>
-        <w:lastRenderedPageBreak/>
         <w:t xml:space="preserve">The application’s hard deadline is 05/05/2026. </w:t>
       </w:r>
     </w:p>
@@ -4763,10 +4883,9 @@
           <w:numId w:val="2"/>
         </w:numPr>
       </w:pPr>
-      <w:bookmarkStart w:id="22" w:name="__RefHeading___Toc19440729"/>
-      <w:bookmarkEnd w:id="22"/>
-      <w:r>
-        <w:lastRenderedPageBreak/>
+      <w:bookmarkStart w:id="15" w:name="__RefHeading___Toc19440729"/>
+      <w:bookmarkEnd w:id="15"/>
+      <w:r>
         <w:t>Assumptions and Dependencies</w:t>
       </w:r>
     </w:p>
@@ -5052,8 +5171,8 @@
           <w:numId w:val="2"/>
         </w:numPr>
       </w:pPr>
-      <w:bookmarkStart w:id="23" w:name="__RefHeading___Toc19440730"/>
-      <w:bookmarkEnd w:id="23"/>
+      <w:bookmarkStart w:id="16" w:name="__RefHeading___Toc19440730"/>
+      <w:bookmarkEnd w:id="16"/>
       <w:r>
         <w:lastRenderedPageBreak/>
         <w:t>Specific Requirements</w:t>
@@ -5067,8 +5186,8 @@
           <w:numId w:val="2"/>
         </w:numPr>
       </w:pPr>
-      <w:bookmarkStart w:id="24" w:name="__RefHeading___Toc19440731"/>
-      <w:bookmarkEnd w:id="24"/>
+      <w:bookmarkStart w:id="17" w:name="__RefHeading___Toc19440731"/>
+      <w:bookmarkEnd w:id="17"/>
       <w:r>
         <w:t>Functional Requirements</w:t>
       </w:r>
@@ -5471,75 +5590,245 @@
         </w:numPr>
       </w:pPr>
       <w:r>
-        <w:t>Client</w:t>
-      </w:r>
-      <w:r>
-        <w:t xml:space="preserve"> Module Requirements:</w:t>
-      </w:r>
-    </w:p>
-    <w:p>
-      <w:pPr>
-        <w:pStyle w:val="Paragraph2"/>
-        <w:rPr>
-          <w:color w:val="7030A0"/>
-        </w:rPr>
-      </w:pPr>
-      <w:bookmarkStart w:id="25" w:name="REQBV1F34"/>
-      <w:r>
-        <w:rPr>
-          <w:color w:val="7030A0"/>
-        </w:rPr>
-        <w:t xml:space="preserve">Provide module specific requirements as appropriate. </w:t>
-      </w:r>
-      <w:r>
-        <w:rPr>
-          <w:vanish/>
-          <w:color w:val="7030A0"/>
-        </w:rPr>
-        <w:t xml:space="preserve">SR10 </w:t>
-      </w:r>
-      <w:bookmarkEnd w:id="25"/>
-    </w:p>
-    <w:p>
-      <w:pPr>
-        <w:pStyle w:val="Paragraph2"/>
-        <w:rPr>
-          <w:color w:val="7030A0"/>
-        </w:rPr>
-      </w:pPr>
-      <w:r>
-        <w:rPr>
-          <w:color w:val="7030A0"/>
-        </w:rPr>
-        <w:t>Example:</w:t>
-      </w:r>
-    </w:p>
-    <w:p>
-      <w:pPr>
-        <w:pStyle w:val="Paragraph2"/>
-        <w:rPr>
-          <w:color w:val="7030A0"/>
-        </w:rPr>
-      </w:pPr>
-      <w:r>
-        <w:rPr>
-          <w:color w:val="7030A0"/>
-        </w:rPr>
-        <w:t xml:space="preserve">3.1.2.1 </w:t>
-      </w:r>
-      <w:r>
-        <w:rPr>
-          <w:vanish/>
-          <w:color w:val="7030A0"/>
-        </w:rPr>
-        <w:t xml:space="preserve">SR9 </w:t>
-      </w:r>
-      <w:r>
-        <w:rPr>
-          <w:color w:val="7030A0"/>
-        </w:rPr>
-        <w:t>Users should be allowed to log in using their issued id and pin, both of which are alphanumeric strings between 6 and 20 characters in length. </w:t>
-      </w:r>
+        <w:t>Client Module Requirements:</w:t>
+      </w:r>
+    </w:p>
+    <w:p>
+      <w:pPr>
+        <w:ind w:left="1440"/>
+      </w:pPr>
+    </w:p>
+    <w:p>
+      <w:pPr>
+        <w:ind w:left="1440"/>
+      </w:pPr>
+      <w:r>
+        <w:t>3.1.2.1</w:t>
+      </w:r>
+    </w:p>
+    <w:p>
+      <w:pPr>
+        <w:pStyle w:val="Paragraph2"/>
+        <w:rPr>
+          <w:color w:val="000000" w:themeColor="text1"/>
+        </w:rPr>
+      </w:pPr>
+      <w:r>
+        <w:rPr>
+          <w:color w:val="000000" w:themeColor="text1"/>
+        </w:rPr>
+        <w:t xml:space="preserve">Users must log in using a unique username and password, both of which are alphanumeric strings between 3 and 20 characters in length. </w:t>
+      </w:r>
+    </w:p>
+    <w:p>
+      <w:pPr>
+        <w:pStyle w:val="Paragraph2"/>
+        <w:rPr>
+          <w:color w:val="000000" w:themeColor="text1"/>
+        </w:rPr>
+      </w:pPr>
+    </w:p>
+    <w:p>
+      <w:pPr>
+        <w:ind w:left="1440"/>
+      </w:pPr>
+      <w:r>
+        <w:t>3.1.2.</w:t>
+      </w:r>
+      <w:r>
+        <w:t>2</w:t>
+      </w:r>
+    </w:p>
+    <w:p>
+      <w:pPr>
+        <w:pStyle w:val="Paragraph2"/>
+        <w:rPr>
+          <w:color w:val="000000" w:themeColor="text1"/>
+        </w:rPr>
+      </w:pPr>
+      <w:r>
+        <w:rPr>
+          <w:color w:val="000000" w:themeColor="text1"/>
+        </w:rPr>
+        <w:t>Must display a scrollable conversation history showing all sent and received messages with timestamps and sender labels for each message.</w:t>
+      </w:r>
+    </w:p>
+    <w:p>
+      <w:pPr>
+        <w:pStyle w:val="Paragraph2"/>
+        <w:rPr>
+          <w:color w:val="000000" w:themeColor="text1"/>
+        </w:rPr>
+      </w:pPr>
+    </w:p>
+    <w:p>
+      <w:pPr>
+        <w:ind w:left="1440"/>
+      </w:pPr>
+      <w:r>
+        <w:t>3.1.2.</w:t>
+      </w:r>
+      <w:r>
+        <w:t>3</w:t>
+      </w:r>
+    </w:p>
+    <w:p>
+      <w:pPr>
+        <w:pStyle w:val="Paragraph2"/>
+        <w:rPr>
+          <w:color w:val="000000" w:themeColor="text1"/>
+        </w:rPr>
+      </w:pPr>
+      <w:r>
+        <w:rPr>
+          <w:color w:val="000000" w:themeColor="text1"/>
+        </w:rPr>
+        <w:t xml:space="preserve"> The client must provide a text input field and send a button for composing and transmitting text-based messages to selected recipients.</w:t>
+      </w:r>
+    </w:p>
+    <w:p>
+      <w:pPr>
+        <w:pStyle w:val="Paragraph2"/>
+        <w:rPr>
+          <w:color w:val="000000" w:themeColor="text1"/>
+        </w:rPr>
+      </w:pPr>
+    </w:p>
+    <w:p>
+      <w:pPr>
+        <w:ind w:left="1440"/>
+      </w:pPr>
+      <w:r>
+        <w:t>3.1.2.</w:t>
+      </w:r>
+      <w:r>
+        <w:t>4</w:t>
+      </w:r>
+    </w:p>
+    <w:p>
+      <w:pPr>
+        <w:pStyle w:val="Paragraph2"/>
+        <w:rPr>
+          <w:color w:val="000000" w:themeColor="text1"/>
+        </w:rPr>
+      </w:pPr>
+      <w:r>
+        <w:rPr>
+          <w:color w:val="000000" w:themeColor="text1"/>
+        </w:rPr>
+        <w:t>The client must display a contact's panel showing available users and existing chats, allowing users to select contacts for private messaging or group invitations.</w:t>
+      </w:r>
+    </w:p>
+    <w:p>
+      <w:pPr>
+        <w:pStyle w:val="Paragraph2"/>
+        <w:rPr>
+          <w:color w:val="000000" w:themeColor="text1"/>
+        </w:rPr>
+      </w:pPr>
+    </w:p>
+    <w:p>
+      <w:pPr>
+        <w:ind w:left="1440"/>
+      </w:pPr>
+      <w:r>
+        <w:t>3.1.2.</w:t>
+      </w:r>
+      <w:r>
+        <w:t>5</w:t>
+      </w:r>
+    </w:p>
+    <w:p>
+      <w:pPr>
+        <w:pStyle w:val="Paragraph2"/>
+        <w:rPr>
+          <w:color w:val="000000" w:themeColor="text1"/>
+        </w:rPr>
+      </w:pPr>
+      <w:r>
+        <w:rPr>
+          <w:color w:val="000000" w:themeColor="text1"/>
+        </w:rPr>
+        <w:t>Include a search feature allowing users to find other registered users by entering partial usernames, with matching results displayed for selection.</w:t>
+      </w:r>
+    </w:p>
+    <w:p>
+      <w:pPr>
+        <w:pStyle w:val="Paragraph2"/>
+        <w:ind w:left="0"/>
+        <w:rPr>
+          <w:color w:val="000000" w:themeColor="text1"/>
+        </w:rPr>
+      </w:pPr>
+    </w:p>
+    <w:p>
+      <w:pPr>
+        <w:ind w:left="1440"/>
+      </w:pPr>
+      <w:r>
+        <w:t>3.1.2</w:t>
+      </w:r>
+      <w:r>
+        <w:t>.6</w:t>
+      </w:r>
+    </w:p>
+    <w:p>
+      <w:pPr>
+        <w:pStyle w:val="Paragraph2"/>
+        <w:rPr>
+          <w:color w:val="000000" w:themeColor="text1"/>
+        </w:rPr>
+      </w:pPr>
+      <w:r>
+        <w:rPr>
+          <w:color w:val="000000" w:themeColor="text1"/>
+        </w:rPr>
+        <w:t>The client must provide an accessible Help Page from the main menu describing login procedures, sending messages, group chat management, and application restrictions.</w:t>
+      </w:r>
+    </w:p>
+    <w:p>
+      <w:pPr>
+        <w:pStyle w:val="Paragraph2"/>
+        <w:rPr>
+          <w:color w:val="000000" w:themeColor="text1"/>
+        </w:rPr>
+      </w:pPr>
+    </w:p>
+    <w:p>
+      <w:pPr>
+        <w:pStyle w:val="Paragraph2"/>
+        <w:rPr>
+          <w:color w:val="000000" w:themeColor="text1"/>
+        </w:rPr>
+      </w:pPr>
+      <w:r>
+        <w:rPr>
+          <w:color w:val="000000" w:themeColor="text1"/>
+        </w:rPr>
+        <w:t>3.1.2.7</w:t>
+      </w:r>
+    </w:p>
+    <w:p>
+      <w:pPr>
+        <w:pStyle w:val="Paragraph2"/>
+        <w:rPr>
+          <w:color w:val="000000" w:themeColor="text1"/>
+        </w:rPr>
+      </w:pPr>
+      <w:r>
+        <w:rPr>
+          <w:color w:val="000000" w:themeColor="text1"/>
+        </w:rPr>
+        <w:t>The client must support conventional text editing features, including copy, paste, undo, and redo within the message area.</w:t>
+      </w:r>
+    </w:p>
+    <w:p>
+      <w:pPr>
+        <w:pStyle w:val="Paragraph2"/>
+        <w:rPr>
+          <w:color w:val="000000" w:themeColor="text1"/>
+        </w:rPr>
+      </w:pPr>
     </w:p>
     <w:p>
       <w:pPr>
@@ -5550,7 +5839,142 @@
         </w:numPr>
       </w:pPr>
       <w:r>
-        <w:t>Server</w:t>
+        <w:t>Server Module Requirements:</w:t>
+      </w:r>
+    </w:p>
+    <w:p/>
+    <w:p>
+      <w:pPr>
+        <w:ind w:left="1440"/>
+      </w:pPr>
+      <w:r>
+        <w:t>3.1.3.1</w:t>
+      </w:r>
+    </w:p>
+    <w:p>
+      <w:pPr>
+        <w:ind w:left="1440"/>
+      </w:pPr>
+      <w:r>
+        <w:t>The server must log all login attempts, with timestamps and usernames for security monitoring.</w:t>
+      </w:r>
+    </w:p>
+    <w:p>
+      <w:pPr>
+        <w:ind w:left="1440"/>
+      </w:pPr>
+    </w:p>
+    <w:p>
+      <w:pPr>
+        <w:ind w:left="1440"/>
+      </w:pPr>
+      <w:r>
+        <w:t>3.1.3.2</w:t>
+      </w:r>
+    </w:p>
+    <w:p>
+      <w:pPr>
+        <w:ind w:left="1440"/>
+      </w:pPr>
+      <w:r>
+        <w:t>The server must process user registration requests from IT clients by creating new user records with unique usernames and storing them persistently in the user database.</w:t>
+      </w:r>
+    </w:p>
+    <w:p>
+      <w:pPr>
+        <w:ind w:left="1440"/>
+      </w:pPr>
+    </w:p>
+    <w:p>
+      <w:pPr>
+        <w:ind w:left="1440"/>
+      </w:pPr>
+      <w:r>
+        <w:t>3.1.3.3</w:t>
+      </w:r>
+    </w:p>
+    <w:p>
+      <w:pPr>
+        <w:ind w:left="1440"/>
+      </w:pPr>
+      <w:r>
+        <w:t>The server must authenticate users by validating credentials against the stored user database before granting access to messaging features.</w:t>
+      </w:r>
+    </w:p>
+    <w:p>
+      <w:pPr>
+        <w:ind w:left="1440"/>
+      </w:pPr>
+      <w:r>
+        <w:lastRenderedPageBreak/>
+        <w:t>3.1.3.4</w:t>
+      </w:r>
+    </w:p>
+    <w:p>
+      <w:pPr>
+        <w:ind w:left="1440"/>
+      </w:pPr>
+      <w:r>
+        <w:t>The server must process user registration requests from IT clients and create new user accounts with unique usernames.</w:t>
+      </w:r>
+    </w:p>
+    <w:p>
+      <w:pPr>
+        <w:ind w:left="1440"/>
+      </w:pPr>
+    </w:p>
+    <w:p>
+      <w:pPr>
+        <w:ind w:left="1440"/>
+      </w:pPr>
+      <w:r>
+        <w:t>3.1.3.5</w:t>
+      </w:r>
+    </w:p>
+    <w:p>
+      <w:pPr>
+        <w:ind w:left="1440"/>
+      </w:pPr>
+      <w:r>
+        <w:t>The server must provide a console interface for server administrators to monitor active connections and system status.</w:t>
+      </w:r>
+    </w:p>
+    <w:p>
+      <w:pPr>
+        <w:ind w:left="1440"/>
+      </w:pPr>
+    </w:p>
+    <w:p>
+      <w:pPr>
+        <w:ind w:left="1440"/>
+      </w:pPr>
+      <w:r>
+        <w:t>3.1.3.6</w:t>
+      </w:r>
+    </w:p>
+    <w:p>
+      <w:pPr>
+        <w:ind w:left="1440"/>
+      </w:pPr>
+      <w:r>
+        <w:t>The server must maintain group chat functionality, including group creation, member management, and message broadcasting to all group members.</w:t>
+      </w:r>
+    </w:p>
+    <w:p>
+      <w:pPr>
+        <w:ind w:left="1440"/>
+      </w:pPr>
+    </w:p>
+    <w:p>
+      <w:pPr>
+        <w:pStyle w:val="Heading3"/>
+        <w:numPr>
+          <w:ilvl w:val="2"/>
+          <w:numId w:val="2"/>
+        </w:numPr>
+      </w:pPr>
+      <w:r>
+        <w:t>IT</w:t>
       </w:r>
       <w:r>
         <w:t xml:space="preserve"> Module Requirements:</w:t>
@@ -5558,75 +5982,148 @@
     </w:p>
     <w:p>
       <w:pPr>
-        <w:pStyle w:val="Paragraph2"/>
-        <w:rPr>
-          <w:b/>
-          <w:bCs/>
-        </w:rPr>
-      </w:pPr>
-      <w:bookmarkStart w:id="26" w:name="REQBV2F75"/>
-      <w:r>
-        <w:rPr>
-          <w:color w:val="7030A0"/>
-        </w:rPr>
-        <w:t xml:space="preserve">Provide module specific requirements as appropriate. </w:t>
-      </w:r>
-      <w:r>
-        <w:rPr>
-          <w:vanish/>
-          <w:color w:val="7030A0"/>
-        </w:rPr>
-        <w:t xml:space="preserve">SR10 </w:t>
-      </w:r>
-      <w:bookmarkEnd w:id="26"/>
-      <w:r>
-        <w:rPr>
-          <w:b/>
-          <w:bCs/>
-        </w:rPr>
-        <w:tab/>
-      </w:r>
-    </w:p>
-    <w:p>
-      <w:pPr>
-        <w:pStyle w:val="Paragraph2"/>
-        <w:rPr>
-          <w:color w:val="7030A0"/>
-        </w:rPr>
-      </w:pPr>
-      <w:r>
-        <w:rPr>
-          <w:color w:val="7030A0"/>
-        </w:rPr>
-        <w:t>Example:</w:t>
-      </w:r>
-    </w:p>
-    <w:p>
-      <w:pPr>
-        <w:pStyle w:val="Paragraph2"/>
-        <w:rPr>
-          <w:color w:val="7030A0"/>
-        </w:rPr>
-      </w:pPr>
-      <w:r>
-        <w:rPr>
-          <w:color w:val="7030A0"/>
-        </w:rPr>
-        <w:t xml:space="preserve">3.1.2.1 </w:t>
-      </w:r>
-      <w:r>
-        <w:rPr>
-          <w:vanish/>
-          <w:color w:val="7030A0"/>
-        </w:rPr>
-        <w:t xml:space="preserve">SR9 </w:t>
-      </w:r>
-      <w:r>
-        <w:rPr>
-          <w:color w:val="7030A0"/>
-        </w:rPr>
-        <w:t>Users should be allowed to log in using their issued id and pin, both of which are alphanumeric strings between 6 and 20 characters in length. </w:t>
-      </w:r>
+        <w:ind w:left="1440"/>
+      </w:pPr>
+    </w:p>
+    <w:p>
+      <w:pPr>
+        <w:ind w:left="1440"/>
+      </w:pPr>
+      <w:r>
+        <w:t>3.1.4.1</w:t>
+      </w:r>
+    </w:p>
+    <w:p>
+      <w:pPr>
+        <w:ind w:left="1440"/>
+      </w:pPr>
+      <w:r>
+        <w:t>IT must provide an administrative interface accessible only after authentication with IT role privileges for user registration and history access.</w:t>
+      </w:r>
+    </w:p>
+    <w:p>
+      <w:pPr>
+        <w:ind w:left="1440"/>
+      </w:pPr>
+    </w:p>
+    <w:p>
+      <w:pPr>
+        <w:ind w:left="1440"/>
+      </w:pPr>
+      <w:r>
+        <w:t>3.1.4.2</w:t>
+      </w:r>
+    </w:p>
+    <w:p>
+      <w:pPr>
+        <w:ind w:left="1440"/>
+      </w:pPr>
+      <w:r>
+        <w:t>IT must include a user registration form with fields for username, password, full name, and role selection for creating new user accounts.</w:t>
+      </w:r>
+    </w:p>
+    <w:p>
+      <w:pPr>
+        <w:ind w:left="1440"/>
+      </w:pPr>
+    </w:p>
+    <w:p>
+      <w:pPr>
+        <w:ind w:left="1440"/>
+      </w:pPr>
+      <w:r>
+        <w:t>3.1.4.3</w:t>
+      </w:r>
+    </w:p>
+    <w:p>
+      <w:pPr>
+        <w:ind w:left="1440"/>
+      </w:pPr>
+      <w:r>
+        <w:t xml:space="preserve">IT must validate that </w:t>
+      </w:r>
+      <w:r>
+        <w:t>password</w:t>
+      </w:r>
+      <w:r>
+        <w:t>s are</w:t>
+      </w:r>
+      <w:r>
+        <w:t xml:space="preserve"> between 6-30 characters before submitting registration requests to the server.</w:t>
+      </w:r>
+    </w:p>
+    <w:p>
+      <w:pPr>
+        <w:ind w:left="1440"/>
+      </w:pPr>
+    </w:p>
+    <w:p>
+      <w:pPr>
+        <w:ind w:left="1440"/>
+      </w:pPr>
+      <w:r>
+        <w:t>3.1.4.4</w:t>
+      </w:r>
+    </w:p>
+    <w:p>
+      <w:pPr>
+        <w:ind w:left="1440"/>
+      </w:pPr>
+      <w:r>
+        <w:t>IT must display success or error messages after each registration attempt, confirming new user records or reporting issues such as duplicate usernames.</w:t>
+      </w:r>
+    </w:p>
+    <w:p>
+      <w:pPr>
+        <w:ind w:left="1440"/>
+      </w:pPr>
+    </w:p>
+    <w:p>
+      <w:pPr>
+        <w:ind w:left="1440"/>
+      </w:pPr>
+      <w:r>
+        <w:t>3.1.4.5</w:t>
+      </w:r>
+    </w:p>
+    <w:p>
+      <w:pPr>
+        <w:ind w:left="1440"/>
+      </w:pPr>
+      <w:r>
+        <w:t>The IT module must provide access to view any user's complete chat history upon request, displaying all messages with timestamps and participant information.</w:t>
+      </w:r>
+    </w:p>
+    <w:p>
+      <w:pPr>
+        <w:ind w:left="1440"/>
+      </w:pPr>
+    </w:p>
+    <w:p>
+      <w:pPr>
+        <w:ind w:left="1440"/>
+      </w:pPr>
+      <w:r>
+        <w:t>3.1.4.6</w:t>
+      </w:r>
+    </w:p>
+    <w:p>
+      <w:pPr>
+        <w:ind w:left="1440"/>
+      </w:pPr>
+      <w:r>
+        <w:t>The IT module must display real-time server status information including active user connections and system health indicators.</w:t>
+      </w:r>
+    </w:p>
+    <w:p>
+      <w:pPr>
+        <w:ind w:left="1440"/>
+      </w:pPr>
+    </w:p>
+    <w:p>
+      <w:pPr>
+        <w:ind w:left="1440"/>
+      </w:pPr>
     </w:p>
     <w:p>
       <w:pPr>
@@ -5636,12 +6133,12 @@
           <w:numId w:val="2"/>
         </w:numPr>
       </w:pPr>
-      <w:bookmarkStart w:id="27" w:name="__RefHeading___Toc19440736"/>
-      <w:bookmarkEnd w:id="27"/>
+      <w:bookmarkStart w:id="18" w:name="__RefHeading___Toc19440736"/>
+      <w:bookmarkEnd w:id="18"/>
       <w:r>
         <w:t>External Interface Requirements</w:t>
       </w:r>
-      <w:bookmarkStart w:id="28" w:name="REQBUZLF2"/>
+      <w:bookmarkStart w:id="19" w:name="REQBUZLF2"/>
     </w:p>
     <w:p>
       <w:pPr>
@@ -5682,7 +6179,13 @@
         <w:ind w:left="1440"/>
       </w:pPr>
       <w:r>
-        <w:t>The Client must initiate a socket connection to the Server while the Server must continuously listen for incoming connection requests.</w:t>
+        <w:t xml:space="preserve">The Client must initiate a socket connection to the Server while the Server must continuously listen </w:t>
+      </w:r>
+      <w:r>
+        <w:t>to</w:t>
+      </w:r>
+      <w:r>
+        <w:t xml:space="preserve"> incoming connection requests.</w:t>
       </w:r>
     </w:p>
     <w:p>
@@ -5703,6 +6206,7 @@
         <w:ind w:left="1440"/>
       </w:pPr>
       <w:r>
+        <w:lastRenderedPageBreak/>
         <w:t>The system must maintain an active connection for the duration of each session and close upon logout. In the event of network failure or disconnection, the system must terminate the session, notify the Client, and detect the loss of disconnection.</w:t>
       </w:r>
     </w:p>
@@ -5809,7 +6313,6 @@
         <w:ind w:left="1440"/>
       </w:pPr>
       <w:r>
-        <w:lastRenderedPageBreak/>
         <w:t>The messaging interface must display the user’s scrollable conversation history, a text input field for sending messages including a send action, and a messaging panel of users and existing chats.</w:t>
       </w:r>
     </w:p>
@@ -5872,105 +6375,264 @@
           <w:numId w:val="2"/>
         </w:numPr>
       </w:pPr>
-      <w:bookmarkStart w:id="29" w:name="__RefHeading___Toc19440737"/>
-      <w:bookmarkEnd w:id="28"/>
-      <w:bookmarkEnd w:id="29"/>
+      <w:bookmarkStart w:id="20" w:name="__RefHeading___Toc19440737"/>
+      <w:bookmarkEnd w:id="19"/>
+      <w:bookmarkEnd w:id="20"/>
       <w:r>
         <w:t>Internal Interface Requirements</w:t>
       </w:r>
     </w:p>
-    <w:p>
-      <w:pPr>
-        <w:pStyle w:val="Paragraph2"/>
-        <w:rPr>
-          <w:color w:val="7030A0"/>
-        </w:rPr>
-      </w:pPr>
-      <w:bookmarkStart w:id="30" w:name="REQBV3515"/>
-      <w:r>
-        <w:rPr>
-          <w:color w:val="7030A0"/>
-        </w:rPr>
-        <w:t xml:space="preserve">Provide module specific requirements as appropriate. </w:t>
-      </w:r>
-      <w:r>
-        <w:rPr>
-          <w:vanish/>
-          <w:color w:val="7030A0"/>
-        </w:rPr>
-        <w:t xml:space="preserve">SR10 </w:t>
-      </w:r>
-    </w:p>
-    <w:p>
-      <w:pPr>
-        <w:pStyle w:val="Paragraph2"/>
-        <w:rPr>
-          <w:color w:val="7030A0"/>
-        </w:rPr>
-      </w:pPr>
-      <w:r>
-        <w:rPr>
-          <w:color w:val="7030A0"/>
-        </w:rPr>
-        <w:t>Example:</w:t>
-      </w:r>
-    </w:p>
-    <w:p>
-      <w:pPr>
-        <w:ind w:left="1440"/>
-        <w:rPr>
-          <w:color w:val="7030A0"/>
-        </w:rPr>
-      </w:pPr>
-      <w:r>
-        <w:rPr>
-          <w:color w:val="7030A0"/>
-        </w:rPr>
-        <w:t xml:space="preserve">3.3.1 </w:t>
-      </w:r>
-      <w:r>
-        <w:rPr>
-          <w:vanish/>
-          <w:color w:val="7030A0"/>
-        </w:rPr>
-        <w:t xml:space="preserve">SR17 </w:t>
-      </w:r>
-      <w:r>
-        <w:rPr>
-          <w:color w:val="7030A0"/>
-        </w:rPr>
-        <w:t>The system must process a data-feed from the grading system such that student grades are stored along with the historical student course enrolments. Data feed will be in the form of a comma-separated interface file that is exported from the grading system nightly.</w:t>
-      </w:r>
-      <w:bookmarkEnd w:id="30"/>
-    </w:p>
-    <w:p>
-      <w:pPr>
-        <w:ind w:left="1440"/>
-        <w:rPr>
-          <w:color w:val="7030A0"/>
-        </w:rPr>
-      </w:pPr>
-      <w:bookmarkStart w:id="31" w:name="REQBV46L8"/>
-      <w:r>
-        <w:rPr>
-          <w:color w:val="7030A0"/>
-        </w:rPr>
-        <w:t xml:space="preserve">3.3.2 </w:t>
-      </w:r>
-      <w:r>
-        <w:rPr>
-          <w:vanish/>
-          <w:color w:val="7030A0"/>
-        </w:rPr>
-        <w:t xml:space="preserve">SR24 </w:t>
-      </w:r>
-      <w:r>
-        <w:rPr>
-          <w:color w:val="7030A0"/>
-        </w:rPr>
-        <w:t>The system must process a data-feed from the University billing system that contains new student records. The feed will be in the form of a comma-separated text file and will be exported from the billing system nightly with new student records. The fields included in the file are student name, student id, and student pin number.  </w:t>
-      </w:r>
-      <w:bookmarkEnd w:id="31"/>
+    <w:p/>
+    <w:p>
+      <w:pPr>
+        <w:ind w:left="1440"/>
+      </w:pPr>
+      <w:r>
+        <w:t>3.3.1</w:t>
+      </w:r>
+    </w:p>
+    <w:p>
+      <w:pPr>
+        <w:ind w:left="1440"/>
+      </w:pPr>
+      <w:r>
+        <w:t>The system must enforce immutable message storage by ensuring all file write operations use append mode only. No user, including IT, will have the ability to update or delete any stored messages.</w:t>
+      </w:r>
+    </w:p>
+    <w:p>
+      <w:pPr>
+        <w:ind w:left="1440"/>
+      </w:pPr>
+    </w:p>
+    <w:p>
+      <w:pPr>
+        <w:ind w:left="1440"/>
+      </w:pPr>
+      <w:r>
+        <w:t>3.3.2</w:t>
+      </w:r>
+    </w:p>
+    <w:p>
+      <w:pPr>
+        <w:ind w:left="1440"/>
+      </w:pPr>
+      <w:r>
+        <w:t xml:space="preserve">The server must permanently store every text message by appending user specific history files. Each message record must include the timestamp, sender, recipient, and plain text messages. Storage will be done without any modification or deletion. </w:t>
+      </w:r>
+    </w:p>
+    <w:p>
+      <w:pPr>
+        <w:ind w:left="1440"/>
+      </w:pPr>
+    </w:p>
+    <w:p>
+      <w:pPr>
+        <w:ind w:left="1440"/>
+      </w:pPr>
+      <w:r>
+        <w:t>3.3.3</w:t>
+      </w:r>
+    </w:p>
+    <w:p>
+      <w:pPr>
+        <w:ind w:left="1440"/>
+      </w:pPr>
+      <w:r>
+        <w:t xml:space="preserve">The server must maintain a text message queue for each offline user when offline. When users reconnect and log in, all queued text messages are delivered in the order they were received and remain permanently stored in the user's history </w:t>
+      </w:r>
+    </w:p>
+    <w:p>
+      <w:pPr>
+        <w:ind w:left="1440"/>
+      </w:pPr>
+      <w:r>
+        <w:lastRenderedPageBreak/>
+        <w:t>3.3.4</w:t>
+      </w:r>
+    </w:p>
+    <w:p>
+      <w:pPr>
+        <w:ind w:left="1440"/>
+      </w:pPr>
+      <w:r>
+        <w:t>Only IT users have access to view text message history. The server must verify the role of the user’s from the active session before granting access to the history file</w:t>
+      </w:r>
+      <w:r>
+        <w:t xml:space="preserve">. </w:t>
+      </w:r>
+      <w:r>
+        <w:t xml:space="preserve">Regular users requesting a history record will receive an access denied response </w:t>
+      </w:r>
+    </w:p>
+    <w:p>
+      <w:pPr>
+        <w:ind w:left="1440"/>
+      </w:pPr>
+    </w:p>
+    <w:p>
+      <w:pPr>
+        <w:ind w:left="1440"/>
+      </w:pPr>
+      <w:r>
+        <w:t>3.3.5</w:t>
+      </w:r>
+    </w:p>
+    <w:p>
+      <w:pPr>
+        <w:ind w:left="1440"/>
+      </w:pPr>
+      <w:r>
+        <w:t xml:space="preserve">The server module must provide a shutdown that saves all offline text messages, closes all client connections, and releases all file handles before terminating </w:t>
+      </w:r>
+    </w:p>
+    <w:p>
+      <w:pPr>
+        <w:ind w:left="1440"/>
+      </w:pPr>
+    </w:p>
+    <w:p>
+      <w:pPr>
+        <w:ind w:left="1440"/>
+      </w:pPr>
+      <w:r>
+        <w:t>3.3.6</w:t>
+      </w:r>
+    </w:p>
+    <w:p>
+      <w:pPr>
+        <w:ind w:left="1440"/>
+      </w:pPr>
+      <w:r>
+        <w:t xml:space="preserve">The Group management subsystem must maintain group data for each text-based group chat created in the system, including group name, admin username, and each member in the group username for each group chat created in the system </w:t>
+      </w:r>
+    </w:p>
+    <w:p>
+      <w:pPr>
+        <w:ind w:left="1440"/>
+      </w:pPr>
+    </w:p>
+    <w:p>
+      <w:pPr>
+        <w:ind w:left="1440"/>
+      </w:pPr>
+      <w:r>
+        <w:t>3.3.7</w:t>
+      </w:r>
+    </w:p>
+    <w:p>
+      <w:pPr>
+        <w:ind w:left="1440"/>
+      </w:pPr>
+      <w:r>
+        <w:t>The server must reject any non-</w:t>
+      </w:r>
+      <w:r>
+        <w:t>text-based</w:t>
+      </w:r>
+      <w:r>
+        <w:t xml:space="preserve"> communication. Any messages attempting to include binary data, images, or media files must be rejected and the sender must </w:t>
+      </w:r>
+      <w:r>
+        <w:t>receive</w:t>
+      </w:r>
+      <w:r>
+        <w:t xml:space="preserve"> </w:t>
+      </w:r>
+      <w:r>
+        <w:t>an</w:t>
+      </w:r>
+      <w:r>
+        <w:t xml:space="preserve"> error notification</w:t>
+      </w:r>
+    </w:p>
+    <w:p>
+      <w:pPr>
+        <w:ind w:left="1440"/>
+      </w:pPr>
+    </w:p>
+    <w:p>
+      <w:pPr>
+        <w:ind w:left="1440"/>
+      </w:pPr>
+      <w:r>
+        <w:t>3.3.8</w:t>
+      </w:r>
+    </w:p>
+    <w:p>
+      <w:pPr>
+        <w:ind w:left="1440"/>
+      </w:pPr>
+      <w:r>
+        <w:t xml:space="preserve">The user must maintain user database that stores all registered usernames, password, and roles( admin, IT, </w:t>
+      </w:r>
+      <w:r>
+        <w:t>etc.</w:t>
+      </w:r>
+      <w:r>
+        <w:t>)</w:t>
+      </w:r>
+    </w:p>
+    <w:p>
+      <w:pPr>
+        <w:ind w:left="1440"/>
+      </w:pPr>
+    </w:p>
+    <w:p>
+      <w:pPr>
+        <w:ind w:left="1440"/>
+      </w:pPr>
+      <w:r>
+        <w:t>3.3.9</w:t>
+      </w:r>
+    </w:p>
+    <w:p>
+      <w:pPr>
+        <w:ind w:left="1440"/>
+      </w:pPr>
+      <w:r>
+        <w:t xml:space="preserve">The server must track and store the online/offline status of all registered users in real time. When connected or disconnected the server must update </w:t>
+      </w:r>
+      <w:r>
+        <w:t>its</w:t>
+      </w:r>
+      <w:r>
+        <w:t xml:space="preserve"> </w:t>
+      </w:r>
+      <w:r>
+        <w:t>status</w:t>
+      </w:r>
+    </w:p>
+    <w:p>
+      <w:pPr>
+        <w:ind w:left="1440"/>
+      </w:pPr>
+    </w:p>
+    <w:p>
+      <w:pPr>
+        <w:ind w:left="1440"/>
+      </w:pPr>
+      <w:r>
+        <w:t>3.3.10</w:t>
+      </w:r>
+    </w:p>
+    <w:p>
+      <w:pPr>
+        <w:ind w:left="1440"/>
+      </w:pPr>
+      <w:r>
+        <w:t xml:space="preserve">Server must maintain separate history files for private conversations and group conversations. Private chat history will store user specific files, while group char history must store group specific file containing all messages sent to the group with </w:t>
+      </w:r>
+      <w:r>
+        <w:t>participant</w:t>
+      </w:r>
+      <w:r>
+        <w:t xml:space="preserve"> information </w:t>
+      </w:r>
+    </w:p>
+    <w:p>
+      <w:pPr>
+        <w:ind w:left="1440"/>
+      </w:pPr>
     </w:p>
     <w:p>
       <w:pPr>
@@ -5980,8 +6642,6 @@
           <w:numId w:val="2"/>
         </w:numPr>
       </w:pPr>
-      <w:bookmarkStart w:id="32" w:name="__RefHeading___Toc19440738"/>
-      <w:bookmarkEnd w:id="32"/>
       <w:r>
         <w:lastRenderedPageBreak/>
         <w:t>Non-Functional Requirements</w:t>
@@ -5995,11 +6655,16 @@
           <w:numId w:val="2"/>
         </w:numPr>
       </w:pPr>
-      <w:bookmarkStart w:id="33" w:name="__RefHeading___Toc19440739"/>
-      <w:bookmarkEnd w:id="33"/>
+      <w:bookmarkStart w:id="21" w:name="__RefHeading___Toc19440739"/>
+      <w:bookmarkEnd w:id="21"/>
       <w:r>
         <w:t>Security and Privacy Requirements</w:t>
       </w:r>
+    </w:p>
+    <w:p>
+      <w:pPr>
+        <w:ind w:left="720" w:firstLine="720"/>
+      </w:pPr>
     </w:p>
     <w:p>
       <w:pPr>
@@ -6105,11 +6770,19 @@
           <w:numId w:val="2"/>
         </w:numPr>
       </w:pPr>
-      <w:bookmarkStart w:id="34" w:name="__RefHeading___Toc19440740"/>
-      <w:bookmarkEnd w:id="34"/>
+      <w:bookmarkStart w:id="22" w:name="__RefHeading___Toc19440740"/>
+      <w:bookmarkEnd w:id="22"/>
       <w:r>
         <w:t>Environmental Requirements</w:t>
       </w:r>
+    </w:p>
+    <w:p>
+      <w:pPr>
+        <w:ind w:left="1440"/>
+        <w:rPr>
+          <w:color w:val="000000" w:themeColor="text1"/>
+        </w:rPr>
+      </w:pPr>
     </w:p>
     <w:p>
       <w:pPr>
@@ -6353,8 +7026,8 @@
           <w:numId w:val="2"/>
         </w:numPr>
       </w:pPr>
-      <w:bookmarkStart w:id="35" w:name="__RefHeading___Toc19440741"/>
-      <w:bookmarkEnd w:id="35"/>
+      <w:bookmarkStart w:id="23" w:name="__RefHeading___Toc19440741"/>
+      <w:bookmarkEnd w:id="23"/>
       <w:r>
         <w:t>Performance Requirements</w:t>
       </w:r>
@@ -6366,61 +7039,19 @@
           <w:color w:val="7030A0"/>
         </w:rPr>
       </w:pPr>
-      <w:bookmarkStart w:id="36" w:name="REQBV5SS8"/>
-      <w:r>
-        <w:rPr>
-          <w:color w:val="7030A0"/>
-        </w:rPr>
-        <w:t>Example:</w:t>
-      </w:r>
-    </w:p>
-    <w:p>
-      <w:pPr>
-        <w:ind w:left="1440"/>
-        <w:rPr>
-          <w:color w:val="7030A0"/>
-        </w:rPr>
-      </w:pPr>
-      <w:r>
-        <w:rPr>
-          <w:color w:val="7030A0"/>
-        </w:rPr>
-        <w:t xml:space="preserve">4.3.1 </w:t>
-      </w:r>
-      <w:r>
-        <w:rPr>
-          <w:vanish/>
-          <w:color w:val="7030A0"/>
-        </w:rPr>
-        <w:t xml:space="preserve">SR27 </w:t>
-      </w:r>
-      <w:r>
-        <w:rPr>
-          <w:color w:val="7030A0"/>
-        </w:rPr>
-        <w:t>System must render all UI pages in no more than 9 seconds for dynamic pages. Static pages (HTML-only) must be rendered in less than 3 seconds. </w:t>
-      </w:r>
-      <w:bookmarkEnd w:id="36"/>
-    </w:p>
-    <w:p>
-      <w:pPr>
-        <w:ind w:left="1440"/>
-        <w:rPr>
-          <w:color w:val="7030A0"/>
-        </w:rPr>
-      </w:pPr>
-    </w:p>
-    <w:p>
-      <w:pPr>
-        <w:ind w:left="1440"/>
-        <w:rPr>
-          <w:color w:val="000000" w:themeColor="text1"/>
-        </w:rPr>
-      </w:pPr>
-      <w:r>
-        <w:rPr>
-          <w:color w:val="000000" w:themeColor="text1"/>
-        </w:rPr>
+    </w:p>
+    <w:p>
+      <w:pPr>
+        <w:ind w:left="1440"/>
+        <w:rPr>
+          <w:color w:val="000000" w:themeColor="text1"/>
+        </w:rPr>
+      </w:pPr>
+      <w:r>
+        <w:rPr>
+          <w:color w:val="000000" w:themeColor="text1"/>
+        </w:rPr>
+        <w:lastRenderedPageBreak/>
         <w:t>4.3.1</w:t>
       </w:r>
     </w:p>
@@ -6653,7 +7284,7 @@
 
 <file path=word/comments.xml><?xml version="1.0" encoding="utf-8"?>
 <w:comments xmlns:wpc="http://schemas.microsoft.com/office/word/2010/wordprocessingCanvas" xmlns:cx="http://schemas.microsoft.com/office/drawing/2014/chartex" xmlns:cx1="http://schemas.microsoft.com/office/drawing/2015/9/8/chartex" xmlns:cx2="http://schemas.microsoft.com/office/drawing/2015/10/21/chartex" xmlns:cx3="http://schemas.microsoft.com/office/drawing/2016/5/9/chartex" xmlns:cx4="http://schemas.microsoft.com/office/drawing/2016/5/10/chartex" xmlns:cx5="http://schemas.microsoft.com/office/drawing/2016/5/11/chartex" xmlns:cx6="http://schemas.microsoft.com/office/drawing/2016/5/12/chartex" xmlns:cx7="http://schemas.microsoft.com/office/drawing/2016/5/13/chartex" xmlns:cx8="http://schemas.microsoft.com/office/drawing/2016/5/14/chartex" xmlns:mc="http://schemas.openxmlformats.org/markup-compatibility/2006" xmlns:aink="http://schemas.microsoft.com/office/drawing/2016/ink" xmlns:am3d="http://schemas.microsoft.com/office/drawing/2017/model3d" xmlns:o="urn:schemas-microsoft-com:office:office" xmlns:oel="http://schemas.microsoft.com/office/2019/extlst" xmlns:r="http://schemas.openxmlformats.org/officeDocument/2006/relationships" xmlns:m="http://schemas.openxmlformats.org/officeDocument/2006/math" xmlns:v="urn:schemas-microsoft-com:vml" xmlns:wp14="http://schemas.microsoft.com/office/word/2010/wordprocessingDrawing" xmlns:wp="http://schemas.openxmlformats.org/drawingml/2006/wordprocessingDrawing" xmlns:w10="urn:schemas-microsoft-com:office:word" xmlns:w="http://schemas.openxmlformats.org/wordprocessingml/2006/main" xmlns:w14="http://schemas.microsoft.com/office/word/2010/wordml" xmlns:w15="http://schemas.microsoft.com/office/word/2012/wordml" xmlns:w16cex="http://schemas.microsoft.com/office/word/2018/wordml/cex" xmlns:w16cid="http://schemas.microsoft.com/office/word/2016/wordml/cid" xmlns:w16="http://schemas.microsoft.com/office/word/2018/wordml" xmlns:w16du="http://schemas.microsoft.com/office/word/2023/wordml/word16du" xmlns:w16sdtdh="http://schemas.microsoft.com/office/word/2020/wordml/sdtdatahash" xmlns:w16sdtfl="http://schemas.microsoft.com/office/word/2024/wordml/sdtformatlock" xmlns:w16se="http://schemas.microsoft.com/office/word/2015/wordml/symex" xmlns:wpg="http://schemas.microsoft.com/office/word/2010/wordprocessingGroup" xmlns:wpi="http://schemas.microsoft.com/office/word/2010/wordprocessingInk" xmlns:wne="http://schemas.microsoft.com/office/word/2006/wordml" xmlns:wps="http://schemas.microsoft.com/office/word/2010/wordprocessingShape" mc:Ignorable="w14 w15 w16se w16cid w16 w16cex w16sdtdh w16sdtfl w16du wp14">
-  <w:comment w:id="5" w:author="Darien Chau" w:date="2026-02-21T09:44:00Z" w:initials="DC">
+  <w:comment w:id="6" w:author="Darien Chau" w:date="2026-02-21T09:19:00Z" w:initials="DC">
     <w:p>
       <w:pPr>
         <w:pStyle w:val="CommentText"/>
@@ -6665,11 +7296,11 @@
         <w:annotationRef/>
       </w:r>
       <w:r>
-        <w:t>assigned to: victor, darien</w:t>
+        <w:t>email chris about this</w:t>
       </w:r>
     </w:p>
   </w:comment>
-  <w:comment w:id="6" w:author="Darien Chau" w:date="2026-02-26T09:36:00Z" w:initials="DC">
+  <w:comment w:id="7" w:author="Darien Chau" w:date="2026-02-26T09:35:00Z" w:initials="DC">
     <w:p>
       <w:pPr>
         <w:pStyle w:val="CommentText"/>
@@ -6681,11 +7312,11 @@
         <w:annotationRef/>
       </w:r>
       <w:r>
-        <w:t>TODO: Add Victor’s Latest</w:t>
+        <w:t>he will want us to use this; as we are going to be making at minimum the Use Case Specs</w:t>
       </w:r>
     </w:p>
   </w:comment>
-  <w:comment w:id="8" w:author="Darien Chau" w:date="2026-02-21T09:19:00Z" w:initials="DC">
+  <w:comment w:id="8" w:author="Darien Chau" w:date="2026-02-27T11:14:00Z" w:initials="DC">
     <w:p>
       <w:pPr>
         <w:pStyle w:val="CommentText"/>
@@ -6697,122 +7328,7 @@
         <w:annotationRef/>
       </w:r>
       <w:r>
-        <w:t>email chris about this</w:t>
-      </w:r>
-    </w:p>
-  </w:comment>
-  <w:comment w:id="9" w:author="Darien Chau" w:date="2026-02-26T09:35:00Z" w:initials="DC">
-    <w:p>
-      <w:pPr>
-        <w:pStyle w:val="CommentText"/>
-      </w:pPr>
-      <w:r>
-        <w:rPr>
-          <w:rStyle w:val="CommentReference"/>
-        </w:rPr>
-        <w:annotationRef/>
-      </w:r>
-      <w:r>
-        <w:t>he will want us to use this; as we are going to be making at minimum the Use Case Specs</w:t>
-      </w:r>
-    </w:p>
-  </w:comment>
-  <w:comment w:id="13" w:author="Darien Chau" w:date="2026-02-21T09:44:00Z" w:initials="DC">
-    <w:p>
-      <w:pPr>
-        <w:pStyle w:val="CommentText"/>
-      </w:pPr>
-      <w:r>
-        <w:rPr>
-          <w:rStyle w:val="CommentReference"/>
-        </w:rPr>
-        <w:annotationRef/>
-      </w:r>
-      <w:r>
-        <w:t>victor</w:t>
-      </w:r>
-      <w:r>
-        <w:br/>
-      </w:r>
-    </w:p>
-  </w:comment>
-  <w:comment w:id="14" w:author="Darien Chau" w:date="2026-02-26T09:55:00Z" w:initials="DC">
-    <w:p>
-      <w:pPr>
-        <w:pStyle w:val="CommentText"/>
-      </w:pPr>
-      <w:r>
-        <w:rPr>
-          <w:rStyle w:val="CommentReference"/>
-        </w:rPr>
-        <w:annotationRef/>
-      </w:r>
-      <w:r>
-        <w:t>add new victor changes</w:t>
-      </w:r>
-    </w:p>
-  </w:comment>
-  <w:comment w:id="16" w:author="Darien Chau" w:date="2026-02-21T09:44:00Z" w:initials="DC">
-    <w:p>
-      <w:pPr>
-        <w:pStyle w:val="CommentText"/>
-      </w:pPr>
-      <w:r>
-        <w:rPr>
-          <w:rStyle w:val="CommentReference"/>
-        </w:rPr>
-        <w:annotationRef/>
-      </w:r>
-      <w:r>
-        <w:t>victor</w:t>
-      </w:r>
-    </w:p>
-  </w:comment>
-  <w:comment w:id="17" w:author="Darien Chau" w:date="2026-02-26T09:55:00Z" w:initials="DC">
-    <w:p>
-      <w:pPr>
-        <w:pStyle w:val="CommentText"/>
-      </w:pPr>
-      <w:r>
-        <w:rPr>
-          <w:rStyle w:val="CommentReference"/>
-        </w:rPr>
-        <w:annotationRef/>
-      </w:r>
-      <w:r>
-        <w:t>add new victor changes</w:t>
-      </w:r>
-    </w:p>
-  </w:comment>
-  <w:comment w:id="19" w:author="Darien Chau" w:date="2026-02-17T15:51:00Z" w:initials="DC">
-    <w:p>
-      <w:pPr>
-        <w:pStyle w:val="CommentText"/>
-      </w:pPr>
-      <w:r>
-        <w:rPr>
-          <w:rStyle w:val="CommentReference"/>
-        </w:rPr>
-        <w:annotationRef/>
-      </w:r>
-      <w:r>
-        <w:t>half Victor</w:t>
-      </w:r>
-    </w:p>
-  </w:comment>
-  <w:comment w:id="20" w:author="Darien Chau" w:date="2026-02-26T09:50:00Z" w:initials="DC">
-    <w:p>
-      <w:pPr>
-        <w:pStyle w:val="CommentText"/>
-      </w:pPr>
-      <w:r>
-        <w:rPr>
-          <w:rStyle w:val="CommentReference"/>
-        </w:rPr>
-        <w:annotationRef/>
-      </w:r>
-      <w:r>
-        <w:t>Victor’s new additions still need to be added</w:t>
+        <w:t>addendum: We want to flesh out the use-cases, and have class diagrams, use-case diagrams, and sequence diagrams starting out.</w:t>
       </w:r>
     </w:p>
   </w:comment>
@@ -6821,46 +7337,25 @@
 
 <file path=word/commentsExtended.xml><?xml version="1.0" encoding="utf-8"?>
 <w15:commentsEx xmlns:wpc="http://schemas.microsoft.com/office/word/2010/wordprocessingCanvas" xmlns:cx="http://schemas.microsoft.com/office/drawing/2014/chartex" xmlns:cx1="http://schemas.microsoft.com/office/drawing/2015/9/8/chartex" xmlns:cx2="http://schemas.microsoft.com/office/drawing/2015/10/21/chartex" xmlns:cx3="http://schemas.microsoft.com/office/drawing/2016/5/9/chartex" xmlns:cx4="http://schemas.microsoft.com/office/drawing/2016/5/10/chartex" xmlns:cx5="http://schemas.microsoft.com/office/drawing/2016/5/11/chartex" xmlns:cx6="http://schemas.microsoft.com/office/drawing/2016/5/12/chartex" xmlns:cx7="http://schemas.microsoft.com/office/drawing/2016/5/13/chartex" xmlns:cx8="http://schemas.microsoft.com/office/drawing/2016/5/14/chartex" xmlns:mc="http://schemas.openxmlformats.org/markup-compatibility/2006" xmlns:aink="http://schemas.microsoft.com/office/drawing/2016/ink" xmlns:am3d="http://schemas.microsoft.com/office/drawing/2017/model3d" xmlns:o="urn:schemas-microsoft-com:office:office" xmlns:oel="http://schemas.microsoft.com/office/2019/extlst" xmlns:r="http://schemas.openxmlformats.org/officeDocument/2006/relationships" xmlns:m="http://schemas.openxmlformats.org/officeDocument/2006/math" xmlns:v="urn:schemas-microsoft-com:vml" xmlns:wp14="http://schemas.microsoft.com/office/word/2010/wordprocessingDrawing" xmlns:wp="http://schemas.openxmlformats.org/drawingml/2006/wordprocessingDrawing" xmlns:w10="urn:schemas-microsoft-com:office:word" xmlns:w="http://schemas.openxmlformats.org/wordprocessingml/2006/main" xmlns:w14="http://schemas.microsoft.com/office/word/2010/wordml" xmlns:w15="http://schemas.microsoft.com/office/word/2012/wordml" xmlns:w16cex="http://schemas.microsoft.com/office/word/2018/wordml/cex" xmlns:w16cid="http://schemas.microsoft.com/office/word/2016/wordml/cid" xmlns:w16="http://schemas.microsoft.com/office/word/2018/wordml" xmlns:w16du="http://schemas.microsoft.com/office/word/2023/wordml/word16du" xmlns:w16sdtdh="http://schemas.microsoft.com/office/word/2020/wordml/sdtdatahash" xmlns:w16sdtfl="http://schemas.microsoft.com/office/word/2024/wordml/sdtformatlock" xmlns:w16se="http://schemas.microsoft.com/office/word/2015/wordml/symex" xmlns:wpg="http://schemas.microsoft.com/office/word/2010/wordprocessingGroup" xmlns:wpi="http://schemas.microsoft.com/office/word/2010/wordprocessingInk" xmlns:wne="http://schemas.microsoft.com/office/word/2006/wordml" xmlns:wps="http://schemas.microsoft.com/office/word/2010/wordprocessingShape" mc:Ignorable="w14 w15 w16se w16cid w16 w16cex w16sdtdh w16sdtfl w16du wp14">
-  <w15:commentEx w15:paraId="7777E0AC" w15:done="0"/>
-  <w15:commentEx w15:paraId="1DA4C046" w15:paraIdParent="7777E0AC" w15:done="0"/>
   <w15:commentEx w15:paraId="042509CA" w15:done="0"/>
   <w15:commentEx w15:paraId="4E150F1E" w15:paraIdParent="042509CA" w15:done="0"/>
-  <w15:commentEx w15:paraId="72D7F0A8" w15:done="0"/>
-  <w15:commentEx w15:paraId="7AC91A51" w15:paraIdParent="72D7F0A8" w15:done="0"/>
-  <w15:commentEx w15:paraId="14CD78A8" w15:done="0"/>
-  <w15:commentEx w15:paraId="354659C8" w15:paraIdParent="14CD78A8" w15:done="0"/>
-  <w15:commentEx w15:paraId="607BF5C5" w15:done="0"/>
-  <w15:commentEx w15:paraId="7D1AB86D" w15:paraIdParent="607BF5C5" w15:done="0"/>
+  <w15:commentEx w15:paraId="34BB9BAC" w15:paraIdParent="042509CA" w15:done="0"/>
 </w15:commentsEx>
 </file>
 
 <file path=word/commentsExtensible.xml><?xml version="1.0" encoding="utf-8"?>
 <w16cex:commentsExtensible xmlns:wpc="http://schemas.microsoft.com/office/word/2010/wordprocessingCanvas" xmlns:cx="http://schemas.microsoft.com/office/drawing/2014/chartex" xmlns:cx1="http://schemas.microsoft.com/office/drawing/2015/9/8/chartex" xmlns:cx2="http://schemas.microsoft.com/office/drawing/2015/10/21/chartex" xmlns:cx3="http://schemas.microsoft.com/office/drawing/2016/5/9/chartex" xmlns:cx4="http://schemas.microsoft.com/office/drawing/2016/5/10/chartex" xmlns:cx5="http://schemas.microsoft.com/office/drawing/2016/5/11/chartex" xmlns:cx6="http://schemas.microsoft.com/office/drawing/2016/5/12/chartex" xmlns:cx7="http://schemas.microsoft.com/office/drawing/2016/5/13/chartex" xmlns:cx8="http://schemas.microsoft.com/office/drawing/2016/5/14/chartex" xmlns:cr="http://schemas.microsoft.com/office/comments/2020/reactions" xmlns:mc="http://schemas.openxmlformats.org/markup-compatibility/2006" xmlns:aink="http://schemas.microsoft.com/office/drawing/2016/ink" xmlns:am3d="http://schemas.microsoft.com/office/drawing/2017/model3d" xmlns:o="urn:schemas-microsoft-com:office:office" xmlns:oel="http://schemas.microsoft.com/office/2019/extlst" xmlns:r="http://schemas.openxmlformats.org/officeDocument/2006/relationships" xmlns:m="http://schemas.openxmlformats.org/officeDocument/2006/math" xmlns:v="urn:schemas-microsoft-com:vml" xmlns:wp14="http://schemas.microsoft.com/office/word/2010/wordprocessingDrawing" xmlns:wp="http://schemas.openxmlformats.org/drawingml/2006/wordprocessingDrawing" xmlns:w10="urn:schemas-microsoft-com:office:word" xmlns:w="http://schemas.openxmlformats.org/wordprocessingml/2006/main" xmlns:w14="http://schemas.microsoft.com/office/word/2010/wordml" xmlns:w15="http://schemas.microsoft.com/office/word/2012/wordml" xmlns:w16cex="http://schemas.microsoft.com/office/word/2018/wordml/cex" xmlns:w16cid="http://schemas.microsoft.com/office/word/2016/wordml/cid" xmlns:w16="http://schemas.microsoft.com/office/word/2018/wordml" xmlns:w16du="http://schemas.microsoft.com/office/word/2023/wordml/word16du" xmlns:w16sdtdh="http://schemas.microsoft.com/office/word/2020/wordml/sdtdatahash" xmlns:w16sdtfl="http://schemas.microsoft.com/office/word/2024/wordml/sdtformatlock" xmlns:w16se="http://schemas.microsoft.com/office/word/2015/wordml/symex" xmlns:wpg="http://schemas.microsoft.com/office/word/2010/wordprocessingGroup" xmlns:wpi="http://schemas.microsoft.com/office/word/2010/wordprocessingInk" xmlns:wne="http://schemas.microsoft.com/office/word/2006/wordml" xmlns:wps="http://schemas.microsoft.com/office/word/2010/wordprocessingShape" mc:Ignorable="w14 w15 w16se w16cid w16 w16cex w16sdtdh w16sdtfl cr w16du wp14">
-  <w16cex:commentExtensible w16cex:durableId="7A2058F6" w16cex:dateUtc="2026-02-21T17:44:00Z"/>
-  <w16cex:commentExtensible w16cex:durableId="1F1D2529" w16cex:dateUtc="2026-02-26T17:36:00Z"/>
   <w16cex:commentExtensible w16cex:durableId="7772776E" w16cex:dateUtc="2026-02-21T17:19:00Z"/>
   <w16cex:commentExtensible w16cex:durableId="47F88CE9" w16cex:dateUtc="2026-02-26T17:35:00Z"/>
-  <w16cex:commentExtensible w16cex:durableId="49F0B684" w16cex:dateUtc="2026-02-21T17:44:00Z"/>
-  <w16cex:commentExtensible w16cex:durableId="04A45DC2" w16cex:dateUtc="2026-02-26T17:55:00Z"/>
-  <w16cex:commentExtensible w16cex:durableId="5AA762CB" w16cex:dateUtc="2026-02-21T17:44:00Z"/>
-  <w16cex:commentExtensible w16cex:durableId="1724A0D3" w16cex:dateUtc="2026-02-26T17:55:00Z"/>
-  <w16cex:commentExtensible w16cex:durableId="7AA3B27C" w16cex:dateUtc="2026-02-17T23:51:00Z"/>
-  <w16cex:commentExtensible w16cex:durableId="31DF1271" w16cex:dateUtc="2026-02-26T17:50:00Z"/>
+  <w16cex:commentExtensible w16cex:durableId="1045607F" w16cex:dateUtc="2026-02-27T19:14:00Z"/>
 </w16cex:commentsExtensible>
 </file>
 
 <file path=word/commentsIds.xml><?xml version="1.0" encoding="utf-8"?>
 <w16cid:commentsIds xmlns:wpc="http://schemas.microsoft.com/office/word/2010/wordprocessingCanvas" xmlns:cx="http://schemas.microsoft.com/office/drawing/2014/chartex" xmlns:cx1="http://schemas.microsoft.com/office/drawing/2015/9/8/chartex" xmlns:cx2="http://schemas.microsoft.com/office/drawing/2015/10/21/chartex" xmlns:cx3="http://schemas.microsoft.com/office/drawing/2016/5/9/chartex" xmlns:cx4="http://schemas.microsoft.com/office/drawing/2016/5/10/chartex" xmlns:cx5="http://schemas.microsoft.com/office/drawing/2016/5/11/chartex" xmlns:cx6="http://schemas.microsoft.com/office/drawing/2016/5/12/chartex" xmlns:cx7="http://schemas.microsoft.com/office/drawing/2016/5/13/chartex" xmlns:cx8="http://schemas.microsoft.com/office/drawing/2016/5/14/chartex" xmlns:mc="http://schemas.openxmlformats.org/markup-compatibility/2006" xmlns:aink="http://schemas.microsoft.com/office/drawing/2016/ink" xmlns:am3d="http://schemas.microsoft.com/office/drawing/2017/model3d" xmlns:o="urn:schemas-microsoft-com:office:office" xmlns:oel="http://schemas.microsoft.com/office/2019/extlst" xmlns:r="http://schemas.openxmlformats.org/officeDocument/2006/relationships" xmlns:m="http://schemas.openxmlformats.org/officeDocument/2006/math" xmlns:v="urn:schemas-microsoft-com:vml" xmlns:wp14="http://schemas.microsoft.com/office/word/2010/wordprocessingDrawing" xmlns:wp="http://schemas.openxmlformats.org/drawingml/2006/wordprocessingDrawing" xmlns:w10="urn:schemas-microsoft-com:office:word" xmlns:w="http://schemas.openxmlformats.org/wordprocessingml/2006/main" xmlns:w14="http://schemas.microsoft.com/office/word/2010/wordml" xmlns:w15="http://schemas.microsoft.com/office/word/2012/wordml" xmlns:w16cex="http://schemas.microsoft.com/office/word/2018/wordml/cex" xmlns:w16cid="http://schemas.microsoft.com/office/word/2016/wordml/cid" xmlns:w16="http://schemas.microsoft.com/office/word/2018/wordml" xmlns:w16du="http://schemas.microsoft.com/office/word/2023/wordml/word16du" xmlns:w16sdtdh="http://schemas.microsoft.com/office/word/2020/wordml/sdtdatahash" xmlns:w16sdtfl="http://schemas.microsoft.com/office/word/2024/wordml/sdtformatlock" xmlns:w16se="http://schemas.microsoft.com/office/word/2015/wordml/symex" xmlns:wpg="http://schemas.microsoft.com/office/word/2010/wordprocessingGroup" xmlns:wpi="http://schemas.microsoft.com/office/word/2010/wordprocessingInk" xmlns:wne="http://schemas.microsoft.com/office/word/2006/wordml" xmlns:wps="http://schemas.microsoft.com/office/word/2010/wordprocessingShape" mc:Ignorable="w14 w15 w16se w16cid w16 w16cex w16sdtdh w16sdtfl w16du wp14">
-  <w16cid:commentId w16cid:paraId="7777E0AC" w16cid:durableId="7A2058F6"/>
-  <w16cid:commentId w16cid:paraId="1DA4C046" w16cid:durableId="1F1D2529"/>
   <w16cid:commentId w16cid:paraId="042509CA" w16cid:durableId="7772776E"/>
   <w16cid:commentId w16cid:paraId="4E150F1E" w16cid:durableId="47F88CE9"/>
-  <w16cid:commentId w16cid:paraId="72D7F0A8" w16cid:durableId="49F0B684"/>
-  <w16cid:commentId w16cid:paraId="7AC91A51" w16cid:durableId="04A45DC2"/>
-  <w16cid:commentId w16cid:paraId="14CD78A8" w16cid:durableId="5AA762CB"/>
-  <w16cid:commentId w16cid:paraId="354659C8" w16cid:durableId="1724A0D3"/>
-  <w16cid:commentId w16cid:paraId="607BF5C5" w16cid:durableId="7AA3B27C"/>
-  <w16cid:commentId w16cid:paraId="7D1AB86D" w16cid:durableId="31DF1271"/>
+  <w16cid:commentId w16cid:paraId="34BB9BAC" w16cid:durableId="1045607F"/>
 </w16cid:commentsIds>
 </file>
 
@@ -6969,7 +7464,7 @@
         <w:noProof/>
       </w:rPr>
       <w:pict w14:anchorId="73A6F8E8">
-        <v:rect id="Rectangle 1" o:spid="_x0000_s1027" style="position:absolute;margin-left:0;margin-top:.05pt;width:5.65pt;height:1.8pt;z-index:-503316474;visibility:visible;mso-wrap-style:square;mso-width-percent:0;mso-height-percent:0;mso-wrap-distance-left:0;mso-wrap-distance-top:0;mso-wrap-distance-right:0;mso-wrap-distance-bottom:0;mso-position-horizontal:center;mso-position-horizontal-relative:margin;mso-position-vertical:absolute;mso-position-vertical-relative:text;mso-width-percent:0;mso-height-percent:0;mso-width-relative:page;mso-height-relative:page;v-text-anchor:top" o:gfxdata="" o:allowincell="f" filled="f" stroked="f" strokeweight="0">
+        <v:rect id="Rectangle 1" o:spid="_x0000_s1027" style="position:absolute;margin-left:0;margin-top:.05pt;width:5.65pt;height:1.8pt;z-index:-503316474;visibility:visible;mso-wrap-style:square;mso-width-percent:0;mso-height-percent:0;mso-wrap-distance-left:0;mso-wrap-distance-top:0;mso-wrap-distance-right:0;mso-wrap-distance-bottom:0;mso-position-horizontal:center;mso-position-horizontal-relative:margin;mso-position-vertical:absolute;mso-position-vertical-relative:text;mso-width-percent:0;mso-height-percent:0;mso-width-relative:page;mso-height-relative:page;v-text-anchor:top" o:allowincell="f" filled="f" stroked="f" strokeweight="0">
           <o:lock v:ext="edit" aspectratio="t" verticies="t" text="t" shapetype="t"/>
           <v:textbox inset="0,0,0,0">
             <w:txbxContent>
@@ -8103,7 +8598,6 @@
   <w:style w:type="character" w:default="1" w:styleId="DefaultParagraphFont">
     <w:name w:val="Default Paragraph Font"/>
     <w:uiPriority w:val="1"/>
-    <w:semiHidden/>
     <w:unhideWhenUsed/>
   </w:style>
   <w:style w:type="table" w:default="1" w:styleId="TableNormal">
@@ -8655,6 +9149,17 @@
       <w:lang w:eastAsia="en-US"/>
     </w:rPr>
   </w:style>
+  <w:style w:type="paragraph" w:styleId="ListParagraph">
+    <w:name w:val="List Paragraph"/>
+    <w:basedOn w:val="Normal"/>
+    <w:uiPriority w:val="34"/>
+    <w:qFormat/>
+    <w:rsid w:val="003F4E75"/>
+    <w:pPr>
+      <w:ind w:left="720"/>
+      <w:contextualSpacing/>
+    </w:pPr>
+  </w:style>
 </w:styles>
 </file>
 

--- a/SRS_Communications.docx
+++ b/SRS_Communications.docx
@@ -3009,10 +3009,16 @@
           <w:ilvl w:val="1"/>
           <w:numId w:val="2"/>
         </w:numPr>
+        <w:rPr>
+          <w:highlight w:val="magenta"/>
+        </w:rPr>
       </w:pPr>
       <w:bookmarkStart w:id="4" w:name="__RefHeading___Toc19440721"/>
       <w:bookmarkEnd w:id="4"/>
       <w:r>
+        <w:rPr>
+          <w:highlight w:val="magenta"/>
+        </w:rPr>
         <w:t>Definitions, Acronyms, Abbreviations</w:t>
       </w:r>
     </w:p>
@@ -3449,25 +3455,6 @@
         <w:ind w:left="1440"/>
       </w:pPr>
       <w:r>
-        <w:t xml:space="preserve">Our multi-system communication application can serve a wide range of customers. Whether they be </w:t>
-      </w:r>
-      <w:r>
-        <w:t xml:space="preserve">a small team, </w:t>
-      </w:r>
-      <w:r>
-        <w:t xml:space="preserve">or as large as an enterprise, Harmony is there to ensure a seamless, fast, and secure experience. Being hosted in Java, a leading programming language that beats out C++ or Python in sheer resource management, competitors are simply out of the question. </w:t>
-      </w:r>
-    </w:p>
-    <w:p>
-      <w:pPr>
-        <w:ind w:left="1440"/>
-      </w:pPr>
-    </w:p>
-    <w:p>
-      <w:pPr>
-        <w:ind w:left="1440"/>
-      </w:pPr>
-      <w:r>
         <w:t>Our multi-system communication application will provide ap platform that is suitable not just for large enterprise companies to use but for small ambitious teams as well. These applications offer the flexibility of one-on-one communication in addition to group conversations, which brings that flexibility that other company communications lack. In addition to help boost the productivity, communication, and engagement of the team. All of this is created through the power of Java, which has been a strong leader in overall sheer resource management compared to other used languages like C++ and Python.</w:t>
       </w:r>
     </w:p>
@@ -3478,10 +3465,16 @@
           <w:ilvl w:val="1"/>
           <w:numId w:val="2"/>
         </w:numPr>
+        <w:rPr>
+          <w:highlight w:val="green"/>
+        </w:rPr>
       </w:pPr>
       <w:bookmarkStart w:id="12" w:name="__RefHeading___Toc19440726"/>
       <w:bookmarkEnd w:id="12"/>
       <w:r>
+        <w:rPr>
+          <w:highlight w:val="green"/>
+        </w:rPr>
         <w:t>Product Architecture</w:t>
       </w:r>
     </w:p>
@@ -3858,10 +3851,16 @@
           <w:ilvl w:val="1"/>
           <w:numId w:val="2"/>
         </w:numPr>
+        <w:rPr>
+          <w:highlight w:val="yellow"/>
+        </w:rPr>
       </w:pPr>
       <w:bookmarkStart w:id="13" w:name="__RefHeading___Toc19440727"/>
       <w:bookmarkEnd w:id="13"/>
       <w:r>
+        <w:rPr>
+          <w:highlight w:val="yellow"/>
+        </w:rPr>
         <w:t>Product Functionality/Features</w:t>
       </w:r>
     </w:p>
@@ -3907,52 +3906,52 @@
         <w:ind w:left="1440"/>
       </w:pPr>
       <w:r>
+        <w:t>2.3.2</w:t>
+      </w:r>
+    </w:p>
+    <w:p>
+      <w:pPr>
+        <w:ind w:left="1440"/>
+      </w:pPr>
+      <w:r>
+        <w:t xml:space="preserve">Communication is </w:t>
+      </w:r>
+      <w:r>
+        <w:t>both asynchronous and synchronous.</w:t>
+      </w:r>
+    </w:p>
+    <w:p>
+      <w:pPr>
+        <w:ind w:left="1440"/>
+      </w:pPr>
+    </w:p>
+    <w:p>
+      <w:pPr>
+        <w:ind w:left="1440"/>
+      </w:pPr>
+      <w:r>
+        <w:t>2.3.3</w:t>
+      </w:r>
+    </w:p>
+    <w:p>
+      <w:pPr>
+        <w:ind w:left="1440"/>
+      </w:pPr>
+      <w:r>
+        <w:t>Privacy between users and IT is negligible.</w:t>
+      </w:r>
+    </w:p>
+    <w:p>
+      <w:pPr>
+        <w:ind w:left="1440"/>
+      </w:pPr>
+    </w:p>
+    <w:p>
+      <w:pPr>
+        <w:ind w:left="1440"/>
+      </w:pPr>
+      <w:r>
         <w:lastRenderedPageBreak/>
-        <w:t>2.3.2</w:t>
-      </w:r>
-    </w:p>
-    <w:p>
-      <w:pPr>
-        <w:ind w:left="1440"/>
-      </w:pPr>
-      <w:r>
-        <w:t xml:space="preserve">Communication is </w:t>
-      </w:r>
-      <w:r>
-        <w:t>both asynchronous and synchronous.</w:t>
-      </w:r>
-    </w:p>
-    <w:p>
-      <w:pPr>
-        <w:ind w:left="1440"/>
-      </w:pPr>
-    </w:p>
-    <w:p>
-      <w:pPr>
-        <w:ind w:left="1440"/>
-      </w:pPr>
-      <w:r>
-        <w:t>2.3.3</w:t>
-      </w:r>
-    </w:p>
-    <w:p>
-      <w:pPr>
-        <w:ind w:left="1440"/>
-      </w:pPr>
-      <w:r>
-        <w:t>Privacy between users and IT is negligible.</w:t>
-      </w:r>
-    </w:p>
-    <w:p>
-      <w:pPr>
-        <w:ind w:left="1440"/>
-      </w:pPr>
-    </w:p>
-    <w:p>
-      <w:pPr>
-        <w:ind w:left="1440"/>
-      </w:pPr>
-      <w:r>
         <w:t>2.3.4</w:t>
       </w:r>
     </w:p>
@@ -4331,65 +4330,65 @@
         <w:rPr>
           <w:color w:val="000000" w:themeColor="text1"/>
         </w:rPr>
+        <w:t>The application may only be programmed in Java.</w:t>
+      </w:r>
+    </w:p>
+    <w:p>
+      <w:pPr>
+        <w:pStyle w:val="Paragraph2"/>
+        <w:rPr>
+          <w:color w:val="000000" w:themeColor="text1"/>
+        </w:rPr>
+      </w:pPr>
+    </w:p>
+    <w:p>
+      <w:pPr>
+        <w:pStyle w:val="Paragraph2"/>
+        <w:rPr>
+          <w:color w:val="000000" w:themeColor="text1"/>
+        </w:rPr>
+      </w:pPr>
+      <w:r>
+        <w:rPr>
+          <w:color w:val="000000" w:themeColor="text1"/>
+        </w:rPr>
+        <w:t>2.4.5</w:t>
+      </w:r>
+    </w:p>
+    <w:p>
+      <w:pPr>
+        <w:pStyle w:val="Paragraph2"/>
+        <w:rPr>
+          <w:color w:val="000000" w:themeColor="text1"/>
+        </w:rPr>
+      </w:pPr>
+      <w:r>
+        <w:rPr>
+          <w:color w:val="000000" w:themeColor="text1"/>
+        </w:rPr>
+        <w:t>The application’s soft deadline is 04/30/2026.</w:t>
+      </w:r>
+    </w:p>
+    <w:p>
+      <w:pPr>
+        <w:pStyle w:val="Paragraph2"/>
+        <w:rPr>
+          <w:color w:val="000000" w:themeColor="text1"/>
+        </w:rPr>
+      </w:pPr>
+    </w:p>
+    <w:p>
+      <w:pPr>
+        <w:pStyle w:val="Paragraph2"/>
+        <w:rPr>
+          <w:color w:val="000000" w:themeColor="text1"/>
+        </w:rPr>
+      </w:pPr>
+      <w:r>
+        <w:rPr>
+          <w:color w:val="000000" w:themeColor="text1"/>
+        </w:rPr>
         <w:lastRenderedPageBreak/>
-        <w:t>The application may only be programmed in Java.</w:t>
-      </w:r>
-    </w:p>
-    <w:p>
-      <w:pPr>
-        <w:pStyle w:val="Paragraph2"/>
-        <w:rPr>
-          <w:color w:val="000000" w:themeColor="text1"/>
-        </w:rPr>
-      </w:pPr>
-    </w:p>
-    <w:p>
-      <w:pPr>
-        <w:pStyle w:val="Paragraph2"/>
-        <w:rPr>
-          <w:color w:val="000000" w:themeColor="text1"/>
-        </w:rPr>
-      </w:pPr>
-      <w:r>
-        <w:rPr>
-          <w:color w:val="000000" w:themeColor="text1"/>
-        </w:rPr>
-        <w:t>2.4.5</w:t>
-      </w:r>
-    </w:p>
-    <w:p>
-      <w:pPr>
-        <w:pStyle w:val="Paragraph2"/>
-        <w:rPr>
-          <w:color w:val="000000" w:themeColor="text1"/>
-        </w:rPr>
-      </w:pPr>
-      <w:r>
-        <w:rPr>
-          <w:color w:val="000000" w:themeColor="text1"/>
-        </w:rPr>
-        <w:t>The application’s soft deadline is 04/30/2026.</w:t>
-      </w:r>
-    </w:p>
-    <w:p>
-      <w:pPr>
-        <w:pStyle w:val="Paragraph2"/>
-        <w:rPr>
-          <w:color w:val="000000" w:themeColor="text1"/>
-        </w:rPr>
-      </w:pPr>
-    </w:p>
-    <w:p>
-      <w:pPr>
-        <w:pStyle w:val="Paragraph2"/>
-        <w:rPr>
-          <w:color w:val="000000" w:themeColor="text1"/>
-        </w:rPr>
-      </w:pPr>
-      <w:r>
-        <w:rPr>
-          <w:color w:val="000000" w:themeColor="text1"/>
-        </w:rPr>
         <w:t>2.4.6</w:t>
       </w:r>
     </w:p>
@@ -4820,36 +4819,6 @@
         </w:rPr>
         <w:t>All developers must use Eclipse IDE for Java Developers for development.</w:t>
       </w:r>
-    </w:p>
-    <w:p>
-      <w:pPr>
-        <w:pStyle w:val="Paragraph2"/>
-        <w:rPr>
-          <w:color w:val="000000" w:themeColor="text1"/>
-        </w:rPr>
-      </w:pPr>
-    </w:p>
-    <w:p>
-      <w:pPr>
-        <w:pStyle w:val="Paragraph2"/>
-        <w:rPr>
-          <w:color w:val="000000" w:themeColor="text1"/>
-        </w:rPr>
-      </w:pPr>
-      <w:r>
-        <w:rPr>
-          <w:color w:val="000000" w:themeColor="text1"/>
-        </w:rPr>
-        <w:t>2.4.17</w:t>
-      </w:r>
-    </w:p>
-    <w:p>
-      <w:pPr>
-        <w:pStyle w:val="Paragraph2"/>
-        <w:rPr>
-          <w:color w:val="000000" w:themeColor="text1"/>
-        </w:rPr>
-      </w:pPr>
     </w:p>
     <w:p>
       <w:pPr>
@@ -4882,10 +4851,16 @@
           <w:ilvl w:val="1"/>
           <w:numId w:val="2"/>
         </w:numPr>
+        <w:rPr>
+          <w:highlight w:val="green"/>
+        </w:rPr>
       </w:pPr>
       <w:bookmarkStart w:id="15" w:name="__RefHeading___Toc19440729"/>
       <w:bookmarkEnd w:id="15"/>
       <w:r>
+        <w:rPr>
+          <w:highlight w:val="green"/>
+        </w:rPr>
         <w:t>Assumptions and Dependencies</w:t>
       </w:r>
     </w:p>
@@ -4895,6 +4870,7 @@
         <w:ind w:left="1440"/>
       </w:pPr>
       <w:r>
+        <w:lastRenderedPageBreak/>
         <w:t>2.5.1</w:t>
       </w:r>
     </w:p>
@@ -5633,10 +5609,7 @@
         <w:ind w:left="1440"/>
       </w:pPr>
       <w:r>
-        <w:t>3.1.2.</w:t>
-      </w:r>
-      <w:r>
-        <w:t>2</w:t>
+        <w:t>3.1.2.2</w:t>
       </w:r>
     </w:p>
     <w:p>
@@ -5666,10 +5639,7 @@
         <w:ind w:left="1440"/>
       </w:pPr>
       <w:r>
-        <w:t>3.1.2.</w:t>
-      </w:r>
-      <w:r>
-        <w:t>3</w:t>
+        <w:t>3.1.2.3</w:t>
       </w:r>
     </w:p>
     <w:p>
@@ -5699,10 +5669,7 @@
         <w:ind w:left="1440"/>
       </w:pPr>
       <w:r>
-        <w:t>3.1.2.</w:t>
-      </w:r>
-      <w:r>
-        <w:t>4</w:t>
+        <w:t>3.1.2.4</w:t>
       </w:r>
     </w:p>
     <w:p>
@@ -5732,10 +5699,7 @@
         <w:ind w:left="1440"/>
       </w:pPr>
       <w:r>
-        <w:t>3.1.2.</w:t>
-      </w:r>
-      <w:r>
-        <w:t>5</w:t>
+        <w:t>3.1.2.5</w:t>
       </w:r>
     </w:p>
     <w:p>
@@ -5766,10 +5730,7 @@
         <w:ind w:left="1440"/>
       </w:pPr>
       <w:r>
-        <w:t>3.1.2</w:t>
-      </w:r>
-      <w:r>
-        <w:t>.6</w:t>
+        <w:t>3.1.2.6</w:t>
       </w:r>
     </w:p>
     <w:p>
@@ -5974,10 +5935,7 @@
         </w:numPr>
       </w:pPr>
       <w:r>
-        <w:t>IT</w:t>
-      </w:r>
-      <w:r>
-        <w:t xml:space="preserve"> Module Requirements:</w:t>
+        <w:t>IT Module Requirements:</w:t>
       </w:r>
     </w:p>
     <w:p>
@@ -6132,10 +6090,16 @@
           <w:ilvl w:val="1"/>
           <w:numId w:val="2"/>
         </w:numPr>
+        <w:rPr>
+          <w:highlight w:val="yellow"/>
+        </w:rPr>
       </w:pPr>
       <w:bookmarkStart w:id="18" w:name="__RefHeading___Toc19440736"/>
       <w:bookmarkEnd w:id="18"/>
       <w:r>
+        <w:rPr>
+          <w:highlight w:val="yellow"/>
+        </w:rPr>
         <w:t>External Interface Requirements</w:t>
       </w:r>
       <w:bookmarkStart w:id="19" w:name="REQBUZLF2"/>
@@ -6374,11 +6338,17 @@
           <w:ilvl w:val="1"/>
           <w:numId w:val="2"/>
         </w:numPr>
+        <w:rPr>
+          <w:highlight w:val="yellow"/>
+        </w:rPr>
       </w:pPr>
       <w:bookmarkStart w:id="20" w:name="__RefHeading___Toc19440737"/>
       <w:bookmarkEnd w:id="19"/>
       <w:bookmarkEnd w:id="20"/>
       <w:r>
+        <w:rPr>
+          <w:highlight w:val="yellow"/>
+        </w:rPr>
         <w:t>Internal Interface Requirements</w:t>
       </w:r>
     </w:p>
@@ -6641,8 +6611,14 @@
           <w:ilvl w:val="0"/>
           <w:numId w:val="2"/>
         </w:numPr>
-      </w:pPr>
-      <w:r>
+        <w:rPr>
+          <w:highlight w:val="green"/>
+        </w:rPr>
+      </w:pPr>
+      <w:r>
+        <w:rPr>
+          <w:highlight w:val="green"/>
+        </w:rPr>
         <w:lastRenderedPageBreak/>
         <w:t>Non-Functional Requirements</w:t>
       </w:r>
@@ -7256,7 +7232,6 @@
         </w:sectPr>
       </w:pPr>
     </w:p>
-    <w:p/>
     <w:p>
       <w:pPr>
         <w:sectPr>
@@ -7268,6 +7243,4219 @@
           <w:docGrid w:linePitch="360"/>
         </w:sectPr>
       </w:pPr>
+    </w:p>
+    <w:p/>
+    <w:p>
+      <w:pPr>
+        <w:pStyle w:val="Heading1"/>
+        <w:numPr>
+          <w:ilvl w:val="0"/>
+          <w:numId w:val="4"/>
+        </w:numPr>
+      </w:pPr>
+      <w:bookmarkStart w:id="24" w:name="_Actors_and_Use-Cases"/>
+      <w:bookmarkStart w:id="25" w:name="_Toc222478435"/>
+      <w:bookmarkEnd w:id="24"/>
+      <w:r>
+        <w:lastRenderedPageBreak/>
+        <w:t>Actors and Use-Cases</w:t>
+      </w:r>
+      <w:bookmarkEnd w:id="25"/>
+    </w:p>
+    <w:p>
+      <w:pPr>
+        <w:pStyle w:val="Heading2"/>
+        <w:numPr>
+          <w:ilvl w:val="1"/>
+          <w:numId w:val="4"/>
+        </w:numPr>
+        <w:rPr>
+          <w:color w:val="000000" w:themeColor="text1"/>
+        </w:rPr>
+      </w:pPr>
+      <w:bookmarkStart w:id="26" w:name="_Toc222478436"/>
+      <w:r>
+        <w:t>Actors</w:t>
+      </w:r>
+      <w:bookmarkEnd w:id="26"/>
+    </w:p>
+    <w:p>
+      <w:pPr>
+        <w:tabs>
+          <w:tab w:val="left" w:pos="1350"/>
+        </w:tabs>
+        <w:ind w:left="1440"/>
+      </w:pPr>
+      <w:r>
+        <w:t>5.1.1</w:t>
+      </w:r>
+    </w:p>
+    <w:p>
+      <w:pPr>
+        <w:tabs>
+          <w:tab w:val="left" w:pos="1350"/>
+        </w:tabs>
+        <w:ind w:left="1440"/>
+      </w:pPr>
+      <w:r>
+        <w:t>Operator is an actor that interacts with the MPC system. They are able to turn on or off the pump systems given water levels are between the sensors, read logs, examine methane readings no older than 24 hours old, and log-in and out of the system.</w:t>
+      </w:r>
+    </w:p>
+    <w:p>
+      <w:pPr>
+        <w:tabs>
+          <w:tab w:val="left" w:pos="1350"/>
+        </w:tabs>
+        <w:ind w:left="1440"/>
+      </w:pPr>
+    </w:p>
+    <w:p>
+      <w:pPr>
+        <w:tabs>
+          <w:tab w:val="left" w:pos="1350"/>
+        </w:tabs>
+        <w:ind w:left="1440"/>
+      </w:pPr>
+      <w:r>
+        <w:t>5.1.2</w:t>
+      </w:r>
+    </w:p>
+    <w:p>
+      <w:pPr>
+        <w:tabs>
+          <w:tab w:val="left" w:pos="1350"/>
+        </w:tabs>
+        <w:ind w:left="1440"/>
+      </w:pPr>
+      <w:r>
+        <w:t>Supervisor is an actor that interacts with the MPC system. They are able to turn on or off the pump systems freely, reset the automatic pump systems, read logs, examine methane readings up to 30 days old, and log-in and out of the system.</w:t>
+      </w:r>
+    </w:p>
+    <w:p>
+      <w:pPr>
+        <w:tabs>
+          <w:tab w:val="left" w:pos="1350"/>
+        </w:tabs>
+        <w:ind w:left="1440"/>
+      </w:pPr>
+    </w:p>
+    <w:p>
+      <w:pPr>
+        <w:tabs>
+          <w:tab w:val="left" w:pos="1350"/>
+        </w:tabs>
+        <w:ind w:left="1440"/>
+      </w:pPr>
+      <w:r>
+        <w:t>5.1.3</w:t>
+      </w:r>
+    </w:p>
+    <w:p>
+      <w:pPr>
+        <w:tabs>
+          <w:tab w:val="left" w:pos="1350"/>
+        </w:tabs>
+        <w:ind w:left="1440"/>
+      </w:pPr>
+      <w:r>
+        <w:t xml:space="preserve">Automatic is an actor that interacts with the MPC system. It is able to turn on or off the pumps, according to information read by the sensors. </w:t>
+      </w:r>
+    </w:p>
+    <w:p>
+      <w:pPr>
+        <w:pStyle w:val="Heading2"/>
+        <w:numPr>
+          <w:ilvl w:val="1"/>
+          <w:numId w:val="4"/>
+        </w:numPr>
+      </w:pPr>
+      <w:bookmarkStart w:id="27" w:name="_Toc222478437"/>
+      <w:r>
+        <w:t>Use-Cases</w:t>
+      </w:r>
+      <w:bookmarkEnd w:id="27"/>
+    </w:p>
+    <w:p>
+      <w:pPr>
+        <w:ind w:left="1440"/>
+        <w:rPr>
+          <w:b/>
+          <w:bCs/>
+          <w:u w:val="single"/>
+        </w:rPr>
+      </w:pPr>
+      <w:r>
+        <w:t xml:space="preserve">5.2.1 - </w:t>
+      </w:r>
+      <w:r>
+        <w:rPr>
+          <w:b/>
+          <w:bCs/>
+          <w:u w:val="single"/>
+        </w:rPr>
+        <w:t>Turn on the pump system</w:t>
+      </w:r>
+      <w:r>
+        <w:rPr>
+          <w:b/>
+          <w:bCs/>
+          <w:u w:val="single"/>
+        </w:rPr>
+        <w:t>:</w:t>
+      </w:r>
+    </w:p>
+    <w:p>
+      <w:pPr>
+        <w:ind w:left="1440"/>
+      </w:pPr>
+      <w:r>
+        <w:t>Use Case ID: MPC-01-TON</w:t>
+      </w:r>
+    </w:p>
+    <w:p>
+      <w:pPr>
+        <w:ind w:left="1440"/>
+      </w:pPr>
+      <w:r>
+        <w:t>Use Case Name: Automatic or manual activation of the MPC System.</w:t>
+      </w:r>
+    </w:p>
+    <w:p>
+      <w:pPr>
+        <w:pStyle w:val="Paragraph2"/>
+        <w:rPr>
+          <w:color w:val="000000" w:themeColor="text1"/>
+        </w:rPr>
+      </w:pPr>
+      <w:r>
+        <w:t xml:space="preserve">Relevant Requirements: 3.1.1.2, 3.1.1.3, 3.1.1.8, 3.1.3.2, 3.1.3.3, </w:t>
+      </w:r>
+      <w:r>
+        <w:rPr>
+          <w:color w:val="000000" w:themeColor="text1"/>
+        </w:rPr>
+        <w:t>3.1.3.3.1, 3.1.3.3.2, 3.1.3.4, 3.1.3.5, 3.1.4.1.2, 3.1.4.1.1, 3.2.2, 3.3.3.1, 3.3.4</w:t>
+      </w:r>
+    </w:p>
+    <w:p>
+      <w:pPr>
+        <w:ind w:left="1440"/>
+      </w:pPr>
+      <w:r>
+        <w:t>Primary Actor: Operator, Supervisor, Automatic</w:t>
+      </w:r>
+    </w:p>
+    <w:p>
+      <w:pPr>
+        <w:ind w:left="1440"/>
+      </w:pPr>
+      <w:r>
+        <w:t xml:space="preserve">Pre-conditions: </w:t>
+      </w:r>
+    </w:p>
+    <w:p>
+      <w:pPr>
+        <w:ind w:left="2160"/>
+      </w:pPr>
+      <w:r>
+        <w:t>High Water Sensor detects water (Automatic) || Water Level is between both sensors (Operator) || User is a Supervisor (Supervisor)</w:t>
+      </w:r>
+    </w:p>
+    <w:p>
+      <w:pPr>
+        <w:ind w:left="1440"/>
+      </w:pPr>
+      <w:r>
+        <w:t xml:space="preserve">Post-conditions: The pump system will begin pumping out water of the cave until the water reaches the desired level for the actor that initiated the pump. The log will also be updated with the specific action, time, and which entity did it. </w:t>
+      </w:r>
+    </w:p>
+    <w:p>
+      <w:pPr>
+        <w:ind w:left="1440"/>
+      </w:pPr>
+      <w:r>
+        <w:t xml:space="preserve">Basic Flow or Main Scenario: </w:t>
+      </w:r>
+    </w:p>
+    <w:p>
+      <w:pPr>
+        <w:pStyle w:val="ListParagraph"/>
+        <w:numPr>
+          <w:ilvl w:val="0"/>
+          <w:numId w:val="5"/>
+        </w:numPr>
+      </w:pPr>
+      <w:r>
+        <w:t>The actor initiates the pump action, whether manually or automatically.</w:t>
+      </w:r>
+    </w:p>
+    <w:p>
+      <w:pPr>
+        <w:pStyle w:val="ListParagraph"/>
+        <w:numPr>
+          <w:ilvl w:val="0"/>
+          <w:numId w:val="5"/>
+        </w:numPr>
+      </w:pPr>
+      <w:r>
+        <w:t>The action is performed until its specific termination.</w:t>
+      </w:r>
+    </w:p>
+    <w:p>
+      <w:pPr>
+        <w:pStyle w:val="ListParagraph"/>
+        <w:numPr>
+          <w:ilvl w:val="1"/>
+          <w:numId w:val="5"/>
+        </w:numPr>
+      </w:pPr>
+      <w:r>
+        <w:t>If done manually, an Operator/Supervisor will need to shut it off.</w:t>
+      </w:r>
+    </w:p>
+    <w:p>
+      <w:pPr>
+        <w:pStyle w:val="ListParagraph"/>
+        <w:numPr>
+          <w:ilvl w:val="1"/>
+          <w:numId w:val="5"/>
+        </w:numPr>
+      </w:pPr>
+      <w:r>
+        <w:t>If done automatically, when water drops below the low sensor it will shut off.</w:t>
+      </w:r>
+    </w:p>
+    <w:p>
+      <w:pPr>
+        <w:pStyle w:val="ListParagraph"/>
+        <w:numPr>
+          <w:ilvl w:val="0"/>
+          <w:numId w:val="5"/>
+        </w:numPr>
+      </w:pPr>
+      <w:r>
+        <w:t xml:space="preserve">The action, if successful, logs the information of the action, the user, and the time. </w:t>
+      </w:r>
+    </w:p>
+    <w:p>
+      <w:pPr>
+        <w:pStyle w:val="ListParagraph"/>
+        <w:numPr>
+          <w:ilvl w:val="0"/>
+          <w:numId w:val="5"/>
+        </w:numPr>
+      </w:pPr>
+      <w:r>
+        <w:t xml:space="preserve">Then the system will wait for further instructions and continue monitoring the state of the cave. </w:t>
+      </w:r>
+    </w:p>
+    <w:p>
+      <w:pPr>
+        <w:ind w:left="1440"/>
+      </w:pPr>
+      <w:r>
+        <w:t xml:space="preserve">Extensions or Alternate Flows: </w:t>
+      </w:r>
+    </w:p>
+    <w:p>
+      <w:pPr>
+        <w:pStyle w:val="ListParagraph"/>
+        <w:numPr>
+          <w:ilvl w:val="0"/>
+          <w:numId w:val="6"/>
+        </w:numPr>
+      </w:pPr>
+      <w:r>
+        <w:t>If the action is done manually by a supervisor, then the automatic system will be turned off.</w:t>
+      </w:r>
+    </w:p>
+    <w:p>
+      <w:pPr>
+        <w:pStyle w:val="ListParagraph"/>
+        <w:numPr>
+          <w:ilvl w:val="0"/>
+          <w:numId w:val="6"/>
+        </w:numPr>
+      </w:pPr>
+      <w:r>
+        <w:t>If done automatically, the automatic system will remain in place.</w:t>
+      </w:r>
+    </w:p>
+    <w:p>
+      <w:pPr>
+        <w:ind w:left="1440"/>
+      </w:pPr>
+      <w:r>
+        <w:t xml:space="preserve">Exceptions: </w:t>
+      </w:r>
+    </w:p>
+    <w:p>
+      <w:pPr>
+        <w:pStyle w:val="ListParagraph"/>
+        <w:numPr>
+          <w:ilvl w:val="0"/>
+          <w:numId w:val="7"/>
+        </w:numPr>
+      </w:pPr>
+      <w:r>
+        <w:t>The system fails to start the pump, whether automatically or manually.</w:t>
+      </w:r>
+    </w:p>
+    <w:p>
+      <w:pPr>
+        <w:pStyle w:val="ListParagraph"/>
+        <w:numPr>
+          <w:ilvl w:val="0"/>
+          <w:numId w:val="7"/>
+        </w:numPr>
+      </w:pPr>
+      <w:r>
+        <w:t>The system fails to shut off the pump, whether automatically or manually.</w:t>
+      </w:r>
+    </w:p>
+    <w:p>
+      <w:pPr>
+        <w:pStyle w:val="ListParagraph"/>
+        <w:numPr>
+          <w:ilvl w:val="0"/>
+          <w:numId w:val="7"/>
+        </w:numPr>
+      </w:pPr>
+      <w:r>
+        <w:t>The system fails to log the action, such as missing or incorrect information.</w:t>
+      </w:r>
+    </w:p>
+    <w:p>
+      <w:pPr>
+        <w:pStyle w:val="ListParagraph"/>
+        <w:numPr>
+          <w:ilvl w:val="0"/>
+          <w:numId w:val="7"/>
+        </w:numPr>
+      </w:pPr>
+      <w:r>
+        <w:t>The system fails to return to a waiting/monitoring state.</w:t>
+      </w:r>
+    </w:p>
+    <w:p>
+      <w:pPr>
+        <w:pStyle w:val="ListParagraph"/>
+        <w:numPr>
+          <w:ilvl w:val="0"/>
+          <w:numId w:val="7"/>
+        </w:numPr>
+      </w:pPr>
+      <w:r>
+        <w:t>The system fails to disengage automatically when a supervisor action is issued, OR fails to stay automatic when actions are performed autonomously.</w:t>
+      </w:r>
+    </w:p>
+    <w:p>
+      <w:pPr>
+        <w:ind w:left="1440"/>
+      </w:pPr>
+      <w:r>
+        <w:lastRenderedPageBreak/>
+        <w:t xml:space="preserve">Related Use Cases: </w:t>
+      </w:r>
+    </w:p>
+    <w:p>
+      <w:pPr>
+        <w:ind w:left="1440"/>
+      </w:pPr>
+      <w:r>
+        <w:tab/>
+        <w:t>Turn off the pump system</w:t>
+      </w:r>
+    </w:p>
+    <w:p>
+      <w:pPr>
+        <w:ind w:left="1440" w:firstLine="720"/>
+      </w:pPr>
+      <w:r>
+        <w:t>Reset the Automatic Pump System</w:t>
+      </w:r>
+    </w:p>
+    <w:p>
+      <w:pPr>
+        <w:ind w:left="1440"/>
+      </w:pPr>
+      <w:r>
+        <w:tab/>
+        <w:t>Update Logs</w:t>
+      </w:r>
+    </w:p>
+    <w:p>
+      <w:pPr>
+        <w:ind w:left="1440"/>
+      </w:pPr>
+    </w:p>
+    <w:p>
+      <w:pPr>
+        <w:ind w:left="1440"/>
+      </w:pPr>
+      <w:r>
+        <w:tab/>
+      </w:r>
+    </w:p>
+    <w:p>
+      <w:pPr>
+        <w:ind w:left="1440"/>
+      </w:pPr>
+      <w:r>
+        <w:tab/>
+      </w:r>
+    </w:p>
+    <w:p>
+      <w:pPr>
+        <w:ind w:left="1440"/>
+      </w:pPr>
+    </w:p>
+    <w:p>
+      <w:pPr>
+        <w:ind w:left="1440"/>
+        <w:rPr>
+          <w:b/>
+          <w:bCs/>
+          <w:u w:val="single"/>
+        </w:rPr>
+      </w:pPr>
+      <w:r>
+        <w:t xml:space="preserve">5.2.2 - </w:t>
+      </w:r>
+      <w:r>
+        <w:rPr>
+          <w:b/>
+          <w:bCs/>
+          <w:u w:val="single"/>
+        </w:rPr>
+        <w:t xml:space="preserve">Turn off the pump system: </w:t>
+      </w:r>
+    </w:p>
+    <w:p>
+      <w:pPr>
+        <w:ind w:left="1440"/>
+      </w:pPr>
+    </w:p>
+    <w:p>
+      <w:pPr>
+        <w:ind w:left="1440"/>
+      </w:pPr>
+      <w:r>
+        <w:t>Use Case ID: MPC-02-TOF</w:t>
+      </w:r>
+    </w:p>
+    <w:p>
+      <w:pPr>
+        <w:ind w:left="1440"/>
+      </w:pPr>
+      <w:r>
+        <w:t>Use Case Name: Automatic or Manual shutoff of the MPC System.</w:t>
+      </w:r>
+    </w:p>
+    <w:p>
+      <w:pPr>
+        <w:ind w:left="1440"/>
+      </w:pPr>
+      <w:r>
+        <w:t>Relevant Requirements: 3.1.1.2, 3.1.1.3, 3.1.1.5, 3.1.1.8, 3.1.3.1, 3.1.3.3.1, 3.1.3.3.2, 3.1.3.4, 3.1.3.5, 3.1.4.1.1, 3.1.4.1.2, 3.3.3.1, 3.3.4</w:t>
+      </w:r>
+    </w:p>
+    <w:p>
+      <w:pPr>
+        <w:ind w:left="1440"/>
+      </w:pPr>
+      <w:r>
+        <w:t>Primary Actor: Operator, Supervisor, Automatic</w:t>
+      </w:r>
+    </w:p>
+    <w:p>
+      <w:pPr>
+        <w:ind w:left="1440"/>
+      </w:pPr>
+      <w:r>
+        <w:t>Pre-conditions: Low Water Sensor no longer detects water || Water Levels are Safe and User is an Operator || User is a Supervisor.</w:t>
+      </w:r>
+    </w:p>
+    <w:p>
+      <w:pPr>
+        <w:ind w:left="1440"/>
+      </w:pPr>
+      <w:r>
+        <w:t>Post-conditions: The pump system will immediately stop pumping out water of the cave once the command is received. The log will also be updated with the specific action, time, and which entity did it.</w:t>
+      </w:r>
+    </w:p>
+    <w:p>
+      <w:pPr>
+        <w:ind w:left="1440"/>
+      </w:pPr>
+      <w:r>
+        <w:t xml:space="preserve">Basic Flow or Main Scenario: </w:t>
+      </w:r>
+    </w:p>
+    <w:p>
+      <w:pPr>
+        <w:pStyle w:val="ListParagraph"/>
+        <w:numPr>
+          <w:ilvl w:val="0"/>
+          <w:numId w:val="8"/>
+        </w:numPr>
+      </w:pPr>
+      <w:r>
+        <w:t>The actor initiates the shutoff action, whether manually or automatically.</w:t>
+      </w:r>
+    </w:p>
+    <w:p>
+      <w:pPr>
+        <w:pStyle w:val="ListParagraph"/>
+        <w:numPr>
+          <w:ilvl w:val="0"/>
+          <w:numId w:val="8"/>
+        </w:numPr>
+      </w:pPr>
+      <w:r>
+        <w:t>The action is performed immediately, halting any further draining.</w:t>
+      </w:r>
+    </w:p>
+    <w:p>
+      <w:pPr>
+        <w:pStyle w:val="ListParagraph"/>
+        <w:numPr>
+          <w:ilvl w:val="1"/>
+          <w:numId w:val="8"/>
+        </w:numPr>
+      </w:pPr>
+      <w:r>
+        <w:t>If done manually, an Operator/Supervisor will need to manually start it back up again if needed..</w:t>
+      </w:r>
+    </w:p>
+    <w:p>
+      <w:pPr>
+        <w:pStyle w:val="ListParagraph"/>
+        <w:numPr>
+          <w:ilvl w:val="1"/>
+          <w:numId w:val="8"/>
+        </w:numPr>
+      </w:pPr>
+      <w:r>
+        <w:t>If done automatically, when water rises above the high sensor again it will resume draining by itself.</w:t>
+      </w:r>
+    </w:p>
+    <w:p>
+      <w:pPr>
+        <w:pStyle w:val="ListParagraph"/>
+        <w:numPr>
+          <w:ilvl w:val="0"/>
+          <w:numId w:val="8"/>
+        </w:numPr>
+      </w:pPr>
+      <w:r>
+        <w:t xml:space="preserve">The action, if successful, logs the information of the action, the user, and the time. </w:t>
+      </w:r>
+    </w:p>
+    <w:p>
+      <w:pPr>
+        <w:pStyle w:val="ListParagraph"/>
+        <w:numPr>
+          <w:ilvl w:val="0"/>
+          <w:numId w:val="8"/>
+        </w:numPr>
+      </w:pPr>
+      <w:r>
+        <w:t>Then the system will wait for further instructions and continue monitoring the state of the cave.</w:t>
+      </w:r>
+    </w:p>
+    <w:p>
+      <w:pPr>
+        <w:ind w:left="1440"/>
+      </w:pPr>
+      <w:r>
+        <w:t xml:space="preserve">Extensions or Alternate Flows: </w:t>
+      </w:r>
+    </w:p>
+    <w:p>
+      <w:pPr>
+        <w:pStyle w:val="ListParagraph"/>
+        <w:numPr>
+          <w:ilvl w:val="0"/>
+          <w:numId w:val="9"/>
+        </w:numPr>
+      </w:pPr>
+      <w:r>
+        <w:t>If shut off is manually done by a supervisor, then the automatic system will disengage.</w:t>
+      </w:r>
+    </w:p>
+    <w:p>
+      <w:pPr>
+        <w:pStyle w:val="ListParagraph"/>
+        <w:numPr>
+          <w:ilvl w:val="0"/>
+          <w:numId w:val="9"/>
+        </w:numPr>
+      </w:pPr>
+      <w:r>
+        <w:t xml:space="preserve">If shut off is done automatically, the automatic system will stay as is. </w:t>
+      </w:r>
+    </w:p>
+    <w:p>
+      <w:pPr>
+        <w:ind w:left="1440"/>
+      </w:pPr>
+      <w:r>
+        <w:t xml:space="preserve">Exceptions: </w:t>
+      </w:r>
+    </w:p>
+    <w:p>
+      <w:pPr>
+        <w:pStyle w:val="ListParagraph"/>
+        <w:numPr>
+          <w:ilvl w:val="0"/>
+          <w:numId w:val="10"/>
+        </w:numPr>
+      </w:pPr>
+      <w:r>
+        <w:t>The system fails to properly shut off, whether manually or automatically.</w:t>
+      </w:r>
+    </w:p>
+    <w:p>
+      <w:pPr>
+        <w:pStyle w:val="ListParagraph"/>
+        <w:numPr>
+          <w:ilvl w:val="0"/>
+          <w:numId w:val="10"/>
+        </w:numPr>
+      </w:pPr>
+      <w:r>
+        <w:t>The automatic system fails prematurely, shutting off before reaching below the low water sensor.</w:t>
+      </w:r>
+    </w:p>
+    <w:p>
+      <w:pPr>
+        <w:pStyle w:val="ListParagraph"/>
+        <w:numPr>
+          <w:ilvl w:val="0"/>
+          <w:numId w:val="10"/>
+        </w:numPr>
+      </w:pPr>
+      <w:r>
+        <w:t>The system fails to log the action, whether incorrectly or insufficiently.</w:t>
+      </w:r>
+    </w:p>
+    <w:p>
+      <w:pPr>
+        <w:pStyle w:val="ListParagraph"/>
+        <w:numPr>
+          <w:ilvl w:val="0"/>
+          <w:numId w:val="10"/>
+        </w:numPr>
+      </w:pPr>
+      <w:r>
+        <w:t>The system fails to return to its waiting/monitoring state.</w:t>
+      </w:r>
+    </w:p>
+    <w:p>
+      <w:pPr>
+        <w:pStyle w:val="ListParagraph"/>
+        <w:numPr>
+          <w:ilvl w:val="0"/>
+          <w:numId w:val="10"/>
+        </w:numPr>
+      </w:pPr>
+      <w:r>
+        <w:t>The system fails to maintain or improperly maintains its automation state.</w:t>
+      </w:r>
+    </w:p>
+    <w:p>
+      <w:pPr>
+        <w:ind w:left="1440"/>
+      </w:pPr>
+      <w:r>
+        <w:t xml:space="preserve">Related Use Cases: </w:t>
+      </w:r>
+    </w:p>
+    <w:p>
+      <w:pPr>
+        <w:ind w:left="1440"/>
+      </w:pPr>
+      <w:r>
+        <w:tab/>
+        <w:t>Turn on the Pump System</w:t>
+      </w:r>
+    </w:p>
+    <w:p>
+      <w:pPr>
+        <w:ind w:left="1440"/>
+      </w:pPr>
+      <w:r>
+        <w:tab/>
+        <w:t>Reset the Automatic Pump System</w:t>
+      </w:r>
+    </w:p>
+    <w:p>
+      <w:pPr>
+        <w:ind w:left="1440"/>
+      </w:pPr>
+      <w:r>
+        <w:tab/>
+        <w:t>Update Logs</w:t>
+      </w:r>
+    </w:p>
+    <w:p>
+      <w:pPr>
+        <w:ind w:left="1440"/>
+      </w:pPr>
+    </w:p>
+    <w:p>
+      <w:pPr>
+        <w:ind w:left="1440"/>
+      </w:pPr>
+    </w:p>
+    <w:p>
+      <w:pPr>
+        <w:ind w:left="1440"/>
+        <w:rPr>
+          <w:b/>
+          <w:bCs/>
+          <w:u w:val="single"/>
+        </w:rPr>
+      </w:pPr>
+      <w:r>
+        <w:t xml:space="preserve">5.2.3 - </w:t>
+      </w:r>
+      <w:r>
+        <w:rPr>
+          <w:b/>
+          <w:bCs/>
+          <w:u w:val="single"/>
+        </w:rPr>
+        <w:t>Log in to the pump system:</w:t>
+      </w:r>
+    </w:p>
+    <w:p>
+      <w:pPr>
+        <w:ind w:left="1440"/>
+      </w:pPr>
+    </w:p>
+    <w:p>
+      <w:pPr>
+        <w:ind w:left="1440"/>
+      </w:pPr>
+      <w:r>
+        <w:t>Use Case ID: MPC-03-LI</w:t>
+      </w:r>
+    </w:p>
+    <w:p>
+      <w:pPr>
+        <w:ind w:left="1440"/>
+      </w:pPr>
+      <w:r>
+        <w:t xml:space="preserve">Use Case Name: User login to the pump control system. </w:t>
+      </w:r>
+    </w:p>
+    <w:p>
+      <w:pPr>
+        <w:ind w:left="1440"/>
+      </w:pPr>
+      <w:r>
+        <w:t>Relevant Requirements: 3.1.1.1, 3.1.2.1, 3.1.2.4, 3.1.2.5, 3.1.3.3, 3.3.5, 3.3.6, 3.3.7</w:t>
+      </w:r>
+    </w:p>
+    <w:p>
+      <w:pPr>
+        <w:ind w:left="1440"/>
+      </w:pPr>
+      <w:r>
+        <w:t>Primary Actor: Operator, Supervisor</w:t>
+      </w:r>
+    </w:p>
+    <w:p>
+      <w:pPr>
+        <w:ind w:left="1440"/>
+      </w:pPr>
+      <w:r>
+        <w:lastRenderedPageBreak/>
+        <w:t xml:space="preserve">Pre-conditions: No user is currently logged into the system, and the user attempting to login has credentials currently in the system. </w:t>
+      </w:r>
+    </w:p>
+    <w:p>
+      <w:pPr>
+        <w:ind w:left="1440"/>
+      </w:pPr>
+      <w:r>
+        <w:t xml:space="preserve">Post-conditions: The user is logged in upon successfully entering their credentials, and their access to the control system is mandated by their role in the system. </w:t>
+      </w:r>
+    </w:p>
+    <w:p>
+      <w:pPr>
+        <w:ind w:left="1440"/>
+      </w:pPr>
+      <w:r>
+        <w:t xml:space="preserve">Basic Flow or Main Scenario: </w:t>
+      </w:r>
+    </w:p>
+    <w:p>
+      <w:pPr>
+        <w:pStyle w:val="ListParagraph"/>
+        <w:numPr>
+          <w:ilvl w:val="0"/>
+          <w:numId w:val="11"/>
+        </w:numPr>
+      </w:pPr>
+      <w:r>
+        <w:t>At the login interface, the user is prompted to enter their username and password.</w:t>
+      </w:r>
+    </w:p>
+    <w:p>
+      <w:pPr>
+        <w:pStyle w:val="ListParagraph"/>
+        <w:numPr>
+          <w:ilvl w:val="0"/>
+          <w:numId w:val="11"/>
+        </w:numPr>
+      </w:pPr>
+      <w:r>
+        <w:t>Upon successful entry and validation of the username and password, the user (depending on the role of their account from the creation process), is let into the system with their specific permission level.</w:t>
+      </w:r>
+    </w:p>
+    <w:p>
+      <w:pPr>
+        <w:ind w:left="1440"/>
+      </w:pPr>
+      <w:r>
+        <w:t xml:space="preserve">Extensions or Alternate Flows: </w:t>
+      </w:r>
+    </w:p>
+    <w:p>
+      <w:pPr>
+        <w:pStyle w:val="ListParagraph"/>
+        <w:numPr>
+          <w:ilvl w:val="0"/>
+          <w:numId w:val="12"/>
+        </w:numPr>
+      </w:pPr>
+      <w:r>
+        <w:t>If the user cannot enter a valid username or password, the system will never let them in.</w:t>
+      </w:r>
+    </w:p>
+    <w:p>
+      <w:pPr>
+        <w:ind w:left="1440"/>
+      </w:pPr>
+      <w:r>
+        <w:t xml:space="preserve">Exceptions: </w:t>
+      </w:r>
+    </w:p>
+    <w:p>
+      <w:pPr>
+        <w:pStyle w:val="ListParagraph"/>
+        <w:numPr>
+          <w:ilvl w:val="0"/>
+          <w:numId w:val="13"/>
+        </w:numPr>
+      </w:pPr>
+      <w:r>
+        <w:t>The user enters a valid username and password, but the system does not recognize it- likely a result of failing to update the registered data.</w:t>
+      </w:r>
+    </w:p>
+    <w:p>
+      <w:pPr>
+        <w:pStyle w:val="ListParagraph"/>
+        <w:numPr>
+          <w:ilvl w:val="0"/>
+          <w:numId w:val="13"/>
+        </w:numPr>
+      </w:pPr>
+      <w:r>
+        <w:t>The user enters an incorrect username or password,  but the system still allows the user. Possibly due to validation failures.</w:t>
+      </w:r>
+    </w:p>
+    <w:p>
+      <w:pPr>
+        <w:ind w:left="1440"/>
+      </w:pPr>
+      <w:r>
+        <w:t xml:space="preserve">Related Use Cases: </w:t>
+      </w:r>
+    </w:p>
+    <w:p>
+      <w:pPr>
+        <w:ind w:left="1440"/>
+      </w:pPr>
+      <w:r>
+        <w:tab/>
+        <w:t>Log out of the Pump system</w:t>
+      </w:r>
+    </w:p>
+    <w:p>
+      <w:pPr>
+        <w:ind w:left="1440"/>
+      </w:pPr>
+      <w:r>
+        <w:tab/>
+        <w:t>Registering Users</w:t>
+      </w:r>
+    </w:p>
+    <w:p>
+      <w:pPr>
+        <w:ind w:left="1440"/>
+      </w:pPr>
+    </w:p>
+    <w:p>
+      <w:pPr>
+        <w:ind w:left="1440"/>
+      </w:pPr>
+      <w:r>
+        <w:t xml:space="preserve">5.2.4 - </w:t>
+      </w:r>
+      <w:r>
+        <w:rPr>
+          <w:b/>
+          <w:bCs/>
+          <w:u w:val="single"/>
+        </w:rPr>
+        <w:t>Log out of the pump system:</w:t>
+      </w:r>
+    </w:p>
+    <w:p>
+      <w:pPr>
+        <w:ind w:left="1440"/>
+      </w:pPr>
+    </w:p>
+    <w:p>
+      <w:pPr>
+        <w:ind w:left="1440"/>
+      </w:pPr>
+      <w:r>
+        <w:t>Use Case ID: MPC-04-LO</w:t>
+      </w:r>
+    </w:p>
+    <w:p>
+      <w:pPr>
+        <w:ind w:left="1440"/>
+      </w:pPr>
+      <w:r>
+        <w:t>Use Case Name: User logout for the pump control system.</w:t>
+      </w:r>
+    </w:p>
+    <w:p>
+      <w:pPr>
+        <w:ind w:left="1440"/>
+      </w:pPr>
+      <w:r>
+        <w:t>Relevant Requirements: 3.1.1.1, 3.1.2.4, 3.1.2.5, 3.1.3.3, 3.3.5, 3.3.6, 3.3.7</w:t>
+      </w:r>
+    </w:p>
+    <w:p>
+      <w:pPr>
+        <w:ind w:left="1440"/>
+      </w:pPr>
+      <w:r>
+        <w:t>Primary Actor: Operator, Supervisor</w:t>
+      </w:r>
+    </w:p>
+    <w:p>
+      <w:pPr>
+        <w:ind w:left="1440"/>
+      </w:pPr>
+      <w:r>
+        <w:t>Pre-conditions: The user is already logged into the system.</w:t>
+      </w:r>
+    </w:p>
+    <w:p>
+      <w:pPr>
+        <w:ind w:left="1440"/>
+      </w:pPr>
+      <w:r>
+        <w:t>Post-conditions: The user will be logged out of the system, and the system will await a new log-in, whilst its automatic system will either stall or be active, depending on its state.</w:t>
+      </w:r>
+    </w:p>
+    <w:p>
+      <w:pPr>
+        <w:ind w:left="1440"/>
+      </w:pPr>
+      <w:r>
+        <w:t xml:space="preserve">Basic Flow or Main Scenario: </w:t>
+      </w:r>
+    </w:p>
+    <w:p>
+      <w:pPr>
+        <w:pStyle w:val="ListParagraph"/>
+        <w:numPr>
+          <w:ilvl w:val="0"/>
+          <w:numId w:val="14"/>
+        </w:numPr>
+      </w:pPr>
+      <w:r>
+        <w:t>The user clicks the option to logout.</w:t>
+      </w:r>
+    </w:p>
+    <w:p>
+      <w:pPr>
+        <w:pStyle w:val="ListParagraph"/>
+        <w:numPr>
+          <w:ilvl w:val="0"/>
+          <w:numId w:val="14"/>
+        </w:numPr>
+      </w:pPr>
+      <w:r>
+        <w:t>The user is then logged out.</w:t>
+      </w:r>
+    </w:p>
+    <w:p>
+      <w:pPr>
+        <w:pStyle w:val="ListParagraph"/>
+        <w:numPr>
+          <w:ilvl w:val="0"/>
+          <w:numId w:val="14"/>
+        </w:numPr>
+      </w:pPr>
+      <w:r>
+        <w:t>The system will wait for another user to log in.</w:t>
+      </w:r>
+    </w:p>
+    <w:p>
+      <w:pPr>
+        <w:ind w:left="1440"/>
+      </w:pPr>
+      <w:r>
+        <w:t xml:space="preserve">Extensions or Alternate Flows: </w:t>
+      </w:r>
+    </w:p>
+    <w:p>
+      <w:pPr>
+        <w:pStyle w:val="ListParagraph"/>
+        <w:numPr>
+          <w:ilvl w:val="0"/>
+          <w:numId w:val="15"/>
+        </w:numPr>
+      </w:pPr>
+      <w:r>
+        <w:t>In the background, the system will continue its automatic processes if the state allows so. Otherwise, it will remain inactive. Do note that inactivity for prolonged periods can be dangerous.</w:t>
+      </w:r>
+    </w:p>
+    <w:p>
+      <w:pPr>
+        <w:ind w:left="1440"/>
+      </w:pPr>
+      <w:r>
+        <w:t xml:space="preserve">Exceptions: </w:t>
+      </w:r>
+    </w:p>
+    <w:p>
+      <w:pPr>
+        <w:pStyle w:val="ListParagraph"/>
+        <w:numPr>
+          <w:ilvl w:val="0"/>
+          <w:numId w:val="16"/>
+        </w:numPr>
+      </w:pPr>
+      <w:r>
+        <w:t>Users failing to log out, despite logout appearing to have worked. Possibly as a result of some persistent data that was not flushed out properly.</w:t>
+      </w:r>
+    </w:p>
+    <w:p>
+      <w:pPr>
+        <w:pStyle w:val="ListParagraph"/>
+        <w:numPr>
+          <w:ilvl w:val="0"/>
+          <w:numId w:val="16"/>
+        </w:numPr>
+      </w:pPr>
+      <w:r>
+        <w:t>The automatic system failing to maintain its state upon user log out; Either becoming active when originally inactive, or vice versa.</w:t>
+      </w:r>
+    </w:p>
+    <w:p>
+      <w:pPr>
+        <w:pStyle w:val="ListParagraph"/>
+        <w:numPr>
+          <w:ilvl w:val="0"/>
+          <w:numId w:val="16"/>
+        </w:numPr>
+      </w:pPr>
+      <w:r>
+        <w:t>The system not returning back to a log in state after a user log out, leaving the control panel wide open for anyone to use.</w:t>
+      </w:r>
+    </w:p>
+    <w:p>
+      <w:pPr>
+        <w:ind w:left="1440"/>
+      </w:pPr>
+      <w:r>
+        <w:t xml:space="preserve">Related Use Cases: </w:t>
+      </w:r>
+    </w:p>
+    <w:p>
+      <w:pPr>
+        <w:ind w:left="1440"/>
+      </w:pPr>
+      <w:r>
+        <w:tab/>
+        <w:t>Log in to the pump system</w:t>
+      </w:r>
+    </w:p>
+    <w:p>
+      <w:pPr>
+        <w:ind w:left="1440"/>
+      </w:pPr>
+      <w:r>
+        <w:tab/>
+        <w:t>Registering Users</w:t>
+      </w:r>
+    </w:p>
+    <w:p>
+      <w:pPr>
+        <w:ind w:left="1440"/>
+      </w:pPr>
+    </w:p>
+    <w:p>
+      <w:pPr>
+        <w:ind w:left="1440"/>
+        <w:rPr>
+          <w:b/>
+          <w:bCs/>
+          <w:u w:val="single"/>
+        </w:rPr>
+      </w:pPr>
+      <w:r>
+        <w:t xml:space="preserve">5.2.5 - </w:t>
+      </w:r>
+      <w:r>
+        <w:rPr>
+          <w:b/>
+          <w:bCs/>
+          <w:u w:val="single"/>
+        </w:rPr>
+        <w:t>Registering Users</w:t>
+      </w:r>
+    </w:p>
+    <w:p>
+      <w:pPr>
+        <w:ind w:left="1440"/>
+      </w:pPr>
+    </w:p>
+    <w:p>
+      <w:pPr>
+        <w:ind w:left="1440"/>
+      </w:pPr>
+      <w:r>
+        <w:t>Use Case ID: MPC-05-REG</w:t>
+      </w:r>
+    </w:p>
+    <w:p>
+      <w:pPr>
+        <w:ind w:left="1440"/>
+      </w:pPr>
+      <w:r>
+        <w:lastRenderedPageBreak/>
+        <w:t xml:space="preserve">Use Case Name: User registration for the pump control system. </w:t>
+      </w:r>
+    </w:p>
+    <w:p>
+      <w:pPr>
+        <w:ind w:left="1440"/>
+      </w:pPr>
+      <w:r>
+        <w:t>Relevant Requirements: 3.1.1.5, 3.1.2.1, 3.1.2.2, 3.1.2.4, 3.1.2.5, 3.3.5, 3.3.7</w:t>
+      </w:r>
+    </w:p>
+    <w:p>
+      <w:pPr>
+        <w:ind w:left="1440"/>
+      </w:pPr>
+      <w:r>
+        <w:t>Primary Actor: Supervisor</w:t>
+      </w:r>
+    </w:p>
+    <w:p>
+      <w:pPr>
+        <w:ind w:left="1440"/>
+      </w:pPr>
+      <w:r>
+        <w:t>Pre-conditions: User is logged in as a supervisor, and has data of users to register on hand.</w:t>
+      </w:r>
+    </w:p>
+    <w:p>
+      <w:pPr>
+        <w:ind w:left="1440"/>
+      </w:pPr>
+      <w:r>
+        <w:t>Post-conditions: Users are registered as the data provides and each newly registered user is saved so the people that correspond to those credentials may log in to the system later.</w:t>
+      </w:r>
+    </w:p>
+    <w:p>
+      <w:pPr>
+        <w:ind w:left="1440"/>
+      </w:pPr>
+      <w:r>
+        <w:t xml:space="preserve">Basic Flow or Main Scenario: </w:t>
+      </w:r>
+    </w:p>
+    <w:p>
+      <w:pPr>
+        <w:pStyle w:val="ListParagraph"/>
+        <w:numPr>
+          <w:ilvl w:val="0"/>
+          <w:numId w:val="17"/>
+        </w:numPr>
+      </w:pPr>
+      <w:r>
+        <w:t>User logs in as a supervisor.</w:t>
+      </w:r>
+    </w:p>
+    <w:p>
+      <w:pPr>
+        <w:pStyle w:val="ListParagraph"/>
+        <w:numPr>
+          <w:ilvl w:val="0"/>
+          <w:numId w:val="17"/>
+        </w:numPr>
+      </w:pPr>
+      <w:r>
+        <w:t>User either creates or has existing data to use for user registration.</w:t>
+      </w:r>
+    </w:p>
+    <w:p>
+      <w:pPr>
+        <w:pStyle w:val="ListParagraph"/>
+        <w:numPr>
+          <w:ilvl w:val="0"/>
+          <w:numId w:val="17"/>
+        </w:numPr>
+      </w:pPr>
+      <w:r>
+        <w:t>The system will take in the data, registering users according to the stream.</w:t>
+      </w:r>
+    </w:p>
+    <w:p>
+      <w:pPr>
+        <w:pStyle w:val="ListParagraph"/>
+        <w:numPr>
+          <w:ilvl w:val="0"/>
+          <w:numId w:val="17"/>
+        </w:numPr>
+      </w:pPr>
+      <w:r>
+        <w:t>The system then saves the newly registered credentials so that the corresponding people may log in with their information.</w:t>
+      </w:r>
+    </w:p>
+    <w:p>
+      <w:pPr>
+        <w:ind w:left="1440"/>
+      </w:pPr>
+      <w:r>
+        <w:t xml:space="preserve">Extensions or Alternate Flows: </w:t>
+      </w:r>
+    </w:p>
+    <w:p>
+      <w:pPr>
+        <w:ind w:left="1440"/>
+      </w:pPr>
+      <w:r>
+        <w:tab/>
+      </w:r>
+    </w:p>
+    <w:p>
+      <w:pPr>
+        <w:ind w:left="1440"/>
+      </w:pPr>
+      <w:r>
+        <w:t xml:space="preserve">Exceptions: </w:t>
+      </w:r>
+    </w:p>
+    <w:p>
+      <w:pPr>
+        <w:pStyle w:val="ListParagraph"/>
+        <w:numPr>
+          <w:ilvl w:val="0"/>
+          <w:numId w:val="18"/>
+        </w:numPr>
+      </w:pPr>
+      <w:r>
+        <w:t>Entered data is not in the correct format, causing the initialization of user registrations to terminate prematurely.</w:t>
+      </w:r>
+    </w:p>
+    <w:p>
+      <w:pPr>
+        <w:pStyle w:val="ListParagraph"/>
+        <w:numPr>
+          <w:ilvl w:val="0"/>
+          <w:numId w:val="18"/>
+        </w:numPr>
+      </w:pPr>
+      <w:r>
+        <w:t>Data is not saved or stored properly after users are registered, preventing the credentials that should work from properly allowing users to log in.</w:t>
+      </w:r>
+    </w:p>
+    <w:p>
+      <w:pPr>
+        <w:pStyle w:val="ListParagraph"/>
+        <w:numPr>
+          <w:ilvl w:val="0"/>
+          <w:numId w:val="18"/>
+        </w:numPr>
+      </w:pPr>
+      <w:r>
+        <w:t>A user other than a supervisor successfully adding users presents a security hazard.</w:t>
+      </w:r>
+    </w:p>
+    <w:p>
+      <w:pPr>
+        <w:ind w:left="1440"/>
+      </w:pPr>
+      <w:r>
+        <w:t xml:space="preserve">Related Use Cases: </w:t>
+      </w:r>
+    </w:p>
+    <w:p>
+      <w:pPr>
+        <w:ind w:left="1440"/>
+      </w:pPr>
+      <w:r>
+        <w:tab/>
+        <w:t>Log in to the pump system</w:t>
+      </w:r>
+    </w:p>
+    <w:p>
+      <w:pPr>
+        <w:ind w:left="1440"/>
+      </w:pPr>
+      <w:r>
+        <w:tab/>
+        <w:t>Log out of the pump system</w:t>
+      </w:r>
+    </w:p>
+    <w:p>
+      <w:pPr>
+        <w:ind w:left="1440"/>
+      </w:pPr>
+    </w:p>
+    <w:p>
+      <w:pPr>
+        <w:ind w:left="1440"/>
+      </w:pPr>
+    </w:p>
+    <w:p>
+      <w:pPr>
+        <w:ind w:left="1440"/>
+        <w:rPr>
+          <w:b/>
+          <w:bCs/>
+          <w:u w:val="single"/>
+        </w:rPr>
+      </w:pPr>
+      <w:r>
+        <w:t xml:space="preserve">5.2.6 - </w:t>
+      </w:r>
+      <w:r>
+        <w:rPr>
+          <w:b/>
+          <w:bCs/>
+          <w:u w:val="single"/>
+        </w:rPr>
+        <w:t>Reset the automatic pump system:</w:t>
+      </w:r>
+    </w:p>
+    <w:p>
+      <w:pPr>
+        <w:ind w:left="1440"/>
+      </w:pPr>
+    </w:p>
+    <w:p>
+      <w:pPr>
+        <w:ind w:left="1440"/>
+      </w:pPr>
+      <w:r>
+        <w:t>Use Case ID: MPC-06-RES</w:t>
+      </w:r>
+    </w:p>
+    <w:p>
+      <w:pPr>
+        <w:ind w:left="1440"/>
+      </w:pPr>
+      <w:r>
+        <w:t>Use Case Name: Reengagement of the automatic pump system.</w:t>
+      </w:r>
+    </w:p>
+    <w:p>
+      <w:pPr>
+        <w:ind w:left="1440"/>
+      </w:pPr>
+      <w:r>
+        <w:t>Relevant Requirements: 3.1.1.4, 3.1.3.4, 3.3.3.3</w:t>
+      </w:r>
+    </w:p>
+    <w:p>
+      <w:pPr>
+        <w:ind w:left="1440"/>
+      </w:pPr>
+      <w:r>
+        <w:t>Primary Actor: Supervisor</w:t>
+      </w:r>
+    </w:p>
+    <w:p>
+      <w:pPr>
+        <w:ind w:left="1440"/>
+      </w:pPr>
+      <w:r>
+        <w:t>Pre-conditions: User is a supervisor and the automatic pump system is currently disengaged.</w:t>
+      </w:r>
+    </w:p>
+    <w:p>
+      <w:pPr>
+        <w:ind w:left="1440"/>
+      </w:pPr>
+      <w:r>
+        <w:t xml:space="preserve">Post-conditions: The automatic pump system is reengaged. </w:t>
+      </w:r>
+    </w:p>
+    <w:p>
+      <w:pPr>
+        <w:ind w:left="1440"/>
+      </w:pPr>
+      <w:r>
+        <w:t xml:space="preserve">Basic Flow or Main Scenario: </w:t>
+      </w:r>
+    </w:p>
+    <w:p>
+      <w:pPr>
+        <w:pStyle w:val="ListParagraph"/>
+        <w:numPr>
+          <w:ilvl w:val="0"/>
+          <w:numId w:val="19"/>
+        </w:numPr>
+      </w:pPr>
+      <w:r>
+        <w:t>The user logs in as a supervisor.</w:t>
+      </w:r>
+    </w:p>
+    <w:p>
+      <w:pPr>
+        <w:pStyle w:val="ListParagraph"/>
+        <w:numPr>
+          <w:ilvl w:val="0"/>
+          <w:numId w:val="19"/>
+        </w:numPr>
+      </w:pPr>
+      <w:r>
+        <w:t>The user requests a pump reset, given that the automatic system is currently disengaged.</w:t>
+      </w:r>
+    </w:p>
+    <w:p>
+      <w:pPr>
+        <w:pStyle w:val="ListParagraph"/>
+        <w:numPr>
+          <w:ilvl w:val="0"/>
+          <w:numId w:val="19"/>
+        </w:numPr>
+      </w:pPr>
+      <w:r>
+        <w:t xml:space="preserve">The pump reset is processed by the system, and the automatic system is reengaged. </w:t>
+      </w:r>
+    </w:p>
+    <w:p>
+      <w:pPr>
+        <w:ind w:left="1440"/>
+      </w:pPr>
+      <w:r>
+        <w:t xml:space="preserve">Extensions or Alternate Flows: </w:t>
+      </w:r>
+    </w:p>
+    <w:p>
+      <w:pPr>
+        <w:pStyle w:val="ListParagraph"/>
+        <w:numPr>
+          <w:ilvl w:val="0"/>
+          <w:numId w:val="20"/>
+        </w:numPr>
+      </w:pPr>
+      <w:r>
+        <w:t>Pump resets may potentially be a candidate for a log entry, but is not mandatory by federal standards.</w:t>
+      </w:r>
+    </w:p>
+    <w:p>
+      <w:pPr>
+        <w:ind w:left="1440"/>
+      </w:pPr>
+      <w:r>
+        <w:t xml:space="preserve">Exceptions: </w:t>
+      </w:r>
+    </w:p>
+    <w:p>
+      <w:pPr>
+        <w:pStyle w:val="ListParagraph"/>
+        <w:numPr>
+          <w:ilvl w:val="0"/>
+          <w:numId w:val="21"/>
+        </w:numPr>
+      </w:pPr>
+      <w:r>
+        <w:t>Other roles other than supervisor being able to perform pump resets is a hazard to the security of the system.</w:t>
+      </w:r>
+    </w:p>
+    <w:p>
+      <w:pPr>
+        <w:pStyle w:val="ListParagraph"/>
+        <w:numPr>
+          <w:ilvl w:val="0"/>
+          <w:numId w:val="21"/>
+        </w:numPr>
+      </w:pPr>
+      <w:r>
+        <w:t>The automatic system, not reengaging after what appears to be a proper reset may lead to dangerous consequences for the mining crew.</w:t>
+      </w:r>
+    </w:p>
+    <w:p>
+      <w:pPr>
+        <w:pStyle w:val="ListParagraph"/>
+        <w:numPr>
+          <w:ilvl w:val="0"/>
+          <w:numId w:val="21"/>
+        </w:numPr>
+      </w:pPr>
+      <w:r>
+        <w:t xml:space="preserve">The automatic system, if already engaged, a reset should not do anything. </w:t>
+      </w:r>
+    </w:p>
+    <w:p>
+      <w:pPr>
+        <w:ind w:left="1440"/>
+      </w:pPr>
+      <w:r>
+        <w:t xml:space="preserve">Related Use Cases: </w:t>
+      </w:r>
+    </w:p>
+    <w:p>
+      <w:pPr>
+        <w:ind w:left="1440"/>
+      </w:pPr>
+      <w:r>
+        <w:tab/>
+        <w:t>Turn on the pump system</w:t>
+      </w:r>
+    </w:p>
+    <w:p>
+      <w:pPr>
+        <w:ind w:left="1440"/>
+      </w:pPr>
+      <w:r>
+        <w:tab/>
+        <w:t>Turn off the pump system</w:t>
+      </w:r>
+    </w:p>
+    <w:p>
+      <w:pPr>
+        <w:ind w:left="1440"/>
+      </w:pPr>
+    </w:p>
+    <w:p>
+      <w:pPr>
+        <w:ind w:left="1440"/>
+        <w:rPr>
+          <w:b/>
+          <w:bCs/>
+          <w:u w:val="single"/>
+        </w:rPr>
+      </w:pPr>
+      <w:r>
+        <w:t xml:space="preserve">5.2.7 - </w:t>
+      </w:r>
+      <w:r>
+        <w:rPr>
+          <w:b/>
+          <w:bCs/>
+          <w:u w:val="single"/>
+        </w:rPr>
+        <w:t>Update Logs:</w:t>
+      </w:r>
+    </w:p>
+    <w:p>
+      <w:pPr>
+        <w:ind w:left="1440"/>
+      </w:pPr>
+    </w:p>
+    <w:p>
+      <w:pPr>
+        <w:ind w:left="1440"/>
+      </w:pPr>
+      <w:r>
+        <w:t>Use Case ID: MPC-07-UPD</w:t>
+      </w:r>
+    </w:p>
+    <w:p>
+      <w:pPr>
+        <w:ind w:left="1440"/>
+      </w:pPr>
+      <w:r>
+        <w:t>Use Case Name: Updates the existing log data with a new event.</w:t>
+      </w:r>
+    </w:p>
+    <w:p>
+      <w:pPr>
+        <w:ind w:left="1440"/>
+      </w:pPr>
+      <w:r>
+        <w:t>Relevant Requirements: 3.1.1.6, 3.1.1.7, 3.1.1.8, 3.1.4, 3.3.1</w:t>
+      </w:r>
+    </w:p>
+    <w:p>
+      <w:pPr>
+        <w:ind w:left="1440"/>
+      </w:pPr>
+      <w:r>
+        <w:t>Primary Actor: Operator, Supervisor, Automatic</w:t>
+      </w:r>
+    </w:p>
+    <w:p>
+      <w:pPr>
+        <w:ind w:left="1440"/>
+      </w:pPr>
+      <w:r>
+        <w:t xml:space="preserve">Pre-conditions: An action is taken that can be logged. </w:t>
+      </w:r>
+    </w:p>
+    <w:p>
+      <w:pPr>
+        <w:ind w:left="1440"/>
+      </w:pPr>
+      <w:r>
+        <w:t>Post-conditions: The log data is updated with the most recent action taken.</w:t>
+      </w:r>
+    </w:p>
+    <w:p>
+      <w:pPr>
+        <w:ind w:left="1440"/>
+      </w:pPr>
+      <w:r>
+        <w:t xml:space="preserve">Basic Flow or Main Scenario: </w:t>
+      </w:r>
+    </w:p>
+    <w:p>
+      <w:pPr>
+        <w:pStyle w:val="ListParagraph"/>
+        <w:numPr>
+          <w:ilvl w:val="0"/>
+          <w:numId w:val="22"/>
+        </w:numPr>
+      </w:pPr>
+      <w:r>
+        <w:t>An action is performed, whether automatically or manually</w:t>
+      </w:r>
+    </w:p>
+    <w:p>
+      <w:pPr>
+        <w:pStyle w:val="ListParagraph"/>
+        <w:numPr>
+          <w:ilvl w:val="0"/>
+          <w:numId w:val="22"/>
+        </w:numPr>
+      </w:pPr>
+      <w:r>
+        <w:t>The system records the action with the time and details of the task completed to the log.</w:t>
+      </w:r>
+    </w:p>
+    <w:p>
+      <w:pPr>
+        <w:pStyle w:val="ListParagraph"/>
+        <w:numPr>
+          <w:ilvl w:val="0"/>
+          <w:numId w:val="22"/>
+        </w:numPr>
+      </w:pPr>
+      <w:r>
+        <w:t xml:space="preserve">After the action is processed, the updated data log overwrites the old data log. </w:t>
+      </w:r>
+    </w:p>
+    <w:p>
+      <w:pPr>
+        <w:ind w:left="1440"/>
+      </w:pPr>
+      <w:r>
+        <w:t xml:space="preserve">Extensions or Alternate Flows: </w:t>
+      </w:r>
+    </w:p>
+    <w:p>
+      <w:pPr>
+        <w:pStyle w:val="ListParagraph"/>
+        <w:numPr>
+          <w:ilvl w:val="0"/>
+          <w:numId w:val="23"/>
+        </w:numPr>
+      </w:pPr>
+      <w:r>
+        <w:t>The system records the following actions:</w:t>
+      </w:r>
+    </w:p>
+    <w:p>
+      <w:pPr>
+        <w:pStyle w:val="ListParagraph"/>
+        <w:numPr>
+          <w:ilvl w:val="1"/>
+          <w:numId w:val="23"/>
+        </w:numPr>
+      </w:pPr>
+      <w:r>
+        <w:t>Turning on/off the pump both automatically and manually</w:t>
+      </w:r>
+    </w:p>
+    <w:p>
+      <w:pPr>
+        <w:pStyle w:val="ListParagraph"/>
+        <w:numPr>
+          <w:ilvl w:val="1"/>
+          <w:numId w:val="23"/>
+        </w:numPr>
+      </w:pPr>
+      <w:r>
+        <w:t>Evacuation Alarm Triggering</w:t>
+      </w:r>
+    </w:p>
+    <w:p>
+      <w:pPr>
+        <w:pStyle w:val="ListParagraph"/>
+        <w:numPr>
+          <w:ilvl w:val="1"/>
+          <w:numId w:val="23"/>
+        </w:numPr>
+      </w:pPr>
+      <w:r>
+        <w:t>Methane Readings</w:t>
+      </w:r>
+    </w:p>
+    <w:p>
+      <w:pPr>
+        <w:ind w:left="1440"/>
+      </w:pPr>
+      <w:r>
+        <w:t xml:space="preserve">Exceptions: </w:t>
+      </w:r>
+    </w:p>
+    <w:p>
+      <w:pPr>
+        <w:pStyle w:val="ListParagraph"/>
+        <w:numPr>
+          <w:ilvl w:val="0"/>
+          <w:numId w:val="24"/>
+        </w:numPr>
+      </w:pPr>
+      <w:r>
+        <w:t>The system fails to record the most recent action to the log, whether that be incorrectly overwriting existing log information, incorrect action or time details, or generally failing to write.</w:t>
+      </w:r>
+    </w:p>
+    <w:p>
+      <w:pPr>
+        <w:ind w:left="1440"/>
+      </w:pPr>
+      <w:r>
+        <w:t xml:space="preserve">Related Use Cases: </w:t>
+      </w:r>
+    </w:p>
+    <w:p>
+      <w:r>
+        <w:tab/>
+      </w:r>
+      <w:r>
+        <w:tab/>
+      </w:r>
+      <w:r>
+        <w:tab/>
+        <w:t>Read Logs and Methane Readings</w:t>
+      </w:r>
+    </w:p>
+    <w:p>
+      <w:pPr>
+        <w:ind w:left="1440" w:firstLine="720"/>
+      </w:pPr>
+      <w:r>
+        <w:t>Turn on the pump system</w:t>
+      </w:r>
+    </w:p>
+    <w:p>
+      <w:pPr>
+        <w:ind w:left="1440"/>
+      </w:pPr>
+      <w:r>
+        <w:tab/>
+        <w:t>Turn off the pump system</w:t>
+      </w:r>
+    </w:p>
+    <w:p/>
+    <w:p>
+      <w:r>
+        <w:tab/>
+      </w:r>
+      <w:r>
+        <w:tab/>
+      </w:r>
+      <w:r>
+        <w:tab/>
+      </w:r>
+    </w:p>
+    <w:p>
+      <w:pPr>
+        <w:ind w:left="1440"/>
+      </w:pPr>
+    </w:p>
+    <w:p>
+      <w:pPr>
+        <w:ind w:left="1440"/>
+        <w:rPr>
+          <w:b/>
+          <w:bCs/>
+          <w:u w:val="single"/>
+        </w:rPr>
+      </w:pPr>
+      <w:r>
+        <w:t xml:space="preserve">5.2.8 </w:t>
+      </w:r>
+      <w:r>
+        <w:t xml:space="preserve">- </w:t>
+      </w:r>
+      <w:r>
+        <w:rPr>
+          <w:b/>
+          <w:bCs/>
+          <w:u w:val="single"/>
+        </w:rPr>
+        <w:t>Read Logs and Methane Readings:</w:t>
+      </w:r>
+    </w:p>
+    <w:p>
+      <w:pPr>
+        <w:ind w:left="1440"/>
+      </w:pPr>
+    </w:p>
+    <w:p>
+      <w:pPr>
+        <w:ind w:left="1440"/>
+      </w:pPr>
+      <w:r>
+        <w:t>Use Case ID: MPC-08-LOG</w:t>
+      </w:r>
+    </w:p>
+    <w:p>
+      <w:pPr>
+        <w:ind w:left="1440"/>
+      </w:pPr>
+      <w:r>
+        <w:t>Use Case Name: User reads a display of logs and readings based on security level.</w:t>
+      </w:r>
+    </w:p>
+    <w:p>
+      <w:pPr>
+        <w:ind w:left="1440"/>
+      </w:pPr>
+      <w:r>
+        <w:t>Relevant Requirements: 3.1.1.7, 3.1.1.8, 3.1.4, 3.3.2, 3.3.3.2</w:t>
+      </w:r>
+    </w:p>
+    <w:p>
+      <w:pPr>
+        <w:ind w:left="1440"/>
+      </w:pPr>
+      <w:r>
+        <w:t>Primary Actor: Operator, Supervisor</w:t>
+      </w:r>
+    </w:p>
+    <w:p>
+      <w:pPr>
+        <w:ind w:left="1440"/>
+      </w:pPr>
+      <w:r>
+        <w:t>Pre-conditions: The user is logged in as either an operator or supervisor and there is existing log data to read from.</w:t>
+      </w:r>
+    </w:p>
+    <w:p>
+      <w:pPr>
+        <w:ind w:left="1440"/>
+      </w:pPr>
+      <w:r>
+        <w:t>Post-conditions: The entries of the log are displayed to the user, varying on security level.</w:t>
+      </w:r>
+    </w:p>
+    <w:p>
+      <w:pPr>
+        <w:ind w:left="1440"/>
+      </w:pPr>
+      <w:r>
+        <w:t xml:space="preserve">Basic Flow or Main Scenario: </w:t>
+      </w:r>
+    </w:p>
+    <w:p>
+      <w:pPr>
+        <w:pStyle w:val="ListParagraph"/>
+        <w:numPr>
+          <w:ilvl w:val="0"/>
+          <w:numId w:val="25"/>
+        </w:numPr>
+      </w:pPr>
+      <w:r>
+        <w:t>A user logs in as an either an operator or supervisor.</w:t>
+      </w:r>
+    </w:p>
+    <w:p>
+      <w:pPr>
+        <w:pStyle w:val="ListParagraph"/>
+        <w:numPr>
+          <w:ilvl w:val="0"/>
+          <w:numId w:val="25"/>
+        </w:numPr>
+      </w:pPr>
+      <w:r>
+        <w:t>They choose to view the logs.</w:t>
+      </w:r>
+    </w:p>
+    <w:p>
+      <w:pPr>
+        <w:pStyle w:val="ListParagraph"/>
+        <w:numPr>
+          <w:ilvl w:val="0"/>
+          <w:numId w:val="25"/>
+        </w:numPr>
+      </w:pPr>
+      <w:r>
+        <w:t>The system will load the most current version of the logs, formatting it into a readable format: i.e. date/time, event, notes.</w:t>
+      </w:r>
+    </w:p>
+    <w:p>
+      <w:pPr>
+        <w:pStyle w:val="ListParagraph"/>
+        <w:numPr>
+          <w:ilvl w:val="0"/>
+          <w:numId w:val="25"/>
+        </w:numPr>
+      </w:pPr>
+      <w:r>
+        <w:t xml:space="preserve">The system outputs the read stream into an interface that the user may interact with, mainly reading or scrolling. </w:t>
+      </w:r>
+    </w:p>
+    <w:p>
+      <w:pPr>
+        <w:pStyle w:val="ListParagraph"/>
+        <w:numPr>
+          <w:ilvl w:val="0"/>
+          <w:numId w:val="25"/>
+        </w:numPr>
+      </w:pPr>
+      <w:r>
+        <w:t xml:space="preserve">From here, the user is free to close the interface and return to the control panel. </w:t>
+      </w:r>
+    </w:p>
+    <w:p>
+      <w:pPr>
+        <w:ind w:left="1440"/>
+      </w:pPr>
+      <w:r>
+        <w:t xml:space="preserve">Extensions or Alternate Flows: </w:t>
+      </w:r>
+    </w:p>
+    <w:p>
+      <w:pPr>
+        <w:pStyle w:val="ListParagraph"/>
+        <w:numPr>
+          <w:ilvl w:val="0"/>
+          <w:numId w:val="26"/>
+        </w:numPr>
+      </w:pPr>
+      <w:r>
+        <w:t>Operators specifically may only view methane readings that are 24 hours old.</w:t>
+      </w:r>
+    </w:p>
+    <w:p>
+      <w:pPr>
+        <w:pStyle w:val="ListParagraph"/>
+        <w:numPr>
+          <w:ilvl w:val="0"/>
+          <w:numId w:val="26"/>
+        </w:numPr>
+      </w:pPr>
+      <w:r>
+        <w:t>Supervisors are allowed to view log entries up to 30 days old.</w:t>
+      </w:r>
+    </w:p>
+    <w:p>
+      <w:pPr>
+        <w:pStyle w:val="ListParagraph"/>
+        <w:numPr>
+          <w:ilvl w:val="0"/>
+          <w:numId w:val="26"/>
+        </w:numPr>
+      </w:pPr>
+      <w:r>
+        <w:lastRenderedPageBreak/>
+        <w:t>Supervisors can append notes to any event that is under 24 hours old. Meaning that Supervisors have permissions to edit only the notes section for those events.</w:t>
+      </w:r>
+    </w:p>
+    <w:p>
+      <w:pPr>
+        <w:ind w:left="1440"/>
+      </w:pPr>
+      <w:r>
+        <w:t xml:space="preserve">Exceptions: </w:t>
+      </w:r>
+    </w:p>
+    <w:p>
+      <w:pPr>
+        <w:pStyle w:val="ListParagraph"/>
+        <w:numPr>
+          <w:ilvl w:val="0"/>
+          <w:numId w:val="27"/>
+        </w:numPr>
+      </w:pPr>
+      <w:r>
+        <w:t>Operators viewing logs that are older than 24 hours old.</w:t>
+      </w:r>
+    </w:p>
+    <w:p>
+      <w:pPr>
+        <w:pStyle w:val="ListParagraph"/>
+        <w:numPr>
+          <w:ilvl w:val="0"/>
+          <w:numId w:val="27"/>
+        </w:numPr>
+      </w:pPr>
+      <w:r>
+        <w:t>Supervisors viewing logs that are older than 30 days old.</w:t>
+      </w:r>
+    </w:p>
+    <w:p>
+      <w:pPr>
+        <w:pStyle w:val="ListParagraph"/>
+        <w:numPr>
+          <w:ilvl w:val="0"/>
+          <w:numId w:val="27"/>
+        </w:numPr>
+      </w:pPr>
+      <w:r>
+        <w:t>Supervisors being able to append notes to events older than 24 hours old.</w:t>
+      </w:r>
+    </w:p>
+    <w:p>
+      <w:pPr>
+        <w:pStyle w:val="ListParagraph"/>
+        <w:numPr>
+          <w:ilvl w:val="0"/>
+          <w:numId w:val="27"/>
+        </w:numPr>
+      </w:pPr>
+      <w:r>
+        <w:t>The system reads an old version of the logs, possibly due to a fault with Update Logs not overwriting old versions correctly.</w:t>
+      </w:r>
+    </w:p>
+    <w:p>
+      <w:pPr>
+        <w:pStyle w:val="ListParagraph"/>
+        <w:numPr>
+          <w:ilvl w:val="0"/>
+          <w:numId w:val="27"/>
+        </w:numPr>
+      </w:pPr>
+      <w:r>
+        <w:t>The system reads a broken version of the logs, possibly due to a fault with Update Logs not saving or writing correctly.</w:t>
+      </w:r>
+    </w:p>
+    <w:p>
+      <w:pPr>
+        <w:ind w:left="1440"/>
+      </w:pPr>
+      <w:r>
+        <w:tab/>
+      </w:r>
+    </w:p>
+    <w:p>
+      <w:pPr>
+        <w:ind w:left="1440"/>
+      </w:pPr>
+      <w:r>
+        <w:t xml:space="preserve">Related Use Cases: </w:t>
+      </w:r>
+    </w:p>
+    <w:p>
+      <w:pPr>
+        <w:ind w:left="1440"/>
+      </w:pPr>
+      <w:r>
+        <w:tab/>
+        <w:t>Update Logs</w:t>
+      </w:r>
+    </w:p>
+    <w:p>
+      <w:pPr>
+        <w:ind w:left="1440"/>
+      </w:pPr>
+    </w:p>
+    <w:p>
+      <w:pPr>
+        <w:ind w:left="1440"/>
+        <w:rPr>
+          <w:b/>
+          <w:bCs/>
+          <w:u w:val="single"/>
+        </w:rPr>
+      </w:pPr>
+      <w:r>
+        <w:t xml:space="preserve">5.2.9 - </w:t>
+      </w:r>
+      <w:r>
+        <w:rPr>
+          <w:b/>
+          <w:bCs/>
+          <w:u w:val="single"/>
+        </w:rPr>
+        <w:t>Read Sensors</w:t>
+      </w:r>
+    </w:p>
+    <w:p>
+      <w:pPr>
+        <w:ind w:left="1440"/>
+      </w:pPr>
+    </w:p>
+    <w:p>
+      <w:pPr>
+        <w:ind w:left="1440"/>
+      </w:pPr>
+      <w:r>
+        <w:t>Use Case ID: MPC-09-SEN</w:t>
+      </w:r>
+    </w:p>
+    <w:p>
+      <w:pPr>
+        <w:ind w:left="1440"/>
+      </w:pPr>
+      <w:r>
+        <w:t>Use Case Name: Automation System reads information provided by either the water or methane sensors.</w:t>
+      </w:r>
+    </w:p>
+    <w:p>
+      <w:pPr>
+        <w:ind w:left="1440"/>
+      </w:pPr>
+      <w:r>
+        <w:t>Relevant Requirements: 3.1.1.9, 3.1.1.10, 3.1.3.1, 3.1.3.2, 3.1.3.5, 3.1.3.6, 3.1.4.3, 3.1.4.4, 3.2.3, 3.3.4</w:t>
+      </w:r>
+    </w:p>
+    <w:p>
+      <w:pPr>
+        <w:ind w:left="1440"/>
+      </w:pPr>
+      <w:r>
+        <w:t>Primary Actor: Automatic</w:t>
+      </w:r>
+    </w:p>
+    <w:p>
+      <w:pPr>
+        <w:ind w:left="1440"/>
+      </w:pPr>
+      <w:r>
+        <w:t xml:space="preserve">Pre-conditions: Sensors are detected by the Automatic System and are functioning properly. </w:t>
+      </w:r>
+    </w:p>
+    <w:p>
+      <w:pPr>
+        <w:ind w:left="1440"/>
+      </w:pPr>
+      <w:r>
+        <w:t>Post-conditions: Information, specifically water level or methane amounts for the current state of the cave are taken account of, which will determine the next set of actions.</w:t>
+      </w:r>
+    </w:p>
+    <w:p>
+      <w:pPr>
+        <w:ind w:left="1440"/>
+      </w:pPr>
+      <w:r>
+        <w:t xml:space="preserve">Basic Flow or Main Scenario: </w:t>
+      </w:r>
+    </w:p>
+    <w:p>
+      <w:pPr>
+        <w:pStyle w:val="ListParagraph"/>
+        <w:numPr>
+          <w:ilvl w:val="0"/>
+          <w:numId w:val="28"/>
+        </w:numPr>
+      </w:pPr>
+      <w:r>
+        <w:t xml:space="preserve">Given the sensors are detected and function correctly, they will retrieve the information specified in the postconditions. </w:t>
+      </w:r>
+    </w:p>
+    <w:p>
+      <w:pPr>
+        <w:pStyle w:val="ListParagraph"/>
+        <w:numPr>
+          <w:ilvl w:val="0"/>
+          <w:numId w:val="28"/>
+        </w:numPr>
+      </w:pPr>
+      <w:r>
+        <w:t>From there the system can make multiple decisions. See alternate flows.</w:t>
+      </w:r>
+    </w:p>
+    <w:p>
+      <w:pPr>
+        <w:ind w:left="1440"/>
+      </w:pPr>
+      <w:r>
+        <w:t xml:space="preserve">Extensions or Alternate Flows: </w:t>
+      </w:r>
+    </w:p>
+    <w:p>
+      <w:pPr>
+        <w:pStyle w:val="ListParagraph"/>
+        <w:numPr>
+          <w:ilvl w:val="0"/>
+          <w:numId w:val="29"/>
+        </w:numPr>
+      </w:pPr>
+      <w:r>
+        <w:t>For the water sensors:</w:t>
+      </w:r>
+    </w:p>
+    <w:p>
+      <w:pPr>
+        <w:pStyle w:val="ListParagraph"/>
+        <w:numPr>
+          <w:ilvl w:val="1"/>
+          <w:numId w:val="29"/>
+        </w:numPr>
+      </w:pPr>
+      <w:r>
+        <w:t>If water is detected by the low-term level sensor, but not the high-water level sensor, no action is needed.</w:t>
+      </w:r>
+    </w:p>
+    <w:p>
+      <w:pPr>
+        <w:pStyle w:val="ListParagraph"/>
+        <w:numPr>
+          <w:ilvl w:val="1"/>
+          <w:numId w:val="29"/>
+        </w:numPr>
+      </w:pPr>
+      <w:r>
+        <w:t>If water is detected by the low water level sensor and the high-water level sensor, the system will turn on the pump system.</w:t>
+      </w:r>
+    </w:p>
+    <w:p>
+      <w:pPr>
+        <w:pStyle w:val="ListParagraph"/>
+        <w:numPr>
+          <w:ilvl w:val="1"/>
+          <w:numId w:val="29"/>
+        </w:numPr>
+      </w:pPr>
+      <w:r>
+        <w:t>If water is detected by neither the low water level sensor nor the high-water level sensor, the system will turn off the pump system.</w:t>
+      </w:r>
+    </w:p>
+    <w:p>
+      <w:pPr>
+        <w:pStyle w:val="ListParagraph"/>
+        <w:numPr>
+          <w:ilvl w:val="0"/>
+          <w:numId w:val="29"/>
+        </w:numPr>
+      </w:pPr>
+      <w:r>
+        <w:t>For the methane sensors:</w:t>
+      </w:r>
+    </w:p>
+    <w:p>
+      <w:pPr>
+        <w:pStyle w:val="ListParagraph"/>
+        <w:numPr>
+          <w:ilvl w:val="1"/>
+          <w:numId w:val="29"/>
+        </w:numPr>
+      </w:pPr>
+      <w:r>
+        <w:t>If methane levels in PPM are below the danger threshold, no action is needed.</w:t>
+      </w:r>
+    </w:p>
+    <w:p>
+      <w:pPr>
+        <w:pStyle w:val="ListParagraph"/>
+        <w:numPr>
+          <w:ilvl w:val="1"/>
+          <w:numId w:val="29"/>
+        </w:numPr>
+      </w:pPr>
+      <w:r>
+        <w:t>If methane levels in PPM are at or above the danger threshold, raise the alarm.</w:t>
+      </w:r>
+    </w:p>
+    <w:p>
+      <w:pPr>
+        <w:ind w:left="1440"/>
+      </w:pPr>
+      <w:r>
+        <w:t xml:space="preserve">Exceptions: </w:t>
+      </w:r>
+    </w:p>
+    <w:p>
+      <w:pPr>
+        <w:pStyle w:val="ListParagraph"/>
+        <w:numPr>
+          <w:ilvl w:val="0"/>
+          <w:numId w:val="30"/>
+        </w:numPr>
+      </w:pPr>
+      <w:r>
+        <w:t>If the sensors are reading incorrectly, this is a fatal impairment to the system, as it prevents it from making any decisions, let alone correct ones.</w:t>
+      </w:r>
+    </w:p>
+    <w:p>
+      <w:pPr>
+        <w:pStyle w:val="ListParagraph"/>
+        <w:numPr>
+          <w:ilvl w:val="0"/>
+          <w:numId w:val="30"/>
+        </w:numPr>
+      </w:pPr>
+      <w:r>
+        <w:t>If the alarm does not raise even when PPM is at or above the danger threshold.</w:t>
+      </w:r>
+    </w:p>
+    <w:p>
+      <w:pPr>
+        <w:pStyle w:val="ListParagraph"/>
+        <w:numPr>
+          <w:ilvl w:val="0"/>
+          <w:numId w:val="30"/>
+        </w:numPr>
+      </w:pPr>
+      <w:r>
+        <w:t>If water is detected by high and low sensors, but no action is taken.</w:t>
+      </w:r>
+    </w:p>
+    <w:p>
+      <w:pPr>
+        <w:pStyle w:val="ListParagraph"/>
+        <w:numPr>
+          <w:ilvl w:val="0"/>
+          <w:numId w:val="30"/>
+        </w:numPr>
+      </w:pPr>
+      <w:r>
+        <w:t>The automatic system prematurely shutting off due to a misread of the sensors should reverify that the low water sensor is not reading any water as a backup.</w:t>
+      </w:r>
+    </w:p>
+    <w:p>
+      <w:pPr>
+        <w:pStyle w:val="ListParagraph"/>
+        <w:numPr>
+          <w:ilvl w:val="0"/>
+          <w:numId w:val="30"/>
+        </w:numPr>
+      </w:pPr>
+      <w:r>
+        <w:lastRenderedPageBreak/>
+        <w:t>If water is no longer detected by the high and low sensors, but shut off does not happen. Not particularly dangerous, but may unnecessarily consume power.</w:t>
+      </w:r>
+    </w:p>
+    <w:p>
+      <w:pPr>
+        <w:ind w:left="1440"/>
+      </w:pPr>
+      <w:r>
+        <w:t xml:space="preserve">Related Use Cases: </w:t>
+      </w:r>
+    </w:p>
+    <w:p>
+      <w:pPr>
+        <w:ind w:left="1440"/>
+      </w:pPr>
+      <w:r>
+        <w:tab/>
+        <w:t>Turn on Pump System</w:t>
+      </w:r>
+    </w:p>
+    <w:p>
+      <w:pPr>
+        <w:ind w:left="1440"/>
+      </w:pPr>
+      <w:r>
+        <w:tab/>
+        <w:t>Turn off Pump System</w:t>
+      </w:r>
+    </w:p>
+    <w:p>
+      <w:pPr>
+        <w:ind w:left="1440"/>
+      </w:pPr>
+      <w:r>
+        <w:tab/>
+        <w:t>Trigger Alarm</w:t>
+      </w:r>
+    </w:p>
+    <w:p>
+      <w:pPr>
+        <w:ind w:left="1440"/>
+      </w:pPr>
+    </w:p>
+    <w:p>
+      <w:pPr>
+        <w:ind w:left="1440"/>
+        <w:rPr>
+          <w:b/>
+          <w:bCs/>
+          <w:u w:val="single"/>
+        </w:rPr>
+      </w:pPr>
+      <w:r>
+        <w:t xml:space="preserve">5.2.10 - </w:t>
+      </w:r>
+      <w:r>
+        <w:rPr>
+          <w:b/>
+          <w:bCs/>
+          <w:u w:val="single"/>
+        </w:rPr>
+        <w:t>Trigger Alarm</w:t>
+      </w:r>
+    </w:p>
+    <w:p>
+      <w:pPr>
+        <w:ind w:left="1440"/>
+      </w:pPr>
+    </w:p>
+    <w:p>
+      <w:pPr>
+        <w:ind w:left="1440"/>
+      </w:pPr>
+      <w:r>
+        <w:t>Use Case ID: MPC-10-ARM</w:t>
+      </w:r>
+    </w:p>
+    <w:p>
+      <w:pPr>
+        <w:ind w:left="1440"/>
+      </w:pPr>
+      <w:r>
+        <w:t>Use Case Name: Raising the alarm when methane levels are too high.</w:t>
+      </w:r>
+    </w:p>
+    <w:p>
+      <w:pPr>
+        <w:ind w:left="1440"/>
+      </w:pPr>
+      <w:r>
+        <w:t>Relevant Requirements: 3.1.1.3, 3.1.1.10, 3.1.3.3, 3.1.4.1.3, 3.1.4.4, 3.3.4</w:t>
+      </w:r>
+    </w:p>
+    <w:p>
+      <w:pPr>
+        <w:ind w:left="1440"/>
+      </w:pPr>
+      <w:r>
+        <w:t>Primary Actor: Automatic</w:t>
+      </w:r>
+    </w:p>
+    <w:p>
+      <w:pPr>
+        <w:ind w:left="1440"/>
+      </w:pPr>
+      <w:r>
+        <w:t xml:space="preserve">Pre-conditions: When Methane Sensors readings are higher than what is determined to be safe. </w:t>
+      </w:r>
+    </w:p>
+    <w:p>
+      <w:pPr>
+        <w:ind w:left="1440"/>
+      </w:pPr>
+      <w:r>
+        <w:t xml:space="preserve">Post-conditions: The alarm is raised, prompting immediate evacuation of all personnel. </w:t>
+      </w:r>
+    </w:p>
+    <w:p>
+      <w:pPr>
+        <w:ind w:left="1440"/>
+      </w:pPr>
+      <w:r>
+        <w:t xml:space="preserve">Basic Flow or Main Scenario: </w:t>
+      </w:r>
+    </w:p>
+    <w:p>
+      <w:pPr>
+        <w:pStyle w:val="ListParagraph"/>
+        <w:numPr>
+          <w:ilvl w:val="0"/>
+          <w:numId w:val="31"/>
+        </w:numPr>
+      </w:pPr>
+      <w:r>
+        <w:t>Provided Methane Sensors are in working order and detected by the Automatic System, the read information will be sent to the system.</w:t>
+      </w:r>
+    </w:p>
+    <w:p>
+      <w:pPr>
+        <w:pStyle w:val="ListParagraph"/>
+        <w:numPr>
+          <w:ilvl w:val="0"/>
+          <w:numId w:val="31"/>
+        </w:numPr>
+      </w:pPr>
+      <w:r>
+        <w:t>From here, the system will make two choices.</w:t>
+      </w:r>
+    </w:p>
+    <w:p>
+      <w:pPr>
+        <w:ind w:left="1440"/>
+      </w:pPr>
+      <w:r>
+        <w:t xml:space="preserve">Extensions or Alternate Flows: </w:t>
+      </w:r>
+    </w:p>
+    <w:p>
+      <w:pPr>
+        <w:pStyle w:val="ListParagraph"/>
+        <w:numPr>
+          <w:ilvl w:val="0"/>
+          <w:numId w:val="32"/>
+        </w:numPr>
+      </w:pPr>
+      <w:r>
+        <w:t>If methane levels are below the danger level, do nothing and continue to monitor.</w:t>
+      </w:r>
+    </w:p>
+    <w:p>
+      <w:pPr>
+        <w:pStyle w:val="ListParagraph"/>
+        <w:numPr>
+          <w:ilvl w:val="0"/>
+          <w:numId w:val="32"/>
+        </w:numPr>
+      </w:pPr>
+      <w:r>
+        <w:t>If methane levels are at or above the danger level, raise the alarm.</w:t>
+      </w:r>
+    </w:p>
+    <w:p>
+      <w:pPr>
+        <w:ind w:left="1440"/>
+      </w:pPr>
+      <w:r>
+        <w:t xml:space="preserve">Exceptions: </w:t>
+      </w:r>
+    </w:p>
+    <w:p>
+      <w:pPr>
+        <w:pStyle w:val="ListParagraph"/>
+        <w:numPr>
+          <w:ilvl w:val="0"/>
+          <w:numId w:val="33"/>
+        </w:numPr>
+      </w:pPr>
+      <w:r>
+        <w:t>The sensors are malfunctioning, and are providing incorrect information to the system; This can cause the alarm to not be triggered when it needs to be, or the alarm to be triggered when it does not need to be.</w:t>
+      </w:r>
+    </w:p>
+    <w:p>
+      <w:pPr>
+        <w:ind w:left="1440"/>
+      </w:pPr>
+      <w:r>
+        <w:t xml:space="preserve">Related Use Cases: </w:t>
+      </w:r>
+    </w:p>
+    <w:p>
+      <w:pPr>
+        <w:ind w:left="1440"/>
+      </w:pPr>
+      <w:r>
+        <w:tab/>
+        <w:t>Read Sensors</w:t>
+      </w:r>
+    </w:p>
+    <w:p>
+      <w:pPr>
+        <w:ind w:left="1440"/>
+      </w:pPr>
+    </w:p>
+    <w:p>
+      <w:pPr>
+        <w:ind w:left="1440"/>
+      </w:pPr>
+    </w:p>
+    <w:p>
+      <w:pPr>
+        <w:ind w:left="1440"/>
+      </w:pPr>
+    </w:p>
+    <w:p>
+      <w:pPr>
+        <w:pStyle w:val="Heading1"/>
+        <w:numPr>
+          <w:ilvl w:val="0"/>
+          <w:numId w:val="4"/>
+        </w:numPr>
+      </w:pPr>
+      <w:bookmarkStart w:id="28" w:name="_Use-Case_Diagram"/>
+      <w:bookmarkStart w:id="29" w:name="_Toc222478438"/>
+      <w:bookmarkEnd w:id="28"/>
+      <w:r>
+        <w:lastRenderedPageBreak/>
+        <w:t>Use-Case Diagram</w:t>
+      </w:r>
+      <w:bookmarkEnd w:id="29"/>
+    </w:p>
+    <w:p>
+      <w:pPr>
+        <w:pStyle w:val="Heading2"/>
+        <w:numPr>
+          <w:ilvl w:val="1"/>
+          <w:numId w:val="4"/>
+        </w:numPr>
+        <w:rPr>
+          <w:color w:val="000000" w:themeColor="text1"/>
+        </w:rPr>
+      </w:pPr>
+      <w:bookmarkStart w:id="30" w:name="_Toc222478439"/>
+      <w:r>
+        <w:t>MPC Use Case Diagram</w:t>
+      </w:r>
+      <w:bookmarkEnd w:id="30"/>
+    </w:p>
+    <w:p/>
+    <w:p>
+      <w:r>
+        <w:rPr>
+          <w:noProof/>
+        </w:rPr>
+        <w:drawing>
+          <wp:inline distT="0" distB="0" distL="0" distR="0" wp14:anchorId="63339D27" wp14:editId="4E20DC0D">
+            <wp:extent cx="5486400" cy="3733165"/>
+            <wp:effectExtent l="0" t="0" r="0" b="0"/>
+            <wp:docPr id="530883638" name="Picture 1"/>
+            <wp:cNvGraphicFramePr>
+              <a:graphicFrameLocks xmlns:a="http://schemas.openxmlformats.org/drawingml/2006/main" noChangeAspect="1"/>
+            </wp:cNvGraphicFramePr>
+            <a:graphic xmlns:a="http://schemas.openxmlformats.org/drawingml/2006/main">
+              <a:graphicData uri="http://schemas.openxmlformats.org/drawingml/2006/picture">
+                <pic:pic xmlns:pic="http://schemas.openxmlformats.org/drawingml/2006/picture">
+                  <pic:nvPicPr>
+                    <pic:cNvPr id="530883638" name=""/>
+                    <pic:cNvPicPr/>
+                  </pic:nvPicPr>
+                  <pic:blipFill>
+                    <a:blip r:embed="rId19"/>
+                    <a:stretch>
+                      <a:fillRect/>
+                    </a:stretch>
+                  </pic:blipFill>
+                  <pic:spPr>
+                    <a:xfrm>
+                      <a:off x="0" y="0"/>
+                      <a:ext cx="5486400" cy="3733165"/>
+                    </a:xfrm>
+                    <a:prstGeom prst="rect">
+                      <a:avLst/>
+                    </a:prstGeom>
+                  </pic:spPr>
+                </pic:pic>
+              </a:graphicData>
+            </a:graphic>
+          </wp:inline>
+        </w:drawing>
+      </w:r>
+    </w:p>
+    <w:p/>
+    <w:p>
+      <w:r>
+        <w:t xml:space="preserve">In the MPC Use Case Diagram presented above, we have four (three) major modules discussed from before. Top to bottom, there is the Log/Alarm Module, which contains the use-cases of “Trigger Alarm” and “Update Logs”. These use-cases pertain mainly to the Auto/Automatic actor, as they will be in charge of updating the log as new actions are received, and raising the alarm if necessary after Read Sensors fires. Next, there is the Pump/Sensor Module, which contains the main use-cases of “Turn on the Pump System”, “Read Sensors”, and “Turn off the Pump System”. There are extended use-cases, which pertain mainly to the Supervisor actor, who can forcefully turn on or off the pump system regardless of water level as the problem scenario described. Read Sensors is exclusive to the Auto/Automatic actor, as that is how the automation system receives information on the outside in order to decide internally. Last but not least, are the Operator/Supervisor modules. These contain the use-cases of logging in and out of the system, reading logs. The Supervisor is an inheritance/generalization of the Operator, meaning it possesses the same abilities, but with also the exclusive use-cases of being able to Register Users, and Reset the Pump System. Likewise, supervisor also has the extended ability to read expanded logs, addressing the 30-day old entries versus the 24-hour old entries regularly. </w:t>
+      </w:r>
+    </w:p>
+    <w:p/>
+    <w:p>
+      <w:pPr>
+        <w:pStyle w:val="Heading1"/>
+        <w:numPr>
+          <w:ilvl w:val="0"/>
+          <w:numId w:val="4"/>
+        </w:numPr>
+      </w:pPr>
+      <w:bookmarkStart w:id="31" w:name="_Object_Candidates_and"/>
+      <w:bookmarkStart w:id="32" w:name="_Toc222478440"/>
+      <w:bookmarkEnd w:id="31"/>
+      <w:r>
+        <w:lastRenderedPageBreak/>
+        <w:t>Object Candidates and Class Diagrams</w:t>
+      </w:r>
+      <w:bookmarkEnd w:id="32"/>
+    </w:p>
+    <w:p>
+      <w:pPr>
+        <w:pStyle w:val="Heading2"/>
+        <w:numPr>
+          <w:ilvl w:val="1"/>
+          <w:numId w:val="4"/>
+        </w:numPr>
+      </w:pPr>
+      <w:bookmarkStart w:id="33" w:name="_Toc222478441"/>
+      <w:r>
+        <w:t>Object Candidates</w:t>
+      </w:r>
+      <w:bookmarkEnd w:id="33"/>
+    </w:p>
+    <w:p>
+      <w:pPr>
+        <w:ind w:left="1440"/>
+      </w:pPr>
+    </w:p>
+    <w:p>
+      <w:pPr>
+        <w:ind w:left="1440"/>
+      </w:pPr>
+      <w:r>
+        <w:t>7.1.1</w:t>
+      </w:r>
+    </w:p>
+    <w:p>
+      <w:pPr>
+        <w:ind w:left="1440"/>
+      </w:pPr>
+      <w:r>
+        <w:t>Operator</w:t>
+      </w:r>
+    </w:p>
+    <w:p>
+      <w:pPr>
+        <w:ind w:left="1440"/>
+      </w:pPr>
+    </w:p>
+    <w:p>
+      <w:pPr>
+        <w:ind w:left="1440"/>
+      </w:pPr>
+      <w:r>
+        <w:rPr>
+          <w:u w:val="single"/>
+        </w:rPr>
+        <w:t>Data Encapsulation:</w:t>
+      </w:r>
+      <w:r>
+        <w:t xml:space="preserve"> UID, Username, Password, Account Type, count</w:t>
+      </w:r>
+    </w:p>
+    <w:p>
+      <w:pPr>
+        <w:ind w:left="1440" w:right="-90"/>
+      </w:pPr>
+      <w:r>
+        <w:rPr>
+          <w:u w:val="single"/>
+        </w:rPr>
+        <w:t>Methods Supported:</w:t>
+      </w:r>
+      <w:r>
+        <w:t xml:space="preserve"> Operator (Constructor) Log In, Log Out, Read Logs, Turn on Pump, Turn off Pump</w:t>
+      </w:r>
+    </w:p>
+    <w:p>
+      <w:pPr>
+        <w:ind w:right="-90"/>
+      </w:pPr>
+    </w:p>
+    <w:p>
+      <w:pPr>
+        <w:ind w:left="1440" w:right="-90"/>
+      </w:pPr>
+      <w:r>
+        <w:t>getUID</w:t>
+      </w:r>
+    </w:p>
+    <w:p>
+      <w:pPr>
+        <w:ind w:left="1440" w:right="-90"/>
+      </w:pPr>
+      <w:r>
+        <w:t>getUser</w:t>
+      </w:r>
+    </w:p>
+    <w:p>
+      <w:pPr>
+        <w:ind w:left="1440" w:right="-90"/>
+      </w:pPr>
+      <w:r>
+        <w:t>getPass</w:t>
+      </w:r>
+    </w:p>
+    <w:p>
+      <w:pPr>
+        <w:ind w:left="1440" w:right="-90"/>
+      </w:pPr>
+      <w:r>
+        <w:t>getType</w:t>
+      </w:r>
+    </w:p>
+    <w:p>
+      <w:pPr>
+        <w:ind w:left="1440"/>
+      </w:pPr>
+    </w:p>
+    <w:p>
+      <w:pPr>
+        <w:ind w:left="1440"/>
+      </w:pPr>
+      <w:r>
+        <w:t>7.1.2</w:t>
+      </w:r>
+    </w:p>
+    <w:p>
+      <w:pPr>
+        <w:ind w:left="1440"/>
+      </w:pPr>
+      <w:r>
+        <w:t>Supervisor (Child of the Parent Operator)</w:t>
+      </w:r>
+    </w:p>
+    <w:p>
+      <w:pPr>
+        <w:ind w:left="1440"/>
+      </w:pPr>
+    </w:p>
+    <w:p>
+      <w:pPr>
+        <w:ind w:left="1440"/>
+        <w:rPr>
+          <w:u w:val="single"/>
+        </w:rPr>
+      </w:pPr>
+      <w:r>
+        <w:rPr>
+          <w:u w:val="single"/>
+        </w:rPr>
+        <w:t>Data Encapsulation:</w:t>
+      </w:r>
+    </w:p>
+    <w:p>
+      <w:pPr>
+        <w:ind w:left="1440"/>
+      </w:pPr>
+      <w:r>
+        <w:t>Provided: UID, Username, Password, Account Type</w:t>
+      </w:r>
+    </w:p>
+    <w:p>
+      <w:pPr>
+        <w:ind w:left="1440"/>
+      </w:pPr>
+    </w:p>
+    <w:p>
+      <w:pPr>
+        <w:ind w:left="1440"/>
+        <w:rPr>
+          <w:u w:val="single"/>
+        </w:rPr>
+      </w:pPr>
+      <w:r>
+        <w:rPr>
+          <w:u w:val="single"/>
+        </w:rPr>
+        <w:t>Methods Supported:</w:t>
+      </w:r>
+    </w:p>
+    <w:p>
+      <w:pPr>
+        <w:ind w:left="1440"/>
+      </w:pPr>
+      <w:r>
+        <w:t>Provided: Log In, Log Out, Read Logs, Turn on Pump, Turn off Pump</w:t>
+      </w:r>
+    </w:p>
+    <w:p>
+      <w:pPr>
+        <w:ind w:left="1440"/>
+      </w:pPr>
+    </w:p>
+    <w:p>
+      <w:pPr>
+        <w:ind w:left="1440"/>
+      </w:pPr>
+      <w:r>
+        <w:t>Extension: Read Logs, Force on Pump, Force off Pump (Potential Overrides)</w:t>
+      </w:r>
+    </w:p>
+    <w:p>
+      <w:pPr>
+        <w:ind w:left="1440"/>
+      </w:pPr>
+    </w:p>
+    <w:p>
+      <w:pPr>
+        <w:ind w:left="1440"/>
+      </w:pPr>
+      <w:r>
+        <w:t xml:space="preserve">Supervisor (Constructor), Registering Users, Restart Pump, </w:t>
+      </w:r>
+      <w:r>
+        <w:t>doAppendNote</w:t>
+      </w:r>
+    </w:p>
+    <w:p>
+      <w:pPr>
+        <w:ind w:left="1440"/>
+      </w:pPr>
+    </w:p>
+    <w:p>
+      <w:pPr>
+        <w:ind w:left="1440"/>
+      </w:pPr>
+      <w:r>
+        <w:t>7.1.3</w:t>
+      </w:r>
+    </w:p>
+    <w:p>
+      <w:pPr>
+        <w:ind w:left="1440"/>
+      </w:pPr>
+      <w:r>
+        <w:t>Auto/Automatic</w:t>
+      </w:r>
+    </w:p>
+    <w:p>
+      <w:pPr>
+        <w:ind w:left="1440"/>
+      </w:pPr>
+    </w:p>
+    <w:p>
+      <w:pPr>
+        <w:ind w:left="1440"/>
+      </w:pPr>
+      <w:r>
+        <w:rPr>
+          <w:u w:val="single"/>
+        </w:rPr>
+        <w:t>Data Encapsulation:</w:t>
+      </w:r>
+      <w:r>
+        <w:t xml:space="preserve"> </w:t>
+      </w:r>
+    </w:p>
+    <w:p>
+      <w:pPr>
+        <w:ind w:left="1440"/>
+      </w:pPr>
+    </w:p>
+    <w:p>
+      <w:pPr>
+        <w:ind w:left="1440"/>
+      </w:pPr>
+      <w:r>
+        <w:t>isActive</w:t>
+      </w:r>
+    </w:p>
+    <w:p>
+      <w:pPr>
+        <w:ind w:left="1440"/>
+      </w:pPr>
+      <w:r>
+        <w:t>lastReset</w:t>
+      </w:r>
+    </w:p>
+    <w:p>
+      <w:pPr>
+        <w:ind w:left="1440"/>
+      </w:pPr>
+    </w:p>
+    <w:p>
+      <w:pPr>
+        <w:ind w:left="1440"/>
+        <w:rPr>
+          <w:u w:val="single"/>
+        </w:rPr>
+      </w:pPr>
+      <w:r>
+        <w:rPr>
+          <w:u w:val="single"/>
+        </w:rPr>
+        <w:t>Methods Supported:</w:t>
+      </w:r>
+    </w:p>
+    <w:p>
+      <w:pPr>
+        <w:ind w:left="1440"/>
+      </w:pPr>
+    </w:p>
+    <w:p>
+      <w:pPr>
+        <w:ind w:left="1440"/>
+      </w:pPr>
+      <w:r>
+        <w:t>Automatic (Constructor)</w:t>
+      </w:r>
+    </w:p>
+    <w:p>
+      <w:pPr>
+        <w:ind w:left="1440"/>
+      </w:pPr>
+      <w:r>
+        <w:t>doTurnOnPump</w:t>
+      </w:r>
+    </w:p>
+    <w:p>
+      <w:pPr>
+        <w:ind w:left="1440"/>
+      </w:pPr>
+      <w:r>
+        <w:t>doTurnOffPump</w:t>
+      </w:r>
+    </w:p>
+    <w:p>
+      <w:pPr>
+        <w:ind w:left="1440"/>
+      </w:pPr>
+      <w:r>
+        <w:t>doReadSensors</w:t>
+      </w:r>
+    </w:p>
+    <w:p>
+      <w:pPr>
+        <w:ind w:left="1440"/>
+      </w:pPr>
+      <w:r>
+        <w:t>doRaiseAlarm</w:t>
+      </w:r>
+    </w:p>
+    <w:p>
+      <w:pPr>
+        <w:ind w:left="1440"/>
+      </w:pPr>
+      <w:r>
+        <w:t xml:space="preserve">doUpdateLog </w:t>
+      </w:r>
+    </w:p>
+    <w:p>
+      <w:pPr>
+        <w:ind w:left="1440"/>
+      </w:pPr>
+      <w:r>
+        <w:t>getLastReset</w:t>
+      </w:r>
+    </w:p>
+    <w:p>
+      <w:pPr>
+        <w:ind w:left="1440"/>
+      </w:pPr>
+      <w:r>
+        <w:t>setLastReset</w:t>
+      </w:r>
+    </w:p>
+    <w:p/>
+    <w:p/>
+    <w:p>
+      <w:pPr>
+        <w:ind w:left="1440"/>
+      </w:pPr>
+      <w:r>
+        <w:t>7.1.4</w:t>
+      </w:r>
+    </w:p>
+    <w:p>
+      <w:pPr>
+        <w:ind w:left="1440"/>
+      </w:pPr>
+      <w:r>
+        <w:t>Pump</w:t>
+      </w:r>
+    </w:p>
+    <w:p>
+      <w:pPr>
+        <w:ind w:left="1440"/>
+      </w:pPr>
+    </w:p>
+    <w:p>
+      <w:pPr>
+        <w:ind w:left="1440"/>
+        <w:rPr>
+          <w:u w:val="single"/>
+        </w:rPr>
+      </w:pPr>
+      <w:r>
+        <w:rPr>
+          <w:u w:val="single"/>
+        </w:rPr>
+        <w:t>Data Encapsulation:</w:t>
+      </w:r>
+    </w:p>
+    <w:p>
+      <w:pPr>
+        <w:ind w:left="1440"/>
+        <w:rPr>
+          <w:u w:val="single"/>
+        </w:rPr>
+      </w:pPr>
+    </w:p>
+    <w:p>
+      <w:pPr>
+        <w:ind w:left="1440"/>
+      </w:pPr>
+      <w:r>
+        <w:t>isActive</w:t>
+      </w:r>
+    </w:p>
+    <w:p>
+      <w:pPr>
+        <w:ind w:left="1440"/>
+      </w:pPr>
+      <w:r>
+        <w:t>isAuto</w:t>
+      </w:r>
+    </w:p>
+    <w:p>
+      <w:pPr>
+        <w:ind w:left="1440"/>
+      </w:pPr>
+      <w:r>
+        <w:t>currentWaterLevel</w:t>
+      </w:r>
+    </w:p>
+    <w:p>
+      <w:pPr>
+        <w:ind w:left="1440"/>
+      </w:pPr>
+    </w:p>
+    <w:p>
+      <w:pPr>
+        <w:ind w:left="1440"/>
+      </w:pPr>
+    </w:p>
+    <w:p>
+      <w:pPr>
+        <w:ind w:left="1440"/>
+      </w:pPr>
+    </w:p>
+    <w:p>
+      <w:pPr>
+        <w:ind w:left="1440"/>
+        <w:rPr>
+          <w:u w:val="single"/>
+        </w:rPr>
+      </w:pPr>
+      <w:r>
+        <w:rPr>
+          <w:u w:val="single"/>
+        </w:rPr>
+        <w:t>Methods Supported:</w:t>
+      </w:r>
+    </w:p>
+    <w:p/>
+    <w:p>
+      <w:r>
+        <w:tab/>
+      </w:r>
+      <w:r>
+        <w:tab/>
+        <w:t>Pump (Constructor)</w:t>
+      </w:r>
+    </w:p>
+    <w:p>
+      <w:r>
+        <w:tab/>
+      </w:r>
+      <w:r>
+        <w:tab/>
+        <w:t>readWaterSensor</w:t>
+      </w:r>
+    </w:p>
+    <w:p>
+      <w:r>
+        <w:tab/>
+      </w:r>
+      <w:r>
+        <w:tab/>
+        <w:t>getCurrWaterLevel</w:t>
+      </w:r>
+    </w:p>
+    <w:p>
+      <w:r>
+        <w:tab/>
+      </w:r>
+      <w:r>
+        <w:tab/>
+        <w:t>getActive</w:t>
+      </w:r>
+    </w:p>
+    <w:p>
+      <w:r>
+        <w:tab/>
+      </w:r>
+      <w:r>
+        <w:tab/>
+        <w:t>getAuto</w:t>
+      </w:r>
+    </w:p>
+    <w:p>
+      <w:r>
+        <w:tab/>
+      </w:r>
+      <w:r>
+        <w:tab/>
+        <w:t>turnOnPump</w:t>
+      </w:r>
+    </w:p>
+    <w:p>
+      <w:r>
+        <w:tab/>
+      </w:r>
+      <w:r>
+        <w:tab/>
+        <w:t>turnOffPump</w:t>
+      </w:r>
+    </w:p>
+    <w:p/>
+    <w:p>
+      <w:pPr>
+        <w:ind w:left="1440"/>
+      </w:pPr>
+      <w:r>
+        <w:t>7.1.5</w:t>
+      </w:r>
+    </w:p>
+    <w:p>
+      <w:pPr>
+        <w:ind w:left="1440"/>
+      </w:pPr>
+      <w:r>
+        <w:t>Water Sensor</w:t>
+      </w:r>
+    </w:p>
+    <w:p>
+      <w:pPr>
+        <w:ind w:left="1440"/>
+      </w:pPr>
+    </w:p>
+    <w:p>
+      <w:pPr>
+        <w:ind w:left="1440"/>
+        <w:rPr>
+          <w:u w:val="single"/>
+        </w:rPr>
+      </w:pPr>
+      <w:r>
+        <w:rPr>
+          <w:u w:val="single"/>
+        </w:rPr>
+        <w:t>Data Encapsulation:</w:t>
+      </w:r>
+    </w:p>
+    <w:p>
+      <w:pPr>
+        <w:ind w:left="1440"/>
+      </w:pPr>
+    </w:p>
+    <w:p>
+      <w:pPr>
+        <w:ind w:left="1440"/>
+      </w:pPr>
+      <w:r>
+        <w:t>isActive</w:t>
+      </w:r>
+    </w:p>
+    <w:p>
+      <w:pPr>
+        <w:ind w:left="1440"/>
+      </w:pPr>
+      <w:r>
+        <w:t>sensorType (Low or High)</w:t>
+      </w:r>
+    </w:p>
+    <w:p>
+      <w:pPr>
+        <w:ind w:left="720" w:firstLine="720"/>
+      </w:pPr>
+      <w:r>
+        <w:t>installDate</w:t>
+      </w:r>
+    </w:p>
+    <w:p>
+      <w:pPr>
+        <w:ind w:left="720" w:firstLine="720"/>
+      </w:pPr>
+      <w:r>
+        <w:t>lastReading</w:t>
+      </w:r>
+    </w:p>
+    <w:p>
+      <w:pPr>
+        <w:ind w:left="720" w:firstLine="720"/>
+      </w:pPr>
+      <w:r>
+        <w:t>minLevel</w:t>
+      </w:r>
+    </w:p>
+    <w:p>
+      <w:pPr>
+        <w:ind w:left="720" w:firstLine="720"/>
+      </w:pPr>
+      <w:r>
+        <w:t>maxLevel</w:t>
+      </w:r>
+    </w:p>
+    <w:p>
+      <w:pPr>
+        <w:ind w:left="1440"/>
+      </w:pPr>
+    </w:p>
+    <w:p>
+      <w:pPr>
+        <w:ind w:left="1440"/>
+      </w:pPr>
+    </w:p>
+    <w:p>
+      <w:pPr>
+        <w:ind w:left="1440"/>
+        <w:rPr>
+          <w:u w:val="single"/>
+        </w:rPr>
+      </w:pPr>
+      <w:r>
+        <w:rPr>
+          <w:u w:val="single"/>
+        </w:rPr>
+        <w:t>Methods Supported:</w:t>
+      </w:r>
+    </w:p>
+    <w:p/>
+    <w:p>
+      <w:pPr>
+        <w:ind w:left="720" w:firstLine="720"/>
+      </w:pPr>
+      <w:r>
+        <w:t>WaterSensor (Constructor)</w:t>
+      </w:r>
+    </w:p>
+    <w:p>
+      <w:pPr>
+        <w:ind w:left="720" w:firstLine="720"/>
+      </w:pPr>
+      <w:r>
+        <w:t>setMin</w:t>
+      </w:r>
+    </w:p>
+    <w:p>
+      <w:r>
+        <w:tab/>
+      </w:r>
+      <w:r>
+        <w:tab/>
+        <w:t>setMax</w:t>
+      </w:r>
+    </w:p>
+    <w:p>
+      <w:r>
+        <w:tab/>
+      </w:r>
+      <w:r>
+        <w:tab/>
+        <w:t>setLastReading</w:t>
+      </w:r>
+    </w:p>
+    <w:p>
+      <w:r>
+        <w:tab/>
+      </w:r>
+      <w:r>
+        <w:tab/>
+        <w:t>getInstallDate</w:t>
+      </w:r>
+    </w:p>
+    <w:p>
+      <w:r>
+        <w:tab/>
+      </w:r>
+      <w:r>
+        <w:tab/>
+        <w:t>getType</w:t>
+      </w:r>
+    </w:p>
+    <w:p>
+      <w:r>
+        <w:tab/>
+      </w:r>
+      <w:r>
+        <w:tab/>
+        <w:t>getActive</w:t>
+      </w:r>
+    </w:p>
+    <w:p>
+      <w:r>
+        <w:tab/>
+      </w:r>
+      <w:r>
+        <w:tab/>
+        <w:t>doRead</w:t>
+      </w:r>
+    </w:p>
+    <w:p>
+      <w:r>
+        <w:tab/>
+      </w:r>
+      <w:r>
+        <w:tab/>
+        <w:t>Activate</w:t>
+      </w:r>
+    </w:p>
+    <w:p>
+      <w:r>
+        <w:tab/>
+      </w:r>
+      <w:r>
+        <w:tab/>
+        <w:t>Deactivate</w:t>
+      </w:r>
+    </w:p>
+    <w:p/>
+    <w:p>
+      <w:pPr>
+        <w:ind w:left="1440"/>
+      </w:pPr>
+      <w:r>
+        <w:t>7.1.6</w:t>
+      </w:r>
+    </w:p>
+    <w:p>
+      <w:pPr>
+        <w:ind w:left="1440"/>
+      </w:pPr>
+      <w:r>
+        <w:t>Methane Sensor</w:t>
+      </w:r>
+    </w:p>
+    <w:p>
+      <w:pPr>
+        <w:ind w:left="1440"/>
+      </w:pPr>
+    </w:p>
+    <w:p>
+      <w:pPr>
+        <w:ind w:left="1440"/>
+        <w:rPr>
+          <w:u w:val="single"/>
+        </w:rPr>
+      </w:pPr>
+      <w:r>
+        <w:rPr>
+          <w:u w:val="single"/>
+        </w:rPr>
+        <w:t>Data Encapsulation:</w:t>
+      </w:r>
+    </w:p>
+    <w:p>
+      <w:pPr>
+        <w:ind w:left="1440"/>
+      </w:pPr>
+    </w:p>
+    <w:p>
+      <w:pPr>
+        <w:ind w:left="1440"/>
+      </w:pPr>
+      <w:r>
+        <w:t>isActive</w:t>
+      </w:r>
+    </w:p>
+    <w:p>
+      <w:pPr>
+        <w:ind w:left="1440"/>
+      </w:pPr>
+      <w:r>
+        <w:t>installDate</w:t>
+      </w:r>
+    </w:p>
+    <w:p>
+      <w:pPr>
+        <w:ind w:left="1440"/>
+      </w:pPr>
+      <w:r>
+        <w:t>lastReading</w:t>
+      </w:r>
+    </w:p>
+    <w:p>
+      <w:pPr>
+        <w:ind w:left="1440"/>
+      </w:pPr>
+      <w:r>
+        <w:t>maxLevel</w:t>
+      </w:r>
+    </w:p>
+    <w:p>
+      <w:pPr>
+        <w:ind w:left="1440"/>
+      </w:pPr>
+    </w:p>
+    <w:p>
+      <w:pPr>
+        <w:ind w:left="1440"/>
+      </w:pPr>
+    </w:p>
+    <w:p>
+      <w:pPr>
+        <w:ind w:left="1440"/>
+        <w:rPr>
+          <w:u w:val="single"/>
+        </w:rPr>
+      </w:pPr>
+      <w:r>
+        <w:rPr>
+          <w:u w:val="single"/>
+        </w:rPr>
+        <w:lastRenderedPageBreak/>
+        <w:t>Methods Supported:</w:t>
+      </w:r>
+    </w:p>
+    <w:p>
+      <w:pPr>
+        <w:ind w:left="1440"/>
+      </w:pPr>
+    </w:p>
+    <w:p>
+      <w:pPr>
+        <w:ind w:left="1440"/>
+      </w:pPr>
+      <w:r>
+        <w:t>MethaneSensor (Constructor)</w:t>
+      </w:r>
+    </w:p>
+    <w:p>
+      <w:pPr>
+        <w:ind w:left="1440"/>
+      </w:pPr>
+      <w:r>
+        <w:t>getInstallDate</w:t>
+      </w:r>
+    </w:p>
+    <w:p>
+      <w:pPr>
+        <w:ind w:left="1440"/>
+      </w:pPr>
+      <w:r>
+        <w:t>getActive</w:t>
+      </w:r>
+    </w:p>
+    <w:p>
+      <w:pPr>
+        <w:ind w:left="1440"/>
+      </w:pPr>
+      <w:r>
+        <w:t>getLastReading</w:t>
+      </w:r>
+    </w:p>
+    <w:p>
+      <w:pPr>
+        <w:ind w:left="1440"/>
+      </w:pPr>
+      <w:r>
+        <w:t>doRead</w:t>
+      </w:r>
+    </w:p>
+    <w:p>
+      <w:pPr>
+        <w:ind w:left="1440"/>
+      </w:pPr>
+      <w:r>
+        <w:t>setMax</w:t>
+      </w:r>
+    </w:p>
+    <w:p>
+      <w:pPr>
+        <w:ind w:left="1440"/>
+      </w:pPr>
+      <w:r>
+        <w:t>getMax</w:t>
+      </w:r>
+    </w:p>
+    <w:p>
+      <w:pPr>
+        <w:ind w:left="1440"/>
+      </w:pPr>
+      <w:r>
+        <w:t>Activate</w:t>
+      </w:r>
+    </w:p>
+    <w:p>
+      <w:pPr>
+        <w:ind w:left="1440"/>
+      </w:pPr>
+      <w:r>
+        <w:t>Deactivate</w:t>
+      </w:r>
+    </w:p>
+    <w:p>
+      <w:pPr>
+        <w:ind w:left="1440"/>
+      </w:pPr>
+    </w:p>
+    <w:p>
+      <w:pPr>
+        <w:ind w:left="1440"/>
+      </w:pPr>
+      <w:r>
+        <w:t>7.1.7</w:t>
+      </w:r>
+    </w:p>
+    <w:p>
+      <w:pPr>
+        <w:ind w:left="1440"/>
+      </w:pPr>
+      <w:r>
+        <w:t>Alarm</w:t>
+      </w:r>
+    </w:p>
+    <w:p>
+      <w:pPr>
+        <w:ind w:left="1440"/>
+      </w:pPr>
+    </w:p>
+    <w:p>
+      <w:pPr>
+        <w:ind w:left="1440"/>
+        <w:rPr>
+          <w:u w:val="single"/>
+        </w:rPr>
+      </w:pPr>
+      <w:r>
+        <w:rPr>
+          <w:u w:val="single"/>
+        </w:rPr>
+        <w:t>Data Encapsulation:</w:t>
+      </w:r>
+    </w:p>
+    <w:p>
+      <w:pPr>
+        <w:ind w:left="1440"/>
+      </w:pPr>
+      <w:r>
+        <w:t>isActive</w:t>
+      </w:r>
+    </w:p>
+    <w:p>
+      <w:pPr>
+        <w:ind w:left="1440"/>
+      </w:pPr>
+      <w:r>
+        <w:t>isArmed</w:t>
+      </w:r>
+    </w:p>
+    <w:p>
+      <w:pPr>
+        <w:ind w:left="1440"/>
+      </w:pPr>
+      <w:r>
+        <w:t>timesActive</w:t>
+      </w:r>
+    </w:p>
+    <w:p>
+      <w:pPr>
+        <w:ind w:left="1440"/>
+      </w:pPr>
+      <w:r>
+        <w:t>installDate</w:t>
+      </w:r>
+    </w:p>
+    <w:p>
+      <w:pPr>
+        <w:ind w:left="1440"/>
+      </w:pPr>
+    </w:p>
+    <w:p>
+      <w:pPr>
+        <w:ind w:left="1440"/>
+        <w:rPr>
+          <w:u w:val="single"/>
+        </w:rPr>
+      </w:pPr>
+      <w:r>
+        <w:rPr>
+          <w:u w:val="single"/>
+        </w:rPr>
+        <w:t>Methods Supported:</w:t>
+      </w:r>
+    </w:p>
+    <w:p>
+      <w:pPr>
+        <w:ind w:left="1440"/>
+      </w:pPr>
+    </w:p>
+    <w:p>
+      <w:r>
+        <w:tab/>
+      </w:r>
+      <w:r>
+        <w:tab/>
+        <w:t>Alarm (Constructor)</w:t>
+      </w:r>
+    </w:p>
+    <w:p>
+      <w:pPr>
+        <w:ind w:left="720" w:firstLine="720"/>
+      </w:pPr>
+      <w:r>
+        <w:t>Activate</w:t>
+      </w:r>
+    </w:p>
+    <w:p>
+      <w:r>
+        <w:tab/>
+      </w:r>
+      <w:r>
+        <w:tab/>
+        <w:t>Arm</w:t>
+      </w:r>
+    </w:p>
+    <w:p>
+      <w:r>
+        <w:tab/>
+      </w:r>
+      <w:r>
+        <w:tab/>
+        <w:t>Disarm</w:t>
+      </w:r>
+    </w:p>
+    <w:p>
+      <w:r>
+        <w:tab/>
+      </w:r>
+      <w:r>
+        <w:tab/>
+        <w:t>getInstallDate</w:t>
+      </w:r>
+    </w:p>
+    <w:p>
+      <w:r>
+        <w:tab/>
+      </w:r>
+      <w:r>
+        <w:tab/>
+        <w:t>getTimesActive</w:t>
+      </w:r>
+    </w:p>
+    <w:p>
+      <w:r>
+        <w:tab/>
+      </w:r>
+      <w:r>
+        <w:tab/>
+        <w:t>getArmed</w:t>
+      </w:r>
+    </w:p>
+    <w:p/>
+    <w:p>
+      <w:r>
+        <w:tab/>
+      </w:r>
+      <w:r>
+        <w:tab/>
+        <w:t>7.1.8</w:t>
+      </w:r>
+    </w:p>
+    <w:p>
+      <w:r>
+        <w:tab/>
+      </w:r>
+      <w:r>
+        <w:tab/>
+        <w:t xml:space="preserve">Log </w:t>
+      </w:r>
+    </w:p>
+    <w:p/>
+    <w:p>
+      <w:r>
+        <w:tab/>
+      </w:r>
+      <w:r>
+        <w:tab/>
+      </w:r>
+      <w:r>
+        <w:rPr>
+          <w:u w:val="single"/>
+        </w:rPr>
+        <w:t>Data Encapsulation:</w:t>
+      </w:r>
+    </w:p>
+    <w:p>
+      <w:r>
+        <w:tab/>
+      </w:r>
+      <w:r>
+        <w:tab/>
+      </w:r>
+    </w:p>
+    <w:p>
+      <w:r>
+        <w:tab/>
+      </w:r>
+      <w:r>
+        <w:tab/>
+        <w:t>lastModified</w:t>
+      </w:r>
+    </w:p>
+    <w:p>
+      <w:r>
+        <w:tab/>
+      </w:r>
+      <w:r>
+        <w:tab/>
+        <w:t>modified</w:t>
+      </w:r>
+    </w:p>
+    <w:p>
+      <w:r>
+        <w:tab/>
+      </w:r>
+      <w:r>
+        <w:tab/>
+      </w:r>
+    </w:p>
+    <w:p>
+      <w:r>
+        <w:tab/>
+      </w:r>
+      <w:r>
+        <w:tab/>
+      </w:r>
+      <w:r>
+        <w:rPr>
+          <w:u w:val="single"/>
+        </w:rPr>
+        <w:t>Methods Supported:</w:t>
+      </w:r>
+    </w:p>
+    <w:p>
+      <w:r>
+        <w:tab/>
+      </w:r>
+      <w:r>
+        <w:tab/>
+      </w:r>
+    </w:p>
+    <w:p>
+      <w:r>
+        <w:tab/>
+      </w:r>
+      <w:r>
+        <w:tab/>
+        <w:t>Log (Constructor)</w:t>
+      </w:r>
+    </w:p>
+    <w:p>
+      <w:r>
+        <w:tab/>
+      </w:r>
+      <w:r>
+        <w:tab/>
+        <w:t>writeToLog</w:t>
+      </w:r>
+    </w:p>
+    <w:p>
+      <w:r>
+        <w:tab/>
+      </w:r>
+      <w:r>
+        <w:tab/>
+        <w:t>readLog</w:t>
+      </w:r>
+    </w:p>
+    <w:p>
+      <w:r>
+        <w:tab/>
+      </w:r>
+      <w:r>
+        <w:tab/>
+        <w:t>appendNote</w:t>
+      </w:r>
+    </w:p>
+    <w:p>
+      <w:r>
+        <w:tab/>
+      </w:r>
+      <w:r>
+        <w:tab/>
+        <w:t>saveLog</w:t>
+      </w:r>
+    </w:p>
+    <w:p>
+      <w:r>
+        <w:tab/>
+      </w:r>
+      <w:r>
+        <w:tab/>
+      </w:r>
+    </w:p>
+    <w:p>
+      <w:pPr>
+        <w:ind w:left="1440"/>
+      </w:pPr>
+    </w:p>
+    <w:p>
+      <w:pPr>
+        <w:pStyle w:val="Heading2"/>
+        <w:numPr>
+          <w:ilvl w:val="1"/>
+          <w:numId w:val="4"/>
+        </w:numPr>
+      </w:pPr>
+      <w:bookmarkStart w:id="34" w:name="_Toc222478442"/>
+      <w:r>
+        <w:t>Class Diagrams</w:t>
+      </w:r>
+      <w:bookmarkEnd w:id="34"/>
+    </w:p>
+    <w:p>
+      <w:pPr>
+        <w:ind w:left="1440"/>
+      </w:pPr>
+    </w:p>
+    <w:p>
+      <w:r>
+        <w:rPr>
+          <w:noProof/>
+        </w:rPr>
+        <w:lastRenderedPageBreak/>
+        <w:drawing>
+          <wp:inline distT="0" distB="0" distL="0" distR="0" wp14:anchorId="5DA6B45D" wp14:editId="5F62453A">
+            <wp:extent cx="5486400" cy="3218815"/>
+            <wp:effectExtent l="0" t="0" r="0" b="0"/>
+            <wp:docPr id="297466120" name="Picture 1"/>
+            <wp:cNvGraphicFramePr>
+              <a:graphicFrameLocks xmlns:a="http://schemas.openxmlformats.org/drawingml/2006/main" noChangeAspect="1"/>
+            </wp:cNvGraphicFramePr>
+            <a:graphic xmlns:a="http://schemas.openxmlformats.org/drawingml/2006/main">
+              <a:graphicData uri="http://schemas.openxmlformats.org/drawingml/2006/picture">
+                <pic:pic xmlns:pic="http://schemas.openxmlformats.org/drawingml/2006/picture">
+                  <pic:nvPicPr>
+                    <pic:cNvPr id="297466120" name=""/>
+                    <pic:cNvPicPr/>
+                  </pic:nvPicPr>
+                  <pic:blipFill>
+                    <a:blip r:embed="rId20"/>
+                    <a:stretch>
+                      <a:fillRect/>
+                    </a:stretch>
+                  </pic:blipFill>
+                  <pic:spPr>
+                    <a:xfrm>
+                      <a:off x="0" y="0"/>
+                      <a:ext cx="5486400" cy="3218815"/>
+                    </a:xfrm>
+                    <a:prstGeom prst="rect">
+                      <a:avLst/>
+                    </a:prstGeom>
+                  </pic:spPr>
+                </pic:pic>
+              </a:graphicData>
+            </a:graphic>
+          </wp:inline>
+        </w:drawing>
+      </w:r>
+    </w:p>
+    <w:p/>
+    <w:p>
+      <w:r>
+        <w:t xml:space="preserve">In the MPC Class Diagram shown above, there are 8 different abstract data types. They are as follows: Operator, Supervisor, Automatic, Log, Pump, Alarm, Methane Sensor, Water Sensor. The listed will function as the class breakdown of the full application. From the list, Operator will pertain to general user controls, such as Pump Controls (turnOnPump, turnOffPump), but also being able to log in and out, or examine logs (readLog). Supervisors will inherit those general controls from the Operator class, overriding some existing methods to perform them at an elevated security level (forceOnPump, forceOffPump, readMoreLog, appendNote, and Restart for the pumps). Automatic is similar in the way Operator works, with the difference being that there are no human controls and there is only ever one at any given point. It is in charge of the same pump controls as an Operator, but also holds full authority over the methane system (doRead, Activate). Additionally, it will keep the log up-to-date (saveLog) and requires restarts after supervisor pump actions. Conveniently, the Log is next, and there will only ever be one instance of a log, even though many Operators or Supervisors may interact with the features it provides. Following this is the Pump class, which possesses a very wide public interface for other classes to interact with, which is the whole MPC system as a whole. To perform as intended, it does need to obtain precise readings of the current water level (doRead). Next, is the alarm, there can be many of these tied to one automatic system, and each of them have their own different attributes. The date of installation, whether it is active or armed, and times it was activated. Additionally, it comes with methods to help both obtain information about those attributes but arm or disarm the alarm. Finally, the last two, but arguably most important, are the sensors. The methane sensor frequently uses the doRead method for the Automatic class, to constantly keep track of how much methane is present in the mine. Meanwhile, the water sensor which is implicitly used by the Automatic class through the Pump class, helps the Automatic class determine if it needs to run the pump system or not. Both sensor types have differing attributes to keep track of information that may prove useful to the actors, or the MPC system as a whole, and have getters or setters to accomplish that task to the fullest. </w:t>
+      </w:r>
+    </w:p>
+    <w:p/>
+    <w:p/>
+    <w:p>
+      <w:pPr>
+        <w:pStyle w:val="Heading1"/>
+        <w:numPr>
+          <w:ilvl w:val="0"/>
+          <w:numId w:val="4"/>
+        </w:numPr>
+      </w:pPr>
+      <w:bookmarkStart w:id="35" w:name="_UML_Sequence_Diagrams"/>
+      <w:bookmarkStart w:id="36" w:name="_Toc222478443"/>
+      <w:bookmarkEnd w:id="35"/>
+      <w:r>
+        <w:lastRenderedPageBreak/>
+        <w:t>UML Sequence Diagrams</w:t>
+      </w:r>
+      <w:bookmarkEnd w:id="36"/>
+    </w:p>
+    <w:p>
+      <w:pPr>
+        <w:pStyle w:val="Heading2"/>
+        <w:numPr>
+          <w:ilvl w:val="1"/>
+          <w:numId w:val="4"/>
+        </w:numPr>
+      </w:pPr>
+      <w:bookmarkStart w:id="37" w:name="_Toc222478444"/>
+      <w:r>
+        <w:t>Auto Actor and the MPC System</w:t>
+      </w:r>
+      <w:bookmarkEnd w:id="37"/>
+    </w:p>
+    <w:p>
+      <w:r>
+        <w:rPr>
+          <w:noProof/>
+        </w:rPr>
+        <w:drawing>
+          <wp:inline distT="0" distB="0" distL="0" distR="0" wp14:anchorId="58069C0F" wp14:editId="109DCB10">
+            <wp:extent cx="5486400" cy="4725035"/>
+            <wp:effectExtent l="0" t="0" r="0" b="0"/>
+            <wp:docPr id="185240203" name="Picture 1"/>
+            <wp:cNvGraphicFramePr>
+              <a:graphicFrameLocks xmlns:a="http://schemas.openxmlformats.org/drawingml/2006/main" noChangeAspect="1"/>
+            </wp:cNvGraphicFramePr>
+            <a:graphic xmlns:a="http://schemas.openxmlformats.org/drawingml/2006/main">
+              <a:graphicData uri="http://schemas.openxmlformats.org/drawingml/2006/picture">
+                <pic:pic xmlns:pic="http://schemas.openxmlformats.org/drawingml/2006/picture">
+                  <pic:nvPicPr>
+                    <pic:cNvPr id="185240203" name=""/>
+                    <pic:cNvPicPr/>
+                  </pic:nvPicPr>
+                  <pic:blipFill>
+                    <a:blip r:embed="rId21"/>
+                    <a:stretch>
+                      <a:fillRect/>
+                    </a:stretch>
+                  </pic:blipFill>
+                  <pic:spPr>
+                    <a:xfrm>
+                      <a:off x="0" y="0"/>
+                      <a:ext cx="5486400" cy="4725035"/>
+                    </a:xfrm>
+                    <a:prstGeom prst="rect">
+                      <a:avLst/>
+                    </a:prstGeom>
+                  </pic:spPr>
+                </pic:pic>
+              </a:graphicData>
+            </a:graphic>
+          </wp:inline>
+        </w:drawing>
+      </w:r>
+    </w:p>
+    <w:p>
+      <w:r>
+        <w:t xml:space="preserve">The above diagram showcases the Automatic System actor performing its execution of methods. It is expected to retrieve information regarding the water and methane sensors, determining whether it should: activate the alarms, starting the pump, disable the pump, or simply do nothing. It can also receive an incoming message by a supervisor to issue a restart which will reengage its systems. </w:t>
+      </w:r>
+    </w:p>
+    <w:p>
+      <w:pPr>
+        <w:pStyle w:val="Heading2"/>
+        <w:numPr>
+          <w:ilvl w:val="1"/>
+          <w:numId w:val="4"/>
+        </w:numPr>
+      </w:pPr>
+      <w:bookmarkStart w:id="38" w:name="_Toc222478445"/>
+      <w:r>
+        <w:lastRenderedPageBreak/>
+        <w:t>Operator Actor and the MPC System</w:t>
+      </w:r>
+      <w:bookmarkEnd w:id="38"/>
+    </w:p>
+    <w:p>
+      <w:r>
+        <w:rPr>
+          <w:noProof/>
+        </w:rPr>
+        <w:drawing>
+          <wp:inline distT="0" distB="0" distL="0" distR="0" wp14:anchorId="1083CF9A" wp14:editId="2BBFEF8F">
+            <wp:extent cx="5486400" cy="5429250"/>
+            <wp:effectExtent l="0" t="0" r="0" b="0"/>
+            <wp:docPr id="1198281276" name="Picture 1"/>
+            <wp:cNvGraphicFramePr>
+              <a:graphicFrameLocks xmlns:a="http://schemas.openxmlformats.org/drawingml/2006/main" noChangeAspect="1"/>
+            </wp:cNvGraphicFramePr>
+            <a:graphic xmlns:a="http://schemas.openxmlformats.org/drawingml/2006/main">
+              <a:graphicData uri="http://schemas.openxmlformats.org/drawingml/2006/picture">
+                <pic:pic xmlns:pic="http://schemas.openxmlformats.org/drawingml/2006/picture">
+                  <pic:nvPicPr>
+                    <pic:cNvPr id="1198281276" name=""/>
+                    <pic:cNvPicPr/>
+                  </pic:nvPicPr>
+                  <pic:blipFill>
+                    <a:blip r:embed="rId22"/>
+                    <a:stretch>
+                      <a:fillRect/>
+                    </a:stretch>
+                  </pic:blipFill>
+                  <pic:spPr>
+                    <a:xfrm>
+                      <a:off x="0" y="0"/>
+                      <a:ext cx="5486400" cy="5429250"/>
+                    </a:xfrm>
+                    <a:prstGeom prst="rect">
+                      <a:avLst/>
+                    </a:prstGeom>
+                  </pic:spPr>
+                </pic:pic>
+              </a:graphicData>
+            </a:graphic>
+          </wp:inline>
+        </w:drawing>
+      </w:r>
+    </w:p>
+    <w:p>
+      <w:r>
+        <w:t xml:space="preserve">The above diagram represents the Operator actor and its relation to the MPC system. The operator role logs into the system, regularly reads logs, and may choose to turn on the pump to keep water levels from reaching the dangerous levels. They may also turn off the pump if its in safe enough levels to do so. When they are done managing the system, they log out. </w:t>
+      </w:r>
+    </w:p>
+    <w:p>
+      <w:pPr>
+        <w:pStyle w:val="Heading2"/>
+        <w:numPr>
+          <w:ilvl w:val="1"/>
+          <w:numId w:val="4"/>
+        </w:numPr>
+      </w:pPr>
+      <w:bookmarkStart w:id="39" w:name="_Toc222478446"/>
+      <w:r>
+        <w:t>Supervisor Actor and the MPC System</w:t>
+      </w:r>
+      <w:bookmarkEnd w:id="39"/>
+    </w:p>
+    <w:p/>
+    <w:p>
+      <w:r>
+        <w:rPr>
+          <w:noProof/>
+        </w:rPr>
+        <w:lastRenderedPageBreak/>
+        <w:drawing>
+          <wp:inline distT="0" distB="0" distL="0" distR="0" wp14:anchorId="7D5605A8" wp14:editId="6823ED86">
+            <wp:extent cx="5486400" cy="2820670"/>
+            <wp:effectExtent l="0" t="0" r="0" b="0"/>
+            <wp:docPr id="1058165962" name="Picture 1"/>
+            <wp:cNvGraphicFramePr>
+              <a:graphicFrameLocks xmlns:a="http://schemas.openxmlformats.org/drawingml/2006/main" noChangeAspect="1"/>
+            </wp:cNvGraphicFramePr>
+            <a:graphic xmlns:a="http://schemas.openxmlformats.org/drawingml/2006/main">
+              <a:graphicData uri="http://schemas.openxmlformats.org/drawingml/2006/picture">
+                <pic:pic xmlns:pic="http://schemas.openxmlformats.org/drawingml/2006/picture">
+                  <pic:nvPicPr>
+                    <pic:cNvPr id="1058165962" name=""/>
+                    <pic:cNvPicPr/>
+                  </pic:nvPicPr>
+                  <pic:blipFill>
+                    <a:blip r:embed="rId23"/>
+                    <a:stretch>
+                      <a:fillRect/>
+                    </a:stretch>
+                  </pic:blipFill>
+                  <pic:spPr>
+                    <a:xfrm>
+                      <a:off x="0" y="0"/>
+                      <a:ext cx="5486400" cy="2820670"/>
+                    </a:xfrm>
+                    <a:prstGeom prst="rect">
+                      <a:avLst/>
+                    </a:prstGeom>
+                  </pic:spPr>
+                </pic:pic>
+              </a:graphicData>
+            </a:graphic>
+          </wp:inline>
+        </w:drawing>
+      </w:r>
+    </w:p>
+    <w:p>
+      <w:r>
+        <w:t>Finally, there is the Supervisor Actor’s relation to the MPC system and the additional Auto actor. Supervisors will log in, regularly check logs, and possibly add notes to specific events. Then, they can issue a control that overrides the system protections and automatic flow to either switch on the pumps or shut them off. When they are done, they should consider restarting the automatic system in place before logging out.</w:t>
+      </w:r>
     </w:p>
     <w:p/>
     <w:sectPr>
@@ -7626,6 +11814,1608 @@
 <file path=word/numbering.xml><?xml version="1.0" encoding="utf-8"?>
 <w:numbering xmlns:wpc="http://schemas.microsoft.com/office/word/2010/wordprocessingCanvas" xmlns:cx="http://schemas.microsoft.com/office/drawing/2014/chartex" xmlns:cx1="http://schemas.microsoft.com/office/drawing/2015/9/8/chartex" xmlns:cx2="http://schemas.microsoft.com/office/drawing/2015/10/21/chartex" xmlns:cx3="http://schemas.microsoft.com/office/drawing/2016/5/9/chartex" xmlns:cx4="http://schemas.microsoft.com/office/drawing/2016/5/10/chartex" xmlns:cx5="http://schemas.microsoft.com/office/drawing/2016/5/11/chartex" xmlns:cx6="http://schemas.microsoft.com/office/drawing/2016/5/12/chartex" xmlns:cx7="http://schemas.microsoft.com/office/drawing/2016/5/13/chartex" xmlns:cx8="http://schemas.microsoft.com/office/drawing/2016/5/14/chartex" xmlns:mc="http://schemas.openxmlformats.org/markup-compatibility/2006" xmlns:aink="http://schemas.microsoft.com/office/drawing/2016/ink" xmlns:am3d="http://schemas.microsoft.com/office/drawing/2017/model3d" xmlns:o="urn:schemas-microsoft-com:office:office" xmlns:oel="http://schemas.microsoft.com/office/2019/extlst" xmlns:r="http://schemas.openxmlformats.org/officeDocument/2006/relationships" xmlns:m="http://schemas.openxmlformats.org/officeDocument/2006/math" xmlns:v="urn:schemas-microsoft-com:vml" xmlns:wp14="http://schemas.microsoft.com/office/word/2010/wordprocessingDrawing" xmlns:wp="http://schemas.openxmlformats.org/drawingml/2006/wordprocessingDrawing" xmlns:w10="urn:schemas-microsoft-com:office:word" xmlns:w="http://schemas.openxmlformats.org/wordprocessingml/2006/main" xmlns:w14="http://schemas.microsoft.com/office/word/2010/wordml" xmlns:w15="http://schemas.microsoft.com/office/word/2012/wordml" xmlns:w16cex="http://schemas.microsoft.com/office/word/2018/wordml/cex" xmlns:w16cid="http://schemas.microsoft.com/office/word/2016/wordml/cid" xmlns:w16="http://schemas.microsoft.com/office/word/2018/wordml" xmlns:w16du="http://schemas.microsoft.com/office/word/2023/wordml/word16du" xmlns:w16sdtdh="http://schemas.microsoft.com/office/word/2020/wordml/sdtdatahash" xmlns:w16sdtfl="http://schemas.microsoft.com/office/word/2024/wordml/sdtformatlock" xmlns:w16se="http://schemas.microsoft.com/office/word/2015/wordml/symex" xmlns:wpg="http://schemas.microsoft.com/office/word/2010/wordprocessingGroup" xmlns:wpi="http://schemas.microsoft.com/office/word/2010/wordprocessingInk" xmlns:wne="http://schemas.microsoft.com/office/word/2006/wordml" xmlns:wps="http://schemas.microsoft.com/office/word/2010/wordprocessingShape" mc:Ignorable="w14 w15 w16se w16cid w16 w16cex w16sdtdh w16sdtfl w16du wp14">
   <w:abstractNum w:abstractNumId="0" w15:restartNumberingAfterBreak="0">
+    <w:nsid w:val="03726678"/>
+    <w:multiLevelType w:val="hybridMultilevel"/>
+    <w:tmpl w:val="BBF09B34"/>
+    <w:lvl w:ilvl="0" w:tplc="41AA7E68">
+      <w:start w:val="1"/>
+      <w:numFmt w:val="decimal"/>
+      <w:lvlText w:val="%1."/>
+      <w:lvlJc w:val="left"/>
+      <w:pPr>
+        <w:ind w:left="2520" w:hanging="360"/>
+      </w:pPr>
+      <w:rPr>
+        <w:rFonts w:hint="default"/>
+      </w:rPr>
+    </w:lvl>
+    <w:lvl w:ilvl="1" w:tplc="04090019" w:tentative="1">
+      <w:start w:val="1"/>
+      <w:numFmt w:val="lowerLetter"/>
+      <w:lvlText w:val="%2."/>
+      <w:lvlJc w:val="left"/>
+      <w:pPr>
+        <w:ind w:left="3240" w:hanging="360"/>
+      </w:pPr>
+    </w:lvl>
+    <w:lvl w:ilvl="2" w:tplc="0409001B" w:tentative="1">
+      <w:start w:val="1"/>
+      <w:numFmt w:val="lowerRoman"/>
+      <w:lvlText w:val="%3."/>
+      <w:lvlJc w:val="right"/>
+      <w:pPr>
+        <w:ind w:left="3960" w:hanging="180"/>
+      </w:pPr>
+    </w:lvl>
+    <w:lvl w:ilvl="3" w:tplc="0409000F" w:tentative="1">
+      <w:start w:val="1"/>
+      <w:numFmt w:val="decimal"/>
+      <w:lvlText w:val="%4."/>
+      <w:lvlJc w:val="left"/>
+      <w:pPr>
+        <w:ind w:left="4680" w:hanging="360"/>
+      </w:pPr>
+    </w:lvl>
+    <w:lvl w:ilvl="4" w:tplc="04090019" w:tentative="1">
+      <w:start w:val="1"/>
+      <w:numFmt w:val="lowerLetter"/>
+      <w:lvlText w:val="%5."/>
+      <w:lvlJc w:val="left"/>
+      <w:pPr>
+        <w:ind w:left="5400" w:hanging="360"/>
+      </w:pPr>
+    </w:lvl>
+    <w:lvl w:ilvl="5" w:tplc="0409001B" w:tentative="1">
+      <w:start w:val="1"/>
+      <w:numFmt w:val="lowerRoman"/>
+      <w:lvlText w:val="%6."/>
+      <w:lvlJc w:val="right"/>
+      <w:pPr>
+        <w:ind w:left="6120" w:hanging="180"/>
+      </w:pPr>
+    </w:lvl>
+    <w:lvl w:ilvl="6" w:tplc="0409000F" w:tentative="1">
+      <w:start w:val="1"/>
+      <w:numFmt w:val="decimal"/>
+      <w:lvlText w:val="%7."/>
+      <w:lvlJc w:val="left"/>
+      <w:pPr>
+        <w:ind w:left="6840" w:hanging="360"/>
+      </w:pPr>
+    </w:lvl>
+    <w:lvl w:ilvl="7" w:tplc="04090019" w:tentative="1">
+      <w:start w:val="1"/>
+      <w:numFmt w:val="lowerLetter"/>
+      <w:lvlText w:val="%8."/>
+      <w:lvlJc w:val="left"/>
+      <w:pPr>
+        <w:ind w:left="7560" w:hanging="360"/>
+      </w:pPr>
+    </w:lvl>
+    <w:lvl w:ilvl="8" w:tplc="0409001B" w:tentative="1">
+      <w:start w:val="1"/>
+      <w:numFmt w:val="lowerRoman"/>
+      <w:lvlText w:val="%9."/>
+      <w:lvlJc w:val="right"/>
+      <w:pPr>
+        <w:ind w:left="8280" w:hanging="180"/>
+      </w:pPr>
+    </w:lvl>
+  </w:abstractNum>
+  <w:abstractNum w:abstractNumId="1" w15:restartNumberingAfterBreak="0">
+    <w:nsid w:val="0B0C7D8E"/>
+    <w:multiLevelType w:val="hybridMultilevel"/>
+    <w:tmpl w:val="6C72D7E6"/>
+    <w:lvl w:ilvl="0" w:tplc="EE5000D0">
+      <w:start w:val="1"/>
+      <w:numFmt w:val="decimal"/>
+      <w:lvlText w:val="%1."/>
+      <w:lvlJc w:val="left"/>
+      <w:pPr>
+        <w:ind w:left="2520" w:hanging="360"/>
+      </w:pPr>
+      <w:rPr>
+        <w:rFonts w:hint="default"/>
+      </w:rPr>
+    </w:lvl>
+    <w:lvl w:ilvl="1" w:tplc="04090019" w:tentative="1">
+      <w:start w:val="1"/>
+      <w:numFmt w:val="lowerLetter"/>
+      <w:lvlText w:val="%2."/>
+      <w:lvlJc w:val="left"/>
+      <w:pPr>
+        <w:ind w:left="3240" w:hanging="360"/>
+      </w:pPr>
+    </w:lvl>
+    <w:lvl w:ilvl="2" w:tplc="0409001B" w:tentative="1">
+      <w:start w:val="1"/>
+      <w:numFmt w:val="lowerRoman"/>
+      <w:lvlText w:val="%3."/>
+      <w:lvlJc w:val="right"/>
+      <w:pPr>
+        <w:ind w:left="3960" w:hanging="180"/>
+      </w:pPr>
+    </w:lvl>
+    <w:lvl w:ilvl="3" w:tplc="0409000F" w:tentative="1">
+      <w:start w:val="1"/>
+      <w:numFmt w:val="decimal"/>
+      <w:lvlText w:val="%4."/>
+      <w:lvlJc w:val="left"/>
+      <w:pPr>
+        <w:ind w:left="4680" w:hanging="360"/>
+      </w:pPr>
+    </w:lvl>
+    <w:lvl w:ilvl="4" w:tplc="04090019" w:tentative="1">
+      <w:start w:val="1"/>
+      <w:numFmt w:val="lowerLetter"/>
+      <w:lvlText w:val="%5."/>
+      <w:lvlJc w:val="left"/>
+      <w:pPr>
+        <w:ind w:left="5400" w:hanging="360"/>
+      </w:pPr>
+    </w:lvl>
+    <w:lvl w:ilvl="5" w:tplc="0409001B" w:tentative="1">
+      <w:start w:val="1"/>
+      <w:numFmt w:val="lowerRoman"/>
+      <w:lvlText w:val="%6."/>
+      <w:lvlJc w:val="right"/>
+      <w:pPr>
+        <w:ind w:left="6120" w:hanging="180"/>
+      </w:pPr>
+    </w:lvl>
+    <w:lvl w:ilvl="6" w:tplc="0409000F" w:tentative="1">
+      <w:start w:val="1"/>
+      <w:numFmt w:val="decimal"/>
+      <w:lvlText w:val="%7."/>
+      <w:lvlJc w:val="left"/>
+      <w:pPr>
+        <w:ind w:left="6840" w:hanging="360"/>
+      </w:pPr>
+    </w:lvl>
+    <w:lvl w:ilvl="7" w:tplc="04090019" w:tentative="1">
+      <w:start w:val="1"/>
+      <w:numFmt w:val="lowerLetter"/>
+      <w:lvlText w:val="%8."/>
+      <w:lvlJc w:val="left"/>
+      <w:pPr>
+        <w:ind w:left="7560" w:hanging="360"/>
+      </w:pPr>
+    </w:lvl>
+    <w:lvl w:ilvl="8" w:tplc="0409001B" w:tentative="1">
+      <w:start w:val="1"/>
+      <w:numFmt w:val="lowerRoman"/>
+      <w:lvlText w:val="%9."/>
+      <w:lvlJc w:val="right"/>
+      <w:pPr>
+        <w:ind w:left="8280" w:hanging="180"/>
+      </w:pPr>
+    </w:lvl>
+  </w:abstractNum>
+  <w:abstractNum w:abstractNumId="2" w15:restartNumberingAfterBreak="0">
+    <w:nsid w:val="0B6A062E"/>
+    <w:multiLevelType w:val="hybridMultilevel"/>
+    <w:tmpl w:val="4DC86C0E"/>
+    <w:lvl w:ilvl="0" w:tplc="84D66AE4">
+      <w:start w:val="1"/>
+      <w:numFmt w:val="decimal"/>
+      <w:lvlText w:val="%1."/>
+      <w:lvlJc w:val="left"/>
+      <w:pPr>
+        <w:ind w:left="2520" w:hanging="360"/>
+      </w:pPr>
+      <w:rPr>
+        <w:rFonts w:hint="default"/>
+      </w:rPr>
+    </w:lvl>
+    <w:lvl w:ilvl="1" w:tplc="04090019" w:tentative="1">
+      <w:start w:val="1"/>
+      <w:numFmt w:val="lowerLetter"/>
+      <w:lvlText w:val="%2."/>
+      <w:lvlJc w:val="left"/>
+      <w:pPr>
+        <w:ind w:left="3240" w:hanging="360"/>
+      </w:pPr>
+    </w:lvl>
+    <w:lvl w:ilvl="2" w:tplc="0409001B" w:tentative="1">
+      <w:start w:val="1"/>
+      <w:numFmt w:val="lowerRoman"/>
+      <w:lvlText w:val="%3."/>
+      <w:lvlJc w:val="right"/>
+      <w:pPr>
+        <w:ind w:left="3960" w:hanging="180"/>
+      </w:pPr>
+    </w:lvl>
+    <w:lvl w:ilvl="3" w:tplc="0409000F" w:tentative="1">
+      <w:start w:val="1"/>
+      <w:numFmt w:val="decimal"/>
+      <w:lvlText w:val="%4."/>
+      <w:lvlJc w:val="left"/>
+      <w:pPr>
+        <w:ind w:left="4680" w:hanging="360"/>
+      </w:pPr>
+    </w:lvl>
+    <w:lvl w:ilvl="4" w:tplc="04090019" w:tentative="1">
+      <w:start w:val="1"/>
+      <w:numFmt w:val="lowerLetter"/>
+      <w:lvlText w:val="%5."/>
+      <w:lvlJc w:val="left"/>
+      <w:pPr>
+        <w:ind w:left="5400" w:hanging="360"/>
+      </w:pPr>
+    </w:lvl>
+    <w:lvl w:ilvl="5" w:tplc="0409001B" w:tentative="1">
+      <w:start w:val="1"/>
+      <w:numFmt w:val="lowerRoman"/>
+      <w:lvlText w:val="%6."/>
+      <w:lvlJc w:val="right"/>
+      <w:pPr>
+        <w:ind w:left="6120" w:hanging="180"/>
+      </w:pPr>
+    </w:lvl>
+    <w:lvl w:ilvl="6" w:tplc="0409000F" w:tentative="1">
+      <w:start w:val="1"/>
+      <w:numFmt w:val="decimal"/>
+      <w:lvlText w:val="%7."/>
+      <w:lvlJc w:val="left"/>
+      <w:pPr>
+        <w:ind w:left="6840" w:hanging="360"/>
+      </w:pPr>
+    </w:lvl>
+    <w:lvl w:ilvl="7" w:tplc="04090019" w:tentative="1">
+      <w:start w:val="1"/>
+      <w:numFmt w:val="lowerLetter"/>
+      <w:lvlText w:val="%8."/>
+      <w:lvlJc w:val="left"/>
+      <w:pPr>
+        <w:ind w:left="7560" w:hanging="360"/>
+      </w:pPr>
+    </w:lvl>
+    <w:lvl w:ilvl="8" w:tplc="0409001B" w:tentative="1">
+      <w:start w:val="1"/>
+      <w:numFmt w:val="lowerRoman"/>
+      <w:lvlText w:val="%9."/>
+      <w:lvlJc w:val="right"/>
+      <w:pPr>
+        <w:ind w:left="8280" w:hanging="180"/>
+      </w:pPr>
+    </w:lvl>
+  </w:abstractNum>
+  <w:abstractNum w:abstractNumId="3" w15:restartNumberingAfterBreak="0">
+    <w:nsid w:val="0F421595"/>
+    <w:multiLevelType w:val="hybridMultilevel"/>
+    <w:tmpl w:val="AA8096E8"/>
+    <w:lvl w:ilvl="0" w:tplc="459863CA">
+      <w:start w:val="1"/>
+      <w:numFmt w:val="decimal"/>
+      <w:lvlText w:val="%1."/>
+      <w:lvlJc w:val="left"/>
+      <w:pPr>
+        <w:ind w:left="2520" w:hanging="360"/>
+      </w:pPr>
+      <w:rPr>
+        <w:rFonts w:hint="default"/>
+      </w:rPr>
+    </w:lvl>
+    <w:lvl w:ilvl="1" w:tplc="04090019" w:tentative="1">
+      <w:start w:val="1"/>
+      <w:numFmt w:val="lowerLetter"/>
+      <w:lvlText w:val="%2."/>
+      <w:lvlJc w:val="left"/>
+      <w:pPr>
+        <w:ind w:left="3240" w:hanging="360"/>
+      </w:pPr>
+    </w:lvl>
+    <w:lvl w:ilvl="2" w:tplc="0409001B" w:tentative="1">
+      <w:start w:val="1"/>
+      <w:numFmt w:val="lowerRoman"/>
+      <w:lvlText w:val="%3."/>
+      <w:lvlJc w:val="right"/>
+      <w:pPr>
+        <w:ind w:left="3960" w:hanging="180"/>
+      </w:pPr>
+    </w:lvl>
+    <w:lvl w:ilvl="3" w:tplc="0409000F" w:tentative="1">
+      <w:start w:val="1"/>
+      <w:numFmt w:val="decimal"/>
+      <w:lvlText w:val="%4."/>
+      <w:lvlJc w:val="left"/>
+      <w:pPr>
+        <w:ind w:left="4680" w:hanging="360"/>
+      </w:pPr>
+    </w:lvl>
+    <w:lvl w:ilvl="4" w:tplc="04090019" w:tentative="1">
+      <w:start w:val="1"/>
+      <w:numFmt w:val="lowerLetter"/>
+      <w:lvlText w:val="%5."/>
+      <w:lvlJc w:val="left"/>
+      <w:pPr>
+        <w:ind w:left="5400" w:hanging="360"/>
+      </w:pPr>
+    </w:lvl>
+    <w:lvl w:ilvl="5" w:tplc="0409001B" w:tentative="1">
+      <w:start w:val="1"/>
+      <w:numFmt w:val="lowerRoman"/>
+      <w:lvlText w:val="%6."/>
+      <w:lvlJc w:val="right"/>
+      <w:pPr>
+        <w:ind w:left="6120" w:hanging="180"/>
+      </w:pPr>
+    </w:lvl>
+    <w:lvl w:ilvl="6" w:tplc="0409000F" w:tentative="1">
+      <w:start w:val="1"/>
+      <w:numFmt w:val="decimal"/>
+      <w:lvlText w:val="%7."/>
+      <w:lvlJc w:val="left"/>
+      <w:pPr>
+        <w:ind w:left="6840" w:hanging="360"/>
+      </w:pPr>
+    </w:lvl>
+    <w:lvl w:ilvl="7" w:tplc="04090019" w:tentative="1">
+      <w:start w:val="1"/>
+      <w:numFmt w:val="lowerLetter"/>
+      <w:lvlText w:val="%8."/>
+      <w:lvlJc w:val="left"/>
+      <w:pPr>
+        <w:ind w:left="7560" w:hanging="360"/>
+      </w:pPr>
+    </w:lvl>
+    <w:lvl w:ilvl="8" w:tplc="0409001B" w:tentative="1">
+      <w:start w:val="1"/>
+      <w:numFmt w:val="lowerRoman"/>
+      <w:lvlText w:val="%9."/>
+      <w:lvlJc w:val="right"/>
+      <w:pPr>
+        <w:ind w:left="8280" w:hanging="180"/>
+      </w:pPr>
+    </w:lvl>
+  </w:abstractNum>
+  <w:abstractNum w:abstractNumId="4" w15:restartNumberingAfterBreak="0">
+    <w:nsid w:val="0FB00E9E"/>
+    <w:multiLevelType w:val="hybridMultilevel"/>
+    <w:tmpl w:val="E4B8EBE4"/>
+    <w:lvl w:ilvl="0" w:tplc="4D56556E">
+      <w:start w:val="1"/>
+      <w:numFmt w:val="decimal"/>
+      <w:lvlText w:val="%1."/>
+      <w:lvlJc w:val="left"/>
+      <w:pPr>
+        <w:ind w:left="2520" w:hanging="360"/>
+      </w:pPr>
+      <w:rPr>
+        <w:rFonts w:hint="default"/>
+      </w:rPr>
+    </w:lvl>
+    <w:lvl w:ilvl="1" w:tplc="04090019" w:tentative="1">
+      <w:start w:val="1"/>
+      <w:numFmt w:val="lowerLetter"/>
+      <w:lvlText w:val="%2."/>
+      <w:lvlJc w:val="left"/>
+      <w:pPr>
+        <w:ind w:left="3240" w:hanging="360"/>
+      </w:pPr>
+    </w:lvl>
+    <w:lvl w:ilvl="2" w:tplc="0409001B" w:tentative="1">
+      <w:start w:val="1"/>
+      <w:numFmt w:val="lowerRoman"/>
+      <w:lvlText w:val="%3."/>
+      <w:lvlJc w:val="right"/>
+      <w:pPr>
+        <w:ind w:left="3960" w:hanging="180"/>
+      </w:pPr>
+    </w:lvl>
+    <w:lvl w:ilvl="3" w:tplc="0409000F" w:tentative="1">
+      <w:start w:val="1"/>
+      <w:numFmt w:val="decimal"/>
+      <w:lvlText w:val="%4."/>
+      <w:lvlJc w:val="left"/>
+      <w:pPr>
+        <w:ind w:left="4680" w:hanging="360"/>
+      </w:pPr>
+    </w:lvl>
+    <w:lvl w:ilvl="4" w:tplc="04090019" w:tentative="1">
+      <w:start w:val="1"/>
+      <w:numFmt w:val="lowerLetter"/>
+      <w:lvlText w:val="%5."/>
+      <w:lvlJc w:val="left"/>
+      <w:pPr>
+        <w:ind w:left="5400" w:hanging="360"/>
+      </w:pPr>
+    </w:lvl>
+    <w:lvl w:ilvl="5" w:tplc="0409001B" w:tentative="1">
+      <w:start w:val="1"/>
+      <w:numFmt w:val="lowerRoman"/>
+      <w:lvlText w:val="%6."/>
+      <w:lvlJc w:val="right"/>
+      <w:pPr>
+        <w:ind w:left="6120" w:hanging="180"/>
+      </w:pPr>
+    </w:lvl>
+    <w:lvl w:ilvl="6" w:tplc="0409000F" w:tentative="1">
+      <w:start w:val="1"/>
+      <w:numFmt w:val="decimal"/>
+      <w:lvlText w:val="%7."/>
+      <w:lvlJc w:val="left"/>
+      <w:pPr>
+        <w:ind w:left="6840" w:hanging="360"/>
+      </w:pPr>
+    </w:lvl>
+    <w:lvl w:ilvl="7" w:tplc="04090019" w:tentative="1">
+      <w:start w:val="1"/>
+      <w:numFmt w:val="lowerLetter"/>
+      <w:lvlText w:val="%8."/>
+      <w:lvlJc w:val="left"/>
+      <w:pPr>
+        <w:ind w:left="7560" w:hanging="360"/>
+      </w:pPr>
+    </w:lvl>
+    <w:lvl w:ilvl="8" w:tplc="0409001B" w:tentative="1">
+      <w:start w:val="1"/>
+      <w:numFmt w:val="lowerRoman"/>
+      <w:lvlText w:val="%9."/>
+      <w:lvlJc w:val="right"/>
+      <w:pPr>
+        <w:ind w:left="8280" w:hanging="180"/>
+      </w:pPr>
+    </w:lvl>
+  </w:abstractNum>
+  <w:abstractNum w:abstractNumId="5" w15:restartNumberingAfterBreak="0">
+    <w:nsid w:val="12F27391"/>
+    <w:multiLevelType w:val="hybridMultilevel"/>
+    <w:tmpl w:val="C50A9902"/>
+    <w:lvl w:ilvl="0" w:tplc="B876F976">
+      <w:start w:val="1"/>
+      <w:numFmt w:val="decimal"/>
+      <w:lvlText w:val="%1."/>
+      <w:lvlJc w:val="left"/>
+      <w:pPr>
+        <w:ind w:left="2520" w:hanging="360"/>
+      </w:pPr>
+      <w:rPr>
+        <w:rFonts w:hint="default"/>
+      </w:rPr>
+    </w:lvl>
+    <w:lvl w:ilvl="1" w:tplc="04090019">
+      <w:start w:val="1"/>
+      <w:numFmt w:val="lowerLetter"/>
+      <w:lvlText w:val="%2."/>
+      <w:lvlJc w:val="left"/>
+      <w:pPr>
+        <w:ind w:left="3240" w:hanging="360"/>
+      </w:pPr>
+    </w:lvl>
+    <w:lvl w:ilvl="2" w:tplc="0409001B" w:tentative="1">
+      <w:start w:val="1"/>
+      <w:numFmt w:val="lowerRoman"/>
+      <w:lvlText w:val="%3."/>
+      <w:lvlJc w:val="right"/>
+      <w:pPr>
+        <w:ind w:left="3960" w:hanging="180"/>
+      </w:pPr>
+    </w:lvl>
+    <w:lvl w:ilvl="3" w:tplc="0409000F" w:tentative="1">
+      <w:start w:val="1"/>
+      <w:numFmt w:val="decimal"/>
+      <w:lvlText w:val="%4."/>
+      <w:lvlJc w:val="left"/>
+      <w:pPr>
+        <w:ind w:left="4680" w:hanging="360"/>
+      </w:pPr>
+    </w:lvl>
+    <w:lvl w:ilvl="4" w:tplc="04090019" w:tentative="1">
+      <w:start w:val="1"/>
+      <w:numFmt w:val="lowerLetter"/>
+      <w:lvlText w:val="%5."/>
+      <w:lvlJc w:val="left"/>
+      <w:pPr>
+        <w:ind w:left="5400" w:hanging="360"/>
+      </w:pPr>
+    </w:lvl>
+    <w:lvl w:ilvl="5" w:tplc="0409001B" w:tentative="1">
+      <w:start w:val="1"/>
+      <w:numFmt w:val="lowerRoman"/>
+      <w:lvlText w:val="%6."/>
+      <w:lvlJc w:val="right"/>
+      <w:pPr>
+        <w:ind w:left="6120" w:hanging="180"/>
+      </w:pPr>
+    </w:lvl>
+    <w:lvl w:ilvl="6" w:tplc="0409000F" w:tentative="1">
+      <w:start w:val="1"/>
+      <w:numFmt w:val="decimal"/>
+      <w:lvlText w:val="%7."/>
+      <w:lvlJc w:val="left"/>
+      <w:pPr>
+        <w:ind w:left="6840" w:hanging="360"/>
+      </w:pPr>
+    </w:lvl>
+    <w:lvl w:ilvl="7" w:tplc="04090019" w:tentative="1">
+      <w:start w:val="1"/>
+      <w:numFmt w:val="lowerLetter"/>
+      <w:lvlText w:val="%8."/>
+      <w:lvlJc w:val="left"/>
+      <w:pPr>
+        <w:ind w:left="7560" w:hanging="360"/>
+      </w:pPr>
+    </w:lvl>
+    <w:lvl w:ilvl="8" w:tplc="0409001B" w:tentative="1">
+      <w:start w:val="1"/>
+      <w:numFmt w:val="lowerRoman"/>
+      <w:lvlText w:val="%9."/>
+      <w:lvlJc w:val="right"/>
+      <w:pPr>
+        <w:ind w:left="8280" w:hanging="180"/>
+      </w:pPr>
+    </w:lvl>
+  </w:abstractNum>
+  <w:abstractNum w:abstractNumId="6" w15:restartNumberingAfterBreak="0">
+    <w:nsid w:val="16242528"/>
+    <w:multiLevelType w:val="hybridMultilevel"/>
+    <w:tmpl w:val="F8C8955E"/>
+    <w:lvl w:ilvl="0" w:tplc="40124846">
+      <w:start w:val="1"/>
+      <w:numFmt w:val="decimal"/>
+      <w:lvlText w:val="%1."/>
+      <w:lvlJc w:val="left"/>
+      <w:pPr>
+        <w:ind w:left="2520" w:hanging="360"/>
+      </w:pPr>
+      <w:rPr>
+        <w:rFonts w:hint="default"/>
+      </w:rPr>
+    </w:lvl>
+    <w:lvl w:ilvl="1" w:tplc="04090019">
+      <w:start w:val="1"/>
+      <w:numFmt w:val="lowerLetter"/>
+      <w:lvlText w:val="%2."/>
+      <w:lvlJc w:val="left"/>
+      <w:pPr>
+        <w:ind w:left="3240" w:hanging="360"/>
+      </w:pPr>
+    </w:lvl>
+    <w:lvl w:ilvl="2" w:tplc="0409001B" w:tentative="1">
+      <w:start w:val="1"/>
+      <w:numFmt w:val="lowerRoman"/>
+      <w:lvlText w:val="%3."/>
+      <w:lvlJc w:val="right"/>
+      <w:pPr>
+        <w:ind w:left="3960" w:hanging="180"/>
+      </w:pPr>
+    </w:lvl>
+    <w:lvl w:ilvl="3" w:tplc="0409000F" w:tentative="1">
+      <w:start w:val="1"/>
+      <w:numFmt w:val="decimal"/>
+      <w:lvlText w:val="%4."/>
+      <w:lvlJc w:val="left"/>
+      <w:pPr>
+        <w:ind w:left="4680" w:hanging="360"/>
+      </w:pPr>
+    </w:lvl>
+    <w:lvl w:ilvl="4" w:tplc="04090019" w:tentative="1">
+      <w:start w:val="1"/>
+      <w:numFmt w:val="lowerLetter"/>
+      <w:lvlText w:val="%5."/>
+      <w:lvlJc w:val="left"/>
+      <w:pPr>
+        <w:ind w:left="5400" w:hanging="360"/>
+      </w:pPr>
+    </w:lvl>
+    <w:lvl w:ilvl="5" w:tplc="0409001B" w:tentative="1">
+      <w:start w:val="1"/>
+      <w:numFmt w:val="lowerRoman"/>
+      <w:lvlText w:val="%6."/>
+      <w:lvlJc w:val="right"/>
+      <w:pPr>
+        <w:ind w:left="6120" w:hanging="180"/>
+      </w:pPr>
+    </w:lvl>
+    <w:lvl w:ilvl="6" w:tplc="0409000F" w:tentative="1">
+      <w:start w:val="1"/>
+      <w:numFmt w:val="decimal"/>
+      <w:lvlText w:val="%7."/>
+      <w:lvlJc w:val="left"/>
+      <w:pPr>
+        <w:ind w:left="6840" w:hanging="360"/>
+      </w:pPr>
+    </w:lvl>
+    <w:lvl w:ilvl="7" w:tplc="04090019" w:tentative="1">
+      <w:start w:val="1"/>
+      <w:numFmt w:val="lowerLetter"/>
+      <w:lvlText w:val="%8."/>
+      <w:lvlJc w:val="left"/>
+      <w:pPr>
+        <w:ind w:left="7560" w:hanging="360"/>
+      </w:pPr>
+    </w:lvl>
+    <w:lvl w:ilvl="8" w:tplc="0409001B" w:tentative="1">
+      <w:start w:val="1"/>
+      <w:numFmt w:val="lowerRoman"/>
+      <w:lvlText w:val="%9."/>
+      <w:lvlJc w:val="right"/>
+      <w:pPr>
+        <w:ind w:left="8280" w:hanging="180"/>
+      </w:pPr>
+    </w:lvl>
+  </w:abstractNum>
+  <w:abstractNum w:abstractNumId="7" w15:restartNumberingAfterBreak="0">
+    <w:nsid w:val="183A0CCA"/>
+    <w:multiLevelType w:val="hybridMultilevel"/>
+    <w:tmpl w:val="EA462436"/>
+    <w:lvl w:ilvl="0" w:tplc="EE5000D0">
+      <w:start w:val="1"/>
+      <w:numFmt w:val="decimal"/>
+      <w:lvlText w:val="%1."/>
+      <w:lvlJc w:val="left"/>
+      <w:pPr>
+        <w:ind w:left="2520" w:hanging="360"/>
+      </w:pPr>
+      <w:rPr>
+        <w:rFonts w:hint="default"/>
+      </w:rPr>
+    </w:lvl>
+    <w:lvl w:ilvl="1" w:tplc="04090019" w:tentative="1">
+      <w:start w:val="1"/>
+      <w:numFmt w:val="lowerLetter"/>
+      <w:lvlText w:val="%2."/>
+      <w:lvlJc w:val="left"/>
+      <w:pPr>
+        <w:ind w:left="3240" w:hanging="360"/>
+      </w:pPr>
+    </w:lvl>
+    <w:lvl w:ilvl="2" w:tplc="0409001B" w:tentative="1">
+      <w:start w:val="1"/>
+      <w:numFmt w:val="lowerRoman"/>
+      <w:lvlText w:val="%3."/>
+      <w:lvlJc w:val="right"/>
+      <w:pPr>
+        <w:ind w:left="3960" w:hanging="180"/>
+      </w:pPr>
+    </w:lvl>
+    <w:lvl w:ilvl="3" w:tplc="0409000F" w:tentative="1">
+      <w:start w:val="1"/>
+      <w:numFmt w:val="decimal"/>
+      <w:lvlText w:val="%4."/>
+      <w:lvlJc w:val="left"/>
+      <w:pPr>
+        <w:ind w:left="4680" w:hanging="360"/>
+      </w:pPr>
+    </w:lvl>
+    <w:lvl w:ilvl="4" w:tplc="04090019" w:tentative="1">
+      <w:start w:val="1"/>
+      <w:numFmt w:val="lowerLetter"/>
+      <w:lvlText w:val="%5."/>
+      <w:lvlJc w:val="left"/>
+      <w:pPr>
+        <w:ind w:left="5400" w:hanging="360"/>
+      </w:pPr>
+    </w:lvl>
+    <w:lvl w:ilvl="5" w:tplc="0409001B" w:tentative="1">
+      <w:start w:val="1"/>
+      <w:numFmt w:val="lowerRoman"/>
+      <w:lvlText w:val="%6."/>
+      <w:lvlJc w:val="right"/>
+      <w:pPr>
+        <w:ind w:left="6120" w:hanging="180"/>
+      </w:pPr>
+    </w:lvl>
+    <w:lvl w:ilvl="6" w:tplc="0409000F" w:tentative="1">
+      <w:start w:val="1"/>
+      <w:numFmt w:val="decimal"/>
+      <w:lvlText w:val="%7."/>
+      <w:lvlJc w:val="left"/>
+      <w:pPr>
+        <w:ind w:left="6840" w:hanging="360"/>
+      </w:pPr>
+    </w:lvl>
+    <w:lvl w:ilvl="7" w:tplc="04090019" w:tentative="1">
+      <w:start w:val="1"/>
+      <w:numFmt w:val="lowerLetter"/>
+      <w:lvlText w:val="%8."/>
+      <w:lvlJc w:val="left"/>
+      <w:pPr>
+        <w:ind w:left="7560" w:hanging="360"/>
+      </w:pPr>
+    </w:lvl>
+    <w:lvl w:ilvl="8" w:tplc="0409001B" w:tentative="1">
+      <w:start w:val="1"/>
+      <w:numFmt w:val="lowerRoman"/>
+      <w:lvlText w:val="%9."/>
+      <w:lvlJc w:val="right"/>
+      <w:pPr>
+        <w:ind w:left="8280" w:hanging="180"/>
+      </w:pPr>
+    </w:lvl>
+  </w:abstractNum>
+  <w:abstractNum w:abstractNumId="8" w15:restartNumberingAfterBreak="0">
+    <w:nsid w:val="18DF60D1"/>
+    <w:multiLevelType w:val="hybridMultilevel"/>
+    <w:tmpl w:val="715648FC"/>
+    <w:lvl w:ilvl="0" w:tplc="34C26B08">
+      <w:start w:val="1"/>
+      <w:numFmt w:val="decimal"/>
+      <w:lvlText w:val="%1."/>
+      <w:lvlJc w:val="left"/>
+      <w:pPr>
+        <w:ind w:left="2520" w:hanging="360"/>
+      </w:pPr>
+      <w:rPr>
+        <w:rFonts w:hint="default"/>
+      </w:rPr>
+    </w:lvl>
+    <w:lvl w:ilvl="1" w:tplc="04090019" w:tentative="1">
+      <w:start w:val="1"/>
+      <w:numFmt w:val="lowerLetter"/>
+      <w:lvlText w:val="%2."/>
+      <w:lvlJc w:val="left"/>
+      <w:pPr>
+        <w:ind w:left="3240" w:hanging="360"/>
+      </w:pPr>
+    </w:lvl>
+    <w:lvl w:ilvl="2" w:tplc="0409001B" w:tentative="1">
+      <w:start w:val="1"/>
+      <w:numFmt w:val="lowerRoman"/>
+      <w:lvlText w:val="%3."/>
+      <w:lvlJc w:val="right"/>
+      <w:pPr>
+        <w:ind w:left="3960" w:hanging="180"/>
+      </w:pPr>
+    </w:lvl>
+    <w:lvl w:ilvl="3" w:tplc="0409000F" w:tentative="1">
+      <w:start w:val="1"/>
+      <w:numFmt w:val="decimal"/>
+      <w:lvlText w:val="%4."/>
+      <w:lvlJc w:val="left"/>
+      <w:pPr>
+        <w:ind w:left="4680" w:hanging="360"/>
+      </w:pPr>
+    </w:lvl>
+    <w:lvl w:ilvl="4" w:tplc="04090019" w:tentative="1">
+      <w:start w:val="1"/>
+      <w:numFmt w:val="lowerLetter"/>
+      <w:lvlText w:val="%5."/>
+      <w:lvlJc w:val="left"/>
+      <w:pPr>
+        <w:ind w:left="5400" w:hanging="360"/>
+      </w:pPr>
+    </w:lvl>
+    <w:lvl w:ilvl="5" w:tplc="0409001B" w:tentative="1">
+      <w:start w:val="1"/>
+      <w:numFmt w:val="lowerRoman"/>
+      <w:lvlText w:val="%6."/>
+      <w:lvlJc w:val="right"/>
+      <w:pPr>
+        <w:ind w:left="6120" w:hanging="180"/>
+      </w:pPr>
+    </w:lvl>
+    <w:lvl w:ilvl="6" w:tplc="0409000F" w:tentative="1">
+      <w:start w:val="1"/>
+      <w:numFmt w:val="decimal"/>
+      <w:lvlText w:val="%7."/>
+      <w:lvlJc w:val="left"/>
+      <w:pPr>
+        <w:ind w:left="6840" w:hanging="360"/>
+      </w:pPr>
+    </w:lvl>
+    <w:lvl w:ilvl="7" w:tplc="04090019" w:tentative="1">
+      <w:start w:val="1"/>
+      <w:numFmt w:val="lowerLetter"/>
+      <w:lvlText w:val="%8."/>
+      <w:lvlJc w:val="left"/>
+      <w:pPr>
+        <w:ind w:left="7560" w:hanging="360"/>
+      </w:pPr>
+    </w:lvl>
+    <w:lvl w:ilvl="8" w:tplc="0409001B" w:tentative="1">
+      <w:start w:val="1"/>
+      <w:numFmt w:val="lowerRoman"/>
+      <w:lvlText w:val="%9."/>
+      <w:lvlJc w:val="right"/>
+      <w:pPr>
+        <w:ind w:left="8280" w:hanging="180"/>
+      </w:pPr>
+    </w:lvl>
+  </w:abstractNum>
+  <w:abstractNum w:abstractNumId="9" w15:restartNumberingAfterBreak="0">
+    <w:nsid w:val="19C67B66"/>
+    <w:multiLevelType w:val="hybridMultilevel"/>
+    <w:tmpl w:val="ABCC3E18"/>
+    <w:lvl w:ilvl="0" w:tplc="EE5000D0">
+      <w:start w:val="1"/>
+      <w:numFmt w:val="decimal"/>
+      <w:lvlText w:val="%1."/>
+      <w:lvlJc w:val="left"/>
+      <w:pPr>
+        <w:ind w:left="2520" w:hanging="360"/>
+      </w:pPr>
+      <w:rPr>
+        <w:rFonts w:hint="default"/>
+      </w:rPr>
+    </w:lvl>
+    <w:lvl w:ilvl="1" w:tplc="04090019" w:tentative="1">
+      <w:start w:val="1"/>
+      <w:numFmt w:val="lowerLetter"/>
+      <w:lvlText w:val="%2."/>
+      <w:lvlJc w:val="left"/>
+      <w:pPr>
+        <w:ind w:left="3240" w:hanging="360"/>
+      </w:pPr>
+    </w:lvl>
+    <w:lvl w:ilvl="2" w:tplc="0409001B" w:tentative="1">
+      <w:start w:val="1"/>
+      <w:numFmt w:val="lowerRoman"/>
+      <w:lvlText w:val="%3."/>
+      <w:lvlJc w:val="right"/>
+      <w:pPr>
+        <w:ind w:left="3960" w:hanging="180"/>
+      </w:pPr>
+    </w:lvl>
+    <w:lvl w:ilvl="3" w:tplc="0409000F" w:tentative="1">
+      <w:start w:val="1"/>
+      <w:numFmt w:val="decimal"/>
+      <w:lvlText w:val="%4."/>
+      <w:lvlJc w:val="left"/>
+      <w:pPr>
+        <w:ind w:left="4680" w:hanging="360"/>
+      </w:pPr>
+    </w:lvl>
+    <w:lvl w:ilvl="4" w:tplc="04090019" w:tentative="1">
+      <w:start w:val="1"/>
+      <w:numFmt w:val="lowerLetter"/>
+      <w:lvlText w:val="%5."/>
+      <w:lvlJc w:val="left"/>
+      <w:pPr>
+        <w:ind w:left="5400" w:hanging="360"/>
+      </w:pPr>
+    </w:lvl>
+    <w:lvl w:ilvl="5" w:tplc="0409001B" w:tentative="1">
+      <w:start w:val="1"/>
+      <w:numFmt w:val="lowerRoman"/>
+      <w:lvlText w:val="%6."/>
+      <w:lvlJc w:val="right"/>
+      <w:pPr>
+        <w:ind w:left="6120" w:hanging="180"/>
+      </w:pPr>
+    </w:lvl>
+    <w:lvl w:ilvl="6" w:tplc="0409000F" w:tentative="1">
+      <w:start w:val="1"/>
+      <w:numFmt w:val="decimal"/>
+      <w:lvlText w:val="%7."/>
+      <w:lvlJc w:val="left"/>
+      <w:pPr>
+        <w:ind w:left="6840" w:hanging="360"/>
+      </w:pPr>
+    </w:lvl>
+    <w:lvl w:ilvl="7" w:tplc="04090019" w:tentative="1">
+      <w:start w:val="1"/>
+      <w:numFmt w:val="lowerLetter"/>
+      <w:lvlText w:val="%8."/>
+      <w:lvlJc w:val="left"/>
+      <w:pPr>
+        <w:ind w:left="7560" w:hanging="360"/>
+      </w:pPr>
+    </w:lvl>
+    <w:lvl w:ilvl="8" w:tplc="0409001B" w:tentative="1">
+      <w:start w:val="1"/>
+      <w:numFmt w:val="lowerRoman"/>
+      <w:lvlText w:val="%9."/>
+      <w:lvlJc w:val="right"/>
+      <w:pPr>
+        <w:ind w:left="8280" w:hanging="180"/>
+      </w:pPr>
+    </w:lvl>
+  </w:abstractNum>
+  <w:abstractNum w:abstractNumId="10" w15:restartNumberingAfterBreak="0">
+    <w:nsid w:val="1DAE4B0E"/>
+    <w:multiLevelType w:val="hybridMultilevel"/>
+    <w:tmpl w:val="99A4CAA2"/>
+    <w:lvl w:ilvl="0" w:tplc="6382FBDA">
+      <w:start w:val="1"/>
+      <w:numFmt w:val="decimal"/>
+      <w:lvlText w:val="%1."/>
+      <w:lvlJc w:val="left"/>
+      <w:pPr>
+        <w:ind w:left="2520" w:hanging="360"/>
+      </w:pPr>
+      <w:rPr>
+        <w:rFonts w:hint="default"/>
+      </w:rPr>
+    </w:lvl>
+    <w:lvl w:ilvl="1" w:tplc="04090019">
+      <w:start w:val="1"/>
+      <w:numFmt w:val="lowerLetter"/>
+      <w:lvlText w:val="%2."/>
+      <w:lvlJc w:val="left"/>
+      <w:pPr>
+        <w:ind w:left="3240" w:hanging="360"/>
+      </w:pPr>
+    </w:lvl>
+    <w:lvl w:ilvl="2" w:tplc="0409001B" w:tentative="1">
+      <w:start w:val="1"/>
+      <w:numFmt w:val="lowerRoman"/>
+      <w:lvlText w:val="%3."/>
+      <w:lvlJc w:val="right"/>
+      <w:pPr>
+        <w:ind w:left="3960" w:hanging="180"/>
+      </w:pPr>
+    </w:lvl>
+    <w:lvl w:ilvl="3" w:tplc="0409000F" w:tentative="1">
+      <w:start w:val="1"/>
+      <w:numFmt w:val="decimal"/>
+      <w:lvlText w:val="%4."/>
+      <w:lvlJc w:val="left"/>
+      <w:pPr>
+        <w:ind w:left="4680" w:hanging="360"/>
+      </w:pPr>
+    </w:lvl>
+    <w:lvl w:ilvl="4" w:tplc="04090019" w:tentative="1">
+      <w:start w:val="1"/>
+      <w:numFmt w:val="lowerLetter"/>
+      <w:lvlText w:val="%5."/>
+      <w:lvlJc w:val="left"/>
+      <w:pPr>
+        <w:ind w:left="5400" w:hanging="360"/>
+      </w:pPr>
+    </w:lvl>
+    <w:lvl w:ilvl="5" w:tplc="0409001B" w:tentative="1">
+      <w:start w:val="1"/>
+      <w:numFmt w:val="lowerRoman"/>
+      <w:lvlText w:val="%6."/>
+      <w:lvlJc w:val="right"/>
+      <w:pPr>
+        <w:ind w:left="6120" w:hanging="180"/>
+      </w:pPr>
+    </w:lvl>
+    <w:lvl w:ilvl="6" w:tplc="0409000F" w:tentative="1">
+      <w:start w:val="1"/>
+      <w:numFmt w:val="decimal"/>
+      <w:lvlText w:val="%7."/>
+      <w:lvlJc w:val="left"/>
+      <w:pPr>
+        <w:ind w:left="6840" w:hanging="360"/>
+      </w:pPr>
+    </w:lvl>
+    <w:lvl w:ilvl="7" w:tplc="04090019" w:tentative="1">
+      <w:start w:val="1"/>
+      <w:numFmt w:val="lowerLetter"/>
+      <w:lvlText w:val="%8."/>
+      <w:lvlJc w:val="left"/>
+      <w:pPr>
+        <w:ind w:left="7560" w:hanging="360"/>
+      </w:pPr>
+    </w:lvl>
+    <w:lvl w:ilvl="8" w:tplc="0409001B" w:tentative="1">
+      <w:start w:val="1"/>
+      <w:numFmt w:val="lowerRoman"/>
+      <w:lvlText w:val="%9."/>
+      <w:lvlJc w:val="right"/>
+      <w:pPr>
+        <w:ind w:left="8280" w:hanging="180"/>
+      </w:pPr>
+    </w:lvl>
+  </w:abstractNum>
+  <w:abstractNum w:abstractNumId="11" w15:restartNumberingAfterBreak="0">
+    <w:nsid w:val="1E292FA1"/>
+    <w:multiLevelType w:val="hybridMultilevel"/>
+    <w:tmpl w:val="8DC8B3E4"/>
+    <w:lvl w:ilvl="0" w:tplc="84B23D36">
+      <w:start w:val="1"/>
+      <w:numFmt w:val="decimal"/>
+      <w:lvlText w:val="%1."/>
+      <w:lvlJc w:val="left"/>
+      <w:pPr>
+        <w:ind w:left="2520" w:hanging="360"/>
+      </w:pPr>
+      <w:rPr>
+        <w:rFonts w:hint="default"/>
+      </w:rPr>
+    </w:lvl>
+    <w:lvl w:ilvl="1" w:tplc="04090019" w:tentative="1">
+      <w:start w:val="1"/>
+      <w:numFmt w:val="lowerLetter"/>
+      <w:lvlText w:val="%2."/>
+      <w:lvlJc w:val="left"/>
+      <w:pPr>
+        <w:ind w:left="3240" w:hanging="360"/>
+      </w:pPr>
+    </w:lvl>
+    <w:lvl w:ilvl="2" w:tplc="0409001B" w:tentative="1">
+      <w:start w:val="1"/>
+      <w:numFmt w:val="lowerRoman"/>
+      <w:lvlText w:val="%3."/>
+      <w:lvlJc w:val="right"/>
+      <w:pPr>
+        <w:ind w:left="3960" w:hanging="180"/>
+      </w:pPr>
+    </w:lvl>
+    <w:lvl w:ilvl="3" w:tplc="0409000F" w:tentative="1">
+      <w:start w:val="1"/>
+      <w:numFmt w:val="decimal"/>
+      <w:lvlText w:val="%4."/>
+      <w:lvlJc w:val="left"/>
+      <w:pPr>
+        <w:ind w:left="4680" w:hanging="360"/>
+      </w:pPr>
+    </w:lvl>
+    <w:lvl w:ilvl="4" w:tplc="04090019" w:tentative="1">
+      <w:start w:val="1"/>
+      <w:numFmt w:val="lowerLetter"/>
+      <w:lvlText w:val="%5."/>
+      <w:lvlJc w:val="left"/>
+      <w:pPr>
+        <w:ind w:left="5400" w:hanging="360"/>
+      </w:pPr>
+    </w:lvl>
+    <w:lvl w:ilvl="5" w:tplc="0409001B" w:tentative="1">
+      <w:start w:val="1"/>
+      <w:numFmt w:val="lowerRoman"/>
+      <w:lvlText w:val="%6."/>
+      <w:lvlJc w:val="right"/>
+      <w:pPr>
+        <w:ind w:left="6120" w:hanging="180"/>
+      </w:pPr>
+    </w:lvl>
+    <w:lvl w:ilvl="6" w:tplc="0409000F" w:tentative="1">
+      <w:start w:val="1"/>
+      <w:numFmt w:val="decimal"/>
+      <w:lvlText w:val="%7."/>
+      <w:lvlJc w:val="left"/>
+      <w:pPr>
+        <w:ind w:left="6840" w:hanging="360"/>
+      </w:pPr>
+    </w:lvl>
+    <w:lvl w:ilvl="7" w:tplc="04090019" w:tentative="1">
+      <w:start w:val="1"/>
+      <w:numFmt w:val="lowerLetter"/>
+      <w:lvlText w:val="%8."/>
+      <w:lvlJc w:val="left"/>
+      <w:pPr>
+        <w:ind w:left="7560" w:hanging="360"/>
+      </w:pPr>
+    </w:lvl>
+    <w:lvl w:ilvl="8" w:tplc="0409001B" w:tentative="1">
+      <w:start w:val="1"/>
+      <w:numFmt w:val="lowerRoman"/>
+      <w:lvlText w:val="%9."/>
+      <w:lvlJc w:val="right"/>
+      <w:pPr>
+        <w:ind w:left="8280" w:hanging="180"/>
+      </w:pPr>
+    </w:lvl>
+  </w:abstractNum>
+  <w:abstractNum w:abstractNumId="12" w15:restartNumberingAfterBreak="0">
+    <w:nsid w:val="1FDF52FF"/>
+    <w:multiLevelType w:val="hybridMultilevel"/>
+    <w:tmpl w:val="B33A2E72"/>
+    <w:lvl w:ilvl="0" w:tplc="CF1E4CAC">
+      <w:start w:val="1"/>
+      <w:numFmt w:val="decimal"/>
+      <w:lvlText w:val="%1."/>
+      <w:lvlJc w:val="left"/>
+      <w:pPr>
+        <w:ind w:left="2520" w:hanging="360"/>
+      </w:pPr>
+      <w:rPr>
+        <w:rFonts w:hint="default"/>
+      </w:rPr>
+    </w:lvl>
+    <w:lvl w:ilvl="1" w:tplc="04090019" w:tentative="1">
+      <w:start w:val="1"/>
+      <w:numFmt w:val="lowerLetter"/>
+      <w:lvlText w:val="%2."/>
+      <w:lvlJc w:val="left"/>
+      <w:pPr>
+        <w:ind w:left="3240" w:hanging="360"/>
+      </w:pPr>
+    </w:lvl>
+    <w:lvl w:ilvl="2" w:tplc="0409001B" w:tentative="1">
+      <w:start w:val="1"/>
+      <w:numFmt w:val="lowerRoman"/>
+      <w:lvlText w:val="%3."/>
+      <w:lvlJc w:val="right"/>
+      <w:pPr>
+        <w:ind w:left="3960" w:hanging="180"/>
+      </w:pPr>
+    </w:lvl>
+    <w:lvl w:ilvl="3" w:tplc="0409000F" w:tentative="1">
+      <w:start w:val="1"/>
+      <w:numFmt w:val="decimal"/>
+      <w:lvlText w:val="%4."/>
+      <w:lvlJc w:val="left"/>
+      <w:pPr>
+        <w:ind w:left="4680" w:hanging="360"/>
+      </w:pPr>
+    </w:lvl>
+    <w:lvl w:ilvl="4" w:tplc="04090019" w:tentative="1">
+      <w:start w:val="1"/>
+      <w:numFmt w:val="lowerLetter"/>
+      <w:lvlText w:val="%5."/>
+      <w:lvlJc w:val="left"/>
+      <w:pPr>
+        <w:ind w:left="5400" w:hanging="360"/>
+      </w:pPr>
+    </w:lvl>
+    <w:lvl w:ilvl="5" w:tplc="0409001B" w:tentative="1">
+      <w:start w:val="1"/>
+      <w:numFmt w:val="lowerRoman"/>
+      <w:lvlText w:val="%6."/>
+      <w:lvlJc w:val="right"/>
+      <w:pPr>
+        <w:ind w:left="6120" w:hanging="180"/>
+      </w:pPr>
+    </w:lvl>
+    <w:lvl w:ilvl="6" w:tplc="0409000F" w:tentative="1">
+      <w:start w:val="1"/>
+      <w:numFmt w:val="decimal"/>
+      <w:lvlText w:val="%7."/>
+      <w:lvlJc w:val="left"/>
+      <w:pPr>
+        <w:ind w:left="6840" w:hanging="360"/>
+      </w:pPr>
+    </w:lvl>
+    <w:lvl w:ilvl="7" w:tplc="04090019" w:tentative="1">
+      <w:start w:val="1"/>
+      <w:numFmt w:val="lowerLetter"/>
+      <w:lvlText w:val="%8."/>
+      <w:lvlJc w:val="left"/>
+      <w:pPr>
+        <w:ind w:left="7560" w:hanging="360"/>
+      </w:pPr>
+    </w:lvl>
+    <w:lvl w:ilvl="8" w:tplc="0409001B" w:tentative="1">
+      <w:start w:val="1"/>
+      <w:numFmt w:val="lowerRoman"/>
+      <w:lvlText w:val="%9."/>
+      <w:lvlJc w:val="right"/>
+      <w:pPr>
+        <w:ind w:left="8280" w:hanging="180"/>
+      </w:pPr>
+    </w:lvl>
+  </w:abstractNum>
+  <w:abstractNum w:abstractNumId="13" w15:restartNumberingAfterBreak="0">
+    <w:nsid w:val="20907161"/>
+    <w:multiLevelType w:val="hybridMultilevel"/>
+    <w:tmpl w:val="48A2FCE0"/>
+    <w:lvl w:ilvl="0" w:tplc="62688B94">
+      <w:start w:val="1"/>
+      <w:numFmt w:val="decimal"/>
+      <w:lvlText w:val="%1."/>
+      <w:lvlJc w:val="left"/>
+      <w:pPr>
+        <w:ind w:left="2520" w:hanging="360"/>
+      </w:pPr>
+      <w:rPr>
+        <w:rFonts w:hint="default"/>
+      </w:rPr>
+    </w:lvl>
+    <w:lvl w:ilvl="1" w:tplc="04090019">
+      <w:start w:val="1"/>
+      <w:numFmt w:val="lowerLetter"/>
+      <w:lvlText w:val="%2."/>
+      <w:lvlJc w:val="left"/>
+      <w:pPr>
+        <w:ind w:left="3240" w:hanging="360"/>
+      </w:pPr>
+    </w:lvl>
+    <w:lvl w:ilvl="2" w:tplc="0409001B" w:tentative="1">
+      <w:start w:val="1"/>
+      <w:numFmt w:val="lowerRoman"/>
+      <w:lvlText w:val="%3."/>
+      <w:lvlJc w:val="right"/>
+      <w:pPr>
+        <w:ind w:left="3960" w:hanging="180"/>
+      </w:pPr>
+    </w:lvl>
+    <w:lvl w:ilvl="3" w:tplc="0409000F" w:tentative="1">
+      <w:start w:val="1"/>
+      <w:numFmt w:val="decimal"/>
+      <w:lvlText w:val="%4."/>
+      <w:lvlJc w:val="left"/>
+      <w:pPr>
+        <w:ind w:left="4680" w:hanging="360"/>
+      </w:pPr>
+    </w:lvl>
+    <w:lvl w:ilvl="4" w:tplc="04090019" w:tentative="1">
+      <w:start w:val="1"/>
+      <w:numFmt w:val="lowerLetter"/>
+      <w:lvlText w:val="%5."/>
+      <w:lvlJc w:val="left"/>
+      <w:pPr>
+        <w:ind w:left="5400" w:hanging="360"/>
+      </w:pPr>
+    </w:lvl>
+    <w:lvl w:ilvl="5" w:tplc="0409001B" w:tentative="1">
+      <w:start w:val="1"/>
+      <w:numFmt w:val="lowerRoman"/>
+      <w:lvlText w:val="%6."/>
+      <w:lvlJc w:val="right"/>
+      <w:pPr>
+        <w:ind w:left="6120" w:hanging="180"/>
+      </w:pPr>
+    </w:lvl>
+    <w:lvl w:ilvl="6" w:tplc="0409000F" w:tentative="1">
+      <w:start w:val="1"/>
+      <w:numFmt w:val="decimal"/>
+      <w:lvlText w:val="%7."/>
+      <w:lvlJc w:val="left"/>
+      <w:pPr>
+        <w:ind w:left="6840" w:hanging="360"/>
+      </w:pPr>
+    </w:lvl>
+    <w:lvl w:ilvl="7" w:tplc="04090019" w:tentative="1">
+      <w:start w:val="1"/>
+      <w:numFmt w:val="lowerLetter"/>
+      <w:lvlText w:val="%8."/>
+      <w:lvlJc w:val="left"/>
+      <w:pPr>
+        <w:ind w:left="7560" w:hanging="360"/>
+      </w:pPr>
+    </w:lvl>
+    <w:lvl w:ilvl="8" w:tplc="0409001B" w:tentative="1">
+      <w:start w:val="1"/>
+      <w:numFmt w:val="lowerRoman"/>
+      <w:lvlText w:val="%9."/>
+      <w:lvlJc w:val="right"/>
+      <w:pPr>
+        <w:ind w:left="8280" w:hanging="180"/>
+      </w:pPr>
+    </w:lvl>
+  </w:abstractNum>
+  <w:abstractNum w:abstractNumId="14" w15:restartNumberingAfterBreak="0">
+    <w:nsid w:val="25D62E13"/>
+    <w:multiLevelType w:val="hybridMultilevel"/>
+    <w:tmpl w:val="23EEBC82"/>
+    <w:lvl w:ilvl="0" w:tplc="F86266EE">
+      <w:start w:val="1"/>
+      <w:numFmt w:val="decimal"/>
+      <w:lvlText w:val="%1."/>
+      <w:lvlJc w:val="left"/>
+      <w:pPr>
+        <w:ind w:left="2520" w:hanging="360"/>
+      </w:pPr>
+      <w:rPr>
+        <w:rFonts w:hint="default"/>
+      </w:rPr>
+    </w:lvl>
+    <w:lvl w:ilvl="1" w:tplc="04090019" w:tentative="1">
+      <w:start w:val="1"/>
+      <w:numFmt w:val="lowerLetter"/>
+      <w:lvlText w:val="%2."/>
+      <w:lvlJc w:val="left"/>
+      <w:pPr>
+        <w:ind w:left="3240" w:hanging="360"/>
+      </w:pPr>
+    </w:lvl>
+    <w:lvl w:ilvl="2" w:tplc="0409001B" w:tentative="1">
+      <w:start w:val="1"/>
+      <w:numFmt w:val="lowerRoman"/>
+      <w:lvlText w:val="%3."/>
+      <w:lvlJc w:val="right"/>
+      <w:pPr>
+        <w:ind w:left="3960" w:hanging="180"/>
+      </w:pPr>
+    </w:lvl>
+    <w:lvl w:ilvl="3" w:tplc="0409000F" w:tentative="1">
+      <w:start w:val="1"/>
+      <w:numFmt w:val="decimal"/>
+      <w:lvlText w:val="%4."/>
+      <w:lvlJc w:val="left"/>
+      <w:pPr>
+        <w:ind w:left="4680" w:hanging="360"/>
+      </w:pPr>
+    </w:lvl>
+    <w:lvl w:ilvl="4" w:tplc="04090019" w:tentative="1">
+      <w:start w:val="1"/>
+      <w:numFmt w:val="lowerLetter"/>
+      <w:lvlText w:val="%5."/>
+      <w:lvlJc w:val="left"/>
+      <w:pPr>
+        <w:ind w:left="5400" w:hanging="360"/>
+      </w:pPr>
+    </w:lvl>
+    <w:lvl w:ilvl="5" w:tplc="0409001B" w:tentative="1">
+      <w:start w:val="1"/>
+      <w:numFmt w:val="lowerRoman"/>
+      <w:lvlText w:val="%6."/>
+      <w:lvlJc w:val="right"/>
+      <w:pPr>
+        <w:ind w:left="6120" w:hanging="180"/>
+      </w:pPr>
+    </w:lvl>
+    <w:lvl w:ilvl="6" w:tplc="0409000F" w:tentative="1">
+      <w:start w:val="1"/>
+      <w:numFmt w:val="decimal"/>
+      <w:lvlText w:val="%7."/>
+      <w:lvlJc w:val="left"/>
+      <w:pPr>
+        <w:ind w:left="6840" w:hanging="360"/>
+      </w:pPr>
+    </w:lvl>
+    <w:lvl w:ilvl="7" w:tplc="04090019" w:tentative="1">
+      <w:start w:val="1"/>
+      <w:numFmt w:val="lowerLetter"/>
+      <w:lvlText w:val="%8."/>
+      <w:lvlJc w:val="left"/>
+      <w:pPr>
+        <w:ind w:left="7560" w:hanging="360"/>
+      </w:pPr>
+    </w:lvl>
+    <w:lvl w:ilvl="8" w:tplc="0409001B" w:tentative="1">
+      <w:start w:val="1"/>
+      <w:numFmt w:val="lowerRoman"/>
+      <w:lvlText w:val="%9."/>
+      <w:lvlJc w:val="right"/>
+      <w:pPr>
+        <w:ind w:left="8280" w:hanging="180"/>
+      </w:pPr>
+    </w:lvl>
+  </w:abstractNum>
+  <w:abstractNum w:abstractNumId="15" w15:restartNumberingAfterBreak="0">
+    <w:nsid w:val="2CB83A45"/>
+    <w:multiLevelType w:val="hybridMultilevel"/>
+    <w:tmpl w:val="6486DE8E"/>
+    <w:lvl w:ilvl="0" w:tplc="AE3266B4">
+      <w:start w:val="1"/>
+      <w:numFmt w:val="decimal"/>
+      <w:lvlText w:val="%1."/>
+      <w:lvlJc w:val="left"/>
+      <w:pPr>
+        <w:ind w:left="2520" w:hanging="360"/>
+      </w:pPr>
+      <w:rPr>
+        <w:rFonts w:hint="default"/>
+      </w:rPr>
+    </w:lvl>
+    <w:lvl w:ilvl="1" w:tplc="04090019">
+      <w:start w:val="1"/>
+      <w:numFmt w:val="lowerLetter"/>
+      <w:lvlText w:val="%2."/>
+      <w:lvlJc w:val="left"/>
+      <w:pPr>
+        <w:ind w:left="3240" w:hanging="360"/>
+      </w:pPr>
+    </w:lvl>
+    <w:lvl w:ilvl="2" w:tplc="0409001B" w:tentative="1">
+      <w:start w:val="1"/>
+      <w:numFmt w:val="lowerRoman"/>
+      <w:lvlText w:val="%3."/>
+      <w:lvlJc w:val="right"/>
+      <w:pPr>
+        <w:ind w:left="3960" w:hanging="180"/>
+      </w:pPr>
+    </w:lvl>
+    <w:lvl w:ilvl="3" w:tplc="0409000F" w:tentative="1">
+      <w:start w:val="1"/>
+      <w:numFmt w:val="decimal"/>
+      <w:lvlText w:val="%4."/>
+      <w:lvlJc w:val="left"/>
+      <w:pPr>
+        <w:ind w:left="4680" w:hanging="360"/>
+      </w:pPr>
+    </w:lvl>
+    <w:lvl w:ilvl="4" w:tplc="04090019" w:tentative="1">
+      <w:start w:val="1"/>
+      <w:numFmt w:val="lowerLetter"/>
+      <w:lvlText w:val="%5."/>
+      <w:lvlJc w:val="left"/>
+      <w:pPr>
+        <w:ind w:left="5400" w:hanging="360"/>
+      </w:pPr>
+    </w:lvl>
+    <w:lvl w:ilvl="5" w:tplc="0409001B" w:tentative="1">
+      <w:start w:val="1"/>
+      <w:numFmt w:val="lowerRoman"/>
+      <w:lvlText w:val="%6."/>
+      <w:lvlJc w:val="right"/>
+      <w:pPr>
+        <w:ind w:left="6120" w:hanging="180"/>
+      </w:pPr>
+    </w:lvl>
+    <w:lvl w:ilvl="6" w:tplc="0409000F" w:tentative="1">
+      <w:start w:val="1"/>
+      <w:numFmt w:val="decimal"/>
+      <w:lvlText w:val="%7."/>
+      <w:lvlJc w:val="left"/>
+      <w:pPr>
+        <w:ind w:left="6840" w:hanging="360"/>
+      </w:pPr>
+    </w:lvl>
+    <w:lvl w:ilvl="7" w:tplc="04090019" w:tentative="1">
+      <w:start w:val="1"/>
+      <w:numFmt w:val="lowerLetter"/>
+      <w:lvlText w:val="%8."/>
+      <w:lvlJc w:val="left"/>
+      <w:pPr>
+        <w:ind w:left="7560" w:hanging="360"/>
+      </w:pPr>
+    </w:lvl>
+    <w:lvl w:ilvl="8" w:tplc="0409001B" w:tentative="1">
+      <w:start w:val="1"/>
+      <w:numFmt w:val="lowerRoman"/>
+      <w:lvlText w:val="%9."/>
+      <w:lvlJc w:val="right"/>
+      <w:pPr>
+        <w:ind w:left="8280" w:hanging="180"/>
+      </w:pPr>
+    </w:lvl>
+  </w:abstractNum>
+  <w:abstractNum w:abstractNumId="16" w15:restartNumberingAfterBreak="0">
+    <w:nsid w:val="2F120C30"/>
+    <w:multiLevelType w:val="hybridMultilevel"/>
+    <w:tmpl w:val="78DE82AA"/>
+    <w:lvl w:ilvl="0" w:tplc="7DA6A88C">
+      <w:start w:val="1"/>
+      <w:numFmt w:val="decimal"/>
+      <w:lvlText w:val="%1."/>
+      <w:lvlJc w:val="left"/>
+      <w:pPr>
+        <w:ind w:left="2520" w:hanging="360"/>
+      </w:pPr>
+      <w:rPr>
+        <w:rFonts w:hint="default"/>
+      </w:rPr>
+    </w:lvl>
+    <w:lvl w:ilvl="1" w:tplc="04090019" w:tentative="1">
+      <w:start w:val="1"/>
+      <w:numFmt w:val="lowerLetter"/>
+      <w:lvlText w:val="%2."/>
+      <w:lvlJc w:val="left"/>
+      <w:pPr>
+        <w:ind w:left="3240" w:hanging="360"/>
+      </w:pPr>
+    </w:lvl>
+    <w:lvl w:ilvl="2" w:tplc="0409001B" w:tentative="1">
+      <w:start w:val="1"/>
+      <w:numFmt w:val="lowerRoman"/>
+      <w:lvlText w:val="%3."/>
+      <w:lvlJc w:val="right"/>
+      <w:pPr>
+        <w:ind w:left="3960" w:hanging="180"/>
+      </w:pPr>
+    </w:lvl>
+    <w:lvl w:ilvl="3" w:tplc="0409000F" w:tentative="1">
+      <w:start w:val="1"/>
+      <w:numFmt w:val="decimal"/>
+      <w:lvlText w:val="%4."/>
+      <w:lvlJc w:val="left"/>
+      <w:pPr>
+        <w:ind w:left="4680" w:hanging="360"/>
+      </w:pPr>
+    </w:lvl>
+    <w:lvl w:ilvl="4" w:tplc="04090019" w:tentative="1">
+      <w:start w:val="1"/>
+      <w:numFmt w:val="lowerLetter"/>
+      <w:lvlText w:val="%5."/>
+      <w:lvlJc w:val="left"/>
+      <w:pPr>
+        <w:ind w:left="5400" w:hanging="360"/>
+      </w:pPr>
+    </w:lvl>
+    <w:lvl w:ilvl="5" w:tplc="0409001B" w:tentative="1">
+      <w:start w:val="1"/>
+      <w:numFmt w:val="lowerRoman"/>
+      <w:lvlText w:val="%6."/>
+      <w:lvlJc w:val="right"/>
+      <w:pPr>
+        <w:ind w:left="6120" w:hanging="180"/>
+      </w:pPr>
+    </w:lvl>
+    <w:lvl w:ilvl="6" w:tplc="0409000F" w:tentative="1">
+      <w:start w:val="1"/>
+      <w:numFmt w:val="decimal"/>
+      <w:lvlText w:val="%7."/>
+      <w:lvlJc w:val="left"/>
+      <w:pPr>
+        <w:ind w:left="6840" w:hanging="360"/>
+      </w:pPr>
+    </w:lvl>
+    <w:lvl w:ilvl="7" w:tplc="04090019" w:tentative="1">
+      <w:start w:val="1"/>
+      <w:numFmt w:val="lowerLetter"/>
+      <w:lvlText w:val="%8."/>
+      <w:lvlJc w:val="left"/>
+      <w:pPr>
+        <w:ind w:left="7560" w:hanging="360"/>
+      </w:pPr>
+    </w:lvl>
+    <w:lvl w:ilvl="8" w:tplc="0409001B" w:tentative="1">
+      <w:start w:val="1"/>
+      <w:numFmt w:val="lowerRoman"/>
+      <w:lvlText w:val="%9."/>
+      <w:lvlJc w:val="right"/>
+      <w:pPr>
+        <w:ind w:left="8280" w:hanging="180"/>
+      </w:pPr>
+    </w:lvl>
+  </w:abstractNum>
+  <w:abstractNum w:abstractNumId="17" w15:restartNumberingAfterBreak="0">
+    <w:nsid w:val="2F1447C5"/>
+    <w:multiLevelType w:val="hybridMultilevel"/>
+    <w:tmpl w:val="67EE9AA0"/>
+    <w:lvl w:ilvl="0" w:tplc="EE5000D0">
+      <w:start w:val="1"/>
+      <w:numFmt w:val="decimal"/>
+      <w:lvlText w:val="%1."/>
+      <w:lvlJc w:val="left"/>
+      <w:pPr>
+        <w:ind w:left="2520" w:hanging="360"/>
+      </w:pPr>
+      <w:rPr>
+        <w:rFonts w:hint="default"/>
+      </w:rPr>
+    </w:lvl>
+    <w:lvl w:ilvl="1" w:tplc="04090019">
+      <w:start w:val="1"/>
+      <w:numFmt w:val="lowerLetter"/>
+      <w:lvlText w:val="%2."/>
+      <w:lvlJc w:val="left"/>
+      <w:pPr>
+        <w:ind w:left="3240" w:hanging="360"/>
+      </w:pPr>
+    </w:lvl>
+    <w:lvl w:ilvl="2" w:tplc="0409001B" w:tentative="1">
+      <w:start w:val="1"/>
+      <w:numFmt w:val="lowerRoman"/>
+      <w:lvlText w:val="%3."/>
+      <w:lvlJc w:val="right"/>
+      <w:pPr>
+        <w:ind w:left="3960" w:hanging="180"/>
+      </w:pPr>
+    </w:lvl>
+    <w:lvl w:ilvl="3" w:tplc="0409000F" w:tentative="1">
+      <w:start w:val="1"/>
+      <w:numFmt w:val="decimal"/>
+      <w:lvlText w:val="%4."/>
+      <w:lvlJc w:val="left"/>
+      <w:pPr>
+        <w:ind w:left="4680" w:hanging="360"/>
+      </w:pPr>
+    </w:lvl>
+    <w:lvl w:ilvl="4" w:tplc="04090019" w:tentative="1">
+      <w:start w:val="1"/>
+      <w:numFmt w:val="lowerLetter"/>
+      <w:lvlText w:val="%5."/>
+      <w:lvlJc w:val="left"/>
+      <w:pPr>
+        <w:ind w:left="5400" w:hanging="360"/>
+      </w:pPr>
+    </w:lvl>
+    <w:lvl w:ilvl="5" w:tplc="0409001B" w:tentative="1">
+      <w:start w:val="1"/>
+      <w:numFmt w:val="lowerRoman"/>
+      <w:lvlText w:val="%6."/>
+      <w:lvlJc w:val="right"/>
+      <w:pPr>
+        <w:ind w:left="6120" w:hanging="180"/>
+      </w:pPr>
+    </w:lvl>
+    <w:lvl w:ilvl="6" w:tplc="0409000F" w:tentative="1">
+      <w:start w:val="1"/>
+      <w:numFmt w:val="decimal"/>
+      <w:lvlText w:val="%7."/>
+      <w:lvlJc w:val="left"/>
+      <w:pPr>
+        <w:ind w:left="6840" w:hanging="360"/>
+      </w:pPr>
+    </w:lvl>
+    <w:lvl w:ilvl="7" w:tplc="04090019" w:tentative="1">
+      <w:start w:val="1"/>
+      <w:numFmt w:val="lowerLetter"/>
+      <w:lvlText w:val="%8."/>
+      <w:lvlJc w:val="left"/>
+      <w:pPr>
+        <w:ind w:left="7560" w:hanging="360"/>
+      </w:pPr>
+    </w:lvl>
+    <w:lvl w:ilvl="8" w:tplc="0409001B" w:tentative="1">
+      <w:start w:val="1"/>
+      <w:numFmt w:val="lowerRoman"/>
+      <w:lvlText w:val="%9."/>
+      <w:lvlJc w:val="right"/>
+      <w:pPr>
+        <w:ind w:left="8280" w:hanging="180"/>
+      </w:pPr>
+    </w:lvl>
+  </w:abstractNum>
+  <w:abstractNum w:abstractNumId="18" w15:restartNumberingAfterBreak="0">
     <w:nsid w:val="31A53163"/>
     <w:multiLevelType w:val="multilevel"/>
     <w:tmpl w:val="B7A487C0"/>
@@ -7753,7 +13543,7 @@
       </w:pPr>
     </w:lvl>
   </w:abstractNum>
-  <w:abstractNum w:abstractNumId="1" w15:restartNumberingAfterBreak="0">
+  <w:abstractNum w:abstractNumId="19" w15:restartNumberingAfterBreak="0">
     <w:nsid w:val="332F5D3F"/>
     <w:multiLevelType w:val="hybridMultilevel"/>
     <w:tmpl w:val="153C04BE"/>
@@ -7865,7 +13655,7 @@
       </w:rPr>
     </w:lvl>
   </w:abstractNum>
-  <w:abstractNum w:abstractNumId="2" w15:restartNumberingAfterBreak="0">
+  <w:abstractNum w:abstractNumId="20" w15:restartNumberingAfterBreak="0">
     <w:nsid w:val="34C40072"/>
     <w:multiLevelType w:val="multilevel"/>
     <w:tmpl w:val="7DC0CAAE"/>
@@ -7984,14 +13774,1202 @@
       </w:pPr>
     </w:lvl>
   </w:abstractNum>
+  <w:abstractNum w:abstractNumId="21" w15:restartNumberingAfterBreak="0">
+    <w:nsid w:val="389D1694"/>
+    <w:multiLevelType w:val="hybridMultilevel"/>
+    <w:tmpl w:val="9F724EDA"/>
+    <w:lvl w:ilvl="0" w:tplc="36ACE0A4">
+      <w:start w:val="1"/>
+      <w:numFmt w:val="decimal"/>
+      <w:lvlText w:val="%1."/>
+      <w:lvlJc w:val="left"/>
+      <w:pPr>
+        <w:ind w:left="2520" w:hanging="360"/>
+      </w:pPr>
+      <w:rPr>
+        <w:rFonts w:hint="default"/>
+      </w:rPr>
+    </w:lvl>
+    <w:lvl w:ilvl="1" w:tplc="04090019">
+      <w:start w:val="1"/>
+      <w:numFmt w:val="lowerLetter"/>
+      <w:lvlText w:val="%2."/>
+      <w:lvlJc w:val="left"/>
+      <w:pPr>
+        <w:ind w:left="3240" w:hanging="360"/>
+      </w:pPr>
+    </w:lvl>
+    <w:lvl w:ilvl="2" w:tplc="0409001B" w:tentative="1">
+      <w:start w:val="1"/>
+      <w:numFmt w:val="lowerRoman"/>
+      <w:lvlText w:val="%3."/>
+      <w:lvlJc w:val="right"/>
+      <w:pPr>
+        <w:ind w:left="3960" w:hanging="180"/>
+      </w:pPr>
+    </w:lvl>
+    <w:lvl w:ilvl="3" w:tplc="0409000F" w:tentative="1">
+      <w:start w:val="1"/>
+      <w:numFmt w:val="decimal"/>
+      <w:lvlText w:val="%4."/>
+      <w:lvlJc w:val="left"/>
+      <w:pPr>
+        <w:ind w:left="4680" w:hanging="360"/>
+      </w:pPr>
+    </w:lvl>
+    <w:lvl w:ilvl="4" w:tplc="04090019" w:tentative="1">
+      <w:start w:val="1"/>
+      <w:numFmt w:val="lowerLetter"/>
+      <w:lvlText w:val="%5."/>
+      <w:lvlJc w:val="left"/>
+      <w:pPr>
+        <w:ind w:left="5400" w:hanging="360"/>
+      </w:pPr>
+    </w:lvl>
+    <w:lvl w:ilvl="5" w:tplc="0409001B" w:tentative="1">
+      <w:start w:val="1"/>
+      <w:numFmt w:val="lowerRoman"/>
+      <w:lvlText w:val="%6."/>
+      <w:lvlJc w:val="right"/>
+      <w:pPr>
+        <w:ind w:left="6120" w:hanging="180"/>
+      </w:pPr>
+    </w:lvl>
+    <w:lvl w:ilvl="6" w:tplc="0409000F" w:tentative="1">
+      <w:start w:val="1"/>
+      <w:numFmt w:val="decimal"/>
+      <w:lvlText w:val="%7."/>
+      <w:lvlJc w:val="left"/>
+      <w:pPr>
+        <w:ind w:left="6840" w:hanging="360"/>
+      </w:pPr>
+    </w:lvl>
+    <w:lvl w:ilvl="7" w:tplc="04090019" w:tentative="1">
+      <w:start w:val="1"/>
+      <w:numFmt w:val="lowerLetter"/>
+      <w:lvlText w:val="%8."/>
+      <w:lvlJc w:val="left"/>
+      <w:pPr>
+        <w:ind w:left="7560" w:hanging="360"/>
+      </w:pPr>
+    </w:lvl>
+    <w:lvl w:ilvl="8" w:tplc="0409001B" w:tentative="1">
+      <w:start w:val="1"/>
+      <w:numFmt w:val="lowerRoman"/>
+      <w:lvlText w:val="%9."/>
+      <w:lvlJc w:val="right"/>
+      <w:pPr>
+        <w:ind w:left="8280" w:hanging="180"/>
+      </w:pPr>
+    </w:lvl>
+  </w:abstractNum>
+  <w:abstractNum w:abstractNumId="22" w15:restartNumberingAfterBreak="0">
+    <w:nsid w:val="3CCD31E4"/>
+    <w:multiLevelType w:val="hybridMultilevel"/>
+    <w:tmpl w:val="6FCEB5AC"/>
+    <w:lvl w:ilvl="0" w:tplc="FA7C1290">
+      <w:start w:val="1"/>
+      <w:numFmt w:val="decimal"/>
+      <w:lvlText w:val="%1."/>
+      <w:lvlJc w:val="left"/>
+      <w:pPr>
+        <w:ind w:left="2520" w:hanging="360"/>
+      </w:pPr>
+      <w:rPr>
+        <w:rFonts w:hint="default"/>
+      </w:rPr>
+    </w:lvl>
+    <w:lvl w:ilvl="1" w:tplc="04090019" w:tentative="1">
+      <w:start w:val="1"/>
+      <w:numFmt w:val="lowerLetter"/>
+      <w:lvlText w:val="%2."/>
+      <w:lvlJc w:val="left"/>
+      <w:pPr>
+        <w:ind w:left="3240" w:hanging="360"/>
+      </w:pPr>
+    </w:lvl>
+    <w:lvl w:ilvl="2" w:tplc="0409001B" w:tentative="1">
+      <w:start w:val="1"/>
+      <w:numFmt w:val="lowerRoman"/>
+      <w:lvlText w:val="%3."/>
+      <w:lvlJc w:val="right"/>
+      <w:pPr>
+        <w:ind w:left="3960" w:hanging="180"/>
+      </w:pPr>
+    </w:lvl>
+    <w:lvl w:ilvl="3" w:tplc="0409000F" w:tentative="1">
+      <w:start w:val="1"/>
+      <w:numFmt w:val="decimal"/>
+      <w:lvlText w:val="%4."/>
+      <w:lvlJc w:val="left"/>
+      <w:pPr>
+        <w:ind w:left="4680" w:hanging="360"/>
+      </w:pPr>
+    </w:lvl>
+    <w:lvl w:ilvl="4" w:tplc="04090019" w:tentative="1">
+      <w:start w:val="1"/>
+      <w:numFmt w:val="lowerLetter"/>
+      <w:lvlText w:val="%5."/>
+      <w:lvlJc w:val="left"/>
+      <w:pPr>
+        <w:ind w:left="5400" w:hanging="360"/>
+      </w:pPr>
+    </w:lvl>
+    <w:lvl w:ilvl="5" w:tplc="0409001B" w:tentative="1">
+      <w:start w:val="1"/>
+      <w:numFmt w:val="lowerRoman"/>
+      <w:lvlText w:val="%6."/>
+      <w:lvlJc w:val="right"/>
+      <w:pPr>
+        <w:ind w:left="6120" w:hanging="180"/>
+      </w:pPr>
+    </w:lvl>
+    <w:lvl w:ilvl="6" w:tplc="0409000F" w:tentative="1">
+      <w:start w:val="1"/>
+      <w:numFmt w:val="decimal"/>
+      <w:lvlText w:val="%7."/>
+      <w:lvlJc w:val="left"/>
+      <w:pPr>
+        <w:ind w:left="6840" w:hanging="360"/>
+      </w:pPr>
+    </w:lvl>
+    <w:lvl w:ilvl="7" w:tplc="04090019" w:tentative="1">
+      <w:start w:val="1"/>
+      <w:numFmt w:val="lowerLetter"/>
+      <w:lvlText w:val="%8."/>
+      <w:lvlJc w:val="left"/>
+      <w:pPr>
+        <w:ind w:left="7560" w:hanging="360"/>
+      </w:pPr>
+    </w:lvl>
+    <w:lvl w:ilvl="8" w:tplc="0409001B" w:tentative="1">
+      <w:start w:val="1"/>
+      <w:numFmt w:val="lowerRoman"/>
+      <w:lvlText w:val="%9."/>
+      <w:lvlJc w:val="right"/>
+      <w:pPr>
+        <w:ind w:left="8280" w:hanging="180"/>
+      </w:pPr>
+    </w:lvl>
+  </w:abstractNum>
+  <w:abstractNum w:abstractNumId="23" w15:restartNumberingAfterBreak="0">
+    <w:nsid w:val="46FB5FA3"/>
+    <w:multiLevelType w:val="hybridMultilevel"/>
+    <w:tmpl w:val="2C4A7CA2"/>
+    <w:lvl w:ilvl="0" w:tplc="97F4DE78">
+      <w:start w:val="1"/>
+      <w:numFmt w:val="decimal"/>
+      <w:lvlText w:val="%1."/>
+      <w:lvlJc w:val="left"/>
+      <w:pPr>
+        <w:ind w:left="2520" w:hanging="360"/>
+      </w:pPr>
+      <w:rPr>
+        <w:rFonts w:hint="default"/>
+      </w:rPr>
+    </w:lvl>
+    <w:lvl w:ilvl="1" w:tplc="04090019" w:tentative="1">
+      <w:start w:val="1"/>
+      <w:numFmt w:val="lowerLetter"/>
+      <w:lvlText w:val="%2."/>
+      <w:lvlJc w:val="left"/>
+      <w:pPr>
+        <w:ind w:left="3240" w:hanging="360"/>
+      </w:pPr>
+    </w:lvl>
+    <w:lvl w:ilvl="2" w:tplc="0409001B" w:tentative="1">
+      <w:start w:val="1"/>
+      <w:numFmt w:val="lowerRoman"/>
+      <w:lvlText w:val="%3."/>
+      <w:lvlJc w:val="right"/>
+      <w:pPr>
+        <w:ind w:left="3960" w:hanging="180"/>
+      </w:pPr>
+    </w:lvl>
+    <w:lvl w:ilvl="3" w:tplc="0409000F" w:tentative="1">
+      <w:start w:val="1"/>
+      <w:numFmt w:val="decimal"/>
+      <w:lvlText w:val="%4."/>
+      <w:lvlJc w:val="left"/>
+      <w:pPr>
+        <w:ind w:left="4680" w:hanging="360"/>
+      </w:pPr>
+    </w:lvl>
+    <w:lvl w:ilvl="4" w:tplc="04090019" w:tentative="1">
+      <w:start w:val="1"/>
+      <w:numFmt w:val="lowerLetter"/>
+      <w:lvlText w:val="%5."/>
+      <w:lvlJc w:val="left"/>
+      <w:pPr>
+        <w:ind w:left="5400" w:hanging="360"/>
+      </w:pPr>
+    </w:lvl>
+    <w:lvl w:ilvl="5" w:tplc="0409001B" w:tentative="1">
+      <w:start w:val="1"/>
+      <w:numFmt w:val="lowerRoman"/>
+      <w:lvlText w:val="%6."/>
+      <w:lvlJc w:val="right"/>
+      <w:pPr>
+        <w:ind w:left="6120" w:hanging="180"/>
+      </w:pPr>
+    </w:lvl>
+    <w:lvl w:ilvl="6" w:tplc="0409000F" w:tentative="1">
+      <w:start w:val="1"/>
+      <w:numFmt w:val="decimal"/>
+      <w:lvlText w:val="%7."/>
+      <w:lvlJc w:val="left"/>
+      <w:pPr>
+        <w:ind w:left="6840" w:hanging="360"/>
+      </w:pPr>
+    </w:lvl>
+    <w:lvl w:ilvl="7" w:tplc="04090019" w:tentative="1">
+      <w:start w:val="1"/>
+      <w:numFmt w:val="lowerLetter"/>
+      <w:lvlText w:val="%8."/>
+      <w:lvlJc w:val="left"/>
+      <w:pPr>
+        <w:ind w:left="7560" w:hanging="360"/>
+      </w:pPr>
+    </w:lvl>
+    <w:lvl w:ilvl="8" w:tplc="0409001B" w:tentative="1">
+      <w:start w:val="1"/>
+      <w:numFmt w:val="lowerRoman"/>
+      <w:lvlText w:val="%9."/>
+      <w:lvlJc w:val="right"/>
+      <w:pPr>
+        <w:ind w:left="8280" w:hanging="180"/>
+      </w:pPr>
+    </w:lvl>
+  </w:abstractNum>
+  <w:abstractNum w:abstractNumId="24" w15:restartNumberingAfterBreak="0">
+    <w:nsid w:val="540F7C98"/>
+    <w:multiLevelType w:val="hybridMultilevel"/>
+    <w:tmpl w:val="52AAD6C0"/>
+    <w:lvl w:ilvl="0" w:tplc="4120B8C8">
+      <w:start w:val="1"/>
+      <w:numFmt w:val="decimal"/>
+      <w:lvlText w:val="%1."/>
+      <w:lvlJc w:val="left"/>
+      <w:pPr>
+        <w:ind w:left="2520" w:hanging="360"/>
+      </w:pPr>
+      <w:rPr>
+        <w:rFonts w:hint="default"/>
+      </w:rPr>
+    </w:lvl>
+    <w:lvl w:ilvl="1" w:tplc="04090019" w:tentative="1">
+      <w:start w:val="1"/>
+      <w:numFmt w:val="lowerLetter"/>
+      <w:lvlText w:val="%2."/>
+      <w:lvlJc w:val="left"/>
+      <w:pPr>
+        <w:ind w:left="3240" w:hanging="360"/>
+      </w:pPr>
+    </w:lvl>
+    <w:lvl w:ilvl="2" w:tplc="0409001B" w:tentative="1">
+      <w:start w:val="1"/>
+      <w:numFmt w:val="lowerRoman"/>
+      <w:lvlText w:val="%3."/>
+      <w:lvlJc w:val="right"/>
+      <w:pPr>
+        <w:ind w:left="3960" w:hanging="180"/>
+      </w:pPr>
+    </w:lvl>
+    <w:lvl w:ilvl="3" w:tplc="0409000F" w:tentative="1">
+      <w:start w:val="1"/>
+      <w:numFmt w:val="decimal"/>
+      <w:lvlText w:val="%4."/>
+      <w:lvlJc w:val="left"/>
+      <w:pPr>
+        <w:ind w:left="4680" w:hanging="360"/>
+      </w:pPr>
+    </w:lvl>
+    <w:lvl w:ilvl="4" w:tplc="04090019" w:tentative="1">
+      <w:start w:val="1"/>
+      <w:numFmt w:val="lowerLetter"/>
+      <w:lvlText w:val="%5."/>
+      <w:lvlJc w:val="left"/>
+      <w:pPr>
+        <w:ind w:left="5400" w:hanging="360"/>
+      </w:pPr>
+    </w:lvl>
+    <w:lvl w:ilvl="5" w:tplc="0409001B" w:tentative="1">
+      <w:start w:val="1"/>
+      <w:numFmt w:val="lowerRoman"/>
+      <w:lvlText w:val="%6."/>
+      <w:lvlJc w:val="right"/>
+      <w:pPr>
+        <w:ind w:left="6120" w:hanging="180"/>
+      </w:pPr>
+    </w:lvl>
+    <w:lvl w:ilvl="6" w:tplc="0409000F" w:tentative="1">
+      <w:start w:val="1"/>
+      <w:numFmt w:val="decimal"/>
+      <w:lvlText w:val="%7."/>
+      <w:lvlJc w:val="left"/>
+      <w:pPr>
+        <w:ind w:left="6840" w:hanging="360"/>
+      </w:pPr>
+    </w:lvl>
+    <w:lvl w:ilvl="7" w:tplc="04090019" w:tentative="1">
+      <w:start w:val="1"/>
+      <w:numFmt w:val="lowerLetter"/>
+      <w:lvlText w:val="%8."/>
+      <w:lvlJc w:val="left"/>
+      <w:pPr>
+        <w:ind w:left="7560" w:hanging="360"/>
+      </w:pPr>
+    </w:lvl>
+    <w:lvl w:ilvl="8" w:tplc="0409001B" w:tentative="1">
+      <w:start w:val="1"/>
+      <w:numFmt w:val="lowerRoman"/>
+      <w:lvlText w:val="%9."/>
+      <w:lvlJc w:val="right"/>
+      <w:pPr>
+        <w:ind w:left="8280" w:hanging="180"/>
+      </w:pPr>
+    </w:lvl>
+  </w:abstractNum>
+  <w:abstractNum w:abstractNumId="25" w15:restartNumberingAfterBreak="0">
+    <w:nsid w:val="592D527B"/>
+    <w:multiLevelType w:val="hybridMultilevel"/>
+    <w:tmpl w:val="0A8CD7EA"/>
+    <w:lvl w:ilvl="0" w:tplc="F8A44246">
+      <w:start w:val="1"/>
+      <w:numFmt w:val="decimal"/>
+      <w:lvlText w:val="%1."/>
+      <w:lvlJc w:val="left"/>
+      <w:pPr>
+        <w:ind w:left="2520" w:hanging="360"/>
+      </w:pPr>
+      <w:rPr>
+        <w:rFonts w:hint="default"/>
+      </w:rPr>
+    </w:lvl>
+    <w:lvl w:ilvl="1" w:tplc="04090019" w:tentative="1">
+      <w:start w:val="1"/>
+      <w:numFmt w:val="lowerLetter"/>
+      <w:lvlText w:val="%2."/>
+      <w:lvlJc w:val="left"/>
+      <w:pPr>
+        <w:ind w:left="3240" w:hanging="360"/>
+      </w:pPr>
+    </w:lvl>
+    <w:lvl w:ilvl="2" w:tplc="0409001B" w:tentative="1">
+      <w:start w:val="1"/>
+      <w:numFmt w:val="lowerRoman"/>
+      <w:lvlText w:val="%3."/>
+      <w:lvlJc w:val="right"/>
+      <w:pPr>
+        <w:ind w:left="3960" w:hanging="180"/>
+      </w:pPr>
+    </w:lvl>
+    <w:lvl w:ilvl="3" w:tplc="0409000F" w:tentative="1">
+      <w:start w:val="1"/>
+      <w:numFmt w:val="decimal"/>
+      <w:lvlText w:val="%4."/>
+      <w:lvlJc w:val="left"/>
+      <w:pPr>
+        <w:ind w:left="4680" w:hanging="360"/>
+      </w:pPr>
+    </w:lvl>
+    <w:lvl w:ilvl="4" w:tplc="04090019" w:tentative="1">
+      <w:start w:val="1"/>
+      <w:numFmt w:val="lowerLetter"/>
+      <w:lvlText w:val="%5."/>
+      <w:lvlJc w:val="left"/>
+      <w:pPr>
+        <w:ind w:left="5400" w:hanging="360"/>
+      </w:pPr>
+    </w:lvl>
+    <w:lvl w:ilvl="5" w:tplc="0409001B" w:tentative="1">
+      <w:start w:val="1"/>
+      <w:numFmt w:val="lowerRoman"/>
+      <w:lvlText w:val="%6."/>
+      <w:lvlJc w:val="right"/>
+      <w:pPr>
+        <w:ind w:left="6120" w:hanging="180"/>
+      </w:pPr>
+    </w:lvl>
+    <w:lvl w:ilvl="6" w:tplc="0409000F" w:tentative="1">
+      <w:start w:val="1"/>
+      <w:numFmt w:val="decimal"/>
+      <w:lvlText w:val="%7."/>
+      <w:lvlJc w:val="left"/>
+      <w:pPr>
+        <w:ind w:left="6840" w:hanging="360"/>
+      </w:pPr>
+    </w:lvl>
+    <w:lvl w:ilvl="7" w:tplc="04090019" w:tentative="1">
+      <w:start w:val="1"/>
+      <w:numFmt w:val="lowerLetter"/>
+      <w:lvlText w:val="%8."/>
+      <w:lvlJc w:val="left"/>
+      <w:pPr>
+        <w:ind w:left="7560" w:hanging="360"/>
+      </w:pPr>
+    </w:lvl>
+    <w:lvl w:ilvl="8" w:tplc="0409001B" w:tentative="1">
+      <w:start w:val="1"/>
+      <w:numFmt w:val="lowerRoman"/>
+      <w:lvlText w:val="%9."/>
+      <w:lvlJc w:val="right"/>
+      <w:pPr>
+        <w:ind w:left="8280" w:hanging="180"/>
+      </w:pPr>
+    </w:lvl>
+  </w:abstractNum>
+  <w:abstractNum w:abstractNumId="26" w15:restartNumberingAfterBreak="0">
+    <w:nsid w:val="5D3F0B19"/>
+    <w:multiLevelType w:val="hybridMultilevel"/>
+    <w:tmpl w:val="67EE9AA0"/>
+    <w:lvl w:ilvl="0" w:tplc="FFFFFFFF">
+      <w:start w:val="1"/>
+      <w:numFmt w:val="decimal"/>
+      <w:lvlText w:val="%1."/>
+      <w:lvlJc w:val="left"/>
+      <w:pPr>
+        <w:ind w:left="2520" w:hanging="360"/>
+      </w:pPr>
+      <w:rPr>
+        <w:rFonts w:hint="default"/>
+      </w:rPr>
+    </w:lvl>
+    <w:lvl w:ilvl="1" w:tplc="FFFFFFFF">
+      <w:start w:val="1"/>
+      <w:numFmt w:val="lowerLetter"/>
+      <w:lvlText w:val="%2."/>
+      <w:lvlJc w:val="left"/>
+      <w:pPr>
+        <w:ind w:left="3240" w:hanging="360"/>
+      </w:pPr>
+    </w:lvl>
+    <w:lvl w:ilvl="2" w:tplc="FFFFFFFF" w:tentative="1">
+      <w:start w:val="1"/>
+      <w:numFmt w:val="lowerRoman"/>
+      <w:lvlText w:val="%3."/>
+      <w:lvlJc w:val="right"/>
+      <w:pPr>
+        <w:ind w:left="3960" w:hanging="180"/>
+      </w:pPr>
+    </w:lvl>
+    <w:lvl w:ilvl="3" w:tplc="FFFFFFFF" w:tentative="1">
+      <w:start w:val="1"/>
+      <w:numFmt w:val="decimal"/>
+      <w:lvlText w:val="%4."/>
+      <w:lvlJc w:val="left"/>
+      <w:pPr>
+        <w:ind w:left="4680" w:hanging="360"/>
+      </w:pPr>
+    </w:lvl>
+    <w:lvl w:ilvl="4" w:tplc="FFFFFFFF" w:tentative="1">
+      <w:start w:val="1"/>
+      <w:numFmt w:val="lowerLetter"/>
+      <w:lvlText w:val="%5."/>
+      <w:lvlJc w:val="left"/>
+      <w:pPr>
+        <w:ind w:left="5400" w:hanging="360"/>
+      </w:pPr>
+    </w:lvl>
+    <w:lvl w:ilvl="5" w:tplc="FFFFFFFF" w:tentative="1">
+      <w:start w:val="1"/>
+      <w:numFmt w:val="lowerRoman"/>
+      <w:lvlText w:val="%6."/>
+      <w:lvlJc w:val="right"/>
+      <w:pPr>
+        <w:ind w:left="6120" w:hanging="180"/>
+      </w:pPr>
+    </w:lvl>
+    <w:lvl w:ilvl="6" w:tplc="FFFFFFFF" w:tentative="1">
+      <w:start w:val="1"/>
+      <w:numFmt w:val="decimal"/>
+      <w:lvlText w:val="%7."/>
+      <w:lvlJc w:val="left"/>
+      <w:pPr>
+        <w:ind w:left="6840" w:hanging="360"/>
+      </w:pPr>
+    </w:lvl>
+    <w:lvl w:ilvl="7" w:tplc="FFFFFFFF" w:tentative="1">
+      <w:start w:val="1"/>
+      <w:numFmt w:val="lowerLetter"/>
+      <w:lvlText w:val="%8."/>
+      <w:lvlJc w:val="left"/>
+      <w:pPr>
+        <w:ind w:left="7560" w:hanging="360"/>
+      </w:pPr>
+    </w:lvl>
+    <w:lvl w:ilvl="8" w:tplc="FFFFFFFF" w:tentative="1">
+      <w:start w:val="1"/>
+      <w:numFmt w:val="lowerRoman"/>
+      <w:lvlText w:val="%9."/>
+      <w:lvlJc w:val="right"/>
+      <w:pPr>
+        <w:ind w:left="8280" w:hanging="180"/>
+      </w:pPr>
+    </w:lvl>
+  </w:abstractNum>
+  <w:abstractNum w:abstractNumId="27" w15:restartNumberingAfterBreak="0">
+    <w:nsid w:val="677A0208"/>
+    <w:multiLevelType w:val="hybridMultilevel"/>
+    <w:tmpl w:val="17FC6410"/>
+    <w:lvl w:ilvl="0" w:tplc="0DD87BAC">
+      <w:start w:val="1"/>
+      <w:numFmt w:val="decimal"/>
+      <w:lvlText w:val="%1."/>
+      <w:lvlJc w:val="left"/>
+      <w:pPr>
+        <w:ind w:left="2520" w:hanging="360"/>
+      </w:pPr>
+      <w:rPr>
+        <w:rFonts w:hint="default"/>
+      </w:rPr>
+    </w:lvl>
+    <w:lvl w:ilvl="1" w:tplc="04090019" w:tentative="1">
+      <w:start w:val="1"/>
+      <w:numFmt w:val="lowerLetter"/>
+      <w:lvlText w:val="%2."/>
+      <w:lvlJc w:val="left"/>
+      <w:pPr>
+        <w:ind w:left="3240" w:hanging="360"/>
+      </w:pPr>
+    </w:lvl>
+    <w:lvl w:ilvl="2" w:tplc="0409001B" w:tentative="1">
+      <w:start w:val="1"/>
+      <w:numFmt w:val="lowerRoman"/>
+      <w:lvlText w:val="%3."/>
+      <w:lvlJc w:val="right"/>
+      <w:pPr>
+        <w:ind w:left="3960" w:hanging="180"/>
+      </w:pPr>
+    </w:lvl>
+    <w:lvl w:ilvl="3" w:tplc="0409000F" w:tentative="1">
+      <w:start w:val="1"/>
+      <w:numFmt w:val="decimal"/>
+      <w:lvlText w:val="%4."/>
+      <w:lvlJc w:val="left"/>
+      <w:pPr>
+        <w:ind w:left="4680" w:hanging="360"/>
+      </w:pPr>
+    </w:lvl>
+    <w:lvl w:ilvl="4" w:tplc="04090019" w:tentative="1">
+      <w:start w:val="1"/>
+      <w:numFmt w:val="lowerLetter"/>
+      <w:lvlText w:val="%5."/>
+      <w:lvlJc w:val="left"/>
+      <w:pPr>
+        <w:ind w:left="5400" w:hanging="360"/>
+      </w:pPr>
+    </w:lvl>
+    <w:lvl w:ilvl="5" w:tplc="0409001B" w:tentative="1">
+      <w:start w:val="1"/>
+      <w:numFmt w:val="lowerRoman"/>
+      <w:lvlText w:val="%6."/>
+      <w:lvlJc w:val="right"/>
+      <w:pPr>
+        <w:ind w:left="6120" w:hanging="180"/>
+      </w:pPr>
+    </w:lvl>
+    <w:lvl w:ilvl="6" w:tplc="0409000F" w:tentative="1">
+      <w:start w:val="1"/>
+      <w:numFmt w:val="decimal"/>
+      <w:lvlText w:val="%7."/>
+      <w:lvlJc w:val="left"/>
+      <w:pPr>
+        <w:ind w:left="6840" w:hanging="360"/>
+      </w:pPr>
+    </w:lvl>
+    <w:lvl w:ilvl="7" w:tplc="04090019" w:tentative="1">
+      <w:start w:val="1"/>
+      <w:numFmt w:val="lowerLetter"/>
+      <w:lvlText w:val="%8."/>
+      <w:lvlJc w:val="left"/>
+      <w:pPr>
+        <w:ind w:left="7560" w:hanging="360"/>
+      </w:pPr>
+    </w:lvl>
+    <w:lvl w:ilvl="8" w:tplc="0409001B" w:tentative="1">
+      <w:start w:val="1"/>
+      <w:numFmt w:val="lowerRoman"/>
+      <w:lvlText w:val="%9."/>
+      <w:lvlJc w:val="right"/>
+      <w:pPr>
+        <w:ind w:left="8280" w:hanging="180"/>
+      </w:pPr>
+    </w:lvl>
+  </w:abstractNum>
+  <w:abstractNum w:abstractNumId="28" w15:restartNumberingAfterBreak="0">
+    <w:nsid w:val="68014E53"/>
+    <w:multiLevelType w:val="hybridMultilevel"/>
+    <w:tmpl w:val="8288FBEA"/>
+    <w:lvl w:ilvl="0" w:tplc="3A16BCDA">
+      <w:start w:val="1"/>
+      <w:numFmt w:val="decimal"/>
+      <w:lvlText w:val="%1."/>
+      <w:lvlJc w:val="left"/>
+      <w:pPr>
+        <w:ind w:left="2520" w:hanging="360"/>
+      </w:pPr>
+      <w:rPr>
+        <w:rFonts w:hint="default"/>
+      </w:rPr>
+    </w:lvl>
+    <w:lvl w:ilvl="1" w:tplc="04090019" w:tentative="1">
+      <w:start w:val="1"/>
+      <w:numFmt w:val="lowerLetter"/>
+      <w:lvlText w:val="%2."/>
+      <w:lvlJc w:val="left"/>
+      <w:pPr>
+        <w:ind w:left="3240" w:hanging="360"/>
+      </w:pPr>
+    </w:lvl>
+    <w:lvl w:ilvl="2" w:tplc="0409001B" w:tentative="1">
+      <w:start w:val="1"/>
+      <w:numFmt w:val="lowerRoman"/>
+      <w:lvlText w:val="%3."/>
+      <w:lvlJc w:val="right"/>
+      <w:pPr>
+        <w:ind w:left="3960" w:hanging="180"/>
+      </w:pPr>
+    </w:lvl>
+    <w:lvl w:ilvl="3" w:tplc="0409000F" w:tentative="1">
+      <w:start w:val="1"/>
+      <w:numFmt w:val="decimal"/>
+      <w:lvlText w:val="%4."/>
+      <w:lvlJc w:val="left"/>
+      <w:pPr>
+        <w:ind w:left="4680" w:hanging="360"/>
+      </w:pPr>
+    </w:lvl>
+    <w:lvl w:ilvl="4" w:tplc="04090019" w:tentative="1">
+      <w:start w:val="1"/>
+      <w:numFmt w:val="lowerLetter"/>
+      <w:lvlText w:val="%5."/>
+      <w:lvlJc w:val="left"/>
+      <w:pPr>
+        <w:ind w:left="5400" w:hanging="360"/>
+      </w:pPr>
+    </w:lvl>
+    <w:lvl w:ilvl="5" w:tplc="0409001B" w:tentative="1">
+      <w:start w:val="1"/>
+      <w:numFmt w:val="lowerRoman"/>
+      <w:lvlText w:val="%6."/>
+      <w:lvlJc w:val="right"/>
+      <w:pPr>
+        <w:ind w:left="6120" w:hanging="180"/>
+      </w:pPr>
+    </w:lvl>
+    <w:lvl w:ilvl="6" w:tplc="0409000F" w:tentative="1">
+      <w:start w:val="1"/>
+      <w:numFmt w:val="decimal"/>
+      <w:lvlText w:val="%7."/>
+      <w:lvlJc w:val="left"/>
+      <w:pPr>
+        <w:ind w:left="6840" w:hanging="360"/>
+      </w:pPr>
+    </w:lvl>
+    <w:lvl w:ilvl="7" w:tplc="04090019" w:tentative="1">
+      <w:start w:val="1"/>
+      <w:numFmt w:val="lowerLetter"/>
+      <w:lvlText w:val="%8."/>
+      <w:lvlJc w:val="left"/>
+      <w:pPr>
+        <w:ind w:left="7560" w:hanging="360"/>
+      </w:pPr>
+    </w:lvl>
+    <w:lvl w:ilvl="8" w:tplc="0409001B" w:tentative="1">
+      <w:start w:val="1"/>
+      <w:numFmt w:val="lowerRoman"/>
+      <w:lvlText w:val="%9."/>
+      <w:lvlJc w:val="right"/>
+      <w:pPr>
+        <w:ind w:left="8280" w:hanging="180"/>
+      </w:pPr>
+    </w:lvl>
+  </w:abstractNum>
+  <w:abstractNum w:abstractNumId="29" w15:restartNumberingAfterBreak="0">
+    <w:nsid w:val="68612773"/>
+    <w:multiLevelType w:val="hybridMultilevel"/>
+    <w:tmpl w:val="60E22064"/>
+    <w:lvl w:ilvl="0" w:tplc="B64C2E58">
+      <w:start w:val="1"/>
+      <w:numFmt w:val="decimal"/>
+      <w:lvlText w:val="%1."/>
+      <w:lvlJc w:val="left"/>
+      <w:pPr>
+        <w:ind w:left="2520" w:hanging="360"/>
+      </w:pPr>
+      <w:rPr>
+        <w:rFonts w:hint="default"/>
+      </w:rPr>
+    </w:lvl>
+    <w:lvl w:ilvl="1" w:tplc="04090019" w:tentative="1">
+      <w:start w:val="1"/>
+      <w:numFmt w:val="lowerLetter"/>
+      <w:lvlText w:val="%2."/>
+      <w:lvlJc w:val="left"/>
+      <w:pPr>
+        <w:ind w:left="3240" w:hanging="360"/>
+      </w:pPr>
+    </w:lvl>
+    <w:lvl w:ilvl="2" w:tplc="0409001B" w:tentative="1">
+      <w:start w:val="1"/>
+      <w:numFmt w:val="lowerRoman"/>
+      <w:lvlText w:val="%3."/>
+      <w:lvlJc w:val="right"/>
+      <w:pPr>
+        <w:ind w:left="3960" w:hanging="180"/>
+      </w:pPr>
+    </w:lvl>
+    <w:lvl w:ilvl="3" w:tplc="0409000F" w:tentative="1">
+      <w:start w:val="1"/>
+      <w:numFmt w:val="decimal"/>
+      <w:lvlText w:val="%4."/>
+      <w:lvlJc w:val="left"/>
+      <w:pPr>
+        <w:ind w:left="4680" w:hanging="360"/>
+      </w:pPr>
+    </w:lvl>
+    <w:lvl w:ilvl="4" w:tplc="04090019" w:tentative="1">
+      <w:start w:val="1"/>
+      <w:numFmt w:val="lowerLetter"/>
+      <w:lvlText w:val="%5."/>
+      <w:lvlJc w:val="left"/>
+      <w:pPr>
+        <w:ind w:left="5400" w:hanging="360"/>
+      </w:pPr>
+    </w:lvl>
+    <w:lvl w:ilvl="5" w:tplc="0409001B" w:tentative="1">
+      <w:start w:val="1"/>
+      <w:numFmt w:val="lowerRoman"/>
+      <w:lvlText w:val="%6."/>
+      <w:lvlJc w:val="right"/>
+      <w:pPr>
+        <w:ind w:left="6120" w:hanging="180"/>
+      </w:pPr>
+    </w:lvl>
+    <w:lvl w:ilvl="6" w:tplc="0409000F" w:tentative="1">
+      <w:start w:val="1"/>
+      <w:numFmt w:val="decimal"/>
+      <w:lvlText w:val="%7."/>
+      <w:lvlJc w:val="left"/>
+      <w:pPr>
+        <w:ind w:left="6840" w:hanging="360"/>
+      </w:pPr>
+    </w:lvl>
+    <w:lvl w:ilvl="7" w:tplc="04090019" w:tentative="1">
+      <w:start w:val="1"/>
+      <w:numFmt w:val="lowerLetter"/>
+      <w:lvlText w:val="%8."/>
+      <w:lvlJc w:val="left"/>
+      <w:pPr>
+        <w:ind w:left="7560" w:hanging="360"/>
+      </w:pPr>
+    </w:lvl>
+    <w:lvl w:ilvl="8" w:tplc="0409001B" w:tentative="1">
+      <w:start w:val="1"/>
+      <w:numFmt w:val="lowerRoman"/>
+      <w:lvlText w:val="%9."/>
+      <w:lvlJc w:val="right"/>
+      <w:pPr>
+        <w:ind w:left="8280" w:hanging="180"/>
+      </w:pPr>
+    </w:lvl>
+  </w:abstractNum>
+  <w:abstractNum w:abstractNumId="30" w15:restartNumberingAfterBreak="0">
+    <w:nsid w:val="6EA50243"/>
+    <w:multiLevelType w:val="hybridMultilevel"/>
+    <w:tmpl w:val="5A749992"/>
+    <w:lvl w:ilvl="0" w:tplc="EE5000D0">
+      <w:start w:val="1"/>
+      <w:numFmt w:val="decimal"/>
+      <w:lvlText w:val="%1."/>
+      <w:lvlJc w:val="left"/>
+      <w:pPr>
+        <w:ind w:left="2520" w:hanging="360"/>
+      </w:pPr>
+      <w:rPr>
+        <w:rFonts w:hint="default"/>
+      </w:rPr>
+    </w:lvl>
+    <w:lvl w:ilvl="1" w:tplc="04090019" w:tentative="1">
+      <w:start w:val="1"/>
+      <w:numFmt w:val="lowerLetter"/>
+      <w:lvlText w:val="%2."/>
+      <w:lvlJc w:val="left"/>
+      <w:pPr>
+        <w:ind w:left="3240" w:hanging="360"/>
+      </w:pPr>
+    </w:lvl>
+    <w:lvl w:ilvl="2" w:tplc="0409001B" w:tentative="1">
+      <w:start w:val="1"/>
+      <w:numFmt w:val="lowerRoman"/>
+      <w:lvlText w:val="%3."/>
+      <w:lvlJc w:val="right"/>
+      <w:pPr>
+        <w:ind w:left="3960" w:hanging="180"/>
+      </w:pPr>
+    </w:lvl>
+    <w:lvl w:ilvl="3" w:tplc="0409000F" w:tentative="1">
+      <w:start w:val="1"/>
+      <w:numFmt w:val="decimal"/>
+      <w:lvlText w:val="%4."/>
+      <w:lvlJc w:val="left"/>
+      <w:pPr>
+        <w:ind w:left="4680" w:hanging="360"/>
+      </w:pPr>
+    </w:lvl>
+    <w:lvl w:ilvl="4" w:tplc="04090019" w:tentative="1">
+      <w:start w:val="1"/>
+      <w:numFmt w:val="lowerLetter"/>
+      <w:lvlText w:val="%5."/>
+      <w:lvlJc w:val="left"/>
+      <w:pPr>
+        <w:ind w:left="5400" w:hanging="360"/>
+      </w:pPr>
+    </w:lvl>
+    <w:lvl w:ilvl="5" w:tplc="0409001B" w:tentative="1">
+      <w:start w:val="1"/>
+      <w:numFmt w:val="lowerRoman"/>
+      <w:lvlText w:val="%6."/>
+      <w:lvlJc w:val="right"/>
+      <w:pPr>
+        <w:ind w:left="6120" w:hanging="180"/>
+      </w:pPr>
+    </w:lvl>
+    <w:lvl w:ilvl="6" w:tplc="0409000F" w:tentative="1">
+      <w:start w:val="1"/>
+      <w:numFmt w:val="decimal"/>
+      <w:lvlText w:val="%7."/>
+      <w:lvlJc w:val="left"/>
+      <w:pPr>
+        <w:ind w:left="6840" w:hanging="360"/>
+      </w:pPr>
+    </w:lvl>
+    <w:lvl w:ilvl="7" w:tplc="04090019" w:tentative="1">
+      <w:start w:val="1"/>
+      <w:numFmt w:val="lowerLetter"/>
+      <w:lvlText w:val="%8."/>
+      <w:lvlJc w:val="left"/>
+      <w:pPr>
+        <w:ind w:left="7560" w:hanging="360"/>
+      </w:pPr>
+    </w:lvl>
+    <w:lvl w:ilvl="8" w:tplc="0409001B" w:tentative="1">
+      <w:start w:val="1"/>
+      <w:numFmt w:val="lowerRoman"/>
+      <w:lvlText w:val="%9."/>
+      <w:lvlJc w:val="right"/>
+      <w:pPr>
+        <w:ind w:left="8280" w:hanging="180"/>
+      </w:pPr>
+    </w:lvl>
+  </w:abstractNum>
+  <w:abstractNum w:abstractNumId="31" w15:restartNumberingAfterBreak="0">
+    <w:nsid w:val="753C4D06"/>
+    <w:multiLevelType w:val="multilevel"/>
+    <w:tmpl w:val="2E6E91D4"/>
+    <w:lvl w:ilvl="0">
+      <w:start w:val="1"/>
+      <w:numFmt w:val="decimal"/>
+      <w:lvlText w:val="%1."/>
+      <w:lvlJc w:val="left"/>
+      <w:pPr>
+        <w:tabs>
+          <w:tab w:val="num" w:pos="720"/>
+        </w:tabs>
+        <w:ind w:left="720" w:hanging="720"/>
+      </w:pPr>
+      <w:rPr>
+        <w:b/>
+        <w:kern w:val="2"/>
+        <w:sz w:val="36"/>
+        <w:lang w:val="en-US" w:bidi="en-US"/>
+      </w:rPr>
+    </w:lvl>
+    <w:lvl w:ilvl="1">
+      <w:start w:val="1"/>
+      <w:numFmt w:val="decimal"/>
+      <w:lvlText w:val="%1.%2."/>
+      <w:lvlJc w:val="left"/>
+      <w:pPr>
+        <w:tabs>
+          <w:tab w:val="num" w:pos="720"/>
+        </w:tabs>
+        <w:ind w:left="1440" w:hanging="720"/>
+      </w:pPr>
+    </w:lvl>
+    <w:lvl w:ilvl="2">
+      <w:start w:val="1"/>
+      <w:numFmt w:val="decimal"/>
+      <w:lvlText w:val="%1.%2.%3."/>
+      <w:lvlJc w:val="left"/>
+      <w:pPr>
+        <w:tabs>
+          <w:tab w:val="num" w:pos="720"/>
+        </w:tabs>
+        <w:ind w:left="2160" w:hanging="720"/>
+      </w:pPr>
+    </w:lvl>
+    <w:lvl w:ilvl="3">
+      <w:start w:val="1"/>
+      <w:numFmt w:val="decimal"/>
+      <w:lvlText w:val="%1.%2.%3.%4."/>
+      <w:lvlJc w:val="left"/>
+      <w:pPr>
+        <w:tabs>
+          <w:tab w:val="num" w:pos="720"/>
+        </w:tabs>
+        <w:ind w:left="2880" w:hanging="720"/>
+      </w:pPr>
+    </w:lvl>
+    <w:lvl w:ilvl="4">
+      <w:start w:val="1"/>
+      <w:numFmt w:val="decimal"/>
+      <w:lvlText w:val="%1.%2.%3.%4.%5."/>
+      <w:lvlJc w:val="left"/>
+      <w:pPr>
+        <w:tabs>
+          <w:tab w:val="num" w:pos="720"/>
+        </w:tabs>
+        <w:ind w:left="3600" w:hanging="720"/>
+      </w:pPr>
+    </w:lvl>
+    <w:lvl w:ilvl="5">
+      <w:start w:val="1"/>
+      <w:numFmt w:val="decimal"/>
+      <w:lvlText w:val="%1.%2.%3.%4.%5.%6."/>
+      <w:lvlJc w:val="left"/>
+      <w:pPr>
+        <w:tabs>
+          <w:tab w:val="num" w:pos="720"/>
+        </w:tabs>
+        <w:ind w:left="4320" w:hanging="720"/>
+      </w:pPr>
+    </w:lvl>
+    <w:lvl w:ilvl="6">
+      <w:start w:val="1"/>
+      <w:numFmt w:val="decimal"/>
+      <w:lvlText w:val="%1.%2.%3.%4.%5.%6.%7."/>
+      <w:lvlJc w:val="left"/>
+      <w:pPr>
+        <w:tabs>
+          <w:tab w:val="num" w:pos="720"/>
+        </w:tabs>
+        <w:ind w:left="5040" w:hanging="720"/>
+      </w:pPr>
+    </w:lvl>
+    <w:lvl w:ilvl="7">
+      <w:start w:val="1"/>
+      <w:numFmt w:val="decimal"/>
+      <w:lvlText w:val="%1.%2.%3.%4.%5.%6.%7.%8."/>
+      <w:lvlJc w:val="left"/>
+      <w:pPr>
+        <w:tabs>
+          <w:tab w:val="num" w:pos="720"/>
+        </w:tabs>
+        <w:ind w:left="5760" w:hanging="720"/>
+      </w:pPr>
+    </w:lvl>
+    <w:lvl w:ilvl="8">
+      <w:start w:val="1"/>
+      <w:numFmt w:val="decimal"/>
+      <w:lvlText w:val="%1.%2.%3.%4.%5.%6.%7.%8.%9."/>
+      <w:lvlJc w:val="left"/>
+      <w:pPr>
+        <w:tabs>
+          <w:tab w:val="num" w:pos="720"/>
+        </w:tabs>
+        <w:ind w:left="6480" w:hanging="720"/>
+      </w:pPr>
+    </w:lvl>
+  </w:abstractNum>
+  <w:abstractNum w:abstractNumId="32" w15:restartNumberingAfterBreak="0">
+    <w:nsid w:val="78D97DBA"/>
+    <w:multiLevelType w:val="hybridMultilevel"/>
+    <w:tmpl w:val="C58E5632"/>
+    <w:lvl w:ilvl="0" w:tplc="75388842">
+      <w:start w:val="1"/>
+      <w:numFmt w:val="decimal"/>
+      <w:lvlText w:val="%1."/>
+      <w:lvlJc w:val="left"/>
+      <w:pPr>
+        <w:ind w:left="2520" w:hanging="360"/>
+      </w:pPr>
+      <w:rPr>
+        <w:rFonts w:hint="default"/>
+      </w:rPr>
+    </w:lvl>
+    <w:lvl w:ilvl="1" w:tplc="04090019" w:tentative="1">
+      <w:start w:val="1"/>
+      <w:numFmt w:val="lowerLetter"/>
+      <w:lvlText w:val="%2."/>
+      <w:lvlJc w:val="left"/>
+      <w:pPr>
+        <w:ind w:left="3240" w:hanging="360"/>
+      </w:pPr>
+    </w:lvl>
+    <w:lvl w:ilvl="2" w:tplc="0409001B" w:tentative="1">
+      <w:start w:val="1"/>
+      <w:numFmt w:val="lowerRoman"/>
+      <w:lvlText w:val="%3."/>
+      <w:lvlJc w:val="right"/>
+      <w:pPr>
+        <w:ind w:left="3960" w:hanging="180"/>
+      </w:pPr>
+    </w:lvl>
+    <w:lvl w:ilvl="3" w:tplc="0409000F" w:tentative="1">
+      <w:start w:val="1"/>
+      <w:numFmt w:val="decimal"/>
+      <w:lvlText w:val="%4."/>
+      <w:lvlJc w:val="left"/>
+      <w:pPr>
+        <w:ind w:left="4680" w:hanging="360"/>
+      </w:pPr>
+    </w:lvl>
+    <w:lvl w:ilvl="4" w:tplc="04090019" w:tentative="1">
+      <w:start w:val="1"/>
+      <w:numFmt w:val="lowerLetter"/>
+      <w:lvlText w:val="%5."/>
+      <w:lvlJc w:val="left"/>
+      <w:pPr>
+        <w:ind w:left="5400" w:hanging="360"/>
+      </w:pPr>
+    </w:lvl>
+    <w:lvl w:ilvl="5" w:tplc="0409001B" w:tentative="1">
+      <w:start w:val="1"/>
+      <w:numFmt w:val="lowerRoman"/>
+      <w:lvlText w:val="%6."/>
+      <w:lvlJc w:val="right"/>
+      <w:pPr>
+        <w:ind w:left="6120" w:hanging="180"/>
+      </w:pPr>
+    </w:lvl>
+    <w:lvl w:ilvl="6" w:tplc="0409000F" w:tentative="1">
+      <w:start w:val="1"/>
+      <w:numFmt w:val="decimal"/>
+      <w:lvlText w:val="%7."/>
+      <w:lvlJc w:val="left"/>
+      <w:pPr>
+        <w:ind w:left="6840" w:hanging="360"/>
+      </w:pPr>
+    </w:lvl>
+    <w:lvl w:ilvl="7" w:tplc="04090019" w:tentative="1">
+      <w:start w:val="1"/>
+      <w:numFmt w:val="lowerLetter"/>
+      <w:lvlText w:val="%8."/>
+      <w:lvlJc w:val="left"/>
+      <w:pPr>
+        <w:ind w:left="7560" w:hanging="360"/>
+      </w:pPr>
+    </w:lvl>
+    <w:lvl w:ilvl="8" w:tplc="0409001B" w:tentative="1">
+      <w:start w:val="1"/>
+      <w:numFmt w:val="lowerRoman"/>
+      <w:lvlText w:val="%9."/>
+      <w:lvlJc w:val="right"/>
+      <w:pPr>
+        <w:ind w:left="8280" w:hanging="180"/>
+      </w:pPr>
+    </w:lvl>
+  </w:abstractNum>
   <w:num w:numId="1" w16cid:durableId="797454202">
+    <w:abstractNumId w:val="18"/>
+  </w:num>
+  <w:num w:numId="2" w16cid:durableId="885065102">
+    <w:abstractNumId w:val="20"/>
+  </w:num>
+  <w:num w:numId="3" w16cid:durableId="46297616">
+    <w:abstractNumId w:val="19"/>
+  </w:num>
+  <w:num w:numId="4" w16cid:durableId="1142193613">
+    <w:abstractNumId w:val="31"/>
+  </w:num>
+  <w:num w:numId="5" w16cid:durableId="1092120572">
+    <w:abstractNumId w:val="15"/>
+  </w:num>
+  <w:num w:numId="6" w16cid:durableId="290787736">
     <w:abstractNumId w:val="0"/>
   </w:num>
-  <w:num w:numId="2" w16cid:durableId="885065102">
+  <w:num w:numId="7" w16cid:durableId="1268075201">
+    <w:abstractNumId w:val="3"/>
+  </w:num>
+  <w:num w:numId="8" w16cid:durableId="717513642">
+    <w:abstractNumId w:val="10"/>
+  </w:num>
+  <w:num w:numId="9" w16cid:durableId="1494222643">
+    <w:abstractNumId w:val="29"/>
+  </w:num>
+  <w:num w:numId="10" w16cid:durableId="1311710229">
+    <w:abstractNumId w:val="8"/>
+  </w:num>
+  <w:num w:numId="11" w16cid:durableId="1993215107">
+    <w:abstractNumId w:val="16"/>
+  </w:num>
+  <w:num w:numId="12" w16cid:durableId="529538470">
+    <w:abstractNumId w:val="24"/>
+  </w:num>
+  <w:num w:numId="13" w16cid:durableId="1683900384">
+    <w:abstractNumId w:val="28"/>
+  </w:num>
+  <w:num w:numId="14" w16cid:durableId="998272608">
+    <w:abstractNumId w:val="13"/>
+  </w:num>
+  <w:num w:numId="15" w16cid:durableId="1233008171">
+    <w:abstractNumId w:val="11"/>
+  </w:num>
+  <w:num w:numId="16" w16cid:durableId="1190071207">
     <w:abstractNumId w:val="2"/>
   </w:num>
-  <w:num w:numId="3" w16cid:durableId="46297616">
+  <w:num w:numId="17" w16cid:durableId="1401440241">
+    <w:abstractNumId w:val="6"/>
+  </w:num>
+  <w:num w:numId="18" w16cid:durableId="974406454">
+    <w:abstractNumId w:val="4"/>
+  </w:num>
+  <w:num w:numId="19" w16cid:durableId="1612741623">
+    <w:abstractNumId w:val="14"/>
+  </w:num>
+  <w:num w:numId="20" w16cid:durableId="1096245914">
+    <w:abstractNumId w:val="25"/>
+  </w:num>
+  <w:num w:numId="21" w16cid:durableId="756170898">
+    <w:abstractNumId w:val="12"/>
+  </w:num>
+  <w:num w:numId="22" w16cid:durableId="1154907287">
+    <w:abstractNumId w:val="22"/>
+  </w:num>
+  <w:num w:numId="23" w16cid:durableId="1082602748">
+    <w:abstractNumId w:val="5"/>
+  </w:num>
+  <w:num w:numId="24" w16cid:durableId="1181822716">
+    <w:abstractNumId w:val="32"/>
+  </w:num>
+  <w:num w:numId="25" w16cid:durableId="1186289276">
+    <w:abstractNumId w:val="21"/>
+  </w:num>
+  <w:num w:numId="26" w16cid:durableId="291446155">
+    <w:abstractNumId w:val="27"/>
+  </w:num>
+  <w:num w:numId="27" w16cid:durableId="732891468">
+    <w:abstractNumId w:val="23"/>
+  </w:num>
+  <w:num w:numId="28" w16cid:durableId="1603684923">
+    <w:abstractNumId w:val="17"/>
+  </w:num>
+  <w:num w:numId="29" w16cid:durableId="1635480645">
+    <w:abstractNumId w:val="26"/>
+  </w:num>
+  <w:num w:numId="30" w16cid:durableId="1215699841">
+    <w:abstractNumId w:val="9"/>
+  </w:num>
+  <w:num w:numId="31" w16cid:durableId="972638276">
+    <w:abstractNumId w:val="30"/>
+  </w:num>
+  <w:num w:numId="32" w16cid:durableId="1183401409">
     <w:abstractNumId w:val="1"/>
+  </w:num>
+  <w:num w:numId="33" w16cid:durableId="638922010">
+    <w:abstractNumId w:val="7"/>
   </w:num>
 </w:numbering>
 </file>
@@ -8598,6 +15576,7 @@
   <w:style w:type="character" w:default="1" w:styleId="DefaultParagraphFont">
     <w:name w:val="Default Paragraph Font"/>
     <w:uiPriority w:val="1"/>
+    <w:semiHidden/>
     <w:unhideWhenUsed/>
   </w:style>
   <w:style w:type="table" w:default="1" w:styleId="TableNormal">

--- a/SRS_Communications.docx
+++ b/SRS_Communications.docx
@@ -530,7 +530,21 @@
               <w:rPr>
                 <w:color w:val="000000"/>
               </w:rPr>
-              <w:t>Andrea Clarize N.</w:t>
+              <w:t xml:space="preserve">Andrea </w:t>
+            </w:r>
+            <w:proofErr w:type="spellStart"/>
+            <w:r>
+              <w:rPr>
+                <w:color w:val="000000"/>
+              </w:rPr>
+              <w:t>Clarize</w:t>
+            </w:r>
+            <w:proofErr w:type="spellEnd"/>
+            <w:r>
+              <w:rPr>
+                <w:color w:val="000000"/>
+              </w:rPr>
+              <w:t xml:space="preserve"> N.</w:t>
             </w:r>
           </w:p>
         </w:tc>
@@ -749,7 +763,23 @@
                 <w:color w:val="000000" w:themeColor="text1"/>
                 <w:lang w:bidi="hi-IN"/>
               </w:rPr>
-              <w:t xml:space="preserve">Olalekan Faniran-Ajiwe </w:t>
+              <w:t xml:space="preserve">Olalekan </w:t>
+            </w:r>
+            <w:proofErr w:type="spellStart"/>
+            <w:r>
+              <w:rPr>
+                <w:color w:val="000000" w:themeColor="text1"/>
+                <w:lang w:bidi="hi-IN"/>
+              </w:rPr>
+              <w:t>Faniran-Ajiwe</w:t>
+            </w:r>
+            <w:proofErr w:type="spellEnd"/>
+            <w:r>
+              <w:rPr>
+                <w:color w:val="000000" w:themeColor="text1"/>
+                <w:lang w:bidi="hi-IN"/>
+              </w:rPr>
+              <w:t xml:space="preserve"> </w:t>
             </w:r>
           </w:p>
           <w:p>
@@ -867,7 +897,21 @@
               <w:rPr>
                 <w:color w:val="000000"/>
               </w:rPr>
-              <w:t>Darien, Ola, Clarize, Victor</w:t>
+              <w:t xml:space="preserve">Darien, Ola, </w:t>
+            </w:r>
+            <w:proofErr w:type="spellStart"/>
+            <w:r>
+              <w:rPr>
+                <w:color w:val="000000"/>
+              </w:rPr>
+              <w:t>Clarize</w:t>
+            </w:r>
+            <w:proofErr w:type="spellEnd"/>
+            <w:r>
+              <w:rPr>
+                <w:color w:val="000000"/>
+              </w:rPr>
+              <w:t>, Victor</w:t>
             </w:r>
           </w:p>
         </w:tc>
@@ -5802,11 +5846,19 @@
           <w:color w:val="000000" w:themeColor="text1"/>
         </w:rPr>
       </w:pPr>
-      <w:r>
-        <w:rPr>
-          <w:color w:val="000000" w:themeColor="text1"/>
-        </w:rPr>
-        <w:t>ConsoleUI, to interact with any server-side processes.</w:t>
+      <w:proofErr w:type="spellStart"/>
+      <w:r>
+        <w:rPr>
+          <w:color w:val="000000" w:themeColor="text1"/>
+        </w:rPr>
+        <w:t>ConsoleUI</w:t>
+      </w:r>
+      <w:proofErr w:type="spellEnd"/>
+      <w:r>
+        <w:rPr>
+          <w:color w:val="000000" w:themeColor="text1"/>
+        </w:rPr>
+        <w:t>, to interact with any server-side processes.</w:t>
       </w:r>
     </w:p>
     <w:p>
@@ -8316,6 +8368,39 @@
     </w:p>
     <w:p>
       <w:pPr>
+        <w:pStyle w:val="Paragraph2"/>
+        <w:rPr>
+          <w:color w:val="000000" w:themeColor="text1"/>
+        </w:rPr>
+      </w:pPr>
+      <w:r>
+        <w:rPr>
+          <w:color w:val="000000" w:themeColor="text1"/>
+        </w:rPr>
+        <w:t>3.1.2.8</w:t>
+      </w:r>
+    </w:p>
+    <w:p>
+      <w:pPr>
+        <w:ind w:left="1440"/>
+      </w:pPr>
+      <w:r>
+        <w:t xml:space="preserve">The client </w:t>
+      </w:r>
+      <w:r>
+        <w:t>must provide an administrative interface accessible only after authentication with IT role privileges for user registration and history access.</w:t>
+      </w:r>
+    </w:p>
+    <w:p>
+      <w:pPr>
+        <w:pStyle w:val="Paragraph2"/>
+        <w:rPr>
+          <w:color w:val="000000" w:themeColor="text1"/>
+        </w:rPr>
+      </w:pPr>
+    </w:p>
+    <w:p>
+      <w:pPr>
         <w:pStyle w:val="Heading3"/>
         <w:numPr>
           <w:ilvl w:val="2"/>
@@ -8363,6 +8448,7 @@
         <w:ind w:left="1440"/>
       </w:pPr>
       <w:r>
+        <w:lastRenderedPageBreak/>
         <w:t>The server must process user registration requests from IT clients by creating new user records with unique usernames and storing them persistently in the user database.</w:t>
       </w:r>
     </w:p>
@@ -8392,7 +8478,6 @@
         <w:ind w:left="1440"/>
       </w:pPr>
       <w:r>
-        <w:lastRenderedPageBreak/>
         <w:t>3.1.3.4</w:t>
       </w:r>
     </w:p>
@@ -8453,171 +8538,151 @@
     </w:p>
     <w:p>
       <w:pPr>
-        <w:pStyle w:val="Heading3"/>
-        <w:numPr>
-          <w:ilvl w:val="2"/>
-          <w:numId w:val="2"/>
-        </w:numPr>
-        <w:rPr>
-          <w:highlight w:val="green"/>
-        </w:rPr>
-      </w:pPr>
-      <w:bookmarkStart w:id="18" w:name="_Toc223167639"/>
-      <w:commentRangeStart w:id="19"/>
-      <w:commentRangeStart w:id="20"/>
-      <w:r>
-        <w:rPr>
-          <w:highlight w:val="green"/>
-        </w:rPr>
-        <w:t>IT Module Requirements:</w:t>
-      </w:r>
-      <w:bookmarkEnd w:id="18"/>
-      <w:commentRangeEnd w:id="19"/>
-      <w:r>
-        <w:rPr>
-          <w:rStyle w:val="CommentReference"/>
-          <w:sz w:val="24"/>
-          <w:szCs w:val="20"/>
-          <w:highlight w:val="green"/>
-        </w:rPr>
-        <w:commentReference w:id="19"/>
-      </w:r>
-      <w:commentRangeEnd w:id="20"/>
-      <w:r>
-        <w:rPr>
-          <w:rStyle w:val="CommentReference"/>
-          <w:sz w:val="24"/>
-          <w:szCs w:val="20"/>
-          <w:highlight w:val="green"/>
-        </w:rPr>
-        <w:commentReference w:id="20"/>
-      </w:r>
-    </w:p>
-    <w:p>
-      <w:pPr>
-        <w:ind w:left="1440"/>
-      </w:pPr>
-    </w:p>
-    <w:p>
-      <w:pPr>
-        <w:ind w:left="1440"/>
-      </w:pPr>
-      <w:r>
-        <w:t>3.1.4.1</w:t>
-      </w:r>
-    </w:p>
-    <w:p>
-      <w:pPr>
-        <w:ind w:left="1440"/>
-      </w:pPr>
-      <w:r>
-        <w:t>IT must provide an administrative interface accessible only after authentication with IT role privileges for user registration and history access.</w:t>
-      </w:r>
-    </w:p>
-    <w:p>
-      <w:pPr>
-        <w:ind w:left="1440"/>
-      </w:pPr>
-    </w:p>
-    <w:p>
-      <w:pPr>
-        <w:ind w:left="1440"/>
-      </w:pPr>
-      <w:r>
-        <w:t>3.1.4.2</w:t>
-      </w:r>
-    </w:p>
-    <w:p>
-      <w:pPr>
-        <w:ind w:left="1440"/>
-      </w:pPr>
-      <w:r>
-        <w:t>IT must include a user registration form with fields for username, password, full name, and role selection for creating new user accounts.</w:t>
-      </w:r>
-    </w:p>
-    <w:p>
-      <w:pPr>
-        <w:ind w:left="1440"/>
-      </w:pPr>
-    </w:p>
-    <w:p>
-      <w:pPr>
-        <w:ind w:left="1440"/>
-      </w:pPr>
-      <w:r>
-        <w:t>3.1.4.3</w:t>
-      </w:r>
-    </w:p>
-    <w:p>
-      <w:pPr>
-        <w:ind w:left="1440"/>
-      </w:pPr>
-      <w:r>
-        <w:t xml:space="preserve">IT must validate that </w:t>
-      </w:r>
-      <w:r>
-        <w:t>password</w:t>
-      </w:r>
-      <w:r>
-        <w:t>s are</w:t>
-      </w:r>
-      <w:r>
-        <w:t xml:space="preserve"> between 6-30 characters before submitting registration requests to the server.</w:t>
-      </w:r>
-    </w:p>
-    <w:p>
-      <w:pPr>
-        <w:ind w:left="1440"/>
-      </w:pPr>
-    </w:p>
-    <w:p>
-      <w:pPr>
-        <w:ind w:left="1440"/>
-      </w:pPr>
-      <w:r>
-        <w:t>3.1.4.4</w:t>
-      </w:r>
-    </w:p>
-    <w:p>
-      <w:pPr>
-        <w:ind w:left="1440"/>
-      </w:pPr>
-      <w:r>
-        <w:t>IT must display success or error messages after each registration attempt, confirming new user records or reporting issues such as duplicate usernames.</w:t>
-      </w:r>
-    </w:p>
-    <w:p>
-      <w:pPr>
-        <w:ind w:left="1440"/>
-      </w:pPr>
-    </w:p>
-    <w:p>
-      <w:pPr>
-        <w:ind w:left="1440"/>
-      </w:pPr>
-      <w:r>
-        <w:t>3.1.4.5</w:t>
-      </w:r>
-    </w:p>
-    <w:p>
-      <w:pPr>
-        <w:ind w:left="1440"/>
-      </w:pPr>
-      <w:r>
-        <w:t>The IT module must provide access to view any user's complete chat history upon request, displaying all messages with timestamps and participant information.</w:t>
-      </w:r>
-    </w:p>
-    <w:p>
-      <w:pPr>
-        <w:ind w:left="1440"/>
-      </w:pPr>
-    </w:p>
-    <w:p>
-      <w:pPr>
-        <w:ind w:left="1440"/>
-      </w:pPr>
-      <w:r>
-        <w:t>3.1.4.6</w:t>
+        <w:ind w:left="1440"/>
+      </w:pPr>
+      <w:r>
+        <w:t>3.1.</w:t>
+      </w:r>
+      <w:r>
+        <w:t>3.7</w:t>
+      </w:r>
+    </w:p>
+    <w:p>
+      <w:pPr>
+        <w:ind w:left="1440"/>
+      </w:pPr>
+      <w:r>
+        <w:t>The server</w:t>
+      </w:r>
+      <w:r>
+        <w:t xml:space="preserve"> must include a user registration form with fields for username, password, full name, and role selection for creating new user accounts.</w:t>
+      </w:r>
+    </w:p>
+    <w:p>
+      <w:pPr>
+        <w:ind w:left="1440"/>
+      </w:pPr>
+    </w:p>
+    <w:p>
+      <w:pPr>
+        <w:ind w:left="1440"/>
+      </w:pPr>
+      <w:r>
+        <w:t>3.1.4.</w:t>
+      </w:r>
+      <w:r>
+        <w:t>8</w:t>
+      </w:r>
+    </w:p>
+    <w:p>
+      <w:pPr>
+        <w:ind w:left="1440"/>
+      </w:pPr>
+      <w:r>
+        <w:t>The server</w:t>
+      </w:r>
+      <w:r>
+        <w:t xml:space="preserve"> must validate that</w:t>
+      </w:r>
+      <w:r>
+        <w:t xml:space="preserve"> user</w:t>
+      </w:r>
+      <w:r>
+        <w:t xml:space="preserve"> password</w:t>
+      </w:r>
+      <w:r>
+        <w:t>s</w:t>
+      </w:r>
+      <w:r>
+        <w:t xml:space="preserve"> being registered</w:t>
+      </w:r>
+      <w:r>
+        <w:t xml:space="preserve"> are</w:t>
+      </w:r>
+      <w:r>
+        <w:t xml:space="preserve"> between 6-30 characters before submitting request</w:t>
+      </w:r>
+      <w:r>
+        <w:t>s</w:t>
+      </w:r>
+      <w:r>
+        <w:t>.</w:t>
+      </w:r>
+    </w:p>
+    <w:p>
+      <w:pPr>
+        <w:ind w:left="1440"/>
+      </w:pPr>
+    </w:p>
+    <w:p>
+      <w:pPr>
+        <w:ind w:left="1440"/>
+      </w:pPr>
+      <w:r>
+        <w:t>3.1.4.9</w:t>
+      </w:r>
+    </w:p>
+    <w:p>
+      <w:pPr>
+        <w:ind w:left="1440"/>
+      </w:pPr>
+      <w:r>
+        <w:t>The server</w:t>
+      </w:r>
+      <w:r>
+        <w:t xml:space="preserve"> must display success or error messages after each registration attempt, confirming new user records or reporting issues such as duplicate usernames.</w:t>
+      </w:r>
+    </w:p>
+    <w:p>
+      <w:pPr>
+        <w:ind w:left="1440"/>
+      </w:pPr>
+    </w:p>
+    <w:p>
+      <w:pPr>
+        <w:ind w:left="1440"/>
+      </w:pPr>
+      <w:r>
+        <w:t>3.1.4.</w:t>
+      </w:r>
+      <w:r>
+        <w:t>10</w:t>
+      </w:r>
+    </w:p>
+    <w:p>
+      <w:pPr>
+        <w:ind w:left="1440"/>
+      </w:pPr>
+      <w:r>
+        <w:t xml:space="preserve">The </w:t>
+      </w:r>
+      <w:r>
+        <w:t>server</w:t>
+      </w:r>
+      <w:r>
+        <w:t xml:space="preserve"> module must provide</w:t>
+      </w:r>
+      <w:r>
+        <w:t xml:space="preserve"> IT</w:t>
+      </w:r>
+      <w:r>
+        <w:t xml:space="preserve"> access to view any user's complete chat history upon request, displaying all messages with timestamps and participant information.</w:t>
+      </w:r>
+    </w:p>
+    <w:p>
+      <w:pPr>
+        <w:ind w:left="1440"/>
+      </w:pPr>
+    </w:p>
+    <w:p>
+      <w:pPr>
+        <w:ind w:left="1440"/>
+      </w:pPr>
+      <w:r>
+        <w:t>3.1.4.</w:t>
+      </w:r>
+      <w:r>
+        <w:t>11</w:t>
       </w:r>
     </w:p>
     <w:p>
@@ -8627,16 +8692,6 @@
       <w:r>
         <w:t>The IT module must display real-time server status information including active user connections and system health indicators.</w:t>
       </w:r>
-    </w:p>
-    <w:p>
-      <w:pPr>
-        <w:ind w:left="1440"/>
-      </w:pPr>
-    </w:p>
-    <w:p>
-      <w:pPr>
-        <w:ind w:left="1440"/>
-      </w:pPr>
     </w:p>
     <w:p>
       <w:pPr>
@@ -8646,12 +8701,12 @@
           <w:numId w:val="2"/>
         </w:numPr>
       </w:pPr>
-      <w:bookmarkStart w:id="21" w:name="_Toc223167640"/>
+      <w:bookmarkStart w:id="18" w:name="_Toc223167640"/>
       <w:r>
         <w:t>External Interface Requirements</w:t>
       </w:r>
-      <w:bookmarkStart w:id="22" w:name="REQBUZLF2"/>
-      <w:bookmarkEnd w:id="21"/>
+      <w:bookmarkStart w:id="19" w:name="REQBUZLF2"/>
+      <w:bookmarkEnd w:id="18"/>
     </w:p>
     <w:p>
       <w:pPr>
@@ -8711,7 +8766,6 @@
         <w:ind w:left="1440"/>
       </w:pPr>
       <w:r>
-        <w:lastRenderedPageBreak/>
         <w:t>3.2.3</w:t>
       </w:r>
     </w:p>
@@ -8948,12 +9002,12 @@
           <w:numId w:val="2"/>
         </w:numPr>
       </w:pPr>
-      <w:bookmarkStart w:id="23" w:name="_Toc223167641"/>
-      <w:bookmarkEnd w:id="22"/>
+      <w:bookmarkStart w:id="20" w:name="_Toc223167641"/>
+      <w:bookmarkEnd w:id="19"/>
       <w:r>
         <w:t>Internal Interface Requirements</w:t>
       </w:r>
-      <w:bookmarkEnd w:id="23"/>
+      <w:bookmarkEnd w:id="20"/>
     </w:p>
     <w:p/>
     <w:p>
@@ -9011,53 +9065,53 @@
         <w:ind w:left="1440"/>
       </w:pPr>
       <w:r>
+        <w:t xml:space="preserve">The server must maintain </w:t>
+      </w:r>
+      <w:r>
+        <w:t xml:space="preserve">incoming text messages </w:t>
+      </w:r>
+      <w:r>
+        <w:t>for offline user</w:t>
+      </w:r>
+      <w:r>
+        <w:t>s</w:t>
+      </w:r>
+      <w:r>
+        <w:t xml:space="preserve">. When </w:t>
+      </w:r>
+      <w:r>
+        <w:t xml:space="preserve">said </w:t>
+      </w:r>
+      <w:r>
+        <w:t xml:space="preserve">users reconnect and log in, all </w:t>
+      </w:r>
+      <w:r>
+        <w:t>incoming</w:t>
+      </w:r>
+      <w:r>
+        <w:t xml:space="preserve"> text messages are delivered in the</w:t>
+      </w:r>
+      <w:r>
+        <w:t xml:space="preserve"> chronological</w:t>
+      </w:r>
+      <w:r>
+        <w:t xml:space="preserve"> order they were received and remain permanently stored in the user's history</w:t>
+      </w:r>
+      <w:r>
+        <w:t>.</w:t>
+      </w:r>
+    </w:p>
+    <w:p>
+      <w:pPr>
+        <w:ind w:left="1440"/>
+      </w:pPr>
+    </w:p>
+    <w:p>
+      <w:pPr>
+        <w:ind w:left="1440"/>
+      </w:pPr>
+      <w:r>
         <w:lastRenderedPageBreak/>
-        <w:t xml:space="preserve">The server must maintain </w:t>
-      </w:r>
-      <w:r>
-        <w:t xml:space="preserve">incoming text messages </w:t>
-      </w:r>
-      <w:r>
-        <w:t>for offline user</w:t>
-      </w:r>
-      <w:r>
-        <w:t>s</w:t>
-      </w:r>
-      <w:r>
-        <w:t xml:space="preserve">. When </w:t>
-      </w:r>
-      <w:r>
-        <w:t xml:space="preserve">said </w:t>
-      </w:r>
-      <w:r>
-        <w:t xml:space="preserve">users reconnect and log in, all </w:t>
-      </w:r>
-      <w:r>
-        <w:t>incoming</w:t>
-      </w:r>
-      <w:r>
-        <w:t xml:space="preserve"> text messages are delivered in the</w:t>
-      </w:r>
-      <w:r>
-        <w:t xml:space="preserve"> chronological</w:t>
-      </w:r>
-      <w:r>
-        <w:t xml:space="preserve"> order they were received and remain permanently stored in the user's history</w:t>
-      </w:r>
-      <w:r>
-        <w:t>.</w:t>
-      </w:r>
-    </w:p>
-    <w:p>
-      <w:pPr>
-        <w:ind w:left="1440"/>
-      </w:pPr>
-    </w:p>
-    <w:p>
-      <w:pPr>
-        <w:ind w:left="1440"/>
-      </w:pPr>
-      <w:r>
         <w:t>3.3.4</w:t>
       </w:r>
     </w:p>
@@ -9289,12 +9343,12 @@
           <w:numId w:val="2"/>
         </w:numPr>
       </w:pPr>
-      <w:bookmarkStart w:id="24" w:name="_Toc223167642"/>
+      <w:bookmarkStart w:id="21" w:name="_Toc223167642"/>
       <w:r>
         <w:lastRenderedPageBreak/>
         <w:t>Non-Functional Requirements</w:t>
       </w:r>
-      <w:bookmarkEnd w:id="24"/>
+      <w:bookmarkEnd w:id="21"/>
     </w:p>
     <w:p>
       <w:pPr>
@@ -9304,11 +9358,11 @@
           <w:numId w:val="2"/>
         </w:numPr>
       </w:pPr>
-      <w:bookmarkStart w:id="25" w:name="_Toc223167643"/>
+      <w:bookmarkStart w:id="22" w:name="_Toc223167643"/>
       <w:r>
         <w:t>Security and Privacy Requirements</w:t>
       </w:r>
-      <w:bookmarkEnd w:id="25"/>
+      <w:bookmarkEnd w:id="22"/>
     </w:p>
     <w:p>
       <w:pPr>
@@ -9419,11 +9473,11 @@
           <w:numId w:val="2"/>
         </w:numPr>
       </w:pPr>
-      <w:bookmarkStart w:id="26" w:name="_Toc223167644"/>
+      <w:bookmarkStart w:id="23" w:name="_Toc223167644"/>
       <w:r>
         <w:t>Environmental Requirements</w:t>
       </w:r>
-      <w:bookmarkEnd w:id="26"/>
+      <w:bookmarkEnd w:id="23"/>
     </w:p>
     <w:p>
       <w:pPr>
@@ -9675,11 +9729,11 @@
           <w:numId w:val="2"/>
         </w:numPr>
       </w:pPr>
-      <w:bookmarkStart w:id="27" w:name="_Toc223167645"/>
+      <w:bookmarkStart w:id="24" w:name="_Toc223167645"/>
       <w:r>
         <w:t>Performance Requirements</w:t>
       </w:r>
-      <w:bookmarkEnd w:id="27"/>
+      <w:bookmarkEnd w:id="24"/>
     </w:p>
     <w:p>
       <w:pPr>
@@ -9824,10 +9878,10 @@
           <w:color w:val="000000" w:themeColor="text1"/>
         </w:rPr>
         <w:sectPr>
-          <w:headerReference w:type="default" r:id="rId13"/>
-          <w:footerReference w:type="default" r:id="rId14"/>
-          <w:headerReference w:type="first" r:id="rId15"/>
-          <w:footerReference w:type="first" r:id="rId16"/>
+          <w:headerReference w:type="default" r:id="rId9"/>
+          <w:footerReference w:type="default" r:id="rId10"/>
+          <w:headerReference w:type="first" r:id="rId11"/>
+          <w:footerReference w:type="first" r:id="rId12"/>
           <w:pgSz w:w="12240" w:h="15840"/>
           <w:pgMar w:top="1440" w:right="1800" w:bottom="1800" w:left="1800" w:header="720" w:footer="1080" w:gutter="0"/>
           <w:pgNumType w:fmt="lowerRoman"/>
@@ -9871,16 +9925,16 @@
           <w:numId w:val="2"/>
         </w:numPr>
       </w:pPr>
-      <w:bookmarkStart w:id="28" w:name="_Actors_and_Use-Cases"/>
-      <w:bookmarkStart w:id="29" w:name="_Toc222478435"/>
-      <w:bookmarkStart w:id="30" w:name="_Toc223167646"/>
-      <w:bookmarkEnd w:id="28"/>
+      <w:bookmarkStart w:id="25" w:name="_Actors_and_Use-Cases"/>
+      <w:bookmarkStart w:id="26" w:name="_Toc222478435"/>
+      <w:bookmarkStart w:id="27" w:name="_Toc223167646"/>
+      <w:bookmarkEnd w:id="25"/>
       <w:r>
         <w:lastRenderedPageBreak/>
         <w:t>Actors and Use-Cases</w:t>
       </w:r>
-      <w:bookmarkEnd w:id="29"/>
-      <w:bookmarkEnd w:id="30"/>
+      <w:bookmarkEnd w:id="26"/>
+      <w:bookmarkEnd w:id="27"/>
     </w:p>
     <w:p>
       <w:pPr>
@@ -9890,13 +9944,13 @@
           <w:numId w:val="2"/>
         </w:numPr>
       </w:pPr>
-      <w:bookmarkStart w:id="31" w:name="_Toc222478436"/>
-      <w:bookmarkStart w:id="32" w:name="_Toc223167647"/>
+      <w:bookmarkStart w:id="28" w:name="_Toc222478436"/>
+      <w:bookmarkStart w:id="29" w:name="_Toc223167647"/>
       <w:r>
         <w:t>Actors</w:t>
       </w:r>
-      <w:bookmarkEnd w:id="31"/>
-      <w:bookmarkEnd w:id="32"/>
+      <w:bookmarkEnd w:id="28"/>
+      <w:bookmarkEnd w:id="29"/>
     </w:p>
     <w:p>
       <w:pPr>
@@ -9956,13 +10010,13 @@
           <w:numId w:val="2"/>
         </w:numPr>
       </w:pPr>
-      <w:bookmarkStart w:id="33" w:name="_Toc222478437"/>
-      <w:bookmarkStart w:id="34" w:name="_Toc223167648"/>
+      <w:bookmarkStart w:id="30" w:name="_Toc222478437"/>
+      <w:bookmarkStart w:id="31" w:name="_Toc223167648"/>
       <w:r>
         <w:t>Use-Cases</w:t>
       </w:r>
-      <w:bookmarkEnd w:id="33"/>
-      <w:bookmarkEnd w:id="34"/>
+      <w:bookmarkEnd w:id="30"/>
+      <w:bookmarkEnd w:id="31"/>
     </w:p>
     <w:p>
       <w:pPr>
@@ -10785,7 +10839,7 @@
         </w:rPr>
         <w:t xml:space="preserve">User tries to add a non-existing user. Thus, </w:t>
       </w:r>
-      <w:bookmarkStart w:id="35" w:name="_Int_8HwDT4LL"/>
+      <w:bookmarkStart w:id="32" w:name="_Int_8HwDT4LL"/>
       <w:r>
         <w:rPr>
           <w:rFonts w:eastAsia="Arial"/>
@@ -10794,7 +10848,7 @@
         </w:rPr>
         <w:t>will</w:t>
       </w:r>
-      <w:bookmarkEnd w:id="35"/>
+      <w:bookmarkEnd w:id="32"/>
       <w:r>
         <w:rPr>
           <w:rFonts w:eastAsia="Arial"/>
@@ -12460,7 +12514,15 @@
         <w:ind w:left="1440"/>
       </w:pPr>
       <w:r>
-        <w:t>Relevant Requirements: 3.1.1.2, 3.1.1.3, 3.1.1.8, 3.1.3.2, 3.1.3.3, 3.1.3.3.1, 3.1.3.3.2, 3.1.3.4, 3.1.3.5, 3.1.4.1.2, 3.1.4.1.1, 3.2.2, 3.3.3.1, 3.3.4</w:t>
+        <w:t>Relevant Requirements: 3.1.1.2, 3.1.1.3, 3.1.1.8, 3.1.3.2, 3.1.3.3, 3.1.3.3</w:t>
+      </w:r>
+      <w:proofErr w:type="gramStart"/>
+      <w:r>
+        <w:t>.1, 3.1.3.3.2, 3.1.3.4</w:t>
+      </w:r>
+      <w:proofErr w:type="gramEnd"/>
+      <w:r>
+        <w:t>, 3.1.3.5, 3.1.4.1.2, 3.1.4.1.1, 3.2.2, 3.3.3.1, 3.3.4</w:t>
       </w:r>
     </w:p>
     <w:p>
@@ -12668,7 +12730,15 @@
         </w:numPr>
       </w:pPr>
       <w:r>
-        <w:t>Server queues a message for offline members</w:t>
+        <w:t xml:space="preserve">Server queues </w:t>
+      </w:r>
+      <w:proofErr w:type="gramStart"/>
+      <w:r>
+        <w:t>a message</w:t>
+      </w:r>
+      <w:proofErr w:type="gramEnd"/>
+      <w:r>
+        <w:t xml:space="preserve"> for offline members</w:t>
       </w:r>
     </w:p>
     <w:p>
@@ -12845,16 +12915,16 @@
           <w:numId w:val="2"/>
         </w:numPr>
       </w:pPr>
-      <w:bookmarkStart w:id="36" w:name="_Use-Case_Diagram"/>
-      <w:bookmarkStart w:id="37" w:name="_Toc222478438"/>
-      <w:bookmarkStart w:id="38" w:name="_Toc223167649"/>
-      <w:bookmarkEnd w:id="36"/>
+      <w:bookmarkStart w:id="33" w:name="_Use-Case_Diagram"/>
+      <w:bookmarkStart w:id="34" w:name="_Toc222478438"/>
+      <w:bookmarkStart w:id="35" w:name="_Toc223167649"/>
+      <w:bookmarkEnd w:id="33"/>
       <w:r>
         <w:lastRenderedPageBreak/>
         <w:t>Use-Case Diagram</w:t>
       </w:r>
-      <w:bookmarkEnd w:id="37"/>
-      <w:bookmarkEnd w:id="38"/>
+      <w:bookmarkEnd w:id="34"/>
+      <w:bookmarkEnd w:id="35"/>
     </w:p>
     <w:p>
       <w:pPr>
@@ -12867,16 +12937,16 @@
           <w:color w:val="000000" w:themeColor="text1"/>
         </w:rPr>
       </w:pPr>
-      <w:bookmarkStart w:id="39" w:name="_Toc222478439"/>
-      <w:bookmarkStart w:id="40" w:name="_Toc223167650"/>
+      <w:bookmarkStart w:id="36" w:name="_Toc222478439"/>
+      <w:bookmarkStart w:id="37" w:name="_Toc223167650"/>
       <w:r>
         <w:t>Communications App</w:t>
       </w:r>
       <w:r>
         <w:t xml:space="preserve"> Use Case Diagram</w:t>
       </w:r>
-      <w:bookmarkEnd w:id="39"/>
-      <w:bookmarkEnd w:id="40"/>
+      <w:bookmarkEnd w:id="36"/>
+      <w:bookmarkEnd w:id="37"/>
     </w:p>
     <w:p/>
     <w:p/>
@@ -12888,16 +12958,16 @@
           <w:numId w:val="2"/>
         </w:numPr>
       </w:pPr>
-      <w:bookmarkStart w:id="41" w:name="_Object_Candidates_and"/>
-      <w:bookmarkStart w:id="42" w:name="_Toc222478440"/>
-      <w:bookmarkStart w:id="43" w:name="_Toc223167651"/>
-      <w:bookmarkEnd w:id="41"/>
+      <w:bookmarkStart w:id="38" w:name="_Object_Candidates_and"/>
+      <w:bookmarkStart w:id="39" w:name="_Toc222478440"/>
+      <w:bookmarkStart w:id="40" w:name="_Toc223167651"/>
+      <w:bookmarkEnd w:id="38"/>
       <w:r>
         <w:lastRenderedPageBreak/>
         <w:t>Object Candidates and Class Diagrams</w:t>
       </w:r>
-      <w:bookmarkEnd w:id="42"/>
-      <w:bookmarkEnd w:id="43"/>
+      <w:bookmarkEnd w:id="39"/>
+      <w:bookmarkEnd w:id="40"/>
     </w:p>
     <w:p>
       <w:pPr>
@@ -12907,13 +12977,13 @@
           <w:numId w:val="2"/>
         </w:numPr>
       </w:pPr>
-      <w:bookmarkStart w:id="44" w:name="_Toc222478441"/>
-      <w:bookmarkStart w:id="45" w:name="_Toc223167652"/>
+      <w:bookmarkStart w:id="41" w:name="_Toc222478441"/>
+      <w:bookmarkStart w:id="42" w:name="_Toc223167652"/>
       <w:r>
         <w:t>Object Candidates</w:t>
       </w:r>
-      <w:bookmarkEnd w:id="44"/>
-      <w:bookmarkEnd w:id="45"/>
+      <w:bookmarkEnd w:id="41"/>
+      <w:bookmarkEnd w:id="42"/>
     </w:p>
     <w:p>
       <w:r>
@@ -12936,13 +13006,13 @@
           <w:numId w:val="2"/>
         </w:numPr>
       </w:pPr>
-      <w:bookmarkStart w:id="46" w:name="_Toc222478442"/>
-      <w:bookmarkStart w:id="47" w:name="_Toc223167653"/>
+      <w:bookmarkStart w:id="43" w:name="_Toc222478442"/>
+      <w:bookmarkStart w:id="44" w:name="_Toc223167653"/>
       <w:r>
         <w:t>Class Diagrams</w:t>
       </w:r>
-      <w:bookmarkEnd w:id="46"/>
-      <w:bookmarkEnd w:id="47"/>
+      <w:bookmarkEnd w:id="43"/>
+      <w:bookmarkEnd w:id="44"/>
     </w:p>
     <w:p>
       <w:pPr>
@@ -12952,16 +13022,16 @@
           <w:numId w:val="2"/>
         </w:numPr>
       </w:pPr>
-      <w:bookmarkStart w:id="48" w:name="_UML_Sequence_Diagrams"/>
-      <w:bookmarkStart w:id="49" w:name="_Toc222478443"/>
-      <w:bookmarkStart w:id="50" w:name="_Toc223167654"/>
-      <w:bookmarkEnd w:id="48"/>
+      <w:bookmarkStart w:id="45" w:name="_UML_Sequence_Diagrams"/>
+      <w:bookmarkStart w:id="46" w:name="_Toc222478443"/>
+      <w:bookmarkStart w:id="47" w:name="_Toc223167654"/>
+      <w:bookmarkEnd w:id="45"/>
       <w:r>
         <w:lastRenderedPageBreak/>
         <w:t>UML Sequence Diagrams</w:t>
       </w:r>
-      <w:bookmarkEnd w:id="49"/>
-      <w:bookmarkEnd w:id="50"/>
+      <w:bookmarkEnd w:id="46"/>
+      <w:bookmarkEnd w:id="47"/>
     </w:p>
     <w:p>
       <w:pPr>
@@ -12971,8 +13041,8 @@
           <w:numId w:val="2"/>
         </w:numPr>
       </w:pPr>
-      <w:bookmarkStart w:id="51" w:name="_Toc222478444"/>
-      <w:bookmarkStart w:id="52" w:name="_Toc223167655"/>
+      <w:bookmarkStart w:id="48" w:name="_Toc222478444"/>
+      <w:bookmarkStart w:id="49" w:name="_Toc223167655"/>
       <w:r>
         <w:t>User</w:t>
       </w:r>
@@ -12985,11 +13055,11 @@
       <w:r>
         <w:t xml:space="preserve"> </w:t>
       </w:r>
-      <w:bookmarkEnd w:id="51"/>
+      <w:bookmarkEnd w:id="48"/>
       <w:r>
         <w:t>Application</w:t>
       </w:r>
-      <w:bookmarkEnd w:id="52"/>
+      <w:bookmarkEnd w:id="49"/>
     </w:p>
     <w:p>
       <w:pPr>
@@ -12999,8 +13069,8 @@
           <w:numId w:val="2"/>
         </w:numPr>
       </w:pPr>
-      <w:bookmarkStart w:id="53" w:name="_Toc222478445"/>
-      <w:bookmarkStart w:id="54" w:name="_Toc223167656"/>
+      <w:bookmarkStart w:id="50" w:name="_Toc222478445"/>
+      <w:bookmarkStart w:id="51" w:name="_Toc223167656"/>
       <w:r>
         <w:t>IT User</w:t>
       </w:r>
@@ -13013,11 +13083,11 @@
       <w:r>
         <w:t xml:space="preserve"> </w:t>
       </w:r>
-      <w:bookmarkEnd w:id="53"/>
+      <w:bookmarkEnd w:id="50"/>
       <w:r>
         <w:t>Application</w:t>
       </w:r>
-      <w:bookmarkEnd w:id="54"/>
+      <w:bookmarkEnd w:id="51"/>
     </w:p>
     <w:p>
       <w:pPr>
@@ -13027,11 +13097,11 @@
           <w:numId w:val="2"/>
         </w:numPr>
       </w:pPr>
-      <w:bookmarkStart w:id="55" w:name="_Toc223167657"/>
+      <w:bookmarkStart w:id="52" w:name="_Toc223167657"/>
       <w:r>
         <w:t>Application</w:t>
       </w:r>
-      <w:bookmarkEnd w:id="55"/>
+      <w:bookmarkEnd w:id="52"/>
     </w:p>
     <w:p/>
     <w:sectPr>
@@ -13044,64 +13114,6 @@
     </w:sectPr>
   </w:body>
 </w:document>
-</file>
-
-<file path=word/comments.xml><?xml version="1.0" encoding="utf-8"?>
-<w:comments xmlns:wpc="http://schemas.microsoft.com/office/word/2010/wordprocessingCanvas" xmlns:cx="http://schemas.microsoft.com/office/drawing/2014/chartex" xmlns:cx1="http://schemas.microsoft.com/office/drawing/2015/9/8/chartex" xmlns:cx2="http://schemas.microsoft.com/office/drawing/2015/10/21/chartex" xmlns:cx3="http://schemas.microsoft.com/office/drawing/2016/5/9/chartex" xmlns:cx4="http://schemas.microsoft.com/office/drawing/2016/5/10/chartex" xmlns:cx5="http://schemas.microsoft.com/office/drawing/2016/5/11/chartex" xmlns:cx6="http://schemas.microsoft.com/office/drawing/2016/5/12/chartex" xmlns:cx7="http://schemas.microsoft.com/office/drawing/2016/5/13/chartex" xmlns:cx8="http://schemas.microsoft.com/office/drawing/2016/5/14/chartex" xmlns:mc="http://schemas.openxmlformats.org/markup-compatibility/2006" xmlns:aink="http://schemas.microsoft.com/office/drawing/2016/ink" xmlns:am3d="http://schemas.microsoft.com/office/drawing/2017/model3d" xmlns:o="urn:schemas-microsoft-com:office:office" xmlns:oel="http://schemas.microsoft.com/office/2019/extlst" xmlns:r="http://schemas.openxmlformats.org/officeDocument/2006/relationships" xmlns:m="http://schemas.openxmlformats.org/officeDocument/2006/math" xmlns:v="urn:schemas-microsoft-com:vml" xmlns:wp14="http://schemas.microsoft.com/office/word/2010/wordprocessingDrawing" xmlns:wp="http://schemas.openxmlformats.org/drawingml/2006/wordprocessingDrawing" xmlns:w10="urn:schemas-microsoft-com:office:word" xmlns:w="http://schemas.openxmlformats.org/wordprocessingml/2006/main" xmlns:w14="http://schemas.microsoft.com/office/word/2010/wordml" xmlns:w15="http://schemas.microsoft.com/office/word/2012/wordml" xmlns:w16cex="http://schemas.microsoft.com/office/word/2018/wordml/cex" xmlns:w16cid="http://schemas.microsoft.com/office/word/2016/wordml/cid" xmlns:w16="http://schemas.microsoft.com/office/word/2018/wordml" xmlns:w16du="http://schemas.microsoft.com/office/word/2023/wordml/word16du" xmlns:w16sdtdh="http://schemas.microsoft.com/office/word/2020/wordml/sdtdatahash" xmlns:w16sdtfl="http://schemas.microsoft.com/office/word/2024/wordml/sdtformatlock" xmlns:w16se="http://schemas.microsoft.com/office/word/2015/wordml/symex" xmlns:wpg="http://schemas.microsoft.com/office/word/2010/wordprocessingGroup" xmlns:wpi="http://schemas.microsoft.com/office/word/2010/wordprocessingInk" xmlns:wne="http://schemas.microsoft.com/office/word/2006/wordml" xmlns:wps="http://schemas.microsoft.com/office/word/2010/wordprocessingShape" mc:Ignorable="w14 w15 w16se w16cid w16 w16cex w16sdtdh w16sdtfl w16du wp14">
-  <w:comment w:id="19" w:author="Darien Chau" w:date="2026-02-28T07:49:00Z" w:initials="DC">
-    <w:p>
-      <w:pPr>
-        <w:pStyle w:val="CommentText"/>
-      </w:pPr>
-      <w:r>
-        <w:rPr>
-          <w:rStyle w:val="CommentReference"/>
-        </w:rPr>
-        <w:annotationRef/>
-      </w:r>
-      <w:r>
-        <w:t>disperse IT requirements...</w:t>
-      </w:r>
-    </w:p>
-  </w:comment>
-  <w:comment w:id="20" w:author="Darien Chau" w:date="2026-02-28T07:49:00Z" w:initials="DC">
-    <w:p>
-      <w:pPr>
-        <w:pStyle w:val="CommentText"/>
-      </w:pPr>
-      <w:r>
-        <w:rPr>
-          <w:rStyle w:val="CommentReference"/>
-        </w:rPr>
-        <w:annotationRef/>
-      </w:r>
-      <w:r>
-        <w:t>between client and server</w:t>
-      </w:r>
-    </w:p>
-  </w:comment>
-</w:comments>
-</file>
-
-<file path=word/commentsExtended.xml><?xml version="1.0" encoding="utf-8"?>
-<w15:commentsEx xmlns:wpc="http://schemas.microsoft.com/office/word/2010/wordprocessingCanvas" xmlns:cx="http://schemas.microsoft.com/office/drawing/2014/chartex" xmlns:cx1="http://schemas.microsoft.com/office/drawing/2015/9/8/chartex" xmlns:cx2="http://schemas.microsoft.com/office/drawing/2015/10/21/chartex" xmlns:cx3="http://schemas.microsoft.com/office/drawing/2016/5/9/chartex" xmlns:cx4="http://schemas.microsoft.com/office/drawing/2016/5/10/chartex" xmlns:cx5="http://schemas.microsoft.com/office/drawing/2016/5/11/chartex" xmlns:cx6="http://schemas.microsoft.com/office/drawing/2016/5/12/chartex" xmlns:cx7="http://schemas.microsoft.com/office/drawing/2016/5/13/chartex" xmlns:cx8="http://schemas.microsoft.com/office/drawing/2016/5/14/chartex" xmlns:mc="http://schemas.openxmlformats.org/markup-compatibility/2006" xmlns:aink="http://schemas.microsoft.com/office/drawing/2016/ink" xmlns:am3d="http://schemas.microsoft.com/office/drawing/2017/model3d" xmlns:o="urn:schemas-microsoft-com:office:office" xmlns:oel="http://schemas.microsoft.com/office/2019/extlst" xmlns:r="http://schemas.openxmlformats.org/officeDocument/2006/relationships" xmlns:m="http://schemas.openxmlformats.org/officeDocument/2006/math" xmlns:v="urn:schemas-microsoft-com:vml" xmlns:wp14="http://schemas.microsoft.com/office/word/2010/wordprocessingDrawing" xmlns:wp="http://schemas.openxmlformats.org/drawingml/2006/wordprocessingDrawing" xmlns:w10="urn:schemas-microsoft-com:office:word" xmlns:w="http://schemas.openxmlformats.org/wordprocessingml/2006/main" xmlns:w14="http://schemas.microsoft.com/office/word/2010/wordml" xmlns:w15="http://schemas.microsoft.com/office/word/2012/wordml" xmlns:w16cex="http://schemas.microsoft.com/office/word/2018/wordml/cex" xmlns:w16cid="http://schemas.microsoft.com/office/word/2016/wordml/cid" xmlns:w16="http://schemas.microsoft.com/office/word/2018/wordml" xmlns:w16du="http://schemas.microsoft.com/office/word/2023/wordml/word16du" xmlns:w16sdtdh="http://schemas.microsoft.com/office/word/2020/wordml/sdtdatahash" xmlns:w16sdtfl="http://schemas.microsoft.com/office/word/2024/wordml/sdtformatlock" xmlns:w16se="http://schemas.microsoft.com/office/word/2015/wordml/symex" xmlns:wpg="http://schemas.microsoft.com/office/word/2010/wordprocessingGroup" xmlns:wpi="http://schemas.microsoft.com/office/word/2010/wordprocessingInk" xmlns:wne="http://schemas.microsoft.com/office/word/2006/wordml" xmlns:wps="http://schemas.microsoft.com/office/word/2010/wordprocessingShape" mc:Ignorable="w14 w15 w16se w16cid w16 w16cex w16sdtdh w16sdtfl w16du wp14">
-  <w15:commentEx w15:paraId="2FD1F267" w15:done="0"/>
-  <w15:commentEx w15:paraId="340084A5" w15:paraIdParent="2FD1F267" w15:done="0"/>
-</w15:commentsEx>
-</file>
-
-<file path=word/commentsExtensible.xml><?xml version="1.0" encoding="utf-8"?>
-<w16cex:commentsExtensible xmlns:wpc="http://schemas.microsoft.com/office/word/2010/wordprocessingCanvas" xmlns:cx="http://schemas.microsoft.com/office/drawing/2014/chartex" xmlns:cx1="http://schemas.microsoft.com/office/drawing/2015/9/8/chartex" xmlns:cx2="http://schemas.microsoft.com/office/drawing/2015/10/21/chartex" xmlns:cx3="http://schemas.microsoft.com/office/drawing/2016/5/9/chartex" xmlns:cx4="http://schemas.microsoft.com/office/drawing/2016/5/10/chartex" xmlns:cx5="http://schemas.microsoft.com/office/drawing/2016/5/11/chartex" xmlns:cx6="http://schemas.microsoft.com/office/drawing/2016/5/12/chartex" xmlns:cx7="http://schemas.microsoft.com/office/drawing/2016/5/13/chartex" xmlns:cx8="http://schemas.microsoft.com/office/drawing/2016/5/14/chartex" xmlns:cr="http://schemas.microsoft.com/office/comments/2020/reactions" xmlns:mc="http://schemas.openxmlformats.org/markup-compatibility/2006" xmlns:aink="http://schemas.microsoft.com/office/drawing/2016/ink" xmlns:am3d="http://schemas.microsoft.com/office/drawing/2017/model3d" xmlns:o="urn:schemas-microsoft-com:office:office" xmlns:oel="http://schemas.microsoft.com/office/2019/extlst" xmlns:r="http://schemas.openxmlformats.org/officeDocument/2006/relationships" xmlns:m="http://schemas.openxmlformats.org/officeDocument/2006/math" xmlns:v="urn:schemas-microsoft-com:vml" xmlns:wp14="http://schemas.microsoft.com/office/word/2010/wordprocessingDrawing" xmlns:wp="http://schemas.openxmlformats.org/drawingml/2006/wordprocessingDrawing" xmlns:w10="urn:schemas-microsoft-com:office:word" xmlns:w="http://schemas.openxmlformats.org/wordprocessingml/2006/main" xmlns:w14="http://schemas.microsoft.com/office/word/2010/wordml" xmlns:w15="http://schemas.microsoft.com/office/word/2012/wordml" xmlns:w16cex="http://schemas.microsoft.com/office/word/2018/wordml/cex" xmlns:w16cid="http://schemas.microsoft.com/office/word/2016/wordml/cid" xmlns:w16="http://schemas.microsoft.com/office/word/2018/wordml" xmlns:w16du="http://schemas.microsoft.com/office/word/2023/wordml/word16du" xmlns:w16sdtdh="http://schemas.microsoft.com/office/word/2020/wordml/sdtdatahash" xmlns:w16sdtfl="http://schemas.microsoft.com/office/word/2024/wordml/sdtformatlock" xmlns:w16se="http://schemas.microsoft.com/office/word/2015/wordml/symex" xmlns:wpg="http://schemas.microsoft.com/office/word/2010/wordprocessingGroup" xmlns:wpi="http://schemas.microsoft.com/office/word/2010/wordprocessingInk" xmlns:wne="http://schemas.microsoft.com/office/word/2006/wordml" xmlns:wps="http://schemas.microsoft.com/office/word/2010/wordprocessingShape" mc:Ignorable="w14 w15 w16se w16cid w16 w16cex w16sdtdh w16sdtfl cr w16du wp14">
-  <w16cex:commentExtensible w16cex:durableId="00701C7F" w16cex:dateUtc="2026-02-28T15:49:00Z"/>
-  <w16cex:commentExtensible w16cex:durableId="401DCA7C" w16cex:dateUtc="2026-02-28T15:49:00Z"/>
-</w16cex:commentsExtensible>
-</file>
-
-<file path=word/commentsIds.xml><?xml version="1.0" encoding="utf-8"?>
-<w16cid:commentsIds xmlns:wpc="http://schemas.microsoft.com/office/word/2010/wordprocessingCanvas" xmlns:cx="http://schemas.microsoft.com/office/drawing/2014/chartex" xmlns:cx1="http://schemas.microsoft.com/office/drawing/2015/9/8/chartex" xmlns:cx2="http://schemas.microsoft.com/office/drawing/2015/10/21/chartex" xmlns:cx3="http://schemas.microsoft.com/office/drawing/2016/5/9/chartex" xmlns:cx4="http://schemas.microsoft.com/office/drawing/2016/5/10/chartex" xmlns:cx5="http://schemas.microsoft.com/office/drawing/2016/5/11/chartex" xmlns:cx6="http://schemas.microsoft.com/office/drawing/2016/5/12/chartex" xmlns:cx7="http://schemas.microsoft.com/office/drawing/2016/5/13/chartex" xmlns:cx8="http://schemas.microsoft.com/office/drawing/2016/5/14/chartex" xmlns:mc="http://schemas.openxmlformats.org/markup-compatibility/2006" xmlns:aink="http://schemas.microsoft.com/office/drawing/2016/ink" xmlns:am3d="http://schemas.microsoft.com/office/drawing/2017/model3d" xmlns:o="urn:schemas-microsoft-com:office:office" xmlns:oel="http://schemas.microsoft.com/office/2019/extlst" xmlns:r="http://schemas.openxmlformats.org/officeDocument/2006/relationships" xmlns:m="http://schemas.openxmlformats.org/officeDocument/2006/math" xmlns:v="urn:schemas-microsoft-com:vml" xmlns:wp14="http://schemas.microsoft.com/office/word/2010/wordprocessingDrawing" xmlns:wp="http://schemas.openxmlformats.org/drawingml/2006/wordprocessingDrawing" xmlns:w10="urn:schemas-microsoft-com:office:word" xmlns:w="http://schemas.openxmlformats.org/wordprocessingml/2006/main" xmlns:w14="http://schemas.microsoft.com/office/word/2010/wordml" xmlns:w15="http://schemas.microsoft.com/office/word/2012/wordml" xmlns:w16cex="http://schemas.microsoft.com/office/word/2018/wordml/cex" xmlns:w16cid="http://schemas.microsoft.com/office/word/2016/wordml/cid" xmlns:w16="http://schemas.microsoft.com/office/word/2018/wordml" xmlns:w16du="http://schemas.microsoft.com/office/word/2023/wordml/word16du" xmlns:w16sdtdh="http://schemas.microsoft.com/office/word/2020/wordml/sdtdatahash" xmlns:w16sdtfl="http://schemas.microsoft.com/office/word/2024/wordml/sdtformatlock" xmlns:w16se="http://schemas.microsoft.com/office/word/2015/wordml/symex" xmlns:wpg="http://schemas.microsoft.com/office/word/2010/wordprocessingGroup" xmlns:wpi="http://schemas.microsoft.com/office/word/2010/wordprocessingInk" xmlns:wne="http://schemas.microsoft.com/office/word/2006/wordml" xmlns:wps="http://schemas.microsoft.com/office/word/2010/wordprocessingShape" mc:Ignorable="w14 w15 w16se w16cid w16 w16cex w16sdtdh w16sdtfl w16du wp14">
-  <w16cid:commentId w16cid:paraId="2FD1F267" w16cid:durableId="00701C7F"/>
-  <w16cid:commentId w16cid:paraId="340084A5" w16cid:durableId="401DCA7C"/>
-</w16cid:commentsIds>
 </file>
 
 <file path=word/endnotes.xml><?xml version="1.0" encoding="utf-8"?>
@@ -13198,8 +13210,17 @@
                     <w:rStyle w:val="PageNumber"/>
                     <w:color w:val="000000"/>
                   </w:rPr>
-                  <w:t>viii</w:t>
+                  <w:t>vii</w:t>
                 </w:r>
+                <w:proofErr w:type="spellStart"/>
+                <w:r>
+                  <w:rPr>
+                    <w:rStyle w:val="PageNumber"/>
+                    <w:color w:val="000000"/>
+                  </w:rPr>
+                  <w:t>i</w:t>
+                </w:r>
+                <w:proofErr w:type="spellEnd"/>
                 <w:r>
                   <w:rPr>
                     <w:rStyle w:val="PageNumber"/>
@@ -20169,14 +20190,6 @@
     <w:abstractNumId w:val="30"/>
   </w:num>
 </w:numbering>
-</file>
-
-<file path=word/people.xml><?xml version="1.0" encoding="utf-8"?>
-<w15:people xmlns:wpc="http://schemas.microsoft.com/office/word/2010/wordprocessingCanvas" xmlns:cx="http://schemas.microsoft.com/office/drawing/2014/chartex" xmlns:cx1="http://schemas.microsoft.com/office/drawing/2015/9/8/chartex" xmlns:cx2="http://schemas.microsoft.com/office/drawing/2015/10/21/chartex" xmlns:cx3="http://schemas.microsoft.com/office/drawing/2016/5/9/chartex" xmlns:cx4="http://schemas.microsoft.com/office/drawing/2016/5/10/chartex" xmlns:cx5="http://schemas.microsoft.com/office/drawing/2016/5/11/chartex" xmlns:cx6="http://schemas.microsoft.com/office/drawing/2016/5/12/chartex" xmlns:cx7="http://schemas.microsoft.com/office/drawing/2016/5/13/chartex" xmlns:cx8="http://schemas.microsoft.com/office/drawing/2016/5/14/chartex" xmlns:mc="http://schemas.openxmlformats.org/markup-compatibility/2006" xmlns:aink="http://schemas.microsoft.com/office/drawing/2016/ink" xmlns:am3d="http://schemas.microsoft.com/office/drawing/2017/model3d" xmlns:o="urn:schemas-microsoft-com:office:office" xmlns:oel="http://schemas.microsoft.com/office/2019/extlst" xmlns:r="http://schemas.openxmlformats.org/officeDocument/2006/relationships" xmlns:m="http://schemas.openxmlformats.org/officeDocument/2006/math" xmlns:v="urn:schemas-microsoft-com:vml" xmlns:wp14="http://schemas.microsoft.com/office/word/2010/wordprocessingDrawing" xmlns:wp="http://schemas.openxmlformats.org/drawingml/2006/wordprocessingDrawing" xmlns:w10="urn:schemas-microsoft-com:office:word" xmlns:w="http://schemas.openxmlformats.org/wordprocessingml/2006/main" xmlns:w14="http://schemas.microsoft.com/office/word/2010/wordml" xmlns:w15="http://schemas.microsoft.com/office/word/2012/wordml" xmlns:w16cex="http://schemas.microsoft.com/office/word/2018/wordml/cex" xmlns:w16cid="http://schemas.microsoft.com/office/word/2016/wordml/cid" xmlns:w16="http://schemas.microsoft.com/office/word/2018/wordml" xmlns:w16du="http://schemas.microsoft.com/office/word/2023/wordml/word16du" xmlns:w16sdtdh="http://schemas.microsoft.com/office/word/2020/wordml/sdtdatahash" xmlns:w16sdtfl="http://schemas.microsoft.com/office/word/2024/wordml/sdtformatlock" xmlns:w16se="http://schemas.microsoft.com/office/word/2015/wordml/symex" xmlns:wpg="http://schemas.microsoft.com/office/word/2010/wordprocessingGroup" xmlns:wpi="http://schemas.microsoft.com/office/word/2010/wordprocessingInk" xmlns:wne="http://schemas.microsoft.com/office/word/2006/wordml" xmlns:wps="http://schemas.microsoft.com/office/word/2010/wordprocessingShape" mc:Ignorable="w14 w15 w16se w16cid w16 w16cex w16sdtdh w16sdtfl w16du wp14">
-  <w15:person w15:author="Darien Chau">
-    <w15:presenceInfo w15:providerId="AD" w15:userId="S::dchau@horizon.csueastbay.edu::6457da15-b024-46f4-96d8-2a4edc11854b"/>
-  </w15:person>
-</w15:people>
 </file>
 
 <file path=word/styles.xml><?xml version="1.0" encoding="utf-8"?>

--- a/SRS_Communications.docx
+++ b/SRS_Communications.docx
@@ -530,21 +530,7 @@
               <w:rPr>
                 <w:color w:val="000000"/>
               </w:rPr>
-              <w:t xml:space="preserve">Andrea </w:t>
-            </w:r>
-            <w:proofErr w:type="spellStart"/>
-            <w:r>
-              <w:rPr>
-                <w:color w:val="000000"/>
-              </w:rPr>
-              <w:t>Clarize</w:t>
-            </w:r>
-            <w:proofErr w:type="spellEnd"/>
-            <w:r>
-              <w:rPr>
-                <w:color w:val="000000"/>
-              </w:rPr>
-              <w:t xml:space="preserve"> N.</w:t>
+              <w:t>Andrea Clarize N.</w:t>
             </w:r>
           </w:p>
         </w:tc>
@@ -763,23 +749,7 @@
                 <w:color w:val="000000" w:themeColor="text1"/>
                 <w:lang w:bidi="hi-IN"/>
               </w:rPr>
-              <w:t xml:space="preserve">Olalekan </w:t>
-            </w:r>
-            <w:proofErr w:type="spellStart"/>
-            <w:r>
-              <w:rPr>
-                <w:color w:val="000000" w:themeColor="text1"/>
-                <w:lang w:bidi="hi-IN"/>
-              </w:rPr>
-              <w:t>Faniran-Ajiwe</w:t>
-            </w:r>
-            <w:proofErr w:type="spellEnd"/>
-            <w:r>
-              <w:rPr>
-                <w:color w:val="000000" w:themeColor="text1"/>
-                <w:lang w:bidi="hi-IN"/>
-              </w:rPr>
-              <w:t xml:space="preserve"> </w:t>
+              <w:t xml:space="preserve">Olalekan Faniran-Ajiwe </w:t>
             </w:r>
           </w:p>
           <w:p>
@@ -897,21 +867,7 @@
               <w:rPr>
                 <w:color w:val="000000"/>
               </w:rPr>
-              <w:t xml:space="preserve">Darien, Ola, </w:t>
-            </w:r>
-            <w:proofErr w:type="spellStart"/>
-            <w:r>
-              <w:rPr>
-                <w:color w:val="000000"/>
-              </w:rPr>
-              <w:t>Clarize</w:t>
-            </w:r>
-            <w:proofErr w:type="spellEnd"/>
-            <w:r>
-              <w:rPr>
-                <w:color w:val="000000"/>
-              </w:rPr>
-              <w:t>, Victor</w:t>
+              <w:t>Darien, Ola, Clarize, Victor</w:t>
             </w:r>
           </w:p>
         </w:tc>
@@ -5846,19 +5802,11 @@
           <w:color w:val="000000" w:themeColor="text1"/>
         </w:rPr>
       </w:pPr>
-      <w:proofErr w:type="spellStart"/>
-      <w:r>
-        <w:rPr>
-          <w:color w:val="000000" w:themeColor="text1"/>
-        </w:rPr>
-        <w:t>ConsoleUI</w:t>
-      </w:r>
-      <w:proofErr w:type="spellEnd"/>
-      <w:r>
-        <w:rPr>
-          <w:color w:val="000000" w:themeColor="text1"/>
-        </w:rPr>
-        <w:t>, to interact with any server-side processes.</w:t>
+      <w:r>
+        <w:rPr>
+          <w:color w:val="000000" w:themeColor="text1"/>
+        </w:rPr>
+        <w:t>ConsoleUI, to interact with any server-side processes.</w:t>
       </w:r>
     </w:p>
     <w:p>
@@ -8388,7 +8336,13 @@
         <w:t xml:space="preserve">The client </w:t>
       </w:r>
       <w:r>
-        <w:t>must provide an administrative interface accessible only after authentication with IT role privileges for user registration and history access.</w:t>
+        <w:t xml:space="preserve">must provide an administrative interface accessible only after authentication with IT role privileges for user registration and </w:t>
+      </w:r>
+      <w:r>
+        <w:t>log</w:t>
+      </w:r>
+      <w:r>
+        <w:t xml:space="preserve"> access.</w:t>
       </w:r>
     </w:p>
     <w:p>
@@ -8541,10 +8495,7 @@
         <w:ind w:left="1440"/>
       </w:pPr>
       <w:r>
-        <w:t>3.1.</w:t>
-      </w:r>
-      <w:r>
-        <w:t>3.7</w:t>
+        <w:t>3.1.3.7</w:t>
       </w:r>
     </w:p>
     <w:p>
@@ -8568,10 +8519,7 @@
         <w:ind w:left="1440"/>
       </w:pPr>
       <w:r>
-        <w:t>3.1.4.</w:t>
-      </w:r>
-      <w:r>
-        <w:t>8</w:t>
+        <w:t>3.1.4.8</w:t>
       </w:r>
     </w:p>
     <w:p>
@@ -8591,21 +8539,15 @@
         <w:t xml:space="preserve"> password</w:t>
       </w:r>
       <w:r>
+        <w:t>s being registered are</w:t>
+      </w:r>
+      <w:r>
+        <w:t xml:space="preserve"> between 6-30 characters before submitting request</w:t>
+      </w:r>
+      <w:r>
         <w:t>s</w:t>
       </w:r>
       <w:r>
-        <w:t xml:space="preserve"> being registered</w:t>
-      </w:r>
-      <w:r>
-        <w:t xml:space="preserve"> are</w:t>
-      </w:r>
-      <w:r>
-        <w:t xml:space="preserve"> between 6-30 characters before submitting request</w:t>
-      </w:r>
-      <w:r>
-        <w:t>s</w:t>
-      </w:r>
-      <w:r>
         <w:t>.</w:t>
       </w:r>
     </w:p>
@@ -8643,10 +8585,7 @@
         <w:ind w:left="1440"/>
       </w:pPr>
       <w:r>
-        <w:t>3.1.4.</w:t>
-      </w:r>
-      <w:r>
-        <w:t>10</w:t>
+        <w:t>3.1.4.10</w:t>
       </w:r>
     </w:p>
     <w:p>
@@ -8666,23 +8605,26 @@
         <w:t xml:space="preserve"> IT</w:t>
       </w:r>
       <w:r>
-        <w:t xml:space="preserve"> access to view any user's complete chat history upon request, displaying all messages with timestamps and participant information.</w:t>
-      </w:r>
-    </w:p>
-    <w:p>
-      <w:pPr>
-        <w:ind w:left="1440"/>
-      </w:pPr>
-    </w:p>
-    <w:p>
-      <w:pPr>
-        <w:ind w:left="1440"/>
-      </w:pPr>
-      <w:r>
-        <w:t>3.1.4.</w:t>
-      </w:r>
-      <w:r>
-        <w:t>11</w:t>
+        <w:t xml:space="preserve"> access to view any user's complete chat </w:t>
+      </w:r>
+      <w:r>
+        <w:t>log</w:t>
+      </w:r>
+      <w:r>
+        <w:t xml:space="preserve"> upon request, displaying all messages with timestamps and participant information.</w:t>
+      </w:r>
+    </w:p>
+    <w:p>
+      <w:pPr>
+        <w:ind w:left="1440"/>
+      </w:pPr>
+    </w:p>
+    <w:p>
+      <w:pPr>
+        <w:ind w:left="1440"/>
+      </w:pPr>
+      <w:r>
+        <w:t>3.1.4.11</w:t>
       </w:r>
     </w:p>
     <w:p>
@@ -9044,7 +8986,13 @@
         <w:ind w:left="1440"/>
       </w:pPr>
       <w:r>
-        <w:t xml:space="preserve">The server must permanently store every text message by appending user specific history files. Each message record must include the timestamp, sender, recipient, and plain text messages. Storage will be done without any modification or deletion. </w:t>
+        <w:t xml:space="preserve">The server must permanently store every text message by appending user specific </w:t>
+      </w:r>
+      <w:r>
+        <w:t>log</w:t>
+      </w:r>
+      <w:r>
+        <w:t xml:space="preserve"> files. Each message record must include the timestamp, sender, recipient, and plain text messages. Storage will be done without any modification or deletion. </w:t>
       </w:r>
     </w:p>
     <w:p>
@@ -9095,7 +9043,13 @@
         <w:t xml:space="preserve"> chronological</w:t>
       </w:r>
       <w:r>
-        <w:t xml:space="preserve"> order they were received and remain permanently stored in the user's history</w:t>
+        <w:t xml:space="preserve"> order they were received and remain permanently stored in the user's </w:t>
+      </w:r>
+      <w:r>
+        <w:t xml:space="preserve">chat </w:t>
+      </w:r>
+      <w:r>
+        <w:t>history</w:t>
       </w:r>
       <w:r>
         <w:t>.</w:t>
@@ -9120,7 +9074,22 @@
         <w:ind w:left="1440"/>
       </w:pPr>
       <w:r>
-        <w:t>Only IT users have access to view text message history. The server must verify the role of the user’s from the active session before granting access to the history file</w:t>
+        <w:t xml:space="preserve">Only IT users have access to view text message </w:t>
+      </w:r>
+      <w:r>
+        <w:t>logs</w:t>
+      </w:r>
+      <w:r>
+        <w:t xml:space="preserve">. The server must verify the role of the user’s from the active session before granting access to the </w:t>
+      </w:r>
+      <w:r>
+        <w:t>log</w:t>
+      </w:r>
+      <w:r>
+        <w:t xml:space="preserve"> </w:t>
+      </w:r>
+      <w:r>
+        <w:t>data</w:t>
       </w:r>
       <w:r>
         <w:t xml:space="preserve">. </w:t>
@@ -10018,23 +9987,6 @@
       <w:bookmarkEnd w:id="30"/>
       <w:bookmarkEnd w:id="31"/>
     </w:p>
-    <w:p>
-      <w:pPr>
-        <w:ind w:left="1440"/>
-      </w:pPr>
-    </w:p>
-    <w:p>
-      <w:pPr>
-        <w:ind w:left="1440"/>
-        <w:rPr>
-          <w:rFonts w:eastAsia="Arial"/>
-          <w:color w:val="000000" w:themeColor="text1"/>
-        </w:rPr>
-      </w:pPr>
-      <w:r>
-        <w:t>Brainstorm</w:t>
-      </w:r>
-    </w:p>
     <w:p/>
     <w:p>
       <w:pPr>
@@ -10625,7 +10577,6 @@
           <w:rFonts w:eastAsia="Arial"/>
           <w:color w:val="000000" w:themeColor="text1"/>
         </w:rPr>
-        <w:lastRenderedPageBreak/>
         <w:t>User will write in usernames to create a list of people to add</w:t>
       </w:r>
     </w:p>
@@ -10668,6 +10619,7 @@
           <w:rFonts w:eastAsia="Arial"/>
           <w:color w:val="000000" w:themeColor="text1"/>
         </w:rPr>
+        <w:lastRenderedPageBreak/>
         <w:t xml:space="preserve">Each recipient will be successfully added </w:t>
       </w:r>
     </w:p>
@@ -11528,32 +11480,32 @@
           <w:color w:val="000000" w:themeColor="text1"/>
           <w:u w:val="single"/>
         </w:rPr>
+        <w:t>5.2.4 - Use Case: Log Out</w:t>
+      </w:r>
+    </w:p>
+    <w:p>
+      <w:pPr>
+        <w:ind w:left="1440"/>
+        <w:rPr>
+          <w:rFonts w:eastAsia="Arial"/>
+          <w:color w:val="000000" w:themeColor="text1"/>
+        </w:rPr>
+      </w:pPr>
+    </w:p>
+    <w:p>
+      <w:pPr>
+        <w:ind w:left="1440"/>
+        <w:rPr>
+          <w:rFonts w:eastAsia="Arial"/>
+          <w:color w:val="000000" w:themeColor="text1"/>
+        </w:rPr>
+      </w:pPr>
+      <w:r>
+        <w:rPr>
+          <w:rFonts w:eastAsia="Arial"/>
+          <w:color w:val="000000" w:themeColor="text1"/>
+        </w:rPr>
         <w:lastRenderedPageBreak/>
-        <w:t>5.2.4 - Use Case: Log Out</w:t>
-      </w:r>
-    </w:p>
-    <w:p>
-      <w:pPr>
-        <w:ind w:left="1440"/>
-        <w:rPr>
-          <w:rFonts w:eastAsia="Arial"/>
-          <w:color w:val="000000" w:themeColor="text1"/>
-        </w:rPr>
-      </w:pPr>
-    </w:p>
-    <w:p>
-      <w:pPr>
-        <w:ind w:left="1440"/>
-        <w:rPr>
-          <w:rFonts w:eastAsia="Arial"/>
-          <w:color w:val="000000" w:themeColor="text1"/>
-        </w:rPr>
-      </w:pPr>
-      <w:r>
-        <w:rPr>
-          <w:rFonts w:eastAsia="Arial"/>
-          <w:color w:val="000000" w:themeColor="text1"/>
-        </w:rPr>
         <w:t>Use Case ID: CA04-LO</w:t>
       </w:r>
     </w:p>
@@ -12259,29 +12211,29 @@
         <w:ind w:left="1440"/>
       </w:pPr>
       <w:r>
+        <w:t xml:space="preserve">Use Case Name: </w:t>
+      </w:r>
+      <w:r>
+        <w:t>Register Users</w:t>
+      </w:r>
+    </w:p>
+    <w:p>
+      <w:pPr>
+        <w:ind w:left="1440"/>
+      </w:pPr>
+      <w:r>
+        <w:t xml:space="preserve">Relevant Requirements: </w:t>
+      </w:r>
+      <w:r>
+        <w:t xml:space="preserve">2.3.4, 2.3.6, 3.1.1.9, 3.2.10, 3.3.8. </w:t>
+      </w:r>
+    </w:p>
+    <w:p>
+      <w:pPr>
+        <w:ind w:left="1440"/>
+      </w:pPr>
+      <w:r>
         <w:lastRenderedPageBreak/>
-        <w:t xml:space="preserve">Use Case Name: </w:t>
-      </w:r>
-      <w:r>
-        <w:t>Register Users</w:t>
-      </w:r>
-    </w:p>
-    <w:p>
-      <w:pPr>
-        <w:ind w:left="1440"/>
-      </w:pPr>
-      <w:r>
-        <w:t xml:space="preserve">Relevant Requirements: </w:t>
-      </w:r>
-      <w:r>
-        <w:t xml:space="preserve">2.3.4, 2.3.6, 3.1.1.9, 3.2.10, 3.3.8. </w:t>
-      </w:r>
-    </w:p>
-    <w:p>
-      <w:pPr>
-        <w:ind w:left="1440"/>
-      </w:pPr>
-      <w:r>
         <w:t xml:space="preserve">Primary Actor: </w:t>
       </w:r>
       <w:r>
@@ -12514,15 +12466,7 @@
         <w:ind w:left="1440"/>
       </w:pPr>
       <w:r>
-        <w:t>Relevant Requirements: 3.1.1.2, 3.1.1.3, 3.1.1.8, 3.1.3.2, 3.1.3.3, 3.1.3.3</w:t>
-      </w:r>
-      <w:proofErr w:type="gramStart"/>
-      <w:r>
-        <w:t>.1, 3.1.3.3.2, 3.1.3.4</w:t>
-      </w:r>
-      <w:proofErr w:type="gramEnd"/>
-      <w:r>
-        <w:t>, 3.1.3.5, 3.1.4.1.2, 3.1.4.1.1, 3.2.2, 3.3.3.1, 3.3.4</w:t>
+        <w:t>Relevant Requirements: 3.1.1.2, 3.1.1.3, 3.1.1.8, 3.1.3.2, 3.1.3.3, 3.1.3.3.1, 3.1.3.3.2, 3.1.3.4, 3.1.3.5, 3.1.4.1.2, 3.1.4.1.1, 3.2.2, 3.3.3.1, 3.3.4</w:t>
       </w:r>
     </w:p>
     <w:p>
@@ -12730,15 +12674,7 @@
         </w:numPr>
       </w:pPr>
       <w:r>
-        <w:t xml:space="preserve">Server queues </w:t>
-      </w:r>
-      <w:proofErr w:type="gramStart"/>
-      <w:r>
-        <w:t>a message</w:t>
-      </w:r>
-      <w:proofErr w:type="gramEnd"/>
-      <w:r>
-        <w:t xml:space="preserve"> for offline members</w:t>
+        <w:t>Server queues a message for offline members</w:t>
       </w:r>
     </w:p>
     <w:p>
@@ -12775,7 +12711,6 @@
         <w:ind w:left="1440"/>
       </w:pPr>
       <w:r>
-        <w:lastRenderedPageBreak/>
         <w:t>Extensions:</w:t>
       </w:r>
     </w:p>
@@ -12788,6 +12723,7 @@
         </w:numPr>
       </w:pPr>
       <w:r>
+        <w:lastRenderedPageBreak/>
         <w:t>If the user is not a member of the selected group, the server rejects the message and notifies the sender</w:t>
       </w:r>
     </w:p>
@@ -12901,6 +12837,290 @@
       <w:pPr>
         <w:ind w:left="1440"/>
       </w:pPr>
+    </w:p>
+    <w:p>
+      <w:pPr>
+        <w:ind w:left="1440"/>
+        <w:rPr>
+          <w:b/>
+          <w:bCs/>
+          <w:u w:val="single"/>
+        </w:rPr>
+      </w:pPr>
+      <w:r>
+        <w:rPr>
+          <w:b/>
+          <w:bCs/>
+          <w:u w:val="single"/>
+        </w:rPr>
+        <w:t>5.2.8 - View Chat History</w:t>
+      </w:r>
+    </w:p>
+    <w:p>
+      <w:pPr>
+        <w:ind w:left="1440"/>
+        <w:rPr>
+          <w:b/>
+          <w:bCs/>
+          <w:u w:val="single"/>
+        </w:rPr>
+      </w:pPr>
+    </w:p>
+    <w:p>
+      <w:pPr>
+        <w:ind w:left="1440"/>
+      </w:pPr>
+      <w:r>
+        <w:t>Use Case ID:</w:t>
+      </w:r>
+      <w:r>
+        <w:t xml:space="preserve"> CA0</w:t>
+      </w:r>
+      <w:r>
+        <w:t>8</w:t>
+      </w:r>
+      <w:r>
+        <w:t>-</w:t>
+      </w:r>
+      <w:r>
+        <w:t>VCH</w:t>
+      </w:r>
+    </w:p>
+    <w:p>
+      <w:pPr>
+        <w:ind w:left="1440"/>
+      </w:pPr>
+      <w:r>
+        <w:t xml:space="preserve">Use Case Name: </w:t>
+      </w:r>
+      <w:r>
+        <w:t>View Chat History</w:t>
+      </w:r>
+    </w:p>
+    <w:p>
+      <w:pPr>
+        <w:ind w:left="1440"/>
+      </w:pPr>
+      <w:r>
+        <w:t xml:space="preserve">Relevant Requirements: </w:t>
+      </w:r>
+      <w:r>
+        <w:t>2.3.12</w:t>
+      </w:r>
+      <w:r>
+        <w:t xml:space="preserve">, </w:t>
+      </w:r>
+      <w:r>
+        <w:t>2.4.2</w:t>
+      </w:r>
+      <w:r>
+        <w:t xml:space="preserve">, </w:t>
+      </w:r>
+      <w:r>
+        <w:t>2.5.17</w:t>
+      </w:r>
+      <w:r>
+        <w:t xml:space="preserve">, </w:t>
+      </w:r>
+      <w:r>
+        <w:t>3.1.1.6</w:t>
+      </w:r>
+      <w:r>
+        <w:t xml:space="preserve">, </w:t>
+      </w:r>
+      <w:r>
+        <w:t>3.1.1.7</w:t>
+      </w:r>
+      <w:r>
+        <w:t xml:space="preserve">, </w:t>
+      </w:r>
+      <w:r>
+        <w:t>3.1.2.2</w:t>
+      </w:r>
+      <w:r>
+        <w:t xml:space="preserve">, </w:t>
+      </w:r>
+      <w:r>
+        <w:t>3.2.8</w:t>
+      </w:r>
+      <w:r>
+        <w:t xml:space="preserve">, </w:t>
+      </w:r>
+      <w:r>
+        <w:t>3.3.3</w:t>
+      </w:r>
+      <w:r>
+        <w:t xml:space="preserve">, </w:t>
+      </w:r>
+      <w:r>
+        <w:t>3.3.10</w:t>
+      </w:r>
+      <w:r>
+        <w:t xml:space="preserve">, </w:t>
+      </w:r>
+      <w:r>
+        <w:t>4.1.1</w:t>
+      </w:r>
+    </w:p>
+    <w:p>
+      <w:pPr>
+        <w:ind w:left="1440"/>
+      </w:pPr>
+      <w:r>
+        <w:t xml:space="preserve">Primary Actor: </w:t>
+      </w:r>
+      <w:r>
+        <w:t>Users, IT Users</w:t>
+      </w:r>
+    </w:p>
+    <w:p>
+      <w:pPr>
+        <w:ind w:left="1440"/>
+      </w:pPr>
+      <w:r>
+        <w:t>Pre-conditions:</w:t>
+      </w:r>
+      <w:r>
+        <w:t xml:space="preserve"> User is a currently logged into the Client Interface.</w:t>
+      </w:r>
+    </w:p>
+    <w:p>
+      <w:pPr>
+        <w:ind w:left="1440"/>
+      </w:pPr>
+      <w:r>
+        <w:t>Post-Conditions:</w:t>
+      </w:r>
+      <w:r>
+        <w:t xml:space="preserve"> </w:t>
+      </w:r>
+      <w:r>
+        <w:t>In the GUI, the chat history is displayed, letting the user show their chats with the related members in the group.</w:t>
+      </w:r>
+    </w:p>
+    <w:p>
+      <w:pPr>
+        <w:ind w:left="1440"/>
+      </w:pPr>
+      <w:r>
+        <w:t xml:space="preserve">Basic Flow or Main Scenario: </w:t>
+      </w:r>
+    </w:p>
+    <w:p>
+      <w:pPr>
+        <w:pStyle w:val="ListParagraph"/>
+        <w:numPr>
+          <w:ilvl w:val="0"/>
+          <w:numId w:val="77"/>
+        </w:numPr>
+      </w:pPr>
+      <w:r>
+        <w:t>User opens the Client Interface/GUI, and is presented with the login page.</w:t>
+      </w:r>
+    </w:p>
+    <w:p>
+      <w:pPr>
+        <w:pStyle w:val="ListParagraph"/>
+        <w:numPr>
+          <w:ilvl w:val="0"/>
+          <w:numId w:val="77"/>
+        </w:numPr>
+      </w:pPr>
+      <w:r>
+        <w:t>They enter their credentials correctly, bringing them to the Chat Interface.</w:t>
+      </w:r>
+    </w:p>
+    <w:p>
+      <w:pPr>
+        <w:pStyle w:val="ListParagraph"/>
+        <w:numPr>
+          <w:ilvl w:val="0"/>
+          <w:numId w:val="77"/>
+        </w:numPr>
+      </w:pPr>
+      <w:r>
+        <w:t>The chat history is displayed to them, letting them scroll up/down to the oldest or latest message sent.</w:t>
+      </w:r>
+    </w:p>
+    <w:p>
+      <w:pPr>
+        <w:ind w:left="1440"/>
+      </w:pPr>
+      <w:r>
+        <w:t>Extensions or Alternate Flows:</w:t>
+      </w:r>
+    </w:p>
+    <w:p>
+      <w:pPr>
+        <w:pStyle w:val="ListParagraph"/>
+        <w:numPr>
+          <w:ilvl w:val="0"/>
+          <w:numId w:val="78"/>
+        </w:numPr>
+      </w:pPr>
+      <w:r>
+        <w:t xml:space="preserve">The user may </w:t>
+      </w:r>
+      <w:r>
+        <w:t xml:space="preserve">send a new message, and will update the chat history, both what is currently stored and what is currently displayed. </w:t>
+      </w:r>
+    </w:p>
+    <w:p>
+      <w:pPr>
+        <w:ind w:left="720" w:firstLine="720"/>
+      </w:pPr>
+      <w:r>
+        <w:t>Exception</w:t>
+      </w:r>
+      <w:r>
+        <w:t>s</w:t>
+      </w:r>
+      <w:r>
+        <w:t>:</w:t>
+      </w:r>
+    </w:p>
+    <w:p>
+      <w:pPr>
+        <w:pStyle w:val="ListParagraph"/>
+        <w:numPr>
+          <w:ilvl w:val="0"/>
+          <w:numId w:val="79"/>
+        </w:numPr>
+      </w:pPr>
+      <w:r>
+        <w:t>Messages are not displayed in the chronological order in which they weren’t sent.</w:t>
+      </w:r>
+    </w:p>
+    <w:p>
+      <w:pPr>
+        <w:pStyle w:val="ListParagraph"/>
+        <w:numPr>
+          <w:ilvl w:val="0"/>
+          <w:numId w:val="79"/>
+        </w:numPr>
+      </w:pPr>
+      <w:r>
+        <w:t xml:space="preserve">Messages are missing, meaning that something went wrong with the storing of chat history. </w:t>
+      </w:r>
+    </w:p>
+    <w:p>
+      <w:pPr>
+        <w:ind w:left="1440"/>
+      </w:pPr>
+      <w:r>
+        <w:t xml:space="preserve">Related Use Case: </w:t>
+      </w:r>
+    </w:p>
+    <w:p>
+      <w:pPr>
+        <w:ind w:left="1440"/>
+      </w:pPr>
+      <w:r>
+        <w:tab/>
+      </w:r>
+      <w:r>
+        <w:t>Send Message (Individual)</w:t>
+      </w:r>
     </w:p>
     <w:p>
       <w:pPr>
@@ -13210,17 +13430,8 @@
                     <w:rStyle w:val="PageNumber"/>
                     <w:color w:val="000000"/>
                   </w:rPr>
-                  <w:t>vii</w:t>
+                  <w:t>viii</w:t>
                 </w:r>
-                <w:proofErr w:type="spellStart"/>
-                <w:r>
-                  <w:rPr>
-                    <w:rStyle w:val="PageNumber"/>
-                    <w:color w:val="000000"/>
-                  </w:rPr>
-                  <w:t>i</w:t>
-                </w:r>
-                <w:proofErr w:type="spellEnd"/>
                 <w:r>
                   <w:rPr>
                     <w:rStyle w:val="PageNumber"/>
@@ -14701,6 +14912,92 @@
     </w:lvl>
   </w:abstractNum>
   <w:abstractNum w:abstractNumId="16" w15:restartNumberingAfterBreak="0">
+    <w:nsid w:val="18BC1AF9"/>
+    <w:multiLevelType w:val="hybridMultilevel"/>
+    <w:tmpl w:val="CB74A624"/>
+    <w:lvl w:ilvl="0" w:tplc="FFFFFFFF">
+      <w:start w:val="1"/>
+      <w:numFmt w:val="decimal"/>
+      <w:lvlText w:val="%1."/>
+      <w:lvlJc w:val="left"/>
+      <w:pPr>
+        <w:ind w:left="2160" w:hanging="360"/>
+      </w:pPr>
+    </w:lvl>
+    <w:lvl w:ilvl="1" w:tplc="FFFFFFFF" w:tentative="1">
+      <w:start w:val="1"/>
+      <w:numFmt w:val="lowerLetter"/>
+      <w:lvlText w:val="%2."/>
+      <w:lvlJc w:val="left"/>
+      <w:pPr>
+        <w:ind w:left="2880" w:hanging="360"/>
+      </w:pPr>
+    </w:lvl>
+    <w:lvl w:ilvl="2" w:tplc="FFFFFFFF" w:tentative="1">
+      <w:start w:val="1"/>
+      <w:numFmt w:val="lowerRoman"/>
+      <w:lvlText w:val="%3."/>
+      <w:lvlJc w:val="right"/>
+      <w:pPr>
+        <w:ind w:left="3600" w:hanging="180"/>
+      </w:pPr>
+    </w:lvl>
+    <w:lvl w:ilvl="3" w:tplc="FFFFFFFF" w:tentative="1">
+      <w:start w:val="1"/>
+      <w:numFmt w:val="decimal"/>
+      <w:lvlText w:val="%4."/>
+      <w:lvlJc w:val="left"/>
+      <w:pPr>
+        <w:ind w:left="4320" w:hanging="360"/>
+      </w:pPr>
+    </w:lvl>
+    <w:lvl w:ilvl="4" w:tplc="FFFFFFFF" w:tentative="1">
+      <w:start w:val="1"/>
+      <w:numFmt w:val="lowerLetter"/>
+      <w:lvlText w:val="%5."/>
+      <w:lvlJc w:val="left"/>
+      <w:pPr>
+        <w:ind w:left="5040" w:hanging="360"/>
+      </w:pPr>
+    </w:lvl>
+    <w:lvl w:ilvl="5" w:tplc="FFFFFFFF" w:tentative="1">
+      <w:start w:val="1"/>
+      <w:numFmt w:val="lowerRoman"/>
+      <w:lvlText w:val="%6."/>
+      <w:lvlJc w:val="right"/>
+      <w:pPr>
+        <w:ind w:left="5760" w:hanging="180"/>
+      </w:pPr>
+    </w:lvl>
+    <w:lvl w:ilvl="6" w:tplc="FFFFFFFF" w:tentative="1">
+      <w:start w:val="1"/>
+      <w:numFmt w:val="decimal"/>
+      <w:lvlText w:val="%7."/>
+      <w:lvlJc w:val="left"/>
+      <w:pPr>
+        <w:ind w:left="6480" w:hanging="360"/>
+      </w:pPr>
+    </w:lvl>
+    <w:lvl w:ilvl="7" w:tplc="FFFFFFFF" w:tentative="1">
+      <w:start w:val="1"/>
+      <w:numFmt w:val="lowerLetter"/>
+      <w:lvlText w:val="%8."/>
+      <w:lvlJc w:val="left"/>
+      <w:pPr>
+        <w:ind w:left="7200" w:hanging="360"/>
+      </w:pPr>
+    </w:lvl>
+    <w:lvl w:ilvl="8" w:tplc="FFFFFFFF" w:tentative="1">
+      <w:start w:val="1"/>
+      <w:numFmt w:val="lowerRoman"/>
+      <w:lvlText w:val="%9."/>
+      <w:lvlJc w:val="right"/>
+      <w:pPr>
+        <w:ind w:left="7920" w:hanging="180"/>
+      </w:pPr>
+    </w:lvl>
+  </w:abstractNum>
+  <w:abstractNum w:abstractNumId="17" w15:restartNumberingAfterBreak="0">
     <w:nsid w:val="18DF60D1"/>
     <w:multiLevelType w:val="hybridMultilevel"/>
     <w:tmpl w:val="715648FC"/>
@@ -14789,7 +15086,7 @@
       </w:pPr>
     </w:lvl>
   </w:abstractNum>
-  <w:abstractNum w:abstractNumId="17" w15:restartNumberingAfterBreak="0">
+  <w:abstractNum w:abstractNumId="18" w15:restartNumberingAfterBreak="0">
     <w:nsid w:val="197D7F8C"/>
     <w:multiLevelType w:val="hybridMultilevel"/>
     <w:tmpl w:val="CB74A624"/>
@@ -14875,7 +15172,7 @@
       </w:pPr>
     </w:lvl>
   </w:abstractNum>
-  <w:abstractNum w:abstractNumId="18" w15:restartNumberingAfterBreak="0">
+  <w:abstractNum w:abstractNumId="19" w15:restartNumberingAfterBreak="0">
     <w:nsid w:val="19C67B66"/>
     <w:multiLevelType w:val="hybridMultilevel"/>
     <w:tmpl w:val="ABCC3E18"/>
@@ -14964,7 +15261,7 @@
       </w:pPr>
     </w:lvl>
   </w:abstractNum>
-  <w:abstractNum w:abstractNumId="19" w15:restartNumberingAfterBreak="0">
+  <w:abstractNum w:abstractNumId="20" w15:restartNumberingAfterBreak="0">
     <w:nsid w:val="1B03F1EC"/>
     <w:multiLevelType w:val="hybridMultilevel"/>
     <w:tmpl w:val="1632E2C8"/>
@@ -15077,7 +15374,7 @@
       </w:rPr>
     </w:lvl>
   </w:abstractNum>
-  <w:abstractNum w:abstractNumId="20" w15:restartNumberingAfterBreak="0">
+  <w:abstractNum w:abstractNumId="21" w15:restartNumberingAfterBreak="0">
     <w:nsid w:val="1DAE4B0E"/>
     <w:multiLevelType w:val="hybridMultilevel"/>
     <w:tmpl w:val="99A4CAA2"/>
@@ -15166,7 +15463,7 @@
       </w:pPr>
     </w:lvl>
   </w:abstractNum>
-  <w:abstractNum w:abstractNumId="21" w15:restartNumberingAfterBreak="0">
+  <w:abstractNum w:abstractNumId="22" w15:restartNumberingAfterBreak="0">
     <w:nsid w:val="1E292FA1"/>
     <w:multiLevelType w:val="hybridMultilevel"/>
     <w:tmpl w:val="8DC8B3E4"/>
@@ -15255,7 +15552,7 @@
       </w:pPr>
     </w:lvl>
   </w:abstractNum>
-  <w:abstractNum w:abstractNumId="22" w15:restartNumberingAfterBreak="0">
+  <w:abstractNum w:abstractNumId="23" w15:restartNumberingAfterBreak="0">
     <w:nsid w:val="1FDF52FF"/>
     <w:multiLevelType w:val="hybridMultilevel"/>
     <w:tmpl w:val="B33A2E72"/>
@@ -15344,7 +15641,7 @@
       </w:pPr>
     </w:lvl>
   </w:abstractNum>
-  <w:abstractNum w:abstractNumId="23" w15:restartNumberingAfterBreak="0">
+  <w:abstractNum w:abstractNumId="24" w15:restartNumberingAfterBreak="0">
     <w:nsid w:val="20907161"/>
     <w:multiLevelType w:val="hybridMultilevel"/>
     <w:tmpl w:val="48A2FCE0"/>
@@ -15433,7 +15730,7 @@
       </w:pPr>
     </w:lvl>
   </w:abstractNum>
-  <w:abstractNum w:abstractNumId="24" w15:restartNumberingAfterBreak="0">
+  <w:abstractNum w:abstractNumId="25" w15:restartNumberingAfterBreak="0">
     <w:nsid w:val="20D70694"/>
     <w:multiLevelType w:val="hybridMultilevel"/>
     <w:tmpl w:val="30A8FFBA"/>
@@ -15519,7 +15816,7 @@
       </w:pPr>
     </w:lvl>
   </w:abstractNum>
-  <w:abstractNum w:abstractNumId="25" w15:restartNumberingAfterBreak="0">
+  <w:abstractNum w:abstractNumId="26" w15:restartNumberingAfterBreak="0">
     <w:nsid w:val="23BE6FC0"/>
     <w:multiLevelType w:val="hybridMultilevel"/>
     <w:tmpl w:val="E8443C9A"/>
@@ -15605,7 +15902,7 @@
       </w:pPr>
     </w:lvl>
   </w:abstractNum>
-  <w:abstractNum w:abstractNumId="26" w15:restartNumberingAfterBreak="0">
+  <w:abstractNum w:abstractNumId="27" w15:restartNumberingAfterBreak="0">
     <w:nsid w:val="256D6FDE"/>
     <w:multiLevelType w:val="hybridMultilevel"/>
     <w:tmpl w:val="9586D066"/>
@@ -15691,7 +15988,7 @@
       </w:pPr>
     </w:lvl>
   </w:abstractNum>
-  <w:abstractNum w:abstractNumId="27" w15:restartNumberingAfterBreak="0">
+  <w:abstractNum w:abstractNumId="28" w15:restartNumberingAfterBreak="0">
     <w:nsid w:val="25D62E13"/>
     <w:multiLevelType w:val="hybridMultilevel"/>
     <w:tmpl w:val="23EEBC82"/>
@@ -15780,7 +16077,7 @@
       </w:pPr>
     </w:lvl>
   </w:abstractNum>
-  <w:abstractNum w:abstractNumId="28" w15:restartNumberingAfterBreak="0">
+  <w:abstractNum w:abstractNumId="29" w15:restartNumberingAfterBreak="0">
     <w:nsid w:val="262B025E"/>
     <w:multiLevelType w:val="hybridMultilevel"/>
     <w:tmpl w:val="14C87DE2"/>
@@ -15866,7 +16163,7 @@
       </w:pPr>
     </w:lvl>
   </w:abstractNum>
-  <w:abstractNum w:abstractNumId="29" w15:restartNumberingAfterBreak="0">
+  <w:abstractNum w:abstractNumId="30" w15:restartNumberingAfterBreak="0">
     <w:nsid w:val="28685451"/>
     <w:multiLevelType w:val="hybridMultilevel"/>
     <w:tmpl w:val="E7BCD22A"/>
@@ -15952,7 +16249,7 @@
       </w:pPr>
     </w:lvl>
   </w:abstractNum>
-  <w:abstractNum w:abstractNumId="30" w15:restartNumberingAfterBreak="0">
+  <w:abstractNum w:abstractNumId="31" w15:restartNumberingAfterBreak="0">
     <w:nsid w:val="2A9A136E"/>
     <w:multiLevelType w:val="hybridMultilevel"/>
     <w:tmpl w:val="3336EF62"/>
@@ -16038,7 +16335,7 @@
       </w:pPr>
     </w:lvl>
   </w:abstractNum>
-  <w:abstractNum w:abstractNumId="31" w15:restartNumberingAfterBreak="0">
+  <w:abstractNum w:abstractNumId="32" w15:restartNumberingAfterBreak="0">
     <w:nsid w:val="2B144B28"/>
     <w:multiLevelType w:val="hybridMultilevel"/>
     <w:tmpl w:val="F23686A6"/>
@@ -16124,7 +16421,7 @@
       </w:pPr>
     </w:lvl>
   </w:abstractNum>
-  <w:abstractNum w:abstractNumId="32" w15:restartNumberingAfterBreak="0">
+  <w:abstractNum w:abstractNumId="33" w15:restartNumberingAfterBreak="0">
     <w:nsid w:val="2CB83A45"/>
     <w:multiLevelType w:val="hybridMultilevel"/>
     <w:tmpl w:val="6486DE8E"/>
@@ -16213,7 +16510,7 @@
       </w:pPr>
     </w:lvl>
   </w:abstractNum>
-  <w:abstractNum w:abstractNumId="33" w15:restartNumberingAfterBreak="0">
+  <w:abstractNum w:abstractNumId="34" w15:restartNumberingAfterBreak="0">
     <w:nsid w:val="2DDB2BEB"/>
     <w:multiLevelType w:val="hybridMultilevel"/>
     <w:tmpl w:val="AEDA6EF2"/>
@@ -16299,7 +16596,7 @@
       </w:pPr>
     </w:lvl>
   </w:abstractNum>
-  <w:abstractNum w:abstractNumId="34" w15:restartNumberingAfterBreak="0">
+  <w:abstractNum w:abstractNumId="35" w15:restartNumberingAfterBreak="0">
     <w:nsid w:val="2E42D2F2"/>
     <w:multiLevelType w:val="hybridMultilevel"/>
     <w:tmpl w:val="A5D0B536"/>
@@ -16385,7 +16682,7 @@
       </w:pPr>
     </w:lvl>
   </w:abstractNum>
-  <w:abstractNum w:abstractNumId="35" w15:restartNumberingAfterBreak="0">
+  <w:abstractNum w:abstractNumId="36" w15:restartNumberingAfterBreak="0">
     <w:nsid w:val="2F120C30"/>
     <w:multiLevelType w:val="hybridMultilevel"/>
     <w:tmpl w:val="78DE82AA"/>
@@ -16474,7 +16771,7 @@
       </w:pPr>
     </w:lvl>
   </w:abstractNum>
-  <w:abstractNum w:abstractNumId="36" w15:restartNumberingAfterBreak="0">
+  <w:abstractNum w:abstractNumId="37" w15:restartNumberingAfterBreak="0">
     <w:nsid w:val="2F1447C5"/>
     <w:multiLevelType w:val="hybridMultilevel"/>
     <w:tmpl w:val="67EE9AA0"/>
@@ -16563,7 +16860,7 @@
       </w:pPr>
     </w:lvl>
   </w:abstractNum>
-  <w:abstractNum w:abstractNumId="37" w15:restartNumberingAfterBreak="0">
+  <w:abstractNum w:abstractNumId="38" w15:restartNumberingAfterBreak="0">
     <w:nsid w:val="31A53163"/>
     <w:multiLevelType w:val="multilevel"/>
     <w:tmpl w:val="B7A487C0"/>
@@ -16691,7 +16988,7 @@
       </w:pPr>
     </w:lvl>
   </w:abstractNum>
-  <w:abstractNum w:abstractNumId="38" w15:restartNumberingAfterBreak="0">
+  <w:abstractNum w:abstractNumId="39" w15:restartNumberingAfterBreak="0">
     <w:nsid w:val="329825FF"/>
     <w:multiLevelType w:val="hybridMultilevel"/>
     <w:tmpl w:val="D5F0DC90"/>
@@ -16777,7 +17074,7 @@
       </w:pPr>
     </w:lvl>
   </w:abstractNum>
-  <w:abstractNum w:abstractNumId="39" w15:restartNumberingAfterBreak="0">
+  <w:abstractNum w:abstractNumId="40" w15:restartNumberingAfterBreak="0">
     <w:nsid w:val="332F5D3F"/>
     <w:multiLevelType w:val="hybridMultilevel"/>
     <w:tmpl w:val="153C04BE"/>
@@ -16889,7 +17186,7 @@
       </w:rPr>
     </w:lvl>
   </w:abstractNum>
-  <w:abstractNum w:abstractNumId="40" w15:restartNumberingAfterBreak="0">
+  <w:abstractNum w:abstractNumId="41" w15:restartNumberingAfterBreak="0">
     <w:nsid w:val="33EC155B"/>
     <w:multiLevelType w:val="hybridMultilevel"/>
     <w:tmpl w:val="252C8F86"/>
@@ -16975,7 +17272,7 @@
       </w:pPr>
     </w:lvl>
   </w:abstractNum>
-  <w:abstractNum w:abstractNumId="41" w15:restartNumberingAfterBreak="0">
+  <w:abstractNum w:abstractNumId="42" w15:restartNumberingAfterBreak="0">
     <w:nsid w:val="34C40072"/>
     <w:multiLevelType w:val="multilevel"/>
     <w:tmpl w:val="7DC0CAAE"/>
@@ -17094,7 +17391,7 @@
       </w:pPr>
     </w:lvl>
   </w:abstractNum>
-  <w:abstractNum w:abstractNumId="42" w15:restartNumberingAfterBreak="0">
+  <w:abstractNum w:abstractNumId="43" w15:restartNumberingAfterBreak="0">
     <w:nsid w:val="37057016"/>
     <w:multiLevelType w:val="hybridMultilevel"/>
     <w:tmpl w:val="2990E628"/>
@@ -17180,7 +17477,7 @@
       </w:pPr>
     </w:lvl>
   </w:abstractNum>
-  <w:abstractNum w:abstractNumId="43" w15:restartNumberingAfterBreak="0">
+  <w:abstractNum w:abstractNumId="44" w15:restartNumberingAfterBreak="0">
     <w:nsid w:val="384FB5C5"/>
     <w:multiLevelType w:val="hybridMultilevel"/>
     <w:tmpl w:val="D3A63FE6"/>
@@ -17266,7 +17563,7 @@
       </w:pPr>
     </w:lvl>
   </w:abstractNum>
-  <w:abstractNum w:abstractNumId="44" w15:restartNumberingAfterBreak="0">
+  <w:abstractNum w:abstractNumId="45" w15:restartNumberingAfterBreak="0">
     <w:nsid w:val="389D1694"/>
     <w:multiLevelType w:val="hybridMultilevel"/>
     <w:tmpl w:val="9F724EDA"/>
@@ -17355,7 +17652,7 @@
       </w:pPr>
     </w:lvl>
   </w:abstractNum>
-  <w:abstractNum w:abstractNumId="45" w15:restartNumberingAfterBreak="0">
+  <w:abstractNum w:abstractNumId="46" w15:restartNumberingAfterBreak="0">
     <w:nsid w:val="395C3EBA"/>
     <w:multiLevelType w:val="hybridMultilevel"/>
     <w:tmpl w:val="9586D066"/>
@@ -17441,7 +17738,7 @@
       </w:pPr>
     </w:lvl>
   </w:abstractNum>
-  <w:abstractNum w:abstractNumId="46" w15:restartNumberingAfterBreak="0">
+  <w:abstractNum w:abstractNumId="47" w15:restartNumberingAfterBreak="0">
     <w:nsid w:val="3CCD31E4"/>
     <w:multiLevelType w:val="hybridMultilevel"/>
     <w:tmpl w:val="6FCEB5AC"/>
@@ -17530,7 +17827,7 @@
       </w:pPr>
     </w:lvl>
   </w:abstractNum>
-  <w:abstractNum w:abstractNumId="47" w15:restartNumberingAfterBreak="0">
+  <w:abstractNum w:abstractNumId="48" w15:restartNumberingAfterBreak="0">
     <w:nsid w:val="3DC72D48"/>
     <w:multiLevelType w:val="hybridMultilevel"/>
     <w:tmpl w:val="AEDA6EF2"/>
@@ -17616,7 +17913,93 @@
       </w:pPr>
     </w:lvl>
   </w:abstractNum>
-  <w:abstractNum w:abstractNumId="48" w15:restartNumberingAfterBreak="0">
+  <w:abstractNum w:abstractNumId="49" w15:restartNumberingAfterBreak="0">
+    <w:nsid w:val="436823BE"/>
+    <w:multiLevelType w:val="hybridMultilevel"/>
+    <w:tmpl w:val="9586D066"/>
+    <w:lvl w:ilvl="0" w:tplc="FFFFFFFF">
+      <w:start w:val="1"/>
+      <w:numFmt w:val="decimal"/>
+      <w:lvlText w:val="%1."/>
+      <w:lvlJc w:val="left"/>
+      <w:pPr>
+        <w:ind w:left="2160" w:hanging="360"/>
+      </w:pPr>
+    </w:lvl>
+    <w:lvl w:ilvl="1" w:tplc="FFFFFFFF" w:tentative="1">
+      <w:start w:val="1"/>
+      <w:numFmt w:val="lowerLetter"/>
+      <w:lvlText w:val="%2."/>
+      <w:lvlJc w:val="left"/>
+      <w:pPr>
+        <w:ind w:left="2880" w:hanging="360"/>
+      </w:pPr>
+    </w:lvl>
+    <w:lvl w:ilvl="2" w:tplc="FFFFFFFF" w:tentative="1">
+      <w:start w:val="1"/>
+      <w:numFmt w:val="lowerRoman"/>
+      <w:lvlText w:val="%3."/>
+      <w:lvlJc w:val="right"/>
+      <w:pPr>
+        <w:ind w:left="3600" w:hanging="180"/>
+      </w:pPr>
+    </w:lvl>
+    <w:lvl w:ilvl="3" w:tplc="FFFFFFFF" w:tentative="1">
+      <w:start w:val="1"/>
+      <w:numFmt w:val="decimal"/>
+      <w:lvlText w:val="%4."/>
+      <w:lvlJc w:val="left"/>
+      <w:pPr>
+        <w:ind w:left="4320" w:hanging="360"/>
+      </w:pPr>
+    </w:lvl>
+    <w:lvl w:ilvl="4" w:tplc="FFFFFFFF" w:tentative="1">
+      <w:start w:val="1"/>
+      <w:numFmt w:val="lowerLetter"/>
+      <w:lvlText w:val="%5."/>
+      <w:lvlJc w:val="left"/>
+      <w:pPr>
+        <w:ind w:left="5040" w:hanging="360"/>
+      </w:pPr>
+    </w:lvl>
+    <w:lvl w:ilvl="5" w:tplc="FFFFFFFF" w:tentative="1">
+      <w:start w:val="1"/>
+      <w:numFmt w:val="lowerRoman"/>
+      <w:lvlText w:val="%6."/>
+      <w:lvlJc w:val="right"/>
+      <w:pPr>
+        <w:ind w:left="5760" w:hanging="180"/>
+      </w:pPr>
+    </w:lvl>
+    <w:lvl w:ilvl="6" w:tplc="FFFFFFFF" w:tentative="1">
+      <w:start w:val="1"/>
+      <w:numFmt w:val="decimal"/>
+      <w:lvlText w:val="%7."/>
+      <w:lvlJc w:val="left"/>
+      <w:pPr>
+        <w:ind w:left="6480" w:hanging="360"/>
+      </w:pPr>
+    </w:lvl>
+    <w:lvl w:ilvl="7" w:tplc="FFFFFFFF" w:tentative="1">
+      <w:start w:val="1"/>
+      <w:numFmt w:val="lowerLetter"/>
+      <w:lvlText w:val="%8."/>
+      <w:lvlJc w:val="left"/>
+      <w:pPr>
+        <w:ind w:left="7200" w:hanging="360"/>
+      </w:pPr>
+    </w:lvl>
+    <w:lvl w:ilvl="8" w:tplc="FFFFFFFF" w:tentative="1">
+      <w:start w:val="1"/>
+      <w:numFmt w:val="lowerRoman"/>
+      <w:lvlText w:val="%9."/>
+      <w:lvlJc w:val="right"/>
+      <w:pPr>
+        <w:ind w:left="7920" w:hanging="180"/>
+      </w:pPr>
+    </w:lvl>
+  </w:abstractNum>
+  <w:abstractNum w:abstractNumId="50" w15:restartNumberingAfterBreak="0">
     <w:nsid w:val="43BF80D8"/>
     <w:multiLevelType w:val="hybridMultilevel"/>
     <w:tmpl w:val="6584EB92"/>
@@ -17702,7 +18085,7 @@
       </w:pPr>
     </w:lvl>
   </w:abstractNum>
-  <w:abstractNum w:abstractNumId="49" w15:restartNumberingAfterBreak="0">
+  <w:abstractNum w:abstractNumId="51" w15:restartNumberingAfterBreak="0">
     <w:nsid w:val="43D930FC"/>
     <w:multiLevelType w:val="hybridMultilevel"/>
     <w:tmpl w:val="51964E6A"/>
@@ -17788,7 +18171,7 @@
       </w:pPr>
     </w:lvl>
   </w:abstractNum>
-  <w:abstractNum w:abstractNumId="50" w15:restartNumberingAfterBreak="0">
+  <w:abstractNum w:abstractNumId="52" w15:restartNumberingAfterBreak="0">
     <w:nsid w:val="440D7AFC"/>
     <w:multiLevelType w:val="hybridMultilevel"/>
     <w:tmpl w:val="51964E6A"/>
@@ -17874,7 +18257,7 @@
       </w:pPr>
     </w:lvl>
   </w:abstractNum>
-  <w:abstractNum w:abstractNumId="51" w15:restartNumberingAfterBreak="0">
+  <w:abstractNum w:abstractNumId="53" w15:restartNumberingAfterBreak="0">
     <w:nsid w:val="46FB5FA3"/>
     <w:multiLevelType w:val="hybridMultilevel"/>
     <w:tmpl w:val="2C4A7CA2"/>
@@ -17963,7 +18346,93 @@
       </w:pPr>
     </w:lvl>
   </w:abstractNum>
-  <w:abstractNum w:abstractNumId="52" w15:restartNumberingAfterBreak="0">
+  <w:abstractNum w:abstractNumId="54" w15:restartNumberingAfterBreak="0">
+    <w:nsid w:val="49075F44"/>
+    <w:multiLevelType w:val="hybridMultilevel"/>
+    <w:tmpl w:val="252C8F86"/>
+    <w:lvl w:ilvl="0" w:tplc="FFFFFFFF">
+      <w:start w:val="1"/>
+      <w:numFmt w:val="decimal"/>
+      <w:lvlText w:val="%1."/>
+      <w:lvlJc w:val="left"/>
+      <w:pPr>
+        <w:ind w:left="2160" w:hanging="360"/>
+      </w:pPr>
+    </w:lvl>
+    <w:lvl w:ilvl="1" w:tplc="FFFFFFFF" w:tentative="1">
+      <w:start w:val="1"/>
+      <w:numFmt w:val="lowerLetter"/>
+      <w:lvlText w:val="%2."/>
+      <w:lvlJc w:val="left"/>
+      <w:pPr>
+        <w:ind w:left="2880" w:hanging="360"/>
+      </w:pPr>
+    </w:lvl>
+    <w:lvl w:ilvl="2" w:tplc="FFFFFFFF" w:tentative="1">
+      <w:start w:val="1"/>
+      <w:numFmt w:val="lowerRoman"/>
+      <w:lvlText w:val="%3."/>
+      <w:lvlJc w:val="right"/>
+      <w:pPr>
+        <w:ind w:left="3600" w:hanging="180"/>
+      </w:pPr>
+    </w:lvl>
+    <w:lvl w:ilvl="3" w:tplc="FFFFFFFF" w:tentative="1">
+      <w:start w:val="1"/>
+      <w:numFmt w:val="decimal"/>
+      <w:lvlText w:val="%4."/>
+      <w:lvlJc w:val="left"/>
+      <w:pPr>
+        <w:ind w:left="4320" w:hanging="360"/>
+      </w:pPr>
+    </w:lvl>
+    <w:lvl w:ilvl="4" w:tplc="FFFFFFFF" w:tentative="1">
+      <w:start w:val="1"/>
+      <w:numFmt w:val="lowerLetter"/>
+      <w:lvlText w:val="%5."/>
+      <w:lvlJc w:val="left"/>
+      <w:pPr>
+        <w:ind w:left="5040" w:hanging="360"/>
+      </w:pPr>
+    </w:lvl>
+    <w:lvl w:ilvl="5" w:tplc="FFFFFFFF" w:tentative="1">
+      <w:start w:val="1"/>
+      <w:numFmt w:val="lowerRoman"/>
+      <w:lvlText w:val="%6."/>
+      <w:lvlJc w:val="right"/>
+      <w:pPr>
+        <w:ind w:left="5760" w:hanging="180"/>
+      </w:pPr>
+    </w:lvl>
+    <w:lvl w:ilvl="6" w:tplc="FFFFFFFF" w:tentative="1">
+      <w:start w:val="1"/>
+      <w:numFmt w:val="decimal"/>
+      <w:lvlText w:val="%7."/>
+      <w:lvlJc w:val="left"/>
+      <w:pPr>
+        <w:ind w:left="6480" w:hanging="360"/>
+      </w:pPr>
+    </w:lvl>
+    <w:lvl w:ilvl="7" w:tplc="FFFFFFFF" w:tentative="1">
+      <w:start w:val="1"/>
+      <w:numFmt w:val="lowerLetter"/>
+      <w:lvlText w:val="%8."/>
+      <w:lvlJc w:val="left"/>
+      <w:pPr>
+        <w:ind w:left="7200" w:hanging="360"/>
+      </w:pPr>
+    </w:lvl>
+    <w:lvl w:ilvl="8" w:tplc="FFFFFFFF" w:tentative="1">
+      <w:start w:val="1"/>
+      <w:numFmt w:val="lowerRoman"/>
+      <w:lvlText w:val="%9."/>
+      <w:lvlJc w:val="right"/>
+      <w:pPr>
+        <w:ind w:left="7920" w:hanging="180"/>
+      </w:pPr>
+    </w:lvl>
+  </w:abstractNum>
+  <w:abstractNum w:abstractNumId="55" w15:restartNumberingAfterBreak="0">
     <w:nsid w:val="4D08A0C5"/>
     <w:multiLevelType w:val="multilevel"/>
     <w:tmpl w:val="72EEAF36"/>
@@ -18049,7 +18518,7 @@
       </w:pPr>
     </w:lvl>
   </w:abstractNum>
-  <w:abstractNum w:abstractNumId="53" w15:restartNumberingAfterBreak="0">
+  <w:abstractNum w:abstractNumId="56" w15:restartNumberingAfterBreak="0">
     <w:nsid w:val="540F7C98"/>
     <w:multiLevelType w:val="hybridMultilevel"/>
     <w:tmpl w:val="52AAD6C0"/>
@@ -18138,7 +18607,7 @@
       </w:pPr>
     </w:lvl>
   </w:abstractNum>
-  <w:abstractNum w:abstractNumId="54" w15:restartNumberingAfterBreak="0">
+  <w:abstractNum w:abstractNumId="57" w15:restartNumberingAfterBreak="0">
     <w:nsid w:val="587435DE"/>
     <w:multiLevelType w:val="hybridMultilevel"/>
     <w:tmpl w:val="9CC267E4"/>
@@ -18224,7 +18693,7 @@
       </w:pPr>
     </w:lvl>
   </w:abstractNum>
-  <w:abstractNum w:abstractNumId="55" w15:restartNumberingAfterBreak="0">
+  <w:abstractNum w:abstractNumId="58" w15:restartNumberingAfterBreak="0">
     <w:nsid w:val="58C421AA"/>
     <w:multiLevelType w:val="hybridMultilevel"/>
     <w:tmpl w:val="6DA265F0"/>
@@ -18310,7 +18779,7 @@
       </w:pPr>
     </w:lvl>
   </w:abstractNum>
-  <w:abstractNum w:abstractNumId="56" w15:restartNumberingAfterBreak="0">
+  <w:abstractNum w:abstractNumId="59" w15:restartNumberingAfterBreak="0">
     <w:nsid w:val="592D527B"/>
     <w:multiLevelType w:val="hybridMultilevel"/>
     <w:tmpl w:val="0A8CD7EA"/>
@@ -18399,7 +18868,7 @@
       </w:pPr>
     </w:lvl>
   </w:abstractNum>
-  <w:abstractNum w:abstractNumId="57" w15:restartNumberingAfterBreak="0">
+  <w:abstractNum w:abstractNumId="60" w15:restartNumberingAfterBreak="0">
     <w:nsid w:val="5D3F0B19"/>
     <w:multiLevelType w:val="hybridMultilevel"/>
     <w:tmpl w:val="67EE9AA0"/>
@@ -18488,7 +18957,7 @@
       </w:pPr>
     </w:lvl>
   </w:abstractNum>
-  <w:abstractNum w:abstractNumId="58" w15:restartNumberingAfterBreak="0">
+  <w:abstractNum w:abstractNumId="61" w15:restartNumberingAfterBreak="0">
     <w:nsid w:val="5D40AE00"/>
     <w:multiLevelType w:val="hybridMultilevel"/>
     <w:tmpl w:val="36F007BA"/>
@@ -18574,7 +19043,7 @@
       </w:pPr>
     </w:lvl>
   </w:abstractNum>
-  <w:abstractNum w:abstractNumId="59" w15:restartNumberingAfterBreak="0">
+  <w:abstractNum w:abstractNumId="62" w15:restartNumberingAfterBreak="0">
     <w:nsid w:val="60C598E3"/>
     <w:multiLevelType w:val="hybridMultilevel"/>
     <w:tmpl w:val="AD5E9F90"/>
@@ -18660,7 +19129,7 @@
       </w:pPr>
     </w:lvl>
   </w:abstractNum>
-  <w:abstractNum w:abstractNumId="60" w15:restartNumberingAfterBreak="0">
+  <w:abstractNum w:abstractNumId="63" w15:restartNumberingAfterBreak="0">
     <w:nsid w:val="62FC87C5"/>
     <w:multiLevelType w:val="hybridMultilevel"/>
     <w:tmpl w:val="D62CCC54"/>
@@ -18746,7 +19215,7 @@
       </w:pPr>
     </w:lvl>
   </w:abstractNum>
-  <w:abstractNum w:abstractNumId="61" w15:restartNumberingAfterBreak="0">
+  <w:abstractNum w:abstractNumId="64" w15:restartNumberingAfterBreak="0">
     <w:nsid w:val="63E80262"/>
     <w:multiLevelType w:val="hybridMultilevel"/>
     <w:tmpl w:val="4A8680E6"/>
@@ -18832,7 +19301,7 @@
       </w:pPr>
     </w:lvl>
   </w:abstractNum>
-  <w:abstractNum w:abstractNumId="62" w15:restartNumberingAfterBreak="0">
+  <w:abstractNum w:abstractNumId="65" w15:restartNumberingAfterBreak="0">
     <w:nsid w:val="677A0208"/>
     <w:multiLevelType w:val="hybridMultilevel"/>
     <w:tmpl w:val="17FC6410"/>
@@ -18921,7 +19390,7 @@
       </w:pPr>
     </w:lvl>
   </w:abstractNum>
-  <w:abstractNum w:abstractNumId="63" w15:restartNumberingAfterBreak="0">
+  <w:abstractNum w:abstractNumId="66" w15:restartNumberingAfterBreak="0">
     <w:nsid w:val="68014E53"/>
     <w:multiLevelType w:val="hybridMultilevel"/>
     <w:tmpl w:val="8288FBEA"/>
@@ -19010,7 +19479,7 @@
       </w:pPr>
     </w:lvl>
   </w:abstractNum>
-  <w:abstractNum w:abstractNumId="64" w15:restartNumberingAfterBreak="0">
+  <w:abstractNum w:abstractNumId="67" w15:restartNumberingAfterBreak="0">
     <w:nsid w:val="68612773"/>
     <w:multiLevelType w:val="hybridMultilevel"/>
     <w:tmpl w:val="60E22064"/>
@@ -19099,7 +19568,7 @@
       </w:pPr>
     </w:lvl>
   </w:abstractNum>
-  <w:abstractNum w:abstractNumId="65" w15:restartNumberingAfterBreak="0">
+  <w:abstractNum w:abstractNumId="68" w15:restartNumberingAfterBreak="0">
     <w:nsid w:val="6EA50243"/>
     <w:multiLevelType w:val="hybridMultilevel"/>
     <w:tmpl w:val="5A749992"/>
@@ -19188,7 +19657,7 @@
       </w:pPr>
     </w:lvl>
   </w:abstractNum>
-  <w:abstractNum w:abstractNumId="66" w15:restartNumberingAfterBreak="0">
+  <w:abstractNum w:abstractNumId="69" w15:restartNumberingAfterBreak="0">
     <w:nsid w:val="750142DC"/>
     <w:multiLevelType w:val="multilevel"/>
     <w:tmpl w:val="2516311E"/>
@@ -19274,7 +19743,7 @@
       </w:pPr>
     </w:lvl>
   </w:abstractNum>
-  <w:abstractNum w:abstractNumId="67" w15:restartNumberingAfterBreak="0">
+  <w:abstractNum w:abstractNumId="70" w15:restartNumberingAfterBreak="0">
     <w:nsid w:val="751AFF0F"/>
     <w:multiLevelType w:val="multilevel"/>
     <w:tmpl w:val="6B260578"/>
@@ -19360,7 +19829,7 @@
       </w:pPr>
     </w:lvl>
   </w:abstractNum>
-  <w:abstractNum w:abstractNumId="68" w15:restartNumberingAfterBreak="0">
+  <w:abstractNum w:abstractNumId="71" w15:restartNumberingAfterBreak="0">
     <w:nsid w:val="753C4D06"/>
     <w:multiLevelType w:val="multilevel"/>
     <w:tmpl w:val="2E6E91D4"/>
@@ -19479,7 +19948,7 @@
       </w:pPr>
     </w:lvl>
   </w:abstractNum>
-  <w:abstractNum w:abstractNumId="69" w15:restartNumberingAfterBreak="0">
+  <w:abstractNum w:abstractNumId="72" w15:restartNumberingAfterBreak="0">
     <w:nsid w:val="78D97DBA"/>
     <w:multiLevelType w:val="hybridMultilevel"/>
     <w:tmpl w:val="C58E5632"/>
@@ -19568,7 +20037,7 @@
       </w:pPr>
     </w:lvl>
   </w:abstractNum>
-  <w:abstractNum w:abstractNumId="70" w15:restartNumberingAfterBreak="0">
+  <w:abstractNum w:abstractNumId="73" w15:restartNumberingAfterBreak="0">
     <w:nsid w:val="7B250A31"/>
     <w:multiLevelType w:val="hybridMultilevel"/>
     <w:tmpl w:val="5BD45390"/>
@@ -19654,7 +20123,7 @@
       </w:pPr>
     </w:lvl>
   </w:abstractNum>
-  <w:abstractNum w:abstractNumId="71" w15:restartNumberingAfterBreak="0">
+  <w:abstractNum w:abstractNumId="74" w15:restartNumberingAfterBreak="0">
     <w:nsid w:val="7C386781"/>
     <w:multiLevelType w:val="hybridMultilevel"/>
     <w:tmpl w:val="077674EE"/>
@@ -19740,7 +20209,7 @@
       </w:pPr>
     </w:lvl>
   </w:abstractNum>
-  <w:abstractNum w:abstractNumId="72" w15:restartNumberingAfterBreak="0">
+  <w:abstractNum w:abstractNumId="75" w15:restartNumberingAfterBreak="0">
     <w:nsid w:val="7CB633AE"/>
     <w:multiLevelType w:val="hybridMultilevel"/>
     <w:tmpl w:val="97C298DA"/>
@@ -19827,19 +20296,19 @@
     </w:lvl>
   </w:abstractNum>
   <w:num w:numId="1" w16cid:durableId="797454202">
-    <w:abstractNumId w:val="37"/>
+    <w:abstractNumId w:val="38"/>
   </w:num>
   <w:num w:numId="2" w16cid:durableId="885065102">
-    <w:abstractNumId w:val="41"/>
+    <w:abstractNumId w:val="42"/>
   </w:num>
   <w:num w:numId="3" w16cid:durableId="46297616">
-    <w:abstractNumId w:val="39"/>
+    <w:abstractNumId w:val="40"/>
   </w:num>
   <w:num w:numId="4" w16cid:durableId="1142193613">
-    <w:abstractNumId w:val="68"/>
+    <w:abstractNumId w:val="71"/>
   </w:num>
   <w:num w:numId="5" w16cid:durableId="1092120572">
-    <w:abstractNumId w:val="32"/>
+    <w:abstractNumId w:val="33"/>
   </w:num>
   <w:num w:numId="6" w16cid:durableId="290787736">
     <w:abstractNumId w:val="0"/>
@@ -19848,28 +20317,28 @@
     <w:abstractNumId w:val="7"/>
   </w:num>
   <w:num w:numId="8" w16cid:durableId="717513642">
-    <w:abstractNumId w:val="20"/>
+    <w:abstractNumId w:val="21"/>
   </w:num>
   <w:num w:numId="9" w16cid:durableId="1494222643">
-    <w:abstractNumId w:val="64"/>
+    <w:abstractNumId w:val="67"/>
   </w:num>
   <w:num w:numId="10" w16cid:durableId="1311710229">
-    <w:abstractNumId w:val="16"/>
+    <w:abstractNumId w:val="17"/>
   </w:num>
   <w:num w:numId="11" w16cid:durableId="1993215107">
-    <w:abstractNumId w:val="35"/>
+    <w:abstractNumId w:val="36"/>
   </w:num>
   <w:num w:numId="12" w16cid:durableId="529538470">
-    <w:abstractNumId w:val="53"/>
+    <w:abstractNumId w:val="56"/>
   </w:num>
   <w:num w:numId="13" w16cid:durableId="1683900384">
-    <w:abstractNumId w:val="63"/>
+    <w:abstractNumId w:val="66"/>
   </w:num>
   <w:num w:numId="14" w16cid:durableId="998272608">
-    <w:abstractNumId w:val="23"/>
+    <w:abstractNumId w:val="24"/>
   </w:num>
   <w:num w:numId="15" w16cid:durableId="1233008171">
-    <w:abstractNumId w:val="21"/>
+    <w:abstractNumId w:val="22"/>
   </w:num>
   <w:num w:numId="16" w16cid:durableId="1190071207">
     <w:abstractNumId w:val="5"/>
@@ -19881,43 +20350,43 @@
     <w:abstractNumId w:val="8"/>
   </w:num>
   <w:num w:numId="19" w16cid:durableId="1612741623">
-    <w:abstractNumId w:val="27"/>
+    <w:abstractNumId w:val="28"/>
   </w:num>
   <w:num w:numId="20" w16cid:durableId="1096245914">
-    <w:abstractNumId w:val="56"/>
+    <w:abstractNumId w:val="59"/>
   </w:num>
   <w:num w:numId="21" w16cid:durableId="756170898">
-    <w:abstractNumId w:val="22"/>
+    <w:abstractNumId w:val="23"/>
   </w:num>
   <w:num w:numId="22" w16cid:durableId="1154907287">
-    <w:abstractNumId w:val="46"/>
+    <w:abstractNumId w:val="47"/>
   </w:num>
   <w:num w:numId="23" w16cid:durableId="1082602748">
     <w:abstractNumId w:val="11"/>
   </w:num>
   <w:num w:numId="24" w16cid:durableId="1181822716">
-    <w:abstractNumId w:val="69"/>
+    <w:abstractNumId w:val="72"/>
   </w:num>
   <w:num w:numId="25" w16cid:durableId="1186289276">
-    <w:abstractNumId w:val="44"/>
+    <w:abstractNumId w:val="45"/>
   </w:num>
   <w:num w:numId="26" w16cid:durableId="291446155">
-    <w:abstractNumId w:val="62"/>
+    <w:abstractNumId w:val="65"/>
   </w:num>
   <w:num w:numId="27" w16cid:durableId="732891468">
-    <w:abstractNumId w:val="51"/>
+    <w:abstractNumId w:val="53"/>
   </w:num>
   <w:num w:numId="28" w16cid:durableId="1603684923">
-    <w:abstractNumId w:val="36"/>
+    <w:abstractNumId w:val="37"/>
   </w:num>
   <w:num w:numId="29" w16cid:durableId="1635480645">
-    <w:abstractNumId w:val="57"/>
+    <w:abstractNumId w:val="60"/>
   </w:num>
   <w:num w:numId="30" w16cid:durableId="1215699841">
-    <w:abstractNumId w:val="18"/>
+    <w:abstractNumId w:val="19"/>
   </w:num>
   <w:num w:numId="31" w16cid:durableId="972638276">
-    <w:abstractNumId w:val="65"/>
+    <w:abstractNumId w:val="68"/>
   </w:num>
   <w:num w:numId="32" w16cid:durableId="1183401409">
     <w:abstractNumId w:val="4"/>
@@ -19926,10 +20395,10 @@
     <w:abstractNumId w:val="15"/>
   </w:num>
   <w:num w:numId="34" w16cid:durableId="680738047">
-    <w:abstractNumId w:val="19"/>
+    <w:abstractNumId w:val="20"/>
   </w:num>
   <w:num w:numId="35" w16cid:durableId="534271000">
-    <w:abstractNumId w:val="48"/>
+    <w:abstractNumId w:val="50"/>
     <w:lvlOverride w:ilvl="0">
       <w:startOverride w:val="1"/>
     </w:lvlOverride>
@@ -19959,7 +20428,7 @@
     </w:lvlOverride>
   </w:num>
   <w:num w:numId="36" w16cid:durableId="2072001601">
-    <w:abstractNumId w:val="58"/>
+    <w:abstractNumId w:val="61"/>
     <w:lvlOverride w:ilvl="0">
       <w:startOverride w:val="1"/>
     </w:lvlOverride>
@@ -19989,7 +20458,7 @@
     </w:lvlOverride>
   </w:num>
   <w:num w:numId="37" w16cid:durableId="683480050">
-    <w:abstractNumId w:val="59"/>
+    <w:abstractNumId w:val="62"/>
     <w:lvlOverride w:ilvl="0">
       <w:startOverride w:val="1"/>
     </w:lvlOverride>
@@ -20019,7 +20488,7 @@
     </w:lvlOverride>
   </w:num>
   <w:num w:numId="38" w16cid:durableId="1295481350">
-    <w:abstractNumId w:val="71"/>
+    <w:abstractNumId w:val="74"/>
     <w:lvlOverride w:ilvl="0">
       <w:startOverride w:val="1"/>
     </w:lvlOverride>
@@ -20049,7 +20518,7 @@
     </w:lvlOverride>
   </w:num>
   <w:num w:numId="39" w16cid:durableId="296036206">
-    <w:abstractNumId w:val="33"/>
+    <w:abstractNumId w:val="34"/>
   </w:num>
   <w:num w:numId="40" w16cid:durableId="1101923315">
     <w:abstractNumId w:val="9"/>
@@ -20085,46 +20554,46 @@
     <w:abstractNumId w:val="14"/>
   </w:num>
   <w:num w:numId="42" w16cid:durableId="299267193">
-    <w:abstractNumId w:val="17"/>
+    <w:abstractNumId w:val="18"/>
   </w:num>
   <w:num w:numId="43" w16cid:durableId="942961369">
-    <w:abstractNumId w:val="45"/>
+    <w:abstractNumId w:val="46"/>
   </w:num>
   <w:num w:numId="44" w16cid:durableId="1953243496">
-    <w:abstractNumId w:val="40"/>
+    <w:abstractNumId w:val="41"/>
   </w:num>
   <w:num w:numId="45" w16cid:durableId="1339887603">
     <w:abstractNumId w:val="10"/>
   </w:num>
   <w:num w:numId="46" w16cid:durableId="2091922111">
+    <w:abstractNumId w:val="30"/>
+  </w:num>
+  <w:num w:numId="47" w16cid:durableId="1106193524">
+    <w:abstractNumId w:val="43"/>
+  </w:num>
+  <w:num w:numId="48" w16cid:durableId="1968776595">
+    <w:abstractNumId w:val="34"/>
+  </w:num>
+  <w:num w:numId="49" w16cid:durableId="1600141461">
+    <w:abstractNumId w:val="48"/>
+  </w:num>
+  <w:num w:numId="50" w16cid:durableId="687412029">
+    <w:abstractNumId w:val="39"/>
+  </w:num>
+  <w:num w:numId="51" w16cid:durableId="1953439751">
+    <w:abstractNumId w:val="52"/>
+  </w:num>
+  <w:num w:numId="52" w16cid:durableId="1984265465">
     <w:abstractNumId w:val="29"/>
   </w:num>
-  <w:num w:numId="47" w16cid:durableId="1106193524">
-    <w:abstractNumId w:val="42"/>
-  </w:num>
-  <w:num w:numId="48" w16cid:durableId="1968776595">
-    <w:abstractNumId w:val="33"/>
-  </w:num>
-  <w:num w:numId="49" w16cid:durableId="1600141461">
-    <w:abstractNumId w:val="47"/>
-  </w:num>
-  <w:num w:numId="50" w16cid:durableId="687412029">
-    <w:abstractNumId w:val="38"/>
-  </w:num>
-  <w:num w:numId="51" w16cid:durableId="1953439751">
-    <w:abstractNumId w:val="50"/>
-  </w:num>
-  <w:num w:numId="52" w16cid:durableId="1984265465">
-    <w:abstractNumId w:val="28"/>
-  </w:num>
   <w:num w:numId="53" w16cid:durableId="1262496786">
-    <w:abstractNumId w:val="72"/>
+    <w:abstractNumId w:val="75"/>
   </w:num>
   <w:num w:numId="54" w16cid:durableId="50349870">
-    <w:abstractNumId w:val="49"/>
+    <w:abstractNumId w:val="51"/>
   </w:num>
   <w:num w:numId="55" w16cid:durableId="1745955936">
-    <w:abstractNumId w:val="24"/>
+    <w:abstractNumId w:val="25"/>
   </w:num>
   <w:num w:numId="56" w16cid:durableId="285429785">
     <w:abstractNumId w:val="6"/>
@@ -20133,61 +20602,70 @@
     <w:abstractNumId w:val="3"/>
   </w:num>
   <w:num w:numId="58" w16cid:durableId="674961818">
-    <w:abstractNumId w:val="61"/>
+    <w:abstractNumId w:val="64"/>
   </w:num>
   <w:num w:numId="59" w16cid:durableId="2097742672">
     <w:abstractNumId w:val="1"/>
   </w:num>
   <w:num w:numId="60" w16cid:durableId="390153926">
-    <w:abstractNumId w:val="66"/>
+    <w:abstractNumId w:val="69"/>
   </w:num>
   <w:num w:numId="61" w16cid:durableId="40709924">
-    <w:abstractNumId w:val="67"/>
+    <w:abstractNumId w:val="70"/>
   </w:num>
   <w:num w:numId="62" w16cid:durableId="642856892">
-    <w:abstractNumId w:val="52"/>
+    <w:abstractNumId w:val="55"/>
   </w:num>
   <w:num w:numId="63" w16cid:durableId="1271667998">
     <w:abstractNumId w:val="9"/>
   </w:num>
   <w:num w:numId="64" w16cid:durableId="30231731">
-    <w:abstractNumId w:val="71"/>
+    <w:abstractNumId w:val="74"/>
   </w:num>
   <w:num w:numId="65" w16cid:durableId="221520669">
-    <w:abstractNumId w:val="54"/>
+    <w:abstractNumId w:val="57"/>
   </w:num>
   <w:num w:numId="66" w16cid:durableId="399445128">
-    <w:abstractNumId w:val="70"/>
+    <w:abstractNumId w:val="73"/>
   </w:num>
   <w:num w:numId="67" w16cid:durableId="2051876">
     <w:abstractNumId w:val="13"/>
   </w:num>
   <w:num w:numId="68" w16cid:durableId="360055368">
-    <w:abstractNumId w:val="34"/>
+    <w:abstractNumId w:val="35"/>
   </w:num>
   <w:num w:numId="69" w16cid:durableId="1115058273">
-    <w:abstractNumId w:val="60"/>
+    <w:abstractNumId w:val="63"/>
   </w:num>
   <w:num w:numId="70" w16cid:durableId="1764103871">
     <w:abstractNumId w:val="2"/>
   </w:num>
   <w:num w:numId="71" w16cid:durableId="237400214">
-    <w:abstractNumId w:val="43"/>
+    <w:abstractNumId w:val="44"/>
   </w:num>
   <w:num w:numId="72" w16cid:durableId="2030252345">
+    <w:abstractNumId w:val="27"/>
+  </w:num>
+  <w:num w:numId="73" w16cid:durableId="1377003854">
     <w:abstractNumId w:val="26"/>
   </w:num>
-  <w:num w:numId="73" w16cid:durableId="1377003854">
-    <w:abstractNumId w:val="25"/>
+  <w:num w:numId="74" w16cid:durableId="98139195">
+    <w:abstractNumId w:val="32"/>
   </w:num>
-  <w:num w:numId="74" w16cid:durableId="98139195">
+  <w:num w:numId="75" w16cid:durableId="1366559175">
+    <w:abstractNumId w:val="58"/>
+  </w:num>
+  <w:num w:numId="76" w16cid:durableId="2060208620">
     <w:abstractNumId w:val="31"/>
   </w:num>
-  <w:num w:numId="75" w16cid:durableId="1366559175">
-    <w:abstractNumId w:val="55"/>
+  <w:num w:numId="77" w16cid:durableId="1731145813">
+    <w:abstractNumId w:val="16"/>
   </w:num>
-  <w:num w:numId="76" w16cid:durableId="2060208620">
-    <w:abstractNumId w:val="30"/>
+  <w:num w:numId="78" w16cid:durableId="1524905915">
+    <w:abstractNumId w:val="49"/>
+  </w:num>
+  <w:num w:numId="79" w16cid:durableId="35399302">
+    <w:abstractNumId w:val="54"/>
   </w:num>
 </w:numbering>
 </file>

--- a/SRS_Communications.docx
+++ b/SRS_Communications.docx
@@ -530,7 +530,21 @@
               <w:rPr>
                 <w:color w:val="000000"/>
               </w:rPr>
-              <w:t>Andrea Clarize N.</w:t>
+              <w:t xml:space="preserve">Andrea </w:t>
+            </w:r>
+            <w:proofErr w:type="spellStart"/>
+            <w:r>
+              <w:rPr>
+                <w:color w:val="000000"/>
+              </w:rPr>
+              <w:t>Clarize</w:t>
+            </w:r>
+            <w:proofErr w:type="spellEnd"/>
+            <w:r>
+              <w:rPr>
+                <w:color w:val="000000"/>
+              </w:rPr>
+              <w:t xml:space="preserve"> N.</w:t>
             </w:r>
           </w:p>
         </w:tc>
@@ -749,7 +763,23 @@
                 <w:color w:val="000000" w:themeColor="text1"/>
                 <w:lang w:bidi="hi-IN"/>
               </w:rPr>
-              <w:t xml:space="preserve">Olalekan Faniran-Ajiwe </w:t>
+              <w:t xml:space="preserve">Olalekan </w:t>
+            </w:r>
+            <w:proofErr w:type="spellStart"/>
+            <w:r>
+              <w:rPr>
+                <w:color w:val="000000" w:themeColor="text1"/>
+                <w:lang w:bidi="hi-IN"/>
+              </w:rPr>
+              <w:t>Faniran-Ajiwe</w:t>
+            </w:r>
+            <w:proofErr w:type="spellEnd"/>
+            <w:r>
+              <w:rPr>
+                <w:color w:val="000000" w:themeColor="text1"/>
+                <w:lang w:bidi="hi-IN"/>
+              </w:rPr>
+              <w:t xml:space="preserve"> </w:t>
             </w:r>
           </w:p>
           <w:p>
@@ -867,7 +897,21 @@
               <w:rPr>
                 <w:color w:val="000000"/>
               </w:rPr>
-              <w:t>Darien, Ola, Clarize, Victor</w:t>
+              <w:t xml:space="preserve">Darien, Ola, </w:t>
+            </w:r>
+            <w:proofErr w:type="spellStart"/>
+            <w:r>
+              <w:rPr>
+                <w:color w:val="000000"/>
+              </w:rPr>
+              <w:t>Clarize</w:t>
+            </w:r>
+            <w:proofErr w:type="spellEnd"/>
+            <w:r>
+              <w:rPr>
+                <w:color w:val="000000"/>
+              </w:rPr>
+              <w:t>, Victor</w:t>
             </w:r>
           </w:p>
         </w:tc>
@@ -892,6 +936,13 @@
                 <w:u w:val="single"/>
               </w:rPr>
             </w:pPr>
+            <w:r>
+              <w:rPr>
+                <w:color w:val="000000"/>
+                <w:u w:val="single"/>
+              </w:rPr>
+              <w:t>02/29/2026</w:t>
+            </w:r>
           </w:p>
         </w:tc>
         <w:tc>
@@ -912,6 +963,12 @@
                 <w:color w:val="000000"/>
               </w:rPr>
             </w:pPr>
+            <w:r>
+              <w:rPr>
+                <w:color w:val="000000"/>
+              </w:rPr>
+              <w:t>1.4</w:t>
+            </w:r>
           </w:p>
         </w:tc>
         <w:tc>
@@ -932,6 +989,12 @@
                 <w:color w:val="000000"/>
               </w:rPr>
             </w:pPr>
+            <w:r>
+              <w:rPr>
+                <w:color w:val="000000"/>
+              </w:rPr>
+              <w:t>Final Touches (Requirements Phase)</w:t>
+            </w:r>
           </w:p>
         </w:tc>
         <w:tc>
@@ -953,6 +1016,26 @@
                 <w:color w:val="000000"/>
               </w:rPr>
             </w:pPr>
+            <w:r>
+              <w:rPr>
+                <w:color w:val="000000"/>
+              </w:rPr>
+              <w:t xml:space="preserve">Darien, </w:t>
+            </w:r>
+            <w:proofErr w:type="spellStart"/>
+            <w:r>
+              <w:rPr>
+                <w:color w:val="000000"/>
+              </w:rPr>
+              <w:t>Clarize</w:t>
+            </w:r>
+            <w:proofErr w:type="spellEnd"/>
+            <w:r>
+              <w:rPr>
+                <w:color w:val="000000"/>
+              </w:rPr>
+              <w:t>, Victor, Ola</w:t>
+            </w:r>
           </w:p>
         </w:tc>
       </w:tr>
@@ -1965,7 +2048,7 @@
           <w:r>
             <w:fldChar w:fldCharType="separate"/>
           </w:r>
-          <w:hyperlink w:anchor="_Toc223167623" w:history="1">
+          <w:hyperlink w:anchor="_Toc223255426" w:history="1">
             <w:r>
               <w:rPr>
                 <w:rStyle w:val="Hyperlink"/>
@@ -2011,7 +2094,7 @@
               <w:rPr>
                 <w:noProof/>
               </w:rPr>
-              <w:instrText xml:space="preserve"> PAGEREF _Toc223167623 \h </w:instrText>
+              <w:instrText xml:space="preserve"> PAGEREF _Toc223255426 \h </w:instrText>
             </w:r>
             <w:r>
               <w:rPr>
@@ -2055,7 +2138,7 @@
               <w14:ligatures w14:val="standardContextual"/>
             </w:rPr>
           </w:pPr>
-          <w:hyperlink w:anchor="_Toc223167624" w:history="1">
+          <w:hyperlink w:anchor="_Toc223255427" w:history="1">
             <w:r>
               <w:rPr>
                 <w:rStyle w:val="Hyperlink"/>
@@ -2099,7 +2182,7 @@
               <w:rPr>
                 <w:noProof/>
               </w:rPr>
-              <w:instrText xml:space="preserve"> PAGEREF _Toc223167624 \h </w:instrText>
+              <w:instrText xml:space="preserve"> PAGEREF _Toc223255427 \h </w:instrText>
             </w:r>
             <w:r>
               <w:rPr>
@@ -2143,7 +2226,7 @@
               <w14:ligatures w14:val="standardContextual"/>
             </w:rPr>
           </w:pPr>
-          <w:hyperlink w:anchor="_Toc223167625" w:history="1">
+          <w:hyperlink w:anchor="_Toc223255428" w:history="1">
             <w:r>
               <w:rPr>
                 <w:rStyle w:val="Hyperlink"/>
@@ -2187,7 +2270,7 @@
               <w:rPr>
                 <w:noProof/>
               </w:rPr>
-              <w:instrText xml:space="preserve"> PAGEREF _Toc223167625 \h </w:instrText>
+              <w:instrText xml:space="preserve"> PAGEREF _Toc223255428 \h </w:instrText>
             </w:r>
             <w:r>
               <w:rPr>
@@ -2231,7 +2314,7 @@
               <w14:ligatures w14:val="standardContextual"/>
             </w:rPr>
           </w:pPr>
-          <w:hyperlink w:anchor="_Toc223167626" w:history="1">
+          <w:hyperlink w:anchor="_Toc223255429" w:history="1">
             <w:r>
               <w:rPr>
                 <w:rStyle w:val="Hyperlink"/>
@@ -2275,7 +2358,7 @@
               <w:rPr>
                 <w:noProof/>
               </w:rPr>
-              <w:instrText xml:space="preserve"> PAGEREF _Toc223167626 \h </w:instrText>
+              <w:instrText xml:space="preserve"> PAGEREF _Toc223255429 \h </w:instrText>
             </w:r>
             <w:r>
               <w:rPr>
@@ -2319,7 +2402,7 @@
               <w14:ligatures w14:val="standardContextual"/>
             </w:rPr>
           </w:pPr>
-          <w:hyperlink w:anchor="_Toc223167627" w:history="1">
+          <w:hyperlink w:anchor="_Toc223255430" w:history="1">
             <w:r>
               <w:rPr>
                 <w:rStyle w:val="Hyperlink"/>
@@ -2363,7 +2446,7 @@
               <w:rPr>
                 <w:noProof/>
               </w:rPr>
-              <w:instrText xml:space="preserve"> PAGEREF _Toc223167627 \h </w:instrText>
+              <w:instrText xml:space="preserve"> PAGEREF _Toc223255430 \h </w:instrText>
             </w:r>
             <w:r>
               <w:rPr>
@@ -2408,7 +2491,7 @@
               <w14:ligatures w14:val="standardContextual"/>
             </w:rPr>
           </w:pPr>
-          <w:hyperlink w:anchor="_Toc223167628" w:history="1">
+          <w:hyperlink w:anchor="_Toc223255431" w:history="1">
             <w:r>
               <w:rPr>
                 <w:rStyle w:val="Hyperlink"/>
@@ -2454,7 +2537,7 @@
               <w:rPr>
                 <w:noProof/>
               </w:rPr>
-              <w:instrText xml:space="preserve"> PAGEREF _Toc223167628 \h </w:instrText>
+              <w:instrText xml:space="preserve"> PAGEREF _Toc223255431 \h </w:instrText>
             </w:r>
             <w:r>
               <w:rPr>
@@ -2498,7 +2581,7 @@
               <w14:ligatures w14:val="standardContextual"/>
             </w:rPr>
           </w:pPr>
-          <w:hyperlink w:anchor="_Toc223167629" w:history="1">
+          <w:hyperlink w:anchor="_Toc223255432" w:history="1">
             <w:r>
               <w:rPr>
                 <w:rStyle w:val="Hyperlink"/>
@@ -2542,7 +2625,7 @@
               <w:rPr>
                 <w:noProof/>
               </w:rPr>
-              <w:instrText xml:space="preserve"> PAGEREF _Toc223167629 \h </w:instrText>
+              <w:instrText xml:space="preserve"> PAGEREF _Toc223255432 \h </w:instrText>
             </w:r>
             <w:r>
               <w:rPr>
@@ -2586,7 +2669,7 @@
               <w14:ligatures w14:val="standardContextual"/>
             </w:rPr>
           </w:pPr>
-          <w:hyperlink w:anchor="_Toc223167630" w:history="1">
+          <w:hyperlink w:anchor="_Toc223255433" w:history="1">
             <w:r>
               <w:rPr>
                 <w:rStyle w:val="Hyperlink"/>
@@ -2630,7 +2713,7 @@
               <w:rPr>
                 <w:noProof/>
               </w:rPr>
-              <w:instrText xml:space="preserve"> PAGEREF _Toc223167630 \h </w:instrText>
+              <w:instrText xml:space="preserve"> PAGEREF _Toc223255433 \h </w:instrText>
             </w:r>
             <w:r>
               <w:rPr>
@@ -2674,7 +2757,7 @@
               <w14:ligatures w14:val="standardContextual"/>
             </w:rPr>
           </w:pPr>
-          <w:hyperlink w:anchor="_Toc223167631" w:history="1">
+          <w:hyperlink w:anchor="_Toc223255434" w:history="1">
             <w:r>
               <w:rPr>
                 <w:rStyle w:val="Hyperlink"/>
@@ -2718,7 +2801,7 @@
               <w:rPr>
                 <w:noProof/>
               </w:rPr>
-              <w:instrText xml:space="preserve"> PAGEREF _Toc223167631 \h </w:instrText>
+              <w:instrText xml:space="preserve"> PAGEREF _Toc223255434 \h </w:instrText>
             </w:r>
             <w:r>
               <w:rPr>
@@ -2762,7 +2845,7 @@
               <w14:ligatures w14:val="standardContextual"/>
             </w:rPr>
           </w:pPr>
-          <w:hyperlink w:anchor="_Toc223167632" w:history="1">
+          <w:hyperlink w:anchor="_Toc223255435" w:history="1">
             <w:r>
               <w:rPr>
                 <w:rStyle w:val="Hyperlink"/>
@@ -2806,7 +2889,7 @@
               <w:rPr>
                 <w:noProof/>
               </w:rPr>
-              <w:instrText xml:space="preserve"> PAGEREF _Toc223167632 \h </w:instrText>
+              <w:instrText xml:space="preserve"> PAGEREF _Toc223255435 \h </w:instrText>
             </w:r>
             <w:r>
               <w:rPr>
@@ -2850,7 +2933,7 @@
               <w14:ligatures w14:val="standardContextual"/>
             </w:rPr>
           </w:pPr>
-          <w:hyperlink w:anchor="_Toc223167633" w:history="1">
+          <w:hyperlink w:anchor="_Toc223255436" w:history="1">
             <w:r>
               <w:rPr>
                 <w:rStyle w:val="Hyperlink"/>
@@ -2894,7 +2977,7 @@
               <w:rPr>
                 <w:noProof/>
               </w:rPr>
-              <w:instrText xml:space="preserve"> PAGEREF _Toc223167633 \h </w:instrText>
+              <w:instrText xml:space="preserve"> PAGEREF _Toc223255436 \h </w:instrText>
             </w:r>
             <w:r>
               <w:rPr>
@@ -2939,7 +3022,7 @@
               <w14:ligatures w14:val="standardContextual"/>
             </w:rPr>
           </w:pPr>
-          <w:hyperlink w:anchor="_Toc223167634" w:history="1">
+          <w:hyperlink w:anchor="_Toc223255437" w:history="1">
             <w:r>
               <w:rPr>
                 <w:rStyle w:val="Hyperlink"/>
@@ -2985,7 +3068,7 @@
               <w:rPr>
                 <w:noProof/>
               </w:rPr>
-              <w:instrText xml:space="preserve"> PAGEREF _Toc223167634 \h </w:instrText>
+              <w:instrText xml:space="preserve"> PAGEREF _Toc223255437 \h </w:instrText>
             </w:r>
             <w:r>
               <w:rPr>
@@ -3029,7 +3112,7 @@
               <w14:ligatures w14:val="standardContextual"/>
             </w:rPr>
           </w:pPr>
-          <w:hyperlink w:anchor="_Toc223167635" w:history="1">
+          <w:hyperlink w:anchor="_Toc223255438" w:history="1">
             <w:r>
               <w:rPr>
                 <w:rStyle w:val="Hyperlink"/>
@@ -3073,7 +3156,7 @@
               <w:rPr>
                 <w:noProof/>
               </w:rPr>
-              <w:instrText xml:space="preserve"> PAGEREF _Toc223167635 \h </w:instrText>
+              <w:instrText xml:space="preserve"> PAGEREF _Toc223255438 \h </w:instrText>
             </w:r>
             <w:r>
               <w:rPr>
@@ -3117,7 +3200,7 @@
               <w14:ligatures w14:val="standardContextual"/>
             </w:rPr>
           </w:pPr>
-          <w:hyperlink w:anchor="_Toc223167636" w:history="1">
+          <w:hyperlink w:anchor="_Toc223255439" w:history="1">
             <w:r>
               <w:rPr>
                 <w:rStyle w:val="Hyperlink"/>
@@ -3161,7 +3244,7 @@
               <w:rPr>
                 <w:noProof/>
               </w:rPr>
-              <w:instrText xml:space="preserve"> PAGEREF _Toc223167636 \h </w:instrText>
+              <w:instrText xml:space="preserve"> PAGEREF _Toc223255439 \h </w:instrText>
             </w:r>
             <w:r>
               <w:rPr>
@@ -3205,7 +3288,7 @@
               <w14:ligatures w14:val="standardContextual"/>
             </w:rPr>
           </w:pPr>
-          <w:hyperlink w:anchor="_Toc223167637" w:history="1">
+          <w:hyperlink w:anchor="_Toc223255440" w:history="1">
             <w:r>
               <w:rPr>
                 <w:rStyle w:val="Hyperlink"/>
@@ -3249,7 +3332,7 @@
               <w:rPr>
                 <w:noProof/>
               </w:rPr>
-              <w:instrText xml:space="preserve"> PAGEREF _Toc223167637 \h </w:instrText>
+              <w:instrText xml:space="preserve"> PAGEREF _Toc223255440 \h </w:instrText>
             </w:r>
             <w:r>
               <w:rPr>
@@ -3293,7 +3376,7 @@
               <w14:ligatures w14:val="standardContextual"/>
             </w:rPr>
           </w:pPr>
-          <w:hyperlink w:anchor="_Toc223167638" w:history="1">
+          <w:hyperlink w:anchor="_Toc223255441" w:history="1">
             <w:r>
               <w:rPr>
                 <w:rStyle w:val="Hyperlink"/>
@@ -3337,7 +3420,7 @@
               <w:rPr>
                 <w:noProof/>
               </w:rPr>
-              <w:instrText xml:space="preserve"> PAGEREF _Toc223167638 \h </w:instrText>
+              <w:instrText xml:space="preserve"> PAGEREF _Toc223255441 \h </w:instrText>
             </w:r>
             <w:r>
               <w:rPr>
@@ -3355,96 +3438,6 @@
                 <w:noProof/>
               </w:rPr>
               <w:t>xi</w:t>
-            </w:r>
-            <w:r>
-              <w:rPr>
-                <w:noProof/>
-              </w:rPr>
-              <w:fldChar w:fldCharType="end"/>
-            </w:r>
-          </w:hyperlink>
-        </w:p>
-        <w:p>
-          <w:pPr>
-            <w:pStyle w:val="TOC3"/>
-            <w:tabs>
-              <w:tab w:val="left" w:pos="1200"/>
-            </w:tabs>
-            <w:rPr>
-              <w:rFonts w:asciiTheme="minorHAnsi" w:eastAsiaTheme="minorEastAsia" w:hAnsiTheme="minorHAnsi" w:cstheme="minorBidi"/>
-              <w:i w:val="0"/>
-              <w:noProof/>
-              <w:kern w:val="2"/>
-              <w:sz w:val="24"/>
-              <w:szCs w:val="24"/>
-              <w:lang w:eastAsia="en-US"/>
-              <w14:ligatures w14:val="standardContextual"/>
-            </w:rPr>
-          </w:pPr>
-          <w:hyperlink w:anchor="_Toc223167639" w:history="1">
-            <w:r>
-              <w:rPr>
-                <w:rStyle w:val="Hyperlink"/>
-                <w:noProof/>
-                <w:highlight w:val="green"/>
-              </w:rPr>
-              <w:t>3.1.4.</w:t>
-            </w:r>
-            <w:r>
-              <w:rPr>
-                <w:rFonts w:asciiTheme="minorHAnsi" w:eastAsiaTheme="minorEastAsia" w:hAnsiTheme="minorHAnsi" w:cstheme="minorBidi"/>
-                <w:i w:val="0"/>
-                <w:noProof/>
-                <w:kern w:val="2"/>
-                <w:sz w:val="24"/>
-                <w:szCs w:val="24"/>
-                <w:lang w:eastAsia="en-US"/>
-                <w14:ligatures w14:val="standardContextual"/>
-              </w:rPr>
-              <w:tab/>
-            </w:r>
-            <w:r>
-              <w:rPr>
-                <w:rStyle w:val="Hyperlink"/>
-                <w:noProof/>
-                <w:highlight w:val="green"/>
-              </w:rPr>
-              <w:t>IT Module Requirements:</w:t>
-            </w:r>
-            <w:r>
-              <w:rPr>
-                <w:noProof/>
-              </w:rPr>
-              <w:tab/>
-            </w:r>
-            <w:r>
-              <w:rPr>
-                <w:noProof/>
-              </w:rPr>
-              <w:fldChar w:fldCharType="begin"/>
-            </w:r>
-            <w:r>
-              <w:rPr>
-                <w:noProof/>
-              </w:rPr>
-              <w:instrText xml:space="preserve"> PAGEREF _Toc223167639 \h </w:instrText>
-            </w:r>
-            <w:r>
-              <w:rPr>
-                <w:noProof/>
-              </w:rPr>
-            </w:r>
-            <w:r>
-              <w:rPr>
-                <w:noProof/>
-              </w:rPr>
-              <w:fldChar w:fldCharType="separate"/>
-            </w:r>
-            <w:r>
-              <w:rPr>
-                <w:noProof/>
-              </w:rPr>
-              <w:t>xii</w:t>
             </w:r>
             <w:r>
               <w:rPr>
@@ -3471,7 +3464,7 @@
               <w14:ligatures w14:val="standardContextual"/>
             </w:rPr>
           </w:pPr>
-          <w:hyperlink w:anchor="_Toc223167640" w:history="1">
+          <w:hyperlink w:anchor="_Toc223255442" w:history="1">
             <w:r>
               <w:rPr>
                 <w:rStyle w:val="Hyperlink"/>
@@ -3515,7 +3508,7 @@
               <w:rPr>
                 <w:noProof/>
               </w:rPr>
-              <w:instrText xml:space="preserve"> PAGEREF _Toc223167640 \h </w:instrText>
+              <w:instrText xml:space="preserve"> PAGEREF _Toc223255442 \h </w:instrText>
             </w:r>
             <w:r>
               <w:rPr>
@@ -3559,7 +3552,7 @@
               <w14:ligatures w14:val="standardContextual"/>
             </w:rPr>
           </w:pPr>
-          <w:hyperlink w:anchor="_Toc223167641" w:history="1">
+          <w:hyperlink w:anchor="_Toc223255443" w:history="1">
             <w:r>
               <w:rPr>
                 <w:rStyle w:val="Hyperlink"/>
@@ -3603,7 +3596,7 @@
               <w:rPr>
                 <w:noProof/>
               </w:rPr>
-              <w:instrText xml:space="preserve"> PAGEREF _Toc223167641 \h </w:instrText>
+              <w:instrText xml:space="preserve"> PAGEREF _Toc223255443 \h </w:instrText>
             </w:r>
             <w:r>
               <w:rPr>
@@ -3648,7 +3641,7 @@
               <w14:ligatures w14:val="standardContextual"/>
             </w:rPr>
           </w:pPr>
-          <w:hyperlink w:anchor="_Toc223167642" w:history="1">
+          <w:hyperlink w:anchor="_Toc223255444" w:history="1">
             <w:r>
               <w:rPr>
                 <w:rStyle w:val="Hyperlink"/>
@@ -3694,7 +3687,7 @@
               <w:rPr>
                 <w:noProof/>
               </w:rPr>
-              <w:instrText xml:space="preserve"> PAGEREF _Toc223167642 \h </w:instrText>
+              <w:instrText xml:space="preserve"> PAGEREF _Toc223255444 \h </w:instrText>
             </w:r>
             <w:r>
               <w:rPr>
@@ -3738,7 +3731,7 @@
               <w14:ligatures w14:val="standardContextual"/>
             </w:rPr>
           </w:pPr>
-          <w:hyperlink w:anchor="_Toc223167643" w:history="1">
+          <w:hyperlink w:anchor="_Toc223255445" w:history="1">
             <w:r>
               <w:rPr>
                 <w:rStyle w:val="Hyperlink"/>
@@ -3782,7 +3775,7 @@
               <w:rPr>
                 <w:noProof/>
               </w:rPr>
-              <w:instrText xml:space="preserve"> PAGEREF _Toc223167643 \h </w:instrText>
+              <w:instrText xml:space="preserve"> PAGEREF _Toc223255445 \h </w:instrText>
             </w:r>
             <w:r>
               <w:rPr>
@@ -3826,7 +3819,7 @@
               <w14:ligatures w14:val="standardContextual"/>
             </w:rPr>
           </w:pPr>
-          <w:hyperlink w:anchor="_Toc223167644" w:history="1">
+          <w:hyperlink w:anchor="_Toc223255446" w:history="1">
             <w:r>
               <w:rPr>
                 <w:rStyle w:val="Hyperlink"/>
@@ -3870,7 +3863,7 @@
               <w:rPr>
                 <w:noProof/>
               </w:rPr>
-              <w:instrText xml:space="preserve"> PAGEREF _Toc223167644 \h </w:instrText>
+              <w:instrText xml:space="preserve"> PAGEREF _Toc223255446 \h </w:instrText>
             </w:r>
             <w:r>
               <w:rPr>
@@ -3914,7 +3907,7 @@
               <w14:ligatures w14:val="standardContextual"/>
             </w:rPr>
           </w:pPr>
-          <w:hyperlink w:anchor="_Toc223167645" w:history="1">
+          <w:hyperlink w:anchor="_Toc223255447" w:history="1">
             <w:r>
               <w:rPr>
                 <w:rStyle w:val="Hyperlink"/>
@@ -3958,7 +3951,7 @@
               <w:rPr>
                 <w:noProof/>
               </w:rPr>
-              <w:instrText xml:space="preserve"> PAGEREF _Toc223167645 \h </w:instrText>
+              <w:instrText xml:space="preserve"> PAGEREF _Toc223255447 \h </w:instrText>
             </w:r>
             <w:r>
               <w:rPr>
@@ -4003,7 +3996,7 @@
               <w14:ligatures w14:val="standardContextual"/>
             </w:rPr>
           </w:pPr>
-          <w:hyperlink w:anchor="_Toc223167646" w:history="1">
+          <w:hyperlink w:anchor="_Toc223255448" w:history="1">
             <w:r>
               <w:rPr>
                 <w:rStyle w:val="Hyperlink"/>
@@ -4049,7 +4042,7 @@
               <w:rPr>
                 <w:noProof/>
               </w:rPr>
-              <w:instrText xml:space="preserve"> PAGEREF _Toc223167646 \h </w:instrText>
+              <w:instrText xml:space="preserve"> PAGEREF _Toc223255448 \h </w:instrText>
             </w:r>
             <w:r>
               <w:rPr>
@@ -4093,7 +4086,7 @@
               <w14:ligatures w14:val="standardContextual"/>
             </w:rPr>
           </w:pPr>
-          <w:hyperlink w:anchor="_Toc223167647" w:history="1">
+          <w:hyperlink w:anchor="_Toc223255449" w:history="1">
             <w:r>
               <w:rPr>
                 <w:rStyle w:val="Hyperlink"/>
@@ -4137,7 +4130,7 @@
               <w:rPr>
                 <w:noProof/>
               </w:rPr>
-              <w:instrText xml:space="preserve"> PAGEREF _Toc223167647 \h </w:instrText>
+              <w:instrText xml:space="preserve"> PAGEREF _Toc223255449 \h </w:instrText>
             </w:r>
             <w:r>
               <w:rPr>
@@ -4181,7 +4174,7 @@
               <w14:ligatures w14:val="standardContextual"/>
             </w:rPr>
           </w:pPr>
-          <w:hyperlink w:anchor="_Toc223167648" w:history="1">
+          <w:hyperlink w:anchor="_Toc223255450" w:history="1">
             <w:r>
               <w:rPr>
                 <w:rStyle w:val="Hyperlink"/>
@@ -4225,7 +4218,7 @@
               <w:rPr>
                 <w:noProof/>
               </w:rPr>
-              <w:instrText xml:space="preserve"> PAGEREF _Toc223167648 \h </w:instrText>
+              <w:instrText xml:space="preserve"> PAGEREF _Toc223255450 \h </w:instrText>
             </w:r>
             <w:r>
               <w:rPr>
@@ -4270,7 +4263,7 @@
               <w14:ligatures w14:val="standardContextual"/>
             </w:rPr>
           </w:pPr>
-          <w:hyperlink w:anchor="_Toc223167649" w:history="1">
+          <w:hyperlink w:anchor="_Toc223255451" w:history="1">
             <w:r>
               <w:rPr>
                 <w:rStyle w:val="Hyperlink"/>
@@ -4316,7 +4309,7 @@
               <w:rPr>
                 <w:noProof/>
               </w:rPr>
-              <w:instrText xml:space="preserve"> PAGEREF _Toc223167649 \h </w:instrText>
+              <w:instrText xml:space="preserve"> PAGEREF _Toc223255451 \h </w:instrText>
             </w:r>
             <w:r>
               <w:rPr>
@@ -4333,7 +4326,7 @@
               <w:rPr>
                 <w:noProof/>
               </w:rPr>
-              <w:t>22</w:t>
+              <w:t>24</w:t>
             </w:r>
             <w:r>
               <w:rPr>
@@ -4360,7 +4353,7 @@
               <w14:ligatures w14:val="standardContextual"/>
             </w:rPr>
           </w:pPr>
-          <w:hyperlink w:anchor="_Toc223167650" w:history="1">
+          <w:hyperlink w:anchor="_Toc223255452" w:history="1">
             <w:r>
               <w:rPr>
                 <w:rStyle w:val="Hyperlink"/>
@@ -4404,7 +4397,7 @@
               <w:rPr>
                 <w:noProof/>
               </w:rPr>
-              <w:instrText xml:space="preserve"> PAGEREF _Toc223167650 \h </w:instrText>
+              <w:instrText xml:space="preserve"> PAGEREF _Toc223255452 \h </w:instrText>
             </w:r>
             <w:r>
               <w:rPr>
@@ -4421,7 +4414,7 @@
               <w:rPr>
                 <w:noProof/>
               </w:rPr>
-              <w:t>22</w:t>
+              <w:t>24</w:t>
             </w:r>
             <w:r>
               <w:rPr>
@@ -4449,7 +4442,7 @@
               <w14:ligatures w14:val="standardContextual"/>
             </w:rPr>
           </w:pPr>
-          <w:hyperlink w:anchor="_Toc223167651" w:history="1">
+          <w:hyperlink w:anchor="_Toc223255453" w:history="1">
             <w:r>
               <w:rPr>
                 <w:rStyle w:val="Hyperlink"/>
@@ -4495,7 +4488,7 @@
               <w:rPr>
                 <w:noProof/>
               </w:rPr>
-              <w:instrText xml:space="preserve"> PAGEREF _Toc223167651 \h </w:instrText>
+              <w:instrText xml:space="preserve"> PAGEREF _Toc223255453 \h </w:instrText>
             </w:r>
             <w:r>
               <w:rPr>
@@ -4512,7 +4505,7 @@
               <w:rPr>
                 <w:noProof/>
               </w:rPr>
-              <w:t>23</w:t>
+              <w:t>27</w:t>
             </w:r>
             <w:r>
               <w:rPr>
@@ -4539,7 +4532,7 @@
               <w14:ligatures w14:val="standardContextual"/>
             </w:rPr>
           </w:pPr>
-          <w:hyperlink w:anchor="_Toc223167652" w:history="1">
+          <w:hyperlink w:anchor="_Toc223255454" w:history="1">
             <w:r>
               <w:rPr>
                 <w:rStyle w:val="Hyperlink"/>
@@ -4583,7 +4576,7 @@
               <w:rPr>
                 <w:noProof/>
               </w:rPr>
-              <w:instrText xml:space="preserve"> PAGEREF _Toc223167652 \h </w:instrText>
+              <w:instrText xml:space="preserve"> PAGEREF _Toc223255454 \h </w:instrText>
             </w:r>
             <w:r>
               <w:rPr>
@@ -4600,7 +4593,7 @@
               <w:rPr>
                 <w:noProof/>
               </w:rPr>
-              <w:t>23</w:t>
+              <w:t>27</w:t>
             </w:r>
             <w:r>
               <w:rPr>
@@ -4627,7 +4620,7 @@
               <w14:ligatures w14:val="standardContextual"/>
             </w:rPr>
           </w:pPr>
-          <w:hyperlink w:anchor="_Toc223167653" w:history="1">
+          <w:hyperlink w:anchor="_Toc223255455" w:history="1">
             <w:r>
               <w:rPr>
                 <w:rStyle w:val="Hyperlink"/>
@@ -4671,7 +4664,7 @@
               <w:rPr>
                 <w:noProof/>
               </w:rPr>
-              <w:instrText xml:space="preserve"> PAGEREF _Toc223167653 \h </w:instrText>
+              <w:instrText xml:space="preserve"> PAGEREF _Toc223255455 \h </w:instrText>
             </w:r>
             <w:r>
               <w:rPr>
@@ -4688,7 +4681,7 @@
               <w:rPr>
                 <w:noProof/>
               </w:rPr>
-              <w:t>23</w:t>
+              <w:t>27</w:t>
             </w:r>
             <w:r>
               <w:rPr>
@@ -4716,7 +4709,7 @@
               <w14:ligatures w14:val="standardContextual"/>
             </w:rPr>
           </w:pPr>
-          <w:hyperlink w:anchor="_Toc223167654" w:history="1">
+          <w:hyperlink w:anchor="_Toc223255456" w:history="1">
             <w:r>
               <w:rPr>
                 <w:rStyle w:val="Hyperlink"/>
@@ -4762,7 +4755,7 @@
               <w:rPr>
                 <w:noProof/>
               </w:rPr>
-              <w:instrText xml:space="preserve"> PAGEREF _Toc223167654 \h </w:instrText>
+              <w:instrText xml:space="preserve"> PAGEREF _Toc223255456 \h </w:instrText>
             </w:r>
             <w:r>
               <w:rPr>
@@ -4779,7 +4772,7 @@
               <w:rPr>
                 <w:noProof/>
               </w:rPr>
-              <w:t>24</w:t>
+              <w:t>28</w:t>
             </w:r>
             <w:r>
               <w:rPr>
@@ -4806,7 +4799,7 @@
               <w14:ligatures w14:val="standardContextual"/>
             </w:rPr>
           </w:pPr>
-          <w:hyperlink w:anchor="_Toc223167655" w:history="1">
+          <w:hyperlink w:anchor="_Toc223255457" w:history="1">
             <w:r>
               <w:rPr>
                 <w:rStyle w:val="Hyperlink"/>
@@ -4850,7 +4843,7 @@
               <w:rPr>
                 <w:noProof/>
               </w:rPr>
-              <w:instrText xml:space="preserve"> PAGEREF _Toc223167655 \h </w:instrText>
+              <w:instrText xml:space="preserve"> PAGEREF _Toc223255457 \h </w:instrText>
             </w:r>
             <w:r>
               <w:rPr>
@@ -4867,7 +4860,7 @@
               <w:rPr>
                 <w:noProof/>
               </w:rPr>
-              <w:t>24</w:t>
+              <w:t>28</w:t>
             </w:r>
             <w:r>
               <w:rPr>
@@ -4894,7 +4887,7 @@
               <w14:ligatures w14:val="standardContextual"/>
             </w:rPr>
           </w:pPr>
-          <w:hyperlink w:anchor="_Toc223167656" w:history="1">
+          <w:hyperlink w:anchor="_Toc223255458" w:history="1">
             <w:r>
               <w:rPr>
                 <w:rStyle w:val="Hyperlink"/>
@@ -4938,7 +4931,7 @@
               <w:rPr>
                 <w:noProof/>
               </w:rPr>
-              <w:instrText xml:space="preserve"> PAGEREF _Toc223167656 \h </w:instrText>
+              <w:instrText xml:space="preserve"> PAGEREF _Toc223255458 \h </w:instrText>
             </w:r>
             <w:r>
               <w:rPr>
@@ -4955,7 +4948,7 @@
               <w:rPr>
                 <w:noProof/>
               </w:rPr>
-              <w:t>24</w:t>
+              <w:t>28</w:t>
             </w:r>
             <w:r>
               <w:rPr>
@@ -4982,7 +4975,7 @@
               <w14:ligatures w14:val="standardContextual"/>
             </w:rPr>
           </w:pPr>
-          <w:hyperlink w:anchor="_Toc223167657" w:history="1">
+          <w:hyperlink w:anchor="_Toc223255459" w:history="1">
             <w:r>
               <w:rPr>
                 <w:rStyle w:val="Hyperlink"/>
@@ -5026,7 +5019,7 @@
               <w:rPr>
                 <w:noProof/>
               </w:rPr>
-              <w:instrText xml:space="preserve"> PAGEREF _Toc223167657 \h </w:instrText>
+              <w:instrText xml:space="preserve"> PAGEREF _Toc223255459 \h </w:instrText>
             </w:r>
             <w:r>
               <w:rPr>
@@ -5043,7 +5036,7 @@
               <w:rPr>
                 <w:noProof/>
               </w:rPr>
-              <w:t>24</w:t>
+              <w:t>30</w:t>
             </w:r>
             <w:r>
               <w:rPr>
@@ -5097,7 +5090,7 @@
           <w:numId w:val="2"/>
         </w:numPr>
       </w:pPr>
-      <w:bookmarkStart w:id="2" w:name="_Toc223167623"/>
+      <w:bookmarkStart w:id="2" w:name="_Toc223255426"/>
       <w:r>
         <w:lastRenderedPageBreak/>
         <w:t>Purpose</w:t>
@@ -5126,7 +5119,7 @@
           <w:numId w:val="2"/>
         </w:numPr>
       </w:pPr>
-      <w:bookmarkStart w:id="3" w:name="_Toc223167624"/>
+      <w:bookmarkStart w:id="3" w:name="_Toc223255427"/>
       <w:r>
         <w:t>Scope</w:t>
       </w:r>
@@ -5154,7 +5147,7 @@
           <w:numId w:val="2"/>
         </w:numPr>
       </w:pPr>
-      <w:bookmarkStart w:id="4" w:name="_Toc223167625"/>
+      <w:bookmarkStart w:id="4" w:name="_Toc223255428"/>
       <w:r>
         <w:t>Definitions, Acronyms, Abbreviations</w:t>
       </w:r>
@@ -5406,7 +5399,7 @@
           <w:numId w:val="2"/>
         </w:numPr>
       </w:pPr>
-      <w:bookmarkStart w:id="5" w:name="_Toc223167626"/>
+      <w:bookmarkStart w:id="5" w:name="_Toc223255429"/>
       <w:r>
         <w:t>References</w:t>
       </w:r>
@@ -5472,7 +5465,7 @@
           <w:numId w:val="2"/>
         </w:numPr>
       </w:pPr>
-      <w:bookmarkStart w:id="6" w:name="_Toc223167627"/>
+      <w:bookmarkStart w:id="6" w:name="_Toc223255430"/>
       <w:r>
         <w:t>Overview</w:t>
       </w:r>
@@ -5506,7 +5499,7 @@
           <w:numId w:val="2"/>
         </w:numPr>
       </w:pPr>
-      <w:bookmarkStart w:id="7" w:name="_Toc223167628"/>
+      <w:bookmarkStart w:id="7" w:name="_Toc223255431"/>
       <w:r>
         <w:lastRenderedPageBreak/>
         <w:t>Overall Description</w:t>
@@ -5521,7 +5514,7 @@
           <w:numId w:val="2"/>
         </w:numPr>
       </w:pPr>
-      <w:bookmarkStart w:id="8" w:name="_Toc223167629"/>
+      <w:bookmarkStart w:id="8" w:name="_Toc223255432"/>
       <w:r>
         <w:t>Product Perspective</w:t>
       </w:r>
@@ -5543,7 +5536,7 @@
           <w:numId w:val="2"/>
         </w:numPr>
       </w:pPr>
-      <w:bookmarkStart w:id="9" w:name="_Toc223167630"/>
+      <w:bookmarkStart w:id="9" w:name="_Toc223255433"/>
       <w:r>
         <w:t>Product Architecture</w:t>
       </w:r>
@@ -5802,11 +5795,19 @@
           <w:color w:val="000000" w:themeColor="text1"/>
         </w:rPr>
       </w:pPr>
-      <w:r>
-        <w:rPr>
-          <w:color w:val="000000" w:themeColor="text1"/>
-        </w:rPr>
-        <w:t>ConsoleUI, to interact with any server-side processes.</w:t>
+      <w:proofErr w:type="spellStart"/>
+      <w:r>
+        <w:rPr>
+          <w:color w:val="000000" w:themeColor="text1"/>
+        </w:rPr>
+        <w:t>ConsoleUI</w:t>
+      </w:r>
+      <w:proofErr w:type="spellEnd"/>
+      <w:r>
+        <w:rPr>
+          <w:color w:val="000000" w:themeColor="text1"/>
+        </w:rPr>
+        <w:t>, to interact with any server-side processes.</w:t>
       </w:r>
     </w:p>
     <w:p>
@@ -5923,7 +5924,7 @@
           <w:numId w:val="2"/>
         </w:numPr>
       </w:pPr>
-      <w:bookmarkStart w:id="10" w:name="_Toc223167631"/>
+      <w:bookmarkStart w:id="10" w:name="_Toc223255434"/>
       <w:r>
         <w:t>Product Functionality/Features</w:t>
       </w:r>
@@ -6289,7 +6290,7 @@
           <w:numId w:val="2"/>
         </w:numPr>
       </w:pPr>
-      <w:bookmarkStart w:id="11" w:name="_Toc223167632"/>
+      <w:bookmarkStart w:id="11" w:name="_Toc223255435"/>
       <w:r>
         <w:t>Constraints</w:t>
       </w:r>
@@ -6945,7 +6946,7 @@
           <w:numId w:val="2"/>
         </w:numPr>
       </w:pPr>
-      <w:bookmarkStart w:id="12" w:name="_Toc223167633"/>
+      <w:bookmarkStart w:id="12" w:name="_Toc223255436"/>
       <w:r>
         <w:lastRenderedPageBreak/>
         <w:t>Assumptions and Dependencies</w:t>
@@ -7666,7 +7667,7 @@
           <w:numId w:val="2"/>
         </w:numPr>
       </w:pPr>
-      <w:bookmarkStart w:id="13" w:name="_Toc223167634"/>
+      <w:bookmarkStart w:id="13" w:name="_Toc223255437"/>
       <w:r>
         <w:lastRenderedPageBreak/>
         <w:t>Specific Requirements</w:t>
@@ -7681,7 +7682,7 @@
           <w:numId w:val="2"/>
         </w:numPr>
       </w:pPr>
-      <w:bookmarkStart w:id="14" w:name="_Toc223167635"/>
+      <w:bookmarkStart w:id="14" w:name="_Toc223255438"/>
       <w:r>
         <w:t>Functional Requirements</w:t>
       </w:r>
@@ -7695,7 +7696,7 @@
           <w:numId w:val="2"/>
         </w:numPr>
       </w:pPr>
-      <w:bookmarkStart w:id="15" w:name="_Toc223167636"/>
+      <w:bookmarkStart w:id="15" w:name="_Toc223255439"/>
       <w:r>
         <w:t>Common Requirements:</w:t>
       </w:r>
@@ -8086,7 +8087,7 @@
           <w:numId w:val="2"/>
         </w:numPr>
       </w:pPr>
-      <w:bookmarkStart w:id="16" w:name="_Toc223167637"/>
+      <w:bookmarkStart w:id="16" w:name="_Toc223255440"/>
       <w:r>
         <w:t>Client Module Requirements:</w:t>
       </w:r>
@@ -8361,7 +8362,7 @@
           <w:numId w:val="2"/>
         </w:numPr>
       </w:pPr>
-      <w:bookmarkStart w:id="17" w:name="_Toc223167638"/>
+      <w:bookmarkStart w:id="17" w:name="_Toc223255441"/>
       <w:r>
         <w:t>Server Module Requirements:</w:t>
       </w:r>
@@ -8643,7 +8644,7 @@
           <w:numId w:val="2"/>
         </w:numPr>
       </w:pPr>
-      <w:bookmarkStart w:id="18" w:name="_Toc223167640"/>
+      <w:bookmarkStart w:id="18" w:name="_Toc223255442"/>
       <w:r>
         <w:t>External Interface Requirements</w:t>
       </w:r>
@@ -8944,7 +8945,7 @@
           <w:numId w:val="2"/>
         </w:numPr>
       </w:pPr>
-      <w:bookmarkStart w:id="20" w:name="_Toc223167641"/>
+      <w:bookmarkStart w:id="20" w:name="_Toc223255443"/>
       <w:bookmarkEnd w:id="19"/>
       <w:r>
         <w:t>Internal Interface Requirements</w:t>
@@ -9312,7 +9313,7 @@
           <w:numId w:val="2"/>
         </w:numPr>
       </w:pPr>
-      <w:bookmarkStart w:id="21" w:name="_Toc223167642"/>
+      <w:bookmarkStart w:id="21" w:name="_Toc223255444"/>
       <w:r>
         <w:lastRenderedPageBreak/>
         <w:t>Non-Functional Requirements</w:t>
@@ -9327,7 +9328,7 @@
           <w:numId w:val="2"/>
         </w:numPr>
       </w:pPr>
-      <w:bookmarkStart w:id="22" w:name="_Toc223167643"/>
+      <w:bookmarkStart w:id="22" w:name="_Toc223255445"/>
       <w:r>
         <w:t>Security and Privacy Requirements</w:t>
       </w:r>
@@ -9442,7 +9443,7 @@
           <w:numId w:val="2"/>
         </w:numPr>
       </w:pPr>
-      <w:bookmarkStart w:id="23" w:name="_Toc223167644"/>
+      <w:bookmarkStart w:id="23" w:name="_Toc223255446"/>
       <w:r>
         <w:t>Environmental Requirements</w:t>
       </w:r>
@@ -9698,7 +9699,7 @@
           <w:numId w:val="2"/>
         </w:numPr>
       </w:pPr>
-      <w:bookmarkStart w:id="24" w:name="_Toc223167645"/>
+      <w:bookmarkStart w:id="24" w:name="_Toc223255447"/>
       <w:r>
         <w:t>Performance Requirements</w:t>
       </w:r>
@@ -9896,7 +9897,7 @@
       </w:pPr>
       <w:bookmarkStart w:id="25" w:name="_Actors_and_Use-Cases"/>
       <w:bookmarkStart w:id="26" w:name="_Toc222478435"/>
-      <w:bookmarkStart w:id="27" w:name="_Toc223167646"/>
+      <w:bookmarkStart w:id="27" w:name="_Toc223255448"/>
       <w:bookmarkEnd w:id="25"/>
       <w:r>
         <w:lastRenderedPageBreak/>
@@ -9914,7 +9915,7 @@
         </w:numPr>
       </w:pPr>
       <w:bookmarkStart w:id="28" w:name="_Toc222478436"/>
-      <w:bookmarkStart w:id="29" w:name="_Toc223167647"/>
+      <w:bookmarkStart w:id="29" w:name="_Toc223255449"/>
       <w:r>
         <w:t>Actors</w:t>
       </w:r>
@@ -9941,6 +9942,9 @@
       <w:r>
         <w:t>Users</w:t>
       </w:r>
+      <w:r>
+        <w:t xml:space="preserve"> : General individuals who use the system to communicate with other individuals over the network. </w:t>
+      </w:r>
     </w:p>
     <w:p>
       <w:pPr>
@@ -9961,6 +9965,9 @@
       </w:pPr>
       <w:r>
         <w:t>IT Users</w:t>
+      </w:r>
+      <w:r>
+        <w:t>: Specialized individuals who also use the system to communicate with other individuals over the network, but are also capable of system management level access.</w:t>
       </w:r>
     </w:p>
     <w:p>
@@ -9980,7 +9987,7 @@
         </w:numPr>
       </w:pPr>
       <w:bookmarkStart w:id="30" w:name="_Toc222478437"/>
-      <w:bookmarkStart w:id="31" w:name="_Toc223167648"/>
+      <w:bookmarkStart w:id="31" w:name="_Toc223255450"/>
       <w:r>
         <w:t>Use-Cases</w:t>
       </w:r>
@@ -10060,7 +10067,6 @@
         <w:rPr>
           <w:rFonts w:eastAsia="Arial"/>
           <w:color w:val="000000" w:themeColor="text1"/>
-          <w:highlight w:val="green"/>
         </w:rPr>
         <w:t>Relevant Requirements:</w:t>
       </w:r>
@@ -10070,6 +10076,29 @@
           <w:color w:val="000000" w:themeColor="text1"/>
         </w:rPr>
         <w:t xml:space="preserve"> </w:t>
+      </w:r>
+      <w:r>
+        <w:rPr>
+          <w:rFonts w:eastAsia="Arial"/>
+          <w:color w:val="000000" w:themeColor="text1"/>
+        </w:rPr>
+        <w:t>3.1.1.4, 3.1.1.5, 3.1.1.12, 3.1.</w:t>
+      </w:r>
+      <w:proofErr w:type="gramStart"/>
+      <w:r>
+        <w:rPr>
+          <w:rFonts w:eastAsia="Arial"/>
+          <w:color w:val="000000" w:themeColor="text1"/>
+        </w:rPr>
+        <w:t>1.14</w:t>
+      </w:r>
+      <w:proofErr w:type="gramEnd"/>
+      <w:r>
+        <w:rPr>
+          <w:rFonts w:eastAsia="Arial"/>
+          <w:color w:val="000000" w:themeColor="text1"/>
+        </w:rPr>
+        <w:t>, 3.1.2.3, 3.2.3, 3.3.10</w:t>
       </w:r>
     </w:p>
     <w:p>
@@ -10270,7 +10299,77 @@
           <w:rFonts w:eastAsia="Arial"/>
           <w:color w:val="000000" w:themeColor="text1"/>
         </w:rPr>
-        <w:t xml:space="preserve">User searches up a user </w:t>
+        <w:t xml:space="preserve">User searches </w:t>
+      </w:r>
+      <w:r>
+        <w:rPr>
+          <w:rFonts w:eastAsia="Arial"/>
+          <w:color w:val="000000" w:themeColor="text1"/>
+        </w:rPr>
+        <w:t>for</w:t>
+      </w:r>
+      <w:r>
+        <w:rPr>
+          <w:rFonts w:eastAsia="Arial"/>
+          <w:color w:val="000000" w:themeColor="text1"/>
+        </w:rPr>
+        <w:t xml:space="preserve"> a new user with no previous chat history, thus initiating a new private chat </w:t>
+      </w:r>
+    </w:p>
+    <w:p>
+      <w:pPr>
+        <w:pStyle w:val="ListParagraph"/>
+        <w:numPr>
+          <w:ilvl w:val="0"/>
+          <w:numId w:val="59"/>
+        </w:numPr>
+        <w:ind w:left="2160"/>
+        <w:rPr>
+          <w:rFonts w:eastAsia="Arial"/>
+          <w:color w:val="000000" w:themeColor="text1"/>
+        </w:rPr>
+      </w:pPr>
+      <w:r>
+        <w:rPr>
+          <w:rFonts w:eastAsia="Arial"/>
+          <w:color w:val="000000" w:themeColor="text1"/>
+        </w:rPr>
+        <w:t>User types in a message and hits send</w:t>
+      </w:r>
+    </w:p>
+    <w:p>
+      <w:pPr>
+        <w:pStyle w:val="ListParagraph"/>
+        <w:numPr>
+          <w:ilvl w:val="0"/>
+          <w:numId w:val="59"/>
+        </w:numPr>
+        <w:ind w:left="2160"/>
+        <w:rPr>
+          <w:rFonts w:eastAsia="Arial"/>
+          <w:color w:val="000000" w:themeColor="text1"/>
+        </w:rPr>
+      </w:pPr>
+      <w:r>
+        <w:rPr>
+          <w:rFonts w:eastAsia="Arial"/>
+          <w:color w:val="000000" w:themeColor="text1"/>
+        </w:rPr>
+        <w:t xml:space="preserve">The </w:t>
+      </w:r>
+      <w:r>
+        <w:rPr>
+          <w:rFonts w:eastAsia="Arial"/>
+          <w:color w:val="000000" w:themeColor="text1"/>
+        </w:rPr>
+        <w:t>recipient</w:t>
+      </w:r>
+      <w:r>
+        <w:rPr>
+          <w:rFonts w:eastAsia="Arial"/>
+          <w:color w:val="000000" w:themeColor="text1"/>
+        </w:rPr>
+        <w:t xml:space="preserve"> will be able to receive and view the message. </w:t>
       </w:r>
     </w:p>
     <w:p>
@@ -10292,24 +10391,31 @@
           <w:ilvl w:val="0"/>
           <w:numId w:val="66"/>
         </w:numPr>
-      </w:pPr>
-      <w:r>
         <w:rPr>
           <w:rFonts w:eastAsia="Arial"/>
           <w:color w:val="000000" w:themeColor="text1"/>
         </w:rPr>
-        <w:t>A server error occurs, thus making the action of the sending the message halt</w:t>
-      </w:r>
-    </w:p>
-    <w:p>
-      <w:pPr>
-        <w:ind w:left="1440"/>
       </w:pPr>
       <w:r>
         <w:rPr>
           <w:rFonts w:eastAsia="Arial"/>
           <w:color w:val="000000" w:themeColor="text1"/>
-          <w:highlight w:val="green"/>
+        </w:rPr>
+        <w:t xml:space="preserve">A server error occurs, thus making the action of the sending the message halt. A message will be sent showing message was not sent. </w:t>
+      </w:r>
+    </w:p>
+    <w:p>
+      <w:pPr>
+        <w:ind w:left="1440"/>
+        <w:rPr>
+          <w:rFonts w:eastAsia="Arial"/>
+          <w:color w:val="000000" w:themeColor="text1"/>
+        </w:rPr>
+      </w:pPr>
+      <w:r>
+        <w:rPr>
+          <w:rFonts w:eastAsia="Arial"/>
+          <w:color w:val="000000" w:themeColor="text1"/>
         </w:rPr>
         <w:t>Related Use Case:</w:t>
       </w:r>
@@ -10319,6 +10425,19 @@
           <w:color w:val="000000" w:themeColor="text1"/>
         </w:rPr>
         <w:t xml:space="preserve"> </w:t>
+      </w:r>
+    </w:p>
+    <w:p>
+      <w:pPr>
+        <w:ind w:left="1440"/>
+      </w:pPr>
+      <w:r>
+        <w:rPr>
+          <w:rFonts w:eastAsia="Arial"/>
+          <w:color w:val="000000" w:themeColor="text1"/>
+        </w:rPr>
+        <w:tab/>
+        <w:t>View Chat History</w:t>
       </w:r>
     </w:p>
     <w:p>
@@ -10432,24 +10551,46 @@
         <w:rPr>
           <w:rFonts w:eastAsia="Arial"/>
           <w:color w:val="000000" w:themeColor="text1"/>
-          <w:highlight w:val="green"/>
-        </w:rPr>
-        <w:t>Relevant requirements: 3.1.3.6 WILL ADD MORE</w:t>
-      </w:r>
-    </w:p>
-    <w:p>
-      <w:pPr>
-        <w:ind w:left="1440"/>
+        </w:rPr>
+        <w:t xml:space="preserve">Relevant requirements: </w:t>
+      </w:r>
+      <w:r>
         <w:rPr>
           <w:rFonts w:eastAsia="Arial"/>
           <w:color w:val="000000" w:themeColor="text1"/>
         </w:rPr>
-      </w:pPr>
+        <w:t>3.1.3.6 , 3.1.</w:t>
+      </w:r>
+      <w:proofErr w:type="gramStart"/>
       <w:r>
         <w:rPr>
           <w:rFonts w:eastAsia="Arial"/>
           <w:color w:val="000000" w:themeColor="text1"/>
         </w:rPr>
+        <w:t>1.13</w:t>
+      </w:r>
+      <w:proofErr w:type="gramEnd"/>
+      <w:r>
+        <w:rPr>
+          <w:rFonts w:eastAsia="Arial"/>
+          <w:color w:val="000000" w:themeColor="text1"/>
+        </w:rPr>
+        <w:t>, 3.1.2.4, 3.1.2.5, 3.1.3.6, 3.3.6</w:t>
+      </w:r>
+    </w:p>
+    <w:p>
+      <w:pPr>
+        <w:ind w:left="1440"/>
+        <w:rPr>
+          <w:rFonts w:eastAsia="Arial"/>
+          <w:color w:val="000000" w:themeColor="text1"/>
+        </w:rPr>
+      </w:pPr>
+      <w:r>
+        <w:rPr>
+          <w:rFonts w:eastAsia="Arial"/>
+          <w:color w:val="000000" w:themeColor="text1"/>
+        </w:rPr>
         <w:t xml:space="preserve">Pre-conditions: </w:t>
       </w:r>
     </w:p>
@@ -10482,6 +10623,7 @@
           <w:rFonts w:eastAsia="Arial"/>
           <w:color w:val="000000" w:themeColor="text1"/>
         </w:rPr>
+        <w:lastRenderedPageBreak/>
         <w:t>Post-Conditions:</w:t>
       </w:r>
     </w:p>
@@ -10619,7 +10761,6 @@
           <w:rFonts w:eastAsia="Arial"/>
           <w:color w:val="000000" w:themeColor="text1"/>
         </w:rPr>
-        <w:lastRenderedPageBreak/>
         <w:t xml:space="preserve">Each recipient will be successfully added </w:t>
       </w:r>
     </w:p>
@@ -10720,6 +10861,41 @@
           <w:rFonts w:eastAsia="Arial"/>
           <w:color w:val="000000" w:themeColor="text1"/>
         </w:rPr>
+        <w:t xml:space="preserve">Main User searches </w:t>
+      </w:r>
+      <w:r>
+        <w:rPr>
+          <w:rFonts w:eastAsia="Arial"/>
+          <w:color w:val="000000" w:themeColor="text1"/>
+        </w:rPr>
+        <w:t>for</w:t>
+      </w:r>
+      <w:r>
+        <w:rPr>
+          <w:rFonts w:eastAsia="Arial"/>
+          <w:color w:val="000000" w:themeColor="text1"/>
+        </w:rPr>
+        <w:t xml:space="preserve"> any extra recipients and adds them via the add button</w:t>
+      </w:r>
+    </w:p>
+    <w:p>
+      <w:pPr>
+        <w:pStyle w:val="ListParagraph"/>
+        <w:numPr>
+          <w:ilvl w:val="0"/>
+          <w:numId w:val="61"/>
+        </w:numPr>
+        <w:ind w:left="2160"/>
+        <w:rPr>
+          <w:rFonts w:eastAsia="Arial"/>
+          <w:color w:val="000000" w:themeColor="text1"/>
+        </w:rPr>
+      </w:pPr>
+      <w:r>
+        <w:rPr>
+          <w:rFonts w:eastAsia="Arial"/>
+          <w:color w:val="000000" w:themeColor="text1"/>
+        </w:rPr>
         <w:t>Those users are now added to the group</w:t>
       </w:r>
     </w:p>
@@ -10748,25 +10924,11 @@
         </w:numPr>
         <w:ind w:left="2160"/>
         <w:rPr>
-          <w:rFonts w:eastAsia="Arial"/>
-          <w:color w:val="000000" w:themeColor="text1"/>
-          <w:highlight w:val="green"/>
-        </w:rPr>
-      </w:pPr>
-      <w:r>
-        <w:rPr>
-          <w:rFonts w:eastAsia="Arial"/>
-          <w:color w:val="000000" w:themeColor="text1"/>
-        </w:rPr>
-        <w:t>I</w:t>
-      </w:r>
-      <w:r>
-        <w:rPr>
-          <w:rFonts w:eastAsia="Arial"/>
-          <w:color w:val="000000" w:themeColor="text1"/>
-          <w:highlight w:val="green"/>
-        </w:rPr>
-        <w:t>f the Main user adds an already existing user that is in the group, then it will simply avoid repetition and prompt a message that lets the user know they are already added</w:t>
+          <w:color w:val="000000" w:themeColor="text1"/>
+        </w:rPr>
+      </w:pPr>
+      <w:r>
+        <w:t>If the Main user adds an already existing user that is in the group, then it will simply avoid repetition and prompt a message that lets the user know they are already added</w:t>
       </w:r>
     </w:p>
     <w:p>
@@ -10778,67 +10940,195 @@
         </w:numPr>
         <w:ind w:left="2160"/>
         <w:rPr>
+          <w:color w:val="000000" w:themeColor="text1"/>
+        </w:rPr>
+      </w:pPr>
+      <w:r>
+        <w:t xml:space="preserve">User tries to add a non-existing user. Thus, </w:t>
+      </w:r>
+      <w:bookmarkStart w:id="32" w:name="_Int_8HwDT4LL"/>
+      <w:r>
+        <w:t>will</w:t>
+      </w:r>
+      <w:bookmarkEnd w:id="32"/>
+      <w:r>
+        <w:t xml:space="preserve"> fail to add to the group and prompt an error message that says, “user does not exist”. </w:t>
+      </w:r>
+    </w:p>
+    <w:p>
+      <w:pPr>
+        <w:pStyle w:val="ListParagraph"/>
+        <w:numPr>
+          <w:ilvl w:val="0"/>
+          <w:numId w:val="60"/>
+        </w:numPr>
+        <w:ind w:left="2160"/>
+      </w:pPr>
+      <w:r>
+        <w:t>If the user tries to create a duplicate group with the exact same name and members, the system may notify: "Similar group already exists"</w:t>
+      </w:r>
+    </w:p>
+    <w:p>
+      <w:pPr>
+        <w:pStyle w:val="ListParagraph"/>
+        <w:numPr>
+          <w:ilvl w:val="0"/>
+          <w:numId w:val="60"/>
+        </w:numPr>
+        <w:ind w:left="2160"/>
+      </w:pPr>
+      <w:r>
+        <w:t>If the user attempts to create a group with no members, the system prevents creation and prompts: "Group must have at least one member"</w:t>
+      </w:r>
+    </w:p>
+    <w:p>
+      <w:pPr>
+        <w:pStyle w:val="ListParagraph"/>
+        <w:numPr>
+          <w:ilvl w:val="0"/>
+          <w:numId w:val="60"/>
+        </w:numPr>
+        <w:ind w:left="2160"/>
+      </w:pPr>
+      <w:r>
+        <w:t>If the server reaches maximum capacity for storing group information, the system displays: "Cannot create more groups. Server storage limit reached"</w:t>
+      </w:r>
+    </w:p>
+    <w:p>
+      <w:pPr>
+        <w:pStyle w:val="ListParagraph"/>
+        <w:numPr>
+          <w:ilvl w:val="0"/>
+          <w:numId w:val="60"/>
+        </w:numPr>
+        <w:ind w:left="2160"/>
+      </w:pPr>
+      <w:r>
+        <w:t>If the group name exceeds the maximum character limit, the system rejects it and prompts: "Group name too long"</w:t>
+      </w:r>
+    </w:p>
+    <w:p>
+      <w:pPr>
+        <w:pStyle w:val="ListParagraph"/>
+        <w:ind w:left="2160"/>
+        <w:rPr>
+          <w:rFonts w:ascii="system-ui" w:eastAsia="system-ui" w:hAnsi="system-ui" w:cs="system-ui"/>
+          <w:color w:val="0F1115"/>
+          <w:sz w:val="24"/>
+          <w:szCs w:val="24"/>
+        </w:rPr>
+      </w:pPr>
+    </w:p>
+    <w:p>
+      <w:pPr>
+        <w:ind w:left="1440"/>
+        <w:rPr>
           <w:rFonts w:eastAsia="Arial"/>
           <w:color w:val="000000" w:themeColor="text1"/>
-          <w:highlight w:val="green"/>
         </w:rPr>
       </w:pPr>
       <w:r>
         <w:rPr>
           <w:rFonts w:eastAsia="Arial"/>
           <w:color w:val="000000" w:themeColor="text1"/>
-          <w:highlight w:val="green"/>
-        </w:rPr>
-        <w:t xml:space="preserve">User tries to add a non-existing user. Thus, </w:t>
-      </w:r>
-      <w:bookmarkStart w:id="32" w:name="_Int_8HwDT4LL"/>
-      <w:r>
+        </w:rPr>
+        <w:t xml:space="preserve">Related Use Case: </w:t>
+      </w:r>
+    </w:p>
+    <w:p>
+      <w:pPr>
+        <w:ind w:left="1440"/>
         <w:rPr>
           <w:rFonts w:eastAsia="Arial"/>
           <w:color w:val="000000" w:themeColor="text1"/>
-          <w:highlight w:val="green"/>
-        </w:rPr>
-        <w:t>will</w:t>
-      </w:r>
-      <w:bookmarkEnd w:id="32"/>
+        </w:rPr>
+      </w:pPr>
       <w:r>
         <w:rPr>
           <w:rFonts w:eastAsia="Arial"/>
           <w:color w:val="000000" w:themeColor="text1"/>
-          <w:highlight w:val="green"/>
-        </w:rPr>
-        <w:t xml:space="preserve"> fail to add to the group and prompt an error message that says, “user does not exist”.</w:t>
-      </w:r>
-      <w:r>
+        </w:rPr>
+        <w:t xml:space="preserve">         Login </w:t>
+      </w:r>
+    </w:p>
+    <w:p>
+      <w:pPr>
+        <w:ind w:left="1440"/>
         <w:rPr>
           <w:rFonts w:eastAsia="Arial"/>
           <w:color w:val="000000" w:themeColor="text1"/>
         </w:rPr>
-        <w:t xml:space="preserve"> </w:t>
-      </w:r>
-    </w:p>
-    <w:p>
-      <w:pPr>
-        <w:ind w:left="1440"/>
+      </w:pPr>
+      <w:r>
         <w:rPr>
           <w:rFonts w:eastAsia="Arial"/>
           <w:color w:val="000000" w:themeColor="text1"/>
         </w:rPr>
-      </w:pPr>
-      <w:r>
+        <w:t xml:space="preserve">         Logout</w:t>
+      </w:r>
+    </w:p>
+    <w:p>
+      <w:pPr>
+        <w:ind w:left="1440"/>
         <w:rPr>
           <w:rFonts w:eastAsia="Arial"/>
           <w:color w:val="000000" w:themeColor="text1"/>
-          <w:highlight w:val="green"/>
-        </w:rPr>
-        <w:t>Related Use Case:</w:t>
-      </w:r>
+        </w:rPr>
+      </w:pPr>
       <w:r>
         <w:rPr>
           <w:rFonts w:eastAsia="Arial"/>
           <w:color w:val="000000" w:themeColor="text1"/>
         </w:rPr>
-        <w:t xml:space="preserve"> </w:t>
+        <w:t xml:space="preserve">         Create group  </w:t>
+      </w:r>
+    </w:p>
+    <w:p>
+      <w:pPr>
+        <w:ind w:left="1440"/>
+        <w:rPr>
+          <w:rFonts w:eastAsia="Arial"/>
+          <w:color w:val="000000" w:themeColor="text1"/>
+        </w:rPr>
+      </w:pPr>
+      <w:r>
+        <w:rPr>
+          <w:rFonts w:eastAsia="Arial"/>
+          <w:color w:val="000000" w:themeColor="text1"/>
+        </w:rPr>
+        <w:t xml:space="preserve">         Send message</w:t>
+      </w:r>
+    </w:p>
+    <w:p>
+      <w:pPr>
+        <w:ind w:left="1440"/>
+        <w:rPr>
+          <w:rFonts w:eastAsia="Arial"/>
+          <w:color w:val="000000" w:themeColor="text1"/>
+        </w:rPr>
+      </w:pPr>
+      <w:r>
+        <w:rPr>
+          <w:rFonts w:eastAsia="Arial"/>
+          <w:color w:val="000000" w:themeColor="text1"/>
+        </w:rPr>
+        <w:t xml:space="preserve">         View chat history </w:t>
+      </w:r>
+    </w:p>
+    <w:p>
+      <w:pPr>
+        <w:ind w:left="720"/>
+        <w:rPr>
+          <w:rFonts w:eastAsia="Arial"/>
+          <w:color w:val="000000" w:themeColor="text1"/>
+        </w:rPr>
+      </w:pPr>
+      <w:r>
+        <w:rPr>
+          <w:rFonts w:eastAsia="Arial"/>
+          <w:color w:val="000000" w:themeColor="text1"/>
+        </w:rPr>
+        <w:t xml:space="preserve">                       Receive messages </w:t>
       </w:r>
     </w:p>
     <w:p>
@@ -11126,6 +11416,7 @@
           <w:rFonts w:eastAsia="Arial"/>
           <w:color w:val="000000" w:themeColor="text1"/>
         </w:rPr>
+        <w:lastRenderedPageBreak/>
         <w:t>Basic Flow / Main Scenario:</w:t>
       </w:r>
     </w:p>
@@ -11505,7 +11796,6 @@
           <w:rFonts w:eastAsia="Arial"/>
           <w:color w:val="000000" w:themeColor="text1"/>
         </w:rPr>
-        <w:lastRenderedPageBreak/>
         <w:t>Use Case ID: CA04-LO</w:t>
       </w:r>
     </w:p>
@@ -11598,9 +11888,8 @@
         <w:pStyle w:val="ListParagraph"/>
         <w:numPr>
           <w:ilvl w:val="0"/>
-          <w:numId w:val="48"/>
+          <w:numId w:val="50"/>
         </w:numPr>
-        <w:ind w:left="2160"/>
         <w:rPr>
           <w:rFonts w:eastAsia="Arial"/>
           <w:color w:val="000000" w:themeColor="text1"/>
@@ -11619,9 +11908,8 @@
         <w:pStyle w:val="ListParagraph"/>
         <w:numPr>
           <w:ilvl w:val="0"/>
-          <w:numId w:val="48"/>
+          <w:numId w:val="50"/>
         </w:numPr>
-        <w:ind w:left="2160"/>
         <w:rPr>
           <w:rFonts w:eastAsia="Arial"/>
           <w:color w:val="000000" w:themeColor="text1"/>
@@ -12008,6 +12296,7 @@
         <w:ind w:left="1440"/>
       </w:pPr>
       <w:r>
+        <w:lastRenderedPageBreak/>
         <w:t xml:space="preserve">Primary Actor: </w:t>
       </w:r>
       <w:r>
@@ -12233,7 +12522,6 @@
         <w:ind w:left="1440"/>
       </w:pPr>
       <w:r>
-        <w:lastRenderedPageBreak/>
         <w:t xml:space="preserve">Primary Actor: </w:t>
       </w:r>
       <w:r>
@@ -12466,7 +12754,15 @@
         <w:ind w:left="1440"/>
       </w:pPr>
       <w:r>
-        <w:t>Relevant Requirements: 3.1.1.2, 3.1.1.3, 3.1.1.8, 3.1.3.2, 3.1.3.3, 3.1.3.3.1, 3.1.3.3.2, 3.1.3.4, 3.1.3.5, 3.1.4.1.2, 3.1.4.1.1, 3.2.2, 3.3.3.1, 3.3.4</w:t>
+        <w:t>Relevant Requirements: 3.1.1.2, 3.1.1.3, 3.1.1.8, 3.1.3.2, 3.1.3.3, 3.1.3.3</w:t>
+      </w:r>
+      <w:proofErr w:type="gramStart"/>
+      <w:r>
+        <w:t>.1, 3.1.3.3.2, 3.1.3.4</w:t>
+      </w:r>
+      <w:proofErr w:type="gramEnd"/>
+      <w:r>
+        <w:t>, 3.1.3.5, 3.1.4.1.2, 3.1.4.1.1, 3.2.2, 3.3.3.1, 3.3.4</w:t>
       </w:r>
     </w:p>
     <w:p>
@@ -12490,6 +12786,7 @@
         <w:ind w:left="1440"/>
       </w:pPr>
       <w:r>
+        <w:lastRenderedPageBreak/>
         <w:t>Pre-conditions:</w:t>
       </w:r>
     </w:p>
@@ -12674,7 +12971,15 @@
         </w:numPr>
       </w:pPr>
       <w:r>
-        <w:t>Server queues a message for offline members</w:t>
+        <w:t xml:space="preserve">Server queues </w:t>
+      </w:r>
+      <w:proofErr w:type="gramStart"/>
+      <w:r>
+        <w:t>a message</w:t>
+      </w:r>
+      <w:proofErr w:type="gramEnd"/>
+      <w:r>
+        <w:t xml:space="preserve"> for offline members</w:t>
       </w:r>
     </w:p>
     <w:p>
@@ -12723,7 +13028,6 @@
         </w:numPr>
       </w:pPr>
       <w:r>
-        <w:lastRenderedPageBreak/>
         <w:t>If the user is not a member of the selected group, the server rejects the message and notifies the sender</w:t>
       </w:r>
     </w:p>
@@ -12822,10 +13126,16 @@
         <w:ind w:left="1440"/>
       </w:pPr>
       <w:r>
-        <w:rPr>
-          <w:highlight w:val="green"/>
-        </w:rPr>
         <w:t>Related Use Cases:</w:t>
+      </w:r>
+    </w:p>
+    <w:p>
+      <w:pPr>
+        <w:ind w:left="1440"/>
+      </w:pPr>
+      <w:r>
+        <w:tab/>
+        <w:t>Create Group</w:t>
       </w:r>
     </w:p>
     <w:p>
@@ -12874,16 +13184,7 @@
         <w:t>Use Case ID:</w:t>
       </w:r>
       <w:r>
-        <w:t xml:space="preserve"> CA0</w:t>
-      </w:r>
-      <w:r>
-        <w:t>8</w:t>
-      </w:r>
-      <w:r>
-        <w:t>-</w:t>
-      </w:r>
-      <w:r>
-        <w:t>VCH</w:t>
+        <w:t xml:space="preserve"> CA08-VCH</w:t>
       </w:r>
     </w:p>
     <w:p>
@@ -12905,61 +13206,7 @@
         <w:t xml:space="preserve">Relevant Requirements: </w:t>
       </w:r>
       <w:r>
-        <w:t>2.3.12</w:t>
-      </w:r>
-      <w:r>
-        <w:t xml:space="preserve">, </w:t>
-      </w:r>
-      <w:r>
-        <w:t>2.4.2</w:t>
-      </w:r>
-      <w:r>
-        <w:t xml:space="preserve">, </w:t>
-      </w:r>
-      <w:r>
-        <w:t>2.5.17</w:t>
-      </w:r>
-      <w:r>
-        <w:t xml:space="preserve">, </w:t>
-      </w:r>
-      <w:r>
-        <w:t>3.1.1.6</w:t>
-      </w:r>
-      <w:r>
-        <w:t xml:space="preserve">, </w:t>
-      </w:r>
-      <w:r>
-        <w:t>3.1.1.7</w:t>
-      </w:r>
-      <w:r>
-        <w:t xml:space="preserve">, </w:t>
-      </w:r>
-      <w:r>
-        <w:t>3.1.2.2</w:t>
-      </w:r>
-      <w:r>
-        <w:t xml:space="preserve">, </w:t>
-      </w:r>
-      <w:r>
-        <w:t>3.2.8</w:t>
-      </w:r>
-      <w:r>
-        <w:t xml:space="preserve">, </w:t>
-      </w:r>
-      <w:r>
-        <w:t>3.3.3</w:t>
-      </w:r>
-      <w:r>
-        <w:t xml:space="preserve">, </w:t>
-      </w:r>
-      <w:r>
-        <w:t>3.3.10</w:t>
-      </w:r>
-      <w:r>
-        <w:t xml:space="preserve">, </w:t>
-      </w:r>
-      <w:r>
-        <w:t>4.1.1</w:t>
+        <w:t>2.3.12, 2.4.2, 2.5.17, 3.1.1.6, 3.1.1.7, 3.1.2.2, 3.2.8, 3.3.3, 3.3.10, 4.1.1</w:t>
       </w:r>
     </w:p>
     <w:p>
@@ -13047,6 +13294,7 @@
         <w:ind w:left="1440"/>
       </w:pPr>
       <w:r>
+        <w:lastRenderedPageBreak/>
         <w:t>Extensions or Alternate Flows:</w:t>
       </w:r>
     </w:p>
@@ -13129,6 +13377,795 @@
     </w:p>
     <w:p>
       <w:pPr>
+        <w:ind w:left="1440"/>
+      </w:pPr>
+    </w:p>
+    <w:p>
+      <w:pPr>
+        <w:ind w:left="1440"/>
+        <w:rPr>
+          <w:b/>
+          <w:bCs/>
+          <w:u w:val="single"/>
+        </w:rPr>
+      </w:pPr>
+      <w:r>
+        <w:rPr>
+          <w:b/>
+          <w:bCs/>
+          <w:u w:val="single"/>
+        </w:rPr>
+        <w:t>5.2.</w:t>
+      </w:r>
+      <w:r>
+        <w:rPr>
+          <w:b/>
+          <w:bCs/>
+          <w:u w:val="single"/>
+        </w:rPr>
+        <w:t>9</w:t>
+      </w:r>
+      <w:r>
+        <w:rPr>
+          <w:b/>
+          <w:bCs/>
+          <w:u w:val="single"/>
+        </w:rPr>
+        <w:t xml:space="preserve"> – Read Chat Logs</w:t>
+      </w:r>
+    </w:p>
+    <w:p>
+      <w:pPr>
+        <w:ind w:left="1440"/>
+        <w:rPr>
+          <w:b/>
+          <w:bCs/>
+          <w:u w:val="single"/>
+        </w:rPr>
+      </w:pPr>
+    </w:p>
+    <w:p>
+      <w:pPr>
+        <w:ind w:left="1440"/>
+      </w:pPr>
+      <w:r>
+        <w:t>Use Case ID: CA0</w:t>
+      </w:r>
+      <w:r>
+        <w:t>9</w:t>
+      </w:r>
+      <w:r>
+        <w:t>-RCL</w:t>
+      </w:r>
+    </w:p>
+    <w:p>
+      <w:pPr>
+        <w:ind w:left="1440"/>
+      </w:pPr>
+      <w:r>
+        <w:t>Use Case Name: Read Chat Logs</w:t>
+      </w:r>
+    </w:p>
+    <w:p>
+      <w:pPr>
+        <w:ind w:left="1440"/>
+      </w:pPr>
+      <w:r>
+        <w:t>Relevant Requirements: 3.1.4.10, 3.3.4, 4.1.1</w:t>
+      </w:r>
+    </w:p>
+    <w:p>
+      <w:pPr>
+        <w:ind w:left="1440"/>
+      </w:pPr>
+      <w:r>
+        <w:t>Primary Actor: IT Users</w:t>
+      </w:r>
+    </w:p>
+    <w:p>
+      <w:pPr>
+        <w:ind w:left="1440"/>
+      </w:pPr>
+      <w:r>
+        <w:t>Pre-conditions:</w:t>
+      </w:r>
+    </w:p>
+    <w:p>
+      <w:pPr>
+        <w:numPr>
+          <w:ilvl w:val="0"/>
+          <w:numId w:val="80"/>
+        </w:numPr>
+      </w:pPr>
+      <w:r>
+        <w:t>Server must be running and accessible.</w:t>
+      </w:r>
+    </w:p>
+    <w:p>
+      <w:pPr>
+        <w:numPr>
+          <w:ilvl w:val="0"/>
+          <w:numId w:val="80"/>
+        </w:numPr>
+      </w:pPr>
+      <w:r>
+        <w:t>User must be IT user.</w:t>
+      </w:r>
+    </w:p>
+    <w:p>
+      <w:pPr>
+        <w:numPr>
+          <w:ilvl w:val="0"/>
+          <w:numId w:val="80"/>
+        </w:numPr>
+      </w:pPr>
+      <w:r>
+        <w:t>Chat log files must be stored in server storage.</w:t>
+      </w:r>
+    </w:p>
+    <w:p>
+      <w:pPr>
+        <w:ind w:left="1440"/>
+      </w:pPr>
+    </w:p>
+    <w:p>
+      <w:pPr>
+        <w:ind w:left="1440"/>
+      </w:pPr>
+      <w:r>
+        <w:t>Post-Conditions:</w:t>
+      </w:r>
+    </w:p>
+    <w:p>
+      <w:pPr>
+        <w:numPr>
+          <w:ilvl w:val="0"/>
+          <w:numId w:val="81"/>
+        </w:numPr>
+      </w:pPr>
+      <w:r>
+        <w:t>Requested chat logs are displayed for IT user.</w:t>
+      </w:r>
+    </w:p>
+    <w:p>
+      <w:pPr>
+        <w:numPr>
+          <w:ilvl w:val="0"/>
+          <w:numId w:val="81"/>
+        </w:numPr>
+      </w:pPr>
+      <w:r>
+        <w:t>Log retrieval is logged.</w:t>
+      </w:r>
+    </w:p>
+    <w:p>
+      <w:pPr>
+        <w:numPr>
+          <w:ilvl w:val="0"/>
+          <w:numId w:val="81"/>
+        </w:numPr>
+      </w:pPr>
+      <w:r>
+        <w:t>Chat log files must be stored in server storage.</w:t>
+      </w:r>
+    </w:p>
+    <w:p>
+      <w:pPr>
+        <w:ind w:left="1440"/>
+      </w:pPr>
+      <w:r>
+        <w:t>Basic Flow / Main Scenario:</w:t>
+      </w:r>
+    </w:p>
+    <w:p>
+      <w:pPr>
+        <w:numPr>
+          <w:ilvl w:val="0"/>
+          <w:numId w:val="82"/>
+        </w:numPr>
+      </w:pPr>
+      <w:r>
+        <w:t>IT User selects “View Chat Logs”.</w:t>
+      </w:r>
+    </w:p>
+    <w:p>
+      <w:pPr>
+        <w:numPr>
+          <w:ilvl w:val="0"/>
+          <w:numId w:val="82"/>
+        </w:numPr>
+      </w:pPr>
+      <w:r>
+        <w:t>System prompts for specific chat log information.</w:t>
+      </w:r>
+    </w:p>
+    <w:p>
+      <w:pPr>
+        <w:numPr>
+          <w:ilvl w:val="0"/>
+          <w:numId w:val="82"/>
+        </w:numPr>
+      </w:pPr>
+      <w:r>
+        <w:t>IT User sends request.</w:t>
+      </w:r>
+    </w:p>
+    <w:p>
+      <w:pPr>
+        <w:numPr>
+          <w:ilvl w:val="0"/>
+          <w:numId w:val="82"/>
+        </w:numPr>
+      </w:pPr>
+      <w:r>
+        <w:t>Server validates request and locates corresponding logs.</w:t>
+      </w:r>
+      <w:r>
+        <w:br/>
+        <w:t>Server retrieves and displays stored messages for the user.</w:t>
+      </w:r>
+    </w:p>
+    <w:p>
+      <w:pPr>
+        <w:numPr>
+          <w:ilvl w:val="0"/>
+          <w:numId w:val="82"/>
+        </w:numPr>
+      </w:pPr>
+      <w:r>
+        <w:t xml:space="preserve">System logs log request. </w:t>
+      </w:r>
+    </w:p>
+    <w:p>
+      <w:pPr>
+        <w:ind w:left="1440"/>
+      </w:pPr>
+      <w:r>
+        <w:t>Alternate Flows:</w:t>
+      </w:r>
+    </w:p>
+    <w:p>
+      <w:pPr>
+        <w:numPr>
+          <w:ilvl w:val="0"/>
+          <w:numId w:val="83"/>
+        </w:numPr>
+      </w:pPr>
+      <w:r>
+        <w:t>Log does not exist</w:t>
+      </w:r>
+    </w:p>
+    <w:p>
+      <w:pPr>
+        <w:numPr>
+          <w:ilvl w:val="1"/>
+          <w:numId w:val="83"/>
+        </w:numPr>
+      </w:pPr>
+      <w:r>
+        <w:t>Server cannot find corresponding file.</w:t>
+      </w:r>
+    </w:p>
+    <w:p>
+      <w:pPr>
+        <w:ind w:left="1440"/>
+      </w:pPr>
+      <w:r>
+        <w:t>Exceptions:</w:t>
+      </w:r>
+    </w:p>
+    <w:p>
+      <w:pPr>
+        <w:numPr>
+          <w:ilvl w:val="0"/>
+          <w:numId w:val="84"/>
+        </w:numPr>
+      </w:pPr>
+      <w:r>
+        <w:t>Unauthorized attempt</w:t>
+      </w:r>
+    </w:p>
+    <w:p>
+      <w:pPr>
+        <w:numPr>
+          <w:ilvl w:val="1"/>
+          <w:numId w:val="84"/>
+        </w:numPr>
+      </w:pPr>
+      <w:r>
+        <w:t>Non-IT User attempts to access chat logs, access denied.</w:t>
+      </w:r>
+    </w:p>
+    <w:p>
+      <w:pPr>
+        <w:ind w:left="1440"/>
+      </w:pPr>
+      <w:r>
+        <w:t>Related Use Case: n/a</w:t>
+      </w:r>
+    </w:p>
+    <w:p>
+      <w:pPr>
+        <w:ind w:left="1440"/>
+      </w:pPr>
+    </w:p>
+    <w:p>
+      <w:pPr>
+        <w:ind w:left="1440"/>
+        <w:rPr>
+          <w:b/>
+          <w:bCs/>
+          <w:u w:val="single"/>
+        </w:rPr>
+      </w:pPr>
+      <w:r>
+        <w:rPr>
+          <w:b/>
+          <w:bCs/>
+          <w:u w:val="single"/>
+        </w:rPr>
+        <w:t>5.2.</w:t>
+      </w:r>
+      <w:r>
+        <w:rPr>
+          <w:b/>
+          <w:bCs/>
+          <w:u w:val="single"/>
+        </w:rPr>
+        <w:t>10</w:t>
+      </w:r>
+      <w:r>
+        <w:rPr>
+          <w:b/>
+          <w:bCs/>
+          <w:u w:val="single"/>
+        </w:rPr>
+        <w:t xml:space="preserve"> - Use Case:</w:t>
+      </w:r>
+      <w:r>
+        <w:rPr>
+          <w:b/>
+          <w:bCs/>
+          <w:u w:val="single"/>
+        </w:rPr>
+        <w:t xml:space="preserve"> Receive Message (Group and Individual)</w:t>
+      </w:r>
+    </w:p>
+    <w:p>
+      <w:pPr>
+        <w:ind w:left="1440"/>
+      </w:pPr>
+    </w:p>
+    <w:p>
+      <w:pPr>
+        <w:ind w:left="1440"/>
+      </w:pPr>
+      <w:r>
+        <w:t>Use Case ID: CA08-RM</w:t>
+      </w:r>
+    </w:p>
+    <w:p>
+      <w:pPr>
+        <w:ind w:left="1440"/>
+      </w:pPr>
+      <w:r>
+        <w:t>Use Case: Receive message (Group and Individual)</w:t>
+      </w:r>
+    </w:p>
+    <w:p>
+      <w:pPr>
+        <w:ind w:left="1440"/>
+      </w:pPr>
+      <w:r>
+        <w:t xml:space="preserve">Relevant Requirements: </w:t>
+      </w:r>
+    </w:p>
+    <w:p>
+      <w:pPr>
+        <w:ind w:left="1440"/>
+      </w:pPr>
+      <w:r>
+        <w:t>3.1.1.2, 3.1.1.3, 3.1.1.4, 3.1.1.5, 3.1.1.11, 3.1.1.12, 3.1.1.13, 3.1.4.5</w:t>
+      </w:r>
+    </w:p>
+    <w:p>
+      <w:pPr>
+        <w:ind w:left="1440"/>
+      </w:pPr>
+      <w:r>
+        <w:t>Primary Actor: User</w:t>
+      </w:r>
+    </w:p>
+    <w:p>
+      <w:pPr>
+        <w:ind w:left="1440"/>
+      </w:pPr>
+      <w:r>
+        <w:t>Pre-conditions:</w:t>
+      </w:r>
+    </w:p>
+    <w:p>
+      <w:pPr>
+        <w:pStyle w:val="ListParagraph"/>
+        <w:numPr>
+          <w:ilvl w:val="0"/>
+          <w:numId w:val="87"/>
+        </w:numPr>
+      </w:pPr>
+      <w:r>
+        <w:t>The user is logged into the system</w:t>
+      </w:r>
+    </w:p>
+    <w:p>
+      <w:pPr>
+        <w:pStyle w:val="ListParagraph"/>
+        <w:numPr>
+          <w:ilvl w:val="0"/>
+          <w:numId w:val="87"/>
+        </w:numPr>
+        <w:shd w:val="clear" w:color="auto" w:fill="FFFFFF" w:themeFill="background1"/>
+        <w:spacing w:before="240" w:after="240"/>
+      </w:pPr>
+      <w:r>
+        <w:t>The user has an active connection to the server</w:t>
+      </w:r>
+    </w:p>
+    <w:p>
+      <w:pPr>
+        <w:pStyle w:val="ListParagraph"/>
+        <w:numPr>
+          <w:ilvl w:val="0"/>
+          <w:numId w:val="87"/>
+        </w:numPr>
+        <w:shd w:val="clear" w:color="auto" w:fill="FFFFFF" w:themeFill="background1"/>
+        <w:spacing w:before="240" w:after="240"/>
+      </w:pPr>
+      <w:r>
+        <w:t>A message has been sent to the user (either private or group)</w:t>
+      </w:r>
+    </w:p>
+    <w:p>
+      <w:pPr>
+        <w:ind w:left="1440"/>
+      </w:pPr>
+      <w:r>
+        <w:lastRenderedPageBreak/>
+        <w:t>Post-conditions:</w:t>
+      </w:r>
+    </w:p>
+    <w:p>
+      <w:pPr>
+        <w:pStyle w:val="ListParagraph"/>
+        <w:numPr>
+          <w:ilvl w:val="0"/>
+          <w:numId w:val="88"/>
+        </w:numPr>
+      </w:pPr>
+      <w:r>
+        <w:t>The message is displayed in the user's conversation history</w:t>
+      </w:r>
+    </w:p>
+    <w:p>
+      <w:pPr>
+        <w:pStyle w:val="ListParagraph"/>
+        <w:numPr>
+          <w:ilvl w:val="0"/>
+          <w:numId w:val="88"/>
+        </w:numPr>
+        <w:shd w:val="clear" w:color="auto" w:fill="FFFFFF" w:themeFill="background1"/>
+        <w:spacing w:before="240" w:after="240"/>
+      </w:pPr>
+      <w:r>
+        <w:t>The user sees the sender and timestamp</w:t>
+      </w:r>
+    </w:p>
+    <w:p>
+      <w:pPr>
+        <w:pStyle w:val="ListParagraph"/>
+        <w:numPr>
+          <w:ilvl w:val="0"/>
+          <w:numId w:val="88"/>
+        </w:numPr>
+        <w:shd w:val="clear" w:color="auto" w:fill="FFFFFF" w:themeFill="background1"/>
+        <w:spacing w:before="240" w:after="240"/>
+      </w:pPr>
+      <w:r>
+        <w:t>The message is saved in chat history</w:t>
+      </w:r>
+    </w:p>
+    <w:p>
+      <w:pPr>
+        <w:ind w:left="1440"/>
+      </w:pPr>
+      <w:r>
+        <w:t>Basic Flow / Main Scenario:</w:t>
+      </w:r>
+    </w:p>
+    <w:p>
+      <w:pPr>
+        <w:pStyle w:val="ListParagraph"/>
+        <w:numPr>
+          <w:ilvl w:val="0"/>
+          <w:numId w:val="89"/>
+        </w:numPr>
+      </w:pPr>
+      <w:r>
+        <w:t>Server receives a message intended for the user</w:t>
+      </w:r>
+    </w:p>
+    <w:p>
+      <w:pPr>
+        <w:pStyle w:val="ListParagraph"/>
+        <w:numPr>
+          <w:ilvl w:val="0"/>
+          <w:numId w:val="89"/>
+        </w:numPr>
+        <w:shd w:val="clear" w:color="auto" w:fill="FFFFFF" w:themeFill="background1"/>
+        <w:spacing w:before="240" w:after="240"/>
+      </w:pPr>
+      <w:r>
+        <w:t>Server identifies the user as online</w:t>
+      </w:r>
+    </w:p>
+    <w:p>
+      <w:pPr>
+        <w:pStyle w:val="ListParagraph"/>
+        <w:numPr>
+          <w:ilvl w:val="0"/>
+          <w:numId w:val="89"/>
+        </w:numPr>
+        <w:shd w:val="clear" w:color="auto" w:fill="FFFFFF" w:themeFill="background1"/>
+        <w:spacing w:before="240" w:after="240"/>
+      </w:pPr>
+      <w:r>
+        <w:t>Server forwards the message to the user's client</w:t>
+      </w:r>
+    </w:p>
+    <w:p>
+      <w:pPr>
+        <w:pStyle w:val="ListParagraph"/>
+        <w:numPr>
+          <w:ilvl w:val="0"/>
+          <w:numId w:val="89"/>
+        </w:numPr>
+        <w:shd w:val="clear" w:color="auto" w:fill="FFFFFF" w:themeFill="background1"/>
+        <w:spacing w:before="240" w:after="240"/>
+      </w:pPr>
+      <w:r>
+        <w:t>Client displays the message in the appropriate chat window</w:t>
+      </w:r>
+    </w:p>
+    <w:p>
+      <w:pPr>
+        <w:pStyle w:val="ListParagraph"/>
+        <w:numPr>
+          <w:ilvl w:val="0"/>
+          <w:numId w:val="89"/>
+        </w:numPr>
+        <w:shd w:val="clear" w:color="auto" w:fill="FFFFFF" w:themeFill="background1"/>
+        <w:spacing w:before="240" w:after="240"/>
+      </w:pPr>
+      <w:r>
+        <w:t>Client shows the sender's name and timestamp</w:t>
+      </w:r>
+    </w:p>
+    <w:p>
+      <w:pPr>
+        <w:pStyle w:val="ListParagraph"/>
+        <w:numPr>
+          <w:ilvl w:val="0"/>
+          <w:numId w:val="89"/>
+        </w:numPr>
+        <w:shd w:val="clear" w:color="auto" w:fill="FFFFFF" w:themeFill="background1"/>
+        <w:spacing w:before="240" w:after="240"/>
+      </w:pPr>
+      <w:r>
+        <w:t>User is notified of the new message</w:t>
+      </w:r>
+    </w:p>
+    <w:p>
+      <w:pPr>
+        <w:pStyle w:val="ListParagraph"/>
+        <w:numPr>
+          <w:ilvl w:val="0"/>
+          <w:numId w:val="89"/>
+        </w:numPr>
+        <w:shd w:val="clear" w:color="auto" w:fill="FFFFFF" w:themeFill="background1"/>
+        <w:spacing w:before="240" w:after="240"/>
+      </w:pPr>
+      <w:r>
+        <w:t>Message is added to conversation history</w:t>
+      </w:r>
+    </w:p>
+    <w:p>
+      <w:pPr>
+        <w:pStyle w:val="ListParagraph"/>
+        <w:ind w:left="2160"/>
+      </w:pPr>
+    </w:p>
+    <w:p>
+      <w:pPr>
+        <w:ind w:left="1440"/>
+      </w:pPr>
+      <w:r>
+        <w:t>Alternate Flows:</w:t>
+      </w:r>
+    </w:p>
+    <w:p>
+      <w:pPr>
+        <w:pStyle w:val="ListParagraph"/>
+        <w:numPr>
+          <w:ilvl w:val="0"/>
+          <w:numId w:val="90"/>
+        </w:numPr>
+        <w:ind w:left="2160"/>
+      </w:pPr>
+      <w:r>
+        <w:t>If the message is private, it appears in the individual chat window with the sender</w:t>
+      </w:r>
+    </w:p>
+    <w:p>
+      <w:pPr>
+        <w:pStyle w:val="ListParagraph"/>
+        <w:numPr>
+          <w:ilvl w:val="0"/>
+          <w:numId w:val="90"/>
+        </w:numPr>
+        <w:shd w:val="clear" w:color="auto" w:fill="FFFFFF" w:themeFill="background1"/>
+        <w:spacing w:before="240" w:after="240"/>
+        <w:ind w:left="2160"/>
+      </w:pPr>
+      <w:r>
+        <w:t>If the message is group, it appears in the group chat window for all members</w:t>
+      </w:r>
+    </w:p>
+    <w:p>
+      <w:pPr>
+        <w:pStyle w:val="ListParagraph"/>
+        <w:numPr>
+          <w:ilvl w:val="0"/>
+          <w:numId w:val="90"/>
+        </w:numPr>
+        <w:shd w:val="clear" w:color="auto" w:fill="FFFFFF" w:themeFill="background1"/>
+        <w:spacing w:before="240" w:after="240"/>
+        <w:ind w:left="2160"/>
+      </w:pPr>
+      <w:r>
+        <w:t>If multiple messages arrive, they are displayed in chronological order</w:t>
+      </w:r>
+    </w:p>
+    <w:p>
+      <w:pPr>
+        <w:pStyle w:val="ListParagraph"/>
+        <w:ind w:left="2790" w:hanging="270"/>
+      </w:pPr>
+    </w:p>
+    <w:p>
+      <w:pPr>
+        <w:ind w:left="1440"/>
+      </w:pPr>
+      <w:r>
+        <w:t xml:space="preserve">Exceptions: </w:t>
+      </w:r>
+    </w:p>
+    <w:p>
+      <w:pPr>
+        <w:pStyle w:val="ListParagraph"/>
+        <w:numPr>
+          <w:ilvl w:val="0"/>
+          <w:numId w:val="86"/>
+        </w:numPr>
+        <w:shd w:val="clear" w:color="auto" w:fill="FFFFFF" w:themeFill="background1"/>
+        <w:spacing w:before="240" w:after="240"/>
+      </w:pPr>
+      <w:r>
+        <w:t>The server fails to forward the message due to network issues</w:t>
+      </w:r>
+    </w:p>
+    <w:p>
+      <w:pPr>
+        <w:pStyle w:val="ListParagraph"/>
+        <w:numPr>
+          <w:ilvl w:val="0"/>
+          <w:numId w:val="86"/>
+        </w:numPr>
+        <w:shd w:val="clear" w:color="auto" w:fill="FFFFFF" w:themeFill="background1"/>
+        <w:spacing w:before="240" w:after="240"/>
+      </w:pPr>
+      <w:r>
+        <w:t>The client disconnects before receiving the message</w:t>
+      </w:r>
+    </w:p>
+    <w:p>
+      <w:pPr>
+        <w:pStyle w:val="ListParagraph"/>
+        <w:numPr>
+          <w:ilvl w:val="0"/>
+          <w:numId w:val="86"/>
+        </w:numPr>
+        <w:shd w:val="clear" w:color="auto" w:fill="FFFFFF" w:themeFill="background1"/>
+        <w:spacing w:before="240" w:after="240"/>
+      </w:pPr>
+      <w:r>
+        <w:t>The message arrives corrupted and cannot be displayed</w:t>
+      </w:r>
+    </w:p>
+    <w:p>
+      <w:pPr>
+        <w:pStyle w:val="ListParagraph"/>
+        <w:numPr>
+          <w:ilvl w:val="0"/>
+          <w:numId w:val="86"/>
+        </w:numPr>
+        <w:shd w:val="clear" w:color="auto" w:fill="FFFFFF" w:themeFill="background1"/>
+        <w:spacing w:before="240" w:after="240"/>
+      </w:pPr>
+      <w:r>
+        <w:t>The chat window cannot be found or opened</w:t>
+      </w:r>
+    </w:p>
+    <w:p>
+      <w:pPr>
+        <w:ind w:left="1440"/>
+      </w:pPr>
+    </w:p>
+    <w:p>
+      <w:pPr>
+        <w:ind w:left="1440"/>
+      </w:pPr>
+      <w:r>
+        <w:t xml:space="preserve">Related Use Case: </w:t>
+      </w:r>
+    </w:p>
+    <w:p>
+      <w:pPr>
+        <w:pStyle w:val="ListParagraph"/>
+        <w:numPr>
+          <w:ilvl w:val="0"/>
+          <w:numId w:val="85"/>
+        </w:numPr>
+        <w:shd w:val="clear" w:color="auto" w:fill="FFFFFF" w:themeFill="background1"/>
+        <w:spacing w:before="240" w:after="240"/>
+      </w:pPr>
+      <w:r>
+        <w:t>Login</w:t>
+      </w:r>
+    </w:p>
+    <w:p>
+      <w:pPr>
+        <w:pStyle w:val="ListParagraph"/>
+        <w:numPr>
+          <w:ilvl w:val="0"/>
+          <w:numId w:val="85"/>
+        </w:numPr>
+        <w:shd w:val="clear" w:color="auto" w:fill="FFFFFF" w:themeFill="background1"/>
+        <w:spacing w:before="240" w:after="240"/>
+      </w:pPr>
+      <w:r>
+        <w:t>Send message</w:t>
+      </w:r>
+    </w:p>
+    <w:p>
+      <w:pPr>
+        <w:pStyle w:val="ListParagraph"/>
+        <w:numPr>
+          <w:ilvl w:val="0"/>
+          <w:numId w:val="85"/>
+        </w:numPr>
+        <w:shd w:val="clear" w:color="auto" w:fill="FFFFFF" w:themeFill="background1"/>
+        <w:spacing w:before="240" w:after="240"/>
+      </w:pPr>
+      <w:r>
+        <w:t>View Chat History</w:t>
+      </w:r>
+    </w:p>
+    <w:p>
+      <w:pPr>
+        <w:ind w:left="1440"/>
+      </w:pPr>
+    </w:p>
+    <w:p>
+      <w:pPr>
         <w:pStyle w:val="Heading1"/>
         <w:numPr>
           <w:ilvl w:val="0"/>
@@ -13137,7 +14174,7 @@
       </w:pPr>
       <w:bookmarkStart w:id="33" w:name="_Use-Case_Diagram"/>
       <w:bookmarkStart w:id="34" w:name="_Toc222478438"/>
-      <w:bookmarkStart w:id="35" w:name="_Toc223167649"/>
+      <w:bookmarkStart w:id="35" w:name="_Toc223255451"/>
       <w:bookmarkEnd w:id="33"/>
       <w:r>
         <w:lastRenderedPageBreak/>
@@ -13158,7 +14195,7 @@
         </w:rPr>
       </w:pPr>
       <w:bookmarkStart w:id="36" w:name="_Toc222478439"/>
-      <w:bookmarkStart w:id="37" w:name="_Toc223167650"/>
+      <w:bookmarkStart w:id="37" w:name="_Toc223255452"/>
       <w:r>
         <w:t>Communications App</w:t>
       </w:r>
@@ -13169,7 +14206,152 @@
       <w:bookmarkEnd w:id="37"/>
     </w:p>
     <w:p/>
-    <w:p/>
+    <w:p>
+      <w:r>
+        <w:rPr>
+          <w:noProof/>
+        </w:rPr>
+        <w:drawing>
+          <wp:inline distT="0" distB="0" distL="0" distR="0" wp14:anchorId="7C977CE1" wp14:editId="5A9EC3A4">
+            <wp:extent cx="3933825" cy="5486400"/>
+            <wp:effectExtent l="0" t="0" r="0" b="0"/>
+            <wp:docPr id="104827713" name="drawing"/>
+            <wp:cNvGraphicFramePr>
+              <a:graphicFrameLocks xmlns:a="http://schemas.openxmlformats.org/drawingml/2006/main" noChangeAspect="1"/>
+            </wp:cNvGraphicFramePr>
+            <a:graphic xmlns:a="http://schemas.openxmlformats.org/drawingml/2006/main">
+              <a:graphicData uri="http://schemas.openxmlformats.org/drawingml/2006/picture">
+                <pic:pic xmlns:pic="http://schemas.openxmlformats.org/drawingml/2006/picture">
+                  <pic:nvPicPr>
+                    <pic:cNvPr id="104827713" name="Picture 104827713"/>
+                    <pic:cNvPicPr/>
+                  </pic:nvPicPr>
+                  <pic:blipFill>
+                    <a:blip r:embed="rId13">
+                      <a:extLst>
+                        <a:ext uri="{28A0092B-C50C-407E-A947-70E740481C1C}">
+                          <a14:useLocalDpi xmlns:a14="http://schemas.microsoft.com/office/drawing/2010/main"/>
+                        </a:ext>
+                      </a:extLst>
+                    </a:blip>
+                    <a:stretch>
+                      <a:fillRect/>
+                    </a:stretch>
+                  </pic:blipFill>
+                  <pic:spPr>
+                    <a:xfrm>
+                      <a:off x="0" y="0"/>
+                      <a:ext cx="3933825" cy="5486400"/>
+                    </a:xfrm>
+                    <a:prstGeom prst="rect">
+                      <a:avLst/>
+                    </a:prstGeom>
+                  </pic:spPr>
+                </pic:pic>
+              </a:graphicData>
+            </a:graphic>
+          </wp:inline>
+        </w:drawing>
+      </w:r>
+    </w:p>
+    <w:p>
+      <w:r>
+        <w:rPr>
+          <w:noProof/>
+        </w:rPr>
+        <w:lastRenderedPageBreak/>
+        <w:drawing>
+          <wp:inline distT="0" distB="0" distL="0" distR="0" wp14:anchorId="4CD58908" wp14:editId="36F6CCCD">
+            <wp:extent cx="3962400" cy="5486400"/>
+            <wp:effectExtent l="0" t="0" r="0" b="0"/>
+            <wp:docPr id="605220732" name="drawing"/>
+            <wp:cNvGraphicFramePr>
+              <a:graphicFrameLocks xmlns:a="http://schemas.openxmlformats.org/drawingml/2006/main" noChangeAspect="1"/>
+            </wp:cNvGraphicFramePr>
+            <a:graphic xmlns:a="http://schemas.openxmlformats.org/drawingml/2006/main">
+              <a:graphicData uri="http://schemas.openxmlformats.org/drawingml/2006/picture">
+                <pic:pic xmlns:pic="http://schemas.openxmlformats.org/drawingml/2006/picture">
+                  <pic:nvPicPr>
+                    <pic:cNvPr id="605220732" name="Picture 605220732"/>
+                    <pic:cNvPicPr/>
+                  </pic:nvPicPr>
+                  <pic:blipFill>
+                    <a:blip r:embed="rId14">
+                      <a:extLst>
+                        <a:ext uri="{28A0092B-C50C-407E-A947-70E740481C1C}">
+                          <a14:useLocalDpi xmlns:a14="http://schemas.microsoft.com/office/drawing/2010/main"/>
+                        </a:ext>
+                      </a:extLst>
+                    </a:blip>
+                    <a:stretch>
+                      <a:fillRect/>
+                    </a:stretch>
+                  </pic:blipFill>
+                  <pic:spPr>
+                    <a:xfrm>
+                      <a:off x="0" y="0"/>
+                      <a:ext cx="3962400" cy="5486400"/>
+                    </a:xfrm>
+                    <a:prstGeom prst="rect">
+                      <a:avLst/>
+                    </a:prstGeom>
+                  </pic:spPr>
+                </pic:pic>
+              </a:graphicData>
+            </a:graphic>
+          </wp:inline>
+        </w:drawing>
+      </w:r>
+    </w:p>
+    <w:p>
+      <w:r>
+        <w:rPr>
+          <w:noProof/>
+        </w:rPr>
+        <w:lastRenderedPageBreak/>
+        <w:drawing>
+          <wp:inline distT="0" distB="0" distL="0" distR="0" wp14:anchorId="5020273C" wp14:editId="7C8DF78B">
+            <wp:extent cx="4791075" cy="5486400"/>
+            <wp:effectExtent l="0" t="0" r="0" b="0"/>
+            <wp:docPr id="734100369" name="drawing"/>
+            <wp:cNvGraphicFramePr>
+              <a:graphicFrameLocks xmlns:a="http://schemas.openxmlformats.org/drawingml/2006/main" noChangeAspect="1"/>
+            </wp:cNvGraphicFramePr>
+            <a:graphic xmlns:a="http://schemas.openxmlformats.org/drawingml/2006/main">
+              <a:graphicData uri="http://schemas.openxmlformats.org/drawingml/2006/picture">
+                <pic:pic xmlns:pic="http://schemas.openxmlformats.org/drawingml/2006/picture">
+                  <pic:nvPicPr>
+                    <pic:cNvPr id="734100369" name="Picture 734100369"/>
+                    <pic:cNvPicPr/>
+                  </pic:nvPicPr>
+                  <pic:blipFill>
+                    <a:blip r:embed="rId15">
+                      <a:extLst>
+                        <a:ext uri="{28A0092B-C50C-407E-A947-70E740481C1C}">
+                          <a14:useLocalDpi xmlns:a14="http://schemas.microsoft.com/office/drawing/2010/main"/>
+                        </a:ext>
+                      </a:extLst>
+                    </a:blip>
+                    <a:stretch>
+                      <a:fillRect/>
+                    </a:stretch>
+                  </pic:blipFill>
+                  <pic:spPr>
+                    <a:xfrm>
+                      <a:off x="0" y="0"/>
+                      <a:ext cx="4791075" cy="5486400"/>
+                    </a:xfrm>
+                    <a:prstGeom prst="rect">
+                      <a:avLst/>
+                    </a:prstGeom>
+                  </pic:spPr>
+                </pic:pic>
+              </a:graphicData>
+            </a:graphic>
+          </wp:inline>
+        </w:drawing>
+      </w:r>
+    </w:p>
     <w:p>
       <w:pPr>
         <w:pStyle w:val="Heading1"/>
@@ -13180,7 +14362,7 @@
       </w:pPr>
       <w:bookmarkStart w:id="38" w:name="_Object_Candidates_and"/>
       <w:bookmarkStart w:id="39" w:name="_Toc222478440"/>
-      <w:bookmarkStart w:id="40" w:name="_Toc223167651"/>
+      <w:bookmarkStart w:id="40" w:name="_Toc223255453"/>
       <w:bookmarkEnd w:id="38"/>
       <w:r>
         <w:lastRenderedPageBreak/>
@@ -13198,7 +14380,7 @@
         </w:numPr>
       </w:pPr>
       <w:bookmarkStart w:id="41" w:name="_Toc222478441"/>
-      <w:bookmarkStart w:id="42" w:name="_Toc223167652"/>
+      <w:bookmarkStart w:id="42" w:name="_Toc223255454"/>
       <w:r>
         <w:t>Object Candidates</w:t>
       </w:r>
@@ -13227,7 +14409,7 @@
         </w:numPr>
       </w:pPr>
       <w:bookmarkStart w:id="43" w:name="_Toc222478442"/>
-      <w:bookmarkStart w:id="44" w:name="_Toc223167653"/>
+      <w:bookmarkStart w:id="44" w:name="_Toc223255455"/>
       <w:r>
         <w:t>Class Diagrams</w:t>
       </w:r>
@@ -13244,7 +14426,7 @@
       </w:pPr>
       <w:bookmarkStart w:id="45" w:name="_UML_Sequence_Diagrams"/>
       <w:bookmarkStart w:id="46" w:name="_Toc222478443"/>
-      <w:bookmarkStart w:id="47" w:name="_Toc223167654"/>
+      <w:bookmarkStart w:id="47" w:name="_Toc223255456"/>
       <w:bookmarkEnd w:id="45"/>
       <w:r>
         <w:lastRenderedPageBreak/>
@@ -13262,7 +14444,7 @@
         </w:numPr>
       </w:pPr>
       <w:bookmarkStart w:id="48" w:name="_Toc222478444"/>
-      <w:bookmarkStart w:id="49" w:name="_Toc223167655"/>
+      <w:bookmarkStart w:id="49" w:name="_Toc223255457"/>
       <w:r>
         <w:t>User</w:t>
       </w:r>
@@ -13280,6 +14462,55 @@
         <w:t>Application</w:t>
       </w:r>
       <w:bookmarkEnd w:id="49"/>
+    </w:p>
+    <w:p/>
+    <w:p>
+      <w:r>
+        <w:rPr>
+          <w:noProof/>
+        </w:rPr>
+        <w:drawing>
+          <wp:inline distT="0" distB="0" distL="0" distR="0" wp14:anchorId="491F45CB" wp14:editId="4FC54FEA">
+            <wp:extent cx="5095875" cy="5486400"/>
+            <wp:effectExtent l="0" t="0" r="0" b="0"/>
+            <wp:docPr id="1897449995" name="drawing"/>
+            <wp:cNvGraphicFramePr>
+              <a:graphicFrameLocks xmlns:a="http://schemas.openxmlformats.org/drawingml/2006/main" noChangeAspect="1"/>
+            </wp:cNvGraphicFramePr>
+            <a:graphic xmlns:a="http://schemas.openxmlformats.org/drawingml/2006/main">
+              <a:graphicData uri="http://schemas.openxmlformats.org/drawingml/2006/picture">
+                <pic:pic xmlns:pic="http://schemas.openxmlformats.org/drawingml/2006/picture">
+                  <pic:nvPicPr>
+                    <pic:cNvPr id="1897449995" name="Picture 1897449995"/>
+                    <pic:cNvPicPr/>
+                  </pic:nvPicPr>
+                  <pic:blipFill>
+                    <a:blip r:embed="rId16">
+                      <a:extLst>
+                        <a:ext uri="{28A0092B-C50C-407E-A947-70E740481C1C}">
+                          <a14:useLocalDpi xmlns:a14="http://schemas.microsoft.com/office/drawing/2010/main"/>
+                        </a:ext>
+                      </a:extLst>
+                    </a:blip>
+                    <a:stretch>
+                      <a:fillRect/>
+                    </a:stretch>
+                  </pic:blipFill>
+                  <pic:spPr>
+                    <a:xfrm>
+                      <a:off x="0" y="0"/>
+                      <a:ext cx="5095875" cy="5486400"/>
+                    </a:xfrm>
+                    <a:prstGeom prst="rect">
+                      <a:avLst/>
+                    </a:prstGeom>
+                  </pic:spPr>
+                </pic:pic>
+              </a:graphicData>
+            </a:graphic>
+          </wp:inline>
+        </w:drawing>
+      </w:r>
     </w:p>
     <w:p>
       <w:pPr>
@@ -13290,7 +14521,7 @@
         </w:numPr>
       </w:pPr>
       <w:bookmarkStart w:id="50" w:name="_Toc222478445"/>
-      <w:bookmarkStart w:id="51" w:name="_Toc223167656"/>
+      <w:bookmarkStart w:id="51" w:name="_Toc223255458"/>
       <w:r>
         <w:t>IT User</w:t>
       </w:r>
@@ -13308,6 +14539,56 @@
         <w:t>Application</w:t>
       </w:r>
       <w:bookmarkEnd w:id="51"/>
+    </w:p>
+    <w:p/>
+    <w:p>
+      <w:r>
+        <w:rPr>
+          <w:noProof/>
+        </w:rPr>
+        <w:lastRenderedPageBreak/>
+        <w:drawing>
+          <wp:inline distT="0" distB="0" distL="0" distR="0" wp14:anchorId="7CDC036A" wp14:editId="1F7BEB54">
+            <wp:extent cx="3914775" cy="5486400"/>
+            <wp:effectExtent l="0" t="0" r="0" b="0"/>
+            <wp:docPr id="1577990753" name="drawing"/>
+            <wp:cNvGraphicFramePr>
+              <a:graphicFrameLocks xmlns:a="http://schemas.openxmlformats.org/drawingml/2006/main" noChangeAspect="1"/>
+            </wp:cNvGraphicFramePr>
+            <a:graphic xmlns:a="http://schemas.openxmlformats.org/drawingml/2006/main">
+              <a:graphicData uri="http://schemas.openxmlformats.org/drawingml/2006/picture">
+                <pic:pic xmlns:pic="http://schemas.openxmlformats.org/drawingml/2006/picture">
+                  <pic:nvPicPr>
+                    <pic:cNvPr id="1577990753" name="Picture 1577990753"/>
+                    <pic:cNvPicPr/>
+                  </pic:nvPicPr>
+                  <pic:blipFill>
+                    <a:blip r:embed="rId17">
+                      <a:extLst>
+                        <a:ext uri="{28A0092B-C50C-407E-A947-70E740481C1C}">
+                          <a14:useLocalDpi xmlns:a14="http://schemas.microsoft.com/office/drawing/2010/main"/>
+                        </a:ext>
+                      </a:extLst>
+                    </a:blip>
+                    <a:stretch>
+                      <a:fillRect/>
+                    </a:stretch>
+                  </pic:blipFill>
+                  <pic:spPr>
+                    <a:xfrm>
+                      <a:off x="0" y="0"/>
+                      <a:ext cx="3914775" cy="5486400"/>
+                    </a:xfrm>
+                    <a:prstGeom prst="rect">
+                      <a:avLst/>
+                    </a:prstGeom>
+                  </pic:spPr>
+                </pic:pic>
+              </a:graphicData>
+            </a:graphic>
+          </wp:inline>
+        </w:drawing>
+      </w:r>
     </w:p>
     <w:p>
       <w:pPr>
@@ -13317,13 +14598,61 @@
           <w:numId w:val="2"/>
         </w:numPr>
       </w:pPr>
-      <w:bookmarkStart w:id="52" w:name="_Toc223167657"/>
-      <w:r>
+      <w:bookmarkStart w:id="52" w:name="_Toc223255459"/>
+      <w:r>
+        <w:lastRenderedPageBreak/>
         <w:t>Application</w:t>
       </w:r>
       <w:bookmarkEnd w:id="52"/>
     </w:p>
-    <w:p/>
+    <w:p>
+      <w:r>
+        <w:rPr>
+          <w:noProof/>
+        </w:rPr>
+        <w:drawing>
+          <wp:inline distT="0" distB="0" distL="0" distR="0" wp14:anchorId="709DBA42" wp14:editId="6DFF6804">
+            <wp:extent cx="3914775" cy="5486400"/>
+            <wp:effectExtent l="0" t="0" r="0" b="0"/>
+            <wp:docPr id="131603598" name="drawing"/>
+            <wp:cNvGraphicFramePr>
+              <a:graphicFrameLocks xmlns:a="http://schemas.openxmlformats.org/drawingml/2006/main" noChangeAspect="1"/>
+            </wp:cNvGraphicFramePr>
+            <a:graphic xmlns:a="http://schemas.openxmlformats.org/drawingml/2006/main">
+              <a:graphicData uri="http://schemas.openxmlformats.org/drawingml/2006/picture">
+                <pic:pic xmlns:pic="http://schemas.openxmlformats.org/drawingml/2006/picture">
+                  <pic:nvPicPr>
+                    <pic:cNvPr id="131603598" name="Picture 131603598"/>
+                    <pic:cNvPicPr/>
+                  </pic:nvPicPr>
+                  <pic:blipFill>
+                    <a:blip r:embed="rId18">
+                      <a:extLst>
+                        <a:ext uri="{28A0092B-C50C-407E-A947-70E740481C1C}">
+                          <a14:useLocalDpi xmlns:a14="http://schemas.microsoft.com/office/drawing/2010/main"/>
+                        </a:ext>
+                      </a:extLst>
+                    </a:blip>
+                    <a:stretch>
+                      <a:fillRect/>
+                    </a:stretch>
+                  </pic:blipFill>
+                  <pic:spPr>
+                    <a:xfrm>
+                      <a:off x="0" y="0"/>
+                      <a:ext cx="3914775" cy="5486400"/>
+                    </a:xfrm>
+                    <a:prstGeom prst="rect">
+                      <a:avLst/>
+                    </a:prstGeom>
+                  </pic:spPr>
+                </pic:pic>
+              </a:graphicData>
+            </a:graphic>
+          </wp:inline>
+        </w:drawing>
+      </w:r>
+    </w:p>
     <w:sectPr>
       <w:type w:val="continuous"/>
       <w:pgSz w:w="12240" w:h="15840"/>
@@ -13430,8 +14759,17 @@
                     <w:rStyle w:val="PageNumber"/>
                     <w:color w:val="000000"/>
                   </w:rPr>
-                  <w:t>viii</w:t>
+                  <w:t>vii</w:t>
                 </w:r>
+                <w:proofErr w:type="spellStart"/>
+                <w:r>
+                  <w:rPr>
+                    <w:rStyle w:val="PageNumber"/>
+                    <w:color w:val="000000"/>
+                  </w:rPr>
+                  <w:t>i</w:t>
+                </w:r>
+                <w:proofErr w:type="spellEnd"/>
                 <w:r>
                   <w:rPr>
                     <w:rStyle w:val="PageNumber"/>
@@ -14123,6 +15461,92 @@
     </w:lvl>
   </w:abstractNum>
   <w:abstractNum w:abstractNumId="7" w15:restartNumberingAfterBreak="0">
+    <w:nsid w:val="0C315981"/>
+    <w:multiLevelType w:val="hybridMultilevel"/>
+    <w:tmpl w:val="B9020566"/>
+    <w:lvl w:ilvl="0" w:tplc="90B01FDC">
+      <w:start w:val="1"/>
+      <w:numFmt w:val="decimal"/>
+      <w:lvlText w:val="%1."/>
+      <w:lvlJc w:val="left"/>
+      <w:pPr>
+        <w:ind w:left="2160" w:hanging="360"/>
+      </w:pPr>
+    </w:lvl>
+    <w:lvl w:ilvl="1" w:tplc="81948CBA">
+      <w:start w:val="1"/>
+      <w:numFmt w:val="lowerLetter"/>
+      <w:lvlText w:val="%2."/>
+      <w:lvlJc w:val="left"/>
+      <w:pPr>
+        <w:ind w:left="2880" w:hanging="360"/>
+      </w:pPr>
+    </w:lvl>
+    <w:lvl w:ilvl="2" w:tplc="6672B54C">
+      <w:start w:val="1"/>
+      <w:numFmt w:val="lowerRoman"/>
+      <w:lvlText w:val="%3."/>
+      <w:lvlJc w:val="right"/>
+      <w:pPr>
+        <w:ind w:left="3600" w:hanging="180"/>
+      </w:pPr>
+    </w:lvl>
+    <w:lvl w:ilvl="3" w:tplc="9B9EA83C">
+      <w:start w:val="1"/>
+      <w:numFmt w:val="decimal"/>
+      <w:lvlText w:val="%4."/>
+      <w:lvlJc w:val="left"/>
+      <w:pPr>
+        <w:ind w:left="4320" w:hanging="360"/>
+      </w:pPr>
+    </w:lvl>
+    <w:lvl w:ilvl="4" w:tplc="809205E2">
+      <w:start w:val="1"/>
+      <w:numFmt w:val="lowerLetter"/>
+      <w:lvlText w:val="%5."/>
+      <w:lvlJc w:val="left"/>
+      <w:pPr>
+        <w:ind w:left="5040" w:hanging="360"/>
+      </w:pPr>
+    </w:lvl>
+    <w:lvl w:ilvl="5" w:tplc="28280934">
+      <w:start w:val="1"/>
+      <w:numFmt w:val="lowerRoman"/>
+      <w:lvlText w:val="%6."/>
+      <w:lvlJc w:val="right"/>
+      <w:pPr>
+        <w:ind w:left="5760" w:hanging="180"/>
+      </w:pPr>
+    </w:lvl>
+    <w:lvl w:ilvl="6" w:tplc="4E78BA16">
+      <w:start w:val="1"/>
+      <w:numFmt w:val="decimal"/>
+      <w:lvlText w:val="%7."/>
+      <w:lvlJc w:val="left"/>
+      <w:pPr>
+        <w:ind w:left="6480" w:hanging="360"/>
+      </w:pPr>
+    </w:lvl>
+    <w:lvl w:ilvl="7" w:tplc="6C44C60E">
+      <w:start w:val="1"/>
+      <w:numFmt w:val="lowerLetter"/>
+      <w:lvlText w:val="%8."/>
+      <w:lvlJc w:val="left"/>
+      <w:pPr>
+        <w:ind w:left="7200" w:hanging="360"/>
+      </w:pPr>
+    </w:lvl>
+    <w:lvl w:ilvl="8" w:tplc="A5A64678">
+      <w:start w:val="1"/>
+      <w:numFmt w:val="lowerRoman"/>
+      <w:lvlText w:val="%9."/>
+      <w:lvlJc w:val="right"/>
+      <w:pPr>
+        <w:ind w:left="7920" w:hanging="180"/>
+      </w:pPr>
+    </w:lvl>
+  </w:abstractNum>
+  <w:abstractNum w:abstractNumId="8" w15:restartNumberingAfterBreak="0">
     <w:nsid w:val="0F421595"/>
     <w:multiLevelType w:val="hybridMultilevel"/>
     <w:tmpl w:val="AA8096E8"/>
@@ -14211,7 +15635,7 @@
       </w:pPr>
     </w:lvl>
   </w:abstractNum>
-  <w:abstractNum w:abstractNumId="8" w15:restartNumberingAfterBreak="0">
+  <w:abstractNum w:abstractNumId="9" w15:restartNumberingAfterBreak="0">
     <w:nsid w:val="0FB00E9E"/>
     <w:multiLevelType w:val="hybridMultilevel"/>
     <w:tmpl w:val="E4B8EBE4"/>
@@ -14300,7 +15724,7 @@
       </w:pPr>
     </w:lvl>
   </w:abstractNum>
-  <w:abstractNum w:abstractNumId="9" w15:restartNumberingAfterBreak="0">
+  <w:abstractNum w:abstractNumId="10" w15:restartNumberingAfterBreak="0">
     <w:nsid w:val="1026651F"/>
     <w:multiLevelType w:val="hybridMultilevel"/>
     <w:tmpl w:val="D93EC8C0"/>
@@ -14386,7 +15810,7 @@
       </w:pPr>
     </w:lvl>
   </w:abstractNum>
-  <w:abstractNum w:abstractNumId="10" w15:restartNumberingAfterBreak="0">
+  <w:abstractNum w:abstractNumId="11" w15:restartNumberingAfterBreak="0">
     <w:nsid w:val="11756B80"/>
     <w:multiLevelType w:val="hybridMultilevel"/>
     <w:tmpl w:val="F0660B2C"/>
@@ -14472,7 +15896,93 @@
       </w:pPr>
     </w:lvl>
   </w:abstractNum>
-  <w:abstractNum w:abstractNumId="11" w15:restartNumberingAfterBreak="0">
+  <w:abstractNum w:abstractNumId="12" w15:restartNumberingAfterBreak="0">
+    <w:nsid w:val="12A20985"/>
+    <w:multiLevelType w:val="hybridMultilevel"/>
+    <w:tmpl w:val="252C8F86"/>
+    <w:lvl w:ilvl="0" w:tplc="FFFFFFFF">
+      <w:start w:val="1"/>
+      <w:numFmt w:val="decimal"/>
+      <w:lvlText w:val="%1."/>
+      <w:lvlJc w:val="left"/>
+      <w:pPr>
+        <w:ind w:left="2160" w:hanging="360"/>
+      </w:pPr>
+    </w:lvl>
+    <w:lvl w:ilvl="1" w:tplc="FFFFFFFF">
+      <w:start w:val="1"/>
+      <w:numFmt w:val="lowerLetter"/>
+      <w:lvlText w:val="%2."/>
+      <w:lvlJc w:val="left"/>
+      <w:pPr>
+        <w:ind w:left="2880" w:hanging="360"/>
+      </w:pPr>
+    </w:lvl>
+    <w:lvl w:ilvl="2" w:tplc="FFFFFFFF">
+      <w:start w:val="1"/>
+      <w:numFmt w:val="lowerRoman"/>
+      <w:lvlText w:val="%3."/>
+      <w:lvlJc w:val="right"/>
+      <w:pPr>
+        <w:ind w:left="3600" w:hanging="180"/>
+      </w:pPr>
+    </w:lvl>
+    <w:lvl w:ilvl="3" w:tplc="FFFFFFFF">
+      <w:start w:val="1"/>
+      <w:numFmt w:val="decimal"/>
+      <w:lvlText w:val="%4."/>
+      <w:lvlJc w:val="left"/>
+      <w:pPr>
+        <w:ind w:left="4320" w:hanging="360"/>
+      </w:pPr>
+    </w:lvl>
+    <w:lvl w:ilvl="4" w:tplc="FFFFFFFF">
+      <w:start w:val="1"/>
+      <w:numFmt w:val="lowerLetter"/>
+      <w:lvlText w:val="%5."/>
+      <w:lvlJc w:val="left"/>
+      <w:pPr>
+        <w:ind w:left="5040" w:hanging="360"/>
+      </w:pPr>
+    </w:lvl>
+    <w:lvl w:ilvl="5" w:tplc="FFFFFFFF">
+      <w:start w:val="1"/>
+      <w:numFmt w:val="lowerRoman"/>
+      <w:lvlText w:val="%6."/>
+      <w:lvlJc w:val="right"/>
+      <w:pPr>
+        <w:ind w:left="5760" w:hanging="180"/>
+      </w:pPr>
+    </w:lvl>
+    <w:lvl w:ilvl="6" w:tplc="FFFFFFFF">
+      <w:start w:val="1"/>
+      <w:numFmt w:val="decimal"/>
+      <w:lvlText w:val="%7."/>
+      <w:lvlJc w:val="left"/>
+      <w:pPr>
+        <w:ind w:left="6480" w:hanging="360"/>
+      </w:pPr>
+    </w:lvl>
+    <w:lvl w:ilvl="7" w:tplc="FFFFFFFF">
+      <w:start w:val="1"/>
+      <w:numFmt w:val="lowerLetter"/>
+      <w:lvlText w:val="%8."/>
+      <w:lvlJc w:val="left"/>
+      <w:pPr>
+        <w:ind w:left="7200" w:hanging="360"/>
+      </w:pPr>
+    </w:lvl>
+    <w:lvl w:ilvl="8" w:tplc="FFFFFFFF">
+      <w:start w:val="1"/>
+      <w:numFmt w:val="lowerRoman"/>
+      <w:lvlText w:val="%9."/>
+      <w:lvlJc w:val="right"/>
+      <w:pPr>
+        <w:ind w:left="7920" w:hanging="180"/>
+      </w:pPr>
+    </w:lvl>
+  </w:abstractNum>
+  <w:abstractNum w:abstractNumId="13" w15:restartNumberingAfterBreak="0">
     <w:nsid w:val="12F27391"/>
     <w:multiLevelType w:val="hybridMultilevel"/>
     <w:tmpl w:val="C50A9902"/>
@@ -14561,7 +16071,93 @@
       </w:pPr>
     </w:lvl>
   </w:abstractNum>
-  <w:abstractNum w:abstractNumId="12" w15:restartNumberingAfterBreak="0">
+  <w:abstractNum w:abstractNumId="14" w15:restartNumberingAfterBreak="0">
+    <w:nsid w:val="132E726B"/>
+    <w:multiLevelType w:val="hybridMultilevel"/>
+    <w:tmpl w:val="5176811C"/>
+    <w:lvl w:ilvl="0" w:tplc="FFFFFFFF">
+      <w:start w:val="1"/>
+      <w:numFmt w:val="decimal"/>
+      <w:lvlText w:val="%1."/>
+      <w:lvlJc w:val="left"/>
+      <w:pPr>
+        <w:ind w:left="2160" w:hanging="360"/>
+      </w:pPr>
+    </w:lvl>
+    <w:lvl w:ilvl="1" w:tplc="FFFFFFFF" w:tentative="1">
+      <w:start w:val="1"/>
+      <w:numFmt w:val="lowerLetter"/>
+      <w:lvlText w:val="%2."/>
+      <w:lvlJc w:val="left"/>
+      <w:pPr>
+        <w:ind w:left="2880" w:hanging="360"/>
+      </w:pPr>
+    </w:lvl>
+    <w:lvl w:ilvl="2" w:tplc="FFFFFFFF" w:tentative="1">
+      <w:start w:val="1"/>
+      <w:numFmt w:val="lowerRoman"/>
+      <w:lvlText w:val="%3."/>
+      <w:lvlJc w:val="right"/>
+      <w:pPr>
+        <w:ind w:left="3600" w:hanging="180"/>
+      </w:pPr>
+    </w:lvl>
+    <w:lvl w:ilvl="3" w:tplc="FFFFFFFF" w:tentative="1">
+      <w:start w:val="1"/>
+      <w:numFmt w:val="decimal"/>
+      <w:lvlText w:val="%4."/>
+      <w:lvlJc w:val="left"/>
+      <w:pPr>
+        <w:ind w:left="4320" w:hanging="360"/>
+      </w:pPr>
+    </w:lvl>
+    <w:lvl w:ilvl="4" w:tplc="FFFFFFFF" w:tentative="1">
+      <w:start w:val="1"/>
+      <w:numFmt w:val="lowerLetter"/>
+      <w:lvlText w:val="%5."/>
+      <w:lvlJc w:val="left"/>
+      <w:pPr>
+        <w:ind w:left="5040" w:hanging="360"/>
+      </w:pPr>
+    </w:lvl>
+    <w:lvl w:ilvl="5" w:tplc="FFFFFFFF" w:tentative="1">
+      <w:start w:val="1"/>
+      <w:numFmt w:val="lowerRoman"/>
+      <w:lvlText w:val="%6."/>
+      <w:lvlJc w:val="right"/>
+      <w:pPr>
+        <w:ind w:left="5760" w:hanging="180"/>
+      </w:pPr>
+    </w:lvl>
+    <w:lvl w:ilvl="6" w:tplc="FFFFFFFF" w:tentative="1">
+      <w:start w:val="1"/>
+      <w:numFmt w:val="decimal"/>
+      <w:lvlText w:val="%7."/>
+      <w:lvlJc w:val="left"/>
+      <w:pPr>
+        <w:ind w:left="6480" w:hanging="360"/>
+      </w:pPr>
+    </w:lvl>
+    <w:lvl w:ilvl="7" w:tplc="FFFFFFFF" w:tentative="1">
+      <w:start w:val="1"/>
+      <w:numFmt w:val="lowerLetter"/>
+      <w:lvlText w:val="%8."/>
+      <w:lvlJc w:val="left"/>
+      <w:pPr>
+        <w:ind w:left="7200" w:hanging="360"/>
+      </w:pPr>
+    </w:lvl>
+    <w:lvl w:ilvl="8" w:tplc="FFFFFFFF" w:tentative="1">
+      <w:start w:val="1"/>
+      <w:numFmt w:val="lowerRoman"/>
+      <w:lvlText w:val="%9."/>
+      <w:lvlJc w:val="right"/>
+      <w:pPr>
+        <w:ind w:left="7920" w:hanging="180"/>
+      </w:pPr>
+    </w:lvl>
+  </w:abstractNum>
+  <w:abstractNum w:abstractNumId="15" w15:restartNumberingAfterBreak="0">
     <w:nsid w:val="16242528"/>
     <w:multiLevelType w:val="hybridMultilevel"/>
     <w:tmpl w:val="F8C8955E"/>
@@ -14650,7 +16246,7 @@
       </w:pPr>
     </w:lvl>
   </w:abstractNum>
-  <w:abstractNum w:abstractNumId="13" w15:restartNumberingAfterBreak="0">
+  <w:abstractNum w:abstractNumId="16" w15:restartNumberingAfterBreak="0">
     <w:nsid w:val="16DB958D"/>
     <w:multiLevelType w:val="hybridMultilevel"/>
     <w:tmpl w:val="E1D41DD2"/>
@@ -14736,7 +16332,7 @@
       </w:pPr>
     </w:lvl>
   </w:abstractNum>
-  <w:abstractNum w:abstractNumId="14" w15:restartNumberingAfterBreak="0">
+  <w:abstractNum w:abstractNumId="17" w15:restartNumberingAfterBreak="0">
     <w:nsid w:val="17C10BFC"/>
     <w:multiLevelType w:val="hybridMultilevel"/>
     <w:tmpl w:val="037C2D64"/>
@@ -14822,7 +16418,7 @@
       </w:pPr>
     </w:lvl>
   </w:abstractNum>
-  <w:abstractNum w:abstractNumId="15" w15:restartNumberingAfterBreak="0">
+  <w:abstractNum w:abstractNumId="18" w15:restartNumberingAfterBreak="0">
     <w:nsid w:val="183A0CCA"/>
     <w:multiLevelType w:val="hybridMultilevel"/>
     <w:tmpl w:val="EA462436"/>
@@ -14911,7 +16507,7 @@
       </w:pPr>
     </w:lvl>
   </w:abstractNum>
-  <w:abstractNum w:abstractNumId="16" w15:restartNumberingAfterBreak="0">
+  <w:abstractNum w:abstractNumId="19" w15:restartNumberingAfterBreak="0">
     <w:nsid w:val="18BC1AF9"/>
     <w:multiLevelType w:val="hybridMultilevel"/>
     <w:tmpl w:val="CB74A624"/>
@@ -14997,7 +16593,7 @@
       </w:pPr>
     </w:lvl>
   </w:abstractNum>
-  <w:abstractNum w:abstractNumId="17" w15:restartNumberingAfterBreak="0">
+  <w:abstractNum w:abstractNumId="20" w15:restartNumberingAfterBreak="0">
     <w:nsid w:val="18DF60D1"/>
     <w:multiLevelType w:val="hybridMultilevel"/>
     <w:tmpl w:val="715648FC"/>
@@ -15086,7 +16682,7 @@
       </w:pPr>
     </w:lvl>
   </w:abstractNum>
-  <w:abstractNum w:abstractNumId="18" w15:restartNumberingAfterBreak="0">
+  <w:abstractNum w:abstractNumId="21" w15:restartNumberingAfterBreak="0">
     <w:nsid w:val="197D7F8C"/>
     <w:multiLevelType w:val="hybridMultilevel"/>
     <w:tmpl w:val="CB74A624"/>
@@ -15172,7 +16768,7 @@
       </w:pPr>
     </w:lvl>
   </w:abstractNum>
-  <w:abstractNum w:abstractNumId="19" w15:restartNumberingAfterBreak="0">
+  <w:abstractNum w:abstractNumId="22" w15:restartNumberingAfterBreak="0">
     <w:nsid w:val="19C67B66"/>
     <w:multiLevelType w:val="hybridMultilevel"/>
     <w:tmpl w:val="ABCC3E18"/>
@@ -15261,7 +16857,7 @@
       </w:pPr>
     </w:lvl>
   </w:abstractNum>
-  <w:abstractNum w:abstractNumId="20" w15:restartNumberingAfterBreak="0">
+  <w:abstractNum w:abstractNumId="23" w15:restartNumberingAfterBreak="0">
     <w:nsid w:val="1B03F1EC"/>
     <w:multiLevelType w:val="hybridMultilevel"/>
     <w:tmpl w:val="1632E2C8"/>
@@ -15374,7 +16970,7 @@
       </w:rPr>
     </w:lvl>
   </w:abstractNum>
-  <w:abstractNum w:abstractNumId="21" w15:restartNumberingAfterBreak="0">
+  <w:abstractNum w:abstractNumId="24" w15:restartNumberingAfterBreak="0">
     <w:nsid w:val="1DAE4B0E"/>
     <w:multiLevelType w:val="hybridMultilevel"/>
     <w:tmpl w:val="99A4CAA2"/>
@@ -15463,7 +17059,7 @@
       </w:pPr>
     </w:lvl>
   </w:abstractNum>
-  <w:abstractNum w:abstractNumId="22" w15:restartNumberingAfterBreak="0">
+  <w:abstractNum w:abstractNumId="25" w15:restartNumberingAfterBreak="0">
     <w:nsid w:val="1E292FA1"/>
     <w:multiLevelType w:val="hybridMultilevel"/>
     <w:tmpl w:val="8DC8B3E4"/>
@@ -15552,7 +17148,179 @@
       </w:pPr>
     </w:lvl>
   </w:abstractNum>
-  <w:abstractNum w:abstractNumId="23" w15:restartNumberingAfterBreak="0">
+  <w:abstractNum w:abstractNumId="26" w15:restartNumberingAfterBreak="0">
+    <w:nsid w:val="1FA817CA"/>
+    <w:multiLevelType w:val="hybridMultilevel"/>
+    <w:tmpl w:val="252C8F86"/>
+    <w:lvl w:ilvl="0" w:tplc="FFFFFFFF">
+      <w:start w:val="1"/>
+      <w:numFmt w:val="decimal"/>
+      <w:lvlText w:val="%1."/>
+      <w:lvlJc w:val="left"/>
+      <w:pPr>
+        <w:ind w:left="2160" w:hanging="360"/>
+      </w:pPr>
+    </w:lvl>
+    <w:lvl w:ilvl="1" w:tplc="FFFFFFFF">
+      <w:start w:val="1"/>
+      <w:numFmt w:val="lowerLetter"/>
+      <w:lvlText w:val="%2."/>
+      <w:lvlJc w:val="left"/>
+      <w:pPr>
+        <w:ind w:left="2880" w:hanging="360"/>
+      </w:pPr>
+    </w:lvl>
+    <w:lvl w:ilvl="2" w:tplc="FFFFFFFF">
+      <w:start w:val="1"/>
+      <w:numFmt w:val="lowerRoman"/>
+      <w:lvlText w:val="%3."/>
+      <w:lvlJc w:val="right"/>
+      <w:pPr>
+        <w:ind w:left="3600" w:hanging="180"/>
+      </w:pPr>
+    </w:lvl>
+    <w:lvl w:ilvl="3" w:tplc="FFFFFFFF">
+      <w:start w:val="1"/>
+      <w:numFmt w:val="decimal"/>
+      <w:lvlText w:val="%4."/>
+      <w:lvlJc w:val="left"/>
+      <w:pPr>
+        <w:ind w:left="4320" w:hanging="360"/>
+      </w:pPr>
+    </w:lvl>
+    <w:lvl w:ilvl="4" w:tplc="FFFFFFFF">
+      <w:start w:val="1"/>
+      <w:numFmt w:val="lowerLetter"/>
+      <w:lvlText w:val="%5."/>
+      <w:lvlJc w:val="left"/>
+      <w:pPr>
+        <w:ind w:left="5040" w:hanging="360"/>
+      </w:pPr>
+    </w:lvl>
+    <w:lvl w:ilvl="5" w:tplc="FFFFFFFF">
+      <w:start w:val="1"/>
+      <w:numFmt w:val="lowerRoman"/>
+      <w:lvlText w:val="%6."/>
+      <w:lvlJc w:val="right"/>
+      <w:pPr>
+        <w:ind w:left="5760" w:hanging="180"/>
+      </w:pPr>
+    </w:lvl>
+    <w:lvl w:ilvl="6" w:tplc="FFFFFFFF">
+      <w:start w:val="1"/>
+      <w:numFmt w:val="decimal"/>
+      <w:lvlText w:val="%7."/>
+      <w:lvlJc w:val="left"/>
+      <w:pPr>
+        <w:ind w:left="6480" w:hanging="360"/>
+      </w:pPr>
+    </w:lvl>
+    <w:lvl w:ilvl="7" w:tplc="FFFFFFFF">
+      <w:start w:val="1"/>
+      <w:numFmt w:val="lowerLetter"/>
+      <w:lvlText w:val="%8."/>
+      <w:lvlJc w:val="left"/>
+      <w:pPr>
+        <w:ind w:left="7200" w:hanging="360"/>
+      </w:pPr>
+    </w:lvl>
+    <w:lvl w:ilvl="8" w:tplc="FFFFFFFF">
+      <w:start w:val="1"/>
+      <w:numFmt w:val="lowerRoman"/>
+      <w:lvlText w:val="%9."/>
+      <w:lvlJc w:val="right"/>
+      <w:pPr>
+        <w:ind w:left="7920" w:hanging="180"/>
+      </w:pPr>
+    </w:lvl>
+  </w:abstractNum>
+  <w:abstractNum w:abstractNumId="27" w15:restartNumberingAfterBreak="0">
+    <w:nsid w:val="1FAB0ED7"/>
+    <w:multiLevelType w:val="hybridMultilevel"/>
+    <w:tmpl w:val="30A8FFBA"/>
+    <w:lvl w:ilvl="0" w:tplc="FFFFFFFF">
+      <w:start w:val="1"/>
+      <w:numFmt w:val="decimal"/>
+      <w:lvlText w:val="%1."/>
+      <w:lvlJc w:val="left"/>
+      <w:pPr>
+        <w:ind w:left="2160" w:hanging="360"/>
+      </w:pPr>
+    </w:lvl>
+    <w:lvl w:ilvl="1" w:tplc="FFFFFFFF" w:tentative="1">
+      <w:start w:val="1"/>
+      <w:numFmt w:val="lowerLetter"/>
+      <w:lvlText w:val="%2."/>
+      <w:lvlJc w:val="left"/>
+      <w:pPr>
+        <w:ind w:left="2880" w:hanging="360"/>
+      </w:pPr>
+    </w:lvl>
+    <w:lvl w:ilvl="2" w:tplc="FFFFFFFF" w:tentative="1">
+      <w:start w:val="1"/>
+      <w:numFmt w:val="lowerRoman"/>
+      <w:lvlText w:val="%3."/>
+      <w:lvlJc w:val="right"/>
+      <w:pPr>
+        <w:ind w:left="3600" w:hanging="180"/>
+      </w:pPr>
+    </w:lvl>
+    <w:lvl w:ilvl="3" w:tplc="FFFFFFFF" w:tentative="1">
+      <w:start w:val="1"/>
+      <w:numFmt w:val="decimal"/>
+      <w:lvlText w:val="%4."/>
+      <w:lvlJc w:val="left"/>
+      <w:pPr>
+        <w:ind w:left="4320" w:hanging="360"/>
+      </w:pPr>
+    </w:lvl>
+    <w:lvl w:ilvl="4" w:tplc="FFFFFFFF" w:tentative="1">
+      <w:start w:val="1"/>
+      <w:numFmt w:val="lowerLetter"/>
+      <w:lvlText w:val="%5."/>
+      <w:lvlJc w:val="left"/>
+      <w:pPr>
+        <w:ind w:left="5040" w:hanging="360"/>
+      </w:pPr>
+    </w:lvl>
+    <w:lvl w:ilvl="5" w:tplc="FFFFFFFF" w:tentative="1">
+      <w:start w:val="1"/>
+      <w:numFmt w:val="lowerRoman"/>
+      <w:lvlText w:val="%6."/>
+      <w:lvlJc w:val="right"/>
+      <w:pPr>
+        <w:ind w:left="5760" w:hanging="180"/>
+      </w:pPr>
+    </w:lvl>
+    <w:lvl w:ilvl="6" w:tplc="FFFFFFFF" w:tentative="1">
+      <w:start w:val="1"/>
+      <w:numFmt w:val="decimal"/>
+      <w:lvlText w:val="%7."/>
+      <w:lvlJc w:val="left"/>
+      <w:pPr>
+        <w:ind w:left="6480" w:hanging="360"/>
+      </w:pPr>
+    </w:lvl>
+    <w:lvl w:ilvl="7" w:tplc="FFFFFFFF" w:tentative="1">
+      <w:start w:val="1"/>
+      <w:numFmt w:val="lowerLetter"/>
+      <w:lvlText w:val="%8."/>
+      <w:lvlJc w:val="left"/>
+      <w:pPr>
+        <w:ind w:left="7200" w:hanging="360"/>
+      </w:pPr>
+    </w:lvl>
+    <w:lvl w:ilvl="8" w:tplc="FFFFFFFF" w:tentative="1">
+      <w:start w:val="1"/>
+      <w:numFmt w:val="lowerRoman"/>
+      <w:lvlText w:val="%9."/>
+      <w:lvlJc w:val="right"/>
+      <w:pPr>
+        <w:ind w:left="7920" w:hanging="180"/>
+      </w:pPr>
+    </w:lvl>
+  </w:abstractNum>
+  <w:abstractNum w:abstractNumId="28" w15:restartNumberingAfterBreak="0">
     <w:nsid w:val="1FDF52FF"/>
     <w:multiLevelType w:val="hybridMultilevel"/>
     <w:tmpl w:val="B33A2E72"/>
@@ -15641,7 +17409,7 @@
       </w:pPr>
     </w:lvl>
   </w:abstractNum>
-  <w:abstractNum w:abstractNumId="24" w15:restartNumberingAfterBreak="0">
+  <w:abstractNum w:abstractNumId="29" w15:restartNumberingAfterBreak="0">
     <w:nsid w:val="20907161"/>
     <w:multiLevelType w:val="hybridMultilevel"/>
     <w:tmpl w:val="48A2FCE0"/>
@@ -15730,7 +17498,7 @@
       </w:pPr>
     </w:lvl>
   </w:abstractNum>
-  <w:abstractNum w:abstractNumId="25" w15:restartNumberingAfterBreak="0">
+  <w:abstractNum w:abstractNumId="30" w15:restartNumberingAfterBreak="0">
     <w:nsid w:val="20D70694"/>
     <w:multiLevelType w:val="hybridMultilevel"/>
     <w:tmpl w:val="30A8FFBA"/>
@@ -15816,7 +17584,7 @@
       </w:pPr>
     </w:lvl>
   </w:abstractNum>
-  <w:abstractNum w:abstractNumId="26" w15:restartNumberingAfterBreak="0">
+  <w:abstractNum w:abstractNumId="31" w15:restartNumberingAfterBreak="0">
     <w:nsid w:val="23BE6FC0"/>
     <w:multiLevelType w:val="hybridMultilevel"/>
     <w:tmpl w:val="E8443C9A"/>
@@ -15902,7 +17670,7 @@
       </w:pPr>
     </w:lvl>
   </w:abstractNum>
-  <w:abstractNum w:abstractNumId="27" w15:restartNumberingAfterBreak="0">
+  <w:abstractNum w:abstractNumId="32" w15:restartNumberingAfterBreak="0">
     <w:nsid w:val="256D6FDE"/>
     <w:multiLevelType w:val="hybridMultilevel"/>
     <w:tmpl w:val="9586D066"/>
@@ -15988,7 +17756,7 @@
       </w:pPr>
     </w:lvl>
   </w:abstractNum>
-  <w:abstractNum w:abstractNumId="28" w15:restartNumberingAfterBreak="0">
+  <w:abstractNum w:abstractNumId="33" w15:restartNumberingAfterBreak="0">
     <w:nsid w:val="25D62E13"/>
     <w:multiLevelType w:val="hybridMultilevel"/>
     <w:tmpl w:val="23EEBC82"/>
@@ -16077,7 +17845,7 @@
       </w:pPr>
     </w:lvl>
   </w:abstractNum>
-  <w:abstractNum w:abstractNumId="29" w15:restartNumberingAfterBreak="0">
+  <w:abstractNum w:abstractNumId="34" w15:restartNumberingAfterBreak="0">
     <w:nsid w:val="262B025E"/>
     <w:multiLevelType w:val="hybridMultilevel"/>
     <w:tmpl w:val="14C87DE2"/>
@@ -16163,7 +17931,7 @@
       </w:pPr>
     </w:lvl>
   </w:abstractNum>
-  <w:abstractNum w:abstractNumId="30" w15:restartNumberingAfterBreak="0">
+  <w:abstractNum w:abstractNumId="35" w15:restartNumberingAfterBreak="0">
     <w:nsid w:val="28685451"/>
     <w:multiLevelType w:val="hybridMultilevel"/>
     <w:tmpl w:val="E7BCD22A"/>
@@ -16249,7 +18017,7 @@
       </w:pPr>
     </w:lvl>
   </w:abstractNum>
-  <w:abstractNum w:abstractNumId="31" w15:restartNumberingAfterBreak="0">
+  <w:abstractNum w:abstractNumId="36" w15:restartNumberingAfterBreak="0">
     <w:nsid w:val="2A9A136E"/>
     <w:multiLevelType w:val="hybridMultilevel"/>
     <w:tmpl w:val="3336EF62"/>
@@ -16335,7 +18103,7 @@
       </w:pPr>
     </w:lvl>
   </w:abstractNum>
-  <w:abstractNum w:abstractNumId="32" w15:restartNumberingAfterBreak="0">
+  <w:abstractNum w:abstractNumId="37" w15:restartNumberingAfterBreak="0">
     <w:nsid w:val="2B144B28"/>
     <w:multiLevelType w:val="hybridMultilevel"/>
     <w:tmpl w:val="F23686A6"/>
@@ -16421,7 +18189,7 @@
       </w:pPr>
     </w:lvl>
   </w:abstractNum>
-  <w:abstractNum w:abstractNumId="33" w15:restartNumberingAfterBreak="0">
+  <w:abstractNum w:abstractNumId="38" w15:restartNumberingAfterBreak="0">
     <w:nsid w:val="2CB83A45"/>
     <w:multiLevelType w:val="hybridMultilevel"/>
     <w:tmpl w:val="6486DE8E"/>
@@ -16510,7 +18278,7 @@
       </w:pPr>
     </w:lvl>
   </w:abstractNum>
-  <w:abstractNum w:abstractNumId="34" w15:restartNumberingAfterBreak="0">
+  <w:abstractNum w:abstractNumId="39" w15:restartNumberingAfterBreak="0">
     <w:nsid w:val="2DDB2BEB"/>
     <w:multiLevelType w:val="hybridMultilevel"/>
     <w:tmpl w:val="AEDA6EF2"/>
@@ -16596,7 +18364,7 @@
       </w:pPr>
     </w:lvl>
   </w:abstractNum>
-  <w:abstractNum w:abstractNumId="35" w15:restartNumberingAfterBreak="0">
+  <w:abstractNum w:abstractNumId="40" w15:restartNumberingAfterBreak="0">
     <w:nsid w:val="2E42D2F2"/>
     <w:multiLevelType w:val="hybridMultilevel"/>
     <w:tmpl w:val="A5D0B536"/>
@@ -16682,7 +18450,7 @@
       </w:pPr>
     </w:lvl>
   </w:abstractNum>
-  <w:abstractNum w:abstractNumId="36" w15:restartNumberingAfterBreak="0">
+  <w:abstractNum w:abstractNumId="41" w15:restartNumberingAfterBreak="0">
     <w:nsid w:val="2F120C30"/>
     <w:multiLevelType w:val="hybridMultilevel"/>
     <w:tmpl w:val="78DE82AA"/>
@@ -16771,7 +18539,7 @@
       </w:pPr>
     </w:lvl>
   </w:abstractNum>
-  <w:abstractNum w:abstractNumId="37" w15:restartNumberingAfterBreak="0">
+  <w:abstractNum w:abstractNumId="42" w15:restartNumberingAfterBreak="0">
     <w:nsid w:val="2F1447C5"/>
     <w:multiLevelType w:val="hybridMultilevel"/>
     <w:tmpl w:val="67EE9AA0"/>
@@ -16860,7 +18628,7 @@
       </w:pPr>
     </w:lvl>
   </w:abstractNum>
-  <w:abstractNum w:abstractNumId="38" w15:restartNumberingAfterBreak="0">
+  <w:abstractNum w:abstractNumId="43" w15:restartNumberingAfterBreak="0">
     <w:nsid w:val="31A53163"/>
     <w:multiLevelType w:val="multilevel"/>
     <w:tmpl w:val="B7A487C0"/>
@@ -16988,7 +18756,7 @@
       </w:pPr>
     </w:lvl>
   </w:abstractNum>
-  <w:abstractNum w:abstractNumId="39" w15:restartNumberingAfterBreak="0">
+  <w:abstractNum w:abstractNumId="44" w15:restartNumberingAfterBreak="0">
     <w:nsid w:val="329825FF"/>
     <w:multiLevelType w:val="hybridMultilevel"/>
     <w:tmpl w:val="D5F0DC90"/>
@@ -17074,7 +18842,93 @@
       </w:pPr>
     </w:lvl>
   </w:abstractNum>
-  <w:abstractNum w:abstractNumId="40" w15:restartNumberingAfterBreak="0">
+  <w:abstractNum w:abstractNumId="45" w15:restartNumberingAfterBreak="0">
+    <w:nsid w:val="329A6F5C"/>
+    <w:multiLevelType w:val="hybridMultilevel"/>
+    <w:tmpl w:val="252C8F86"/>
+    <w:lvl w:ilvl="0" w:tplc="FFFFFFFF">
+      <w:start w:val="1"/>
+      <w:numFmt w:val="decimal"/>
+      <w:lvlText w:val="%1."/>
+      <w:lvlJc w:val="left"/>
+      <w:pPr>
+        <w:ind w:left="2160" w:hanging="360"/>
+      </w:pPr>
+    </w:lvl>
+    <w:lvl w:ilvl="1" w:tplc="FFFFFFFF">
+      <w:start w:val="1"/>
+      <w:numFmt w:val="lowerLetter"/>
+      <w:lvlText w:val="%2."/>
+      <w:lvlJc w:val="left"/>
+      <w:pPr>
+        <w:ind w:left="2880" w:hanging="360"/>
+      </w:pPr>
+    </w:lvl>
+    <w:lvl w:ilvl="2" w:tplc="FFFFFFFF">
+      <w:start w:val="1"/>
+      <w:numFmt w:val="lowerRoman"/>
+      <w:lvlText w:val="%3."/>
+      <w:lvlJc w:val="right"/>
+      <w:pPr>
+        <w:ind w:left="3600" w:hanging="180"/>
+      </w:pPr>
+    </w:lvl>
+    <w:lvl w:ilvl="3" w:tplc="FFFFFFFF">
+      <w:start w:val="1"/>
+      <w:numFmt w:val="decimal"/>
+      <w:lvlText w:val="%4."/>
+      <w:lvlJc w:val="left"/>
+      <w:pPr>
+        <w:ind w:left="4320" w:hanging="360"/>
+      </w:pPr>
+    </w:lvl>
+    <w:lvl w:ilvl="4" w:tplc="FFFFFFFF">
+      <w:start w:val="1"/>
+      <w:numFmt w:val="lowerLetter"/>
+      <w:lvlText w:val="%5."/>
+      <w:lvlJc w:val="left"/>
+      <w:pPr>
+        <w:ind w:left="5040" w:hanging="360"/>
+      </w:pPr>
+    </w:lvl>
+    <w:lvl w:ilvl="5" w:tplc="FFFFFFFF">
+      <w:start w:val="1"/>
+      <w:numFmt w:val="lowerRoman"/>
+      <w:lvlText w:val="%6."/>
+      <w:lvlJc w:val="right"/>
+      <w:pPr>
+        <w:ind w:left="5760" w:hanging="180"/>
+      </w:pPr>
+    </w:lvl>
+    <w:lvl w:ilvl="6" w:tplc="FFFFFFFF">
+      <w:start w:val="1"/>
+      <w:numFmt w:val="decimal"/>
+      <w:lvlText w:val="%7."/>
+      <w:lvlJc w:val="left"/>
+      <w:pPr>
+        <w:ind w:left="6480" w:hanging="360"/>
+      </w:pPr>
+    </w:lvl>
+    <w:lvl w:ilvl="7" w:tplc="FFFFFFFF">
+      <w:start w:val="1"/>
+      <w:numFmt w:val="lowerLetter"/>
+      <w:lvlText w:val="%8."/>
+      <w:lvlJc w:val="left"/>
+      <w:pPr>
+        <w:ind w:left="7200" w:hanging="360"/>
+      </w:pPr>
+    </w:lvl>
+    <w:lvl w:ilvl="8" w:tplc="FFFFFFFF">
+      <w:start w:val="1"/>
+      <w:numFmt w:val="lowerRoman"/>
+      <w:lvlText w:val="%9."/>
+      <w:lvlJc w:val="right"/>
+      <w:pPr>
+        <w:ind w:left="7920" w:hanging="180"/>
+      </w:pPr>
+    </w:lvl>
+  </w:abstractNum>
+  <w:abstractNum w:abstractNumId="46" w15:restartNumberingAfterBreak="0">
     <w:nsid w:val="332F5D3F"/>
     <w:multiLevelType w:val="hybridMultilevel"/>
     <w:tmpl w:val="153C04BE"/>
@@ -17186,7 +19040,7 @@
       </w:rPr>
     </w:lvl>
   </w:abstractNum>
-  <w:abstractNum w:abstractNumId="41" w15:restartNumberingAfterBreak="0">
+  <w:abstractNum w:abstractNumId="47" w15:restartNumberingAfterBreak="0">
     <w:nsid w:val="33EC155B"/>
     <w:multiLevelType w:val="hybridMultilevel"/>
     <w:tmpl w:val="252C8F86"/>
@@ -17272,7 +19126,7 @@
       </w:pPr>
     </w:lvl>
   </w:abstractNum>
-  <w:abstractNum w:abstractNumId="42" w15:restartNumberingAfterBreak="0">
+  <w:abstractNum w:abstractNumId="48" w15:restartNumberingAfterBreak="0">
     <w:nsid w:val="34C40072"/>
     <w:multiLevelType w:val="multilevel"/>
     <w:tmpl w:val="7DC0CAAE"/>
@@ -17391,7 +19245,93 @@
       </w:pPr>
     </w:lvl>
   </w:abstractNum>
-  <w:abstractNum w:abstractNumId="43" w15:restartNumberingAfterBreak="0">
+  <w:abstractNum w:abstractNumId="49" w15:restartNumberingAfterBreak="0">
+    <w:nsid w:val="367B4249"/>
+    <w:multiLevelType w:val="hybridMultilevel"/>
+    <w:tmpl w:val="252C8F86"/>
+    <w:lvl w:ilvl="0" w:tplc="FFFFFFFF">
+      <w:start w:val="1"/>
+      <w:numFmt w:val="decimal"/>
+      <w:lvlText w:val="%1."/>
+      <w:lvlJc w:val="left"/>
+      <w:pPr>
+        <w:ind w:left="2160" w:hanging="360"/>
+      </w:pPr>
+    </w:lvl>
+    <w:lvl w:ilvl="1" w:tplc="FFFFFFFF">
+      <w:start w:val="1"/>
+      <w:numFmt w:val="lowerLetter"/>
+      <w:lvlText w:val="%2."/>
+      <w:lvlJc w:val="left"/>
+      <w:pPr>
+        <w:ind w:left="2880" w:hanging="360"/>
+      </w:pPr>
+    </w:lvl>
+    <w:lvl w:ilvl="2" w:tplc="FFFFFFFF">
+      <w:start w:val="1"/>
+      <w:numFmt w:val="lowerRoman"/>
+      <w:lvlText w:val="%3."/>
+      <w:lvlJc w:val="right"/>
+      <w:pPr>
+        <w:ind w:left="3600" w:hanging="180"/>
+      </w:pPr>
+    </w:lvl>
+    <w:lvl w:ilvl="3" w:tplc="FFFFFFFF">
+      <w:start w:val="1"/>
+      <w:numFmt w:val="decimal"/>
+      <w:lvlText w:val="%4."/>
+      <w:lvlJc w:val="left"/>
+      <w:pPr>
+        <w:ind w:left="4320" w:hanging="360"/>
+      </w:pPr>
+    </w:lvl>
+    <w:lvl w:ilvl="4" w:tplc="FFFFFFFF">
+      <w:start w:val="1"/>
+      <w:numFmt w:val="lowerLetter"/>
+      <w:lvlText w:val="%5."/>
+      <w:lvlJc w:val="left"/>
+      <w:pPr>
+        <w:ind w:left="5040" w:hanging="360"/>
+      </w:pPr>
+    </w:lvl>
+    <w:lvl w:ilvl="5" w:tplc="FFFFFFFF">
+      <w:start w:val="1"/>
+      <w:numFmt w:val="lowerRoman"/>
+      <w:lvlText w:val="%6."/>
+      <w:lvlJc w:val="right"/>
+      <w:pPr>
+        <w:ind w:left="5760" w:hanging="180"/>
+      </w:pPr>
+    </w:lvl>
+    <w:lvl w:ilvl="6" w:tplc="FFFFFFFF">
+      <w:start w:val="1"/>
+      <w:numFmt w:val="decimal"/>
+      <w:lvlText w:val="%7."/>
+      <w:lvlJc w:val="left"/>
+      <w:pPr>
+        <w:ind w:left="6480" w:hanging="360"/>
+      </w:pPr>
+    </w:lvl>
+    <w:lvl w:ilvl="7" w:tplc="FFFFFFFF">
+      <w:start w:val="1"/>
+      <w:numFmt w:val="lowerLetter"/>
+      <w:lvlText w:val="%8."/>
+      <w:lvlJc w:val="left"/>
+      <w:pPr>
+        <w:ind w:left="7200" w:hanging="360"/>
+      </w:pPr>
+    </w:lvl>
+    <w:lvl w:ilvl="8" w:tplc="FFFFFFFF">
+      <w:start w:val="1"/>
+      <w:numFmt w:val="lowerRoman"/>
+      <w:lvlText w:val="%9."/>
+      <w:lvlJc w:val="right"/>
+      <w:pPr>
+        <w:ind w:left="7920" w:hanging="180"/>
+      </w:pPr>
+    </w:lvl>
+  </w:abstractNum>
+  <w:abstractNum w:abstractNumId="50" w15:restartNumberingAfterBreak="0">
     <w:nsid w:val="37057016"/>
     <w:multiLevelType w:val="hybridMultilevel"/>
     <w:tmpl w:val="2990E628"/>
@@ -17477,7 +19417,7 @@
       </w:pPr>
     </w:lvl>
   </w:abstractNum>
-  <w:abstractNum w:abstractNumId="44" w15:restartNumberingAfterBreak="0">
+  <w:abstractNum w:abstractNumId="51" w15:restartNumberingAfterBreak="0">
     <w:nsid w:val="384FB5C5"/>
     <w:multiLevelType w:val="hybridMultilevel"/>
     <w:tmpl w:val="D3A63FE6"/>
@@ -17563,7 +19503,7 @@
       </w:pPr>
     </w:lvl>
   </w:abstractNum>
-  <w:abstractNum w:abstractNumId="45" w15:restartNumberingAfterBreak="0">
+  <w:abstractNum w:abstractNumId="52" w15:restartNumberingAfterBreak="0">
     <w:nsid w:val="389D1694"/>
     <w:multiLevelType w:val="hybridMultilevel"/>
     <w:tmpl w:val="9F724EDA"/>
@@ -17652,7 +19592,7 @@
       </w:pPr>
     </w:lvl>
   </w:abstractNum>
-  <w:abstractNum w:abstractNumId="46" w15:restartNumberingAfterBreak="0">
+  <w:abstractNum w:abstractNumId="53" w15:restartNumberingAfterBreak="0">
     <w:nsid w:val="395C3EBA"/>
     <w:multiLevelType w:val="hybridMultilevel"/>
     <w:tmpl w:val="9586D066"/>
@@ -17738,7 +19678,7 @@
       </w:pPr>
     </w:lvl>
   </w:abstractNum>
-  <w:abstractNum w:abstractNumId="47" w15:restartNumberingAfterBreak="0">
+  <w:abstractNum w:abstractNumId="54" w15:restartNumberingAfterBreak="0">
     <w:nsid w:val="3CCD31E4"/>
     <w:multiLevelType w:val="hybridMultilevel"/>
     <w:tmpl w:val="6FCEB5AC"/>
@@ -17827,7 +19767,7 @@
       </w:pPr>
     </w:lvl>
   </w:abstractNum>
-  <w:abstractNum w:abstractNumId="48" w15:restartNumberingAfterBreak="0">
+  <w:abstractNum w:abstractNumId="55" w15:restartNumberingAfterBreak="0">
     <w:nsid w:val="3DC72D48"/>
     <w:multiLevelType w:val="hybridMultilevel"/>
     <w:tmpl w:val="AEDA6EF2"/>
@@ -17913,7 +19853,7 @@
       </w:pPr>
     </w:lvl>
   </w:abstractNum>
-  <w:abstractNum w:abstractNumId="49" w15:restartNumberingAfterBreak="0">
+  <w:abstractNum w:abstractNumId="56" w15:restartNumberingAfterBreak="0">
     <w:nsid w:val="436823BE"/>
     <w:multiLevelType w:val="hybridMultilevel"/>
     <w:tmpl w:val="9586D066"/>
@@ -17999,7 +19939,7 @@
       </w:pPr>
     </w:lvl>
   </w:abstractNum>
-  <w:abstractNum w:abstractNumId="50" w15:restartNumberingAfterBreak="0">
+  <w:abstractNum w:abstractNumId="57" w15:restartNumberingAfterBreak="0">
     <w:nsid w:val="43BF80D8"/>
     <w:multiLevelType w:val="hybridMultilevel"/>
     <w:tmpl w:val="6584EB92"/>
@@ -18085,7 +20025,7 @@
       </w:pPr>
     </w:lvl>
   </w:abstractNum>
-  <w:abstractNum w:abstractNumId="51" w15:restartNumberingAfterBreak="0">
+  <w:abstractNum w:abstractNumId="58" w15:restartNumberingAfterBreak="0">
     <w:nsid w:val="43D930FC"/>
     <w:multiLevelType w:val="hybridMultilevel"/>
     <w:tmpl w:val="51964E6A"/>
@@ -18171,7 +20111,7 @@
       </w:pPr>
     </w:lvl>
   </w:abstractNum>
-  <w:abstractNum w:abstractNumId="52" w15:restartNumberingAfterBreak="0">
+  <w:abstractNum w:abstractNumId="59" w15:restartNumberingAfterBreak="0">
     <w:nsid w:val="440D7AFC"/>
     <w:multiLevelType w:val="hybridMultilevel"/>
     <w:tmpl w:val="51964E6A"/>
@@ -18257,7 +20197,7 @@
       </w:pPr>
     </w:lvl>
   </w:abstractNum>
-  <w:abstractNum w:abstractNumId="53" w15:restartNumberingAfterBreak="0">
+  <w:abstractNum w:abstractNumId="60" w15:restartNumberingAfterBreak="0">
     <w:nsid w:val="46FB5FA3"/>
     <w:multiLevelType w:val="hybridMultilevel"/>
     <w:tmpl w:val="2C4A7CA2"/>
@@ -18346,7 +20286,7 @@
       </w:pPr>
     </w:lvl>
   </w:abstractNum>
-  <w:abstractNum w:abstractNumId="54" w15:restartNumberingAfterBreak="0">
+  <w:abstractNum w:abstractNumId="61" w15:restartNumberingAfterBreak="0">
     <w:nsid w:val="49075F44"/>
     <w:multiLevelType w:val="hybridMultilevel"/>
     <w:tmpl w:val="252C8F86"/>
@@ -18432,7 +20372,93 @@
       </w:pPr>
     </w:lvl>
   </w:abstractNum>
-  <w:abstractNum w:abstractNumId="55" w15:restartNumberingAfterBreak="0">
+  <w:abstractNum w:abstractNumId="62" w15:restartNumberingAfterBreak="0">
+    <w:nsid w:val="49D007D6"/>
+    <w:multiLevelType w:val="hybridMultilevel"/>
+    <w:tmpl w:val="252C8F86"/>
+    <w:lvl w:ilvl="0" w:tplc="FFFFFFFF">
+      <w:start w:val="1"/>
+      <w:numFmt w:val="decimal"/>
+      <w:lvlText w:val="%1."/>
+      <w:lvlJc w:val="left"/>
+      <w:pPr>
+        <w:ind w:left="2160" w:hanging="360"/>
+      </w:pPr>
+    </w:lvl>
+    <w:lvl w:ilvl="1" w:tplc="FFFFFFFF">
+      <w:start w:val="1"/>
+      <w:numFmt w:val="lowerLetter"/>
+      <w:lvlText w:val="%2."/>
+      <w:lvlJc w:val="left"/>
+      <w:pPr>
+        <w:ind w:left="2880" w:hanging="360"/>
+      </w:pPr>
+    </w:lvl>
+    <w:lvl w:ilvl="2" w:tplc="FFFFFFFF">
+      <w:start w:val="1"/>
+      <w:numFmt w:val="lowerRoman"/>
+      <w:lvlText w:val="%3."/>
+      <w:lvlJc w:val="right"/>
+      <w:pPr>
+        <w:ind w:left="3600" w:hanging="180"/>
+      </w:pPr>
+    </w:lvl>
+    <w:lvl w:ilvl="3" w:tplc="FFFFFFFF">
+      <w:start w:val="1"/>
+      <w:numFmt w:val="decimal"/>
+      <w:lvlText w:val="%4."/>
+      <w:lvlJc w:val="left"/>
+      <w:pPr>
+        <w:ind w:left="4320" w:hanging="360"/>
+      </w:pPr>
+    </w:lvl>
+    <w:lvl w:ilvl="4" w:tplc="FFFFFFFF">
+      <w:start w:val="1"/>
+      <w:numFmt w:val="lowerLetter"/>
+      <w:lvlText w:val="%5."/>
+      <w:lvlJc w:val="left"/>
+      <w:pPr>
+        <w:ind w:left="5040" w:hanging="360"/>
+      </w:pPr>
+    </w:lvl>
+    <w:lvl w:ilvl="5" w:tplc="FFFFFFFF">
+      <w:start w:val="1"/>
+      <w:numFmt w:val="lowerRoman"/>
+      <w:lvlText w:val="%6."/>
+      <w:lvlJc w:val="right"/>
+      <w:pPr>
+        <w:ind w:left="5760" w:hanging="180"/>
+      </w:pPr>
+    </w:lvl>
+    <w:lvl w:ilvl="6" w:tplc="FFFFFFFF">
+      <w:start w:val="1"/>
+      <w:numFmt w:val="decimal"/>
+      <w:lvlText w:val="%7."/>
+      <w:lvlJc w:val="left"/>
+      <w:pPr>
+        <w:ind w:left="6480" w:hanging="360"/>
+      </w:pPr>
+    </w:lvl>
+    <w:lvl w:ilvl="7" w:tplc="FFFFFFFF">
+      <w:start w:val="1"/>
+      <w:numFmt w:val="lowerLetter"/>
+      <w:lvlText w:val="%8."/>
+      <w:lvlJc w:val="left"/>
+      <w:pPr>
+        <w:ind w:left="7200" w:hanging="360"/>
+      </w:pPr>
+    </w:lvl>
+    <w:lvl w:ilvl="8" w:tplc="FFFFFFFF">
+      <w:start w:val="1"/>
+      <w:numFmt w:val="lowerRoman"/>
+      <w:lvlText w:val="%9."/>
+      <w:lvlJc w:val="right"/>
+      <w:pPr>
+        <w:ind w:left="7920" w:hanging="180"/>
+      </w:pPr>
+    </w:lvl>
+  </w:abstractNum>
+  <w:abstractNum w:abstractNumId="63" w15:restartNumberingAfterBreak="0">
     <w:nsid w:val="4D08A0C5"/>
     <w:multiLevelType w:val="multilevel"/>
     <w:tmpl w:val="72EEAF36"/>
@@ -18518,7 +20544,179 @@
       </w:pPr>
     </w:lvl>
   </w:abstractNum>
-  <w:abstractNum w:abstractNumId="56" w15:restartNumberingAfterBreak="0">
+  <w:abstractNum w:abstractNumId="64" w15:restartNumberingAfterBreak="0">
+    <w:nsid w:val="4F7F0C13"/>
+    <w:multiLevelType w:val="hybridMultilevel"/>
+    <w:tmpl w:val="00E24F32"/>
+    <w:lvl w:ilvl="0" w:tplc="FFFFFFFF">
+      <w:start w:val="1"/>
+      <w:numFmt w:val="decimal"/>
+      <w:lvlText w:val="%1."/>
+      <w:lvlJc w:val="left"/>
+      <w:pPr>
+        <w:ind w:left="2160" w:hanging="360"/>
+      </w:pPr>
+    </w:lvl>
+    <w:lvl w:ilvl="1" w:tplc="FFFFFFFF" w:tentative="1">
+      <w:start w:val="1"/>
+      <w:numFmt w:val="lowerLetter"/>
+      <w:lvlText w:val="%2."/>
+      <w:lvlJc w:val="left"/>
+      <w:pPr>
+        <w:ind w:left="2880" w:hanging="360"/>
+      </w:pPr>
+    </w:lvl>
+    <w:lvl w:ilvl="2" w:tplc="FFFFFFFF" w:tentative="1">
+      <w:start w:val="1"/>
+      <w:numFmt w:val="lowerRoman"/>
+      <w:lvlText w:val="%3."/>
+      <w:lvlJc w:val="right"/>
+      <w:pPr>
+        <w:ind w:left="3600" w:hanging="180"/>
+      </w:pPr>
+    </w:lvl>
+    <w:lvl w:ilvl="3" w:tplc="FFFFFFFF" w:tentative="1">
+      <w:start w:val="1"/>
+      <w:numFmt w:val="decimal"/>
+      <w:lvlText w:val="%4."/>
+      <w:lvlJc w:val="left"/>
+      <w:pPr>
+        <w:ind w:left="4320" w:hanging="360"/>
+      </w:pPr>
+    </w:lvl>
+    <w:lvl w:ilvl="4" w:tplc="FFFFFFFF" w:tentative="1">
+      <w:start w:val="1"/>
+      <w:numFmt w:val="lowerLetter"/>
+      <w:lvlText w:val="%5."/>
+      <w:lvlJc w:val="left"/>
+      <w:pPr>
+        <w:ind w:left="5040" w:hanging="360"/>
+      </w:pPr>
+    </w:lvl>
+    <w:lvl w:ilvl="5" w:tplc="FFFFFFFF" w:tentative="1">
+      <w:start w:val="1"/>
+      <w:numFmt w:val="lowerRoman"/>
+      <w:lvlText w:val="%6."/>
+      <w:lvlJc w:val="right"/>
+      <w:pPr>
+        <w:ind w:left="5760" w:hanging="180"/>
+      </w:pPr>
+    </w:lvl>
+    <w:lvl w:ilvl="6" w:tplc="FFFFFFFF" w:tentative="1">
+      <w:start w:val="1"/>
+      <w:numFmt w:val="decimal"/>
+      <w:lvlText w:val="%7."/>
+      <w:lvlJc w:val="left"/>
+      <w:pPr>
+        <w:ind w:left="6480" w:hanging="360"/>
+      </w:pPr>
+    </w:lvl>
+    <w:lvl w:ilvl="7" w:tplc="FFFFFFFF" w:tentative="1">
+      <w:start w:val="1"/>
+      <w:numFmt w:val="lowerLetter"/>
+      <w:lvlText w:val="%8."/>
+      <w:lvlJc w:val="left"/>
+      <w:pPr>
+        <w:ind w:left="7200" w:hanging="360"/>
+      </w:pPr>
+    </w:lvl>
+    <w:lvl w:ilvl="8" w:tplc="FFFFFFFF" w:tentative="1">
+      <w:start w:val="1"/>
+      <w:numFmt w:val="lowerRoman"/>
+      <w:lvlText w:val="%9."/>
+      <w:lvlJc w:val="right"/>
+      <w:pPr>
+        <w:ind w:left="7920" w:hanging="180"/>
+      </w:pPr>
+    </w:lvl>
+  </w:abstractNum>
+  <w:abstractNum w:abstractNumId="65" w15:restartNumberingAfterBreak="0">
+    <w:nsid w:val="502F64E4"/>
+    <w:multiLevelType w:val="hybridMultilevel"/>
+    <w:tmpl w:val="4A8680E6"/>
+    <w:lvl w:ilvl="0" w:tplc="FFFFFFFF">
+      <w:start w:val="1"/>
+      <w:numFmt w:val="decimal"/>
+      <w:lvlText w:val="%1."/>
+      <w:lvlJc w:val="left"/>
+      <w:pPr>
+        <w:ind w:left="2520" w:hanging="360"/>
+      </w:pPr>
+    </w:lvl>
+    <w:lvl w:ilvl="1" w:tplc="FFFFFFFF">
+      <w:start w:val="1"/>
+      <w:numFmt w:val="lowerLetter"/>
+      <w:lvlText w:val="%2."/>
+      <w:lvlJc w:val="left"/>
+      <w:pPr>
+        <w:ind w:left="3240" w:hanging="360"/>
+      </w:pPr>
+    </w:lvl>
+    <w:lvl w:ilvl="2" w:tplc="FFFFFFFF" w:tentative="1">
+      <w:start w:val="1"/>
+      <w:numFmt w:val="lowerRoman"/>
+      <w:lvlText w:val="%3."/>
+      <w:lvlJc w:val="right"/>
+      <w:pPr>
+        <w:ind w:left="3960" w:hanging="180"/>
+      </w:pPr>
+    </w:lvl>
+    <w:lvl w:ilvl="3" w:tplc="FFFFFFFF" w:tentative="1">
+      <w:start w:val="1"/>
+      <w:numFmt w:val="decimal"/>
+      <w:lvlText w:val="%4."/>
+      <w:lvlJc w:val="left"/>
+      <w:pPr>
+        <w:ind w:left="4680" w:hanging="360"/>
+      </w:pPr>
+    </w:lvl>
+    <w:lvl w:ilvl="4" w:tplc="FFFFFFFF" w:tentative="1">
+      <w:start w:val="1"/>
+      <w:numFmt w:val="lowerLetter"/>
+      <w:lvlText w:val="%5."/>
+      <w:lvlJc w:val="left"/>
+      <w:pPr>
+        <w:ind w:left="5400" w:hanging="360"/>
+      </w:pPr>
+    </w:lvl>
+    <w:lvl w:ilvl="5" w:tplc="FFFFFFFF" w:tentative="1">
+      <w:start w:val="1"/>
+      <w:numFmt w:val="lowerRoman"/>
+      <w:lvlText w:val="%6."/>
+      <w:lvlJc w:val="right"/>
+      <w:pPr>
+        <w:ind w:left="6120" w:hanging="180"/>
+      </w:pPr>
+    </w:lvl>
+    <w:lvl w:ilvl="6" w:tplc="FFFFFFFF" w:tentative="1">
+      <w:start w:val="1"/>
+      <w:numFmt w:val="decimal"/>
+      <w:lvlText w:val="%7."/>
+      <w:lvlJc w:val="left"/>
+      <w:pPr>
+        <w:ind w:left="6840" w:hanging="360"/>
+      </w:pPr>
+    </w:lvl>
+    <w:lvl w:ilvl="7" w:tplc="FFFFFFFF" w:tentative="1">
+      <w:start w:val="1"/>
+      <w:numFmt w:val="lowerLetter"/>
+      <w:lvlText w:val="%8."/>
+      <w:lvlJc w:val="left"/>
+      <w:pPr>
+        <w:ind w:left="7560" w:hanging="360"/>
+      </w:pPr>
+    </w:lvl>
+    <w:lvl w:ilvl="8" w:tplc="FFFFFFFF" w:tentative="1">
+      <w:start w:val="1"/>
+      <w:numFmt w:val="lowerRoman"/>
+      <w:lvlText w:val="%9."/>
+      <w:lvlJc w:val="right"/>
+      <w:pPr>
+        <w:ind w:left="8280" w:hanging="180"/>
+      </w:pPr>
+    </w:lvl>
+  </w:abstractNum>
+  <w:abstractNum w:abstractNumId="66" w15:restartNumberingAfterBreak="0">
     <w:nsid w:val="540F7C98"/>
     <w:multiLevelType w:val="hybridMultilevel"/>
     <w:tmpl w:val="52AAD6C0"/>
@@ -18607,7 +20805,7 @@
       </w:pPr>
     </w:lvl>
   </w:abstractNum>
-  <w:abstractNum w:abstractNumId="57" w15:restartNumberingAfterBreak="0">
+  <w:abstractNum w:abstractNumId="67" w15:restartNumberingAfterBreak="0">
     <w:nsid w:val="587435DE"/>
     <w:multiLevelType w:val="hybridMultilevel"/>
     <w:tmpl w:val="9CC267E4"/>
@@ -18693,7 +20891,7 @@
       </w:pPr>
     </w:lvl>
   </w:abstractNum>
-  <w:abstractNum w:abstractNumId="58" w15:restartNumberingAfterBreak="0">
+  <w:abstractNum w:abstractNumId="68" w15:restartNumberingAfterBreak="0">
     <w:nsid w:val="58C421AA"/>
     <w:multiLevelType w:val="hybridMultilevel"/>
     <w:tmpl w:val="6DA265F0"/>
@@ -18779,7 +20977,7 @@
       </w:pPr>
     </w:lvl>
   </w:abstractNum>
-  <w:abstractNum w:abstractNumId="59" w15:restartNumberingAfterBreak="0">
+  <w:abstractNum w:abstractNumId="69" w15:restartNumberingAfterBreak="0">
     <w:nsid w:val="592D527B"/>
     <w:multiLevelType w:val="hybridMultilevel"/>
     <w:tmpl w:val="0A8CD7EA"/>
@@ -18868,7 +21066,7 @@
       </w:pPr>
     </w:lvl>
   </w:abstractNum>
-  <w:abstractNum w:abstractNumId="60" w15:restartNumberingAfterBreak="0">
+  <w:abstractNum w:abstractNumId="70" w15:restartNumberingAfterBreak="0">
     <w:nsid w:val="5D3F0B19"/>
     <w:multiLevelType w:val="hybridMultilevel"/>
     <w:tmpl w:val="67EE9AA0"/>
@@ -18957,7 +21155,7 @@
       </w:pPr>
     </w:lvl>
   </w:abstractNum>
-  <w:abstractNum w:abstractNumId="61" w15:restartNumberingAfterBreak="0">
+  <w:abstractNum w:abstractNumId="71" w15:restartNumberingAfterBreak="0">
     <w:nsid w:val="5D40AE00"/>
     <w:multiLevelType w:val="hybridMultilevel"/>
     <w:tmpl w:val="36F007BA"/>
@@ -19043,7 +21241,7 @@
       </w:pPr>
     </w:lvl>
   </w:abstractNum>
-  <w:abstractNum w:abstractNumId="62" w15:restartNumberingAfterBreak="0">
+  <w:abstractNum w:abstractNumId="72" w15:restartNumberingAfterBreak="0">
     <w:nsid w:val="60C598E3"/>
     <w:multiLevelType w:val="hybridMultilevel"/>
     <w:tmpl w:val="AD5E9F90"/>
@@ -19129,7 +21327,7 @@
       </w:pPr>
     </w:lvl>
   </w:abstractNum>
-  <w:abstractNum w:abstractNumId="63" w15:restartNumberingAfterBreak="0">
+  <w:abstractNum w:abstractNumId="73" w15:restartNumberingAfterBreak="0">
     <w:nsid w:val="62FC87C5"/>
     <w:multiLevelType w:val="hybridMultilevel"/>
     <w:tmpl w:val="D62CCC54"/>
@@ -19215,7 +21413,7 @@
       </w:pPr>
     </w:lvl>
   </w:abstractNum>
-  <w:abstractNum w:abstractNumId="64" w15:restartNumberingAfterBreak="0">
+  <w:abstractNum w:abstractNumId="74" w15:restartNumberingAfterBreak="0">
     <w:nsid w:val="63E80262"/>
     <w:multiLevelType w:val="hybridMultilevel"/>
     <w:tmpl w:val="4A8680E6"/>
@@ -19301,7 +21499,7 @@
       </w:pPr>
     </w:lvl>
   </w:abstractNum>
-  <w:abstractNum w:abstractNumId="65" w15:restartNumberingAfterBreak="0">
+  <w:abstractNum w:abstractNumId="75" w15:restartNumberingAfterBreak="0">
     <w:nsid w:val="677A0208"/>
     <w:multiLevelType w:val="hybridMultilevel"/>
     <w:tmpl w:val="17FC6410"/>
@@ -19390,7 +21588,93 @@
       </w:pPr>
     </w:lvl>
   </w:abstractNum>
-  <w:abstractNum w:abstractNumId="66" w15:restartNumberingAfterBreak="0">
+  <w:abstractNum w:abstractNumId="76" w15:restartNumberingAfterBreak="0">
+    <w:nsid w:val="679C093E"/>
+    <w:multiLevelType w:val="hybridMultilevel"/>
+    <w:tmpl w:val="A36E5822"/>
+    <w:lvl w:ilvl="0" w:tplc="6DE45040">
+      <w:start w:val="1"/>
+      <w:numFmt w:val="decimal"/>
+      <w:lvlText w:val="%1."/>
+      <w:lvlJc w:val="left"/>
+      <w:pPr>
+        <w:ind w:left="2160" w:hanging="360"/>
+      </w:pPr>
+    </w:lvl>
+    <w:lvl w:ilvl="1" w:tplc="1E4EDFF4">
+      <w:start w:val="1"/>
+      <w:numFmt w:val="lowerLetter"/>
+      <w:lvlText w:val="%2."/>
+      <w:lvlJc w:val="left"/>
+      <w:pPr>
+        <w:ind w:left="2880" w:hanging="360"/>
+      </w:pPr>
+    </w:lvl>
+    <w:lvl w:ilvl="2" w:tplc="165C355E">
+      <w:start w:val="1"/>
+      <w:numFmt w:val="lowerRoman"/>
+      <w:lvlText w:val="%3."/>
+      <w:lvlJc w:val="right"/>
+      <w:pPr>
+        <w:ind w:left="3600" w:hanging="180"/>
+      </w:pPr>
+    </w:lvl>
+    <w:lvl w:ilvl="3" w:tplc="DB8E7AE8">
+      <w:start w:val="1"/>
+      <w:numFmt w:val="decimal"/>
+      <w:lvlText w:val="%4."/>
+      <w:lvlJc w:val="left"/>
+      <w:pPr>
+        <w:ind w:left="4320" w:hanging="360"/>
+      </w:pPr>
+    </w:lvl>
+    <w:lvl w:ilvl="4" w:tplc="A1549ECA">
+      <w:start w:val="1"/>
+      <w:numFmt w:val="lowerLetter"/>
+      <w:lvlText w:val="%5."/>
+      <w:lvlJc w:val="left"/>
+      <w:pPr>
+        <w:ind w:left="5040" w:hanging="360"/>
+      </w:pPr>
+    </w:lvl>
+    <w:lvl w:ilvl="5" w:tplc="3D86A310">
+      <w:start w:val="1"/>
+      <w:numFmt w:val="lowerRoman"/>
+      <w:lvlText w:val="%6."/>
+      <w:lvlJc w:val="right"/>
+      <w:pPr>
+        <w:ind w:left="5760" w:hanging="180"/>
+      </w:pPr>
+    </w:lvl>
+    <w:lvl w:ilvl="6" w:tplc="4D88CA7C">
+      <w:start w:val="1"/>
+      <w:numFmt w:val="decimal"/>
+      <w:lvlText w:val="%7."/>
+      <w:lvlJc w:val="left"/>
+      <w:pPr>
+        <w:ind w:left="6480" w:hanging="360"/>
+      </w:pPr>
+    </w:lvl>
+    <w:lvl w:ilvl="7" w:tplc="A4FCC1E0">
+      <w:start w:val="1"/>
+      <w:numFmt w:val="lowerLetter"/>
+      <w:lvlText w:val="%8."/>
+      <w:lvlJc w:val="left"/>
+      <w:pPr>
+        <w:ind w:left="7200" w:hanging="360"/>
+      </w:pPr>
+    </w:lvl>
+    <w:lvl w:ilvl="8" w:tplc="2932DF52">
+      <w:start w:val="1"/>
+      <w:numFmt w:val="lowerRoman"/>
+      <w:lvlText w:val="%9."/>
+      <w:lvlJc w:val="right"/>
+      <w:pPr>
+        <w:ind w:left="7920" w:hanging="180"/>
+      </w:pPr>
+    </w:lvl>
+  </w:abstractNum>
+  <w:abstractNum w:abstractNumId="77" w15:restartNumberingAfterBreak="0">
     <w:nsid w:val="68014E53"/>
     <w:multiLevelType w:val="hybridMultilevel"/>
     <w:tmpl w:val="8288FBEA"/>
@@ -19479,7 +21763,7 @@
       </w:pPr>
     </w:lvl>
   </w:abstractNum>
-  <w:abstractNum w:abstractNumId="67" w15:restartNumberingAfterBreak="0">
+  <w:abstractNum w:abstractNumId="78" w15:restartNumberingAfterBreak="0">
     <w:nsid w:val="68612773"/>
     <w:multiLevelType w:val="hybridMultilevel"/>
     <w:tmpl w:val="60E22064"/>
@@ -19568,7 +21852,7 @@
       </w:pPr>
     </w:lvl>
   </w:abstractNum>
-  <w:abstractNum w:abstractNumId="68" w15:restartNumberingAfterBreak="0">
+  <w:abstractNum w:abstractNumId="79" w15:restartNumberingAfterBreak="0">
     <w:nsid w:val="6EA50243"/>
     <w:multiLevelType w:val="hybridMultilevel"/>
     <w:tmpl w:val="5A749992"/>
@@ -19657,7 +21941,7 @@
       </w:pPr>
     </w:lvl>
   </w:abstractNum>
-  <w:abstractNum w:abstractNumId="69" w15:restartNumberingAfterBreak="0">
+  <w:abstractNum w:abstractNumId="80" w15:restartNumberingAfterBreak="0">
     <w:nsid w:val="750142DC"/>
     <w:multiLevelType w:val="multilevel"/>
     <w:tmpl w:val="2516311E"/>
@@ -19743,7 +22027,7 @@
       </w:pPr>
     </w:lvl>
   </w:abstractNum>
-  <w:abstractNum w:abstractNumId="70" w15:restartNumberingAfterBreak="0">
+  <w:abstractNum w:abstractNumId="81" w15:restartNumberingAfterBreak="0">
     <w:nsid w:val="751AFF0F"/>
     <w:multiLevelType w:val="multilevel"/>
     <w:tmpl w:val="6B260578"/>
@@ -19829,7 +22113,7 @@
       </w:pPr>
     </w:lvl>
   </w:abstractNum>
-  <w:abstractNum w:abstractNumId="71" w15:restartNumberingAfterBreak="0">
+  <w:abstractNum w:abstractNumId="82" w15:restartNumberingAfterBreak="0">
     <w:nsid w:val="753C4D06"/>
     <w:multiLevelType w:val="multilevel"/>
     <w:tmpl w:val="2E6E91D4"/>
@@ -19948,7 +22232,7 @@
       </w:pPr>
     </w:lvl>
   </w:abstractNum>
-  <w:abstractNum w:abstractNumId="72" w15:restartNumberingAfterBreak="0">
+  <w:abstractNum w:abstractNumId="83" w15:restartNumberingAfterBreak="0">
     <w:nsid w:val="78D97DBA"/>
     <w:multiLevelType w:val="hybridMultilevel"/>
     <w:tmpl w:val="C58E5632"/>
@@ -20037,7 +22321,7 @@
       </w:pPr>
     </w:lvl>
   </w:abstractNum>
-  <w:abstractNum w:abstractNumId="73" w15:restartNumberingAfterBreak="0">
+  <w:abstractNum w:abstractNumId="84" w15:restartNumberingAfterBreak="0">
     <w:nsid w:val="7B250A31"/>
     <w:multiLevelType w:val="hybridMultilevel"/>
     <w:tmpl w:val="5BD45390"/>
@@ -20123,7 +22407,7 @@
       </w:pPr>
     </w:lvl>
   </w:abstractNum>
-  <w:abstractNum w:abstractNumId="74" w15:restartNumberingAfterBreak="0">
+  <w:abstractNum w:abstractNumId="85" w15:restartNumberingAfterBreak="0">
     <w:nsid w:val="7C386781"/>
     <w:multiLevelType w:val="hybridMultilevel"/>
     <w:tmpl w:val="077674EE"/>
@@ -20209,7 +22493,7 @@
       </w:pPr>
     </w:lvl>
   </w:abstractNum>
-  <w:abstractNum w:abstractNumId="75" w15:restartNumberingAfterBreak="0">
+  <w:abstractNum w:abstractNumId="86" w15:restartNumberingAfterBreak="0">
     <w:nsid w:val="7CB633AE"/>
     <w:multiLevelType w:val="hybridMultilevel"/>
     <w:tmpl w:val="97C298DA"/>
@@ -20296,109 +22580,109 @@
     </w:lvl>
   </w:abstractNum>
   <w:num w:numId="1" w16cid:durableId="797454202">
-    <w:abstractNumId w:val="38"/>
+    <w:abstractNumId w:val="43"/>
   </w:num>
   <w:num w:numId="2" w16cid:durableId="885065102">
-    <w:abstractNumId w:val="42"/>
+    <w:abstractNumId w:val="48"/>
   </w:num>
   <w:num w:numId="3" w16cid:durableId="46297616">
-    <w:abstractNumId w:val="40"/>
+    <w:abstractNumId w:val="46"/>
   </w:num>
   <w:num w:numId="4" w16cid:durableId="1142193613">
-    <w:abstractNumId w:val="71"/>
+    <w:abstractNumId w:val="82"/>
   </w:num>
   <w:num w:numId="5" w16cid:durableId="1092120572">
-    <w:abstractNumId w:val="33"/>
+    <w:abstractNumId w:val="38"/>
   </w:num>
   <w:num w:numId="6" w16cid:durableId="290787736">
     <w:abstractNumId w:val="0"/>
   </w:num>
   <w:num w:numId="7" w16cid:durableId="1268075201">
-    <w:abstractNumId w:val="7"/>
+    <w:abstractNumId w:val="8"/>
   </w:num>
   <w:num w:numId="8" w16cid:durableId="717513642">
-    <w:abstractNumId w:val="21"/>
+    <w:abstractNumId w:val="24"/>
   </w:num>
   <w:num w:numId="9" w16cid:durableId="1494222643">
-    <w:abstractNumId w:val="67"/>
+    <w:abstractNumId w:val="78"/>
   </w:num>
   <w:num w:numId="10" w16cid:durableId="1311710229">
-    <w:abstractNumId w:val="17"/>
+    <w:abstractNumId w:val="20"/>
   </w:num>
   <w:num w:numId="11" w16cid:durableId="1993215107">
-    <w:abstractNumId w:val="36"/>
+    <w:abstractNumId w:val="41"/>
   </w:num>
   <w:num w:numId="12" w16cid:durableId="529538470">
-    <w:abstractNumId w:val="56"/>
+    <w:abstractNumId w:val="66"/>
   </w:num>
   <w:num w:numId="13" w16cid:durableId="1683900384">
-    <w:abstractNumId w:val="66"/>
+    <w:abstractNumId w:val="77"/>
   </w:num>
   <w:num w:numId="14" w16cid:durableId="998272608">
-    <w:abstractNumId w:val="24"/>
+    <w:abstractNumId w:val="29"/>
   </w:num>
   <w:num w:numId="15" w16cid:durableId="1233008171">
-    <w:abstractNumId w:val="22"/>
+    <w:abstractNumId w:val="25"/>
   </w:num>
   <w:num w:numId="16" w16cid:durableId="1190071207">
     <w:abstractNumId w:val="5"/>
   </w:num>
   <w:num w:numId="17" w16cid:durableId="1401440241">
-    <w:abstractNumId w:val="12"/>
+    <w:abstractNumId w:val="15"/>
   </w:num>
   <w:num w:numId="18" w16cid:durableId="974406454">
-    <w:abstractNumId w:val="8"/>
+    <w:abstractNumId w:val="9"/>
   </w:num>
   <w:num w:numId="19" w16cid:durableId="1612741623">
+    <w:abstractNumId w:val="33"/>
+  </w:num>
+  <w:num w:numId="20" w16cid:durableId="1096245914">
+    <w:abstractNumId w:val="69"/>
+  </w:num>
+  <w:num w:numId="21" w16cid:durableId="756170898">
     <w:abstractNumId w:val="28"/>
   </w:num>
-  <w:num w:numId="20" w16cid:durableId="1096245914">
-    <w:abstractNumId w:val="59"/>
-  </w:num>
-  <w:num w:numId="21" w16cid:durableId="756170898">
-    <w:abstractNumId w:val="23"/>
-  </w:num>
   <w:num w:numId="22" w16cid:durableId="1154907287">
-    <w:abstractNumId w:val="47"/>
+    <w:abstractNumId w:val="54"/>
   </w:num>
   <w:num w:numId="23" w16cid:durableId="1082602748">
-    <w:abstractNumId w:val="11"/>
+    <w:abstractNumId w:val="13"/>
   </w:num>
   <w:num w:numId="24" w16cid:durableId="1181822716">
-    <w:abstractNumId w:val="72"/>
+    <w:abstractNumId w:val="83"/>
   </w:num>
   <w:num w:numId="25" w16cid:durableId="1186289276">
-    <w:abstractNumId w:val="45"/>
+    <w:abstractNumId w:val="52"/>
   </w:num>
   <w:num w:numId="26" w16cid:durableId="291446155">
-    <w:abstractNumId w:val="65"/>
+    <w:abstractNumId w:val="75"/>
   </w:num>
   <w:num w:numId="27" w16cid:durableId="732891468">
-    <w:abstractNumId w:val="53"/>
+    <w:abstractNumId w:val="60"/>
   </w:num>
   <w:num w:numId="28" w16cid:durableId="1603684923">
-    <w:abstractNumId w:val="37"/>
+    <w:abstractNumId w:val="42"/>
   </w:num>
   <w:num w:numId="29" w16cid:durableId="1635480645">
-    <w:abstractNumId w:val="60"/>
+    <w:abstractNumId w:val="70"/>
   </w:num>
   <w:num w:numId="30" w16cid:durableId="1215699841">
-    <w:abstractNumId w:val="19"/>
+    <w:abstractNumId w:val="22"/>
   </w:num>
   <w:num w:numId="31" w16cid:durableId="972638276">
-    <w:abstractNumId w:val="68"/>
+    <w:abstractNumId w:val="79"/>
   </w:num>
   <w:num w:numId="32" w16cid:durableId="1183401409">
     <w:abstractNumId w:val="4"/>
   </w:num>
   <w:num w:numId="33" w16cid:durableId="638922010">
-    <w:abstractNumId w:val="15"/>
+    <w:abstractNumId w:val="18"/>
   </w:num>
   <w:num w:numId="34" w16cid:durableId="680738047">
-    <w:abstractNumId w:val="20"/>
+    <w:abstractNumId w:val="23"/>
   </w:num>
   <w:num w:numId="35" w16cid:durableId="534271000">
-    <w:abstractNumId w:val="50"/>
+    <w:abstractNumId w:val="57"/>
     <w:lvlOverride w:ilvl="0">
       <w:startOverride w:val="1"/>
     </w:lvlOverride>
@@ -20428,7 +22712,7 @@
     </w:lvlOverride>
   </w:num>
   <w:num w:numId="36" w16cid:durableId="2072001601">
-    <w:abstractNumId w:val="61"/>
+    <w:abstractNumId w:val="71"/>
     <w:lvlOverride w:ilvl="0">
       <w:startOverride w:val="1"/>
     </w:lvlOverride>
@@ -20458,6 +22742,216 @@
     </w:lvlOverride>
   </w:num>
   <w:num w:numId="37" w16cid:durableId="683480050">
+    <w:abstractNumId w:val="72"/>
+    <w:lvlOverride w:ilvl="0">
+      <w:startOverride w:val="1"/>
+    </w:lvlOverride>
+    <w:lvlOverride w:ilvl="1">
+      <w:startOverride w:val="1"/>
+    </w:lvlOverride>
+    <w:lvlOverride w:ilvl="2">
+      <w:startOverride w:val="1"/>
+    </w:lvlOverride>
+    <w:lvlOverride w:ilvl="3">
+      <w:startOverride w:val="1"/>
+    </w:lvlOverride>
+    <w:lvlOverride w:ilvl="4">
+      <w:startOverride w:val="1"/>
+    </w:lvlOverride>
+    <w:lvlOverride w:ilvl="5">
+      <w:startOverride w:val="1"/>
+    </w:lvlOverride>
+    <w:lvlOverride w:ilvl="6">
+      <w:startOverride w:val="1"/>
+    </w:lvlOverride>
+    <w:lvlOverride w:ilvl="7">
+      <w:startOverride w:val="1"/>
+    </w:lvlOverride>
+    <w:lvlOverride w:ilvl="8">
+      <w:startOverride w:val="1"/>
+    </w:lvlOverride>
+  </w:num>
+  <w:num w:numId="38" w16cid:durableId="1295481350">
+    <w:abstractNumId w:val="85"/>
+    <w:lvlOverride w:ilvl="0">
+      <w:startOverride w:val="1"/>
+    </w:lvlOverride>
+    <w:lvlOverride w:ilvl="1">
+      <w:startOverride w:val="1"/>
+    </w:lvlOverride>
+    <w:lvlOverride w:ilvl="2">
+      <w:startOverride w:val="1"/>
+    </w:lvlOverride>
+    <w:lvlOverride w:ilvl="3">
+      <w:startOverride w:val="1"/>
+    </w:lvlOverride>
+    <w:lvlOverride w:ilvl="4">
+      <w:startOverride w:val="1"/>
+    </w:lvlOverride>
+    <w:lvlOverride w:ilvl="5">
+      <w:startOverride w:val="1"/>
+    </w:lvlOverride>
+    <w:lvlOverride w:ilvl="6">
+      <w:startOverride w:val="1"/>
+    </w:lvlOverride>
+    <w:lvlOverride w:ilvl="7">
+      <w:startOverride w:val="1"/>
+    </w:lvlOverride>
+    <w:lvlOverride w:ilvl="8">
+      <w:startOverride w:val="1"/>
+    </w:lvlOverride>
+  </w:num>
+  <w:num w:numId="39" w16cid:durableId="296036206">
+    <w:abstractNumId w:val="39"/>
+  </w:num>
+  <w:num w:numId="40" w16cid:durableId="1101923315">
+    <w:abstractNumId w:val="10"/>
+    <w:lvlOverride w:ilvl="0">
+      <w:startOverride w:val="1"/>
+    </w:lvlOverride>
+    <w:lvlOverride w:ilvl="1">
+      <w:startOverride w:val="1"/>
+    </w:lvlOverride>
+    <w:lvlOverride w:ilvl="2">
+      <w:startOverride w:val="1"/>
+    </w:lvlOverride>
+    <w:lvlOverride w:ilvl="3">
+      <w:startOverride w:val="1"/>
+    </w:lvlOverride>
+    <w:lvlOverride w:ilvl="4">
+      <w:startOverride w:val="1"/>
+    </w:lvlOverride>
+    <w:lvlOverride w:ilvl="5">
+      <w:startOverride w:val="1"/>
+    </w:lvlOverride>
+    <w:lvlOverride w:ilvl="6">
+      <w:startOverride w:val="1"/>
+    </w:lvlOverride>
+    <w:lvlOverride w:ilvl="7">
+      <w:startOverride w:val="1"/>
+    </w:lvlOverride>
+    <w:lvlOverride w:ilvl="8">
+      <w:startOverride w:val="1"/>
+    </w:lvlOverride>
+  </w:num>
+  <w:num w:numId="41" w16cid:durableId="996110370">
+    <w:abstractNumId w:val="17"/>
+  </w:num>
+  <w:num w:numId="42" w16cid:durableId="299267193">
+    <w:abstractNumId w:val="21"/>
+  </w:num>
+  <w:num w:numId="43" w16cid:durableId="942961369">
+    <w:abstractNumId w:val="53"/>
+  </w:num>
+  <w:num w:numId="44" w16cid:durableId="1953243496">
+    <w:abstractNumId w:val="47"/>
+  </w:num>
+  <w:num w:numId="45" w16cid:durableId="1339887603">
+    <w:abstractNumId w:val="11"/>
+  </w:num>
+  <w:num w:numId="46" w16cid:durableId="2091922111">
+    <w:abstractNumId w:val="35"/>
+  </w:num>
+  <w:num w:numId="47" w16cid:durableId="1106193524">
+    <w:abstractNumId w:val="50"/>
+  </w:num>
+  <w:num w:numId="48" w16cid:durableId="1968776595">
+    <w:abstractNumId w:val="39"/>
+  </w:num>
+  <w:num w:numId="49" w16cid:durableId="1600141461">
+    <w:abstractNumId w:val="55"/>
+  </w:num>
+  <w:num w:numId="50" w16cid:durableId="687412029">
+    <w:abstractNumId w:val="44"/>
+  </w:num>
+  <w:num w:numId="51" w16cid:durableId="1953439751">
+    <w:abstractNumId w:val="59"/>
+  </w:num>
+  <w:num w:numId="52" w16cid:durableId="1984265465">
+    <w:abstractNumId w:val="34"/>
+  </w:num>
+  <w:num w:numId="53" w16cid:durableId="1262496786">
+    <w:abstractNumId w:val="86"/>
+  </w:num>
+  <w:num w:numId="54" w16cid:durableId="50349870">
+    <w:abstractNumId w:val="58"/>
+  </w:num>
+  <w:num w:numId="55" w16cid:durableId="1745955936">
+    <w:abstractNumId w:val="30"/>
+  </w:num>
+  <w:num w:numId="56" w16cid:durableId="285429785">
+    <w:abstractNumId w:val="6"/>
+  </w:num>
+  <w:num w:numId="57" w16cid:durableId="512233956">
+    <w:abstractNumId w:val="3"/>
+  </w:num>
+  <w:num w:numId="58" w16cid:durableId="674961818">
+    <w:abstractNumId w:val="74"/>
+  </w:num>
+  <w:num w:numId="59" w16cid:durableId="2097742672">
+    <w:abstractNumId w:val="1"/>
+  </w:num>
+  <w:num w:numId="60" w16cid:durableId="390153926">
+    <w:abstractNumId w:val="80"/>
+  </w:num>
+  <w:num w:numId="61" w16cid:durableId="40709924">
+    <w:abstractNumId w:val="81"/>
+  </w:num>
+  <w:num w:numId="62" w16cid:durableId="642856892">
+    <w:abstractNumId w:val="63"/>
+  </w:num>
+  <w:num w:numId="63" w16cid:durableId="1271667998">
+    <w:abstractNumId w:val="10"/>
+  </w:num>
+  <w:num w:numId="64" w16cid:durableId="30231731">
+    <w:abstractNumId w:val="85"/>
+  </w:num>
+  <w:num w:numId="65" w16cid:durableId="221520669">
+    <w:abstractNumId w:val="67"/>
+  </w:num>
+  <w:num w:numId="66" w16cid:durableId="399445128">
+    <w:abstractNumId w:val="84"/>
+  </w:num>
+  <w:num w:numId="67" w16cid:durableId="2051876">
+    <w:abstractNumId w:val="16"/>
+  </w:num>
+  <w:num w:numId="68" w16cid:durableId="360055368">
+    <w:abstractNumId w:val="40"/>
+  </w:num>
+  <w:num w:numId="69" w16cid:durableId="1115058273">
+    <w:abstractNumId w:val="73"/>
+  </w:num>
+  <w:num w:numId="70" w16cid:durableId="1764103871">
+    <w:abstractNumId w:val="2"/>
+  </w:num>
+  <w:num w:numId="71" w16cid:durableId="237400214">
+    <w:abstractNumId w:val="51"/>
+  </w:num>
+  <w:num w:numId="72" w16cid:durableId="2030252345">
+    <w:abstractNumId w:val="32"/>
+  </w:num>
+  <w:num w:numId="73" w16cid:durableId="1377003854">
+    <w:abstractNumId w:val="31"/>
+  </w:num>
+  <w:num w:numId="74" w16cid:durableId="98139195">
+    <w:abstractNumId w:val="37"/>
+  </w:num>
+  <w:num w:numId="75" w16cid:durableId="1366559175">
+    <w:abstractNumId w:val="68"/>
+  </w:num>
+  <w:num w:numId="76" w16cid:durableId="2060208620">
+    <w:abstractNumId w:val="36"/>
+  </w:num>
+  <w:num w:numId="77" w16cid:durableId="1731145813">
+    <w:abstractNumId w:val="19"/>
+  </w:num>
+  <w:num w:numId="78" w16cid:durableId="1524905915">
+    <w:abstractNumId w:val="56"/>
+  </w:num>
+  <w:num w:numId="79" w16cid:durableId="35399302">
+    <w:abstractNumId w:val="61"/>
+  </w:num>
+  <w:num w:numId="80" w16cid:durableId="767043563">
     <w:abstractNumId w:val="62"/>
     <w:lvlOverride w:ilvl="0">
       <w:startOverride w:val="1"/>
@@ -20487,8 +22981,8 @@
       <w:startOverride w:val="1"/>
     </w:lvlOverride>
   </w:num>
-  <w:num w:numId="38" w16cid:durableId="1295481350">
-    <w:abstractNumId w:val="74"/>
+  <w:num w:numId="81" w16cid:durableId="255090837">
+    <w:abstractNumId w:val="12"/>
     <w:lvlOverride w:ilvl="0">
       <w:startOverride w:val="1"/>
     </w:lvlOverride>
@@ -20517,11 +23011,8 @@
       <w:startOverride w:val="1"/>
     </w:lvlOverride>
   </w:num>
-  <w:num w:numId="39" w16cid:durableId="296036206">
-    <w:abstractNumId w:val="34"/>
-  </w:num>
-  <w:num w:numId="40" w16cid:durableId="1101923315">
-    <w:abstractNumId w:val="9"/>
+  <w:num w:numId="82" w16cid:durableId="1706519681">
+    <w:abstractNumId w:val="26"/>
     <w:lvlOverride w:ilvl="0">
       <w:startOverride w:val="1"/>
     </w:lvlOverride>
@@ -20550,122 +23041,83 @@
       <w:startOverride w:val="1"/>
     </w:lvlOverride>
   </w:num>
-  <w:num w:numId="41" w16cid:durableId="996110370">
+  <w:num w:numId="83" w16cid:durableId="671447315">
+    <w:abstractNumId w:val="49"/>
+    <w:lvlOverride w:ilvl="0">
+      <w:startOverride w:val="1"/>
+    </w:lvlOverride>
+    <w:lvlOverride w:ilvl="1">
+      <w:startOverride w:val="1"/>
+    </w:lvlOverride>
+    <w:lvlOverride w:ilvl="2">
+      <w:startOverride w:val="1"/>
+    </w:lvlOverride>
+    <w:lvlOverride w:ilvl="3">
+      <w:startOverride w:val="1"/>
+    </w:lvlOverride>
+    <w:lvlOverride w:ilvl="4">
+      <w:startOverride w:val="1"/>
+    </w:lvlOverride>
+    <w:lvlOverride w:ilvl="5">
+      <w:startOverride w:val="1"/>
+    </w:lvlOverride>
+    <w:lvlOverride w:ilvl="6">
+      <w:startOverride w:val="1"/>
+    </w:lvlOverride>
+    <w:lvlOverride w:ilvl="7">
+      <w:startOverride w:val="1"/>
+    </w:lvlOverride>
+    <w:lvlOverride w:ilvl="8">
+      <w:startOverride w:val="1"/>
+    </w:lvlOverride>
+  </w:num>
+  <w:num w:numId="84" w16cid:durableId="1114398181">
+    <w:abstractNumId w:val="45"/>
+    <w:lvlOverride w:ilvl="0">
+      <w:startOverride w:val="1"/>
+    </w:lvlOverride>
+    <w:lvlOverride w:ilvl="1">
+      <w:startOverride w:val="1"/>
+    </w:lvlOverride>
+    <w:lvlOverride w:ilvl="2">
+      <w:startOverride w:val="1"/>
+    </w:lvlOverride>
+    <w:lvlOverride w:ilvl="3">
+      <w:startOverride w:val="1"/>
+    </w:lvlOverride>
+    <w:lvlOverride w:ilvl="4">
+      <w:startOverride w:val="1"/>
+    </w:lvlOverride>
+    <w:lvlOverride w:ilvl="5">
+      <w:startOverride w:val="1"/>
+    </w:lvlOverride>
+    <w:lvlOverride w:ilvl="6">
+      <w:startOverride w:val="1"/>
+    </w:lvlOverride>
+    <w:lvlOverride w:ilvl="7">
+      <w:startOverride w:val="1"/>
+    </w:lvlOverride>
+    <w:lvlOverride w:ilvl="8">
+      <w:startOverride w:val="1"/>
+    </w:lvlOverride>
+  </w:num>
+  <w:num w:numId="85" w16cid:durableId="693045121">
+    <w:abstractNumId w:val="7"/>
+  </w:num>
+  <w:num w:numId="86" w16cid:durableId="767506669">
+    <w:abstractNumId w:val="76"/>
+  </w:num>
+  <w:num w:numId="87" w16cid:durableId="1928612217">
+    <w:abstractNumId w:val="27"/>
+  </w:num>
+  <w:num w:numId="88" w16cid:durableId="978997214">
     <w:abstractNumId w:val="14"/>
   </w:num>
-  <w:num w:numId="42" w16cid:durableId="299267193">
-    <w:abstractNumId w:val="18"/>
-  </w:num>
-  <w:num w:numId="43" w16cid:durableId="942961369">
-    <w:abstractNumId w:val="46"/>
-  </w:num>
-  <w:num w:numId="44" w16cid:durableId="1953243496">
-    <w:abstractNumId w:val="41"/>
-  </w:num>
-  <w:num w:numId="45" w16cid:durableId="1339887603">
-    <w:abstractNumId w:val="10"/>
-  </w:num>
-  <w:num w:numId="46" w16cid:durableId="2091922111">
-    <w:abstractNumId w:val="30"/>
-  </w:num>
-  <w:num w:numId="47" w16cid:durableId="1106193524">
-    <w:abstractNumId w:val="43"/>
-  </w:num>
-  <w:num w:numId="48" w16cid:durableId="1968776595">
-    <w:abstractNumId w:val="34"/>
-  </w:num>
-  <w:num w:numId="49" w16cid:durableId="1600141461">
-    <w:abstractNumId w:val="48"/>
-  </w:num>
-  <w:num w:numId="50" w16cid:durableId="687412029">
-    <w:abstractNumId w:val="39"/>
-  </w:num>
-  <w:num w:numId="51" w16cid:durableId="1953439751">
-    <w:abstractNumId w:val="52"/>
-  </w:num>
-  <w:num w:numId="52" w16cid:durableId="1984265465">
-    <w:abstractNumId w:val="29"/>
-  </w:num>
-  <w:num w:numId="53" w16cid:durableId="1262496786">
-    <w:abstractNumId w:val="75"/>
-  </w:num>
-  <w:num w:numId="54" w16cid:durableId="50349870">
-    <w:abstractNumId w:val="51"/>
-  </w:num>
-  <w:num w:numId="55" w16cid:durableId="1745955936">
-    <w:abstractNumId w:val="25"/>
-  </w:num>
-  <w:num w:numId="56" w16cid:durableId="285429785">
-    <w:abstractNumId w:val="6"/>
-  </w:num>
-  <w:num w:numId="57" w16cid:durableId="512233956">
-    <w:abstractNumId w:val="3"/>
-  </w:num>
-  <w:num w:numId="58" w16cid:durableId="674961818">
+  <w:num w:numId="89" w16cid:durableId="1659653486">
     <w:abstractNumId w:val="64"/>
   </w:num>
-  <w:num w:numId="59" w16cid:durableId="2097742672">
-    <w:abstractNumId w:val="1"/>
-  </w:num>
-  <w:num w:numId="60" w16cid:durableId="390153926">
-    <w:abstractNumId w:val="69"/>
-  </w:num>
-  <w:num w:numId="61" w16cid:durableId="40709924">
-    <w:abstractNumId w:val="70"/>
-  </w:num>
-  <w:num w:numId="62" w16cid:durableId="642856892">
-    <w:abstractNumId w:val="55"/>
-  </w:num>
-  <w:num w:numId="63" w16cid:durableId="1271667998">
-    <w:abstractNumId w:val="9"/>
-  </w:num>
-  <w:num w:numId="64" w16cid:durableId="30231731">
-    <w:abstractNumId w:val="74"/>
-  </w:num>
-  <w:num w:numId="65" w16cid:durableId="221520669">
-    <w:abstractNumId w:val="57"/>
-  </w:num>
-  <w:num w:numId="66" w16cid:durableId="399445128">
-    <w:abstractNumId w:val="73"/>
-  </w:num>
-  <w:num w:numId="67" w16cid:durableId="2051876">
-    <w:abstractNumId w:val="13"/>
-  </w:num>
-  <w:num w:numId="68" w16cid:durableId="360055368">
-    <w:abstractNumId w:val="35"/>
-  </w:num>
-  <w:num w:numId="69" w16cid:durableId="1115058273">
-    <w:abstractNumId w:val="63"/>
-  </w:num>
-  <w:num w:numId="70" w16cid:durableId="1764103871">
-    <w:abstractNumId w:val="2"/>
-  </w:num>
-  <w:num w:numId="71" w16cid:durableId="237400214">
-    <w:abstractNumId w:val="44"/>
-  </w:num>
-  <w:num w:numId="72" w16cid:durableId="2030252345">
-    <w:abstractNumId w:val="27"/>
-  </w:num>
-  <w:num w:numId="73" w16cid:durableId="1377003854">
-    <w:abstractNumId w:val="26"/>
-  </w:num>
-  <w:num w:numId="74" w16cid:durableId="98139195">
-    <w:abstractNumId w:val="32"/>
-  </w:num>
-  <w:num w:numId="75" w16cid:durableId="1366559175">
-    <w:abstractNumId w:val="58"/>
-  </w:num>
-  <w:num w:numId="76" w16cid:durableId="2060208620">
-    <w:abstractNumId w:val="31"/>
-  </w:num>
-  <w:num w:numId="77" w16cid:durableId="1731145813">
-    <w:abstractNumId w:val="16"/>
-  </w:num>
-  <w:num w:numId="78" w16cid:durableId="1524905915">
-    <w:abstractNumId w:val="49"/>
-  </w:num>
-  <w:num w:numId="79" w16cid:durableId="35399302">
-    <w:abstractNumId w:val="54"/>
+  <w:num w:numId="90" w16cid:durableId="1110664946">
+    <w:abstractNumId w:val="65"/>
   </w:num>
 </w:numbering>
 </file>
@@ -21264,7 +23716,6 @@
   <w:style w:type="character" w:default="1" w:styleId="DefaultParagraphFont">
     <w:name w:val="Default Paragraph Font"/>
     <w:uiPriority w:val="1"/>
-    <w:semiHidden/>
     <w:unhideWhenUsed/>
   </w:style>
   <w:style w:type="table" w:default="1" w:styleId="TableNormal">

--- a/SRS_Communications.docx
+++ b/SRS_Communications.docx
@@ -1059,6 +1059,13 @@
                 <w:u w:val="single"/>
               </w:rPr>
             </w:pPr>
+            <w:r>
+              <w:rPr>
+                <w:color w:val="000000"/>
+                <w:u w:val="single"/>
+              </w:rPr>
+              <w:t>03/07/2026</w:t>
+            </w:r>
           </w:p>
         </w:tc>
         <w:tc>
@@ -1079,6 +1086,12 @@
                 <w:color w:val="000000"/>
               </w:rPr>
             </w:pPr>
+            <w:r>
+              <w:rPr>
+                <w:color w:val="000000"/>
+              </w:rPr>
+              <w:t>1.5</w:t>
+            </w:r>
           </w:p>
         </w:tc>
         <w:tc>
@@ -1099,6 +1112,24 @@
                 <w:color w:val="000000"/>
               </w:rPr>
             </w:pPr>
+            <w:r>
+              <w:rPr>
+                <w:color w:val="000000"/>
+              </w:rPr>
+              <w:t>First Three Use Case</w:t>
+            </w:r>
+            <w:r>
+              <w:rPr>
+                <w:color w:val="000000"/>
+              </w:rPr>
+              <w:t xml:space="preserve"> Diagrams</w:t>
+            </w:r>
+            <w:r>
+              <w:rPr>
+                <w:color w:val="000000"/>
+              </w:rPr>
+              <w:t xml:space="preserve"> (CA01-03)</w:t>
+            </w:r>
           </w:p>
         </w:tc>
         <w:tc>
@@ -1120,6 +1151,12 @@
                 <w:color w:val="000000"/>
               </w:rPr>
             </w:pPr>
+            <w:r>
+              <w:rPr>
+                <w:color w:val="000000"/>
+              </w:rPr>
+              <w:t>Darien D. Chau</w:t>
+            </w:r>
           </w:p>
         </w:tc>
       </w:tr>
@@ -10189,7 +10226,7 @@
         <w:pStyle w:val="ListParagraph"/>
         <w:numPr>
           <w:ilvl w:val="0"/>
-          <w:numId w:val="65"/>
+          <w:numId w:val="22"/>
         </w:numPr>
       </w:pPr>
       <w:r>
@@ -10205,7 +10242,7 @@
         <w:pStyle w:val="ListParagraph"/>
         <w:numPr>
           <w:ilvl w:val="0"/>
-          <w:numId w:val="65"/>
+          <w:numId w:val="22"/>
         </w:numPr>
       </w:pPr>
       <w:r>
@@ -10221,7 +10258,7 @@
         <w:pStyle w:val="ListParagraph"/>
         <w:numPr>
           <w:ilvl w:val="0"/>
-          <w:numId w:val="65"/>
+          <w:numId w:val="22"/>
         </w:numPr>
       </w:pPr>
       <w:r>
@@ -10237,7 +10274,7 @@
         <w:pStyle w:val="ListParagraph"/>
         <w:numPr>
           <w:ilvl w:val="0"/>
-          <w:numId w:val="65"/>
+          <w:numId w:val="22"/>
         </w:numPr>
       </w:pPr>
       <w:r>
@@ -10265,7 +10302,7 @@
         <w:pStyle w:val="ListParagraph"/>
         <w:numPr>
           <w:ilvl w:val="0"/>
-          <w:numId w:val="59"/>
+          <w:numId w:val="18"/>
         </w:numPr>
         <w:ind w:left="2160"/>
         <w:rPr>
@@ -10286,7 +10323,7 @@
         <w:pStyle w:val="ListParagraph"/>
         <w:numPr>
           <w:ilvl w:val="0"/>
-          <w:numId w:val="59"/>
+          <w:numId w:val="18"/>
         </w:numPr>
         <w:ind w:left="2160"/>
         <w:rPr>
@@ -10299,21 +10336,7 @@
           <w:rFonts w:eastAsia="Arial"/>
           <w:color w:val="000000" w:themeColor="text1"/>
         </w:rPr>
-        <w:t xml:space="preserve">User searches </w:t>
-      </w:r>
-      <w:r>
-        <w:rPr>
-          <w:rFonts w:eastAsia="Arial"/>
-          <w:color w:val="000000" w:themeColor="text1"/>
-        </w:rPr>
-        <w:t>for</w:t>
-      </w:r>
-      <w:r>
-        <w:rPr>
-          <w:rFonts w:eastAsia="Arial"/>
-          <w:color w:val="000000" w:themeColor="text1"/>
-        </w:rPr>
-        <w:t xml:space="preserve"> a new user with no previous chat history, thus initiating a new private chat </w:t>
+        <w:t xml:space="preserve">User searches for a new user with no previous chat history, thus initiating a new private chat </w:t>
       </w:r>
     </w:p>
     <w:p>
@@ -10321,7 +10344,7 @@
         <w:pStyle w:val="ListParagraph"/>
         <w:numPr>
           <w:ilvl w:val="0"/>
-          <w:numId w:val="59"/>
+          <w:numId w:val="18"/>
         </w:numPr>
         <w:ind w:left="2160"/>
         <w:rPr>
@@ -10342,7 +10365,7 @@
         <w:pStyle w:val="ListParagraph"/>
         <w:numPr>
           <w:ilvl w:val="0"/>
-          <w:numId w:val="59"/>
+          <w:numId w:val="18"/>
         </w:numPr>
         <w:ind w:left="2160"/>
         <w:rPr>
@@ -10355,21 +10378,7 @@
           <w:rFonts w:eastAsia="Arial"/>
           <w:color w:val="000000" w:themeColor="text1"/>
         </w:rPr>
-        <w:t xml:space="preserve">The </w:t>
-      </w:r>
-      <w:r>
-        <w:rPr>
-          <w:rFonts w:eastAsia="Arial"/>
-          <w:color w:val="000000" w:themeColor="text1"/>
-        </w:rPr>
-        <w:t>recipient</w:t>
-      </w:r>
-      <w:r>
-        <w:rPr>
-          <w:rFonts w:eastAsia="Arial"/>
-          <w:color w:val="000000" w:themeColor="text1"/>
-        </w:rPr>
-        <w:t xml:space="preserve"> will be able to receive and view the message. </w:t>
+        <w:t xml:space="preserve">The recipient will be able to receive and view the message. </w:t>
       </w:r>
     </w:p>
     <w:p>
@@ -10389,7 +10398,7 @@
         <w:pStyle w:val="ListParagraph"/>
         <w:numPr>
           <w:ilvl w:val="0"/>
-          <w:numId w:val="66"/>
+          <w:numId w:val="23"/>
         </w:numPr>
         <w:rPr>
           <w:rFonts w:eastAsia="Arial"/>
@@ -10430,6 +10439,10 @@
     <w:p>
       <w:pPr>
         <w:ind w:left="1440"/>
+        <w:rPr>
+          <w:rFonts w:eastAsia="Arial"/>
+          <w:color w:val="000000" w:themeColor="text1"/>
+        </w:rPr>
       </w:pPr>
       <w:r>
         <w:rPr>
@@ -10437,6 +10450,12 @@
           <w:color w:val="000000" w:themeColor="text1"/>
         </w:rPr>
         <w:tab/>
+      </w:r>
+      <w:r>
+        <w:rPr>
+          <w:rFonts w:eastAsia="Arial"/>
+          <w:color w:val="000000" w:themeColor="text1"/>
+        </w:rPr>
         <w:t>View Chat History</w:t>
       </w:r>
     </w:p>
@@ -10444,6 +10463,19 @@
       <w:pPr>
         <w:ind w:left="1440"/>
       </w:pPr>
+      <w:r>
+        <w:tab/>
+        <w:t>Read Message</w:t>
+      </w:r>
+    </w:p>
+    <w:p>
+      <w:pPr>
+        <w:ind w:left="1440"/>
+      </w:pPr>
+      <w:r>
+        <w:tab/>
+        <w:t>Log In</w:t>
+      </w:r>
     </w:p>
     <w:p>
       <w:pPr>
@@ -10607,6 +10639,7 @@
           <w:rFonts w:eastAsia="Arial"/>
           <w:color w:val="000000" w:themeColor="text1"/>
         </w:rPr>
+        <w:lastRenderedPageBreak/>
         <w:t xml:space="preserve">All Users should have an established account. New added users shouldn’t exist in the group chat. </w:t>
       </w:r>
     </w:p>
@@ -10623,7 +10656,6 @@
           <w:rFonts w:eastAsia="Arial"/>
           <w:color w:val="000000" w:themeColor="text1"/>
         </w:rPr>
-        <w:lastRenderedPageBreak/>
         <w:t>Post-Conditions:</w:t>
       </w:r>
     </w:p>
@@ -10664,7 +10696,7 @@
         <w:pStyle w:val="ListParagraph"/>
         <w:numPr>
           <w:ilvl w:val="0"/>
-          <w:numId w:val="62"/>
+          <w:numId w:val="21"/>
         </w:numPr>
         <w:ind w:left="2160"/>
         <w:rPr>
@@ -10685,7 +10717,7 @@
         <w:pStyle w:val="ListParagraph"/>
         <w:numPr>
           <w:ilvl w:val="0"/>
-          <w:numId w:val="62"/>
+          <w:numId w:val="21"/>
         </w:numPr>
         <w:ind w:left="2160"/>
         <w:rPr>
@@ -10706,7 +10738,7 @@
         <w:pStyle w:val="ListParagraph"/>
         <w:numPr>
           <w:ilvl w:val="0"/>
-          <w:numId w:val="62"/>
+          <w:numId w:val="21"/>
         </w:numPr>
         <w:ind w:left="2160"/>
         <w:rPr>
@@ -10727,7 +10759,7 @@
         <w:pStyle w:val="ListParagraph"/>
         <w:numPr>
           <w:ilvl w:val="0"/>
-          <w:numId w:val="62"/>
+          <w:numId w:val="21"/>
         </w:numPr>
         <w:ind w:left="2160"/>
         <w:rPr>
@@ -10748,7 +10780,7 @@
         <w:pStyle w:val="ListParagraph"/>
         <w:numPr>
           <w:ilvl w:val="0"/>
-          <w:numId w:val="62"/>
+          <w:numId w:val="21"/>
         </w:numPr>
         <w:ind w:left="2160"/>
         <w:rPr>
@@ -10769,7 +10801,7 @@
         <w:pStyle w:val="ListParagraph"/>
         <w:numPr>
           <w:ilvl w:val="0"/>
-          <w:numId w:val="62"/>
+          <w:numId w:val="21"/>
         </w:numPr>
         <w:ind w:left="2160"/>
         <w:rPr>
@@ -10806,7 +10838,7 @@
         <w:pStyle w:val="ListParagraph"/>
         <w:numPr>
           <w:ilvl w:val="0"/>
-          <w:numId w:val="61"/>
+          <w:numId w:val="20"/>
         </w:numPr>
         <w:ind w:left="2160"/>
         <w:rPr>
@@ -10827,7 +10859,7 @@
         <w:pStyle w:val="ListParagraph"/>
         <w:numPr>
           <w:ilvl w:val="0"/>
-          <w:numId w:val="61"/>
+          <w:numId w:val="20"/>
         </w:numPr>
         <w:ind w:left="2160"/>
         <w:rPr>
@@ -10848,7 +10880,7 @@
         <w:pStyle w:val="ListParagraph"/>
         <w:numPr>
           <w:ilvl w:val="0"/>
-          <w:numId w:val="61"/>
+          <w:numId w:val="20"/>
         </w:numPr>
         <w:ind w:left="2160"/>
         <w:rPr>
@@ -10861,21 +10893,7 @@
           <w:rFonts w:eastAsia="Arial"/>
           <w:color w:val="000000" w:themeColor="text1"/>
         </w:rPr>
-        <w:t xml:space="preserve">Main User searches </w:t>
-      </w:r>
-      <w:r>
-        <w:rPr>
-          <w:rFonts w:eastAsia="Arial"/>
-          <w:color w:val="000000" w:themeColor="text1"/>
-        </w:rPr>
-        <w:t>for</w:t>
-      </w:r>
-      <w:r>
-        <w:rPr>
-          <w:rFonts w:eastAsia="Arial"/>
-          <w:color w:val="000000" w:themeColor="text1"/>
-        </w:rPr>
-        <w:t xml:space="preserve"> any extra recipients and adds them via the add button</w:t>
+        <w:t>Main User searches for any extra recipients and adds them via the add button</w:t>
       </w:r>
     </w:p>
     <w:p>
@@ -10883,7 +10901,7 @@
         <w:pStyle w:val="ListParagraph"/>
         <w:numPr>
           <w:ilvl w:val="0"/>
-          <w:numId w:val="61"/>
+          <w:numId w:val="20"/>
         </w:numPr>
         <w:ind w:left="2160"/>
         <w:rPr>
@@ -10920,7 +10938,7 @@
         <w:pStyle w:val="ListParagraph"/>
         <w:numPr>
           <w:ilvl w:val="0"/>
-          <w:numId w:val="60"/>
+          <w:numId w:val="19"/>
         </w:numPr>
         <w:ind w:left="2160"/>
         <w:rPr>
@@ -10936,7 +10954,7 @@
         <w:pStyle w:val="ListParagraph"/>
         <w:numPr>
           <w:ilvl w:val="0"/>
-          <w:numId w:val="60"/>
+          <w:numId w:val="19"/>
         </w:numPr>
         <w:ind w:left="2160"/>
         <w:rPr>
@@ -10960,7 +10978,7 @@
         <w:pStyle w:val="ListParagraph"/>
         <w:numPr>
           <w:ilvl w:val="0"/>
-          <w:numId w:val="60"/>
+          <w:numId w:val="19"/>
         </w:numPr>
         <w:ind w:left="2160"/>
       </w:pPr>
@@ -10973,7 +10991,7 @@
         <w:pStyle w:val="ListParagraph"/>
         <w:numPr>
           <w:ilvl w:val="0"/>
-          <w:numId w:val="60"/>
+          <w:numId w:val="19"/>
         </w:numPr>
         <w:ind w:left="2160"/>
       </w:pPr>
@@ -10986,7 +11004,7 @@
         <w:pStyle w:val="ListParagraph"/>
         <w:numPr>
           <w:ilvl w:val="0"/>
-          <w:numId w:val="60"/>
+          <w:numId w:val="19"/>
         </w:numPr>
         <w:ind w:left="2160"/>
       </w:pPr>
@@ -10999,7 +11017,7 @@
         <w:pStyle w:val="ListParagraph"/>
         <w:numPr>
           <w:ilvl w:val="0"/>
-          <w:numId w:val="60"/>
+          <w:numId w:val="19"/>
         </w:numPr>
         <w:ind w:left="2160"/>
       </w:pPr>
@@ -11251,7 +11269,7 @@
         <w:pStyle w:val="ListParagraph"/>
         <w:numPr>
           <w:ilvl w:val="0"/>
-          <w:numId w:val="55"/>
+          <w:numId w:val="14"/>
         </w:numPr>
         <w:ind w:left="1710" w:firstLine="90"/>
         <w:rPr>
@@ -11272,7 +11290,7 @@
         <w:pStyle w:val="ListParagraph"/>
         <w:numPr>
           <w:ilvl w:val="0"/>
-          <w:numId w:val="55"/>
+          <w:numId w:val="14"/>
         </w:numPr>
         <w:rPr>
           <w:rFonts w:eastAsia="Arial"/>
@@ -11292,7 +11310,7 @@
         <w:pStyle w:val="ListParagraph"/>
         <w:numPr>
           <w:ilvl w:val="0"/>
-          <w:numId w:val="55"/>
+          <w:numId w:val="14"/>
         </w:numPr>
         <w:rPr>
           <w:rFonts w:eastAsia="Arial"/>
@@ -11328,7 +11346,7 @@
         <w:pStyle w:val="ListParagraph"/>
         <w:numPr>
           <w:ilvl w:val="0"/>
-          <w:numId w:val="56"/>
+          <w:numId w:val="15"/>
         </w:numPr>
         <w:rPr>
           <w:rFonts w:eastAsia="Arial"/>
@@ -11348,7 +11366,7 @@
         <w:pStyle w:val="ListParagraph"/>
         <w:numPr>
           <w:ilvl w:val="0"/>
-          <w:numId w:val="56"/>
+          <w:numId w:val="15"/>
         </w:numPr>
         <w:rPr>
           <w:rFonts w:eastAsia="Arial"/>
@@ -11368,7 +11386,7 @@
         <w:pStyle w:val="ListParagraph"/>
         <w:numPr>
           <w:ilvl w:val="0"/>
-          <w:numId w:val="56"/>
+          <w:numId w:val="15"/>
         </w:numPr>
         <w:rPr>
           <w:rFonts w:eastAsia="Arial"/>
@@ -11380,6 +11398,7 @@
           <w:rFonts w:eastAsia="Arial"/>
           <w:color w:val="000000" w:themeColor="text1"/>
         </w:rPr>
+        <w:lastRenderedPageBreak/>
         <w:t>Login attempt logged (successful)</w:t>
       </w:r>
     </w:p>
@@ -11388,7 +11407,7 @@
         <w:pStyle w:val="ListParagraph"/>
         <w:numPr>
           <w:ilvl w:val="0"/>
-          <w:numId w:val="56"/>
+          <w:numId w:val="15"/>
         </w:numPr>
         <w:rPr>
           <w:rFonts w:eastAsia="Arial"/>
@@ -11416,7 +11435,6 @@
           <w:rFonts w:eastAsia="Arial"/>
           <w:color w:val="000000" w:themeColor="text1"/>
         </w:rPr>
-        <w:lastRenderedPageBreak/>
         <w:t>Basic Flow / Main Scenario:</w:t>
       </w:r>
     </w:p>
@@ -11425,7 +11443,7 @@
         <w:pStyle w:val="ListParagraph"/>
         <w:numPr>
           <w:ilvl w:val="0"/>
-          <w:numId w:val="57"/>
+          <w:numId w:val="16"/>
         </w:numPr>
         <w:rPr>
           <w:rFonts w:eastAsia="Arial"/>
@@ -11445,7 +11463,7 @@
         <w:pStyle w:val="ListParagraph"/>
         <w:numPr>
           <w:ilvl w:val="0"/>
-          <w:numId w:val="57"/>
+          <w:numId w:val="16"/>
         </w:numPr>
         <w:rPr>
           <w:rFonts w:eastAsia="Arial"/>
@@ -11465,7 +11483,7 @@
         <w:pStyle w:val="ListParagraph"/>
         <w:numPr>
           <w:ilvl w:val="0"/>
-          <w:numId w:val="57"/>
+          <w:numId w:val="16"/>
         </w:numPr>
         <w:rPr>
           <w:rFonts w:eastAsia="Arial"/>
@@ -11485,7 +11503,7 @@
         <w:pStyle w:val="ListParagraph"/>
         <w:numPr>
           <w:ilvl w:val="0"/>
-          <w:numId w:val="57"/>
+          <w:numId w:val="16"/>
         </w:numPr>
         <w:rPr>
           <w:rFonts w:eastAsia="Arial"/>
@@ -11505,7 +11523,7 @@
         <w:pStyle w:val="ListParagraph"/>
         <w:numPr>
           <w:ilvl w:val="0"/>
-          <w:numId w:val="57"/>
+          <w:numId w:val="16"/>
         </w:numPr>
         <w:rPr>
           <w:rFonts w:eastAsia="Arial"/>
@@ -11525,7 +11543,7 @@
         <w:pStyle w:val="ListParagraph"/>
         <w:numPr>
           <w:ilvl w:val="0"/>
-          <w:numId w:val="57"/>
+          <w:numId w:val="16"/>
         </w:numPr>
         <w:rPr>
           <w:rFonts w:eastAsia="Arial"/>
@@ -11545,7 +11563,7 @@
         <w:pStyle w:val="ListParagraph"/>
         <w:numPr>
           <w:ilvl w:val="0"/>
-          <w:numId w:val="57"/>
+          <w:numId w:val="16"/>
         </w:numPr>
         <w:rPr>
           <w:rFonts w:eastAsia="Arial"/>
@@ -11581,7 +11599,7 @@
         <w:pStyle w:val="ListParagraph"/>
         <w:numPr>
           <w:ilvl w:val="0"/>
-          <w:numId w:val="58"/>
+          <w:numId w:val="17"/>
         </w:numPr>
         <w:ind w:left="2160"/>
         <w:rPr>
@@ -11602,7 +11620,7 @@
         <w:pStyle w:val="ListParagraph"/>
         <w:numPr>
           <w:ilvl w:val="1"/>
-          <w:numId w:val="58"/>
+          <w:numId w:val="17"/>
         </w:numPr>
         <w:ind w:left="2790" w:hanging="270"/>
         <w:rPr>
@@ -11623,7 +11641,7 @@
         <w:pStyle w:val="ListParagraph"/>
         <w:numPr>
           <w:ilvl w:val="0"/>
-          <w:numId w:val="58"/>
+          <w:numId w:val="17"/>
         </w:numPr>
         <w:ind w:left="2160"/>
         <w:rPr>
@@ -11644,7 +11662,7 @@
         <w:pStyle w:val="ListParagraph"/>
         <w:numPr>
           <w:ilvl w:val="1"/>
-          <w:numId w:val="58"/>
+          <w:numId w:val="17"/>
         </w:numPr>
         <w:ind w:left="2790" w:hanging="270"/>
         <w:rPr>
@@ -11665,7 +11683,7 @@
         <w:pStyle w:val="ListParagraph"/>
         <w:numPr>
           <w:ilvl w:val="0"/>
-          <w:numId w:val="58"/>
+          <w:numId w:val="17"/>
         </w:numPr>
         <w:ind w:left="2160"/>
         <w:rPr>
@@ -11686,7 +11704,7 @@
         <w:pStyle w:val="ListParagraph"/>
         <w:numPr>
           <w:ilvl w:val="1"/>
-          <w:numId w:val="58"/>
+          <w:numId w:val="17"/>
         </w:numPr>
         <w:ind w:left="2790" w:hanging="270"/>
         <w:rPr>
@@ -11868,7 +11886,7 @@
         <w:pStyle w:val="ListParagraph"/>
         <w:numPr>
           <w:ilvl w:val="0"/>
-          <w:numId w:val="50"/>
+          <w:numId w:val="10"/>
         </w:numPr>
         <w:rPr>
           <w:rFonts w:eastAsia="Arial"/>
@@ -11888,7 +11906,7 @@
         <w:pStyle w:val="ListParagraph"/>
         <w:numPr>
           <w:ilvl w:val="0"/>
-          <w:numId w:val="50"/>
+          <w:numId w:val="10"/>
         </w:numPr>
         <w:rPr>
           <w:rFonts w:eastAsia="Arial"/>
@@ -11908,7 +11926,7 @@
         <w:pStyle w:val="ListParagraph"/>
         <w:numPr>
           <w:ilvl w:val="0"/>
-          <w:numId w:val="50"/>
+          <w:numId w:val="10"/>
         </w:numPr>
         <w:rPr>
           <w:rFonts w:eastAsia="Arial"/>
@@ -11944,7 +11962,7 @@
         <w:pStyle w:val="ListParagraph"/>
         <w:numPr>
           <w:ilvl w:val="0"/>
-          <w:numId w:val="51"/>
+          <w:numId w:val="11"/>
         </w:numPr>
         <w:ind w:left="2160"/>
         <w:rPr>
@@ -11965,7 +11983,7 @@
         <w:pStyle w:val="ListParagraph"/>
         <w:numPr>
           <w:ilvl w:val="0"/>
-          <w:numId w:val="51"/>
+          <w:numId w:val="11"/>
         </w:numPr>
         <w:ind w:left="2160"/>
         <w:rPr>
@@ -11986,7 +12004,7 @@
         <w:pStyle w:val="ListParagraph"/>
         <w:numPr>
           <w:ilvl w:val="0"/>
-          <w:numId w:val="51"/>
+          <w:numId w:val="11"/>
         </w:numPr>
         <w:ind w:left="2160"/>
         <w:rPr>
@@ -12007,7 +12025,7 @@
         <w:pStyle w:val="ListParagraph"/>
         <w:numPr>
           <w:ilvl w:val="0"/>
-          <w:numId w:val="51"/>
+          <w:numId w:val="11"/>
         </w:numPr>
         <w:ind w:left="2160"/>
         <w:rPr>
@@ -12053,7 +12071,7 @@
         <w:pStyle w:val="ListParagraph"/>
         <w:numPr>
           <w:ilvl w:val="0"/>
-          <w:numId w:val="53"/>
+          <w:numId w:val="12"/>
         </w:numPr>
         <w:ind w:firstLine="0"/>
         <w:rPr>
@@ -12074,7 +12092,7 @@
         <w:pStyle w:val="ListParagraph"/>
         <w:numPr>
           <w:ilvl w:val="0"/>
-          <w:numId w:val="53"/>
+          <w:numId w:val="12"/>
         </w:numPr>
         <w:ind w:firstLine="0"/>
         <w:rPr>
@@ -12095,7 +12113,7 @@
         <w:pStyle w:val="ListParagraph"/>
         <w:numPr>
           <w:ilvl w:val="0"/>
-          <w:numId w:val="53"/>
+          <w:numId w:val="12"/>
         </w:numPr>
         <w:ind w:firstLine="0"/>
         <w:rPr>
@@ -12116,7 +12134,7 @@
         <w:pStyle w:val="ListParagraph"/>
         <w:numPr>
           <w:ilvl w:val="0"/>
-          <w:numId w:val="53"/>
+          <w:numId w:val="12"/>
         </w:numPr>
         <w:ind w:firstLine="0"/>
         <w:rPr>
@@ -12162,7 +12180,7 @@
         <w:pStyle w:val="ListParagraph"/>
         <w:numPr>
           <w:ilvl w:val="0"/>
-          <w:numId w:val="54"/>
+          <w:numId w:val="13"/>
         </w:numPr>
         <w:ind w:firstLine="1080"/>
         <w:rPr>
@@ -12183,7 +12201,7 @@
         <w:pStyle w:val="ListParagraph"/>
         <w:numPr>
           <w:ilvl w:val="1"/>
-          <w:numId w:val="54"/>
+          <w:numId w:val="13"/>
         </w:numPr>
         <w:ind w:left="2880"/>
         <w:rPr>
@@ -12274,6 +12292,7 @@
         <w:ind w:left="1440"/>
       </w:pPr>
       <w:r>
+        <w:lastRenderedPageBreak/>
         <w:t xml:space="preserve">Use Case Name: </w:t>
       </w:r>
       <w:r>
@@ -12296,7 +12315,923 @@
         <w:ind w:left="1440"/>
       </w:pPr>
       <w:r>
+        <w:t xml:space="preserve">Primary Actor: </w:t>
+      </w:r>
+      <w:r>
+        <w:t>Users, IT Users</w:t>
+      </w:r>
+    </w:p>
+    <w:p>
+      <w:pPr>
+        <w:ind w:left="1440"/>
+      </w:pPr>
+      <w:r>
+        <w:t>Pre-conditions:</w:t>
+      </w:r>
+      <w:r>
+        <w:t xml:space="preserve"> User is a currently logged into the Client Interface.</w:t>
+      </w:r>
+    </w:p>
+    <w:p>
+      <w:pPr>
+        <w:ind w:left="1440"/>
+      </w:pPr>
+      <w:r>
+        <w:t>Post-Conditions:</w:t>
+      </w:r>
+      <w:r>
+        <w:t xml:space="preserve"> A listing of existing users, given their search term is returned.</w:t>
+      </w:r>
+    </w:p>
+    <w:p>
+      <w:pPr>
+        <w:ind w:left="1440"/>
+      </w:pPr>
+      <w:r>
+        <w:t xml:space="preserve">Basic Flow or Main Scenario: </w:t>
+      </w:r>
+    </w:p>
+    <w:p>
+      <w:pPr>
+        <w:pStyle w:val="ListParagraph"/>
+        <w:numPr>
+          <w:ilvl w:val="0"/>
+          <w:numId w:val="4"/>
+        </w:numPr>
+      </w:pPr>
+      <w:r>
+        <w:t>User opens the Client Interface/GUI, and is presented with the login page.</w:t>
+      </w:r>
+    </w:p>
+    <w:p>
+      <w:pPr>
+        <w:pStyle w:val="ListParagraph"/>
+        <w:numPr>
+          <w:ilvl w:val="0"/>
+          <w:numId w:val="4"/>
+        </w:numPr>
+      </w:pPr>
+      <w:r>
+        <w:t>They enter their credentials correctly, bringing them to the Chat Interface</w:t>
+      </w:r>
+      <w:r>
+        <w:t>.</w:t>
+      </w:r>
+    </w:p>
+    <w:p>
+      <w:pPr>
+        <w:pStyle w:val="ListParagraph"/>
+        <w:numPr>
+          <w:ilvl w:val="0"/>
+          <w:numId w:val="4"/>
+        </w:numPr>
+      </w:pPr>
+      <w:r>
+        <w:t>They enter a search term into a search bar and hit enter.</w:t>
+      </w:r>
+    </w:p>
+    <w:p>
+      <w:pPr>
+        <w:pStyle w:val="ListParagraph"/>
+        <w:numPr>
+          <w:ilvl w:val="0"/>
+          <w:numId w:val="4"/>
+        </w:numPr>
+      </w:pPr>
+      <w:r>
+        <w:t xml:space="preserve">The user is then provided with a listing of all </w:t>
+      </w:r>
+      <w:r>
+        <w:t xml:space="preserve">registered </w:t>
+      </w:r>
+      <w:r>
+        <w:t>users that match their specific search query.</w:t>
+      </w:r>
+    </w:p>
+    <w:p>
+      <w:pPr>
+        <w:ind w:left="1440"/>
+      </w:pPr>
+      <w:r>
+        <w:t>Extensions or Alternate Flows:</w:t>
+      </w:r>
+    </w:p>
+    <w:p>
+      <w:pPr>
+        <w:pStyle w:val="ListParagraph"/>
+        <w:numPr>
+          <w:ilvl w:val="0"/>
+          <w:numId w:val="5"/>
+        </w:numPr>
+      </w:pPr>
+      <w:r>
+        <w:t>The user may try the search again with a different keyword, as many times as they choose.</w:t>
+      </w:r>
+    </w:p>
+    <w:p>
+      <w:pPr>
+        <w:ind w:left="720" w:firstLine="720"/>
+      </w:pPr>
+      <w:r>
+        <w:t>Exception</w:t>
+      </w:r>
+      <w:r>
+        <w:t>s</w:t>
+      </w:r>
+      <w:r>
+        <w:t>:</w:t>
+      </w:r>
+    </w:p>
+    <w:p>
+      <w:pPr>
+        <w:pStyle w:val="ListParagraph"/>
+        <w:numPr>
+          <w:ilvl w:val="0"/>
+          <w:numId w:val="6"/>
+        </w:numPr>
+      </w:pPr>
+      <w:r>
+        <w:t>When the user enters a term, but nothing is returned, this is treated as an “exception”</w:t>
+      </w:r>
+      <w:r>
+        <w:t>, giving an error message that displays nothing was found.</w:t>
+      </w:r>
+    </w:p>
+    <w:p>
+      <w:pPr>
+        <w:ind w:left="1440"/>
+      </w:pPr>
+      <w:r>
+        <w:t xml:space="preserve">Related Use Case: </w:t>
+      </w:r>
+    </w:p>
+    <w:p>
+      <w:pPr>
+        <w:ind w:left="1440"/>
+      </w:pPr>
+      <w:r>
+        <w:tab/>
+        <w:t>Log In</w:t>
+      </w:r>
+    </w:p>
+    <w:p>
+      <w:pPr>
+        <w:ind w:left="1440"/>
+      </w:pPr>
+    </w:p>
+    <w:p>
+      <w:pPr>
+        <w:ind w:left="1440"/>
+        <w:rPr>
+          <w:b/>
+          <w:bCs/>
+          <w:u w:val="single"/>
+        </w:rPr>
+      </w:pPr>
+      <w:r>
+        <w:rPr>
+          <w:b/>
+          <w:bCs/>
+          <w:u w:val="single"/>
+        </w:rPr>
+        <w:t>5.2.6 - Use Case: Register User</w:t>
+      </w:r>
+    </w:p>
+    <w:p>
+      <w:pPr>
+        <w:ind w:left="1440"/>
+      </w:pPr>
+    </w:p>
+    <w:p>
+      <w:pPr>
+        <w:ind w:left="1440"/>
+      </w:pPr>
+      <w:r>
+        <w:t>Use Case ID:</w:t>
+      </w:r>
+      <w:r>
+        <w:t xml:space="preserve"> CA06-RU</w:t>
+      </w:r>
+    </w:p>
+    <w:p>
+      <w:pPr>
+        <w:ind w:left="1440"/>
+      </w:pPr>
+      <w:r>
+        <w:t xml:space="preserve">Use Case Name: </w:t>
+      </w:r>
+      <w:r>
+        <w:t>Register Users</w:t>
+      </w:r>
+    </w:p>
+    <w:p>
+      <w:pPr>
+        <w:ind w:left="1440"/>
+      </w:pPr>
+      <w:r>
+        <w:t xml:space="preserve">Relevant Requirements: </w:t>
+      </w:r>
+      <w:r>
+        <w:t xml:space="preserve">2.3.4, 2.3.6, 3.1.1.9, 3.2.10, 3.3.8. </w:t>
+      </w:r>
+    </w:p>
+    <w:p>
+      <w:pPr>
+        <w:ind w:left="1440"/>
+      </w:pPr>
+      <w:r>
+        <w:t xml:space="preserve">Primary Actor: </w:t>
+      </w:r>
+      <w:r>
+        <w:t>IT Users</w:t>
+      </w:r>
+    </w:p>
+    <w:p>
+      <w:pPr>
+        <w:ind w:left="1440"/>
+      </w:pPr>
+      <w:r>
+        <w:t>Pre-conditions:</w:t>
+      </w:r>
+      <w:r>
+        <w:t xml:space="preserve"> User is an IT User, and is currently accessing the Client Interface.</w:t>
+      </w:r>
+    </w:p>
+    <w:p>
+      <w:pPr>
+        <w:ind w:left="1440"/>
+      </w:pPr>
+      <w:r>
+        <w:t>Post-Conditions:</w:t>
+      </w:r>
+      <w:r>
+        <w:t xml:space="preserve"> Upon successful entry of user credentials, the user is registered and their information logged to the system. </w:t>
+      </w:r>
+    </w:p>
+    <w:p>
+      <w:pPr>
+        <w:ind w:left="1440"/>
+      </w:pPr>
+      <w:r>
+        <w:t xml:space="preserve">Basic Flow or Main Scenario: </w:t>
+      </w:r>
+    </w:p>
+    <w:p>
+      <w:pPr>
+        <w:pStyle w:val="ListParagraph"/>
+        <w:numPr>
+          <w:ilvl w:val="0"/>
+          <w:numId w:val="7"/>
+        </w:numPr>
+      </w:pPr>
+      <w:r>
+        <w:t>The IT user logs in, and has access to the Server Console CLI, which possesses their elevated actions, logs or registering users.</w:t>
+      </w:r>
+    </w:p>
+    <w:p>
+      <w:pPr>
+        <w:pStyle w:val="ListParagraph"/>
+        <w:numPr>
+          <w:ilvl w:val="0"/>
+          <w:numId w:val="7"/>
+        </w:numPr>
+      </w:pPr>
+      <w:r>
+        <w:t>Upon the command of register users, they are prompted to either load this information, or manually input it.</w:t>
+      </w:r>
+    </w:p>
+    <w:p>
+      <w:pPr>
+        <w:pStyle w:val="ListParagraph"/>
+        <w:numPr>
+          <w:ilvl w:val="0"/>
+          <w:numId w:val="7"/>
+        </w:numPr>
+      </w:pPr>
+      <w:r>
+        <w:t>Once the information is received, log the information to the server, and return it to the main Console UI, awaiting more information.</w:t>
+      </w:r>
+    </w:p>
+    <w:p>
+      <w:pPr>
+        <w:ind w:left="1440"/>
+      </w:pPr>
+      <w:r>
+        <w:t>Extensions or Alternate Flows:</w:t>
+      </w:r>
+    </w:p>
+    <w:p>
+      <w:pPr>
+        <w:pStyle w:val="ListParagraph"/>
+        <w:numPr>
+          <w:ilvl w:val="0"/>
+          <w:numId w:val="8"/>
+        </w:numPr>
+      </w:pPr>
+      <w:r>
+        <w:t xml:space="preserve">If the IT user loads the information, the format of “username, password” should be followed. </w:t>
+      </w:r>
+    </w:p>
+    <w:p>
+      <w:pPr>
+        <w:pStyle w:val="ListParagraph"/>
+        <w:numPr>
+          <w:ilvl w:val="0"/>
+          <w:numId w:val="8"/>
+        </w:numPr>
+      </w:pPr>
+      <w:r>
+        <w:t>If the IT user simply enters it manually, the format takes in username first, then the password. It will also prompt them to either add more or stop.</w:t>
+      </w:r>
+    </w:p>
+    <w:p>
+      <w:pPr>
+        <w:ind w:left="720" w:firstLine="720"/>
+      </w:pPr>
+      <w:r>
+        <w:t>Exception</w:t>
+      </w:r>
+      <w:r>
+        <w:t>s</w:t>
+      </w:r>
+      <w:r>
+        <w:t>:</w:t>
+      </w:r>
+    </w:p>
+    <w:p>
+      <w:pPr>
+        <w:pStyle w:val="ListParagraph"/>
+        <w:numPr>
+          <w:ilvl w:val="0"/>
+          <w:numId w:val="9"/>
+        </w:numPr>
+      </w:pPr>
+      <w:r>
+        <w:t>If the loading process fails, loading is truncated and an error should be outputted, with the Console returning to an idle state.</w:t>
+      </w:r>
+    </w:p>
+    <w:p>
+      <w:pPr>
+        <w:pStyle w:val="ListParagraph"/>
+        <w:numPr>
+          <w:ilvl w:val="0"/>
+          <w:numId w:val="9"/>
+        </w:numPr>
+      </w:pPr>
+      <w:r>
+        <w:t>If the username already exists the username should not be added and should return an error message.</w:t>
+      </w:r>
+    </w:p>
+    <w:p>
+      <w:pPr>
+        <w:ind w:left="1440"/>
+      </w:pPr>
+      <w:r>
+        <w:t>Related Use Case</w:t>
+      </w:r>
+      <w:r>
+        <w:t>s</w:t>
+      </w:r>
+      <w:r>
+        <w:t xml:space="preserve">: </w:t>
+      </w:r>
+    </w:p>
+    <w:p>
+      <w:r>
+        <w:tab/>
+      </w:r>
+      <w:r>
+        <w:tab/>
+      </w:r>
+      <w:r>
+        <w:tab/>
+        <w:t>Log In</w:t>
+      </w:r>
+    </w:p>
+    <w:p>
+      <w:r>
+        <w:tab/>
+      </w:r>
+      <w:r>
+        <w:tab/>
+      </w:r>
+      <w:r>
+        <w:tab/>
+      </w:r>
+    </w:p>
+    <w:p>
+      <w:pPr>
+        <w:ind w:left="1440"/>
+        <w:rPr>
+          <w:b/>
+          <w:bCs/>
+          <w:u w:val="single"/>
+        </w:rPr>
+      </w:pPr>
+      <w:r>
+        <w:rPr>
+          <w:b/>
+          <w:bCs/>
+          <w:u w:val="single"/>
+        </w:rPr>
+        <w:t>5.2.7 - Use Case: Send Message (Group)</w:t>
+      </w:r>
+    </w:p>
+    <w:p>
+      <w:pPr>
+        <w:ind w:left="1440"/>
+        <w:rPr>
+          <w:b/>
+          <w:bCs/>
+          <w:u w:val="single"/>
+        </w:rPr>
+      </w:pPr>
+    </w:p>
+    <w:p>
+      <w:pPr>
+        <w:ind w:left="1440"/>
+      </w:pPr>
+      <w:r>
+        <w:t>Use Case ID</w:t>
+      </w:r>
+      <w:r>
+        <w:t>: C</w:t>
+      </w:r>
+      <w:r>
+        <w:t>A</w:t>
+      </w:r>
+      <w:r>
+        <w:t>07-</w:t>
+      </w:r>
+      <w:r>
+        <w:t>SMG</w:t>
+      </w:r>
+    </w:p>
+    <w:p>
+      <w:pPr>
+        <w:ind w:left="1440"/>
+      </w:pPr>
+      <w:r>
+        <w:t>Relevant Requirements: 3.1.1.2, 3.1.1.3, 3.1.1.8, 3.1.3.2, 3.1.3.3, 3.1.3.3</w:t>
+      </w:r>
+      <w:proofErr w:type="gramStart"/>
+      <w:r>
+        <w:t>.1, 3.1.3.3.2, 3.1.3.4</w:t>
+      </w:r>
+      <w:proofErr w:type="gramEnd"/>
+      <w:r>
+        <w:t>, 3.1.3.5, 3.1.4.1.2, 3.1.4.1.1, 3.2.2, 3.3.3.1, 3.3.4</w:t>
+      </w:r>
+    </w:p>
+    <w:p>
+      <w:pPr>
+        <w:ind w:left="1440"/>
+      </w:pPr>
+      <w:r>
         <w:lastRenderedPageBreak/>
+        <w:t xml:space="preserve">Use case: Send group chat </w:t>
+      </w:r>
+    </w:p>
+    <w:p>
+      <w:pPr>
+        <w:ind w:left="1440"/>
+      </w:pPr>
+      <w:r>
+        <w:t>Primary Actor: User</w:t>
+      </w:r>
+    </w:p>
+    <w:p>
+      <w:pPr>
+        <w:ind w:left="1440"/>
+      </w:pPr>
+      <w:r>
+        <w:t>Pre-conditions:</w:t>
+      </w:r>
+    </w:p>
+    <w:p>
+      <w:pPr>
+        <w:pStyle w:val="ListParagraph"/>
+        <w:numPr>
+          <w:ilvl w:val="0"/>
+          <w:numId w:val="24"/>
+        </w:numPr>
+      </w:pPr>
+      <w:r>
+        <w:t>The user is logged into the system</w:t>
+      </w:r>
+    </w:p>
+    <w:p>
+      <w:pPr>
+        <w:pStyle w:val="ListParagraph"/>
+        <w:numPr>
+          <w:ilvl w:val="0"/>
+          <w:numId w:val="24"/>
+        </w:numPr>
+      </w:pPr>
+      <w:r>
+        <w:t>The user is a member of at least one existing group chat</w:t>
+      </w:r>
+    </w:p>
+    <w:p>
+      <w:pPr>
+        <w:pStyle w:val="ListParagraph"/>
+        <w:numPr>
+          <w:ilvl w:val="0"/>
+          <w:numId w:val="24"/>
+        </w:numPr>
+      </w:pPr>
+      <w:r>
+        <w:t>The user has selected a group chat to message</w:t>
+      </w:r>
+    </w:p>
+    <w:p>
+      <w:pPr>
+        <w:ind w:left="1440"/>
+      </w:pPr>
+      <w:r>
+        <w:t>Post-conditions:</w:t>
+      </w:r>
+    </w:p>
+    <w:p>
+      <w:pPr>
+        <w:pStyle w:val="ListParagraph"/>
+        <w:numPr>
+          <w:ilvl w:val="0"/>
+          <w:numId w:val="25"/>
+        </w:numPr>
+      </w:pPr>
+      <w:r>
+        <w:t>The message is delivered to all online group members in real-time</w:t>
+      </w:r>
+    </w:p>
+    <w:p>
+      <w:pPr>
+        <w:pStyle w:val="ListParagraph"/>
+        <w:numPr>
+          <w:ilvl w:val="0"/>
+          <w:numId w:val="25"/>
+        </w:numPr>
+      </w:pPr>
+      <w:r>
+        <w:t>The message is queued for any offline group members</w:t>
+      </w:r>
+    </w:p>
+    <w:p>
+      <w:pPr>
+        <w:pStyle w:val="ListParagraph"/>
+        <w:numPr>
+          <w:ilvl w:val="0"/>
+          <w:numId w:val="25"/>
+        </w:numPr>
+      </w:pPr>
+      <w:r>
+        <w:t>The message is permanently stored in the group's history file</w:t>
+      </w:r>
+    </w:p>
+    <w:p>
+      <w:pPr>
+        <w:pStyle w:val="ListParagraph"/>
+        <w:numPr>
+          <w:ilvl w:val="0"/>
+          <w:numId w:val="25"/>
+        </w:numPr>
+      </w:pPr>
+      <w:r>
+        <w:t>The message appears in the sender's conversation view with a timestamp</w:t>
+      </w:r>
+    </w:p>
+    <w:p>
+      <w:pPr>
+        <w:ind w:left="1440"/>
+      </w:pPr>
+      <w:r>
+        <w:t>Main Scenario:</w:t>
+      </w:r>
+    </w:p>
+    <w:p>
+      <w:pPr>
+        <w:pStyle w:val="ListParagraph"/>
+        <w:numPr>
+          <w:ilvl w:val="0"/>
+          <w:numId w:val="26"/>
+        </w:numPr>
+      </w:pPr>
+      <w:r>
+        <w:t>User selects a group chat</w:t>
+      </w:r>
+    </w:p>
+    <w:p>
+      <w:pPr>
+        <w:pStyle w:val="ListParagraph"/>
+        <w:numPr>
+          <w:ilvl w:val="0"/>
+          <w:numId w:val="26"/>
+        </w:numPr>
+      </w:pPr>
+      <w:r>
+        <w:t>User types a message and clicks send</w:t>
+      </w:r>
+    </w:p>
+    <w:p>
+      <w:pPr>
+        <w:pStyle w:val="ListParagraph"/>
+        <w:numPr>
+          <w:ilvl w:val="0"/>
+          <w:numId w:val="26"/>
+        </w:numPr>
+      </w:pPr>
+      <w:r>
+        <w:t>Client sends a message to the server with the group ID, sender, timestamp, and content</w:t>
+      </w:r>
+    </w:p>
+    <w:p>
+      <w:pPr>
+        <w:pStyle w:val="ListParagraph"/>
+        <w:numPr>
+          <w:ilvl w:val="0"/>
+          <w:numId w:val="26"/>
+        </w:numPr>
+      </w:pPr>
+      <w:r>
+        <w:t>Server validates the message is plain text</w:t>
+      </w:r>
+    </w:p>
+    <w:p>
+      <w:pPr>
+        <w:pStyle w:val="ListParagraph"/>
+        <w:numPr>
+          <w:ilvl w:val="0"/>
+          <w:numId w:val="26"/>
+        </w:numPr>
+      </w:pPr>
+      <w:r>
+        <w:t>Server retrieves group member list</w:t>
+      </w:r>
+    </w:p>
+    <w:p>
+      <w:pPr>
+        <w:pStyle w:val="ListParagraph"/>
+        <w:numPr>
+          <w:ilvl w:val="0"/>
+          <w:numId w:val="26"/>
+        </w:numPr>
+      </w:pPr>
+      <w:r>
+        <w:t>The server delivers the message to online members immediately</w:t>
+      </w:r>
+    </w:p>
+    <w:p>
+      <w:pPr>
+        <w:pStyle w:val="ListParagraph"/>
+        <w:numPr>
+          <w:ilvl w:val="0"/>
+          <w:numId w:val="26"/>
+        </w:numPr>
+      </w:pPr>
+      <w:r>
+        <w:t xml:space="preserve">Server queues </w:t>
+      </w:r>
+      <w:proofErr w:type="gramStart"/>
+      <w:r>
+        <w:t>a message</w:t>
+      </w:r>
+      <w:proofErr w:type="gramEnd"/>
+      <w:r>
+        <w:t xml:space="preserve"> for offline members</w:t>
+      </w:r>
+    </w:p>
+    <w:p>
+      <w:pPr>
+        <w:pStyle w:val="ListParagraph"/>
+        <w:numPr>
+          <w:ilvl w:val="0"/>
+          <w:numId w:val="26"/>
+        </w:numPr>
+      </w:pPr>
+      <w:r>
+        <w:t>Server appends message to group history file</w:t>
+      </w:r>
+    </w:p>
+    <w:p>
+      <w:pPr>
+        <w:pStyle w:val="ListParagraph"/>
+        <w:numPr>
+          <w:ilvl w:val="0"/>
+          <w:numId w:val="26"/>
+        </w:numPr>
+      </w:pPr>
+      <w:r>
+        <w:t>Message appears in sender's conversation history</w:t>
+      </w:r>
+    </w:p>
+    <w:p>
+      <w:pPr>
+        <w:ind w:left="1440"/>
+      </w:pPr>
+    </w:p>
+    <w:p>
+      <w:pPr>
+        <w:ind w:left="1440"/>
+      </w:pPr>
+      <w:r>
+        <w:t>Extensions:</w:t>
+      </w:r>
+    </w:p>
+    <w:p>
+      <w:pPr>
+        <w:pStyle w:val="ListParagraph"/>
+        <w:numPr>
+          <w:ilvl w:val="0"/>
+          <w:numId w:val="27"/>
+        </w:numPr>
+      </w:pPr>
+      <w:r>
+        <w:t>If the user is not a member of the selected group, the server rejects the message and notifies the sender</w:t>
+      </w:r>
+    </w:p>
+    <w:p>
+      <w:pPr>
+        <w:pStyle w:val="ListParagraph"/>
+        <w:numPr>
+          <w:ilvl w:val="0"/>
+          <w:numId w:val="27"/>
+        </w:numPr>
+      </w:pPr>
+      <w:r>
+        <w:t>If the message contains only whitespace or is empty, the client prevents sending and prompts the user to enter a message</w:t>
+      </w:r>
+    </w:p>
+    <w:p>
+      <w:pPr>
+        <w:pStyle w:val="ListParagraph"/>
+        <w:numPr>
+          <w:ilvl w:val="0"/>
+          <w:numId w:val="27"/>
+        </w:numPr>
+      </w:pPr>
+      <w:r>
+        <w:t>If the group has no members, the server notifies the sender that delivery is not possible</w:t>
+      </w:r>
+    </w:p>
+    <w:p>
+      <w:pPr>
+        <w:ind w:left="1440"/>
+      </w:pPr>
+    </w:p>
+    <w:p>
+      <w:pPr>
+        <w:ind w:left="1440"/>
+      </w:pPr>
+      <w:r>
+        <w:t>Exceptions:</w:t>
+      </w:r>
+    </w:p>
+    <w:p>
+      <w:pPr>
+        <w:pStyle w:val="ListParagraph"/>
+        <w:numPr>
+          <w:ilvl w:val="0"/>
+          <w:numId w:val="28"/>
+        </w:numPr>
+      </w:pPr>
+      <w:r>
+        <w:t>The server fails to validate the message as plain text, allowing non-text content</w:t>
+      </w:r>
+    </w:p>
+    <w:p>
+      <w:pPr>
+        <w:pStyle w:val="ListParagraph"/>
+        <w:numPr>
+          <w:ilvl w:val="0"/>
+          <w:numId w:val="28"/>
+        </w:numPr>
+      </w:pPr>
+      <w:r>
+        <w:t>The server fails to append the message to the group history file</w:t>
+      </w:r>
+    </w:p>
+    <w:p>
+      <w:pPr>
+        <w:pStyle w:val="ListParagraph"/>
+        <w:numPr>
+          <w:ilvl w:val="0"/>
+          <w:numId w:val="28"/>
+        </w:numPr>
+      </w:pPr>
+      <w:r>
+        <w:t>The client disconnects before receiving confirmation of message delivery</w:t>
+      </w:r>
+    </w:p>
+    <w:p>
+      <w:pPr>
+        <w:pStyle w:val="ListParagraph"/>
+        <w:numPr>
+          <w:ilvl w:val="0"/>
+          <w:numId w:val="28"/>
+        </w:numPr>
+      </w:pPr>
+      <w:r>
+        <w:t>The group data cannot be found or has been corrupted</w:t>
+      </w:r>
+    </w:p>
+    <w:p>
+      <w:pPr>
+        <w:ind w:left="1440"/>
+      </w:pPr>
+    </w:p>
+    <w:p>
+      <w:pPr>
+        <w:ind w:left="1440"/>
+      </w:pPr>
+      <w:r>
+        <w:t>Related Use Cases:</w:t>
+      </w:r>
+    </w:p>
+    <w:p>
+      <w:pPr>
+        <w:ind w:left="1440"/>
+      </w:pPr>
+      <w:r>
+        <w:tab/>
+        <w:t>Create Group</w:t>
+      </w:r>
+    </w:p>
+    <w:p>
+      <w:pPr>
+        <w:ind w:left="1440"/>
+      </w:pPr>
+    </w:p>
+    <w:p>
+      <w:pPr>
+        <w:ind w:left="1440"/>
+      </w:pPr>
+    </w:p>
+    <w:p>
+      <w:pPr>
+        <w:ind w:left="1440"/>
+        <w:rPr>
+          <w:b/>
+          <w:bCs/>
+          <w:u w:val="single"/>
+        </w:rPr>
+      </w:pPr>
+      <w:r>
+        <w:rPr>
+          <w:b/>
+          <w:bCs/>
+          <w:u w:val="single"/>
+        </w:rPr>
+        <w:t>5.2.8 - View Chat History</w:t>
+      </w:r>
+    </w:p>
+    <w:p>
+      <w:pPr>
+        <w:ind w:left="1440"/>
+        <w:rPr>
+          <w:b/>
+          <w:bCs/>
+          <w:u w:val="single"/>
+        </w:rPr>
+      </w:pPr>
+    </w:p>
+    <w:p>
+      <w:pPr>
+        <w:ind w:left="1440"/>
+      </w:pPr>
+      <w:r>
+        <w:t>Use Case ID:</w:t>
+      </w:r>
+      <w:r>
+        <w:t xml:space="preserve"> CA08-VCH</w:t>
+      </w:r>
+    </w:p>
+    <w:p>
+      <w:pPr>
+        <w:ind w:left="1440"/>
+      </w:pPr>
+      <w:r>
+        <w:t xml:space="preserve">Use Case Name: </w:t>
+      </w:r>
+      <w:r>
+        <w:t>View Chat History</w:t>
+      </w:r>
+    </w:p>
+    <w:p>
+      <w:pPr>
+        <w:ind w:left="1440"/>
+      </w:pPr>
+      <w:r>
+        <w:t xml:space="preserve">Relevant Requirements: </w:t>
+      </w:r>
+      <w:r>
+        <w:t>2.3.12, 2.4.2, 2.5.17, 3.1.1.6, 3.1.1.7, 3.1.2.2, 3.2.8, 3.3.3, 3.3.10, 4.1.1</w:t>
+      </w:r>
+    </w:p>
+    <w:p>
+      <w:pPr>
+        <w:ind w:left="1440"/>
+      </w:pPr>
+      <w:r>
         <w:t xml:space="preserve">Primary Actor: </w:t>
       </w:r>
       <w:r>
@@ -12322,7 +13257,10 @@
         <w:t>Post-Conditions:</w:t>
       </w:r>
       <w:r>
-        <w:t xml:space="preserve"> A listing of existing users, given their search term is returned.</w:t>
+        <w:t xml:space="preserve"> </w:t>
+      </w:r>
+      <w:r>
+        <w:t>In the GUI, the chat history is displayed, letting the user show their chats with the related members in the group.</w:t>
       </w:r>
     </w:p>
     <w:p>
@@ -12331,6 +13269,750 @@
       </w:pPr>
       <w:r>
         <w:t xml:space="preserve">Basic Flow or Main Scenario: </w:t>
+      </w:r>
+    </w:p>
+    <w:p>
+      <w:pPr>
+        <w:pStyle w:val="ListParagraph"/>
+        <w:numPr>
+          <w:ilvl w:val="0"/>
+          <w:numId w:val="29"/>
+        </w:numPr>
+      </w:pPr>
+      <w:r>
+        <w:t>User opens the Client Interface/GUI, and is presented with the login page.</w:t>
+      </w:r>
+    </w:p>
+    <w:p>
+      <w:pPr>
+        <w:pStyle w:val="ListParagraph"/>
+        <w:numPr>
+          <w:ilvl w:val="0"/>
+          <w:numId w:val="29"/>
+        </w:numPr>
+      </w:pPr>
+      <w:r>
+        <w:t>They enter their credentials correctly, bringing them to the Chat Interface.</w:t>
+      </w:r>
+    </w:p>
+    <w:p>
+      <w:pPr>
+        <w:pStyle w:val="ListParagraph"/>
+        <w:numPr>
+          <w:ilvl w:val="0"/>
+          <w:numId w:val="29"/>
+        </w:numPr>
+      </w:pPr>
+      <w:r>
+        <w:lastRenderedPageBreak/>
+        <w:t>The chat history is displayed to them, letting them scroll up/down to the oldest or latest message sent.</w:t>
+      </w:r>
+    </w:p>
+    <w:p>
+      <w:pPr>
+        <w:ind w:left="1440"/>
+      </w:pPr>
+      <w:r>
+        <w:t>Extensions or Alternate Flows:</w:t>
+      </w:r>
+    </w:p>
+    <w:p>
+      <w:pPr>
+        <w:pStyle w:val="ListParagraph"/>
+        <w:numPr>
+          <w:ilvl w:val="0"/>
+          <w:numId w:val="30"/>
+        </w:numPr>
+      </w:pPr>
+      <w:r>
+        <w:t xml:space="preserve">The user may </w:t>
+      </w:r>
+      <w:r>
+        <w:t xml:space="preserve">send a new message, and will update the chat history, both what is currently stored and what is currently displayed. </w:t>
+      </w:r>
+    </w:p>
+    <w:p>
+      <w:pPr>
+        <w:ind w:left="720" w:firstLine="720"/>
+      </w:pPr>
+      <w:r>
+        <w:t>Exception</w:t>
+      </w:r>
+      <w:r>
+        <w:t>s</w:t>
+      </w:r>
+      <w:r>
+        <w:t>:</w:t>
+      </w:r>
+    </w:p>
+    <w:p>
+      <w:pPr>
+        <w:pStyle w:val="ListParagraph"/>
+        <w:numPr>
+          <w:ilvl w:val="0"/>
+          <w:numId w:val="31"/>
+        </w:numPr>
+      </w:pPr>
+      <w:r>
+        <w:t>Messages are not displayed in the chronological order in which they weren’t sent.</w:t>
+      </w:r>
+    </w:p>
+    <w:p>
+      <w:pPr>
+        <w:pStyle w:val="ListParagraph"/>
+        <w:numPr>
+          <w:ilvl w:val="0"/>
+          <w:numId w:val="31"/>
+        </w:numPr>
+      </w:pPr>
+      <w:r>
+        <w:t xml:space="preserve">Messages are missing, meaning that something went wrong with the storing of chat history. </w:t>
+      </w:r>
+    </w:p>
+    <w:p>
+      <w:pPr>
+        <w:ind w:left="1440"/>
+      </w:pPr>
+      <w:r>
+        <w:t xml:space="preserve">Related Use Case: </w:t>
+      </w:r>
+    </w:p>
+    <w:p>
+      <w:pPr>
+        <w:ind w:left="1440"/>
+      </w:pPr>
+      <w:r>
+        <w:tab/>
+      </w:r>
+      <w:r>
+        <w:t>Send Message (Individual)</w:t>
+      </w:r>
+    </w:p>
+    <w:p>
+      <w:pPr>
+        <w:ind w:left="1440"/>
+      </w:pPr>
+    </w:p>
+    <w:p>
+      <w:pPr>
+        <w:ind w:left="1440"/>
+      </w:pPr>
+    </w:p>
+    <w:p>
+      <w:pPr>
+        <w:ind w:left="1440"/>
+        <w:rPr>
+          <w:b/>
+          <w:bCs/>
+          <w:u w:val="single"/>
+        </w:rPr>
+      </w:pPr>
+      <w:r>
+        <w:rPr>
+          <w:b/>
+          <w:bCs/>
+          <w:u w:val="single"/>
+        </w:rPr>
+        <w:t>5.2.</w:t>
+      </w:r>
+      <w:r>
+        <w:rPr>
+          <w:b/>
+          <w:bCs/>
+          <w:u w:val="single"/>
+        </w:rPr>
+        <w:t>9</w:t>
+      </w:r>
+      <w:r>
+        <w:rPr>
+          <w:b/>
+          <w:bCs/>
+          <w:u w:val="single"/>
+        </w:rPr>
+        <w:t xml:space="preserve"> – Read Chat Logs</w:t>
+      </w:r>
+    </w:p>
+    <w:p>
+      <w:pPr>
+        <w:ind w:left="1440"/>
+        <w:rPr>
+          <w:b/>
+          <w:bCs/>
+          <w:u w:val="single"/>
+        </w:rPr>
+      </w:pPr>
+    </w:p>
+    <w:p>
+      <w:pPr>
+        <w:ind w:left="1440"/>
+      </w:pPr>
+      <w:r>
+        <w:t>Use Case ID: CA0</w:t>
+      </w:r>
+      <w:r>
+        <w:t>9</w:t>
+      </w:r>
+      <w:r>
+        <w:t>-RCL</w:t>
+      </w:r>
+    </w:p>
+    <w:p>
+      <w:pPr>
+        <w:ind w:left="1440"/>
+      </w:pPr>
+      <w:r>
+        <w:t>Use Case Name: Read Chat Logs</w:t>
+      </w:r>
+    </w:p>
+    <w:p>
+      <w:pPr>
+        <w:ind w:left="1440"/>
+      </w:pPr>
+      <w:r>
+        <w:t>Relevant Requirements: 3.1.4.10, 3.3.4, 4.1.1</w:t>
+      </w:r>
+    </w:p>
+    <w:p>
+      <w:pPr>
+        <w:ind w:left="1440"/>
+      </w:pPr>
+      <w:r>
+        <w:t>Primary Actor: IT Users</w:t>
+      </w:r>
+    </w:p>
+    <w:p>
+      <w:pPr>
+        <w:ind w:left="1440"/>
+      </w:pPr>
+      <w:r>
+        <w:t>Pre-conditions:</w:t>
+      </w:r>
+    </w:p>
+    <w:p>
+      <w:pPr>
+        <w:numPr>
+          <w:ilvl w:val="0"/>
+          <w:numId w:val="32"/>
+        </w:numPr>
+      </w:pPr>
+      <w:r>
+        <w:t>Server must be running and accessible.</w:t>
+      </w:r>
+    </w:p>
+    <w:p>
+      <w:pPr>
+        <w:numPr>
+          <w:ilvl w:val="0"/>
+          <w:numId w:val="32"/>
+        </w:numPr>
+      </w:pPr>
+      <w:r>
+        <w:t>User must be IT user.</w:t>
+      </w:r>
+    </w:p>
+    <w:p>
+      <w:pPr>
+        <w:numPr>
+          <w:ilvl w:val="0"/>
+          <w:numId w:val="32"/>
+        </w:numPr>
+      </w:pPr>
+      <w:r>
+        <w:t>Chat log files must be stored in server storage.</w:t>
+      </w:r>
+    </w:p>
+    <w:p>
+      <w:pPr>
+        <w:ind w:left="1440"/>
+      </w:pPr>
+    </w:p>
+    <w:p>
+      <w:pPr>
+        <w:ind w:left="1440"/>
+      </w:pPr>
+      <w:r>
+        <w:t>Post-Conditions:</w:t>
+      </w:r>
+    </w:p>
+    <w:p>
+      <w:pPr>
+        <w:numPr>
+          <w:ilvl w:val="0"/>
+          <w:numId w:val="33"/>
+        </w:numPr>
+      </w:pPr>
+      <w:r>
+        <w:t>Requested chat logs are displayed for IT user.</w:t>
+      </w:r>
+    </w:p>
+    <w:p>
+      <w:pPr>
+        <w:numPr>
+          <w:ilvl w:val="0"/>
+          <w:numId w:val="33"/>
+        </w:numPr>
+      </w:pPr>
+      <w:r>
+        <w:t>Log retrieval is logged.</w:t>
+      </w:r>
+    </w:p>
+    <w:p>
+      <w:pPr>
+        <w:numPr>
+          <w:ilvl w:val="0"/>
+          <w:numId w:val="33"/>
+        </w:numPr>
+      </w:pPr>
+      <w:r>
+        <w:t>Chat log files must be stored in server storage.</w:t>
+      </w:r>
+    </w:p>
+    <w:p>
+      <w:pPr>
+        <w:ind w:left="1440"/>
+      </w:pPr>
+      <w:r>
+        <w:t>Basic Flow / Main Scenario:</w:t>
+      </w:r>
+    </w:p>
+    <w:p>
+      <w:pPr>
+        <w:numPr>
+          <w:ilvl w:val="0"/>
+          <w:numId w:val="34"/>
+        </w:numPr>
+      </w:pPr>
+      <w:r>
+        <w:t>IT User selects “View Chat Logs”.</w:t>
+      </w:r>
+    </w:p>
+    <w:p>
+      <w:pPr>
+        <w:numPr>
+          <w:ilvl w:val="0"/>
+          <w:numId w:val="34"/>
+        </w:numPr>
+      </w:pPr>
+      <w:r>
+        <w:t>System prompts for specific chat log information.</w:t>
+      </w:r>
+    </w:p>
+    <w:p>
+      <w:pPr>
+        <w:numPr>
+          <w:ilvl w:val="0"/>
+          <w:numId w:val="34"/>
+        </w:numPr>
+      </w:pPr>
+      <w:r>
+        <w:t>IT User sends request.</w:t>
+      </w:r>
+    </w:p>
+    <w:p>
+      <w:pPr>
+        <w:numPr>
+          <w:ilvl w:val="0"/>
+          <w:numId w:val="34"/>
+        </w:numPr>
+      </w:pPr>
+      <w:r>
+        <w:t>Server validates request and locates corresponding logs.</w:t>
+      </w:r>
+      <w:r>
+        <w:br/>
+        <w:t>Server retrieves and displays stored messages for the user.</w:t>
+      </w:r>
+    </w:p>
+    <w:p>
+      <w:pPr>
+        <w:numPr>
+          <w:ilvl w:val="0"/>
+          <w:numId w:val="34"/>
+        </w:numPr>
+      </w:pPr>
+      <w:r>
+        <w:t xml:space="preserve">System logs log request. </w:t>
+      </w:r>
+    </w:p>
+    <w:p>
+      <w:pPr>
+        <w:ind w:left="1440"/>
+      </w:pPr>
+      <w:r>
+        <w:t>Alternate Flows:</w:t>
+      </w:r>
+    </w:p>
+    <w:p>
+      <w:pPr>
+        <w:numPr>
+          <w:ilvl w:val="0"/>
+          <w:numId w:val="35"/>
+        </w:numPr>
+      </w:pPr>
+      <w:r>
+        <w:t>Log does not exist</w:t>
+      </w:r>
+    </w:p>
+    <w:p>
+      <w:pPr>
+        <w:numPr>
+          <w:ilvl w:val="1"/>
+          <w:numId w:val="35"/>
+        </w:numPr>
+      </w:pPr>
+      <w:r>
+        <w:t>Server cannot find corresponding file.</w:t>
+      </w:r>
+    </w:p>
+    <w:p>
+      <w:pPr>
+        <w:ind w:left="1440"/>
+      </w:pPr>
+      <w:r>
+        <w:t>Exceptions:</w:t>
+      </w:r>
+    </w:p>
+    <w:p>
+      <w:pPr>
+        <w:numPr>
+          <w:ilvl w:val="0"/>
+          <w:numId w:val="36"/>
+        </w:numPr>
+      </w:pPr>
+      <w:r>
+        <w:t>Unauthorized attempt</w:t>
+      </w:r>
+    </w:p>
+    <w:p>
+      <w:pPr>
+        <w:numPr>
+          <w:ilvl w:val="1"/>
+          <w:numId w:val="36"/>
+        </w:numPr>
+      </w:pPr>
+      <w:r>
+        <w:t>Non-IT User attempts to access chat logs, access denied.</w:t>
+      </w:r>
+    </w:p>
+    <w:p>
+      <w:pPr>
+        <w:ind w:left="1440"/>
+      </w:pPr>
+      <w:r>
+        <w:t>Related Use Case: n/a</w:t>
+      </w:r>
+    </w:p>
+    <w:p>
+      <w:pPr>
+        <w:ind w:left="1440"/>
+      </w:pPr>
+    </w:p>
+    <w:p>
+      <w:pPr>
+        <w:ind w:left="1440"/>
+        <w:rPr>
+          <w:b/>
+          <w:bCs/>
+          <w:u w:val="single"/>
+        </w:rPr>
+      </w:pPr>
+      <w:r>
+        <w:rPr>
+          <w:b/>
+          <w:bCs/>
+          <w:u w:val="single"/>
+        </w:rPr>
+        <w:t>5.2.</w:t>
+      </w:r>
+      <w:r>
+        <w:rPr>
+          <w:b/>
+          <w:bCs/>
+          <w:u w:val="single"/>
+        </w:rPr>
+        <w:t>10</w:t>
+      </w:r>
+      <w:r>
+        <w:rPr>
+          <w:b/>
+          <w:bCs/>
+          <w:u w:val="single"/>
+        </w:rPr>
+        <w:t xml:space="preserve"> - Use Case:</w:t>
+      </w:r>
+      <w:r>
+        <w:rPr>
+          <w:b/>
+          <w:bCs/>
+          <w:u w:val="single"/>
+        </w:rPr>
+        <w:t xml:space="preserve"> Receive Message (Group and Individual)</w:t>
+      </w:r>
+    </w:p>
+    <w:p>
+      <w:pPr>
+        <w:ind w:left="1440"/>
+      </w:pPr>
+    </w:p>
+    <w:p>
+      <w:pPr>
+        <w:ind w:left="1440"/>
+      </w:pPr>
+      <w:r>
+        <w:t>Use Case ID: CA</w:t>
+      </w:r>
+      <w:r>
+        <w:t>10</w:t>
+      </w:r>
+      <w:r>
+        <w:t>-RM</w:t>
+      </w:r>
+    </w:p>
+    <w:p>
+      <w:pPr>
+        <w:ind w:left="1440"/>
+      </w:pPr>
+      <w:r>
+        <w:t>Use Case: Receive message (Group and Individual)</w:t>
+      </w:r>
+    </w:p>
+    <w:p>
+      <w:pPr>
+        <w:ind w:left="1440"/>
+      </w:pPr>
+      <w:r>
+        <w:t xml:space="preserve">Relevant Requirements: </w:t>
+      </w:r>
+    </w:p>
+    <w:p>
+      <w:pPr>
+        <w:ind w:left="1440"/>
+      </w:pPr>
+      <w:r>
+        <w:t>3.1.1.2, 3.1.1.3, 3.1.1.4, 3.1.1.5, 3.1.1.11, 3.1.1.12, 3.1.1.13, 3.1.4.5</w:t>
+      </w:r>
+    </w:p>
+    <w:p>
+      <w:pPr>
+        <w:ind w:left="1440"/>
+      </w:pPr>
+      <w:r>
+        <w:t>Primary Actor: User</w:t>
+      </w:r>
+    </w:p>
+    <w:p>
+      <w:pPr>
+        <w:ind w:left="1440"/>
+      </w:pPr>
+      <w:r>
+        <w:t>Pre-conditions:</w:t>
+      </w:r>
+    </w:p>
+    <w:p>
+      <w:pPr>
+        <w:pStyle w:val="ListParagraph"/>
+        <w:numPr>
+          <w:ilvl w:val="0"/>
+          <w:numId w:val="39"/>
+        </w:numPr>
+      </w:pPr>
+      <w:r>
+        <w:t>The user is logged into the system</w:t>
+      </w:r>
+    </w:p>
+    <w:p>
+      <w:pPr>
+        <w:pStyle w:val="ListParagraph"/>
+        <w:numPr>
+          <w:ilvl w:val="0"/>
+          <w:numId w:val="39"/>
+        </w:numPr>
+        <w:shd w:val="clear" w:color="auto" w:fill="FFFFFF" w:themeFill="background1"/>
+        <w:spacing w:before="240" w:after="240"/>
+      </w:pPr>
+      <w:r>
+        <w:t>The user has an active connection to the server</w:t>
+      </w:r>
+    </w:p>
+    <w:p>
+      <w:pPr>
+        <w:pStyle w:val="ListParagraph"/>
+        <w:numPr>
+          <w:ilvl w:val="0"/>
+          <w:numId w:val="39"/>
+        </w:numPr>
+        <w:shd w:val="clear" w:color="auto" w:fill="FFFFFF" w:themeFill="background1"/>
+        <w:spacing w:before="240" w:after="240"/>
+      </w:pPr>
+      <w:r>
+        <w:lastRenderedPageBreak/>
+        <w:t>A message has been sent to the user (either private or group)</w:t>
+      </w:r>
+    </w:p>
+    <w:p>
+      <w:pPr>
+        <w:ind w:left="1440"/>
+      </w:pPr>
+      <w:r>
+        <w:t>Post-conditions:</w:t>
+      </w:r>
+    </w:p>
+    <w:p>
+      <w:pPr>
+        <w:pStyle w:val="ListParagraph"/>
+        <w:numPr>
+          <w:ilvl w:val="0"/>
+          <w:numId w:val="40"/>
+        </w:numPr>
+      </w:pPr>
+      <w:r>
+        <w:t>The message is displayed in the user's conversation history</w:t>
+      </w:r>
+    </w:p>
+    <w:p>
+      <w:pPr>
+        <w:pStyle w:val="ListParagraph"/>
+        <w:numPr>
+          <w:ilvl w:val="0"/>
+          <w:numId w:val="40"/>
+        </w:numPr>
+        <w:shd w:val="clear" w:color="auto" w:fill="FFFFFF" w:themeFill="background1"/>
+        <w:spacing w:before="240" w:after="240"/>
+      </w:pPr>
+      <w:r>
+        <w:t>The user sees the sender and timestamp</w:t>
+      </w:r>
+    </w:p>
+    <w:p>
+      <w:pPr>
+        <w:pStyle w:val="ListParagraph"/>
+        <w:numPr>
+          <w:ilvl w:val="0"/>
+          <w:numId w:val="40"/>
+        </w:numPr>
+        <w:shd w:val="clear" w:color="auto" w:fill="FFFFFF" w:themeFill="background1"/>
+        <w:spacing w:before="240" w:after="240"/>
+      </w:pPr>
+      <w:r>
+        <w:t>The message is saved in chat history</w:t>
+      </w:r>
+    </w:p>
+    <w:p>
+      <w:pPr>
+        <w:ind w:left="1440"/>
+      </w:pPr>
+      <w:r>
+        <w:t>Basic Flow / Main Scenario:</w:t>
+      </w:r>
+    </w:p>
+    <w:p>
+      <w:pPr>
+        <w:pStyle w:val="ListParagraph"/>
+        <w:numPr>
+          <w:ilvl w:val="0"/>
+          <w:numId w:val="41"/>
+        </w:numPr>
+      </w:pPr>
+      <w:r>
+        <w:t>Server receives a message intended for the user</w:t>
+      </w:r>
+    </w:p>
+    <w:p>
+      <w:pPr>
+        <w:pStyle w:val="ListParagraph"/>
+        <w:numPr>
+          <w:ilvl w:val="0"/>
+          <w:numId w:val="41"/>
+        </w:numPr>
+        <w:shd w:val="clear" w:color="auto" w:fill="FFFFFF" w:themeFill="background1"/>
+        <w:spacing w:before="240" w:after="240"/>
+      </w:pPr>
+      <w:r>
+        <w:t>Server identifies the user as online</w:t>
+      </w:r>
+    </w:p>
+    <w:p>
+      <w:pPr>
+        <w:pStyle w:val="ListParagraph"/>
+        <w:numPr>
+          <w:ilvl w:val="0"/>
+          <w:numId w:val="41"/>
+        </w:numPr>
+        <w:shd w:val="clear" w:color="auto" w:fill="FFFFFF" w:themeFill="background1"/>
+        <w:spacing w:before="240" w:after="240"/>
+      </w:pPr>
+      <w:r>
+        <w:t>Server forwards the message to the user's client</w:t>
+      </w:r>
+    </w:p>
+    <w:p>
+      <w:pPr>
+        <w:pStyle w:val="ListParagraph"/>
+        <w:numPr>
+          <w:ilvl w:val="0"/>
+          <w:numId w:val="41"/>
+        </w:numPr>
+        <w:shd w:val="clear" w:color="auto" w:fill="FFFFFF" w:themeFill="background1"/>
+        <w:spacing w:before="240" w:after="240"/>
+      </w:pPr>
+      <w:r>
+        <w:t>Client displays the message in the appropriate chat window</w:t>
+      </w:r>
+    </w:p>
+    <w:p>
+      <w:pPr>
+        <w:pStyle w:val="ListParagraph"/>
+        <w:numPr>
+          <w:ilvl w:val="0"/>
+          <w:numId w:val="41"/>
+        </w:numPr>
+        <w:shd w:val="clear" w:color="auto" w:fill="FFFFFF" w:themeFill="background1"/>
+        <w:spacing w:before="240" w:after="240"/>
+      </w:pPr>
+      <w:r>
+        <w:t>Client shows the sender's name and timestamp</w:t>
+      </w:r>
+    </w:p>
+    <w:p>
+      <w:pPr>
+        <w:pStyle w:val="ListParagraph"/>
+        <w:numPr>
+          <w:ilvl w:val="0"/>
+          <w:numId w:val="41"/>
+        </w:numPr>
+        <w:shd w:val="clear" w:color="auto" w:fill="FFFFFF" w:themeFill="background1"/>
+        <w:spacing w:before="240" w:after="240"/>
+      </w:pPr>
+      <w:r>
+        <w:t>User is notified of the new message</w:t>
+      </w:r>
+    </w:p>
+    <w:p>
+      <w:pPr>
+        <w:pStyle w:val="ListParagraph"/>
+        <w:numPr>
+          <w:ilvl w:val="0"/>
+          <w:numId w:val="41"/>
+        </w:numPr>
+        <w:shd w:val="clear" w:color="auto" w:fill="FFFFFF" w:themeFill="background1"/>
+        <w:spacing w:before="240" w:after="240"/>
+      </w:pPr>
+      <w:r>
+        <w:t>Message is added to conversation history</w:t>
+      </w:r>
+    </w:p>
+    <w:p>
+      <w:pPr>
+        <w:pStyle w:val="ListParagraph"/>
+        <w:ind w:left="2160"/>
+      </w:pPr>
+    </w:p>
+    <w:p>
+      <w:pPr>
+        <w:ind w:left="1440"/>
+      </w:pPr>
+      <w:r>
+        <w:t>Alternate Flows:</w:t>
       </w:r>
     </w:p>
     <w:p>
@@ -12340,9 +14022,10 @@
           <w:ilvl w:val="0"/>
           <w:numId w:val="42"/>
         </w:numPr>
-      </w:pPr>
-      <w:r>
-        <w:t>User opens the Client Interface/GUI, and is presented with the login page.</w:t>
+        <w:ind w:left="2160"/>
+      </w:pPr>
+      <w:r>
+        <w:t>If the message is private, it appears in the individual chat window with the sender</w:t>
       </w:r>
     </w:p>
     <w:p>
@@ -12352,12 +14035,12 @@
           <w:ilvl w:val="0"/>
           <w:numId w:val="42"/>
         </w:numPr>
-      </w:pPr>
-      <w:r>
-        <w:t>They enter their credentials correctly, bringing them to the Chat Interface</w:t>
-      </w:r>
-      <w:r>
-        <w:t>.</w:t>
+        <w:shd w:val="clear" w:color="auto" w:fill="FFFFFF" w:themeFill="background1"/>
+        <w:spacing w:before="240" w:after="240"/>
+        <w:ind w:left="2160"/>
+      </w:pPr>
+      <w:r>
+        <w:t>If the message is group, it appears in the group chat window for all members</w:t>
       </w:r>
     </w:p>
     <w:p>
@@ -12367,9 +14050,26 @@
           <w:ilvl w:val="0"/>
           <w:numId w:val="42"/>
         </w:numPr>
-      </w:pPr>
-      <w:r>
-        <w:t>They enter a search term into a search bar and hit enter.</w:t>
+        <w:shd w:val="clear" w:color="auto" w:fill="FFFFFF" w:themeFill="background1"/>
+        <w:spacing w:before="240" w:after="240"/>
+        <w:ind w:left="2160"/>
+      </w:pPr>
+      <w:r>
+        <w:t>If multiple messages arrive, they are displayed in chronological order</w:t>
+      </w:r>
+    </w:p>
+    <w:p>
+      <w:pPr>
+        <w:pStyle w:val="ListParagraph"/>
+        <w:ind w:left="2790" w:hanging="270"/>
+      </w:pPr>
+    </w:p>
+    <w:p>
+      <w:pPr>
+        <w:ind w:left="1440"/>
+      </w:pPr>
+      <w:r>
+        <w:t xml:space="preserve">Exceptions: </w:t>
       </w:r>
     </w:p>
     <w:p>
@@ -12377,25 +14077,13 @@
         <w:pStyle w:val="ListParagraph"/>
         <w:numPr>
           <w:ilvl w:val="0"/>
-          <w:numId w:val="42"/>
+          <w:numId w:val="38"/>
         </w:numPr>
-      </w:pPr>
-      <w:r>
-        <w:t xml:space="preserve">The user is then provided with a listing of all </w:t>
-      </w:r>
-      <w:r>
-        <w:t xml:space="preserve">registered </w:t>
-      </w:r>
-      <w:r>
-        <w:t>users that match their specific search query.</w:t>
-      </w:r>
-    </w:p>
-    <w:p>
-      <w:pPr>
-        <w:ind w:left="1440"/>
-      </w:pPr>
-      <w:r>
-        <w:t>Extensions or Alternate Flows:</w:t>
+        <w:shd w:val="clear" w:color="auto" w:fill="FFFFFF" w:themeFill="background1"/>
+        <w:spacing w:before="240" w:after="240"/>
+      </w:pPr>
+      <w:r>
+        <w:t>The server fails to forward the message due to network issues</w:t>
       </w:r>
     </w:p>
     <w:p>
@@ -12403,25 +14091,13 @@
         <w:pStyle w:val="ListParagraph"/>
         <w:numPr>
           <w:ilvl w:val="0"/>
-          <w:numId w:val="43"/>
+          <w:numId w:val="38"/>
         </w:numPr>
-      </w:pPr>
-      <w:r>
-        <w:t>The user may try the search again with a different keyword, as many times as they choose.</w:t>
-      </w:r>
-    </w:p>
-    <w:p>
-      <w:pPr>
-        <w:ind w:left="720" w:firstLine="720"/>
-      </w:pPr>
-      <w:r>
-        <w:t>Exception</w:t>
-      </w:r>
-      <w:r>
-        <w:t>s</w:t>
-      </w:r>
-      <w:r>
-        <w:t>:</w:t>
+        <w:shd w:val="clear" w:color="auto" w:fill="FFFFFF" w:themeFill="background1"/>
+        <w:spacing w:before="240" w:after="240"/>
+      </w:pPr>
+      <w:r>
+        <w:t>The client disconnects before receiving the message</w:t>
       </w:r>
     </w:p>
     <w:p>
@@ -12429,133 +14105,13 @@
         <w:pStyle w:val="ListParagraph"/>
         <w:numPr>
           <w:ilvl w:val="0"/>
-          <w:numId w:val="44"/>
+          <w:numId w:val="38"/>
         </w:numPr>
-      </w:pPr>
-      <w:r>
-        <w:t>When the user enters a term, but nothing is returned, this is treated as an “exception”</w:t>
-      </w:r>
-      <w:r>
-        <w:t>, giving an error message that displays nothing was found.</w:t>
-      </w:r>
-    </w:p>
-    <w:p>
-      <w:pPr>
-        <w:ind w:left="1440"/>
-      </w:pPr>
-      <w:r>
-        <w:t xml:space="preserve">Related Use Case: </w:t>
-      </w:r>
-    </w:p>
-    <w:p>
-      <w:pPr>
-        <w:ind w:left="1440"/>
-      </w:pPr>
-      <w:r>
-        <w:tab/>
-        <w:t>Log In</w:t>
-      </w:r>
-    </w:p>
-    <w:p>
-      <w:pPr>
-        <w:ind w:left="1440"/>
-      </w:pPr>
-    </w:p>
-    <w:p>
-      <w:pPr>
-        <w:ind w:left="1440"/>
-        <w:rPr>
-          <w:b/>
-          <w:bCs/>
-          <w:u w:val="single"/>
-        </w:rPr>
-      </w:pPr>
-      <w:r>
-        <w:rPr>
-          <w:b/>
-          <w:bCs/>
-          <w:u w:val="single"/>
-        </w:rPr>
-        <w:t>5.2.6 - Use Case: Register User</w:t>
-      </w:r>
-    </w:p>
-    <w:p>
-      <w:pPr>
-        <w:ind w:left="1440"/>
-      </w:pPr>
-    </w:p>
-    <w:p>
-      <w:pPr>
-        <w:ind w:left="1440"/>
-      </w:pPr>
-      <w:r>
-        <w:t>Use Case ID:</w:t>
-      </w:r>
-      <w:r>
-        <w:t xml:space="preserve"> CA06-RU</w:t>
-      </w:r>
-    </w:p>
-    <w:p>
-      <w:pPr>
-        <w:ind w:left="1440"/>
-      </w:pPr>
-      <w:r>
-        <w:t xml:space="preserve">Use Case Name: </w:t>
-      </w:r>
-      <w:r>
-        <w:t>Register Users</w:t>
-      </w:r>
-    </w:p>
-    <w:p>
-      <w:pPr>
-        <w:ind w:left="1440"/>
-      </w:pPr>
-      <w:r>
-        <w:t xml:space="preserve">Relevant Requirements: </w:t>
-      </w:r>
-      <w:r>
-        <w:t xml:space="preserve">2.3.4, 2.3.6, 3.1.1.9, 3.2.10, 3.3.8. </w:t>
-      </w:r>
-    </w:p>
-    <w:p>
-      <w:pPr>
-        <w:ind w:left="1440"/>
-      </w:pPr>
-      <w:r>
-        <w:t xml:space="preserve">Primary Actor: </w:t>
-      </w:r>
-      <w:r>
-        <w:t>IT Users</w:t>
-      </w:r>
-    </w:p>
-    <w:p>
-      <w:pPr>
-        <w:ind w:left="1440"/>
-      </w:pPr>
-      <w:r>
-        <w:t>Pre-conditions:</w:t>
-      </w:r>
-      <w:r>
-        <w:t xml:space="preserve"> User is an IT User, and is currently accessing the Client Interface.</w:t>
-      </w:r>
-    </w:p>
-    <w:p>
-      <w:pPr>
-        <w:ind w:left="1440"/>
-      </w:pPr>
-      <w:r>
-        <w:t>Post-Conditions:</w:t>
-      </w:r>
-      <w:r>
-        <w:t xml:space="preserve"> Upon successful entry of user credentials, the user is registered and their information logged to the system. </w:t>
-      </w:r>
-    </w:p>
-    <w:p>
-      <w:pPr>
-        <w:ind w:left="1440"/>
-      </w:pPr>
-      <w:r>
-        <w:t xml:space="preserve">Basic Flow or Main Scenario: </w:t>
+        <w:shd w:val="clear" w:color="auto" w:fill="FFFFFF" w:themeFill="background1"/>
+        <w:spacing w:before="240" w:after="240"/>
+      </w:pPr>
+      <w:r>
+        <w:t>The message arrives corrupted and cannot be displayed</w:t>
       </w:r>
     </w:p>
     <w:p>
@@ -12563,11 +14119,26 @@
         <w:pStyle w:val="ListParagraph"/>
         <w:numPr>
           <w:ilvl w:val="0"/>
-          <w:numId w:val="45"/>
+          <w:numId w:val="38"/>
         </w:numPr>
-      </w:pPr>
-      <w:r>
-        <w:t>The IT user logs in, and has access to the Server Console CLI, which possesses their elevated actions, logs or registering users.</w:t>
+        <w:shd w:val="clear" w:color="auto" w:fill="FFFFFF" w:themeFill="background1"/>
+        <w:spacing w:before="240" w:after="240"/>
+      </w:pPr>
+      <w:r>
+        <w:t>The chat window cannot be found or opened</w:t>
+      </w:r>
+    </w:p>
+    <w:p>
+      <w:pPr>
+        <w:ind w:left="1440"/>
+      </w:pPr>
+    </w:p>
+    <w:p>
+      <w:pPr>
+        <w:ind w:left="1440"/>
+      </w:pPr>
+      <w:r>
+        <w:t xml:space="preserve">Related Use Case: </w:t>
       </w:r>
     </w:p>
     <w:p>
@@ -12575,11 +14146,13 @@
         <w:pStyle w:val="ListParagraph"/>
         <w:numPr>
           <w:ilvl w:val="0"/>
-          <w:numId w:val="45"/>
+          <w:numId w:val="37"/>
         </w:numPr>
-      </w:pPr>
-      <w:r>
-        <w:t>Upon the command of register users, they are prompted to either load this information, or manually input it.</w:t>
+        <w:shd w:val="clear" w:color="auto" w:fill="FFFFFF" w:themeFill="background1"/>
+        <w:spacing w:before="240" w:after="240"/>
+      </w:pPr>
+      <w:r>
+        <w:t>Login</w:t>
       </w:r>
     </w:p>
     <w:p>
@@ -12587,19 +14160,13 @@
         <w:pStyle w:val="ListParagraph"/>
         <w:numPr>
           <w:ilvl w:val="0"/>
-          <w:numId w:val="45"/>
+          <w:numId w:val="37"/>
         </w:numPr>
-      </w:pPr>
-      <w:r>
-        <w:t>Once the information is received, log the information to the server, and return it to the main Console UI, awaiting more information.</w:t>
-      </w:r>
-    </w:p>
-    <w:p>
-      <w:pPr>
-        <w:ind w:left="1440"/>
-      </w:pPr>
-      <w:r>
-        <w:t>Extensions or Alternate Flows:</w:t>
+        <w:shd w:val="clear" w:color="auto" w:fill="FFFFFF" w:themeFill="background1"/>
+        <w:spacing w:before="240" w:after="240"/>
+      </w:pPr>
+      <w:r>
+        <w:t>Send message</w:t>
       </w:r>
     </w:p>
     <w:p>
@@ -12607,1550 +14174,7 @@
         <w:pStyle w:val="ListParagraph"/>
         <w:numPr>
           <w:ilvl w:val="0"/>
-          <w:numId w:val="46"/>
-        </w:numPr>
-      </w:pPr>
-      <w:r>
-        <w:t xml:space="preserve">If the IT user loads the information, the format of “username, password” should be followed. </w:t>
-      </w:r>
-    </w:p>
-    <w:p>
-      <w:pPr>
-        <w:pStyle w:val="ListParagraph"/>
-        <w:numPr>
-          <w:ilvl w:val="0"/>
-          <w:numId w:val="46"/>
-        </w:numPr>
-      </w:pPr>
-      <w:r>
-        <w:t>If the IT user simply enters it manually, the format takes in username first, then the password. It will also prompt them to either add more or stop.</w:t>
-      </w:r>
-    </w:p>
-    <w:p>
-      <w:pPr>
-        <w:ind w:left="720" w:firstLine="720"/>
-      </w:pPr>
-      <w:r>
-        <w:t>Exception</w:t>
-      </w:r>
-      <w:r>
-        <w:t>s</w:t>
-      </w:r>
-      <w:r>
-        <w:t>:</w:t>
-      </w:r>
-    </w:p>
-    <w:p>
-      <w:pPr>
-        <w:pStyle w:val="ListParagraph"/>
-        <w:numPr>
-          <w:ilvl w:val="0"/>
-          <w:numId w:val="47"/>
-        </w:numPr>
-      </w:pPr>
-      <w:r>
-        <w:t>If the loading process fails, loading is truncated and an error should be outputted, with the Console returning to an idle state.</w:t>
-      </w:r>
-    </w:p>
-    <w:p>
-      <w:pPr>
-        <w:pStyle w:val="ListParagraph"/>
-        <w:numPr>
-          <w:ilvl w:val="0"/>
-          <w:numId w:val="47"/>
-        </w:numPr>
-      </w:pPr>
-      <w:r>
-        <w:t>If the username already exists the username should not be added and should return an error message.</w:t>
-      </w:r>
-    </w:p>
-    <w:p>
-      <w:pPr>
-        <w:ind w:left="1440"/>
-      </w:pPr>
-      <w:r>
-        <w:t>Related Use Case</w:t>
-      </w:r>
-      <w:r>
-        <w:t>s</w:t>
-      </w:r>
-      <w:r>
-        <w:t xml:space="preserve">: </w:t>
-      </w:r>
-    </w:p>
-    <w:p>
-      <w:r>
-        <w:tab/>
-      </w:r>
-      <w:r>
-        <w:tab/>
-      </w:r>
-      <w:r>
-        <w:tab/>
-        <w:t>Log In</w:t>
-      </w:r>
-    </w:p>
-    <w:p>
-      <w:r>
-        <w:tab/>
-      </w:r>
-      <w:r>
-        <w:tab/>
-      </w:r>
-      <w:r>
-        <w:tab/>
-      </w:r>
-    </w:p>
-    <w:p>
-      <w:pPr>
-        <w:ind w:left="1440"/>
-        <w:rPr>
-          <w:b/>
-          <w:bCs/>
-          <w:u w:val="single"/>
-        </w:rPr>
-      </w:pPr>
-      <w:r>
-        <w:rPr>
-          <w:b/>
-          <w:bCs/>
-          <w:u w:val="single"/>
-        </w:rPr>
-        <w:t>5.2.7 - Use Case: Send Message (Group)</w:t>
-      </w:r>
-    </w:p>
-    <w:p>
-      <w:pPr>
-        <w:ind w:left="1440"/>
-        <w:rPr>
-          <w:b/>
-          <w:bCs/>
-          <w:u w:val="single"/>
-        </w:rPr>
-      </w:pPr>
-    </w:p>
-    <w:p>
-      <w:pPr>
-        <w:ind w:left="1440"/>
-      </w:pPr>
-      <w:r>
-        <w:t>Use Case ID</w:t>
-      </w:r>
-      <w:r>
-        <w:t>: C</w:t>
-      </w:r>
-      <w:r>
-        <w:t>A</w:t>
-      </w:r>
-      <w:r>
-        <w:t>07-</w:t>
-      </w:r>
-      <w:r>
-        <w:t>SMG</w:t>
-      </w:r>
-    </w:p>
-    <w:p>
-      <w:pPr>
-        <w:ind w:left="1440"/>
-      </w:pPr>
-      <w:r>
-        <w:t>Relevant Requirements: 3.1.1.2, 3.1.1.3, 3.1.1.8, 3.1.3.2, 3.1.3.3, 3.1.3.3</w:t>
-      </w:r>
-      <w:proofErr w:type="gramStart"/>
-      <w:r>
-        <w:t>.1, 3.1.3.3.2, 3.1.3.4</w:t>
-      </w:r>
-      <w:proofErr w:type="gramEnd"/>
-      <w:r>
-        <w:t>, 3.1.3.5, 3.1.4.1.2, 3.1.4.1.1, 3.2.2, 3.3.3.1, 3.3.4</w:t>
-      </w:r>
-    </w:p>
-    <w:p>
-      <w:pPr>
-        <w:ind w:left="1440"/>
-      </w:pPr>
-      <w:r>
-        <w:t xml:space="preserve">Use case: Send group chat </w:t>
-      </w:r>
-    </w:p>
-    <w:p>
-      <w:pPr>
-        <w:ind w:left="1440"/>
-      </w:pPr>
-      <w:r>
-        <w:t>Primary Actor: User</w:t>
-      </w:r>
-    </w:p>
-    <w:p>
-      <w:pPr>
-        <w:ind w:left="1440"/>
-      </w:pPr>
-      <w:r>
-        <w:lastRenderedPageBreak/>
-        <w:t>Pre-conditions:</w:t>
-      </w:r>
-    </w:p>
-    <w:p>
-      <w:pPr>
-        <w:pStyle w:val="ListParagraph"/>
-        <w:numPr>
-          <w:ilvl w:val="0"/>
-          <w:numId w:val="72"/>
-        </w:numPr>
-      </w:pPr>
-      <w:r>
-        <w:t>The user is logged into the system</w:t>
-      </w:r>
-    </w:p>
-    <w:p>
-      <w:pPr>
-        <w:pStyle w:val="ListParagraph"/>
-        <w:numPr>
-          <w:ilvl w:val="0"/>
-          <w:numId w:val="72"/>
-        </w:numPr>
-      </w:pPr>
-      <w:r>
-        <w:t>The user is a member of at least one existing group chat</w:t>
-      </w:r>
-    </w:p>
-    <w:p>
-      <w:pPr>
-        <w:pStyle w:val="ListParagraph"/>
-        <w:numPr>
-          <w:ilvl w:val="0"/>
-          <w:numId w:val="72"/>
-        </w:numPr>
-      </w:pPr>
-      <w:r>
-        <w:t>The user has selected a group chat to message</w:t>
-      </w:r>
-    </w:p>
-    <w:p>
-      <w:pPr>
-        <w:ind w:left="1440"/>
-      </w:pPr>
-      <w:r>
-        <w:t>Post-conditions:</w:t>
-      </w:r>
-    </w:p>
-    <w:p>
-      <w:pPr>
-        <w:pStyle w:val="ListParagraph"/>
-        <w:numPr>
-          <w:ilvl w:val="0"/>
-          <w:numId w:val="73"/>
-        </w:numPr>
-      </w:pPr>
-      <w:r>
-        <w:t>The message is delivered to all online group members in real-time</w:t>
-      </w:r>
-    </w:p>
-    <w:p>
-      <w:pPr>
-        <w:pStyle w:val="ListParagraph"/>
-        <w:numPr>
-          <w:ilvl w:val="0"/>
-          <w:numId w:val="73"/>
-        </w:numPr>
-      </w:pPr>
-      <w:r>
-        <w:t>The message is queued for any offline group members</w:t>
-      </w:r>
-    </w:p>
-    <w:p>
-      <w:pPr>
-        <w:pStyle w:val="ListParagraph"/>
-        <w:numPr>
-          <w:ilvl w:val="0"/>
-          <w:numId w:val="73"/>
-        </w:numPr>
-      </w:pPr>
-      <w:r>
-        <w:t>The message is permanently stored in the group's history file</w:t>
-      </w:r>
-    </w:p>
-    <w:p>
-      <w:pPr>
-        <w:pStyle w:val="ListParagraph"/>
-        <w:numPr>
-          <w:ilvl w:val="0"/>
-          <w:numId w:val="73"/>
-        </w:numPr>
-      </w:pPr>
-      <w:r>
-        <w:t>The message appears in the sender's conversation view with a timestamp</w:t>
-      </w:r>
-    </w:p>
-    <w:p>
-      <w:pPr>
-        <w:ind w:left="1440"/>
-      </w:pPr>
-      <w:r>
-        <w:t>Main Scenario:</w:t>
-      </w:r>
-    </w:p>
-    <w:p>
-      <w:pPr>
-        <w:pStyle w:val="ListParagraph"/>
-        <w:numPr>
-          <w:ilvl w:val="0"/>
-          <w:numId w:val="74"/>
-        </w:numPr>
-      </w:pPr>
-      <w:r>
-        <w:t>User selects a group chat</w:t>
-      </w:r>
-    </w:p>
-    <w:p>
-      <w:pPr>
-        <w:pStyle w:val="ListParagraph"/>
-        <w:numPr>
-          <w:ilvl w:val="0"/>
-          <w:numId w:val="74"/>
-        </w:numPr>
-      </w:pPr>
-      <w:r>
-        <w:t>User types a message and clicks send</w:t>
-      </w:r>
-    </w:p>
-    <w:p>
-      <w:pPr>
-        <w:pStyle w:val="ListParagraph"/>
-        <w:numPr>
-          <w:ilvl w:val="0"/>
-          <w:numId w:val="74"/>
-        </w:numPr>
-      </w:pPr>
-      <w:r>
-        <w:t>Client sends a message to the server with the group ID, sender, timestamp, and content</w:t>
-      </w:r>
-    </w:p>
-    <w:p>
-      <w:pPr>
-        <w:pStyle w:val="ListParagraph"/>
-        <w:numPr>
-          <w:ilvl w:val="0"/>
-          <w:numId w:val="74"/>
-        </w:numPr>
-      </w:pPr>
-      <w:r>
-        <w:t>Server validates the message is plain text</w:t>
-      </w:r>
-    </w:p>
-    <w:p>
-      <w:pPr>
-        <w:pStyle w:val="ListParagraph"/>
-        <w:numPr>
-          <w:ilvl w:val="0"/>
-          <w:numId w:val="74"/>
-        </w:numPr>
-      </w:pPr>
-      <w:r>
-        <w:t>Server retrieves group member list</w:t>
-      </w:r>
-    </w:p>
-    <w:p>
-      <w:pPr>
-        <w:pStyle w:val="ListParagraph"/>
-        <w:numPr>
-          <w:ilvl w:val="0"/>
-          <w:numId w:val="74"/>
-        </w:numPr>
-      </w:pPr>
-      <w:r>
-        <w:t>The server delivers the message to online members immediately</w:t>
-      </w:r>
-    </w:p>
-    <w:p>
-      <w:pPr>
-        <w:pStyle w:val="ListParagraph"/>
-        <w:numPr>
-          <w:ilvl w:val="0"/>
-          <w:numId w:val="74"/>
-        </w:numPr>
-      </w:pPr>
-      <w:r>
-        <w:t xml:space="preserve">Server queues </w:t>
-      </w:r>
-      <w:proofErr w:type="gramStart"/>
-      <w:r>
-        <w:t>a message</w:t>
-      </w:r>
-      <w:proofErr w:type="gramEnd"/>
-      <w:r>
-        <w:t xml:space="preserve"> for offline members</w:t>
-      </w:r>
-    </w:p>
-    <w:p>
-      <w:pPr>
-        <w:pStyle w:val="ListParagraph"/>
-        <w:numPr>
-          <w:ilvl w:val="0"/>
-          <w:numId w:val="74"/>
-        </w:numPr>
-      </w:pPr>
-      <w:r>
-        <w:t>Server appends message to group history file</w:t>
-      </w:r>
-    </w:p>
-    <w:p>
-      <w:pPr>
-        <w:pStyle w:val="ListParagraph"/>
-        <w:numPr>
-          <w:ilvl w:val="0"/>
-          <w:numId w:val="74"/>
-        </w:numPr>
-      </w:pPr>
-      <w:r>
-        <w:t>Message appears in sender's conversation history</w:t>
-      </w:r>
-    </w:p>
-    <w:p>
-      <w:pPr>
-        <w:ind w:left="1440"/>
-      </w:pPr>
-    </w:p>
-    <w:p>
-      <w:pPr>
-        <w:ind w:left="1440"/>
-      </w:pPr>
-      <w:r>
-        <w:t>Extensions:</w:t>
-      </w:r>
-    </w:p>
-    <w:p>
-      <w:pPr>
-        <w:pStyle w:val="ListParagraph"/>
-        <w:numPr>
-          <w:ilvl w:val="0"/>
-          <w:numId w:val="75"/>
-        </w:numPr>
-      </w:pPr>
-      <w:r>
-        <w:t>If the user is not a member of the selected group, the server rejects the message and notifies the sender</w:t>
-      </w:r>
-    </w:p>
-    <w:p>
-      <w:pPr>
-        <w:pStyle w:val="ListParagraph"/>
-        <w:numPr>
-          <w:ilvl w:val="0"/>
-          <w:numId w:val="75"/>
-        </w:numPr>
-      </w:pPr>
-      <w:r>
-        <w:t>If the message contains only whitespace or is empty, the client prevents sending and prompts the user to enter a message</w:t>
-      </w:r>
-    </w:p>
-    <w:p>
-      <w:pPr>
-        <w:pStyle w:val="ListParagraph"/>
-        <w:numPr>
-          <w:ilvl w:val="0"/>
-          <w:numId w:val="75"/>
-        </w:numPr>
-      </w:pPr>
-      <w:r>
-        <w:t>If the group has no members, the server notifies the sender that delivery is not possible</w:t>
-      </w:r>
-    </w:p>
-    <w:p>
-      <w:pPr>
-        <w:ind w:left="1440"/>
-      </w:pPr>
-    </w:p>
-    <w:p>
-      <w:pPr>
-        <w:ind w:left="1440"/>
-      </w:pPr>
-      <w:r>
-        <w:t>Exceptions:</w:t>
-      </w:r>
-    </w:p>
-    <w:p>
-      <w:pPr>
-        <w:pStyle w:val="ListParagraph"/>
-        <w:numPr>
-          <w:ilvl w:val="0"/>
-          <w:numId w:val="76"/>
-        </w:numPr>
-      </w:pPr>
-      <w:r>
-        <w:t>The server fails to validate the message as plain text, allowing non-text content</w:t>
-      </w:r>
-    </w:p>
-    <w:p>
-      <w:pPr>
-        <w:pStyle w:val="ListParagraph"/>
-        <w:numPr>
-          <w:ilvl w:val="0"/>
-          <w:numId w:val="76"/>
-        </w:numPr>
-      </w:pPr>
-      <w:r>
-        <w:t>The server fails to append the message to the group history file</w:t>
-      </w:r>
-    </w:p>
-    <w:p>
-      <w:pPr>
-        <w:pStyle w:val="ListParagraph"/>
-        <w:numPr>
-          <w:ilvl w:val="0"/>
-          <w:numId w:val="76"/>
-        </w:numPr>
-      </w:pPr>
-      <w:r>
-        <w:t>The client disconnects before receiving confirmation of message delivery</w:t>
-      </w:r>
-    </w:p>
-    <w:p>
-      <w:pPr>
-        <w:pStyle w:val="ListParagraph"/>
-        <w:numPr>
-          <w:ilvl w:val="0"/>
-          <w:numId w:val="76"/>
-        </w:numPr>
-      </w:pPr>
-      <w:r>
-        <w:t>The group data cannot be found or has been corrupted</w:t>
-      </w:r>
-    </w:p>
-    <w:p>
-      <w:pPr>
-        <w:ind w:left="1440"/>
-      </w:pPr>
-    </w:p>
-    <w:p>
-      <w:pPr>
-        <w:ind w:left="1440"/>
-      </w:pPr>
-      <w:r>
-        <w:t>Related Use Cases:</w:t>
-      </w:r>
-    </w:p>
-    <w:p>
-      <w:pPr>
-        <w:ind w:left="1440"/>
-      </w:pPr>
-      <w:r>
-        <w:tab/>
-        <w:t>Create Group</w:t>
-      </w:r>
-    </w:p>
-    <w:p>
-      <w:pPr>
-        <w:ind w:left="1440"/>
-      </w:pPr>
-    </w:p>
-    <w:p>
-      <w:pPr>
-        <w:ind w:left="1440"/>
-      </w:pPr>
-    </w:p>
-    <w:p>
-      <w:pPr>
-        <w:ind w:left="1440"/>
-        <w:rPr>
-          <w:b/>
-          <w:bCs/>
-          <w:u w:val="single"/>
-        </w:rPr>
-      </w:pPr>
-      <w:r>
-        <w:rPr>
-          <w:b/>
-          <w:bCs/>
-          <w:u w:val="single"/>
-        </w:rPr>
-        <w:t>5.2.8 - View Chat History</w:t>
-      </w:r>
-    </w:p>
-    <w:p>
-      <w:pPr>
-        <w:ind w:left="1440"/>
-        <w:rPr>
-          <w:b/>
-          <w:bCs/>
-          <w:u w:val="single"/>
-        </w:rPr>
-      </w:pPr>
-    </w:p>
-    <w:p>
-      <w:pPr>
-        <w:ind w:left="1440"/>
-      </w:pPr>
-      <w:r>
-        <w:t>Use Case ID:</w:t>
-      </w:r>
-      <w:r>
-        <w:t xml:space="preserve"> CA08-VCH</w:t>
-      </w:r>
-    </w:p>
-    <w:p>
-      <w:pPr>
-        <w:ind w:left="1440"/>
-      </w:pPr>
-      <w:r>
-        <w:t xml:space="preserve">Use Case Name: </w:t>
-      </w:r>
-      <w:r>
-        <w:t>View Chat History</w:t>
-      </w:r>
-    </w:p>
-    <w:p>
-      <w:pPr>
-        <w:ind w:left="1440"/>
-      </w:pPr>
-      <w:r>
-        <w:t xml:space="preserve">Relevant Requirements: </w:t>
-      </w:r>
-      <w:r>
-        <w:t>2.3.12, 2.4.2, 2.5.17, 3.1.1.6, 3.1.1.7, 3.1.2.2, 3.2.8, 3.3.3, 3.3.10, 4.1.1</w:t>
-      </w:r>
-    </w:p>
-    <w:p>
-      <w:pPr>
-        <w:ind w:left="1440"/>
-      </w:pPr>
-      <w:r>
-        <w:t xml:space="preserve">Primary Actor: </w:t>
-      </w:r>
-      <w:r>
-        <w:t>Users, IT Users</w:t>
-      </w:r>
-    </w:p>
-    <w:p>
-      <w:pPr>
-        <w:ind w:left="1440"/>
-      </w:pPr>
-      <w:r>
-        <w:t>Pre-conditions:</w:t>
-      </w:r>
-      <w:r>
-        <w:t xml:space="preserve"> User is a currently logged into the Client Interface.</w:t>
-      </w:r>
-    </w:p>
-    <w:p>
-      <w:pPr>
-        <w:ind w:left="1440"/>
-      </w:pPr>
-      <w:r>
-        <w:t>Post-Conditions:</w:t>
-      </w:r>
-      <w:r>
-        <w:t xml:space="preserve"> </w:t>
-      </w:r>
-      <w:r>
-        <w:t>In the GUI, the chat history is displayed, letting the user show their chats with the related members in the group.</w:t>
-      </w:r>
-    </w:p>
-    <w:p>
-      <w:pPr>
-        <w:ind w:left="1440"/>
-      </w:pPr>
-      <w:r>
-        <w:t xml:space="preserve">Basic Flow or Main Scenario: </w:t>
-      </w:r>
-    </w:p>
-    <w:p>
-      <w:pPr>
-        <w:pStyle w:val="ListParagraph"/>
-        <w:numPr>
-          <w:ilvl w:val="0"/>
-          <w:numId w:val="77"/>
-        </w:numPr>
-      </w:pPr>
-      <w:r>
-        <w:t>User opens the Client Interface/GUI, and is presented with the login page.</w:t>
-      </w:r>
-    </w:p>
-    <w:p>
-      <w:pPr>
-        <w:pStyle w:val="ListParagraph"/>
-        <w:numPr>
-          <w:ilvl w:val="0"/>
-          <w:numId w:val="77"/>
-        </w:numPr>
-      </w:pPr>
-      <w:r>
-        <w:t>They enter their credentials correctly, bringing them to the Chat Interface.</w:t>
-      </w:r>
-    </w:p>
-    <w:p>
-      <w:pPr>
-        <w:pStyle w:val="ListParagraph"/>
-        <w:numPr>
-          <w:ilvl w:val="0"/>
-          <w:numId w:val="77"/>
-        </w:numPr>
-      </w:pPr>
-      <w:r>
-        <w:t>The chat history is displayed to them, letting them scroll up/down to the oldest or latest message sent.</w:t>
-      </w:r>
-    </w:p>
-    <w:p>
-      <w:pPr>
-        <w:ind w:left="1440"/>
-      </w:pPr>
-      <w:r>
-        <w:lastRenderedPageBreak/>
-        <w:t>Extensions or Alternate Flows:</w:t>
-      </w:r>
-    </w:p>
-    <w:p>
-      <w:pPr>
-        <w:pStyle w:val="ListParagraph"/>
-        <w:numPr>
-          <w:ilvl w:val="0"/>
-          <w:numId w:val="78"/>
-        </w:numPr>
-      </w:pPr>
-      <w:r>
-        <w:t xml:space="preserve">The user may </w:t>
-      </w:r>
-      <w:r>
-        <w:t xml:space="preserve">send a new message, and will update the chat history, both what is currently stored and what is currently displayed. </w:t>
-      </w:r>
-    </w:p>
-    <w:p>
-      <w:pPr>
-        <w:ind w:left="720" w:firstLine="720"/>
-      </w:pPr>
-      <w:r>
-        <w:t>Exception</w:t>
-      </w:r>
-      <w:r>
-        <w:t>s</w:t>
-      </w:r>
-      <w:r>
-        <w:t>:</w:t>
-      </w:r>
-    </w:p>
-    <w:p>
-      <w:pPr>
-        <w:pStyle w:val="ListParagraph"/>
-        <w:numPr>
-          <w:ilvl w:val="0"/>
-          <w:numId w:val="79"/>
-        </w:numPr>
-      </w:pPr>
-      <w:r>
-        <w:t>Messages are not displayed in the chronological order in which they weren’t sent.</w:t>
-      </w:r>
-    </w:p>
-    <w:p>
-      <w:pPr>
-        <w:pStyle w:val="ListParagraph"/>
-        <w:numPr>
-          <w:ilvl w:val="0"/>
-          <w:numId w:val="79"/>
-        </w:numPr>
-      </w:pPr>
-      <w:r>
-        <w:t xml:space="preserve">Messages are missing, meaning that something went wrong with the storing of chat history. </w:t>
-      </w:r>
-    </w:p>
-    <w:p>
-      <w:pPr>
-        <w:ind w:left="1440"/>
-      </w:pPr>
-      <w:r>
-        <w:t xml:space="preserve">Related Use Case: </w:t>
-      </w:r>
-    </w:p>
-    <w:p>
-      <w:pPr>
-        <w:ind w:left="1440"/>
-      </w:pPr>
-      <w:r>
-        <w:tab/>
-      </w:r>
-      <w:r>
-        <w:t>Send Message (Individual)</w:t>
-      </w:r>
-    </w:p>
-    <w:p>
-      <w:pPr>
-        <w:ind w:left="1440"/>
-      </w:pPr>
-    </w:p>
-    <w:p>
-      <w:pPr>
-        <w:ind w:left="1440"/>
-      </w:pPr>
-    </w:p>
-    <w:p>
-      <w:pPr>
-        <w:ind w:left="1440"/>
-        <w:rPr>
-          <w:b/>
-          <w:bCs/>
-          <w:u w:val="single"/>
-        </w:rPr>
-      </w:pPr>
-      <w:r>
-        <w:rPr>
-          <w:b/>
-          <w:bCs/>
-          <w:u w:val="single"/>
-        </w:rPr>
-        <w:t>5.2.</w:t>
-      </w:r>
-      <w:r>
-        <w:rPr>
-          <w:b/>
-          <w:bCs/>
-          <w:u w:val="single"/>
-        </w:rPr>
-        <w:t>9</w:t>
-      </w:r>
-      <w:r>
-        <w:rPr>
-          <w:b/>
-          <w:bCs/>
-          <w:u w:val="single"/>
-        </w:rPr>
-        <w:t xml:space="preserve"> – Read Chat Logs</w:t>
-      </w:r>
-    </w:p>
-    <w:p>
-      <w:pPr>
-        <w:ind w:left="1440"/>
-        <w:rPr>
-          <w:b/>
-          <w:bCs/>
-          <w:u w:val="single"/>
-        </w:rPr>
-      </w:pPr>
-    </w:p>
-    <w:p>
-      <w:pPr>
-        <w:ind w:left="1440"/>
-      </w:pPr>
-      <w:r>
-        <w:t>Use Case ID: CA0</w:t>
-      </w:r>
-      <w:r>
-        <w:t>9</w:t>
-      </w:r>
-      <w:r>
-        <w:t>-RCL</w:t>
-      </w:r>
-    </w:p>
-    <w:p>
-      <w:pPr>
-        <w:ind w:left="1440"/>
-      </w:pPr>
-      <w:r>
-        <w:t>Use Case Name: Read Chat Logs</w:t>
-      </w:r>
-    </w:p>
-    <w:p>
-      <w:pPr>
-        <w:ind w:left="1440"/>
-      </w:pPr>
-      <w:r>
-        <w:t>Relevant Requirements: 3.1.4.10, 3.3.4, 4.1.1</w:t>
-      </w:r>
-    </w:p>
-    <w:p>
-      <w:pPr>
-        <w:ind w:left="1440"/>
-      </w:pPr>
-      <w:r>
-        <w:t>Primary Actor: IT Users</w:t>
-      </w:r>
-    </w:p>
-    <w:p>
-      <w:pPr>
-        <w:ind w:left="1440"/>
-      </w:pPr>
-      <w:r>
-        <w:t>Pre-conditions:</w:t>
-      </w:r>
-    </w:p>
-    <w:p>
-      <w:pPr>
-        <w:numPr>
-          <w:ilvl w:val="0"/>
-          <w:numId w:val="80"/>
-        </w:numPr>
-      </w:pPr>
-      <w:r>
-        <w:t>Server must be running and accessible.</w:t>
-      </w:r>
-    </w:p>
-    <w:p>
-      <w:pPr>
-        <w:numPr>
-          <w:ilvl w:val="0"/>
-          <w:numId w:val="80"/>
-        </w:numPr>
-      </w:pPr>
-      <w:r>
-        <w:t>User must be IT user.</w:t>
-      </w:r>
-    </w:p>
-    <w:p>
-      <w:pPr>
-        <w:numPr>
-          <w:ilvl w:val="0"/>
-          <w:numId w:val="80"/>
-        </w:numPr>
-      </w:pPr>
-      <w:r>
-        <w:t>Chat log files must be stored in server storage.</w:t>
-      </w:r>
-    </w:p>
-    <w:p>
-      <w:pPr>
-        <w:ind w:left="1440"/>
-      </w:pPr>
-    </w:p>
-    <w:p>
-      <w:pPr>
-        <w:ind w:left="1440"/>
-      </w:pPr>
-      <w:r>
-        <w:t>Post-Conditions:</w:t>
-      </w:r>
-    </w:p>
-    <w:p>
-      <w:pPr>
-        <w:numPr>
-          <w:ilvl w:val="0"/>
-          <w:numId w:val="81"/>
-        </w:numPr>
-      </w:pPr>
-      <w:r>
-        <w:t>Requested chat logs are displayed for IT user.</w:t>
-      </w:r>
-    </w:p>
-    <w:p>
-      <w:pPr>
-        <w:numPr>
-          <w:ilvl w:val="0"/>
-          <w:numId w:val="81"/>
-        </w:numPr>
-      </w:pPr>
-      <w:r>
-        <w:t>Log retrieval is logged.</w:t>
-      </w:r>
-    </w:p>
-    <w:p>
-      <w:pPr>
-        <w:numPr>
-          <w:ilvl w:val="0"/>
-          <w:numId w:val="81"/>
-        </w:numPr>
-      </w:pPr>
-      <w:r>
-        <w:t>Chat log files must be stored in server storage.</w:t>
-      </w:r>
-    </w:p>
-    <w:p>
-      <w:pPr>
-        <w:ind w:left="1440"/>
-      </w:pPr>
-      <w:r>
-        <w:t>Basic Flow / Main Scenario:</w:t>
-      </w:r>
-    </w:p>
-    <w:p>
-      <w:pPr>
-        <w:numPr>
-          <w:ilvl w:val="0"/>
-          <w:numId w:val="82"/>
-        </w:numPr>
-      </w:pPr>
-      <w:r>
-        <w:t>IT User selects “View Chat Logs”.</w:t>
-      </w:r>
-    </w:p>
-    <w:p>
-      <w:pPr>
-        <w:numPr>
-          <w:ilvl w:val="0"/>
-          <w:numId w:val="82"/>
-        </w:numPr>
-      </w:pPr>
-      <w:r>
-        <w:t>System prompts for specific chat log information.</w:t>
-      </w:r>
-    </w:p>
-    <w:p>
-      <w:pPr>
-        <w:numPr>
-          <w:ilvl w:val="0"/>
-          <w:numId w:val="82"/>
-        </w:numPr>
-      </w:pPr>
-      <w:r>
-        <w:t>IT User sends request.</w:t>
-      </w:r>
-    </w:p>
-    <w:p>
-      <w:pPr>
-        <w:numPr>
-          <w:ilvl w:val="0"/>
-          <w:numId w:val="82"/>
-        </w:numPr>
-      </w:pPr>
-      <w:r>
-        <w:t>Server validates request and locates corresponding logs.</w:t>
-      </w:r>
-      <w:r>
-        <w:br/>
-        <w:t>Server retrieves and displays stored messages for the user.</w:t>
-      </w:r>
-    </w:p>
-    <w:p>
-      <w:pPr>
-        <w:numPr>
-          <w:ilvl w:val="0"/>
-          <w:numId w:val="82"/>
-        </w:numPr>
-      </w:pPr>
-      <w:r>
-        <w:t xml:space="preserve">System logs log request. </w:t>
-      </w:r>
-    </w:p>
-    <w:p>
-      <w:pPr>
-        <w:ind w:left="1440"/>
-      </w:pPr>
-      <w:r>
-        <w:t>Alternate Flows:</w:t>
-      </w:r>
-    </w:p>
-    <w:p>
-      <w:pPr>
-        <w:numPr>
-          <w:ilvl w:val="0"/>
-          <w:numId w:val="83"/>
-        </w:numPr>
-      </w:pPr>
-      <w:r>
-        <w:t>Log does not exist</w:t>
-      </w:r>
-    </w:p>
-    <w:p>
-      <w:pPr>
-        <w:numPr>
-          <w:ilvl w:val="1"/>
-          <w:numId w:val="83"/>
-        </w:numPr>
-      </w:pPr>
-      <w:r>
-        <w:t>Server cannot find corresponding file.</w:t>
-      </w:r>
-    </w:p>
-    <w:p>
-      <w:pPr>
-        <w:ind w:left="1440"/>
-      </w:pPr>
-      <w:r>
-        <w:t>Exceptions:</w:t>
-      </w:r>
-    </w:p>
-    <w:p>
-      <w:pPr>
-        <w:numPr>
-          <w:ilvl w:val="0"/>
-          <w:numId w:val="84"/>
-        </w:numPr>
-      </w:pPr>
-      <w:r>
-        <w:t>Unauthorized attempt</w:t>
-      </w:r>
-    </w:p>
-    <w:p>
-      <w:pPr>
-        <w:numPr>
-          <w:ilvl w:val="1"/>
-          <w:numId w:val="84"/>
-        </w:numPr>
-      </w:pPr>
-      <w:r>
-        <w:t>Non-IT User attempts to access chat logs, access denied.</w:t>
-      </w:r>
-    </w:p>
-    <w:p>
-      <w:pPr>
-        <w:ind w:left="1440"/>
-      </w:pPr>
-      <w:r>
-        <w:t>Related Use Case: n/a</w:t>
-      </w:r>
-    </w:p>
-    <w:p>
-      <w:pPr>
-        <w:ind w:left="1440"/>
-      </w:pPr>
-    </w:p>
-    <w:p>
-      <w:pPr>
-        <w:ind w:left="1440"/>
-        <w:rPr>
-          <w:b/>
-          <w:bCs/>
-          <w:u w:val="single"/>
-        </w:rPr>
-      </w:pPr>
-      <w:r>
-        <w:rPr>
-          <w:b/>
-          <w:bCs/>
-          <w:u w:val="single"/>
-        </w:rPr>
-        <w:t>5.2.</w:t>
-      </w:r>
-      <w:r>
-        <w:rPr>
-          <w:b/>
-          <w:bCs/>
-          <w:u w:val="single"/>
-        </w:rPr>
-        <w:t>10</w:t>
-      </w:r>
-      <w:r>
-        <w:rPr>
-          <w:b/>
-          <w:bCs/>
-          <w:u w:val="single"/>
-        </w:rPr>
-        <w:t xml:space="preserve"> - Use Case:</w:t>
-      </w:r>
-      <w:r>
-        <w:rPr>
-          <w:b/>
-          <w:bCs/>
-          <w:u w:val="single"/>
-        </w:rPr>
-        <w:t xml:space="preserve"> Receive Message (Group and Individual)</w:t>
-      </w:r>
-    </w:p>
-    <w:p>
-      <w:pPr>
-        <w:ind w:left="1440"/>
-      </w:pPr>
-    </w:p>
-    <w:p>
-      <w:pPr>
-        <w:ind w:left="1440"/>
-      </w:pPr>
-      <w:r>
-        <w:t>Use Case ID: CA08-RM</w:t>
-      </w:r>
-    </w:p>
-    <w:p>
-      <w:pPr>
-        <w:ind w:left="1440"/>
-      </w:pPr>
-      <w:r>
-        <w:t>Use Case: Receive message (Group and Individual)</w:t>
-      </w:r>
-    </w:p>
-    <w:p>
-      <w:pPr>
-        <w:ind w:left="1440"/>
-      </w:pPr>
-      <w:r>
-        <w:t xml:space="preserve">Relevant Requirements: </w:t>
-      </w:r>
-    </w:p>
-    <w:p>
-      <w:pPr>
-        <w:ind w:left="1440"/>
-      </w:pPr>
-      <w:r>
-        <w:t>3.1.1.2, 3.1.1.3, 3.1.1.4, 3.1.1.5, 3.1.1.11, 3.1.1.12, 3.1.1.13, 3.1.4.5</w:t>
-      </w:r>
-    </w:p>
-    <w:p>
-      <w:pPr>
-        <w:ind w:left="1440"/>
-      </w:pPr>
-      <w:r>
-        <w:t>Primary Actor: User</w:t>
-      </w:r>
-    </w:p>
-    <w:p>
-      <w:pPr>
-        <w:ind w:left="1440"/>
-      </w:pPr>
-      <w:r>
-        <w:t>Pre-conditions:</w:t>
-      </w:r>
-    </w:p>
-    <w:p>
-      <w:pPr>
-        <w:pStyle w:val="ListParagraph"/>
-        <w:numPr>
-          <w:ilvl w:val="0"/>
-          <w:numId w:val="87"/>
-        </w:numPr>
-      </w:pPr>
-      <w:r>
-        <w:t>The user is logged into the system</w:t>
-      </w:r>
-    </w:p>
-    <w:p>
-      <w:pPr>
-        <w:pStyle w:val="ListParagraph"/>
-        <w:numPr>
-          <w:ilvl w:val="0"/>
-          <w:numId w:val="87"/>
-        </w:numPr>
-        <w:shd w:val="clear" w:color="auto" w:fill="FFFFFF" w:themeFill="background1"/>
-        <w:spacing w:before="240" w:after="240"/>
-      </w:pPr>
-      <w:r>
-        <w:t>The user has an active connection to the server</w:t>
-      </w:r>
-    </w:p>
-    <w:p>
-      <w:pPr>
-        <w:pStyle w:val="ListParagraph"/>
-        <w:numPr>
-          <w:ilvl w:val="0"/>
-          <w:numId w:val="87"/>
-        </w:numPr>
-        <w:shd w:val="clear" w:color="auto" w:fill="FFFFFF" w:themeFill="background1"/>
-        <w:spacing w:before="240" w:after="240"/>
-      </w:pPr>
-      <w:r>
-        <w:t>A message has been sent to the user (either private or group)</w:t>
-      </w:r>
-    </w:p>
-    <w:p>
-      <w:pPr>
-        <w:ind w:left="1440"/>
-      </w:pPr>
-      <w:r>
-        <w:lastRenderedPageBreak/>
-        <w:t>Post-conditions:</w:t>
-      </w:r>
-    </w:p>
-    <w:p>
-      <w:pPr>
-        <w:pStyle w:val="ListParagraph"/>
-        <w:numPr>
-          <w:ilvl w:val="0"/>
-          <w:numId w:val="88"/>
-        </w:numPr>
-      </w:pPr>
-      <w:r>
-        <w:t>The message is displayed in the user's conversation history</w:t>
-      </w:r>
-    </w:p>
-    <w:p>
-      <w:pPr>
-        <w:pStyle w:val="ListParagraph"/>
-        <w:numPr>
-          <w:ilvl w:val="0"/>
-          <w:numId w:val="88"/>
-        </w:numPr>
-        <w:shd w:val="clear" w:color="auto" w:fill="FFFFFF" w:themeFill="background1"/>
-        <w:spacing w:before="240" w:after="240"/>
-      </w:pPr>
-      <w:r>
-        <w:t>The user sees the sender and timestamp</w:t>
-      </w:r>
-    </w:p>
-    <w:p>
-      <w:pPr>
-        <w:pStyle w:val="ListParagraph"/>
-        <w:numPr>
-          <w:ilvl w:val="0"/>
-          <w:numId w:val="88"/>
-        </w:numPr>
-        <w:shd w:val="clear" w:color="auto" w:fill="FFFFFF" w:themeFill="background1"/>
-        <w:spacing w:before="240" w:after="240"/>
-      </w:pPr>
-      <w:r>
-        <w:t>The message is saved in chat history</w:t>
-      </w:r>
-    </w:p>
-    <w:p>
-      <w:pPr>
-        <w:ind w:left="1440"/>
-      </w:pPr>
-      <w:r>
-        <w:t>Basic Flow / Main Scenario:</w:t>
-      </w:r>
-    </w:p>
-    <w:p>
-      <w:pPr>
-        <w:pStyle w:val="ListParagraph"/>
-        <w:numPr>
-          <w:ilvl w:val="0"/>
-          <w:numId w:val="89"/>
-        </w:numPr>
-      </w:pPr>
-      <w:r>
-        <w:t>Server receives a message intended for the user</w:t>
-      </w:r>
-    </w:p>
-    <w:p>
-      <w:pPr>
-        <w:pStyle w:val="ListParagraph"/>
-        <w:numPr>
-          <w:ilvl w:val="0"/>
-          <w:numId w:val="89"/>
-        </w:numPr>
-        <w:shd w:val="clear" w:color="auto" w:fill="FFFFFF" w:themeFill="background1"/>
-        <w:spacing w:before="240" w:after="240"/>
-      </w:pPr>
-      <w:r>
-        <w:t>Server identifies the user as online</w:t>
-      </w:r>
-    </w:p>
-    <w:p>
-      <w:pPr>
-        <w:pStyle w:val="ListParagraph"/>
-        <w:numPr>
-          <w:ilvl w:val="0"/>
-          <w:numId w:val="89"/>
-        </w:numPr>
-        <w:shd w:val="clear" w:color="auto" w:fill="FFFFFF" w:themeFill="background1"/>
-        <w:spacing w:before="240" w:after="240"/>
-      </w:pPr>
-      <w:r>
-        <w:t>Server forwards the message to the user's client</w:t>
-      </w:r>
-    </w:p>
-    <w:p>
-      <w:pPr>
-        <w:pStyle w:val="ListParagraph"/>
-        <w:numPr>
-          <w:ilvl w:val="0"/>
-          <w:numId w:val="89"/>
-        </w:numPr>
-        <w:shd w:val="clear" w:color="auto" w:fill="FFFFFF" w:themeFill="background1"/>
-        <w:spacing w:before="240" w:after="240"/>
-      </w:pPr>
-      <w:r>
-        <w:t>Client displays the message in the appropriate chat window</w:t>
-      </w:r>
-    </w:p>
-    <w:p>
-      <w:pPr>
-        <w:pStyle w:val="ListParagraph"/>
-        <w:numPr>
-          <w:ilvl w:val="0"/>
-          <w:numId w:val="89"/>
-        </w:numPr>
-        <w:shd w:val="clear" w:color="auto" w:fill="FFFFFF" w:themeFill="background1"/>
-        <w:spacing w:before="240" w:after="240"/>
-      </w:pPr>
-      <w:r>
-        <w:t>Client shows the sender's name and timestamp</w:t>
-      </w:r>
-    </w:p>
-    <w:p>
-      <w:pPr>
-        <w:pStyle w:val="ListParagraph"/>
-        <w:numPr>
-          <w:ilvl w:val="0"/>
-          <w:numId w:val="89"/>
-        </w:numPr>
-        <w:shd w:val="clear" w:color="auto" w:fill="FFFFFF" w:themeFill="background1"/>
-        <w:spacing w:before="240" w:after="240"/>
-      </w:pPr>
-      <w:r>
-        <w:t>User is notified of the new message</w:t>
-      </w:r>
-    </w:p>
-    <w:p>
-      <w:pPr>
-        <w:pStyle w:val="ListParagraph"/>
-        <w:numPr>
-          <w:ilvl w:val="0"/>
-          <w:numId w:val="89"/>
-        </w:numPr>
-        <w:shd w:val="clear" w:color="auto" w:fill="FFFFFF" w:themeFill="background1"/>
-        <w:spacing w:before="240" w:after="240"/>
-      </w:pPr>
-      <w:r>
-        <w:t>Message is added to conversation history</w:t>
-      </w:r>
-    </w:p>
-    <w:p>
-      <w:pPr>
-        <w:pStyle w:val="ListParagraph"/>
-        <w:ind w:left="2160"/>
-      </w:pPr>
-    </w:p>
-    <w:p>
-      <w:pPr>
-        <w:ind w:left="1440"/>
-      </w:pPr>
-      <w:r>
-        <w:t>Alternate Flows:</w:t>
-      </w:r>
-    </w:p>
-    <w:p>
-      <w:pPr>
-        <w:pStyle w:val="ListParagraph"/>
-        <w:numPr>
-          <w:ilvl w:val="0"/>
-          <w:numId w:val="90"/>
-        </w:numPr>
-        <w:ind w:left="2160"/>
-      </w:pPr>
-      <w:r>
-        <w:t>If the message is private, it appears in the individual chat window with the sender</w:t>
-      </w:r>
-    </w:p>
-    <w:p>
-      <w:pPr>
-        <w:pStyle w:val="ListParagraph"/>
-        <w:numPr>
-          <w:ilvl w:val="0"/>
-          <w:numId w:val="90"/>
-        </w:numPr>
-        <w:shd w:val="clear" w:color="auto" w:fill="FFFFFF" w:themeFill="background1"/>
-        <w:spacing w:before="240" w:after="240"/>
-        <w:ind w:left="2160"/>
-      </w:pPr>
-      <w:r>
-        <w:t>If the message is group, it appears in the group chat window for all members</w:t>
-      </w:r>
-    </w:p>
-    <w:p>
-      <w:pPr>
-        <w:pStyle w:val="ListParagraph"/>
-        <w:numPr>
-          <w:ilvl w:val="0"/>
-          <w:numId w:val="90"/>
-        </w:numPr>
-        <w:shd w:val="clear" w:color="auto" w:fill="FFFFFF" w:themeFill="background1"/>
-        <w:spacing w:before="240" w:after="240"/>
-        <w:ind w:left="2160"/>
-      </w:pPr>
-      <w:r>
-        <w:t>If multiple messages arrive, they are displayed in chronological order</w:t>
-      </w:r>
-    </w:p>
-    <w:p>
-      <w:pPr>
-        <w:pStyle w:val="ListParagraph"/>
-        <w:ind w:left="2790" w:hanging="270"/>
-      </w:pPr>
-    </w:p>
-    <w:p>
-      <w:pPr>
-        <w:ind w:left="1440"/>
-      </w:pPr>
-      <w:r>
-        <w:t xml:space="preserve">Exceptions: </w:t>
-      </w:r>
-    </w:p>
-    <w:p>
-      <w:pPr>
-        <w:pStyle w:val="ListParagraph"/>
-        <w:numPr>
-          <w:ilvl w:val="0"/>
-          <w:numId w:val="86"/>
-        </w:numPr>
-        <w:shd w:val="clear" w:color="auto" w:fill="FFFFFF" w:themeFill="background1"/>
-        <w:spacing w:before="240" w:after="240"/>
-      </w:pPr>
-      <w:r>
-        <w:t>The server fails to forward the message due to network issues</w:t>
-      </w:r>
-    </w:p>
-    <w:p>
-      <w:pPr>
-        <w:pStyle w:val="ListParagraph"/>
-        <w:numPr>
-          <w:ilvl w:val="0"/>
-          <w:numId w:val="86"/>
-        </w:numPr>
-        <w:shd w:val="clear" w:color="auto" w:fill="FFFFFF" w:themeFill="background1"/>
-        <w:spacing w:before="240" w:after="240"/>
-      </w:pPr>
-      <w:r>
-        <w:t>The client disconnects before receiving the message</w:t>
-      </w:r>
-    </w:p>
-    <w:p>
-      <w:pPr>
-        <w:pStyle w:val="ListParagraph"/>
-        <w:numPr>
-          <w:ilvl w:val="0"/>
-          <w:numId w:val="86"/>
-        </w:numPr>
-        <w:shd w:val="clear" w:color="auto" w:fill="FFFFFF" w:themeFill="background1"/>
-        <w:spacing w:before="240" w:after="240"/>
-      </w:pPr>
-      <w:r>
-        <w:t>The message arrives corrupted and cannot be displayed</w:t>
-      </w:r>
-    </w:p>
-    <w:p>
-      <w:pPr>
-        <w:pStyle w:val="ListParagraph"/>
-        <w:numPr>
-          <w:ilvl w:val="0"/>
-          <w:numId w:val="86"/>
-        </w:numPr>
-        <w:shd w:val="clear" w:color="auto" w:fill="FFFFFF" w:themeFill="background1"/>
-        <w:spacing w:before="240" w:after="240"/>
-      </w:pPr>
-      <w:r>
-        <w:t>The chat window cannot be found or opened</w:t>
-      </w:r>
-    </w:p>
-    <w:p>
-      <w:pPr>
-        <w:ind w:left="1440"/>
-      </w:pPr>
-    </w:p>
-    <w:p>
-      <w:pPr>
-        <w:ind w:left="1440"/>
-      </w:pPr>
-      <w:r>
-        <w:t xml:space="preserve">Related Use Case: </w:t>
-      </w:r>
-    </w:p>
-    <w:p>
-      <w:pPr>
-        <w:pStyle w:val="ListParagraph"/>
-        <w:numPr>
-          <w:ilvl w:val="0"/>
-          <w:numId w:val="85"/>
-        </w:numPr>
-        <w:shd w:val="clear" w:color="auto" w:fill="FFFFFF" w:themeFill="background1"/>
-        <w:spacing w:before="240" w:after="240"/>
-      </w:pPr>
-      <w:r>
-        <w:t>Login</w:t>
-      </w:r>
-    </w:p>
-    <w:p>
-      <w:pPr>
-        <w:pStyle w:val="ListParagraph"/>
-        <w:numPr>
-          <w:ilvl w:val="0"/>
-          <w:numId w:val="85"/>
-        </w:numPr>
-        <w:shd w:val="clear" w:color="auto" w:fill="FFFFFF" w:themeFill="background1"/>
-        <w:spacing w:before="240" w:after="240"/>
-      </w:pPr>
-      <w:r>
-        <w:t>Send message</w:t>
-      </w:r>
-    </w:p>
-    <w:p>
-      <w:pPr>
-        <w:pStyle w:val="ListParagraph"/>
-        <w:numPr>
-          <w:ilvl w:val="0"/>
-          <w:numId w:val="85"/>
+          <w:numId w:val="37"/>
         </w:numPr>
         <w:shd w:val="clear" w:color="auto" w:fill="FFFFFF" w:themeFill="background1"/>
         <w:spacing w:before="240" w:after="240"/>
@@ -14190,9 +14214,6 @@
           <w:ilvl w:val="1"/>
           <w:numId w:val="2"/>
         </w:numPr>
-        <w:rPr>
-          <w:color w:val="000000" w:themeColor="text1"/>
-        </w:rPr>
       </w:pPr>
       <w:bookmarkStart w:id="36" w:name="_Toc222478439"/>
       <w:bookmarkStart w:id="37" w:name="_Toc223255452"/>
@@ -14207,15 +14228,168 @@
     </w:p>
     <w:p/>
     <w:p>
-      <w:r>
+      <w:pPr>
         <w:rPr>
           <w:noProof/>
         </w:rPr>
+      </w:pPr>
+      <w:r>
+        <w:rPr>
+          <w:noProof/>
+        </w:rPr>
+        <w:t>The Main Diagram that combines all available use-case diagrams to represent the communication application system as a whole. Currently a WIP.</w:t>
+      </w:r>
+      <w:r>
+        <w:rPr>
+          <w:noProof/>
+        </w:rPr>
+        <w:t xml:space="preserve"> We used </w:t>
+      </w:r>
+      <w:hyperlink r:id="rId13" w:history="1">
+        <w:r>
+          <w:rPr>
+            <w:rStyle w:val="Hyperlink"/>
+            <w:noProof/>
+          </w:rPr>
+          <w:t>PlantUML</w:t>
+        </w:r>
+      </w:hyperlink>
+      <w:r>
+        <w:rPr>
+          <w:noProof/>
+        </w:rPr>
+        <w:t xml:space="preserve"> to draw these diagrams. Using the online editor, inserting the encoding will automatically draw what we worked on. Images are also provided for convenience.</w:t>
+      </w:r>
+    </w:p>
+    <w:p>
+      <w:pPr>
+        <w:rPr>
+          <w:noProof/>
+        </w:rPr>
+      </w:pPr>
+    </w:p>
+    <w:p>
+      <w:r>
+        <w:rPr>
+          <w:b/>
+          <w:bCs/>
+          <w:u w:val="single"/>
+        </w:rPr>
+        <w:t>Things to address regarding Use Cases</w:t>
+      </w:r>
+      <w:r>
+        <w:rPr>
+          <w:b/>
+          <w:bCs/>
+          <w:u w:val="single"/>
+        </w:rPr>
+        <w:t xml:space="preserve"> Diagrams</w:t>
+      </w:r>
+      <w:r>
+        <w:t>:</w:t>
+      </w:r>
+    </w:p>
+    <w:p>
+      <w:r>
+        <w:tab/>
+        <w:t>Server and Client actors? They perform actions that may need to be looked into more.</w:t>
+      </w:r>
+    </w:p>
+    <w:p>
+      <w:r>
+        <w:tab/>
+        <w:t>Extensions of use cases, those should be appended to in the larger application as a whole.</w:t>
+      </w:r>
+    </w:p>
+    <w:p>
+      <w:pPr>
+        <w:ind w:left="1440"/>
+      </w:pPr>
+      <w:r>
+        <w:t>i.e. Log In Use-Case is the specifics of what happens on a deeper level, the Send Message use case is just abstracting it. When all cases are compiled we put the pieces together to one cohesive use-case diagram that represents the communication application system.</w:t>
+      </w:r>
+    </w:p>
+    <w:p>
+      <w:pPr>
+        <w:rPr>
+          <w:noProof/>
+        </w:rPr>
+      </w:pPr>
+    </w:p>
+    <w:p>
+      <w:pPr>
+        <w:rPr>
+          <w:noProof/>
+        </w:rPr>
+      </w:pPr>
+    </w:p>
+    <w:p>
+      <w:pPr>
+        <w:rPr>
+          <w:noProof/>
+        </w:rPr>
+      </w:pPr>
+      <w:r>
+        <w:rPr>
+          <w:noProof/>
+        </w:rPr>
+        <w:t>Encoding for the Diagram:</w:t>
+      </w:r>
+      <w:r>
+        <w:rPr>
+          <w:noProof/>
+        </w:rPr>
+        <w:t xml:space="preserve"> </w:t>
+      </w:r>
+    </w:p>
+    <w:p>
+      <w:pPr>
+        <w:rPr>
+          <w:noProof/>
+        </w:rPr>
+      </w:pPr>
+      <w:r>
+        <w:rPr>
+          <w:noProof/>
+        </w:rPr>
+        <w:t>ZLHDJ-Cm4BtxLupW0eUoMuu5LMJJ24KYL6h8dhWuoOHQSkp8Tjlbt-_O-O125pQ7VDWpxxrvCywTTTouNIiPoz7iqS3jRTHrKbJS2QsMI-0MycJ3OYbGkLExyKFwnQvsMpG-X5TEcn-Gewe3Is7Hz275VDpSO2Mw0UdT_ZLZIZk4io9F88xejY1DZol8aZoFxXEuYAEVyrcUNPu5kTaG_alk4ABAYx703G8lhJEyNxWAiK_hrPgn2wyAChIMl-1bZv4okeevp6PBNo9HUaKWLBTpX0Ox-bAyHNXMd98xRkr1cven7-oJo3KuT_Z7BKglOm6_qOZc5SWGg7HR2XLi8kCfS6GvbqBXmc1zur-kIYthcu11ImIHgZsNeeQOFiacmQKzaVvY4DL7WB3eLNm2c1HJjT_mhuJj97-5n1XjI4sZFoT_oVw0hlSnLU_D_O_C-o85lkT2ybBYiSdV9p_Y0Pws1ddjkpebP-bnXuRXjFImupY0qw75OP13rs4lUEZYCFMaZ9gO_QFhmx4oDDguHqi3LEeT3SopQWU2nkXse6PiF2-dmTP1nC3ReAksX3WXsH7ACxxDrGHvIbUZpO6R-WY5AjxqSZyAAgufy-sKJaKDgTvSTaUL-1_ANm00</w:t>
+      </w:r>
+    </w:p>
+    <w:p>
+      <w:pPr>
+        <w:rPr>
+          <w:noProof/>
+        </w:rPr>
+      </w:pPr>
+    </w:p>
+    <w:p>
+      <w:pPr>
+        <w:rPr>
+          <w:noProof/>
+        </w:rPr>
+      </w:pPr>
+      <w:r>
+        <w:rPr>
+          <w:noProof/>
+        </w:rPr>
+        <w:t>Image:</w:t>
+      </w:r>
+    </w:p>
+    <w:p>
+      <w:pPr>
+        <w:rPr>
+          <w:noProof/>
+        </w:rPr>
+      </w:pPr>
+      <w:r>
+        <w:rPr>
+          <w:noProof/>
+        </w:rPr>
         <w:drawing>
-          <wp:inline distT="0" distB="0" distL="0" distR="0" wp14:anchorId="7C977CE1" wp14:editId="5A9EC3A4">
-            <wp:extent cx="3933825" cy="5486400"/>
+          <wp:inline distT="0" distB="0" distL="0" distR="0" wp14:anchorId="6E3BFC87" wp14:editId="4B91ABF2">
+            <wp:extent cx="5486400" cy="2147570"/>
             <wp:effectExtent l="0" t="0" r="0" b="0"/>
-            <wp:docPr id="104827713" name="drawing"/>
+            <wp:docPr id="190346995" name="Picture 1"/>
             <wp:cNvGraphicFramePr>
               <a:graphicFrameLocks xmlns:a="http://schemas.openxmlformats.org/drawingml/2006/main" noChangeAspect="1"/>
             </wp:cNvGraphicFramePr>
@@ -14223,17 +14397,11 @@
               <a:graphicData uri="http://schemas.openxmlformats.org/drawingml/2006/picture">
                 <pic:pic xmlns:pic="http://schemas.openxmlformats.org/drawingml/2006/picture">
                   <pic:nvPicPr>
-                    <pic:cNvPr id="104827713" name="Picture 104827713"/>
+                    <pic:cNvPr id="190346995" name=""/>
                     <pic:cNvPicPr/>
                   </pic:nvPicPr>
                   <pic:blipFill>
-                    <a:blip r:embed="rId13">
-                      <a:extLst>
-                        <a:ext uri="{28A0092B-C50C-407E-A947-70E740481C1C}">
-                          <a14:useLocalDpi xmlns:a14="http://schemas.microsoft.com/office/drawing/2010/main"/>
-                        </a:ext>
-                      </a:extLst>
-                    </a:blip>
+                    <a:blip r:embed="rId14"/>
                     <a:stretch>
                       <a:fillRect/>
                     </a:stretch>
@@ -14241,7 +14409,234 @@
                   <pic:spPr>
                     <a:xfrm>
                       <a:off x="0" y="0"/>
-                      <a:ext cx="3933825" cy="5486400"/>
+                      <a:ext cx="5486400" cy="2147570"/>
+                    </a:xfrm>
+                    <a:prstGeom prst="rect">
+                      <a:avLst/>
+                    </a:prstGeom>
+                  </pic:spPr>
+                </pic:pic>
+              </a:graphicData>
+            </a:graphic>
+          </wp:inline>
+        </w:drawing>
+      </w:r>
+    </w:p>
+    <w:p>
+      <w:pPr>
+        <w:rPr>
+          <w:noProof/>
+        </w:rPr>
+      </w:pPr>
+    </w:p>
+    <w:p/>
+    <w:p>
+      <w:pPr>
+        <w:pStyle w:val="Heading2"/>
+        <w:numPr>
+          <w:ilvl w:val="1"/>
+          <w:numId w:val="2"/>
+        </w:numPr>
+      </w:pPr>
+      <w:r>
+        <w:t>Send Message (Individual) Use Case Diagram</w:t>
+      </w:r>
+    </w:p>
+    <w:p>
+      <w:r>
+        <w:t>Encoding for the Use Case:</w:t>
+      </w:r>
+    </w:p>
+    <w:p>
+      <w:r>
+        <w:lastRenderedPageBreak/>
+        <w:t>VP91Qy9048Nlyok6dlGGg_PIYeWX3IAO5hBa1spZg07Dokvg_tvdDXkrL7f90llUzzxCPk6yjlvyF00eiXUoE9kbfzEXgRLlJ3kVetQeyXAoGqEjVtIQhLV_d1g_9oiINNjZdr5HkmafbIFRIQf9VrXItPmYwUvy2j0QJ_XKgHopb1zltEdZ7OjSgNIPuo1BnvD45SEdKBU8SaM4ZC5CooCTloJhLL1mdSUArwGiWg8i00RI5GjoJkzes95N051DS3GI1dyaoLmM88MwmTPcvx1flK4U7EDUbfNuH2TwfjpqZb-k3q6swJQi3CyyFruQ_OSZze39ou09jsPvStGXYVuoPwvzZCIjDSUO1T1Vnft_CuH5_fPylMT8DBlUBH4Sp0OnNYdNzAsntzfkxemyIDbLOkCjb_V6c_rLeveovtRnrq4Y2c31vUK7_G40</w:t>
+      </w:r>
+    </w:p>
+    <w:p/>
+    <w:p>
+      <w:r>
+        <w:t>Image:</w:t>
+      </w:r>
+    </w:p>
+    <w:p>
+      <w:r>
+        <w:rPr>
+          <w:noProof/>
+        </w:rPr>
+        <w:drawing>
+          <wp:inline distT="0" distB="0" distL="0" distR="0" wp14:anchorId="44FE8B85" wp14:editId="19836E5B">
+            <wp:extent cx="5486400" cy="3853815"/>
+            <wp:effectExtent l="0" t="0" r="0" b="0"/>
+            <wp:docPr id="651287436" name="Picture 1"/>
+            <wp:cNvGraphicFramePr>
+              <a:graphicFrameLocks xmlns:a="http://schemas.openxmlformats.org/drawingml/2006/main" noChangeAspect="1"/>
+            </wp:cNvGraphicFramePr>
+            <a:graphic xmlns:a="http://schemas.openxmlformats.org/drawingml/2006/main">
+              <a:graphicData uri="http://schemas.openxmlformats.org/drawingml/2006/picture">
+                <pic:pic xmlns:pic="http://schemas.openxmlformats.org/drawingml/2006/picture">
+                  <pic:nvPicPr>
+                    <pic:cNvPr id="651287436" name=""/>
+                    <pic:cNvPicPr/>
+                  </pic:nvPicPr>
+                  <pic:blipFill>
+                    <a:blip r:embed="rId15"/>
+                    <a:stretch>
+                      <a:fillRect/>
+                    </a:stretch>
+                  </pic:blipFill>
+                  <pic:spPr>
+                    <a:xfrm>
+                      <a:off x="0" y="0"/>
+                      <a:ext cx="5486400" cy="3853815"/>
+                    </a:xfrm>
+                    <a:prstGeom prst="rect">
+                      <a:avLst/>
+                    </a:prstGeom>
+                  </pic:spPr>
+                </pic:pic>
+              </a:graphicData>
+            </a:graphic>
+          </wp:inline>
+        </w:drawing>
+      </w:r>
+    </w:p>
+    <w:p/>
+    <w:p/>
+    <w:p>
+      <w:pPr>
+        <w:pStyle w:val="Heading2"/>
+        <w:numPr>
+          <w:ilvl w:val="1"/>
+          <w:numId w:val="2"/>
+        </w:numPr>
+      </w:pPr>
+      <w:r>
+        <w:t>Create Group Use Case Diagram</w:t>
+      </w:r>
+    </w:p>
+    <w:p/>
+    <w:p>
+      <w:r>
+        <w:t xml:space="preserve">Encoding for the Use Case: </w:t>
+      </w:r>
+      <w:r>
+        <w:t>RLBTQi8m5Bu_Jt7mIc6owQM8M69N1aAtrZv0rXmqq2KbIIVkwNSQTTfjDmd9ztj2rZv85xgF1g0azqaEbykaRHjTow2jMQrGUYpJ0aIZoOJ_KB5z0La7wnwnyj6WtyvODRj29KbN7uGqIYiPo0zfSm1Z0-6eAbCK2IyB54MQx5BCYhnwnR58dkPJaKr6CP8F5q7oxeFZ359zEWhfoIykQR6FVy2jtQCsKRdBDpd0M3ZY4fWvsxMJw9W1L3ESJbVzF9mUHs6XPoL0VnUnx0hLqS6VBL0SP61MXipXryAV1dS31ujIAOwPHwiphQ3GESFbtpfo9-WlRnqsshUDF5smWVspDhBHNpJ8Z-gRyrxxm4qD7UzPaQJiqVo9-KK4M9DH_TVu1W00</w:t>
+      </w:r>
+    </w:p>
+    <w:p/>
+    <w:p>
+      <w:r>
+        <w:t>Image:</w:t>
+      </w:r>
+    </w:p>
+    <w:p>
+      <w:r>
+        <w:rPr>
+          <w:noProof/>
+        </w:rPr>
+        <w:lastRenderedPageBreak/>
+        <w:drawing>
+          <wp:inline distT="0" distB="0" distL="0" distR="0" wp14:anchorId="42AD5CD1" wp14:editId="0D733CE7">
+            <wp:extent cx="5486400" cy="2440305"/>
+            <wp:effectExtent l="0" t="0" r="0" b="0"/>
+            <wp:docPr id="2113414685" name="Picture 1"/>
+            <wp:cNvGraphicFramePr>
+              <a:graphicFrameLocks xmlns:a="http://schemas.openxmlformats.org/drawingml/2006/main" noChangeAspect="1"/>
+            </wp:cNvGraphicFramePr>
+            <a:graphic xmlns:a="http://schemas.openxmlformats.org/drawingml/2006/main">
+              <a:graphicData uri="http://schemas.openxmlformats.org/drawingml/2006/picture">
+                <pic:pic xmlns:pic="http://schemas.openxmlformats.org/drawingml/2006/picture">
+                  <pic:nvPicPr>
+                    <pic:cNvPr id="2113414685" name=""/>
+                    <pic:cNvPicPr/>
+                  </pic:nvPicPr>
+                  <pic:blipFill>
+                    <a:blip r:embed="rId16"/>
+                    <a:stretch>
+                      <a:fillRect/>
+                    </a:stretch>
+                  </pic:blipFill>
+                  <pic:spPr>
+                    <a:xfrm>
+                      <a:off x="0" y="0"/>
+                      <a:ext cx="5486400" cy="2440305"/>
+                    </a:xfrm>
+                    <a:prstGeom prst="rect">
+                      <a:avLst/>
+                    </a:prstGeom>
+                  </pic:spPr>
+                </pic:pic>
+              </a:graphicData>
+            </a:graphic>
+          </wp:inline>
+        </w:drawing>
+      </w:r>
+    </w:p>
+    <w:p>
+      <w:pPr>
+        <w:pStyle w:val="Heading2"/>
+        <w:numPr>
+          <w:ilvl w:val="1"/>
+          <w:numId w:val="2"/>
+        </w:numPr>
+      </w:pPr>
+      <w:r>
+        <w:t>Log In</w:t>
+      </w:r>
+      <w:r>
+        <w:t xml:space="preserve"> Use Case Diagram</w:t>
+      </w:r>
+    </w:p>
+    <w:p/>
+    <w:p>
+      <w:r>
+        <w:t>Encoding for the Use Case:</w:t>
+      </w:r>
+    </w:p>
+    <w:p>
+      <w:r>
+        <w:t>ZPB1Ri8m38RlUGeBBjk1RMWtG0ZKLQXInQInxhIBIys8b3fLai9u-pb5cxQ1nYvDdVZ__Dl9p0TqeQsDKYjoEt8mcSoRnkWr1crvEWNqi4gVL68qSJXtckIPmdMmxXOAtm7YSZmhXagn3GIzOfL2CfVF2FB71MHBk4hcT_U3FBlkTHG9b2g6C1XC8rBoEfhcfWqU45g966k2LqQke47lzzPLIiNaA1ANq0_q7aQbQKdqB-JqvW1XIx2sTQcvCosDIk9dbRxHJ2D7rJZ-t9JMLEEE8Lk2o7Y7HbUGI2ZjQpJ-ZFpD4V5lGBSPNPm0lXnBjnVgFsZV63n0wfnrucPZJyL_Liyf7EUOyVVX_aEvA3B07Mg3fQ6VGxuiNj8UdhUEKEvdHbp51_O1</w:t>
+      </w:r>
+    </w:p>
+    <w:p/>
+    <w:p/>
+    <w:p>
+      <w:r>
+        <w:t>Image:</w:t>
+      </w:r>
+    </w:p>
+    <w:p>
+      <w:r>
+        <w:rPr>
+          <w:noProof/>
+        </w:rPr>
+        <w:lastRenderedPageBreak/>
+        <w:drawing>
+          <wp:inline distT="0" distB="0" distL="0" distR="0" wp14:anchorId="3F854AC7" wp14:editId="34714FB2">
+            <wp:extent cx="5486400" cy="4006215"/>
+            <wp:effectExtent l="0" t="0" r="0" b="0"/>
+            <wp:docPr id="1766564790" name="Picture 1"/>
+            <wp:cNvGraphicFramePr>
+              <a:graphicFrameLocks xmlns:a="http://schemas.openxmlformats.org/drawingml/2006/main" noChangeAspect="1"/>
+            </wp:cNvGraphicFramePr>
+            <a:graphic xmlns:a="http://schemas.openxmlformats.org/drawingml/2006/main">
+              <a:graphicData uri="http://schemas.openxmlformats.org/drawingml/2006/picture">
+                <pic:pic xmlns:pic="http://schemas.openxmlformats.org/drawingml/2006/picture">
+                  <pic:nvPicPr>
+                    <pic:cNvPr id="1766564790" name=""/>
+                    <pic:cNvPicPr/>
+                  </pic:nvPicPr>
+                  <pic:blipFill>
+                    <a:blip r:embed="rId17"/>
+                    <a:stretch>
+                      <a:fillRect/>
+                    </a:stretch>
+                  </pic:blipFill>
+                  <pic:spPr>
+                    <a:xfrm>
+                      <a:off x="0" y="0"/>
+                      <a:ext cx="5486400" cy="4006215"/>
                     </a:xfrm>
                     <a:prstGeom prst="rect">
                       <a:avLst/>
@@ -14276,7 +14671,7 @@
                     <pic:cNvPicPr/>
                   </pic:nvPicPr>
                   <pic:blipFill>
-                    <a:blip r:embed="rId14">
+                    <a:blip r:embed="rId18">
                       <a:extLst>
                         <a:ext uri="{28A0092B-C50C-407E-A947-70E740481C1C}">
                           <a14:useLocalDpi xmlns:a14="http://schemas.microsoft.com/office/drawing/2010/main"/>
@@ -14325,7 +14720,7 @@
                     <pic:cNvPicPr/>
                   </pic:nvPicPr>
                   <pic:blipFill>
-                    <a:blip r:embed="rId15">
+                    <a:blip r:embed="rId19">
                       <a:extLst>
                         <a:ext uri="{28A0092B-C50C-407E-A947-70E740481C1C}">
                           <a14:useLocalDpi xmlns:a14="http://schemas.microsoft.com/office/drawing/2010/main"/>
@@ -14485,7 +14880,7 @@
                     <pic:cNvPicPr/>
                   </pic:nvPicPr>
                   <pic:blipFill>
-                    <a:blip r:embed="rId16">
+                    <a:blip r:embed="rId20">
                       <a:extLst>
                         <a:ext uri="{28A0092B-C50C-407E-A947-70E740481C1C}">
                           <a14:useLocalDpi xmlns:a14="http://schemas.microsoft.com/office/drawing/2010/main"/>
@@ -14563,7 +14958,7 @@
                     <pic:cNvPicPr/>
                   </pic:nvPicPr>
                   <pic:blipFill>
-                    <a:blip r:embed="rId17">
+                    <a:blip r:embed="rId21">
                       <a:extLst>
                         <a:ext uri="{28A0092B-C50C-407E-A947-70E740481C1C}">
                           <a14:useLocalDpi xmlns:a14="http://schemas.microsoft.com/office/drawing/2010/main"/>
@@ -14626,7 +15021,7 @@
                     <pic:cNvPicPr/>
                   </pic:nvPicPr>
                   <pic:blipFill>
-                    <a:blip r:embed="rId18">
+                    <a:blip r:embed="rId22">
                       <a:extLst>
                         <a:ext uri="{28A0092B-C50C-407E-A947-70E740481C1C}">
                           <a14:useLocalDpi xmlns:a14="http://schemas.microsoft.com/office/drawing/2010/main"/>
@@ -14850,95 +15245,6 @@
 <file path=word/numbering.xml><?xml version="1.0" encoding="utf-8"?>
 <w:numbering xmlns:wpc="http://schemas.microsoft.com/office/word/2010/wordprocessingCanvas" xmlns:cx="http://schemas.microsoft.com/office/drawing/2014/chartex" xmlns:cx1="http://schemas.microsoft.com/office/drawing/2015/9/8/chartex" xmlns:cx2="http://schemas.microsoft.com/office/drawing/2015/10/21/chartex" xmlns:cx3="http://schemas.microsoft.com/office/drawing/2016/5/9/chartex" xmlns:cx4="http://schemas.microsoft.com/office/drawing/2016/5/10/chartex" xmlns:cx5="http://schemas.microsoft.com/office/drawing/2016/5/11/chartex" xmlns:cx6="http://schemas.microsoft.com/office/drawing/2016/5/12/chartex" xmlns:cx7="http://schemas.microsoft.com/office/drawing/2016/5/13/chartex" xmlns:cx8="http://schemas.microsoft.com/office/drawing/2016/5/14/chartex" xmlns:mc="http://schemas.openxmlformats.org/markup-compatibility/2006" xmlns:aink="http://schemas.microsoft.com/office/drawing/2016/ink" xmlns:am3d="http://schemas.microsoft.com/office/drawing/2017/model3d" xmlns:o="urn:schemas-microsoft-com:office:office" xmlns:oel="http://schemas.microsoft.com/office/2019/extlst" xmlns:r="http://schemas.openxmlformats.org/officeDocument/2006/relationships" xmlns:m="http://schemas.openxmlformats.org/officeDocument/2006/math" xmlns:v="urn:schemas-microsoft-com:vml" xmlns:wp14="http://schemas.microsoft.com/office/word/2010/wordprocessingDrawing" xmlns:wp="http://schemas.openxmlformats.org/drawingml/2006/wordprocessingDrawing" xmlns:w10="urn:schemas-microsoft-com:office:word" xmlns:w="http://schemas.openxmlformats.org/wordprocessingml/2006/main" xmlns:w14="http://schemas.microsoft.com/office/word/2010/wordml" xmlns:w15="http://schemas.microsoft.com/office/word/2012/wordml" xmlns:w16cex="http://schemas.microsoft.com/office/word/2018/wordml/cex" xmlns:w16cid="http://schemas.microsoft.com/office/word/2016/wordml/cid" xmlns:w16="http://schemas.microsoft.com/office/word/2018/wordml" xmlns:w16du="http://schemas.microsoft.com/office/word/2023/wordml/word16du" xmlns:w16sdtdh="http://schemas.microsoft.com/office/word/2020/wordml/sdtdatahash" xmlns:w16sdtfl="http://schemas.microsoft.com/office/word/2024/wordml/sdtformatlock" xmlns:w16se="http://schemas.microsoft.com/office/word/2015/wordml/symex" xmlns:wpg="http://schemas.microsoft.com/office/word/2010/wordprocessingGroup" xmlns:wpi="http://schemas.microsoft.com/office/word/2010/wordprocessingInk" xmlns:wne="http://schemas.microsoft.com/office/word/2006/wordml" xmlns:wps="http://schemas.microsoft.com/office/word/2010/wordprocessingShape" mc:Ignorable="w14 w15 w16se w16cid w16 w16cex w16sdtdh w16sdtfl w16du wp14">
   <w:abstractNum w:abstractNumId="0" w15:restartNumberingAfterBreak="0">
-    <w:nsid w:val="03726678"/>
-    <w:multiLevelType w:val="hybridMultilevel"/>
-    <w:tmpl w:val="BBF09B34"/>
-    <w:lvl w:ilvl="0" w:tplc="41AA7E68">
-      <w:start w:val="1"/>
-      <w:numFmt w:val="decimal"/>
-      <w:lvlText w:val="%1."/>
-      <w:lvlJc w:val="left"/>
-      <w:pPr>
-        <w:ind w:left="2520" w:hanging="360"/>
-      </w:pPr>
-      <w:rPr>
-        <w:rFonts w:hint="default"/>
-      </w:rPr>
-    </w:lvl>
-    <w:lvl w:ilvl="1" w:tplc="04090019" w:tentative="1">
-      <w:start w:val="1"/>
-      <w:numFmt w:val="lowerLetter"/>
-      <w:lvlText w:val="%2."/>
-      <w:lvlJc w:val="left"/>
-      <w:pPr>
-        <w:ind w:left="3240" w:hanging="360"/>
-      </w:pPr>
-    </w:lvl>
-    <w:lvl w:ilvl="2" w:tplc="0409001B" w:tentative="1">
-      <w:start w:val="1"/>
-      <w:numFmt w:val="lowerRoman"/>
-      <w:lvlText w:val="%3."/>
-      <w:lvlJc w:val="right"/>
-      <w:pPr>
-        <w:ind w:left="3960" w:hanging="180"/>
-      </w:pPr>
-    </w:lvl>
-    <w:lvl w:ilvl="3" w:tplc="0409000F" w:tentative="1">
-      <w:start w:val="1"/>
-      <w:numFmt w:val="decimal"/>
-      <w:lvlText w:val="%4."/>
-      <w:lvlJc w:val="left"/>
-      <w:pPr>
-        <w:ind w:left="4680" w:hanging="360"/>
-      </w:pPr>
-    </w:lvl>
-    <w:lvl w:ilvl="4" w:tplc="04090019" w:tentative="1">
-      <w:start w:val="1"/>
-      <w:numFmt w:val="lowerLetter"/>
-      <w:lvlText w:val="%5."/>
-      <w:lvlJc w:val="left"/>
-      <w:pPr>
-        <w:ind w:left="5400" w:hanging="360"/>
-      </w:pPr>
-    </w:lvl>
-    <w:lvl w:ilvl="5" w:tplc="0409001B" w:tentative="1">
-      <w:start w:val="1"/>
-      <w:numFmt w:val="lowerRoman"/>
-      <w:lvlText w:val="%6."/>
-      <w:lvlJc w:val="right"/>
-      <w:pPr>
-        <w:ind w:left="6120" w:hanging="180"/>
-      </w:pPr>
-    </w:lvl>
-    <w:lvl w:ilvl="6" w:tplc="0409000F" w:tentative="1">
-      <w:start w:val="1"/>
-      <w:numFmt w:val="decimal"/>
-      <w:lvlText w:val="%7."/>
-      <w:lvlJc w:val="left"/>
-      <w:pPr>
-        <w:ind w:left="6840" w:hanging="360"/>
-      </w:pPr>
-    </w:lvl>
-    <w:lvl w:ilvl="7" w:tplc="04090019" w:tentative="1">
-      <w:start w:val="1"/>
-      <w:numFmt w:val="lowerLetter"/>
-      <w:lvlText w:val="%8."/>
-      <w:lvlJc w:val="left"/>
-      <w:pPr>
-        <w:ind w:left="7560" w:hanging="360"/>
-      </w:pPr>
-    </w:lvl>
-    <w:lvl w:ilvl="8" w:tplc="0409001B" w:tentative="1">
-      <w:start w:val="1"/>
-      <w:numFmt w:val="lowerRoman"/>
-      <w:lvlText w:val="%9."/>
-      <w:lvlJc w:val="right"/>
-      <w:pPr>
-        <w:ind w:left="8280" w:hanging="180"/>
-      </w:pPr>
-    </w:lvl>
-  </w:abstractNum>
-  <w:abstractNum w:abstractNumId="1" w15:restartNumberingAfterBreak="0">
     <w:nsid w:val="0A0D6B6A"/>
     <w:multiLevelType w:val="multilevel"/>
     <w:tmpl w:val="A10CC5BC"/>
@@ -15024,93 +15330,7 @@
       </w:pPr>
     </w:lvl>
   </w:abstractNum>
-  <w:abstractNum w:abstractNumId="2" w15:restartNumberingAfterBreak="0">
-    <w:nsid w:val="0A6A5B52"/>
-    <w:multiLevelType w:val="hybridMultilevel"/>
-    <w:tmpl w:val="A0DE09A0"/>
-    <w:lvl w:ilvl="0" w:tplc="90684FBC">
-      <w:start w:val="1"/>
-      <w:numFmt w:val="decimal"/>
-      <w:lvlText w:val="%1."/>
-      <w:lvlJc w:val="left"/>
-      <w:pPr>
-        <w:ind w:left="720" w:hanging="360"/>
-      </w:pPr>
-    </w:lvl>
-    <w:lvl w:ilvl="1" w:tplc="2F006468">
-      <w:start w:val="1"/>
-      <w:numFmt w:val="lowerLetter"/>
-      <w:lvlText w:val="%2."/>
-      <w:lvlJc w:val="left"/>
-      <w:pPr>
-        <w:ind w:left="1440" w:hanging="360"/>
-      </w:pPr>
-    </w:lvl>
-    <w:lvl w:ilvl="2" w:tplc="829CFA10">
-      <w:start w:val="1"/>
-      <w:numFmt w:val="lowerRoman"/>
-      <w:lvlText w:val="%3."/>
-      <w:lvlJc w:val="right"/>
-      <w:pPr>
-        <w:ind w:left="2160" w:hanging="180"/>
-      </w:pPr>
-    </w:lvl>
-    <w:lvl w:ilvl="3" w:tplc="D9C87ABE">
-      <w:start w:val="1"/>
-      <w:numFmt w:val="decimal"/>
-      <w:lvlText w:val="%4."/>
-      <w:lvlJc w:val="left"/>
-      <w:pPr>
-        <w:ind w:left="2880" w:hanging="360"/>
-      </w:pPr>
-    </w:lvl>
-    <w:lvl w:ilvl="4" w:tplc="4D5E9124">
-      <w:start w:val="1"/>
-      <w:numFmt w:val="lowerLetter"/>
-      <w:lvlText w:val="%5."/>
-      <w:lvlJc w:val="left"/>
-      <w:pPr>
-        <w:ind w:left="3600" w:hanging="360"/>
-      </w:pPr>
-    </w:lvl>
-    <w:lvl w:ilvl="5" w:tplc="B4E8A90E">
-      <w:start w:val="1"/>
-      <w:numFmt w:val="lowerRoman"/>
-      <w:lvlText w:val="%6."/>
-      <w:lvlJc w:val="right"/>
-      <w:pPr>
-        <w:ind w:left="4320" w:hanging="180"/>
-      </w:pPr>
-    </w:lvl>
-    <w:lvl w:ilvl="6" w:tplc="27BCCCB4">
-      <w:start w:val="1"/>
-      <w:numFmt w:val="decimal"/>
-      <w:lvlText w:val="%7."/>
-      <w:lvlJc w:val="left"/>
-      <w:pPr>
-        <w:ind w:left="5040" w:hanging="360"/>
-      </w:pPr>
-    </w:lvl>
-    <w:lvl w:ilvl="7" w:tplc="CF48A8DE">
-      <w:start w:val="1"/>
-      <w:numFmt w:val="lowerLetter"/>
-      <w:lvlText w:val="%8."/>
-      <w:lvlJc w:val="left"/>
-      <w:pPr>
-        <w:ind w:left="5760" w:hanging="360"/>
-      </w:pPr>
-    </w:lvl>
-    <w:lvl w:ilvl="8" w:tplc="C7F47548">
-      <w:start w:val="1"/>
-      <w:numFmt w:val="lowerRoman"/>
-      <w:lvlText w:val="%9."/>
-      <w:lvlJc w:val="right"/>
-      <w:pPr>
-        <w:ind w:left="6480" w:hanging="180"/>
-      </w:pPr>
-    </w:lvl>
-  </w:abstractNum>
-  <w:abstractNum w:abstractNumId="3" w15:restartNumberingAfterBreak="0">
+  <w:abstractNum w:abstractNumId="1" w15:restartNumberingAfterBreak="0">
     <w:nsid w:val="0AD65480"/>
     <w:multiLevelType w:val="hybridMultilevel"/>
     <w:tmpl w:val="00E24F32"/>
@@ -15196,185 +15416,7 @@
       </w:pPr>
     </w:lvl>
   </w:abstractNum>
-  <w:abstractNum w:abstractNumId="4" w15:restartNumberingAfterBreak="0">
-    <w:nsid w:val="0B0C7D8E"/>
-    <w:multiLevelType w:val="hybridMultilevel"/>
-    <w:tmpl w:val="6C72D7E6"/>
-    <w:lvl w:ilvl="0" w:tplc="EE5000D0">
-      <w:start w:val="1"/>
-      <w:numFmt w:val="decimal"/>
-      <w:lvlText w:val="%1."/>
-      <w:lvlJc w:val="left"/>
-      <w:pPr>
-        <w:ind w:left="2520" w:hanging="360"/>
-      </w:pPr>
-      <w:rPr>
-        <w:rFonts w:hint="default"/>
-      </w:rPr>
-    </w:lvl>
-    <w:lvl w:ilvl="1" w:tplc="04090019" w:tentative="1">
-      <w:start w:val="1"/>
-      <w:numFmt w:val="lowerLetter"/>
-      <w:lvlText w:val="%2."/>
-      <w:lvlJc w:val="left"/>
-      <w:pPr>
-        <w:ind w:left="3240" w:hanging="360"/>
-      </w:pPr>
-    </w:lvl>
-    <w:lvl w:ilvl="2" w:tplc="0409001B" w:tentative="1">
-      <w:start w:val="1"/>
-      <w:numFmt w:val="lowerRoman"/>
-      <w:lvlText w:val="%3."/>
-      <w:lvlJc w:val="right"/>
-      <w:pPr>
-        <w:ind w:left="3960" w:hanging="180"/>
-      </w:pPr>
-    </w:lvl>
-    <w:lvl w:ilvl="3" w:tplc="0409000F" w:tentative="1">
-      <w:start w:val="1"/>
-      <w:numFmt w:val="decimal"/>
-      <w:lvlText w:val="%4."/>
-      <w:lvlJc w:val="left"/>
-      <w:pPr>
-        <w:ind w:left="4680" w:hanging="360"/>
-      </w:pPr>
-    </w:lvl>
-    <w:lvl w:ilvl="4" w:tplc="04090019" w:tentative="1">
-      <w:start w:val="1"/>
-      <w:numFmt w:val="lowerLetter"/>
-      <w:lvlText w:val="%5."/>
-      <w:lvlJc w:val="left"/>
-      <w:pPr>
-        <w:ind w:left="5400" w:hanging="360"/>
-      </w:pPr>
-    </w:lvl>
-    <w:lvl w:ilvl="5" w:tplc="0409001B" w:tentative="1">
-      <w:start w:val="1"/>
-      <w:numFmt w:val="lowerRoman"/>
-      <w:lvlText w:val="%6."/>
-      <w:lvlJc w:val="right"/>
-      <w:pPr>
-        <w:ind w:left="6120" w:hanging="180"/>
-      </w:pPr>
-    </w:lvl>
-    <w:lvl w:ilvl="6" w:tplc="0409000F" w:tentative="1">
-      <w:start w:val="1"/>
-      <w:numFmt w:val="decimal"/>
-      <w:lvlText w:val="%7."/>
-      <w:lvlJc w:val="left"/>
-      <w:pPr>
-        <w:ind w:left="6840" w:hanging="360"/>
-      </w:pPr>
-    </w:lvl>
-    <w:lvl w:ilvl="7" w:tplc="04090019" w:tentative="1">
-      <w:start w:val="1"/>
-      <w:numFmt w:val="lowerLetter"/>
-      <w:lvlText w:val="%8."/>
-      <w:lvlJc w:val="left"/>
-      <w:pPr>
-        <w:ind w:left="7560" w:hanging="360"/>
-      </w:pPr>
-    </w:lvl>
-    <w:lvl w:ilvl="8" w:tplc="0409001B" w:tentative="1">
-      <w:start w:val="1"/>
-      <w:numFmt w:val="lowerRoman"/>
-      <w:lvlText w:val="%9."/>
-      <w:lvlJc w:val="right"/>
-      <w:pPr>
-        <w:ind w:left="8280" w:hanging="180"/>
-      </w:pPr>
-    </w:lvl>
-  </w:abstractNum>
-  <w:abstractNum w:abstractNumId="5" w15:restartNumberingAfterBreak="0">
-    <w:nsid w:val="0B6A062E"/>
-    <w:multiLevelType w:val="hybridMultilevel"/>
-    <w:tmpl w:val="4DC86C0E"/>
-    <w:lvl w:ilvl="0" w:tplc="84D66AE4">
-      <w:start w:val="1"/>
-      <w:numFmt w:val="decimal"/>
-      <w:lvlText w:val="%1."/>
-      <w:lvlJc w:val="left"/>
-      <w:pPr>
-        <w:ind w:left="2520" w:hanging="360"/>
-      </w:pPr>
-      <w:rPr>
-        <w:rFonts w:hint="default"/>
-      </w:rPr>
-    </w:lvl>
-    <w:lvl w:ilvl="1" w:tplc="04090019" w:tentative="1">
-      <w:start w:val="1"/>
-      <w:numFmt w:val="lowerLetter"/>
-      <w:lvlText w:val="%2."/>
-      <w:lvlJc w:val="left"/>
-      <w:pPr>
-        <w:ind w:left="3240" w:hanging="360"/>
-      </w:pPr>
-    </w:lvl>
-    <w:lvl w:ilvl="2" w:tplc="0409001B" w:tentative="1">
-      <w:start w:val="1"/>
-      <w:numFmt w:val="lowerRoman"/>
-      <w:lvlText w:val="%3."/>
-      <w:lvlJc w:val="right"/>
-      <w:pPr>
-        <w:ind w:left="3960" w:hanging="180"/>
-      </w:pPr>
-    </w:lvl>
-    <w:lvl w:ilvl="3" w:tplc="0409000F" w:tentative="1">
-      <w:start w:val="1"/>
-      <w:numFmt w:val="decimal"/>
-      <w:lvlText w:val="%4."/>
-      <w:lvlJc w:val="left"/>
-      <w:pPr>
-        <w:ind w:left="4680" w:hanging="360"/>
-      </w:pPr>
-    </w:lvl>
-    <w:lvl w:ilvl="4" w:tplc="04090019" w:tentative="1">
-      <w:start w:val="1"/>
-      <w:numFmt w:val="lowerLetter"/>
-      <w:lvlText w:val="%5."/>
-      <w:lvlJc w:val="left"/>
-      <w:pPr>
-        <w:ind w:left="5400" w:hanging="360"/>
-      </w:pPr>
-    </w:lvl>
-    <w:lvl w:ilvl="5" w:tplc="0409001B" w:tentative="1">
-      <w:start w:val="1"/>
-      <w:numFmt w:val="lowerRoman"/>
-      <w:lvlText w:val="%6."/>
-      <w:lvlJc w:val="right"/>
-      <w:pPr>
-        <w:ind w:left="6120" w:hanging="180"/>
-      </w:pPr>
-    </w:lvl>
-    <w:lvl w:ilvl="6" w:tplc="0409000F" w:tentative="1">
-      <w:start w:val="1"/>
-      <w:numFmt w:val="decimal"/>
-      <w:lvlText w:val="%7."/>
-      <w:lvlJc w:val="left"/>
-      <w:pPr>
-        <w:ind w:left="6840" w:hanging="360"/>
-      </w:pPr>
-    </w:lvl>
-    <w:lvl w:ilvl="7" w:tplc="04090019" w:tentative="1">
-      <w:start w:val="1"/>
-      <w:numFmt w:val="lowerLetter"/>
-      <w:lvlText w:val="%8."/>
-      <w:lvlJc w:val="left"/>
-      <w:pPr>
-        <w:ind w:left="7560" w:hanging="360"/>
-      </w:pPr>
-    </w:lvl>
-    <w:lvl w:ilvl="8" w:tplc="0409001B" w:tentative="1">
-      <w:start w:val="1"/>
-      <w:numFmt w:val="lowerRoman"/>
-      <w:lvlText w:val="%9."/>
-      <w:lvlJc w:val="right"/>
-      <w:pPr>
-        <w:ind w:left="8280" w:hanging="180"/>
-      </w:pPr>
-    </w:lvl>
-  </w:abstractNum>
-  <w:abstractNum w:abstractNumId="6" w15:restartNumberingAfterBreak="0">
+  <w:abstractNum w:abstractNumId="2" w15:restartNumberingAfterBreak="0">
     <w:nsid w:val="0BD355BE"/>
     <w:multiLevelType w:val="hybridMultilevel"/>
     <w:tmpl w:val="5176811C"/>
@@ -15460,7 +15502,7 @@
       </w:pPr>
     </w:lvl>
   </w:abstractNum>
-  <w:abstractNum w:abstractNumId="7" w15:restartNumberingAfterBreak="0">
+  <w:abstractNum w:abstractNumId="3" w15:restartNumberingAfterBreak="0">
     <w:nsid w:val="0C315981"/>
     <w:multiLevelType w:val="hybridMultilevel"/>
     <w:tmpl w:val="B9020566"/>
@@ -15546,271 +15588,7 @@
       </w:pPr>
     </w:lvl>
   </w:abstractNum>
-  <w:abstractNum w:abstractNumId="8" w15:restartNumberingAfterBreak="0">
-    <w:nsid w:val="0F421595"/>
-    <w:multiLevelType w:val="hybridMultilevel"/>
-    <w:tmpl w:val="AA8096E8"/>
-    <w:lvl w:ilvl="0" w:tplc="459863CA">
-      <w:start w:val="1"/>
-      <w:numFmt w:val="decimal"/>
-      <w:lvlText w:val="%1."/>
-      <w:lvlJc w:val="left"/>
-      <w:pPr>
-        <w:ind w:left="2520" w:hanging="360"/>
-      </w:pPr>
-      <w:rPr>
-        <w:rFonts w:hint="default"/>
-      </w:rPr>
-    </w:lvl>
-    <w:lvl w:ilvl="1" w:tplc="04090019" w:tentative="1">
-      <w:start w:val="1"/>
-      <w:numFmt w:val="lowerLetter"/>
-      <w:lvlText w:val="%2."/>
-      <w:lvlJc w:val="left"/>
-      <w:pPr>
-        <w:ind w:left="3240" w:hanging="360"/>
-      </w:pPr>
-    </w:lvl>
-    <w:lvl w:ilvl="2" w:tplc="0409001B" w:tentative="1">
-      <w:start w:val="1"/>
-      <w:numFmt w:val="lowerRoman"/>
-      <w:lvlText w:val="%3."/>
-      <w:lvlJc w:val="right"/>
-      <w:pPr>
-        <w:ind w:left="3960" w:hanging="180"/>
-      </w:pPr>
-    </w:lvl>
-    <w:lvl w:ilvl="3" w:tplc="0409000F" w:tentative="1">
-      <w:start w:val="1"/>
-      <w:numFmt w:val="decimal"/>
-      <w:lvlText w:val="%4."/>
-      <w:lvlJc w:val="left"/>
-      <w:pPr>
-        <w:ind w:left="4680" w:hanging="360"/>
-      </w:pPr>
-    </w:lvl>
-    <w:lvl w:ilvl="4" w:tplc="04090019" w:tentative="1">
-      <w:start w:val="1"/>
-      <w:numFmt w:val="lowerLetter"/>
-      <w:lvlText w:val="%5."/>
-      <w:lvlJc w:val="left"/>
-      <w:pPr>
-        <w:ind w:left="5400" w:hanging="360"/>
-      </w:pPr>
-    </w:lvl>
-    <w:lvl w:ilvl="5" w:tplc="0409001B" w:tentative="1">
-      <w:start w:val="1"/>
-      <w:numFmt w:val="lowerRoman"/>
-      <w:lvlText w:val="%6."/>
-      <w:lvlJc w:val="right"/>
-      <w:pPr>
-        <w:ind w:left="6120" w:hanging="180"/>
-      </w:pPr>
-    </w:lvl>
-    <w:lvl w:ilvl="6" w:tplc="0409000F" w:tentative="1">
-      <w:start w:val="1"/>
-      <w:numFmt w:val="decimal"/>
-      <w:lvlText w:val="%7."/>
-      <w:lvlJc w:val="left"/>
-      <w:pPr>
-        <w:ind w:left="6840" w:hanging="360"/>
-      </w:pPr>
-    </w:lvl>
-    <w:lvl w:ilvl="7" w:tplc="04090019" w:tentative="1">
-      <w:start w:val="1"/>
-      <w:numFmt w:val="lowerLetter"/>
-      <w:lvlText w:val="%8."/>
-      <w:lvlJc w:val="left"/>
-      <w:pPr>
-        <w:ind w:left="7560" w:hanging="360"/>
-      </w:pPr>
-    </w:lvl>
-    <w:lvl w:ilvl="8" w:tplc="0409001B" w:tentative="1">
-      <w:start w:val="1"/>
-      <w:numFmt w:val="lowerRoman"/>
-      <w:lvlText w:val="%9."/>
-      <w:lvlJc w:val="right"/>
-      <w:pPr>
-        <w:ind w:left="8280" w:hanging="180"/>
-      </w:pPr>
-    </w:lvl>
-  </w:abstractNum>
-  <w:abstractNum w:abstractNumId="9" w15:restartNumberingAfterBreak="0">
-    <w:nsid w:val="0FB00E9E"/>
-    <w:multiLevelType w:val="hybridMultilevel"/>
-    <w:tmpl w:val="E4B8EBE4"/>
-    <w:lvl w:ilvl="0" w:tplc="4D56556E">
-      <w:start w:val="1"/>
-      <w:numFmt w:val="decimal"/>
-      <w:lvlText w:val="%1."/>
-      <w:lvlJc w:val="left"/>
-      <w:pPr>
-        <w:ind w:left="2520" w:hanging="360"/>
-      </w:pPr>
-      <w:rPr>
-        <w:rFonts w:hint="default"/>
-      </w:rPr>
-    </w:lvl>
-    <w:lvl w:ilvl="1" w:tplc="04090019" w:tentative="1">
-      <w:start w:val="1"/>
-      <w:numFmt w:val="lowerLetter"/>
-      <w:lvlText w:val="%2."/>
-      <w:lvlJc w:val="left"/>
-      <w:pPr>
-        <w:ind w:left="3240" w:hanging="360"/>
-      </w:pPr>
-    </w:lvl>
-    <w:lvl w:ilvl="2" w:tplc="0409001B" w:tentative="1">
-      <w:start w:val="1"/>
-      <w:numFmt w:val="lowerRoman"/>
-      <w:lvlText w:val="%3."/>
-      <w:lvlJc w:val="right"/>
-      <w:pPr>
-        <w:ind w:left="3960" w:hanging="180"/>
-      </w:pPr>
-    </w:lvl>
-    <w:lvl w:ilvl="3" w:tplc="0409000F" w:tentative="1">
-      <w:start w:val="1"/>
-      <w:numFmt w:val="decimal"/>
-      <w:lvlText w:val="%4."/>
-      <w:lvlJc w:val="left"/>
-      <w:pPr>
-        <w:ind w:left="4680" w:hanging="360"/>
-      </w:pPr>
-    </w:lvl>
-    <w:lvl w:ilvl="4" w:tplc="04090019" w:tentative="1">
-      <w:start w:val="1"/>
-      <w:numFmt w:val="lowerLetter"/>
-      <w:lvlText w:val="%5."/>
-      <w:lvlJc w:val="left"/>
-      <w:pPr>
-        <w:ind w:left="5400" w:hanging="360"/>
-      </w:pPr>
-    </w:lvl>
-    <w:lvl w:ilvl="5" w:tplc="0409001B" w:tentative="1">
-      <w:start w:val="1"/>
-      <w:numFmt w:val="lowerRoman"/>
-      <w:lvlText w:val="%6."/>
-      <w:lvlJc w:val="right"/>
-      <w:pPr>
-        <w:ind w:left="6120" w:hanging="180"/>
-      </w:pPr>
-    </w:lvl>
-    <w:lvl w:ilvl="6" w:tplc="0409000F" w:tentative="1">
-      <w:start w:val="1"/>
-      <w:numFmt w:val="decimal"/>
-      <w:lvlText w:val="%7."/>
-      <w:lvlJc w:val="left"/>
-      <w:pPr>
-        <w:ind w:left="6840" w:hanging="360"/>
-      </w:pPr>
-    </w:lvl>
-    <w:lvl w:ilvl="7" w:tplc="04090019" w:tentative="1">
-      <w:start w:val="1"/>
-      <w:numFmt w:val="lowerLetter"/>
-      <w:lvlText w:val="%8."/>
-      <w:lvlJc w:val="left"/>
-      <w:pPr>
-        <w:ind w:left="7560" w:hanging="360"/>
-      </w:pPr>
-    </w:lvl>
-    <w:lvl w:ilvl="8" w:tplc="0409001B" w:tentative="1">
-      <w:start w:val="1"/>
-      <w:numFmt w:val="lowerRoman"/>
-      <w:lvlText w:val="%9."/>
-      <w:lvlJc w:val="right"/>
-      <w:pPr>
-        <w:ind w:left="8280" w:hanging="180"/>
-      </w:pPr>
-    </w:lvl>
-  </w:abstractNum>
-  <w:abstractNum w:abstractNumId="10" w15:restartNumberingAfterBreak="0">
-    <w:nsid w:val="1026651F"/>
-    <w:multiLevelType w:val="hybridMultilevel"/>
-    <w:tmpl w:val="D93EC8C0"/>
-    <w:lvl w:ilvl="0" w:tplc="1F5C6E14">
-      <w:start w:val="1"/>
-      <w:numFmt w:val="decimal"/>
-      <w:lvlText w:val="%1."/>
-      <w:lvlJc w:val="left"/>
-      <w:pPr>
-        <w:ind w:left="720" w:hanging="360"/>
-      </w:pPr>
-    </w:lvl>
-    <w:lvl w:ilvl="1" w:tplc="6E5899FE">
-      <w:start w:val="1"/>
-      <w:numFmt w:val="lowerLetter"/>
-      <w:lvlText w:val="%2."/>
-      <w:lvlJc w:val="left"/>
-      <w:pPr>
-        <w:ind w:left="1440" w:hanging="360"/>
-      </w:pPr>
-    </w:lvl>
-    <w:lvl w:ilvl="2" w:tplc="4F5E3052">
-      <w:start w:val="1"/>
-      <w:numFmt w:val="lowerRoman"/>
-      <w:lvlText w:val="%3."/>
-      <w:lvlJc w:val="right"/>
-      <w:pPr>
-        <w:ind w:left="2160" w:hanging="180"/>
-      </w:pPr>
-    </w:lvl>
-    <w:lvl w:ilvl="3" w:tplc="22407DEA">
-      <w:start w:val="1"/>
-      <w:numFmt w:val="decimal"/>
-      <w:lvlText w:val="%4."/>
-      <w:lvlJc w:val="left"/>
-      <w:pPr>
-        <w:ind w:left="2880" w:hanging="360"/>
-      </w:pPr>
-    </w:lvl>
-    <w:lvl w:ilvl="4" w:tplc="E1F2C410">
-      <w:start w:val="1"/>
-      <w:numFmt w:val="lowerLetter"/>
-      <w:lvlText w:val="%5."/>
-      <w:lvlJc w:val="left"/>
-      <w:pPr>
-        <w:ind w:left="3600" w:hanging="360"/>
-      </w:pPr>
-    </w:lvl>
-    <w:lvl w:ilvl="5" w:tplc="0E808ACA">
-      <w:start w:val="1"/>
-      <w:numFmt w:val="lowerRoman"/>
-      <w:lvlText w:val="%6."/>
-      <w:lvlJc w:val="right"/>
-      <w:pPr>
-        <w:ind w:left="4320" w:hanging="180"/>
-      </w:pPr>
-    </w:lvl>
-    <w:lvl w:ilvl="6" w:tplc="013A7C4E">
-      <w:start w:val="1"/>
-      <w:numFmt w:val="decimal"/>
-      <w:lvlText w:val="%7."/>
-      <w:lvlJc w:val="left"/>
-      <w:pPr>
-        <w:ind w:left="5040" w:hanging="360"/>
-      </w:pPr>
-    </w:lvl>
-    <w:lvl w:ilvl="7" w:tplc="578AA0C4">
-      <w:start w:val="1"/>
-      <w:numFmt w:val="lowerLetter"/>
-      <w:lvlText w:val="%8."/>
-      <w:lvlJc w:val="left"/>
-      <w:pPr>
-        <w:ind w:left="5760" w:hanging="360"/>
-      </w:pPr>
-    </w:lvl>
-    <w:lvl w:ilvl="8" w:tplc="18E09E3E">
-      <w:start w:val="1"/>
-      <w:numFmt w:val="lowerRoman"/>
-      <w:lvlText w:val="%9."/>
-      <w:lvlJc w:val="right"/>
-      <w:pPr>
-        <w:ind w:left="6480" w:hanging="180"/>
-      </w:pPr>
-    </w:lvl>
-  </w:abstractNum>
-  <w:abstractNum w:abstractNumId="11" w15:restartNumberingAfterBreak="0">
+  <w:abstractNum w:abstractNumId="4" w15:restartNumberingAfterBreak="0">
     <w:nsid w:val="11756B80"/>
     <w:multiLevelType w:val="hybridMultilevel"/>
     <w:tmpl w:val="F0660B2C"/>
@@ -15896,7 +15674,7 @@
       </w:pPr>
     </w:lvl>
   </w:abstractNum>
-  <w:abstractNum w:abstractNumId="12" w15:restartNumberingAfterBreak="0">
+  <w:abstractNum w:abstractNumId="5" w15:restartNumberingAfterBreak="0">
     <w:nsid w:val="12A20985"/>
     <w:multiLevelType w:val="hybridMultilevel"/>
     <w:tmpl w:val="252C8F86"/>
@@ -15982,96 +15760,7 @@
       </w:pPr>
     </w:lvl>
   </w:abstractNum>
-  <w:abstractNum w:abstractNumId="13" w15:restartNumberingAfterBreak="0">
-    <w:nsid w:val="12F27391"/>
-    <w:multiLevelType w:val="hybridMultilevel"/>
-    <w:tmpl w:val="C50A9902"/>
-    <w:lvl w:ilvl="0" w:tplc="B876F976">
-      <w:start w:val="1"/>
-      <w:numFmt w:val="decimal"/>
-      <w:lvlText w:val="%1."/>
-      <w:lvlJc w:val="left"/>
-      <w:pPr>
-        <w:ind w:left="2520" w:hanging="360"/>
-      </w:pPr>
-      <w:rPr>
-        <w:rFonts w:hint="default"/>
-      </w:rPr>
-    </w:lvl>
-    <w:lvl w:ilvl="1" w:tplc="04090019">
-      <w:start w:val="1"/>
-      <w:numFmt w:val="lowerLetter"/>
-      <w:lvlText w:val="%2."/>
-      <w:lvlJc w:val="left"/>
-      <w:pPr>
-        <w:ind w:left="3240" w:hanging="360"/>
-      </w:pPr>
-    </w:lvl>
-    <w:lvl w:ilvl="2" w:tplc="0409001B" w:tentative="1">
-      <w:start w:val="1"/>
-      <w:numFmt w:val="lowerRoman"/>
-      <w:lvlText w:val="%3."/>
-      <w:lvlJc w:val="right"/>
-      <w:pPr>
-        <w:ind w:left="3960" w:hanging="180"/>
-      </w:pPr>
-    </w:lvl>
-    <w:lvl w:ilvl="3" w:tplc="0409000F" w:tentative="1">
-      <w:start w:val="1"/>
-      <w:numFmt w:val="decimal"/>
-      <w:lvlText w:val="%4."/>
-      <w:lvlJc w:val="left"/>
-      <w:pPr>
-        <w:ind w:left="4680" w:hanging="360"/>
-      </w:pPr>
-    </w:lvl>
-    <w:lvl w:ilvl="4" w:tplc="04090019" w:tentative="1">
-      <w:start w:val="1"/>
-      <w:numFmt w:val="lowerLetter"/>
-      <w:lvlText w:val="%5."/>
-      <w:lvlJc w:val="left"/>
-      <w:pPr>
-        <w:ind w:left="5400" w:hanging="360"/>
-      </w:pPr>
-    </w:lvl>
-    <w:lvl w:ilvl="5" w:tplc="0409001B" w:tentative="1">
-      <w:start w:val="1"/>
-      <w:numFmt w:val="lowerRoman"/>
-      <w:lvlText w:val="%6."/>
-      <w:lvlJc w:val="right"/>
-      <w:pPr>
-        <w:ind w:left="6120" w:hanging="180"/>
-      </w:pPr>
-    </w:lvl>
-    <w:lvl w:ilvl="6" w:tplc="0409000F" w:tentative="1">
-      <w:start w:val="1"/>
-      <w:numFmt w:val="decimal"/>
-      <w:lvlText w:val="%7."/>
-      <w:lvlJc w:val="left"/>
-      <w:pPr>
-        <w:ind w:left="6840" w:hanging="360"/>
-      </w:pPr>
-    </w:lvl>
-    <w:lvl w:ilvl="7" w:tplc="04090019" w:tentative="1">
-      <w:start w:val="1"/>
-      <w:numFmt w:val="lowerLetter"/>
-      <w:lvlText w:val="%8."/>
-      <w:lvlJc w:val="left"/>
-      <w:pPr>
-        <w:ind w:left="7560" w:hanging="360"/>
-      </w:pPr>
-    </w:lvl>
-    <w:lvl w:ilvl="8" w:tplc="0409001B" w:tentative="1">
-      <w:start w:val="1"/>
-      <w:numFmt w:val="lowerRoman"/>
-      <w:lvlText w:val="%9."/>
-      <w:lvlJc w:val="right"/>
-      <w:pPr>
-        <w:ind w:left="8280" w:hanging="180"/>
-      </w:pPr>
-    </w:lvl>
-  </w:abstractNum>
-  <w:abstractNum w:abstractNumId="14" w15:restartNumberingAfterBreak="0">
+  <w:abstractNum w:abstractNumId="6" w15:restartNumberingAfterBreak="0">
     <w:nsid w:val="132E726B"/>
     <w:multiLevelType w:val="hybridMultilevel"/>
     <w:tmpl w:val="5176811C"/>
@@ -16157,357 +15846,7 @@
       </w:pPr>
     </w:lvl>
   </w:abstractNum>
-  <w:abstractNum w:abstractNumId="15" w15:restartNumberingAfterBreak="0">
-    <w:nsid w:val="16242528"/>
-    <w:multiLevelType w:val="hybridMultilevel"/>
-    <w:tmpl w:val="F8C8955E"/>
-    <w:lvl w:ilvl="0" w:tplc="40124846">
-      <w:start w:val="1"/>
-      <w:numFmt w:val="decimal"/>
-      <w:lvlText w:val="%1."/>
-      <w:lvlJc w:val="left"/>
-      <w:pPr>
-        <w:ind w:left="2520" w:hanging="360"/>
-      </w:pPr>
-      <w:rPr>
-        <w:rFonts w:hint="default"/>
-      </w:rPr>
-    </w:lvl>
-    <w:lvl w:ilvl="1" w:tplc="04090019">
-      <w:start w:val="1"/>
-      <w:numFmt w:val="lowerLetter"/>
-      <w:lvlText w:val="%2."/>
-      <w:lvlJc w:val="left"/>
-      <w:pPr>
-        <w:ind w:left="3240" w:hanging="360"/>
-      </w:pPr>
-    </w:lvl>
-    <w:lvl w:ilvl="2" w:tplc="0409001B" w:tentative="1">
-      <w:start w:val="1"/>
-      <w:numFmt w:val="lowerRoman"/>
-      <w:lvlText w:val="%3."/>
-      <w:lvlJc w:val="right"/>
-      <w:pPr>
-        <w:ind w:left="3960" w:hanging="180"/>
-      </w:pPr>
-    </w:lvl>
-    <w:lvl w:ilvl="3" w:tplc="0409000F" w:tentative="1">
-      <w:start w:val="1"/>
-      <w:numFmt w:val="decimal"/>
-      <w:lvlText w:val="%4."/>
-      <w:lvlJc w:val="left"/>
-      <w:pPr>
-        <w:ind w:left="4680" w:hanging="360"/>
-      </w:pPr>
-    </w:lvl>
-    <w:lvl w:ilvl="4" w:tplc="04090019" w:tentative="1">
-      <w:start w:val="1"/>
-      <w:numFmt w:val="lowerLetter"/>
-      <w:lvlText w:val="%5."/>
-      <w:lvlJc w:val="left"/>
-      <w:pPr>
-        <w:ind w:left="5400" w:hanging="360"/>
-      </w:pPr>
-    </w:lvl>
-    <w:lvl w:ilvl="5" w:tplc="0409001B" w:tentative="1">
-      <w:start w:val="1"/>
-      <w:numFmt w:val="lowerRoman"/>
-      <w:lvlText w:val="%6."/>
-      <w:lvlJc w:val="right"/>
-      <w:pPr>
-        <w:ind w:left="6120" w:hanging="180"/>
-      </w:pPr>
-    </w:lvl>
-    <w:lvl w:ilvl="6" w:tplc="0409000F" w:tentative="1">
-      <w:start w:val="1"/>
-      <w:numFmt w:val="decimal"/>
-      <w:lvlText w:val="%7."/>
-      <w:lvlJc w:val="left"/>
-      <w:pPr>
-        <w:ind w:left="6840" w:hanging="360"/>
-      </w:pPr>
-    </w:lvl>
-    <w:lvl w:ilvl="7" w:tplc="04090019" w:tentative="1">
-      <w:start w:val="1"/>
-      <w:numFmt w:val="lowerLetter"/>
-      <w:lvlText w:val="%8."/>
-      <w:lvlJc w:val="left"/>
-      <w:pPr>
-        <w:ind w:left="7560" w:hanging="360"/>
-      </w:pPr>
-    </w:lvl>
-    <w:lvl w:ilvl="8" w:tplc="0409001B" w:tentative="1">
-      <w:start w:val="1"/>
-      <w:numFmt w:val="lowerRoman"/>
-      <w:lvlText w:val="%9."/>
-      <w:lvlJc w:val="right"/>
-      <w:pPr>
-        <w:ind w:left="8280" w:hanging="180"/>
-      </w:pPr>
-    </w:lvl>
-  </w:abstractNum>
-  <w:abstractNum w:abstractNumId="16" w15:restartNumberingAfterBreak="0">
-    <w:nsid w:val="16DB958D"/>
-    <w:multiLevelType w:val="hybridMultilevel"/>
-    <w:tmpl w:val="E1D41DD2"/>
-    <w:lvl w:ilvl="0" w:tplc="652E1E5C">
-      <w:start w:val="1"/>
-      <w:numFmt w:val="decimal"/>
-      <w:lvlText w:val="%1."/>
-      <w:lvlJc w:val="left"/>
-      <w:pPr>
-        <w:ind w:left="720" w:hanging="360"/>
-      </w:pPr>
-    </w:lvl>
-    <w:lvl w:ilvl="1" w:tplc="1B06F826">
-      <w:start w:val="1"/>
-      <w:numFmt w:val="lowerLetter"/>
-      <w:lvlText w:val="%2."/>
-      <w:lvlJc w:val="left"/>
-      <w:pPr>
-        <w:ind w:left="1440" w:hanging="360"/>
-      </w:pPr>
-    </w:lvl>
-    <w:lvl w:ilvl="2" w:tplc="6FB60968">
-      <w:start w:val="1"/>
-      <w:numFmt w:val="lowerRoman"/>
-      <w:lvlText w:val="%3."/>
-      <w:lvlJc w:val="right"/>
-      <w:pPr>
-        <w:ind w:left="2160" w:hanging="180"/>
-      </w:pPr>
-    </w:lvl>
-    <w:lvl w:ilvl="3" w:tplc="176CD3B6">
-      <w:start w:val="1"/>
-      <w:numFmt w:val="decimal"/>
-      <w:lvlText w:val="%4."/>
-      <w:lvlJc w:val="left"/>
-      <w:pPr>
-        <w:ind w:left="2880" w:hanging="360"/>
-      </w:pPr>
-    </w:lvl>
-    <w:lvl w:ilvl="4" w:tplc="7AF8F8CE">
-      <w:start w:val="1"/>
-      <w:numFmt w:val="lowerLetter"/>
-      <w:lvlText w:val="%5."/>
-      <w:lvlJc w:val="left"/>
-      <w:pPr>
-        <w:ind w:left="3600" w:hanging="360"/>
-      </w:pPr>
-    </w:lvl>
-    <w:lvl w:ilvl="5" w:tplc="7B305470">
-      <w:start w:val="1"/>
-      <w:numFmt w:val="lowerRoman"/>
-      <w:lvlText w:val="%6."/>
-      <w:lvlJc w:val="right"/>
-      <w:pPr>
-        <w:ind w:left="4320" w:hanging="180"/>
-      </w:pPr>
-    </w:lvl>
-    <w:lvl w:ilvl="6" w:tplc="BE6248A0">
-      <w:start w:val="1"/>
-      <w:numFmt w:val="decimal"/>
-      <w:lvlText w:val="%7."/>
-      <w:lvlJc w:val="left"/>
-      <w:pPr>
-        <w:ind w:left="5040" w:hanging="360"/>
-      </w:pPr>
-    </w:lvl>
-    <w:lvl w:ilvl="7" w:tplc="B88432C2">
-      <w:start w:val="1"/>
-      <w:numFmt w:val="lowerLetter"/>
-      <w:lvlText w:val="%8."/>
-      <w:lvlJc w:val="left"/>
-      <w:pPr>
-        <w:ind w:left="5760" w:hanging="360"/>
-      </w:pPr>
-    </w:lvl>
-    <w:lvl w:ilvl="8" w:tplc="C010DF0A">
-      <w:start w:val="1"/>
-      <w:numFmt w:val="lowerRoman"/>
-      <w:lvlText w:val="%9."/>
-      <w:lvlJc w:val="right"/>
-      <w:pPr>
-        <w:ind w:left="6480" w:hanging="180"/>
-      </w:pPr>
-    </w:lvl>
-  </w:abstractNum>
-  <w:abstractNum w:abstractNumId="17" w15:restartNumberingAfterBreak="0">
-    <w:nsid w:val="17C10BFC"/>
-    <w:multiLevelType w:val="hybridMultilevel"/>
-    <w:tmpl w:val="037C2D64"/>
-    <w:lvl w:ilvl="0" w:tplc="0409000F">
-      <w:start w:val="1"/>
-      <w:numFmt w:val="decimal"/>
-      <w:lvlText w:val="%1."/>
-      <w:lvlJc w:val="left"/>
-      <w:pPr>
-        <w:ind w:left="2880" w:hanging="360"/>
-      </w:pPr>
-    </w:lvl>
-    <w:lvl w:ilvl="1" w:tplc="04090019" w:tentative="1">
-      <w:start w:val="1"/>
-      <w:numFmt w:val="lowerLetter"/>
-      <w:lvlText w:val="%2."/>
-      <w:lvlJc w:val="left"/>
-      <w:pPr>
-        <w:ind w:left="3600" w:hanging="360"/>
-      </w:pPr>
-    </w:lvl>
-    <w:lvl w:ilvl="2" w:tplc="0409001B" w:tentative="1">
-      <w:start w:val="1"/>
-      <w:numFmt w:val="lowerRoman"/>
-      <w:lvlText w:val="%3."/>
-      <w:lvlJc w:val="right"/>
-      <w:pPr>
-        <w:ind w:left="4320" w:hanging="180"/>
-      </w:pPr>
-    </w:lvl>
-    <w:lvl w:ilvl="3" w:tplc="0409000F" w:tentative="1">
-      <w:start w:val="1"/>
-      <w:numFmt w:val="decimal"/>
-      <w:lvlText w:val="%4."/>
-      <w:lvlJc w:val="left"/>
-      <w:pPr>
-        <w:ind w:left="5040" w:hanging="360"/>
-      </w:pPr>
-    </w:lvl>
-    <w:lvl w:ilvl="4" w:tplc="04090019" w:tentative="1">
-      <w:start w:val="1"/>
-      <w:numFmt w:val="lowerLetter"/>
-      <w:lvlText w:val="%5."/>
-      <w:lvlJc w:val="left"/>
-      <w:pPr>
-        <w:ind w:left="5760" w:hanging="360"/>
-      </w:pPr>
-    </w:lvl>
-    <w:lvl w:ilvl="5" w:tplc="0409001B" w:tentative="1">
-      <w:start w:val="1"/>
-      <w:numFmt w:val="lowerRoman"/>
-      <w:lvlText w:val="%6."/>
-      <w:lvlJc w:val="right"/>
-      <w:pPr>
-        <w:ind w:left="6480" w:hanging="180"/>
-      </w:pPr>
-    </w:lvl>
-    <w:lvl w:ilvl="6" w:tplc="0409000F" w:tentative="1">
-      <w:start w:val="1"/>
-      <w:numFmt w:val="decimal"/>
-      <w:lvlText w:val="%7."/>
-      <w:lvlJc w:val="left"/>
-      <w:pPr>
-        <w:ind w:left="7200" w:hanging="360"/>
-      </w:pPr>
-    </w:lvl>
-    <w:lvl w:ilvl="7" w:tplc="04090019" w:tentative="1">
-      <w:start w:val="1"/>
-      <w:numFmt w:val="lowerLetter"/>
-      <w:lvlText w:val="%8."/>
-      <w:lvlJc w:val="left"/>
-      <w:pPr>
-        <w:ind w:left="7920" w:hanging="360"/>
-      </w:pPr>
-    </w:lvl>
-    <w:lvl w:ilvl="8" w:tplc="0409001B" w:tentative="1">
-      <w:start w:val="1"/>
-      <w:numFmt w:val="lowerRoman"/>
-      <w:lvlText w:val="%9."/>
-      <w:lvlJc w:val="right"/>
-      <w:pPr>
-        <w:ind w:left="8640" w:hanging="180"/>
-      </w:pPr>
-    </w:lvl>
-  </w:abstractNum>
-  <w:abstractNum w:abstractNumId="18" w15:restartNumberingAfterBreak="0">
-    <w:nsid w:val="183A0CCA"/>
-    <w:multiLevelType w:val="hybridMultilevel"/>
-    <w:tmpl w:val="EA462436"/>
-    <w:lvl w:ilvl="0" w:tplc="EE5000D0">
-      <w:start w:val="1"/>
-      <w:numFmt w:val="decimal"/>
-      <w:lvlText w:val="%1."/>
-      <w:lvlJc w:val="left"/>
-      <w:pPr>
-        <w:ind w:left="2520" w:hanging="360"/>
-      </w:pPr>
-      <w:rPr>
-        <w:rFonts w:hint="default"/>
-      </w:rPr>
-    </w:lvl>
-    <w:lvl w:ilvl="1" w:tplc="04090019" w:tentative="1">
-      <w:start w:val="1"/>
-      <w:numFmt w:val="lowerLetter"/>
-      <w:lvlText w:val="%2."/>
-      <w:lvlJc w:val="left"/>
-      <w:pPr>
-        <w:ind w:left="3240" w:hanging="360"/>
-      </w:pPr>
-    </w:lvl>
-    <w:lvl w:ilvl="2" w:tplc="0409001B" w:tentative="1">
-      <w:start w:val="1"/>
-      <w:numFmt w:val="lowerRoman"/>
-      <w:lvlText w:val="%3."/>
-      <w:lvlJc w:val="right"/>
-      <w:pPr>
-        <w:ind w:left="3960" w:hanging="180"/>
-      </w:pPr>
-    </w:lvl>
-    <w:lvl w:ilvl="3" w:tplc="0409000F" w:tentative="1">
-      <w:start w:val="1"/>
-      <w:numFmt w:val="decimal"/>
-      <w:lvlText w:val="%4."/>
-      <w:lvlJc w:val="left"/>
-      <w:pPr>
-        <w:ind w:left="4680" w:hanging="360"/>
-      </w:pPr>
-    </w:lvl>
-    <w:lvl w:ilvl="4" w:tplc="04090019" w:tentative="1">
-      <w:start w:val="1"/>
-      <w:numFmt w:val="lowerLetter"/>
-      <w:lvlText w:val="%5."/>
-      <w:lvlJc w:val="left"/>
-      <w:pPr>
-        <w:ind w:left="5400" w:hanging="360"/>
-      </w:pPr>
-    </w:lvl>
-    <w:lvl w:ilvl="5" w:tplc="0409001B" w:tentative="1">
-      <w:start w:val="1"/>
-      <w:numFmt w:val="lowerRoman"/>
-      <w:lvlText w:val="%6."/>
-      <w:lvlJc w:val="right"/>
-      <w:pPr>
-        <w:ind w:left="6120" w:hanging="180"/>
-      </w:pPr>
-    </w:lvl>
-    <w:lvl w:ilvl="6" w:tplc="0409000F" w:tentative="1">
-      <w:start w:val="1"/>
-      <w:numFmt w:val="decimal"/>
-      <w:lvlText w:val="%7."/>
-      <w:lvlJc w:val="left"/>
-      <w:pPr>
-        <w:ind w:left="6840" w:hanging="360"/>
-      </w:pPr>
-    </w:lvl>
-    <w:lvl w:ilvl="7" w:tplc="04090019" w:tentative="1">
-      <w:start w:val="1"/>
-      <w:numFmt w:val="lowerLetter"/>
-      <w:lvlText w:val="%8."/>
-      <w:lvlJc w:val="left"/>
-      <w:pPr>
-        <w:ind w:left="7560" w:hanging="360"/>
-      </w:pPr>
-    </w:lvl>
-    <w:lvl w:ilvl="8" w:tplc="0409001B" w:tentative="1">
-      <w:start w:val="1"/>
-      <w:numFmt w:val="lowerRoman"/>
-      <w:lvlText w:val="%9."/>
-      <w:lvlJc w:val="right"/>
-      <w:pPr>
-        <w:ind w:left="8280" w:hanging="180"/>
-      </w:pPr>
-    </w:lvl>
-  </w:abstractNum>
-  <w:abstractNum w:abstractNumId="19" w15:restartNumberingAfterBreak="0">
+  <w:abstractNum w:abstractNumId="7" w15:restartNumberingAfterBreak="0">
     <w:nsid w:val="18BC1AF9"/>
     <w:multiLevelType w:val="hybridMultilevel"/>
     <w:tmpl w:val="CB74A624"/>
@@ -16593,96 +15932,7 @@
       </w:pPr>
     </w:lvl>
   </w:abstractNum>
-  <w:abstractNum w:abstractNumId="20" w15:restartNumberingAfterBreak="0">
-    <w:nsid w:val="18DF60D1"/>
-    <w:multiLevelType w:val="hybridMultilevel"/>
-    <w:tmpl w:val="715648FC"/>
-    <w:lvl w:ilvl="0" w:tplc="34C26B08">
-      <w:start w:val="1"/>
-      <w:numFmt w:val="decimal"/>
-      <w:lvlText w:val="%1."/>
-      <w:lvlJc w:val="left"/>
-      <w:pPr>
-        <w:ind w:left="2520" w:hanging="360"/>
-      </w:pPr>
-      <w:rPr>
-        <w:rFonts w:hint="default"/>
-      </w:rPr>
-    </w:lvl>
-    <w:lvl w:ilvl="1" w:tplc="04090019" w:tentative="1">
-      <w:start w:val="1"/>
-      <w:numFmt w:val="lowerLetter"/>
-      <w:lvlText w:val="%2."/>
-      <w:lvlJc w:val="left"/>
-      <w:pPr>
-        <w:ind w:left="3240" w:hanging="360"/>
-      </w:pPr>
-    </w:lvl>
-    <w:lvl w:ilvl="2" w:tplc="0409001B" w:tentative="1">
-      <w:start w:val="1"/>
-      <w:numFmt w:val="lowerRoman"/>
-      <w:lvlText w:val="%3."/>
-      <w:lvlJc w:val="right"/>
-      <w:pPr>
-        <w:ind w:left="3960" w:hanging="180"/>
-      </w:pPr>
-    </w:lvl>
-    <w:lvl w:ilvl="3" w:tplc="0409000F" w:tentative="1">
-      <w:start w:val="1"/>
-      <w:numFmt w:val="decimal"/>
-      <w:lvlText w:val="%4."/>
-      <w:lvlJc w:val="left"/>
-      <w:pPr>
-        <w:ind w:left="4680" w:hanging="360"/>
-      </w:pPr>
-    </w:lvl>
-    <w:lvl w:ilvl="4" w:tplc="04090019" w:tentative="1">
-      <w:start w:val="1"/>
-      <w:numFmt w:val="lowerLetter"/>
-      <w:lvlText w:val="%5."/>
-      <w:lvlJc w:val="left"/>
-      <w:pPr>
-        <w:ind w:left="5400" w:hanging="360"/>
-      </w:pPr>
-    </w:lvl>
-    <w:lvl w:ilvl="5" w:tplc="0409001B" w:tentative="1">
-      <w:start w:val="1"/>
-      <w:numFmt w:val="lowerRoman"/>
-      <w:lvlText w:val="%6."/>
-      <w:lvlJc w:val="right"/>
-      <w:pPr>
-        <w:ind w:left="6120" w:hanging="180"/>
-      </w:pPr>
-    </w:lvl>
-    <w:lvl w:ilvl="6" w:tplc="0409000F" w:tentative="1">
-      <w:start w:val="1"/>
-      <w:numFmt w:val="decimal"/>
-      <w:lvlText w:val="%7."/>
-      <w:lvlJc w:val="left"/>
-      <w:pPr>
-        <w:ind w:left="6840" w:hanging="360"/>
-      </w:pPr>
-    </w:lvl>
-    <w:lvl w:ilvl="7" w:tplc="04090019" w:tentative="1">
-      <w:start w:val="1"/>
-      <w:numFmt w:val="lowerLetter"/>
-      <w:lvlText w:val="%8."/>
-      <w:lvlJc w:val="left"/>
-      <w:pPr>
-        <w:ind w:left="7560" w:hanging="360"/>
-      </w:pPr>
-    </w:lvl>
-    <w:lvl w:ilvl="8" w:tplc="0409001B" w:tentative="1">
-      <w:start w:val="1"/>
-      <w:numFmt w:val="lowerRoman"/>
-      <w:lvlText w:val="%9."/>
-      <w:lvlJc w:val="right"/>
-      <w:pPr>
-        <w:ind w:left="8280" w:hanging="180"/>
-      </w:pPr>
-    </w:lvl>
-  </w:abstractNum>
-  <w:abstractNum w:abstractNumId="21" w15:restartNumberingAfterBreak="0">
+  <w:abstractNum w:abstractNumId="8" w15:restartNumberingAfterBreak="0">
     <w:nsid w:val="197D7F8C"/>
     <w:multiLevelType w:val="hybridMultilevel"/>
     <w:tmpl w:val="CB74A624"/>
@@ -16768,387 +16018,7 @@
       </w:pPr>
     </w:lvl>
   </w:abstractNum>
-  <w:abstractNum w:abstractNumId="22" w15:restartNumberingAfterBreak="0">
-    <w:nsid w:val="19C67B66"/>
-    <w:multiLevelType w:val="hybridMultilevel"/>
-    <w:tmpl w:val="ABCC3E18"/>
-    <w:lvl w:ilvl="0" w:tplc="EE5000D0">
-      <w:start w:val="1"/>
-      <w:numFmt w:val="decimal"/>
-      <w:lvlText w:val="%1."/>
-      <w:lvlJc w:val="left"/>
-      <w:pPr>
-        <w:ind w:left="2520" w:hanging="360"/>
-      </w:pPr>
-      <w:rPr>
-        <w:rFonts w:hint="default"/>
-      </w:rPr>
-    </w:lvl>
-    <w:lvl w:ilvl="1" w:tplc="04090019" w:tentative="1">
-      <w:start w:val="1"/>
-      <w:numFmt w:val="lowerLetter"/>
-      <w:lvlText w:val="%2."/>
-      <w:lvlJc w:val="left"/>
-      <w:pPr>
-        <w:ind w:left="3240" w:hanging="360"/>
-      </w:pPr>
-    </w:lvl>
-    <w:lvl w:ilvl="2" w:tplc="0409001B" w:tentative="1">
-      <w:start w:val="1"/>
-      <w:numFmt w:val="lowerRoman"/>
-      <w:lvlText w:val="%3."/>
-      <w:lvlJc w:val="right"/>
-      <w:pPr>
-        <w:ind w:left="3960" w:hanging="180"/>
-      </w:pPr>
-    </w:lvl>
-    <w:lvl w:ilvl="3" w:tplc="0409000F" w:tentative="1">
-      <w:start w:val="1"/>
-      <w:numFmt w:val="decimal"/>
-      <w:lvlText w:val="%4."/>
-      <w:lvlJc w:val="left"/>
-      <w:pPr>
-        <w:ind w:left="4680" w:hanging="360"/>
-      </w:pPr>
-    </w:lvl>
-    <w:lvl w:ilvl="4" w:tplc="04090019" w:tentative="1">
-      <w:start w:val="1"/>
-      <w:numFmt w:val="lowerLetter"/>
-      <w:lvlText w:val="%5."/>
-      <w:lvlJc w:val="left"/>
-      <w:pPr>
-        <w:ind w:left="5400" w:hanging="360"/>
-      </w:pPr>
-    </w:lvl>
-    <w:lvl w:ilvl="5" w:tplc="0409001B" w:tentative="1">
-      <w:start w:val="1"/>
-      <w:numFmt w:val="lowerRoman"/>
-      <w:lvlText w:val="%6."/>
-      <w:lvlJc w:val="right"/>
-      <w:pPr>
-        <w:ind w:left="6120" w:hanging="180"/>
-      </w:pPr>
-    </w:lvl>
-    <w:lvl w:ilvl="6" w:tplc="0409000F" w:tentative="1">
-      <w:start w:val="1"/>
-      <w:numFmt w:val="decimal"/>
-      <w:lvlText w:val="%7."/>
-      <w:lvlJc w:val="left"/>
-      <w:pPr>
-        <w:ind w:left="6840" w:hanging="360"/>
-      </w:pPr>
-    </w:lvl>
-    <w:lvl w:ilvl="7" w:tplc="04090019" w:tentative="1">
-      <w:start w:val="1"/>
-      <w:numFmt w:val="lowerLetter"/>
-      <w:lvlText w:val="%8."/>
-      <w:lvlJc w:val="left"/>
-      <w:pPr>
-        <w:ind w:left="7560" w:hanging="360"/>
-      </w:pPr>
-    </w:lvl>
-    <w:lvl w:ilvl="8" w:tplc="0409001B" w:tentative="1">
-      <w:start w:val="1"/>
-      <w:numFmt w:val="lowerRoman"/>
-      <w:lvlText w:val="%9."/>
-      <w:lvlJc w:val="right"/>
-      <w:pPr>
-        <w:ind w:left="8280" w:hanging="180"/>
-      </w:pPr>
-    </w:lvl>
-  </w:abstractNum>
-  <w:abstractNum w:abstractNumId="23" w15:restartNumberingAfterBreak="0">
-    <w:nsid w:val="1B03F1EC"/>
-    <w:multiLevelType w:val="hybridMultilevel"/>
-    <w:tmpl w:val="1632E2C8"/>
-    <w:lvl w:ilvl="0" w:tplc="900A5876">
-      <w:start w:val="1"/>
-      <w:numFmt w:val="bullet"/>
-      <w:lvlText w:val=""/>
-      <w:lvlJc w:val="left"/>
-      <w:pPr>
-        <w:ind w:left="720" w:hanging="360"/>
-      </w:pPr>
-      <w:rPr>
-        <w:rFonts w:ascii="Symbol" w:hAnsi="Symbol" w:hint="default"/>
-      </w:rPr>
-    </w:lvl>
-    <w:lvl w:ilvl="1" w:tplc="21B8EC70">
-      <w:start w:val="1"/>
-      <w:numFmt w:val="bullet"/>
-      <w:lvlText w:val="o"/>
-      <w:lvlJc w:val="left"/>
-      <w:pPr>
-        <w:ind w:left="1440" w:hanging="360"/>
-      </w:pPr>
-      <w:rPr>
-        <w:rFonts w:ascii="Courier New" w:hAnsi="Courier New" w:cs="Times New Roman" w:hint="default"/>
-      </w:rPr>
-    </w:lvl>
-    <w:lvl w:ilvl="2" w:tplc="368AB044">
-      <w:start w:val="1"/>
-      <w:numFmt w:val="bullet"/>
-      <w:lvlText w:val=""/>
-      <w:lvlJc w:val="left"/>
-      <w:pPr>
-        <w:ind w:left="2160" w:hanging="360"/>
-      </w:pPr>
-      <w:rPr>
-        <w:rFonts w:ascii="Wingdings" w:hAnsi="Wingdings" w:hint="default"/>
-      </w:rPr>
-    </w:lvl>
-    <w:lvl w:ilvl="3" w:tplc="B1D26E88">
-      <w:start w:val="1"/>
-      <w:numFmt w:val="bullet"/>
-      <w:lvlText w:val=""/>
-      <w:lvlJc w:val="left"/>
-      <w:pPr>
-        <w:ind w:left="2880" w:hanging="360"/>
-      </w:pPr>
-      <w:rPr>
-        <w:rFonts w:ascii="Symbol" w:hAnsi="Symbol" w:hint="default"/>
-      </w:rPr>
-    </w:lvl>
-    <w:lvl w:ilvl="4" w:tplc="F1669DAA">
-      <w:start w:val="1"/>
-      <w:numFmt w:val="bullet"/>
-      <w:lvlText w:val="o"/>
-      <w:lvlJc w:val="left"/>
-      <w:pPr>
-        <w:ind w:left="3600" w:hanging="360"/>
-      </w:pPr>
-      <w:rPr>
-        <w:rFonts w:ascii="Courier New" w:hAnsi="Courier New" w:cs="Times New Roman" w:hint="default"/>
-      </w:rPr>
-    </w:lvl>
-    <w:lvl w:ilvl="5" w:tplc="E9D42DF2">
-      <w:start w:val="1"/>
-      <w:numFmt w:val="bullet"/>
-      <w:lvlText w:val=""/>
-      <w:lvlJc w:val="left"/>
-      <w:pPr>
-        <w:ind w:left="4320" w:hanging="360"/>
-      </w:pPr>
-      <w:rPr>
-        <w:rFonts w:ascii="Wingdings" w:hAnsi="Wingdings" w:hint="default"/>
-      </w:rPr>
-    </w:lvl>
-    <w:lvl w:ilvl="6" w:tplc="F072E3A4">
-      <w:start w:val="1"/>
-      <w:numFmt w:val="bullet"/>
-      <w:lvlText w:val=""/>
-      <w:lvlJc w:val="left"/>
-      <w:pPr>
-        <w:ind w:left="5040" w:hanging="360"/>
-      </w:pPr>
-      <w:rPr>
-        <w:rFonts w:ascii="Symbol" w:hAnsi="Symbol" w:hint="default"/>
-      </w:rPr>
-    </w:lvl>
-    <w:lvl w:ilvl="7" w:tplc="AF9CAA74">
-      <w:start w:val="1"/>
-      <w:numFmt w:val="bullet"/>
-      <w:lvlText w:val="o"/>
-      <w:lvlJc w:val="left"/>
-      <w:pPr>
-        <w:ind w:left="5760" w:hanging="360"/>
-      </w:pPr>
-      <w:rPr>
-        <w:rFonts w:ascii="Courier New" w:hAnsi="Courier New" w:cs="Times New Roman" w:hint="default"/>
-      </w:rPr>
-    </w:lvl>
-    <w:lvl w:ilvl="8" w:tplc="9872EAAA">
-      <w:start w:val="1"/>
-      <w:numFmt w:val="bullet"/>
-      <w:lvlText w:val=""/>
-      <w:lvlJc w:val="left"/>
-      <w:pPr>
-        <w:ind w:left="6480" w:hanging="360"/>
-      </w:pPr>
-      <w:rPr>
-        <w:rFonts w:ascii="Wingdings" w:hAnsi="Wingdings" w:hint="default"/>
-      </w:rPr>
-    </w:lvl>
-  </w:abstractNum>
-  <w:abstractNum w:abstractNumId="24" w15:restartNumberingAfterBreak="0">
-    <w:nsid w:val="1DAE4B0E"/>
-    <w:multiLevelType w:val="hybridMultilevel"/>
-    <w:tmpl w:val="99A4CAA2"/>
-    <w:lvl w:ilvl="0" w:tplc="6382FBDA">
-      <w:start w:val="1"/>
-      <w:numFmt w:val="decimal"/>
-      <w:lvlText w:val="%1."/>
-      <w:lvlJc w:val="left"/>
-      <w:pPr>
-        <w:ind w:left="2520" w:hanging="360"/>
-      </w:pPr>
-      <w:rPr>
-        <w:rFonts w:hint="default"/>
-      </w:rPr>
-    </w:lvl>
-    <w:lvl w:ilvl="1" w:tplc="04090019">
-      <w:start w:val="1"/>
-      <w:numFmt w:val="lowerLetter"/>
-      <w:lvlText w:val="%2."/>
-      <w:lvlJc w:val="left"/>
-      <w:pPr>
-        <w:ind w:left="3240" w:hanging="360"/>
-      </w:pPr>
-    </w:lvl>
-    <w:lvl w:ilvl="2" w:tplc="0409001B" w:tentative="1">
-      <w:start w:val="1"/>
-      <w:numFmt w:val="lowerRoman"/>
-      <w:lvlText w:val="%3."/>
-      <w:lvlJc w:val="right"/>
-      <w:pPr>
-        <w:ind w:left="3960" w:hanging="180"/>
-      </w:pPr>
-    </w:lvl>
-    <w:lvl w:ilvl="3" w:tplc="0409000F" w:tentative="1">
-      <w:start w:val="1"/>
-      <w:numFmt w:val="decimal"/>
-      <w:lvlText w:val="%4."/>
-      <w:lvlJc w:val="left"/>
-      <w:pPr>
-        <w:ind w:left="4680" w:hanging="360"/>
-      </w:pPr>
-    </w:lvl>
-    <w:lvl w:ilvl="4" w:tplc="04090019" w:tentative="1">
-      <w:start w:val="1"/>
-      <w:numFmt w:val="lowerLetter"/>
-      <w:lvlText w:val="%5."/>
-      <w:lvlJc w:val="left"/>
-      <w:pPr>
-        <w:ind w:left="5400" w:hanging="360"/>
-      </w:pPr>
-    </w:lvl>
-    <w:lvl w:ilvl="5" w:tplc="0409001B" w:tentative="1">
-      <w:start w:val="1"/>
-      <w:numFmt w:val="lowerRoman"/>
-      <w:lvlText w:val="%6."/>
-      <w:lvlJc w:val="right"/>
-      <w:pPr>
-        <w:ind w:left="6120" w:hanging="180"/>
-      </w:pPr>
-    </w:lvl>
-    <w:lvl w:ilvl="6" w:tplc="0409000F" w:tentative="1">
-      <w:start w:val="1"/>
-      <w:numFmt w:val="decimal"/>
-      <w:lvlText w:val="%7."/>
-      <w:lvlJc w:val="left"/>
-      <w:pPr>
-        <w:ind w:left="6840" w:hanging="360"/>
-      </w:pPr>
-    </w:lvl>
-    <w:lvl w:ilvl="7" w:tplc="04090019" w:tentative="1">
-      <w:start w:val="1"/>
-      <w:numFmt w:val="lowerLetter"/>
-      <w:lvlText w:val="%8."/>
-      <w:lvlJc w:val="left"/>
-      <w:pPr>
-        <w:ind w:left="7560" w:hanging="360"/>
-      </w:pPr>
-    </w:lvl>
-    <w:lvl w:ilvl="8" w:tplc="0409001B" w:tentative="1">
-      <w:start w:val="1"/>
-      <w:numFmt w:val="lowerRoman"/>
-      <w:lvlText w:val="%9."/>
-      <w:lvlJc w:val="right"/>
-      <w:pPr>
-        <w:ind w:left="8280" w:hanging="180"/>
-      </w:pPr>
-    </w:lvl>
-  </w:abstractNum>
-  <w:abstractNum w:abstractNumId="25" w15:restartNumberingAfterBreak="0">
-    <w:nsid w:val="1E292FA1"/>
-    <w:multiLevelType w:val="hybridMultilevel"/>
-    <w:tmpl w:val="8DC8B3E4"/>
-    <w:lvl w:ilvl="0" w:tplc="84B23D36">
-      <w:start w:val="1"/>
-      <w:numFmt w:val="decimal"/>
-      <w:lvlText w:val="%1."/>
-      <w:lvlJc w:val="left"/>
-      <w:pPr>
-        <w:ind w:left="2520" w:hanging="360"/>
-      </w:pPr>
-      <w:rPr>
-        <w:rFonts w:hint="default"/>
-      </w:rPr>
-    </w:lvl>
-    <w:lvl w:ilvl="1" w:tplc="04090019" w:tentative="1">
-      <w:start w:val="1"/>
-      <w:numFmt w:val="lowerLetter"/>
-      <w:lvlText w:val="%2."/>
-      <w:lvlJc w:val="left"/>
-      <w:pPr>
-        <w:ind w:left="3240" w:hanging="360"/>
-      </w:pPr>
-    </w:lvl>
-    <w:lvl w:ilvl="2" w:tplc="0409001B" w:tentative="1">
-      <w:start w:val="1"/>
-      <w:numFmt w:val="lowerRoman"/>
-      <w:lvlText w:val="%3."/>
-      <w:lvlJc w:val="right"/>
-      <w:pPr>
-        <w:ind w:left="3960" w:hanging="180"/>
-      </w:pPr>
-    </w:lvl>
-    <w:lvl w:ilvl="3" w:tplc="0409000F" w:tentative="1">
-      <w:start w:val="1"/>
-      <w:numFmt w:val="decimal"/>
-      <w:lvlText w:val="%4."/>
-      <w:lvlJc w:val="left"/>
-      <w:pPr>
-        <w:ind w:left="4680" w:hanging="360"/>
-      </w:pPr>
-    </w:lvl>
-    <w:lvl w:ilvl="4" w:tplc="04090019" w:tentative="1">
-      <w:start w:val="1"/>
-      <w:numFmt w:val="lowerLetter"/>
-      <w:lvlText w:val="%5."/>
-      <w:lvlJc w:val="left"/>
-      <w:pPr>
-        <w:ind w:left="5400" w:hanging="360"/>
-      </w:pPr>
-    </w:lvl>
-    <w:lvl w:ilvl="5" w:tplc="0409001B" w:tentative="1">
-      <w:start w:val="1"/>
-      <w:numFmt w:val="lowerRoman"/>
-      <w:lvlText w:val="%6."/>
-      <w:lvlJc w:val="right"/>
-      <w:pPr>
-        <w:ind w:left="6120" w:hanging="180"/>
-      </w:pPr>
-    </w:lvl>
-    <w:lvl w:ilvl="6" w:tplc="0409000F" w:tentative="1">
-      <w:start w:val="1"/>
-      <w:numFmt w:val="decimal"/>
-      <w:lvlText w:val="%7."/>
-      <w:lvlJc w:val="left"/>
-      <w:pPr>
-        <w:ind w:left="6840" w:hanging="360"/>
-      </w:pPr>
-    </w:lvl>
-    <w:lvl w:ilvl="7" w:tplc="04090019" w:tentative="1">
-      <w:start w:val="1"/>
-      <w:numFmt w:val="lowerLetter"/>
-      <w:lvlText w:val="%8."/>
-      <w:lvlJc w:val="left"/>
-      <w:pPr>
-        <w:ind w:left="7560" w:hanging="360"/>
-      </w:pPr>
-    </w:lvl>
-    <w:lvl w:ilvl="8" w:tplc="0409001B" w:tentative="1">
-      <w:start w:val="1"/>
-      <w:numFmt w:val="lowerRoman"/>
-      <w:lvlText w:val="%9."/>
-      <w:lvlJc w:val="right"/>
-      <w:pPr>
-        <w:ind w:left="8280" w:hanging="180"/>
-      </w:pPr>
-    </w:lvl>
-  </w:abstractNum>
-  <w:abstractNum w:abstractNumId="26" w15:restartNumberingAfterBreak="0">
+  <w:abstractNum w:abstractNumId="9" w15:restartNumberingAfterBreak="0">
     <w:nsid w:val="1FA817CA"/>
     <w:multiLevelType w:val="hybridMultilevel"/>
     <w:tmpl w:val="252C8F86"/>
@@ -17234,7 +16104,7 @@
       </w:pPr>
     </w:lvl>
   </w:abstractNum>
-  <w:abstractNum w:abstractNumId="27" w15:restartNumberingAfterBreak="0">
+  <w:abstractNum w:abstractNumId="10" w15:restartNumberingAfterBreak="0">
     <w:nsid w:val="1FAB0ED7"/>
     <w:multiLevelType w:val="hybridMultilevel"/>
     <w:tmpl w:val="30A8FFBA"/>
@@ -17320,185 +16190,7 @@
       </w:pPr>
     </w:lvl>
   </w:abstractNum>
-  <w:abstractNum w:abstractNumId="28" w15:restartNumberingAfterBreak="0">
-    <w:nsid w:val="1FDF52FF"/>
-    <w:multiLevelType w:val="hybridMultilevel"/>
-    <w:tmpl w:val="B33A2E72"/>
-    <w:lvl w:ilvl="0" w:tplc="CF1E4CAC">
-      <w:start w:val="1"/>
-      <w:numFmt w:val="decimal"/>
-      <w:lvlText w:val="%1."/>
-      <w:lvlJc w:val="left"/>
-      <w:pPr>
-        <w:ind w:left="2520" w:hanging="360"/>
-      </w:pPr>
-      <w:rPr>
-        <w:rFonts w:hint="default"/>
-      </w:rPr>
-    </w:lvl>
-    <w:lvl w:ilvl="1" w:tplc="04090019" w:tentative="1">
-      <w:start w:val="1"/>
-      <w:numFmt w:val="lowerLetter"/>
-      <w:lvlText w:val="%2."/>
-      <w:lvlJc w:val="left"/>
-      <w:pPr>
-        <w:ind w:left="3240" w:hanging="360"/>
-      </w:pPr>
-    </w:lvl>
-    <w:lvl w:ilvl="2" w:tplc="0409001B" w:tentative="1">
-      <w:start w:val="1"/>
-      <w:numFmt w:val="lowerRoman"/>
-      <w:lvlText w:val="%3."/>
-      <w:lvlJc w:val="right"/>
-      <w:pPr>
-        <w:ind w:left="3960" w:hanging="180"/>
-      </w:pPr>
-    </w:lvl>
-    <w:lvl w:ilvl="3" w:tplc="0409000F" w:tentative="1">
-      <w:start w:val="1"/>
-      <w:numFmt w:val="decimal"/>
-      <w:lvlText w:val="%4."/>
-      <w:lvlJc w:val="left"/>
-      <w:pPr>
-        <w:ind w:left="4680" w:hanging="360"/>
-      </w:pPr>
-    </w:lvl>
-    <w:lvl w:ilvl="4" w:tplc="04090019" w:tentative="1">
-      <w:start w:val="1"/>
-      <w:numFmt w:val="lowerLetter"/>
-      <w:lvlText w:val="%5."/>
-      <w:lvlJc w:val="left"/>
-      <w:pPr>
-        <w:ind w:left="5400" w:hanging="360"/>
-      </w:pPr>
-    </w:lvl>
-    <w:lvl w:ilvl="5" w:tplc="0409001B" w:tentative="1">
-      <w:start w:val="1"/>
-      <w:numFmt w:val="lowerRoman"/>
-      <w:lvlText w:val="%6."/>
-      <w:lvlJc w:val="right"/>
-      <w:pPr>
-        <w:ind w:left="6120" w:hanging="180"/>
-      </w:pPr>
-    </w:lvl>
-    <w:lvl w:ilvl="6" w:tplc="0409000F" w:tentative="1">
-      <w:start w:val="1"/>
-      <w:numFmt w:val="decimal"/>
-      <w:lvlText w:val="%7."/>
-      <w:lvlJc w:val="left"/>
-      <w:pPr>
-        <w:ind w:left="6840" w:hanging="360"/>
-      </w:pPr>
-    </w:lvl>
-    <w:lvl w:ilvl="7" w:tplc="04090019" w:tentative="1">
-      <w:start w:val="1"/>
-      <w:numFmt w:val="lowerLetter"/>
-      <w:lvlText w:val="%8."/>
-      <w:lvlJc w:val="left"/>
-      <w:pPr>
-        <w:ind w:left="7560" w:hanging="360"/>
-      </w:pPr>
-    </w:lvl>
-    <w:lvl w:ilvl="8" w:tplc="0409001B" w:tentative="1">
-      <w:start w:val="1"/>
-      <w:numFmt w:val="lowerRoman"/>
-      <w:lvlText w:val="%9."/>
-      <w:lvlJc w:val="right"/>
-      <w:pPr>
-        <w:ind w:left="8280" w:hanging="180"/>
-      </w:pPr>
-    </w:lvl>
-  </w:abstractNum>
-  <w:abstractNum w:abstractNumId="29" w15:restartNumberingAfterBreak="0">
-    <w:nsid w:val="20907161"/>
-    <w:multiLevelType w:val="hybridMultilevel"/>
-    <w:tmpl w:val="48A2FCE0"/>
-    <w:lvl w:ilvl="0" w:tplc="62688B94">
-      <w:start w:val="1"/>
-      <w:numFmt w:val="decimal"/>
-      <w:lvlText w:val="%1."/>
-      <w:lvlJc w:val="left"/>
-      <w:pPr>
-        <w:ind w:left="2520" w:hanging="360"/>
-      </w:pPr>
-      <w:rPr>
-        <w:rFonts w:hint="default"/>
-      </w:rPr>
-    </w:lvl>
-    <w:lvl w:ilvl="1" w:tplc="04090019">
-      <w:start w:val="1"/>
-      <w:numFmt w:val="lowerLetter"/>
-      <w:lvlText w:val="%2."/>
-      <w:lvlJc w:val="left"/>
-      <w:pPr>
-        <w:ind w:left="3240" w:hanging="360"/>
-      </w:pPr>
-    </w:lvl>
-    <w:lvl w:ilvl="2" w:tplc="0409001B" w:tentative="1">
-      <w:start w:val="1"/>
-      <w:numFmt w:val="lowerRoman"/>
-      <w:lvlText w:val="%3."/>
-      <w:lvlJc w:val="right"/>
-      <w:pPr>
-        <w:ind w:left="3960" w:hanging="180"/>
-      </w:pPr>
-    </w:lvl>
-    <w:lvl w:ilvl="3" w:tplc="0409000F" w:tentative="1">
-      <w:start w:val="1"/>
-      <w:numFmt w:val="decimal"/>
-      <w:lvlText w:val="%4."/>
-      <w:lvlJc w:val="left"/>
-      <w:pPr>
-        <w:ind w:left="4680" w:hanging="360"/>
-      </w:pPr>
-    </w:lvl>
-    <w:lvl w:ilvl="4" w:tplc="04090019" w:tentative="1">
-      <w:start w:val="1"/>
-      <w:numFmt w:val="lowerLetter"/>
-      <w:lvlText w:val="%5."/>
-      <w:lvlJc w:val="left"/>
-      <w:pPr>
-        <w:ind w:left="5400" w:hanging="360"/>
-      </w:pPr>
-    </w:lvl>
-    <w:lvl w:ilvl="5" w:tplc="0409001B" w:tentative="1">
-      <w:start w:val="1"/>
-      <w:numFmt w:val="lowerRoman"/>
-      <w:lvlText w:val="%6."/>
-      <w:lvlJc w:val="right"/>
-      <w:pPr>
-        <w:ind w:left="6120" w:hanging="180"/>
-      </w:pPr>
-    </w:lvl>
-    <w:lvl w:ilvl="6" w:tplc="0409000F" w:tentative="1">
-      <w:start w:val="1"/>
-      <w:numFmt w:val="decimal"/>
-      <w:lvlText w:val="%7."/>
-      <w:lvlJc w:val="left"/>
-      <w:pPr>
-        <w:ind w:left="6840" w:hanging="360"/>
-      </w:pPr>
-    </w:lvl>
-    <w:lvl w:ilvl="7" w:tplc="04090019" w:tentative="1">
-      <w:start w:val="1"/>
-      <w:numFmt w:val="lowerLetter"/>
-      <w:lvlText w:val="%8."/>
-      <w:lvlJc w:val="left"/>
-      <w:pPr>
-        <w:ind w:left="7560" w:hanging="360"/>
-      </w:pPr>
-    </w:lvl>
-    <w:lvl w:ilvl="8" w:tplc="0409001B" w:tentative="1">
-      <w:start w:val="1"/>
-      <w:numFmt w:val="lowerRoman"/>
-      <w:lvlText w:val="%9."/>
-      <w:lvlJc w:val="right"/>
-      <w:pPr>
-        <w:ind w:left="8280" w:hanging="180"/>
-      </w:pPr>
-    </w:lvl>
-  </w:abstractNum>
-  <w:abstractNum w:abstractNumId="30" w15:restartNumberingAfterBreak="0">
+  <w:abstractNum w:abstractNumId="11" w15:restartNumberingAfterBreak="0">
     <w:nsid w:val="20D70694"/>
     <w:multiLevelType w:val="hybridMultilevel"/>
     <w:tmpl w:val="30A8FFBA"/>
@@ -17584,7 +16276,7 @@
       </w:pPr>
     </w:lvl>
   </w:abstractNum>
-  <w:abstractNum w:abstractNumId="31" w15:restartNumberingAfterBreak="0">
+  <w:abstractNum w:abstractNumId="12" w15:restartNumberingAfterBreak="0">
     <w:nsid w:val="23BE6FC0"/>
     <w:multiLevelType w:val="hybridMultilevel"/>
     <w:tmpl w:val="E8443C9A"/>
@@ -17670,7 +16362,7 @@
       </w:pPr>
     </w:lvl>
   </w:abstractNum>
-  <w:abstractNum w:abstractNumId="32" w15:restartNumberingAfterBreak="0">
+  <w:abstractNum w:abstractNumId="13" w15:restartNumberingAfterBreak="0">
     <w:nsid w:val="256D6FDE"/>
     <w:multiLevelType w:val="hybridMultilevel"/>
     <w:tmpl w:val="9586D066"/>
@@ -17756,182 +16448,7 @@
       </w:pPr>
     </w:lvl>
   </w:abstractNum>
-  <w:abstractNum w:abstractNumId="33" w15:restartNumberingAfterBreak="0">
-    <w:nsid w:val="25D62E13"/>
-    <w:multiLevelType w:val="hybridMultilevel"/>
-    <w:tmpl w:val="23EEBC82"/>
-    <w:lvl w:ilvl="0" w:tplc="F86266EE">
-      <w:start w:val="1"/>
-      <w:numFmt w:val="decimal"/>
-      <w:lvlText w:val="%1."/>
-      <w:lvlJc w:val="left"/>
-      <w:pPr>
-        <w:ind w:left="2520" w:hanging="360"/>
-      </w:pPr>
-      <w:rPr>
-        <w:rFonts w:hint="default"/>
-      </w:rPr>
-    </w:lvl>
-    <w:lvl w:ilvl="1" w:tplc="04090019" w:tentative="1">
-      <w:start w:val="1"/>
-      <w:numFmt w:val="lowerLetter"/>
-      <w:lvlText w:val="%2."/>
-      <w:lvlJc w:val="left"/>
-      <w:pPr>
-        <w:ind w:left="3240" w:hanging="360"/>
-      </w:pPr>
-    </w:lvl>
-    <w:lvl w:ilvl="2" w:tplc="0409001B" w:tentative="1">
-      <w:start w:val="1"/>
-      <w:numFmt w:val="lowerRoman"/>
-      <w:lvlText w:val="%3."/>
-      <w:lvlJc w:val="right"/>
-      <w:pPr>
-        <w:ind w:left="3960" w:hanging="180"/>
-      </w:pPr>
-    </w:lvl>
-    <w:lvl w:ilvl="3" w:tplc="0409000F" w:tentative="1">
-      <w:start w:val="1"/>
-      <w:numFmt w:val="decimal"/>
-      <w:lvlText w:val="%4."/>
-      <w:lvlJc w:val="left"/>
-      <w:pPr>
-        <w:ind w:left="4680" w:hanging="360"/>
-      </w:pPr>
-    </w:lvl>
-    <w:lvl w:ilvl="4" w:tplc="04090019" w:tentative="1">
-      <w:start w:val="1"/>
-      <w:numFmt w:val="lowerLetter"/>
-      <w:lvlText w:val="%5."/>
-      <w:lvlJc w:val="left"/>
-      <w:pPr>
-        <w:ind w:left="5400" w:hanging="360"/>
-      </w:pPr>
-    </w:lvl>
-    <w:lvl w:ilvl="5" w:tplc="0409001B" w:tentative="1">
-      <w:start w:val="1"/>
-      <w:numFmt w:val="lowerRoman"/>
-      <w:lvlText w:val="%6."/>
-      <w:lvlJc w:val="right"/>
-      <w:pPr>
-        <w:ind w:left="6120" w:hanging="180"/>
-      </w:pPr>
-    </w:lvl>
-    <w:lvl w:ilvl="6" w:tplc="0409000F" w:tentative="1">
-      <w:start w:val="1"/>
-      <w:numFmt w:val="decimal"/>
-      <w:lvlText w:val="%7."/>
-      <w:lvlJc w:val="left"/>
-      <w:pPr>
-        <w:ind w:left="6840" w:hanging="360"/>
-      </w:pPr>
-    </w:lvl>
-    <w:lvl w:ilvl="7" w:tplc="04090019" w:tentative="1">
-      <w:start w:val="1"/>
-      <w:numFmt w:val="lowerLetter"/>
-      <w:lvlText w:val="%8."/>
-      <w:lvlJc w:val="left"/>
-      <w:pPr>
-        <w:ind w:left="7560" w:hanging="360"/>
-      </w:pPr>
-    </w:lvl>
-    <w:lvl w:ilvl="8" w:tplc="0409001B" w:tentative="1">
-      <w:start w:val="1"/>
-      <w:numFmt w:val="lowerRoman"/>
-      <w:lvlText w:val="%9."/>
-      <w:lvlJc w:val="right"/>
-      <w:pPr>
-        <w:ind w:left="8280" w:hanging="180"/>
-      </w:pPr>
-    </w:lvl>
-  </w:abstractNum>
-  <w:abstractNum w:abstractNumId="34" w15:restartNumberingAfterBreak="0">
-    <w:nsid w:val="262B025E"/>
-    <w:multiLevelType w:val="hybridMultilevel"/>
-    <w:tmpl w:val="14C87DE2"/>
-    <w:lvl w:ilvl="0" w:tplc="FFFFFFFF">
-      <w:start w:val="1"/>
-      <w:numFmt w:val="decimal"/>
-      <w:lvlText w:val="%1."/>
-      <w:lvlJc w:val="left"/>
-      <w:pPr>
-        <w:ind w:left="1800" w:hanging="360"/>
-      </w:pPr>
-    </w:lvl>
-    <w:lvl w:ilvl="1" w:tplc="04090019" w:tentative="1">
-      <w:start w:val="1"/>
-      <w:numFmt w:val="lowerLetter"/>
-      <w:lvlText w:val="%2."/>
-      <w:lvlJc w:val="left"/>
-      <w:pPr>
-        <w:ind w:left="2520" w:hanging="360"/>
-      </w:pPr>
-    </w:lvl>
-    <w:lvl w:ilvl="2" w:tplc="0409001B" w:tentative="1">
-      <w:start w:val="1"/>
-      <w:numFmt w:val="lowerRoman"/>
-      <w:lvlText w:val="%3."/>
-      <w:lvlJc w:val="right"/>
-      <w:pPr>
-        <w:ind w:left="3240" w:hanging="180"/>
-      </w:pPr>
-    </w:lvl>
-    <w:lvl w:ilvl="3" w:tplc="0409000F" w:tentative="1">
-      <w:start w:val="1"/>
-      <w:numFmt w:val="decimal"/>
-      <w:lvlText w:val="%4."/>
-      <w:lvlJc w:val="left"/>
-      <w:pPr>
-        <w:ind w:left="3960" w:hanging="360"/>
-      </w:pPr>
-    </w:lvl>
-    <w:lvl w:ilvl="4" w:tplc="04090019" w:tentative="1">
-      <w:start w:val="1"/>
-      <w:numFmt w:val="lowerLetter"/>
-      <w:lvlText w:val="%5."/>
-      <w:lvlJc w:val="left"/>
-      <w:pPr>
-        <w:ind w:left="4680" w:hanging="360"/>
-      </w:pPr>
-    </w:lvl>
-    <w:lvl w:ilvl="5" w:tplc="0409001B" w:tentative="1">
-      <w:start w:val="1"/>
-      <w:numFmt w:val="lowerRoman"/>
-      <w:lvlText w:val="%6."/>
-      <w:lvlJc w:val="right"/>
-      <w:pPr>
-        <w:ind w:left="5400" w:hanging="180"/>
-      </w:pPr>
-    </w:lvl>
-    <w:lvl w:ilvl="6" w:tplc="0409000F" w:tentative="1">
-      <w:start w:val="1"/>
-      <w:numFmt w:val="decimal"/>
-      <w:lvlText w:val="%7."/>
-      <w:lvlJc w:val="left"/>
-      <w:pPr>
-        <w:ind w:left="6120" w:hanging="360"/>
-      </w:pPr>
-    </w:lvl>
-    <w:lvl w:ilvl="7" w:tplc="04090019" w:tentative="1">
-      <w:start w:val="1"/>
-      <w:numFmt w:val="lowerLetter"/>
-      <w:lvlText w:val="%8."/>
-      <w:lvlJc w:val="left"/>
-      <w:pPr>
-        <w:ind w:left="6840" w:hanging="360"/>
-      </w:pPr>
-    </w:lvl>
-    <w:lvl w:ilvl="8" w:tplc="0409001B" w:tentative="1">
-      <w:start w:val="1"/>
-      <w:numFmt w:val="lowerRoman"/>
-      <w:lvlText w:val="%9."/>
-      <w:lvlJc w:val="right"/>
-      <w:pPr>
-        <w:ind w:left="7560" w:hanging="180"/>
-      </w:pPr>
-    </w:lvl>
-  </w:abstractNum>
-  <w:abstractNum w:abstractNumId="35" w15:restartNumberingAfterBreak="0">
+  <w:abstractNum w:abstractNumId="14" w15:restartNumberingAfterBreak="0">
     <w:nsid w:val="28685451"/>
     <w:multiLevelType w:val="hybridMultilevel"/>
     <w:tmpl w:val="E7BCD22A"/>
@@ -18017,7 +16534,7 @@
       </w:pPr>
     </w:lvl>
   </w:abstractNum>
-  <w:abstractNum w:abstractNumId="36" w15:restartNumberingAfterBreak="0">
+  <w:abstractNum w:abstractNumId="15" w15:restartNumberingAfterBreak="0">
     <w:nsid w:val="2A9A136E"/>
     <w:multiLevelType w:val="hybridMultilevel"/>
     <w:tmpl w:val="3336EF62"/>
@@ -18103,7 +16620,7 @@
       </w:pPr>
     </w:lvl>
   </w:abstractNum>
-  <w:abstractNum w:abstractNumId="37" w15:restartNumberingAfterBreak="0">
+  <w:abstractNum w:abstractNumId="16" w15:restartNumberingAfterBreak="0">
     <w:nsid w:val="2B144B28"/>
     <w:multiLevelType w:val="hybridMultilevel"/>
     <w:tmpl w:val="F23686A6"/>
@@ -18189,446 +16706,7 @@
       </w:pPr>
     </w:lvl>
   </w:abstractNum>
-  <w:abstractNum w:abstractNumId="38" w15:restartNumberingAfterBreak="0">
-    <w:nsid w:val="2CB83A45"/>
-    <w:multiLevelType w:val="hybridMultilevel"/>
-    <w:tmpl w:val="6486DE8E"/>
-    <w:lvl w:ilvl="0" w:tplc="AE3266B4">
-      <w:start w:val="1"/>
-      <w:numFmt w:val="decimal"/>
-      <w:lvlText w:val="%1."/>
-      <w:lvlJc w:val="left"/>
-      <w:pPr>
-        <w:ind w:left="2520" w:hanging="360"/>
-      </w:pPr>
-      <w:rPr>
-        <w:rFonts w:hint="default"/>
-      </w:rPr>
-    </w:lvl>
-    <w:lvl w:ilvl="1" w:tplc="04090019">
-      <w:start w:val="1"/>
-      <w:numFmt w:val="lowerLetter"/>
-      <w:lvlText w:val="%2."/>
-      <w:lvlJc w:val="left"/>
-      <w:pPr>
-        <w:ind w:left="3240" w:hanging="360"/>
-      </w:pPr>
-    </w:lvl>
-    <w:lvl w:ilvl="2" w:tplc="0409001B" w:tentative="1">
-      <w:start w:val="1"/>
-      <w:numFmt w:val="lowerRoman"/>
-      <w:lvlText w:val="%3."/>
-      <w:lvlJc w:val="right"/>
-      <w:pPr>
-        <w:ind w:left="3960" w:hanging="180"/>
-      </w:pPr>
-    </w:lvl>
-    <w:lvl w:ilvl="3" w:tplc="0409000F" w:tentative="1">
-      <w:start w:val="1"/>
-      <w:numFmt w:val="decimal"/>
-      <w:lvlText w:val="%4."/>
-      <w:lvlJc w:val="left"/>
-      <w:pPr>
-        <w:ind w:left="4680" w:hanging="360"/>
-      </w:pPr>
-    </w:lvl>
-    <w:lvl w:ilvl="4" w:tplc="04090019" w:tentative="1">
-      <w:start w:val="1"/>
-      <w:numFmt w:val="lowerLetter"/>
-      <w:lvlText w:val="%5."/>
-      <w:lvlJc w:val="left"/>
-      <w:pPr>
-        <w:ind w:left="5400" w:hanging="360"/>
-      </w:pPr>
-    </w:lvl>
-    <w:lvl w:ilvl="5" w:tplc="0409001B" w:tentative="1">
-      <w:start w:val="1"/>
-      <w:numFmt w:val="lowerRoman"/>
-      <w:lvlText w:val="%6."/>
-      <w:lvlJc w:val="right"/>
-      <w:pPr>
-        <w:ind w:left="6120" w:hanging="180"/>
-      </w:pPr>
-    </w:lvl>
-    <w:lvl w:ilvl="6" w:tplc="0409000F" w:tentative="1">
-      <w:start w:val="1"/>
-      <w:numFmt w:val="decimal"/>
-      <w:lvlText w:val="%7."/>
-      <w:lvlJc w:val="left"/>
-      <w:pPr>
-        <w:ind w:left="6840" w:hanging="360"/>
-      </w:pPr>
-    </w:lvl>
-    <w:lvl w:ilvl="7" w:tplc="04090019" w:tentative="1">
-      <w:start w:val="1"/>
-      <w:numFmt w:val="lowerLetter"/>
-      <w:lvlText w:val="%8."/>
-      <w:lvlJc w:val="left"/>
-      <w:pPr>
-        <w:ind w:left="7560" w:hanging="360"/>
-      </w:pPr>
-    </w:lvl>
-    <w:lvl w:ilvl="8" w:tplc="0409001B" w:tentative="1">
-      <w:start w:val="1"/>
-      <w:numFmt w:val="lowerRoman"/>
-      <w:lvlText w:val="%9."/>
-      <w:lvlJc w:val="right"/>
-      <w:pPr>
-        <w:ind w:left="8280" w:hanging="180"/>
-      </w:pPr>
-    </w:lvl>
-  </w:abstractNum>
-  <w:abstractNum w:abstractNumId="39" w15:restartNumberingAfterBreak="0">
-    <w:nsid w:val="2DDB2BEB"/>
-    <w:multiLevelType w:val="hybridMultilevel"/>
-    <w:tmpl w:val="AEDA6EF2"/>
-    <w:lvl w:ilvl="0" w:tplc="16D68B80">
-      <w:start w:val="1"/>
-      <w:numFmt w:val="decimal"/>
-      <w:lvlText w:val="%1."/>
-      <w:lvlJc w:val="left"/>
-      <w:pPr>
-        <w:ind w:left="720" w:hanging="360"/>
-      </w:pPr>
-    </w:lvl>
-    <w:lvl w:ilvl="1" w:tplc="38708ECC">
-      <w:start w:val="1"/>
-      <w:numFmt w:val="lowerLetter"/>
-      <w:lvlText w:val="%2."/>
-      <w:lvlJc w:val="left"/>
-      <w:pPr>
-        <w:ind w:left="1440" w:hanging="360"/>
-      </w:pPr>
-    </w:lvl>
-    <w:lvl w:ilvl="2" w:tplc="C9346960">
-      <w:start w:val="1"/>
-      <w:numFmt w:val="lowerRoman"/>
-      <w:lvlText w:val="%3."/>
-      <w:lvlJc w:val="right"/>
-      <w:pPr>
-        <w:ind w:left="2160" w:hanging="180"/>
-      </w:pPr>
-    </w:lvl>
-    <w:lvl w:ilvl="3" w:tplc="1D9665C0">
-      <w:start w:val="1"/>
-      <w:numFmt w:val="decimal"/>
-      <w:lvlText w:val="%4."/>
-      <w:lvlJc w:val="left"/>
-      <w:pPr>
-        <w:ind w:left="2880" w:hanging="360"/>
-      </w:pPr>
-    </w:lvl>
-    <w:lvl w:ilvl="4" w:tplc="FA9E3EA8">
-      <w:start w:val="1"/>
-      <w:numFmt w:val="lowerLetter"/>
-      <w:lvlText w:val="%5."/>
-      <w:lvlJc w:val="left"/>
-      <w:pPr>
-        <w:ind w:left="3600" w:hanging="360"/>
-      </w:pPr>
-    </w:lvl>
-    <w:lvl w:ilvl="5" w:tplc="29F6250A">
-      <w:start w:val="1"/>
-      <w:numFmt w:val="lowerRoman"/>
-      <w:lvlText w:val="%6."/>
-      <w:lvlJc w:val="right"/>
-      <w:pPr>
-        <w:ind w:left="4320" w:hanging="180"/>
-      </w:pPr>
-    </w:lvl>
-    <w:lvl w:ilvl="6" w:tplc="6430E5E4">
-      <w:start w:val="1"/>
-      <w:numFmt w:val="decimal"/>
-      <w:lvlText w:val="%7."/>
-      <w:lvlJc w:val="left"/>
-      <w:pPr>
-        <w:ind w:left="5040" w:hanging="360"/>
-      </w:pPr>
-    </w:lvl>
-    <w:lvl w:ilvl="7" w:tplc="F05A6884">
-      <w:start w:val="1"/>
-      <w:numFmt w:val="lowerLetter"/>
-      <w:lvlText w:val="%8."/>
-      <w:lvlJc w:val="left"/>
-      <w:pPr>
-        <w:ind w:left="5760" w:hanging="360"/>
-      </w:pPr>
-    </w:lvl>
-    <w:lvl w:ilvl="8" w:tplc="24148B82">
-      <w:start w:val="1"/>
-      <w:numFmt w:val="lowerRoman"/>
-      <w:lvlText w:val="%9."/>
-      <w:lvlJc w:val="right"/>
-      <w:pPr>
-        <w:ind w:left="6480" w:hanging="180"/>
-      </w:pPr>
-    </w:lvl>
-  </w:abstractNum>
-  <w:abstractNum w:abstractNumId="40" w15:restartNumberingAfterBreak="0">
-    <w:nsid w:val="2E42D2F2"/>
-    <w:multiLevelType w:val="hybridMultilevel"/>
-    <w:tmpl w:val="A5D0B536"/>
-    <w:lvl w:ilvl="0" w:tplc="571C523E">
-      <w:start w:val="1"/>
-      <w:numFmt w:val="decimal"/>
-      <w:lvlText w:val="%1."/>
-      <w:lvlJc w:val="left"/>
-      <w:pPr>
-        <w:ind w:left="720" w:hanging="360"/>
-      </w:pPr>
-    </w:lvl>
-    <w:lvl w:ilvl="1" w:tplc="A1FCB304">
-      <w:start w:val="1"/>
-      <w:numFmt w:val="lowerLetter"/>
-      <w:lvlText w:val="%2."/>
-      <w:lvlJc w:val="left"/>
-      <w:pPr>
-        <w:ind w:left="1440" w:hanging="360"/>
-      </w:pPr>
-    </w:lvl>
-    <w:lvl w:ilvl="2" w:tplc="3A4CED2A">
-      <w:start w:val="1"/>
-      <w:numFmt w:val="lowerRoman"/>
-      <w:lvlText w:val="%3."/>
-      <w:lvlJc w:val="right"/>
-      <w:pPr>
-        <w:ind w:left="2160" w:hanging="180"/>
-      </w:pPr>
-    </w:lvl>
-    <w:lvl w:ilvl="3" w:tplc="F8F67F8A">
-      <w:start w:val="1"/>
-      <w:numFmt w:val="decimal"/>
-      <w:lvlText w:val="%4."/>
-      <w:lvlJc w:val="left"/>
-      <w:pPr>
-        <w:ind w:left="2880" w:hanging="360"/>
-      </w:pPr>
-    </w:lvl>
-    <w:lvl w:ilvl="4" w:tplc="68A8506A">
-      <w:start w:val="1"/>
-      <w:numFmt w:val="lowerLetter"/>
-      <w:lvlText w:val="%5."/>
-      <w:lvlJc w:val="left"/>
-      <w:pPr>
-        <w:ind w:left="3600" w:hanging="360"/>
-      </w:pPr>
-    </w:lvl>
-    <w:lvl w:ilvl="5" w:tplc="579A1D22">
-      <w:start w:val="1"/>
-      <w:numFmt w:val="lowerRoman"/>
-      <w:lvlText w:val="%6."/>
-      <w:lvlJc w:val="right"/>
-      <w:pPr>
-        <w:ind w:left="4320" w:hanging="180"/>
-      </w:pPr>
-    </w:lvl>
-    <w:lvl w:ilvl="6" w:tplc="E9CE38DE">
-      <w:start w:val="1"/>
-      <w:numFmt w:val="decimal"/>
-      <w:lvlText w:val="%7."/>
-      <w:lvlJc w:val="left"/>
-      <w:pPr>
-        <w:ind w:left="5040" w:hanging="360"/>
-      </w:pPr>
-    </w:lvl>
-    <w:lvl w:ilvl="7" w:tplc="175EF00A">
-      <w:start w:val="1"/>
-      <w:numFmt w:val="lowerLetter"/>
-      <w:lvlText w:val="%8."/>
-      <w:lvlJc w:val="left"/>
-      <w:pPr>
-        <w:ind w:left="5760" w:hanging="360"/>
-      </w:pPr>
-    </w:lvl>
-    <w:lvl w:ilvl="8" w:tplc="5D4C8538">
-      <w:start w:val="1"/>
-      <w:numFmt w:val="lowerRoman"/>
-      <w:lvlText w:val="%9."/>
-      <w:lvlJc w:val="right"/>
-      <w:pPr>
-        <w:ind w:left="6480" w:hanging="180"/>
-      </w:pPr>
-    </w:lvl>
-  </w:abstractNum>
-  <w:abstractNum w:abstractNumId="41" w15:restartNumberingAfterBreak="0">
-    <w:nsid w:val="2F120C30"/>
-    <w:multiLevelType w:val="hybridMultilevel"/>
-    <w:tmpl w:val="78DE82AA"/>
-    <w:lvl w:ilvl="0" w:tplc="7DA6A88C">
-      <w:start w:val="1"/>
-      <w:numFmt w:val="decimal"/>
-      <w:lvlText w:val="%1."/>
-      <w:lvlJc w:val="left"/>
-      <w:pPr>
-        <w:ind w:left="2520" w:hanging="360"/>
-      </w:pPr>
-      <w:rPr>
-        <w:rFonts w:hint="default"/>
-      </w:rPr>
-    </w:lvl>
-    <w:lvl w:ilvl="1" w:tplc="04090019" w:tentative="1">
-      <w:start w:val="1"/>
-      <w:numFmt w:val="lowerLetter"/>
-      <w:lvlText w:val="%2."/>
-      <w:lvlJc w:val="left"/>
-      <w:pPr>
-        <w:ind w:left="3240" w:hanging="360"/>
-      </w:pPr>
-    </w:lvl>
-    <w:lvl w:ilvl="2" w:tplc="0409001B" w:tentative="1">
-      <w:start w:val="1"/>
-      <w:numFmt w:val="lowerRoman"/>
-      <w:lvlText w:val="%3."/>
-      <w:lvlJc w:val="right"/>
-      <w:pPr>
-        <w:ind w:left="3960" w:hanging="180"/>
-      </w:pPr>
-    </w:lvl>
-    <w:lvl w:ilvl="3" w:tplc="0409000F" w:tentative="1">
-      <w:start w:val="1"/>
-      <w:numFmt w:val="decimal"/>
-      <w:lvlText w:val="%4."/>
-      <w:lvlJc w:val="left"/>
-      <w:pPr>
-        <w:ind w:left="4680" w:hanging="360"/>
-      </w:pPr>
-    </w:lvl>
-    <w:lvl w:ilvl="4" w:tplc="04090019" w:tentative="1">
-      <w:start w:val="1"/>
-      <w:numFmt w:val="lowerLetter"/>
-      <w:lvlText w:val="%5."/>
-      <w:lvlJc w:val="left"/>
-      <w:pPr>
-        <w:ind w:left="5400" w:hanging="360"/>
-      </w:pPr>
-    </w:lvl>
-    <w:lvl w:ilvl="5" w:tplc="0409001B" w:tentative="1">
-      <w:start w:val="1"/>
-      <w:numFmt w:val="lowerRoman"/>
-      <w:lvlText w:val="%6."/>
-      <w:lvlJc w:val="right"/>
-      <w:pPr>
-        <w:ind w:left="6120" w:hanging="180"/>
-      </w:pPr>
-    </w:lvl>
-    <w:lvl w:ilvl="6" w:tplc="0409000F" w:tentative="1">
-      <w:start w:val="1"/>
-      <w:numFmt w:val="decimal"/>
-      <w:lvlText w:val="%7."/>
-      <w:lvlJc w:val="left"/>
-      <w:pPr>
-        <w:ind w:left="6840" w:hanging="360"/>
-      </w:pPr>
-    </w:lvl>
-    <w:lvl w:ilvl="7" w:tplc="04090019" w:tentative="1">
-      <w:start w:val="1"/>
-      <w:numFmt w:val="lowerLetter"/>
-      <w:lvlText w:val="%8."/>
-      <w:lvlJc w:val="left"/>
-      <w:pPr>
-        <w:ind w:left="7560" w:hanging="360"/>
-      </w:pPr>
-    </w:lvl>
-    <w:lvl w:ilvl="8" w:tplc="0409001B" w:tentative="1">
-      <w:start w:val="1"/>
-      <w:numFmt w:val="lowerRoman"/>
-      <w:lvlText w:val="%9."/>
-      <w:lvlJc w:val="right"/>
-      <w:pPr>
-        <w:ind w:left="8280" w:hanging="180"/>
-      </w:pPr>
-    </w:lvl>
-  </w:abstractNum>
-  <w:abstractNum w:abstractNumId="42" w15:restartNumberingAfterBreak="0">
-    <w:nsid w:val="2F1447C5"/>
-    <w:multiLevelType w:val="hybridMultilevel"/>
-    <w:tmpl w:val="67EE9AA0"/>
-    <w:lvl w:ilvl="0" w:tplc="EE5000D0">
-      <w:start w:val="1"/>
-      <w:numFmt w:val="decimal"/>
-      <w:lvlText w:val="%1."/>
-      <w:lvlJc w:val="left"/>
-      <w:pPr>
-        <w:ind w:left="2520" w:hanging="360"/>
-      </w:pPr>
-      <w:rPr>
-        <w:rFonts w:hint="default"/>
-      </w:rPr>
-    </w:lvl>
-    <w:lvl w:ilvl="1" w:tplc="04090019">
-      <w:start w:val="1"/>
-      <w:numFmt w:val="lowerLetter"/>
-      <w:lvlText w:val="%2."/>
-      <w:lvlJc w:val="left"/>
-      <w:pPr>
-        <w:ind w:left="3240" w:hanging="360"/>
-      </w:pPr>
-    </w:lvl>
-    <w:lvl w:ilvl="2" w:tplc="0409001B" w:tentative="1">
-      <w:start w:val="1"/>
-      <w:numFmt w:val="lowerRoman"/>
-      <w:lvlText w:val="%3."/>
-      <w:lvlJc w:val="right"/>
-      <w:pPr>
-        <w:ind w:left="3960" w:hanging="180"/>
-      </w:pPr>
-    </w:lvl>
-    <w:lvl w:ilvl="3" w:tplc="0409000F" w:tentative="1">
-      <w:start w:val="1"/>
-      <w:numFmt w:val="decimal"/>
-      <w:lvlText w:val="%4."/>
-      <w:lvlJc w:val="left"/>
-      <w:pPr>
-        <w:ind w:left="4680" w:hanging="360"/>
-      </w:pPr>
-    </w:lvl>
-    <w:lvl w:ilvl="4" w:tplc="04090019" w:tentative="1">
-      <w:start w:val="1"/>
-      <w:numFmt w:val="lowerLetter"/>
-      <w:lvlText w:val="%5."/>
-      <w:lvlJc w:val="left"/>
-      <w:pPr>
-        <w:ind w:left="5400" w:hanging="360"/>
-      </w:pPr>
-    </w:lvl>
-    <w:lvl w:ilvl="5" w:tplc="0409001B" w:tentative="1">
-      <w:start w:val="1"/>
-      <w:numFmt w:val="lowerRoman"/>
-      <w:lvlText w:val="%6."/>
-      <w:lvlJc w:val="right"/>
-      <w:pPr>
-        <w:ind w:left="6120" w:hanging="180"/>
-      </w:pPr>
-    </w:lvl>
-    <w:lvl w:ilvl="6" w:tplc="0409000F" w:tentative="1">
-      <w:start w:val="1"/>
-      <w:numFmt w:val="decimal"/>
-      <w:lvlText w:val="%7."/>
-      <w:lvlJc w:val="left"/>
-      <w:pPr>
-        <w:ind w:left="6840" w:hanging="360"/>
-      </w:pPr>
-    </w:lvl>
-    <w:lvl w:ilvl="7" w:tplc="04090019" w:tentative="1">
-      <w:start w:val="1"/>
-      <w:numFmt w:val="lowerLetter"/>
-      <w:lvlText w:val="%8."/>
-      <w:lvlJc w:val="left"/>
-      <w:pPr>
-        <w:ind w:left="7560" w:hanging="360"/>
-      </w:pPr>
-    </w:lvl>
-    <w:lvl w:ilvl="8" w:tplc="0409001B" w:tentative="1">
-      <w:start w:val="1"/>
-      <w:numFmt w:val="lowerRoman"/>
-      <w:lvlText w:val="%9."/>
-      <w:lvlJc w:val="right"/>
-      <w:pPr>
-        <w:ind w:left="8280" w:hanging="180"/>
-      </w:pPr>
-    </w:lvl>
-  </w:abstractNum>
-  <w:abstractNum w:abstractNumId="43" w15:restartNumberingAfterBreak="0">
+  <w:abstractNum w:abstractNumId="17" w15:restartNumberingAfterBreak="0">
     <w:nsid w:val="31A53163"/>
     <w:multiLevelType w:val="multilevel"/>
     <w:tmpl w:val="B7A487C0"/>
@@ -18756,7 +16834,7 @@
       </w:pPr>
     </w:lvl>
   </w:abstractNum>
-  <w:abstractNum w:abstractNumId="44" w15:restartNumberingAfterBreak="0">
+  <w:abstractNum w:abstractNumId="18" w15:restartNumberingAfterBreak="0">
     <w:nsid w:val="329825FF"/>
     <w:multiLevelType w:val="hybridMultilevel"/>
     <w:tmpl w:val="D5F0DC90"/>
@@ -18842,7 +16920,7 @@
       </w:pPr>
     </w:lvl>
   </w:abstractNum>
-  <w:abstractNum w:abstractNumId="45" w15:restartNumberingAfterBreak="0">
+  <w:abstractNum w:abstractNumId="19" w15:restartNumberingAfterBreak="0">
     <w:nsid w:val="329A6F5C"/>
     <w:multiLevelType w:val="hybridMultilevel"/>
     <w:tmpl w:val="252C8F86"/>
@@ -18928,7 +17006,7 @@
       </w:pPr>
     </w:lvl>
   </w:abstractNum>
-  <w:abstractNum w:abstractNumId="46" w15:restartNumberingAfterBreak="0">
+  <w:abstractNum w:abstractNumId="20" w15:restartNumberingAfterBreak="0">
     <w:nsid w:val="332F5D3F"/>
     <w:multiLevelType w:val="hybridMultilevel"/>
     <w:tmpl w:val="153C04BE"/>
@@ -19040,7 +17118,7 @@
       </w:rPr>
     </w:lvl>
   </w:abstractNum>
-  <w:abstractNum w:abstractNumId="47" w15:restartNumberingAfterBreak="0">
+  <w:abstractNum w:abstractNumId="21" w15:restartNumberingAfterBreak="0">
     <w:nsid w:val="33EC155B"/>
     <w:multiLevelType w:val="hybridMultilevel"/>
     <w:tmpl w:val="252C8F86"/>
@@ -19126,7 +17204,7 @@
       </w:pPr>
     </w:lvl>
   </w:abstractNum>
-  <w:abstractNum w:abstractNumId="48" w15:restartNumberingAfterBreak="0">
+  <w:abstractNum w:abstractNumId="22" w15:restartNumberingAfterBreak="0">
     <w:nsid w:val="34C40072"/>
     <w:multiLevelType w:val="multilevel"/>
     <w:tmpl w:val="7DC0CAAE"/>
@@ -19245,7 +17323,7 @@
       </w:pPr>
     </w:lvl>
   </w:abstractNum>
-  <w:abstractNum w:abstractNumId="49" w15:restartNumberingAfterBreak="0">
+  <w:abstractNum w:abstractNumId="23" w15:restartNumberingAfterBreak="0">
     <w:nsid w:val="367B4249"/>
     <w:multiLevelType w:val="hybridMultilevel"/>
     <w:tmpl w:val="252C8F86"/>
@@ -19331,7 +17409,7 @@
       </w:pPr>
     </w:lvl>
   </w:abstractNum>
-  <w:abstractNum w:abstractNumId="50" w15:restartNumberingAfterBreak="0">
+  <w:abstractNum w:abstractNumId="24" w15:restartNumberingAfterBreak="0">
     <w:nsid w:val="37057016"/>
     <w:multiLevelType w:val="hybridMultilevel"/>
     <w:tmpl w:val="2990E628"/>
@@ -19417,182 +17495,7 @@
       </w:pPr>
     </w:lvl>
   </w:abstractNum>
-  <w:abstractNum w:abstractNumId="51" w15:restartNumberingAfterBreak="0">
-    <w:nsid w:val="384FB5C5"/>
-    <w:multiLevelType w:val="hybridMultilevel"/>
-    <w:tmpl w:val="D3A63FE6"/>
-    <w:lvl w:ilvl="0" w:tplc="ED92BDE6">
-      <w:start w:val="1"/>
-      <w:numFmt w:val="decimal"/>
-      <w:lvlText w:val="%1."/>
-      <w:lvlJc w:val="left"/>
-      <w:pPr>
-        <w:ind w:left="720" w:hanging="360"/>
-      </w:pPr>
-    </w:lvl>
-    <w:lvl w:ilvl="1" w:tplc="9C96BAEC">
-      <w:start w:val="1"/>
-      <w:numFmt w:val="lowerLetter"/>
-      <w:lvlText w:val="%2."/>
-      <w:lvlJc w:val="left"/>
-      <w:pPr>
-        <w:ind w:left="1440" w:hanging="360"/>
-      </w:pPr>
-    </w:lvl>
-    <w:lvl w:ilvl="2" w:tplc="A118AF5C">
-      <w:start w:val="1"/>
-      <w:numFmt w:val="lowerRoman"/>
-      <w:lvlText w:val="%3."/>
-      <w:lvlJc w:val="right"/>
-      <w:pPr>
-        <w:ind w:left="2160" w:hanging="180"/>
-      </w:pPr>
-    </w:lvl>
-    <w:lvl w:ilvl="3" w:tplc="0CEC2F5C">
-      <w:start w:val="1"/>
-      <w:numFmt w:val="decimal"/>
-      <w:lvlText w:val="%4."/>
-      <w:lvlJc w:val="left"/>
-      <w:pPr>
-        <w:ind w:left="2880" w:hanging="360"/>
-      </w:pPr>
-    </w:lvl>
-    <w:lvl w:ilvl="4" w:tplc="6068CBF0">
-      <w:start w:val="1"/>
-      <w:numFmt w:val="lowerLetter"/>
-      <w:lvlText w:val="%5."/>
-      <w:lvlJc w:val="left"/>
-      <w:pPr>
-        <w:ind w:left="3600" w:hanging="360"/>
-      </w:pPr>
-    </w:lvl>
-    <w:lvl w:ilvl="5" w:tplc="47EA6BB4">
-      <w:start w:val="1"/>
-      <w:numFmt w:val="lowerRoman"/>
-      <w:lvlText w:val="%6."/>
-      <w:lvlJc w:val="right"/>
-      <w:pPr>
-        <w:ind w:left="4320" w:hanging="180"/>
-      </w:pPr>
-    </w:lvl>
-    <w:lvl w:ilvl="6" w:tplc="3E62B44A">
-      <w:start w:val="1"/>
-      <w:numFmt w:val="decimal"/>
-      <w:lvlText w:val="%7."/>
-      <w:lvlJc w:val="left"/>
-      <w:pPr>
-        <w:ind w:left="5040" w:hanging="360"/>
-      </w:pPr>
-    </w:lvl>
-    <w:lvl w:ilvl="7" w:tplc="F4620FE4">
-      <w:start w:val="1"/>
-      <w:numFmt w:val="lowerLetter"/>
-      <w:lvlText w:val="%8."/>
-      <w:lvlJc w:val="left"/>
-      <w:pPr>
-        <w:ind w:left="5760" w:hanging="360"/>
-      </w:pPr>
-    </w:lvl>
-    <w:lvl w:ilvl="8" w:tplc="F51CF314">
-      <w:start w:val="1"/>
-      <w:numFmt w:val="lowerRoman"/>
-      <w:lvlText w:val="%9."/>
-      <w:lvlJc w:val="right"/>
-      <w:pPr>
-        <w:ind w:left="6480" w:hanging="180"/>
-      </w:pPr>
-    </w:lvl>
-  </w:abstractNum>
-  <w:abstractNum w:abstractNumId="52" w15:restartNumberingAfterBreak="0">
-    <w:nsid w:val="389D1694"/>
-    <w:multiLevelType w:val="hybridMultilevel"/>
-    <w:tmpl w:val="9F724EDA"/>
-    <w:lvl w:ilvl="0" w:tplc="36ACE0A4">
-      <w:start w:val="1"/>
-      <w:numFmt w:val="decimal"/>
-      <w:lvlText w:val="%1."/>
-      <w:lvlJc w:val="left"/>
-      <w:pPr>
-        <w:ind w:left="2520" w:hanging="360"/>
-      </w:pPr>
-      <w:rPr>
-        <w:rFonts w:hint="default"/>
-      </w:rPr>
-    </w:lvl>
-    <w:lvl w:ilvl="1" w:tplc="04090019">
-      <w:start w:val="1"/>
-      <w:numFmt w:val="lowerLetter"/>
-      <w:lvlText w:val="%2."/>
-      <w:lvlJc w:val="left"/>
-      <w:pPr>
-        <w:ind w:left="3240" w:hanging="360"/>
-      </w:pPr>
-    </w:lvl>
-    <w:lvl w:ilvl="2" w:tplc="0409001B" w:tentative="1">
-      <w:start w:val="1"/>
-      <w:numFmt w:val="lowerRoman"/>
-      <w:lvlText w:val="%3."/>
-      <w:lvlJc w:val="right"/>
-      <w:pPr>
-        <w:ind w:left="3960" w:hanging="180"/>
-      </w:pPr>
-    </w:lvl>
-    <w:lvl w:ilvl="3" w:tplc="0409000F" w:tentative="1">
-      <w:start w:val="1"/>
-      <w:numFmt w:val="decimal"/>
-      <w:lvlText w:val="%4."/>
-      <w:lvlJc w:val="left"/>
-      <w:pPr>
-        <w:ind w:left="4680" w:hanging="360"/>
-      </w:pPr>
-    </w:lvl>
-    <w:lvl w:ilvl="4" w:tplc="04090019" w:tentative="1">
-      <w:start w:val="1"/>
-      <w:numFmt w:val="lowerLetter"/>
-      <w:lvlText w:val="%5."/>
-      <w:lvlJc w:val="left"/>
-      <w:pPr>
-        <w:ind w:left="5400" w:hanging="360"/>
-      </w:pPr>
-    </w:lvl>
-    <w:lvl w:ilvl="5" w:tplc="0409001B" w:tentative="1">
-      <w:start w:val="1"/>
-      <w:numFmt w:val="lowerRoman"/>
-      <w:lvlText w:val="%6."/>
-      <w:lvlJc w:val="right"/>
-      <w:pPr>
-        <w:ind w:left="6120" w:hanging="180"/>
-      </w:pPr>
-    </w:lvl>
-    <w:lvl w:ilvl="6" w:tplc="0409000F" w:tentative="1">
-      <w:start w:val="1"/>
-      <w:numFmt w:val="decimal"/>
-      <w:lvlText w:val="%7."/>
-      <w:lvlJc w:val="left"/>
-      <w:pPr>
-        <w:ind w:left="6840" w:hanging="360"/>
-      </w:pPr>
-    </w:lvl>
-    <w:lvl w:ilvl="7" w:tplc="04090019" w:tentative="1">
-      <w:start w:val="1"/>
-      <w:numFmt w:val="lowerLetter"/>
-      <w:lvlText w:val="%8."/>
-      <w:lvlJc w:val="left"/>
-      <w:pPr>
-        <w:ind w:left="7560" w:hanging="360"/>
-      </w:pPr>
-    </w:lvl>
-    <w:lvl w:ilvl="8" w:tplc="0409001B" w:tentative="1">
-      <w:start w:val="1"/>
-      <w:numFmt w:val="lowerRoman"/>
-      <w:lvlText w:val="%9."/>
-      <w:lvlJc w:val="right"/>
-      <w:pPr>
-        <w:ind w:left="8280" w:hanging="180"/>
-      </w:pPr>
-    </w:lvl>
-  </w:abstractNum>
-  <w:abstractNum w:abstractNumId="53" w15:restartNumberingAfterBreak="0">
+  <w:abstractNum w:abstractNumId="25" w15:restartNumberingAfterBreak="0">
     <w:nsid w:val="395C3EBA"/>
     <w:multiLevelType w:val="hybridMultilevel"/>
     <w:tmpl w:val="9586D066"/>
@@ -19678,182 +17581,7 @@
       </w:pPr>
     </w:lvl>
   </w:abstractNum>
-  <w:abstractNum w:abstractNumId="54" w15:restartNumberingAfterBreak="0">
-    <w:nsid w:val="3CCD31E4"/>
-    <w:multiLevelType w:val="hybridMultilevel"/>
-    <w:tmpl w:val="6FCEB5AC"/>
-    <w:lvl w:ilvl="0" w:tplc="FA7C1290">
-      <w:start w:val="1"/>
-      <w:numFmt w:val="decimal"/>
-      <w:lvlText w:val="%1."/>
-      <w:lvlJc w:val="left"/>
-      <w:pPr>
-        <w:ind w:left="2520" w:hanging="360"/>
-      </w:pPr>
-      <w:rPr>
-        <w:rFonts w:hint="default"/>
-      </w:rPr>
-    </w:lvl>
-    <w:lvl w:ilvl="1" w:tplc="04090019" w:tentative="1">
-      <w:start w:val="1"/>
-      <w:numFmt w:val="lowerLetter"/>
-      <w:lvlText w:val="%2."/>
-      <w:lvlJc w:val="left"/>
-      <w:pPr>
-        <w:ind w:left="3240" w:hanging="360"/>
-      </w:pPr>
-    </w:lvl>
-    <w:lvl w:ilvl="2" w:tplc="0409001B" w:tentative="1">
-      <w:start w:val="1"/>
-      <w:numFmt w:val="lowerRoman"/>
-      <w:lvlText w:val="%3."/>
-      <w:lvlJc w:val="right"/>
-      <w:pPr>
-        <w:ind w:left="3960" w:hanging="180"/>
-      </w:pPr>
-    </w:lvl>
-    <w:lvl w:ilvl="3" w:tplc="0409000F" w:tentative="1">
-      <w:start w:val="1"/>
-      <w:numFmt w:val="decimal"/>
-      <w:lvlText w:val="%4."/>
-      <w:lvlJc w:val="left"/>
-      <w:pPr>
-        <w:ind w:left="4680" w:hanging="360"/>
-      </w:pPr>
-    </w:lvl>
-    <w:lvl w:ilvl="4" w:tplc="04090019" w:tentative="1">
-      <w:start w:val="1"/>
-      <w:numFmt w:val="lowerLetter"/>
-      <w:lvlText w:val="%5."/>
-      <w:lvlJc w:val="left"/>
-      <w:pPr>
-        <w:ind w:left="5400" w:hanging="360"/>
-      </w:pPr>
-    </w:lvl>
-    <w:lvl w:ilvl="5" w:tplc="0409001B" w:tentative="1">
-      <w:start w:val="1"/>
-      <w:numFmt w:val="lowerRoman"/>
-      <w:lvlText w:val="%6."/>
-      <w:lvlJc w:val="right"/>
-      <w:pPr>
-        <w:ind w:left="6120" w:hanging="180"/>
-      </w:pPr>
-    </w:lvl>
-    <w:lvl w:ilvl="6" w:tplc="0409000F" w:tentative="1">
-      <w:start w:val="1"/>
-      <w:numFmt w:val="decimal"/>
-      <w:lvlText w:val="%7."/>
-      <w:lvlJc w:val="left"/>
-      <w:pPr>
-        <w:ind w:left="6840" w:hanging="360"/>
-      </w:pPr>
-    </w:lvl>
-    <w:lvl w:ilvl="7" w:tplc="04090019" w:tentative="1">
-      <w:start w:val="1"/>
-      <w:numFmt w:val="lowerLetter"/>
-      <w:lvlText w:val="%8."/>
-      <w:lvlJc w:val="left"/>
-      <w:pPr>
-        <w:ind w:left="7560" w:hanging="360"/>
-      </w:pPr>
-    </w:lvl>
-    <w:lvl w:ilvl="8" w:tplc="0409001B" w:tentative="1">
-      <w:start w:val="1"/>
-      <w:numFmt w:val="lowerRoman"/>
-      <w:lvlText w:val="%9."/>
-      <w:lvlJc w:val="right"/>
-      <w:pPr>
-        <w:ind w:left="8280" w:hanging="180"/>
-      </w:pPr>
-    </w:lvl>
-  </w:abstractNum>
-  <w:abstractNum w:abstractNumId="55" w15:restartNumberingAfterBreak="0">
-    <w:nsid w:val="3DC72D48"/>
-    <w:multiLevelType w:val="hybridMultilevel"/>
-    <w:tmpl w:val="AEDA6EF2"/>
-    <w:lvl w:ilvl="0" w:tplc="FFFFFFFF">
-      <w:start w:val="1"/>
-      <w:numFmt w:val="decimal"/>
-      <w:lvlText w:val="%1."/>
-      <w:lvlJc w:val="left"/>
-      <w:pPr>
-        <w:ind w:left="720" w:hanging="360"/>
-      </w:pPr>
-    </w:lvl>
-    <w:lvl w:ilvl="1" w:tplc="FFFFFFFF">
-      <w:start w:val="1"/>
-      <w:numFmt w:val="lowerLetter"/>
-      <w:lvlText w:val="%2."/>
-      <w:lvlJc w:val="left"/>
-      <w:pPr>
-        <w:ind w:left="1440" w:hanging="360"/>
-      </w:pPr>
-    </w:lvl>
-    <w:lvl w:ilvl="2" w:tplc="FFFFFFFF">
-      <w:start w:val="1"/>
-      <w:numFmt w:val="lowerRoman"/>
-      <w:lvlText w:val="%3."/>
-      <w:lvlJc w:val="right"/>
-      <w:pPr>
-        <w:ind w:left="2160" w:hanging="180"/>
-      </w:pPr>
-    </w:lvl>
-    <w:lvl w:ilvl="3" w:tplc="FFFFFFFF">
-      <w:start w:val="1"/>
-      <w:numFmt w:val="decimal"/>
-      <w:lvlText w:val="%4."/>
-      <w:lvlJc w:val="left"/>
-      <w:pPr>
-        <w:ind w:left="2880" w:hanging="360"/>
-      </w:pPr>
-    </w:lvl>
-    <w:lvl w:ilvl="4" w:tplc="FFFFFFFF">
-      <w:start w:val="1"/>
-      <w:numFmt w:val="lowerLetter"/>
-      <w:lvlText w:val="%5."/>
-      <w:lvlJc w:val="left"/>
-      <w:pPr>
-        <w:ind w:left="3600" w:hanging="360"/>
-      </w:pPr>
-    </w:lvl>
-    <w:lvl w:ilvl="5" w:tplc="FFFFFFFF">
-      <w:start w:val="1"/>
-      <w:numFmt w:val="lowerRoman"/>
-      <w:lvlText w:val="%6."/>
-      <w:lvlJc w:val="right"/>
-      <w:pPr>
-        <w:ind w:left="4320" w:hanging="180"/>
-      </w:pPr>
-    </w:lvl>
-    <w:lvl w:ilvl="6" w:tplc="FFFFFFFF">
-      <w:start w:val="1"/>
-      <w:numFmt w:val="decimal"/>
-      <w:lvlText w:val="%7."/>
-      <w:lvlJc w:val="left"/>
-      <w:pPr>
-        <w:ind w:left="5040" w:hanging="360"/>
-      </w:pPr>
-    </w:lvl>
-    <w:lvl w:ilvl="7" w:tplc="FFFFFFFF">
-      <w:start w:val="1"/>
-      <w:numFmt w:val="lowerLetter"/>
-      <w:lvlText w:val="%8."/>
-      <w:lvlJc w:val="left"/>
-      <w:pPr>
-        <w:ind w:left="5760" w:hanging="360"/>
-      </w:pPr>
-    </w:lvl>
-    <w:lvl w:ilvl="8" w:tplc="FFFFFFFF">
-      <w:start w:val="1"/>
-      <w:numFmt w:val="lowerRoman"/>
-      <w:lvlText w:val="%9."/>
-      <w:lvlJc w:val="right"/>
-      <w:pPr>
-        <w:ind w:left="6480" w:hanging="180"/>
-      </w:pPr>
-    </w:lvl>
-  </w:abstractNum>
-  <w:abstractNum w:abstractNumId="56" w15:restartNumberingAfterBreak="0">
+  <w:abstractNum w:abstractNumId="26" w15:restartNumberingAfterBreak="0">
     <w:nsid w:val="436823BE"/>
     <w:multiLevelType w:val="hybridMultilevel"/>
     <w:tmpl w:val="9586D066"/>
@@ -19939,93 +17667,7 @@
       </w:pPr>
     </w:lvl>
   </w:abstractNum>
-  <w:abstractNum w:abstractNumId="57" w15:restartNumberingAfterBreak="0">
-    <w:nsid w:val="43BF80D8"/>
-    <w:multiLevelType w:val="hybridMultilevel"/>
-    <w:tmpl w:val="6584EB92"/>
-    <w:lvl w:ilvl="0" w:tplc="F3CEE05C">
-      <w:start w:val="1"/>
-      <w:numFmt w:val="decimal"/>
-      <w:lvlText w:val="%1."/>
-      <w:lvlJc w:val="left"/>
-      <w:pPr>
-        <w:ind w:left="1080" w:hanging="360"/>
-      </w:pPr>
-    </w:lvl>
-    <w:lvl w:ilvl="1" w:tplc="B5D07352">
-      <w:start w:val="1"/>
-      <w:numFmt w:val="lowerLetter"/>
-      <w:lvlText w:val="%2."/>
-      <w:lvlJc w:val="left"/>
-      <w:pPr>
-        <w:ind w:left="1800" w:hanging="360"/>
-      </w:pPr>
-    </w:lvl>
-    <w:lvl w:ilvl="2" w:tplc="7B1691FC">
-      <w:start w:val="1"/>
-      <w:numFmt w:val="lowerRoman"/>
-      <w:lvlText w:val="%3."/>
-      <w:lvlJc w:val="right"/>
-      <w:pPr>
-        <w:ind w:left="2520" w:hanging="180"/>
-      </w:pPr>
-    </w:lvl>
-    <w:lvl w:ilvl="3" w:tplc="DB142EF6">
-      <w:start w:val="1"/>
-      <w:numFmt w:val="decimal"/>
-      <w:lvlText w:val="%4."/>
-      <w:lvlJc w:val="left"/>
-      <w:pPr>
-        <w:ind w:left="3240" w:hanging="360"/>
-      </w:pPr>
-    </w:lvl>
-    <w:lvl w:ilvl="4" w:tplc="EADCC062">
-      <w:start w:val="1"/>
-      <w:numFmt w:val="lowerLetter"/>
-      <w:lvlText w:val="%5."/>
-      <w:lvlJc w:val="left"/>
-      <w:pPr>
-        <w:ind w:left="3960" w:hanging="360"/>
-      </w:pPr>
-    </w:lvl>
-    <w:lvl w:ilvl="5" w:tplc="15D03E1E">
-      <w:start w:val="1"/>
-      <w:numFmt w:val="lowerRoman"/>
-      <w:lvlText w:val="%6."/>
-      <w:lvlJc w:val="right"/>
-      <w:pPr>
-        <w:ind w:left="4680" w:hanging="180"/>
-      </w:pPr>
-    </w:lvl>
-    <w:lvl w:ilvl="6" w:tplc="73F857AC">
-      <w:start w:val="1"/>
-      <w:numFmt w:val="decimal"/>
-      <w:lvlText w:val="%7."/>
-      <w:lvlJc w:val="left"/>
-      <w:pPr>
-        <w:ind w:left="5400" w:hanging="360"/>
-      </w:pPr>
-    </w:lvl>
-    <w:lvl w:ilvl="7" w:tplc="D610BC36">
-      <w:start w:val="1"/>
-      <w:numFmt w:val="lowerLetter"/>
-      <w:lvlText w:val="%8."/>
-      <w:lvlJc w:val="left"/>
-      <w:pPr>
-        <w:ind w:left="6120" w:hanging="360"/>
-      </w:pPr>
-    </w:lvl>
-    <w:lvl w:ilvl="8" w:tplc="15C48116">
-      <w:start w:val="1"/>
-      <w:numFmt w:val="lowerRoman"/>
-      <w:lvlText w:val="%9."/>
-      <w:lvlJc w:val="right"/>
-      <w:pPr>
-        <w:ind w:left="6840" w:hanging="180"/>
-      </w:pPr>
-    </w:lvl>
-  </w:abstractNum>
-  <w:abstractNum w:abstractNumId="58" w15:restartNumberingAfterBreak="0">
+  <w:abstractNum w:abstractNumId="27" w15:restartNumberingAfterBreak="0">
     <w:nsid w:val="43D930FC"/>
     <w:multiLevelType w:val="hybridMultilevel"/>
     <w:tmpl w:val="51964E6A"/>
@@ -20111,7 +17753,7 @@
       </w:pPr>
     </w:lvl>
   </w:abstractNum>
-  <w:abstractNum w:abstractNumId="59" w15:restartNumberingAfterBreak="0">
+  <w:abstractNum w:abstractNumId="28" w15:restartNumberingAfterBreak="0">
     <w:nsid w:val="440D7AFC"/>
     <w:multiLevelType w:val="hybridMultilevel"/>
     <w:tmpl w:val="51964E6A"/>
@@ -20197,96 +17839,7 @@
       </w:pPr>
     </w:lvl>
   </w:abstractNum>
-  <w:abstractNum w:abstractNumId="60" w15:restartNumberingAfterBreak="0">
-    <w:nsid w:val="46FB5FA3"/>
-    <w:multiLevelType w:val="hybridMultilevel"/>
-    <w:tmpl w:val="2C4A7CA2"/>
-    <w:lvl w:ilvl="0" w:tplc="97F4DE78">
-      <w:start w:val="1"/>
-      <w:numFmt w:val="decimal"/>
-      <w:lvlText w:val="%1."/>
-      <w:lvlJc w:val="left"/>
-      <w:pPr>
-        <w:ind w:left="2520" w:hanging="360"/>
-      </w:pPr>
-      <w:rPr>
-        <w:rFonts w:hint="default"/>
-      </w:rPr>
-    </w:lvl>
-    <w:lvl w:ilvl="1" w:tplc="04090019" w:tentative="1">
-      <w:start w:val="1"/>
-      <w:numFmt w:val="lowerLetter"/>
-      <w:lvlText w:val="%2."/>
-      <w:lvlJc w:val="left"/>
-      <w:pPr>
-        <w:ind w:left="3240" w:hanging="360"/>
-      </w:pPr>
-    </w:lvl>
-    <w:lvl w:ilvl="2" w:tplc="0409001B" w:tentative="1">
-      <w:start w:val="1"/>
-      <w:numFmt w:val="lowerRoman"/>
-      <w:lvlText w:val="%3."/>
-      <w:lvlJc w:val="right"/>
-      <w:pPr>
-        <w:ind w:left="3960" w:hanging="180"/>
-      </w:pPr>
-    </w:lvl>
-    <w:lvl w:ilvl="3" w:tplc="0409000F" w:tentative="1">
-      <w:start w:val="1"/>
-      <w:numFmt w:val="decimal"/>
-      <w:lvlText w:val="%4."/>
-      <w:lvlJc w:val="left"/>
-      <w:pPr>
-        <w:ind w:left="4680" w:hanging="360"/>
-      </w:pPr>
-    </w:lvl>
-    <w:lvl w:ilvl="4" w:tplc="04090019" w:tentative="1">
-      <w:start w:val="1"/>
-      <w:numFmt w:val="lowerLetter"/>
-      <w:lvlText w:val="%5."/>
-      <w:lvlJc w:val="left"/>
-      <w:pPr>
-        <w:ind w:left="5400" w:hanging="360"/>
-      </w:pPr>
-    </w:lvl>
-    <w:lvl w:ilvl="5" w:tplc="0409001B" w:tentative="1">
-      <w:start w:val="1"/>
-      <w:numFmt w:val="lowerRoman"/>
-      <w:lvlText w:val="%6."/>
-      <w:lvlJc w:val="right"/>
-      <w:pPr>
-        <w:ind w:left="6120" w:hanging="180"/>
-      </w:pPr>
-    </w:lvl>
-    <w:lvl w:ilvl="6" w:tplc="0409000F" w:tentative="1">
-      <w:start w:val="1"/>
-      <w:numFmt w:val="decimal"/>
-      <w:lvlText w:val="%7."/>
-      <w:lvlJc w:val="left"/>
-      <w:pPr>
-        <w:ind w:left="6840" w:hanging="360"/>
-      </w:pPr>
-    </w:lvl>
-    <w:lvl w:ilvl="7" w:tplc="04090019" w:tentative="1">
-      <w:start w:val="1"/>
-      <w:numFmt w:val="lowerLetter"/>
-      <w:lvlText w:val="%8."/>
-      <w:lvlJc w:val="left"/>
-      <w:pPr>
-        <w:ind w:left="7560" w:hanging="360"/>
-      </w:pPr>
-    </w:lvl>
-    <w:lvl w:ilvl="8" w:tplc="0409001B" w:tentative="1">
-      <w:start w:val="1"/>
-      <w:numFmt w:val="lowerRoman"/>
-      <w:lvlText w:val="%9."/>
-      <w:lvlJc w:val="right"/>
-      <w:pPr>
-        <w:ind w:left="8280" w:hanging="180"/>
-      </w:pPr>
-    </w:lvl>
-  </w:abstractNum>
-  <w:abstractNum w:abstractNumId="61" w15:restartNumberingAfterBreak="0">
+  <w:abstractNum w:abstractNumId="29" w15:restartNumberingAfterBreak="0">
     <w:nsid w:val="49075F44"/>
     <w:multiLevelType w:val="hybridMultilevel"/>
     <w:tmpl w:val="252C8F86"/>
@@ -20372,7 +17925,7 @@
       </w:pPr>
     </w:lvl>
   </w:abstractNum>
-  <w:abstractNum w:abstractNumId="62" w15:restartNumberingAfterBreak="0">
+  <w:abstractNum w:abstractNumId="30" w15:restartNumberingAfterBreak="0">
     <w:nsid w:val="49D007D6"/>
     <w:multiLevelType w:val="hybridMultilevel"/>
     <w:tmpl w:val="252C8F86"/>
@@ -20458,7 +18011,7 @@
       </w:pPr>
     </w:lvl>
   </w:abstractNum>
-  <w:abstractNum w:abstractNumId="63" w15:restartNumberingAfterBreak="0">
+  <w:abstractNum w:abstractNumId="31" w15:restartNumberingAfterBreak="0">
     <w:nsid w:val="4D08A0C5"/>
     <w:multiLevelType w:val="multilevel"/>
     <w:tmpl w:val="72EEAF36"/>
@@ -20544,7 +18097,7 @@
       </w:pPr>
     </w:lvl>
   </w:abstractNum>
-  <w:abstractNum w:abstractNumId="64" w15:restartNumberingAfterBreak="0">
+  <w:abstractNum w:abstractNumId="32" w15:restartNumberingAfterBreak="0">
     <w:nsid w:val="4F7F0C13"/>
     <w:multiLevelType w:val="hybridMultilevel"/>
     <w:tmpl w:val="00E24F32"/>
@@ -20630,7 +18183,7 @@
       </w:pPr>
     </w:lvl>
   </w:abstractNum>
-  <w:abstractNum w:abstractNumId="65" w15:restartNumberingAfterBreak="0">
+  <w:abstractNum w:abstractNumId="33" w15:restartNumberingAfterBreak="0">
     <w:nsid w:val="502F64E4"/>
     <w:multiLevelType w:val="hybridMultilevel"/>
     <w:tmpl w:val="4A8680E6"/>
@@ -20716,96 +18269,7 @@
       </w:pPr>
     </w:lvl>
   </w:abstractNum>
-  <w:abstractNum w:abstractNumId="66" w15:restartNumberingAfterBreak="0">
-    <w:nsid w:val="540F7C98"/>
-    <w:multiLevelType w:val="hybridMultilevel"/>
-    <w:tmpl w:val="52AAD6C0"/>
-    <w:lvl w:ilvl="0" w:tplc="4120B8C8">
-      <w:start w:val="1"/>
-      <w:numFmt w:val="decimal"/>
-      <w:lvlText w:val="%1."/>
-      <w:lvlJc w:val="left"/>
-      <w:pPr>
-        <w:ind w:left="2520" w:hanging="360"/>
-      </w:pPr>
-      <w:rPr>
-        <w:rFonts w:hint="default"/>
-      </w:rPr>
-    </w:lvl>
-    <w:lvl w:ilvl="1" w:tplc="04090019" w:tentative="1">
-      <w:start w:val="1"/>
-      <w:numFmt w:val="lowerLetter"/>
-      <w:lvlText w:val="%2."/>
-      <w:lvlJc w:val="left"/>
-      <w:pPr>
-        <w:ind w:left="3240" w:hanging="360"/>
-      </w:pPr>
-    </w:lvl>
-    <w:lvl w:ilvl="2" w:tplc="0409001B" w:tentative="1">
-      <w:start w:val="1"/>
-      <w:numFmt w:val="lowerRoman"/>
-      <w:lvlText w:val="%3."/>
-      <w:lvlJc w:val="right"/>
-      <w:pPr>
-        <w:ind w:left="3960" w:hanging="180"/>
-      </w:pPr>
-    </w:lvl>
-    <w:lvl w:ilvl="3" w:tplc="0409000F" w:tentative="1">
-      <w:start w:val="1"/>
-      <w:numFmt w:val="decimal"/>
-      <w:lvlText w:val="%4."/>
-      <w:lvlJc w:val="left"/>
-      <w:pPr>
-        <w:ind w:left="4680" w:hanging="360"/>
-      </w:pPr>
-    </w:lvl>
-    <w:lvl w:ilvl="4" w:tplc="04090019" w:tentative="1">
-      <w:start w:val="1"/>
-      <w:numFmt w:val="lowerLetter"/>
-      <w:lvlText w:val="%5."/>
-      <w:lvlJc w:val="left"/>
-      <w:pPr>
-        <w:ind w:left="5400" w:hanging="360"/>
-      </w:pPr>
-    </w:lvl>
-    <w:lvl w:ilvl="5" w:tplc="0409001B" w:tentative="1">
-      <w:start w:val="1"/>
-      <w:numFmt w:val="lowerRoman"/>
-      <w:lvlText w:val="%6."/>
-      <w:lvlJc w:val="right"/>
-      <w:pPr>
-        <w:ind w:left="6120" w:hanging="180"/>
-      </w:pPr>
-    </w:lvl>
-    <w:lvl w:ilvl="6" w:tplc="0409000F" w:tentative="1">
-      <w:start w:val="1"/>
-      <w:numFmt w:val="decimal"/>
-      <w:lvlText w:val="%7."/>
-      <w:lvlJc w:val="left"/>
-      <w:pPr>
-        <w:ind w:left="6840" w:hanging="360"/>
-      </w:pPr>
-    </w:lvl>
-    <w:lvl w:ilvl="7" w:tplc="04090019" w:tentative="1">
-      <w:start w:val="1"/>
-      <w:numFmt w:val="lowerLetter"/>
-      <w:lvlText w:val="%8."/>
-      <w:lvlJc w:val="left"/>
-      <w:pPr>
-        <w:ind w:left="7560" w:hanging="360"/>
-      </w:pPr>
-    </w:lvl>
-    <w:lvl w:ilvl="8" w:tplc="0409001B" w:tentative="1">
-      <w:start w:val="1"/>
-      <w:numFmt w:val="lowerRoman"/>
-      <w:lvlText w:val="%9."/>
-      <w:lvlJc w:val="right"/>
-      <w:pPr>
-        <w:ind w:left="8280" w:hanging="180"/>
-      </w:pPr>
-    </w:lvl>
-  </w:abstractNum>
-  <w:abstractNum w:abstractNumId="67" w15:restartNumberingAfterBreak="0">
+  <w:abstractNum w:abstractNumId="34" w15:restartNumberingAfterBreak="0">
     <w:nsid w:val="587435DE"/>
     <w:multiLevelType w:val="hybridMultilevel"/>
     <w:tmpl w:val="9CC267E4"/>
@@ -20891,7 +18355,7 @@
       </w:pPr>
     </w:lvl>
   </w:abstractNum>
-  <w:abstractNum w:abstractNumId="68" w15:restartNumberingAfterBreak="0">
+  <w:abstractNum w:abstractNumId="35" w15:restartNumberingAfterBreak="0">
     <w:nsid w:val="58C421AA"/>
     <w:multiLevelType w:val="hybridMultilevel"/>
     <w:tmpl w:val="6DA265F0"/>
@@ -20977,443 +18441,7 @@
       </w:pPr>
     </w:lvl>
   </w:abstractNum>
-  <w:abstractNum w:abstractNumId="69" w15:restartNumberingAfterBreak="0">
-    <w:nsid w:val="592D527B"/>
-    <w:multiLevelType w:val="hybridMultilevel"/>
-    <w:tmpl w:val="0A8CD7EA"/>
-    <w:lvl w:ilvl="0" w:tplc="F8A44246">
-      <w:start w:val="1"/>
-      <w:numFmt w:val="decimal"/>
-      <w:lvlText w:val="%1."/>
-      <w:lvlJc w:val="left"/>
-      <w:pPr>
-        <w:ind w:left="2520" w:hanging="360"/>
-      </w:pPr>
-      <w:rPr>
-        <w:rFonts w:hint="default"/>
-      </w:rPr>
-    </w:lvl>
-    <w:lvl w:ilvl="1" w:tplc="04090019" w:tentative="1">
-      <w:start w:val="1"/>
-      <w:numFmt w:val="lowerLetter"/>
-      <w:lvlText w:val="%2."/>
-      <w:lvlJc w:val="left"/>
-      <w:pPr>
-        <w:ind w:left="3240" w:hanging="360"/>
-      </w:pPr>
-    </w:lvl>
-    <w:lvl w:ilvl="2" w:tplc="0409001B" w:tentative="1">
-      <w:start w:val="1"/>
-      <w:numFmt w:val="lowerRoman"/>
-      <w:lvlText w:val="%3."/>
-      <w:lvlJc w:val="right"/>
-      <w:pPr>
-        <w:ind w:left="3960" w:hanging="180"/>
-      </w:pPr>
-    </w:lvl>
-    <w:lvl w:ilvl="3" w:tplc="0409000F" w:tentative="1">
-      <w:start w:val="1"/>
-      <w:numFmt w:val="decimal"/>
-      <w:lvlText w:val="%4."/>
-      <w:lvlJc w:val="left"/>
-      <w:pPr>
-        <w:ind w:left="4680" w:hanging="360"/>
-      </w:pPr>
-    </w:lvl>
-    <w:lvl w:ilvl="4" w:tplc="04090019" w:tentative="1">
-      <w:start w:val="1"/>
-      <w:numFmt w:val="lowerLetter"/>
-      <w:lvlText w:val="%5."/>
-      <w:lvlJc w:val="left"/>
-      <w:pPr>
-        <w:ind w:left="5400" w:hanging="360"/>
-      </w:pPr>
-    </w:lvl>
-    <w:lvl w:ilvl="5" w:tplc="0409001B" w:tentative="1">
-      <w:start w:val="1"/>
-      <w:numFmt w:val="lowerRoman"/>
-      <w:lvlText w:val="%6."/>
-      <w:lvlJc w:val="right"/>
-      <w:pPr>
-        <w:ind w:left="6120" w:hanging="180"/>
-      </w:pPr>
-    </w:lvl>
-    <w:lvl w:ilvl="6" w:tplc="0409000F" w:tentative="1">
-      <w:start w:val="1"/>
-      <w:numFmt w:val="decimal"/>
-      <w:lvlText w:val="%7."/>
-      <w:lvlJc w:val="left"/>
-      <w:pPr>
-        <w:ind w:left="6840" w:hanging="360"/>
-      </w:pPr>
-    </w:lvl>
-    <w:lvl w:ilvl="7" w:tplc="04090019" w:tentative="1">
-      <w:start w:val="1"/>
-      <w:numFmt w:val="lowerLetter"/>
-      <w:lvlText w:val="%8."/>
-      <w:lvlJc w:val="left"/>
-      <w:pPr>
-        <w:ind w:left="7560" w:hanging="360"/>
-      </w:pPr>
-    </w:lvl>
-    <w:lvl w:ilvl="8" w:tplc="0409001B" w:tentative="1">
-      <w:start w:val="1"/>
-      <w:numFmt w:val="lowerRoman"/>
-      <w:lvlText w:val="%9."/>
-      <w:lvlJc w:val="right"/>
-      <w:pPr>
-        <w:ind w:left="8280" w:hanging="180"/>
-      </w:pPr>
-    </w:lvl>
-  </w:abstractNum>
-  <w:abstractNum w:abstractNumId="70" w15:restartNumberingAfterBreak="0">
-    <w:nsid w:val="5D3F0B19"/>
-    <w:multiLevelType w:val="hybridMultilevel"/>
-    <w:tmpl w:val="67EE9AA0"/>
-    <w:lvl w:ilvl="0" w:tplc="FFFFFFFF">
-      <w:start w:val="1"/>
-      <w:numFmt w:val="decimal"/>
-      <w:lvlText w:val="%1."/>
-      <w:lvlJc w:val="left"/>
-      <w:pPr>
-        <w:ind w:left="2520" w:hanging="360"/>
-      </w:pPr>
-      <w:rPr>
-        <w:rFonts w:hint="default"/>
-      </w:rPr>
-    </w:lvl>
-    <w:lvl w:ilvl="1" w:tplc="FFFFFFFF">
-      <w:start w:val="1"/>
-      <w:numFmt w:val="lowerLetter"/>
-      <w:lvlText w:val="%2."/>
-      <w:lvlJc w:val="left"/>
-      <w:pPr>
-        <w:ind w:left="3240" w:hanging="360"/>
-      </w:pPr>
-    </w:lvl>
-    <w:lvl w:ilvl="2" w:tplc="FFFFFFFF" w:tentative="1">
-      <w:start w:val="1"/>
-      <w:numFmt w:val="lowerRoman"/>
-      <w:lvlText w:val="%3."/>
-      <w:lvlJc w:val="right"/>
-      <w:pPr>
-        <w:ind w:left="3960" w:hanging="180"/>
-      </w:pPr>
-    </w:lvl>
-    <w:lvl w:ilvl="3" w:tplc="FFFFFFFF" w:tentative="1">
-      <w:start w:val="1"/>
-      <w:numFmt w:val="decimal"/>
-      <w:lvlText w:val="%4."/>
-      <w:lvlJc w:val="left"/>
-      <w:pPr>
-        <w:ind w:left="4680" w:hanging="360"/>
-      </w:pPr>
-    </w:lvl>
-    <w:lvl w:ilvl="4" w:tplc="FFFFFFFF" w:tentative="1">
-      <w:start w:val="1"/>
-      <w:numFmt w:val="lowerLetter"/>
-      <w:lvlText w:val="%5."/>
-      <w:lvlJc w:val="left"/>
-      <w:pPr>
-        <w:ind w:left="5400" w:hanging="360"/>
-      </w:pPr>
-    </w:lvl>
-    <w:lvl w:ilvl="5" w:tplc="FFFFFFFF" w:tentative="1">
-      <w:start w:val="1"/>
-      <w:numFmt w:val="lowerRoman"/>
-      <w:lvlText w:val="%6."/>
-      <w:lvlJc w:val="right"/>
-      <w:pPr>
-        <w:ind w:left="6120" w:hanging="180"/>
-      </w:pPr>
-    </w:lvl>
-    <w:lvl w:ilvl="6" w:tplc="FFFFFFFF" w:tentative="1">
-      <w:start w:val="1"/>
-      <w:numFmt w:val="decimal"/>
-      <w:lvlText w:val="%7."/>
-      <w:lvlJc w:val="left"/>
-      <w:pPr>
-        <w:ind w:left="6840" w:hanging="360"/>
-      </w:pPr>
-    </w:lvl>
-    <w:lvl w:ilvl="7" w:tplc="FFFFFFFF" w:tentative="1">
-      <w:start w:val="1"/>
-      <w:numFmt w:val="lowerLetter"/>
-      <w:lvlText w:val="%8."/>
-      <w:lvlJc w:val="left"/>
-      <w:pPr>
-        <w:ind w:left="7560" w:hanging="360"/>
-      </w:pPr>
-    </w:lvl>
-    <w:lvl w:ilvl="8" w:tplc="FFFFFFFF" w:tentative="1">
-      <w:start w:val="1"/>
-      <w:numFmt w:val="lowerRoman"/>
-      <w:lvlText w:val="%9."/>
-      <w:lvlJc w:val="right"/>
-      <w:pPr>
-        <w:ind w:left="8280" w:hanging="180"/>
-      </w:pPr>
-    </w:lvl>
-  </w:abstractNum>
-  <w:abstractNum w:abstractNumId="71" w15:restartNumberingAfterBreak="0">
-    <w:nsid w:val="5D40AE00"/>
-    <w:multiLevelType w:val="hybridMultilevel"/>
-    <w:tmpl w:val="36F007BA"/>
-    <w:lvl w:ilvl="0" w:tplc="EDFEA826">
-      <w:start w:val="1"/>
-      <w:numFmt w:val="decimal"/>
-      <w:lvlText w:val="%1."/>
-      <w:lvlJc w:val="left"/>
-      <w:pPr>
-        <w:ind w:left="1440" w:hanging="360"/>
-      </w:pPr>
-    </w:lvl>
-    <w:lvl w:ilvl="1" w:tplc="53A431C4">
-      <w:start w:val="1"/>
-      <w:numFmt w:val="lowerLetter"/>
-      <w:lvlText w:val="%2."/>
-      <w:lvlJc w:val="left"/>
-      <w:pPr>
-        <w:ind w:left="2160" w:hanging="360"/>
-      </w:pPr>
-    </w:lvl>
-    <w:lvl w:ilvl="2" w:tplc="B61CD98C">
-      <w:start w:val="1"/>
-      <w:numFmt w:val="lowerRoman"/>
-      <w:lvlText w:val="%3."/>
-      <w:lvlJc w:val="right"/>
-      <w:pPr>
-        <w:ind w:left="2880" w:hanging="180"/>
-      </w:pPr>
-    </w:lvl>
-    <w:lvl w:ilvl="3" w:tplc="8B4660EE">
-      <w:start w:val="1"/>
-      <w:numFmt w:val="decimal"/>
-      <w:lvlText w:val="%4."/>
-      <w:lvlJc w:val="left"/>
-      <w:pPr>
-        <w:ind w:left="3600" w:hanging="360"/>
-      </w:pPr>
-    </w:lvl>
-    <w:lvl w:ilvl="4" w:tplc="F5208888">
-      <w:start w:val="1"/>
-      <w:numFmt w:val="lowerLetter"/>
-      <w:lvlText w:val="%5."/>
-      <w:lvlJc w:val="left"/>
-      <w:pPr>
-        <w:ind w:left="4320" w:hanging="360"/>
-      </w:pPr>
-    </w:lvl>
-    <w:lvl w:ilvl="5" w:tplc="379CDCE4">
-      <w:start w:val="1"/>
-      <w:numFmt w:val="lowerRoman"/>
-      <w:lvlText w:val="%6."/>
-      <w:lvlJc w:val="right"/>
-      <w:pPr>
-        <w:ind w:left="5040" w:hanging="180"/>
-      </w:pPr>
-    </w:lvl>
-    <w:lvl w:ilvl="6" w:tplc="D710FEAC">
-      <w:start w:val="1"/>
-      <w:numFmt w:val="decimal"/>
-      <w:lvlText w:val="%7."/>
-      <w:lvlJc w:val="left"/>
-      <w:pPr>
-        <w:ind w:left="5760" w:hanging="360"/>
-      </w:pPr>
-    </w:lvl>
-    <w:lvl w:ilvl="7" w:tplc="C3226EAC">
-      <w:start w:val="1"/>
-      <w:numFmt w:val="lowerLetter"/>
-      <w:lvlText w:val="%8."/>
-      <w:lvlJc w:val="left"/>
-      <w:pPr>
-        <w:ind w:left="6480" w:hanging="360"/>
-      </w:pPr>
-    </w:lvl>
-    <w:lvl w:ilvl="8" w:tplc="1446109C">
-      <w:start w:val="1"/>
-      <w:numFmt w:val="lowerRoman"/>
-      <w:lvlText w:val="%9."/>
-      <w:lvlJc w:val="right"/>
-      <w:pPr>
-        <w:ind w:left="7200" w:hanging="180"/>
-      </w:pPr>
-    </w:lvl>
-  </w:abstractNum>
-  <w:abstractNum w:abstractNumId="72" w15:restartNumberingAfterBreak="0">
-    <w:nsid w:val="60C598E3"/>
-    <w:multiLevelType w:val="hybridMultilevel"/>
-    <w:tmpl w:val="AD5E9F90"/>
-    <w:lvl w:ilvl="0" w:tplc="E1BEE1BC">
-      <w:start w:val="1"/>
-      <w:numFmt w:val="decimal"/>
-      <w:lvlText w:val="%1."/>
-      <w:lvlJc w:val="left"/>
-      <w:pPr>
-        <w:ind w:left="1080" w:hanging="360"/>
-      </w:pPr>
-    </w:lvl>
-    <w:lvl w:ilvl="1" w:tplc="7B5ABADE">
-      <w:start w:val="1"/>
-      <w:numFmt w:val="lowerLetter"/>
-      <w:lvlText w:val="%2."/>
-      <w:lvlJc w:val="left"/>
-      <w:pPr>
-        <w:ind w:left="1800" w:hanging="360"/>
-      </w:pPr>
-    </w:lvl>
-    <w:lvl w:ilvl="2" w:tplc="51603F3E">
-      <w:start w:val="1"/>
-      <w:numFmt w:val="lowerRoman"/>
-      <w:lvlText w:val="%3."/>
-      <w:lvlJc w:val="right"/>
-      <w:pPr>
-        <w:ind w:left="2520" w:hanging="180"/>
-      </w:pPr>
-    </w:lvl>
-    <w:lvl w:ilvl="3" w:tplc="8E56DDDA">
-      <w:start w:val="1"/>
-      <w:numFmt w:val="decimal"/>
-      <w:lvlText w:val="%4."/>
-      <w:lvlJc w:val="left"/>
-      <w:pPr>
-        <w:ind w:left="3240" w:hanging="360"/>
-      </w:pPr>
-    </w:lvl>
-    <w:lvl w:ilvl="4" w:tplc="AACE2D00">
-      <w:start w:val="1"/>
-      <w:numFmt w:val="lowerLetter"/>
-      <w:lvlText w:val="%5."/>
-      <w:lvlJc w:val="left"/>
-      <w:pPr>
-        <w:ind w:left="3960" w:hanging="360"/>
-      </w:pPr>
-    </w:lvl>
-    <w:lvl w:ilvl="5" w:tplc="C1567CCC">
-      <w:start w:val="1"/>
-      <w:numFmt w:val="lowerRoman"/>
-      <w:lvlText w:val="%6."/>
-      <w:lvlJc w:val="right"/>
-      <w:pPr>
-        <w:ind w:left="4680" w:hanging="180"/>
-      </w:pPr>
-    </w:lvl>
-    <w:lvl w:ilvl="6" w:tplc="FACC0AE8">
-      <w:start w:val="1"/>
-      <w:numFmt w:val="decimal"/>
-      <w:lvlText w:val="%7."/>
-      <w:lvlJc w:val="left"/>
-      <w:pPr>
-        <w:ind w:left="5400" w:hanging="360"/>
-      </w:pPr>
-    </w:lvl>
-    <w:lvl w:ilvl="7" w:tplc="D6D2D15A">
-      <w:start w:val="1"/>
-      <w:numFmt w:val="lowerLetter"/>
-      <w:lvlText w:val="%8."/>
-      <w:lvlJc w:val="left"/>
-      <w:pPr>
-        <w:ind w:left="6120" w:hanging="360"/>
-      </w:pPr>
-    </w:lvl>
-    <w:lvl w:ilvl="8" w:tplc="E494B6B8">
-      <w:start w:val="1"/>
-      <w:numFmt w:val="lowerRoman"/>
-      <w:lvlText w:val="%9."/>
-      <w:lvlJc w:val="right"/>
-      <w:pPr>
-        <w:ind w:left="6840" w:hanging="180"/>
-      </w:pPr>
-    </w:lvl>
-  </w:abstractNum>
-  <w:abstractNum w:abstractNumId="73" w15:restartNumberingAfterBreak="0">
-    <w:nsid w:val="62FC87C5"/>
-    <w:multiLevelType w:val="hybridMultilevel"/>
-    <w:tmpl w:val="D62CCC54"/>
-    <w:lvl w:ilvl="0" w:tplc="67E650A8">
-      <w:start w:val="1"/>
-      <w:numFmt w:val="decimal"/>
-      <w:lvlText w:val="%1."/>
-      <w:lvlJc w:val="left"/>
-      <w:pPr>
-        <w:ind w:left="720" w:hanging="360"/>
-      </w:pPr>
-    </w:lvl>
-    <w:lvl w:ilvl="1" w:tplc="94AE841E">
-      <w:start w:val="1"/>
-      <w:numFmt w:val="lowerLetter"/>
-      <w:lvlText w:val="%2."/>
-      <w:lvlJc w:val="left"/>
-      <w:pPr>
-        <w:ind w:left="1440" w:hanging="360"/>
-      </w:pPr>
-    </w:lvl>
-    <w:lvl w:ilvl="2" w:tplc="0A26B74A">
-      <w:start w:val="1"/>
-      <w:numFmt w:val="lowerRoman"/>
-      <w:lvlText w:val="%3."/>
-      <w:lvlJc w:val="right"/>
-      <w:pPr>
-        <w:ind w:left="2160" w:hanging="180"/>
-      </w:pPr>
-    </w:lvl>
-    <w:lvl w:ilvl="3" w:tplc="2ECA8748">
-      <w:start w:val="1"/>
-      <w:numFmt w:val="decimal"/>
-      <w:lvlText w:val="%4."/>
-      <w:lvlJc w:val="left"/>
-      <w:pPr>
-        <w:ind w:left="2880" w:hanging="360"/>
-      </w:pPr>
-    </w:lvl>
-    <w:lvl w:ilvl="4" w:tplc="36409C74">
-      <w:start w:val="1"/>
-      <w:numFmt w:val="lowerLetter"/>
-      <w:lvlText w:val="%5."/>
-      <w:lvlJc w:val="left"/>
-      <w:pPr>
-        <w:ind w:left="3600" w:hanging="360"/>
-      </w:pPr>
-    </w:lvl>
-    <w:lvl w:ilvl="5" w:tplc="AC4430D6">
-      <w:start w:val="1"/>
-      <w:numFmt w:val="lowerRoman"/>
-      <w:lvlText w:val="%6."/>
-      <w:lvlJc w:val="right"/>
-      <w:pPr>
-        <w:ind w:left="4320" w:hanging="180"/>
-      </w:pPr>
-    </w:lvl>
-    <w:lvl w:ilvl="6" w:tplc="0304EAD0">
-      <w:start w:val="1"/>
-      <w:numFmt w:val="decimal"/>
-      <w:lvlText w:val="%7."/>
-      <w:lvlJc w:val="left"/>
-      <w:pPr>
-        <w:ind w:left="5040" w:hanging="360"/>
-      </w:pPr>
-    </w:lvl>
-    <w:lvl w:ilvl="7" w:tplc="D5F83432">
-      <w:start w:val="1"/>
-      <w:numFmt w:val="lowerLetter"/>
-      <w:lvlText w:val="%8."/>
-      <w:lvlJc w:val="left"/>
-      <w:pPr>
-        <w:ind w:left="5760" w:hanging="360"/>
-      </w:pPr>
-    </w:lvl>
-    <w:lvl w:ilvl="8" w:tplc="AE08E99A">
-      <w:start w:val="1"/>
-      <w:numFmt w:val="lowerRoman"/>
-      <w:lvlText w:val="%9."/>
-      <w:lvlJc w:val="right"/>
-      <w:pPr>
-        <w:ind w:left="6480" w:hanging="180"/>
-      </w:pPr>
-    </w:lvl>
-  </w:abstractNum>
-  <w:abstractNum w:abstractNumId="74" w15:restartNumberingAfterBreak="0">
+  <w:abstractNum w:abstractNumId="36" w15:restartNumberingAfterBreak="0">
     <w:nsid w:val="63E80262"/>
     <w:multiLevelType w:val="hybridMultilevel"/>
     <w:tmpl w:val="4A8680E6"/>
@@ -21499,96 +18527,7 @@
       </w:pPr>
     </w:lvl>
   </w:abstractNum>
-  <w:abstractNum w:abstractNumId="75" w15:restartNumberingAfterBreak="0">
-    <w:nsid w:val="677A0208"/>
-    <w:multiLevelType w:val="hybridMultilevel"/>
-    <w:tmpl w:val="17FC6410"/>
-    <w:lvl w:ilvl="0" w:tplc="0DD87BAC">
-      <w:start w:val="1"/>
-      <w:numFmt w:val="decimal"/>
-      <w:lvlText w:val="%1."/>
-      <w:lvlJc w:val="left"/>
-      <w:pPr>
-        <w:ind w:left="2520" w:hanging="360"/>
-      </w:pPr>
-      <w:rPr>
-        <w:rFonts w:hint="default"/>
-      </w:rPr>
-    </w:lvl>
-    <w:lvl w:ilvl="1" w:tplc="04090019" w:tentative="1">
-      <w:start w:val="1"/>
-      <w:numFmt w:val="lowerLetter"/>
-      <w:lvlText w:val="%2."/>
-      <w:lvlJc w:val="left"/>
-      <w:pPr>
-        <w:ind w:left="3240" w:hanging="360"/>
-      </w:pPr>
-    </w:lvl>
-    <w:lvl w:ilvl="2" w:tplc="0409001B" w:tentative="1">
-      <w:start w:val="1"/>
-      <w:numFmt w:val="lowerRoman"/>
-      <w:lvlText w:val="%3."/>
-      <w:lvlJc w:val="right"/>
-      <w:pPr>
-        <w:ind w:left="3960" w:hanging="180"/>
-      </w:pPr>
-    </w:lvl>
-    <w:lvl w:ilvl="3" w:tplc="0409000F" w:tentative="1">
-      <w:start w:val="1"/>
-      <w:numFmt w:val="decimal"/>
-      <w:lvlText w:val="%4."/>
-      <w:lvlJc w:val="left"/>
-      <w:pPr>
-        <w:ind w:left="4680" w:hanging="360"/>
-      </w:pPr>
-    </w:lvl>
-    <w:lvl w:ilvl="4" w:tplc="04090019" w:tentative="1">
-      <w:start w:val="1"/>
-      <w:numFmt w:val="lowerLetter"/>
-      <w:lvlText w:val="%5."/>
-      <w:lvlJc w:val="left"/>
-      <w:pPr>
-        <w:ind w:left="5400" w:hanging="360"/>
-      </w:pPr>
-    </w:lvl>
-    <w:lvl w:ilvl="5" w:tplc="0409001B" w:tentative="1">
-      <w:start w:val="1"/>
-      <w:numFmt w:val="lowerRoman"/>
-      <w:lvlText w:val="%6."/>
-      <w:lvlJc w:val="right"/>
-      <w:pPr>
-        <w:ind w:left="6120" w:hanging="180"/>
-      </w:pPr>
-    </w:lvl>
-    <w:lvl w:ilvl="6" w:tplc="0409000F" w:tentative="1">
-      <w:start w:val="1"/>
-      <w:numFmt w:val="decimal"/>
-      <w:lvlText w:val="%7."/>
-      <w:lvlJc w:val="left"/>
-      <w:pPr>
-        <w:ind w:left="6840" w:hanging="360"/>
-      </w:pPr>
-    </w:lvl>
-    <w:lvl w:ilvl="7" w:tplc="04090019" w:tentative="1">
-      <w:start w:val="1"/>
-      <w:numFmt w:val="lowerLetter"/>
-      <w:lvlText w:val="%8."/>
-      <w:lvlJc w:val="left"/>
-      <w:pPr>
-        <w:ind w:left="7560" w:hanging="360"/>
-      </w:pPr>
-    </w:lvl>
-    <w:lvl w:ilvl="8" w:tplc="0409001B" w:tentative="1">
-      <w:start w:val="1"/>
-      <w:numFmt w:val="lowerRoman"/>
-      <w:lvlText w:val="%9."/>
-      <w:lvlJc w:val="right"/>
-      <w:pPr>
-        <w:ind w:left="8280" w:hanging="180"/>
-      </w:pPr>
-    </w:lvl>
-  </w:abstractNum>
-  <w:abstractNum w:abstractNumId="76" w15:restartNumberingAfterBreak="0">
+  <w:abstractNum w:abstractNumId="37" w15:restartNumberingAfterBreak="0">
     <w:nsid w:val="679C093E"/>
     <w:multiLevelType w:val="hybridMultilevel"/>
     <w:tmpl w:val="A36E5822"/>
@@ -21674,274 +18613,7 @@
       </w:pPr>
     </w:lvl>
   </w:abstractNum>
-  <w:abstractNum w:abstractNumId="77" w15:restartNumberingAfterBreak="0">
-    <w:nsid w:val="68014E53"/>
-    <w:multiLevelType w:val="hybridMultilevel"/>
-    <w:tmpl w:val="8288FBEA"/>
-    <w:lvl w:ilvl="0" w:tplc="3A16BCDA">
-      <w:start w:val="1"/>
-      <w:numFmt w:val="decimal"/>
-      <w:lvlText w:val="%1."/>
-      <w:lvlJc w:val="left"/>
-      <w:pPr>
-        <w:ind w:left="2520" w:hanging="360"/>
-      </w:pPr>
-      <w:rPr>
-        <w:rFonts w:hint="default"/>
-      </w:rPr>
-    </w:lvl>
-    <w:lvl w:ilvl="1" w:tplc="04090019" w:tentative="1">
-      <w:start w:val="1"/>
-      <w:numFmt w:val="lowerLetter"/>
-      <w:lvlText w:val="%2."/>
-      <w:lvlJc w:val="left"/>
-      <w:pPr>
-        <w:ind w:left="3240" w:hanging="360"/>
-      </w:pPr>
-    </w:lvl>
-    <w:lvl w:ilvl="2" w:tplc="0409001B" w:tentative="1">
-      <w:start w:val="1"/>
-      <w:numFmt w:val="lowerRoman"/>
-      <w:lvlText w:val="%3."/>
-      <w:lvlJc w:val="right"/>
-      <w:pPr>
-        <w:ind w:left="3960" w:hanging="180"/>
-      </w:pPr>
-    </w:lvl>
-    <w:lvl w:ilvl="3" w:tplc="0409000F" w:tentative="1">
-      <w:start w:val="1"/>
-      <w:numFmt w:val="decimal"/>
-      <w:lvlText w:val="%4."/>
-      <w:lvlJc w:val="left"/>
-      <w:pPr>
-        <w:ind w:left="4680" w:hanging="360"/>
-      </w:pPr>
-    </w:lvl>
-    <w:lvl w:ilvl="4" w:tplc="04090019" w:tentative="1">
-      <w:start w:val="1"/>
-      <w:numFmt w:val="lowerLetter"/>
-      <w:lvlText w:val="%5."/>
-      <w:lvlJc w:val="left"/>
-      <w:pPr>
-        <w:ind w:left="5400" w:hanging="360"/>
-      </w:pPr>
-    </w:lvl>
-    <w:lvl w:ilvl="5" w:tplc="0409001B" w:tentative="1">
-      <w:start w:val="1"/>
-      <w:numFmt w:val="lowerRoman"/>
-      <w:lvlText w:val="%6."/>
-      <w:lvlJc w:val="right"/>
-      <w:pPr>
-        <w:ind w:left="6120" w:hanging="180"/>
-      </w:pPr>
-    </w:lvl>
-    <w:lvl w:ilvl="6" w:tplc="0409000F" w:tentative="1">
-      <w:start w:val="1"/>
-      <w:numFmt w:val="decimal"/>
-      <w:lvlText w:val="%7."/>
-      <w:lvlJc w:val="left"/>
-      <w:pPr>
-        <w:ind w:left="6840" w:hanging="360"/>
-      </w:pPr>
-    </w:lvl>
-    <w:lvl w:ilvl="7" w:tplc="04090019" w:tentative="1">
-      <w:start w:val="1"/>
-      <w:numFmt w:val="lowerLetter"/>
-      <w:lvlText w:val="%8."/>
-      <w:lvlJc w:val="left"/>
-      <w:pPr>
-        <w:ind w:left="7560" w:hanging="360"/>
-      </w:pPr>
-    </w:lvl>
-    <w:lvl w:ilvl="8" w:tplc="0409001B" w:tentative="1">
-      <w:start w:val="1"/>
-      <w:numFmt w:val="lowerRoman"/>
-      <w:lvlText w:val="%9."/>
-      <w:lvlJc w:val="right"/>
-      <w:pPr>
-        <w:ind w:left="8280" w:hanging="180"/>
-      </w:pPr>
-    </w:lvl>
-  </w:abstractNum>
-  <w:abstractNum w:abstractNumId="78" w15:restartNumberingAfterBreak="0">
-    <w:nsid w:val="68612773"/>
-    <w:multiLevelType w:val="hybridMultilevel"/>
-    <w:tmpl w:val="60E22064"/>
-    <w:lvl w:ilvl="0" w:tplc="B64C2E58">
-      <w:start w:val="1"/>
-      <w:numFmt w:val="decimal"/>
-      <w:lvlText w:val="%1."/>
-      <w:lvlJc w:val="left"/>
-      <w:pPr>
-        <w:ind w:left="2520" w:hanging="360"/>
-      </w:pPr>
-      <w:rPr>
-        <w:rFonts w:hint="default"/>
-      </w:rPr>
-    </w:lvl>
-    <w:lvl w:ilvl="1" w:tplc="04090019" w:tentative="1">
-      <w:start w:val="1"/>
-      <w:numFmt w:val="lowerLetter"/>
-      <w:lvlText w:val="%2."/>
-      <w:lvlJc w:val="left"/>
-      <w:pPr>
-        <w:ind w:left="3240" w:hanging="360"/>
-      </w:pPr>
-    </w:lvl>
-    <w:lvl w:ilvl="2" w:tplc="0409001B" w:tentative="1">
-      <w:start w:val="1"/>
-      <w:numFmt w:val="lowerRoman"/>
-      <w:lvlText w:val="%3."/>
-      <w:lvlJc w:val="right"/>
-      <w:pPr>
-        <w:ind w:left="3960" w:hanging="180"/>
-      </w:pPr>
-    </w:lvl>
-    <w:lvl w:ilvl="3" w:tplc="0409000F" w:tentative="1">
-      <w:start w:val="1"/>
-      <w:numFmt w:val="decimal"/>
-      <w:lvlText w:val="%4."/>
-      <w:lvlJc w:val="left"/>
-      <w:pPr>
-        <w:ind w:left="4680" w:hanging="360"/>
-      </w:pPr>
-    </w:lvl>
-    <w:lvl w:ilvl="4" w:tplc="04090019" w:tentative="1">
-      <w:start w:val="1"/>
-      <w:numFmt w:val="lowerLetter"/>
-      <w:lvlText w:val="%5."/>
-      <w:lvlJc w:val="left"/>
-      <w:pPr>
-        <w:ind w:left="5400" w:hanging="360"/>
-      </w:pPr>
-    </w:lvl>
-    <w:lvl w:ilvl="5" w:tplc="0409001B" w:tentative="1">
-      <w:start w:val="1"/>
-      <w:numFmt w:val="lowerRoman"/>
-      <w:lvlText w:val="%6."/>
-      <w:lvlJc w:val="right"/>
-      <w:pPr>
-        <w:ind w:left="6120" w:hanging="180"/>
-      </w:pPr>
-    </w:lvl>
-    <w:lvl w:ilvl="6" w:tplc="0409000F" w:tentative="1">
-      <w:start w:val="1"/>
-      <w:numFmt w:val="decimal"/>
-      <w:lvlText w:val="%7."/>
-      <w:lvlJc w:val="left"/>
-      <w:pPr>
-        <w:ind w:left="6840" w:hanging="360"/>
-      </w:pPr>
-    </w:lvl>
-    <w:lvl w:ilvl="7" w:tplc="04090019" w:tentative="1">
-      <w:start w:val="1"/>
-      <w:numFmt w:val="lowerLetter"/>
-      <w:lvlText w:val="%8."/>
-      <w:lvlJc w:val="left"/>
-      <w:pPr>
-        <w:ind w:left="7560" w:hanging="360"/>
-      </w:pPr>
-    </w:lvl>
-    <w:lvl w:ilvl="8" w:tplc="0409001B" w:tentative="1">
-      <w:start w:val="1"/>
-      <w:numFmt w:val="lowerRoman"/>
-      <w:lvlText w:val="%9."/>
-      <w:lvlJc w:val="right"/>
-      <w:pPr>
-        <w:ind w:left="8280" w:hanging="180"/>
-      </w:pPr>
-    </w:lvl>
-  </w:abstractNum>
-  <w:abstractNum w:abstractNumId="79" w15:restartNumberingAfterBreak="0">
-    <w:nsid w:val="6EA50243"/>
-    <w:multiLevelType w:val="hybridMultilevel"/>
-    <w:tmpl w:val="5A749992"/>
-    <w:lvl w:ilvl="0" w:tplc="EE5000D0">
-      <w:start w:val="1"/>
-      <w:numFmt w:val="decimal"/>
-      <w:lvlText w:val="%1."/>
-      <w:lvlJc w:val="left"/>
-      <w:pPr>
-        <w:ind w:left="2520" w:hanging="360"/>
-      </w:pPr>
-      <w:rPr>
-        <w:rFonts w:hint="default"/>
-      </w:rPr>
-    </w:lvl>
-    <w:lvl w:ilvl="1" w:tplc="04090019" w:tentative="1">
-      <w:start w:val="1"/>
-      <w:numFmt w:val="lowerLetter"/>
-      <w:lvlText w:val="%2."/>
-      <w:lvlJc w:val="left"/>
-      <w:pPr>
-        <w:ind w:left="3240" w:hanging="360"/>
-      </w:pPr>
-    </w:lvl>
-    <w:lvl w:ilvl="2" w:tplc="0409001B" w:tentative="1">
-      <w:start w:val="1"/>
-      <w:numFmt w:val="lowerRoman"/>
-      <w:lvlText w:val="%3."/>
-      <w:lvlJc w:val="right"/>
-      <w:pPr>
-        <w:ind w:left="3960" w:hanging="180"/>
-      </w:pPr>
-    </w:lvl>
-    <w:lvl w:ilvl="3" w:tplc="0409000F" w:tentative="1">
-      <w:start w:val="1"/>
-      <w:numFmt w:val="decimal"/>
-      <w:lvlText w:val="%4."/>
-      <w:lvlJc w:val="left"/>
-      <w:pPr>
-        <w:ind w:left="4680" w:hanging="360"/>
-      </w:pPr>
-    </w:lvl>
-    <w:lvl w:ilvl="4" w:tplc="04090019" w:tentative="1">
-      <w:start w:val="1"/>
-      <w:numFmt w:val="lowerLetter"/>
-      <w:lvlText w:val="%5."/>
-      <w:lvlJc w:val="left"/>
-      <w:pPr>
-        <w:ind w:left="5400" w:hanging="360"/>
-      </w:pPr>
-    </w:lvl>
-    <w:lvl w:ilvl="5" w:tplc="0409001B" w:tentative="1">
-      <w:start w:val="1"/>
-      <w:numFmt w:val="lowerRoman"/>
-      <w:lvlText w:val="%6."/>
-      <w:lvlJc w:val="right"/>
-      <w:pPr>
-        <w:ind w:left="6120" w:hanging="180"/>
-      </w:pPr>
-    </w:lvl>
-    <w:lvl w:ilvl="6" w:tplc="0409000F" w:tentative="1">
-      <w:start w:val="1"/>
-      <w:numFmt w:val="decimal"/>
-      <w:lvlText w:val="%7."/>
-      <w:lvlJc w:val="left"/>
-      <w:pPr>
-        <w:ind w:left="6840" w:hanging="360"/>
-      </w:pPr>
-    </w:lvl>
-    <w:lvl w:ilvl="7" w:tplc="04090019" w:tentative="1">
-      <w:start w:val="1"/>
-      <w:numFmt w:val="lowerLetter"/>
-      <w:lvlText w:val="%8."/>
-      <w:lvlJc w:val="left"/>
-      <w:pPr>
-        <w:ind w:left="7560" w:hanging="360"/>
-      </w:pPr>
-    </w:lvl>
-    <w:lvl w:ilvl="8" w:tplc="0409001B" w:tentative="1">
-      <w:start w:val="1"/>
-      <w:numFmt w:val="lowerRoman"/>
-      <w:lvlText w:val="%9."/>
-      <w:lvlJc w:val="right"/>
-      <w:pPr>
-        <w:ind w:left="8280" w:hanging="180"/>
-      </w:pPr>
-    </w:lvl>
-  </w:abstractNum>
-  <w:abstractNum w:abstractNumId="80" w15:restartNumberingAfterBreak="0">
+  <w:abstractNum w:abstractNumId="38" w15:restartNumberingAfterBreak="0">
     <w:nsid w:val="750142DC"/>
     <w:multiLevelType w:val="multilevel"/>
     <w:tmpl w:val="2516311E"/>
@@ -22027,7 +18699,7 @@
       </w:pPr>
     </w:lvl>
   </w:abstractNum>
-  <w:abstractNum w:abstractNumId="81" w15:restartNumberingAfterBreak="0">
+  <w:abstractNum w:abstractNumId="39" w15:restartNumberingAfterBreak="0">
     <w:nsid w:val="751AFF0F"/>
     <w:multiLevelType w:val="multilevel"/>
     <w:tmpl w:val="6B260578"/>
@@ -22113,215 +18785,7 @@
       </w:pPr>
     </w:lvl>
   </w:abstractNum>
-  <w:abstractNum w:abstractNumId="82" w15:restartNumberingAfterBreak="0">
-    <w:nsid w:val="753C4D06"/>
-    <w:multiLevelType w:val="multilevel"/>
-    <w:tmpl w:val="2E6E91D4"/>
-    <w:lvl w:ilvl="0">
-      <w:start w:val="1"/>
-      <w:numFmt w:val="decimal"/>
-      <w:lvlText w:val="%1."/>
-      <w:lvlJc w:val="left"/>
-      <w:pPr>
-        <w:tabs>
-          <w:tab w:val="num" w:pos="720"/>
-        </w:tabs>
-        <w:ind w:left="720" w:hanging="720"/>
-      </w:pPr>
-      <w:rPr>
-        <w:b/>
-        <w:kern w:val="2"/>
-        <w:sz w:val="36"/>
-        <w:lang w:val="en-US" w:bidi="en-US"/>
-      </w:rPr>
-    </w:lvl>
-    <w:lvl w:ilvl="1">
-      <w:start w:val="1"/>
-      <w:numFmt w:val="decimal"/>
-      <w:lvlText w:val="%1.%2."/>
-      <w:lvlJc w:val="left"/>
-      <w:pPr>
-        <w:tabs>
-          <w:tab w:val="num" w:pos="720"/>
-        </w:tabs>
-        <w:ind w:left="1440" w:hanging="720"/>
-      </w:pPr>
-    </w:lvl>
-    <w:lvl w:ilvl="2">
-      <w:start w:val="1"/>
-      <w:numFmt w:val="decimal"/>
-      <w:lvlText w:val="%1.%2.%3."/>
-      <w:lvlJc w:val="left"/>
-      <w:pPr>
-        <w:tabs>
-          <w:tab w:val="num" w:pos="720"/>
-        </w:tabs>
-        <w:ind w:left="2160" w:hanging="720"/>
-      </w:pPr>
-    </w:lvl>
-    <w:lvl w:ilvl="3">
-      <w:start w:val="1"/>
-      <w:numFmt w:val="decimal"/>
-      <w:lvlText w:val="%1.%2.%3.%4."/>
-      <w:lvlJc w:val="left"/>
-      <w:pPr>
-        <w:tabs>
-          <w:tab w:val="num" w:pos="720"/>
-        </w:tabs>
-        <w:ind w:left="2880" w:hanging="720"/>
-      </w:pPr>
-    </w:lvl>
-    <w:lvl w:ilvl="4">
-      <w:start w:val="1"/>
-      <w:numFmt w:val="decimal"/>
-      <w:lvlText w:val="%1.%2.%3.%4.%5."/>
-      <w:lvlJc w:val="left"/>
-      <w:pPr>
-        <w:tabs>
-          <w:tab w:val="num" w:pos="720"/>
-        </w:tabs>
-        <w:ind w:left="3600" w:hanging="720"/>
-      </w:pPr>
-    </w:lvl>
-    <w:lvl w:ilvl="5">
-      <w:start w:val="1"/>
-      <w:numFmt w:val="decimal"/>
-      <w:lvlText w:val="%1.%2.%3.%4.%5.%6."/>
-      <w:lvlJc w:val="left"/>
-      <w:pPr>
-        <w:tabs>
-          <w:tab w:val="num" w:pos="720"/>
-        </w:tabs>
-        <w:ind w:left="4320" w:hanging="720"/>
-      </w:pPr>
-    </w:lvl>
-    <w:lvl w:ilvl="6">
-      <w:start w:val="1"/>
-      <w:numFmt w:val="decimal"/>
-      <w:lvlText w:val="%1.%2.%3.%4.%5.%6.%7."/>
-      <w:lvlJc w:val="left"/>
-      <w:pPr>
-        <w:tabs>
-          <w:tab w:val="num" w:pos="720"/>
-        </w:tabs>
-        <w:ind w:left="5040" w:hanging="720"/>
-      </w:pPr>
-    </w:lvl>
-    <w:lvl w:ilvl="7">
-      <w:start w:val="1"/>
-      <w:numFmt w:val="decimal"/>
-      <w:lvlText w:val="%1.%2.%3.%4.%5.%6.%7.%8."/>
-      <w:lvlJc w:val="left"/>
-      <w:pPr>
-        <w:tabs>
-          <w:tab w:val="num" w:pos="720"/>
-        </w:tabs>
-        <w:ind w:left="5760" w:hanging="720"/>
-      </w:pPr>
-    </w:lvl>
-    <w:lvl w:ilvl="8">
-      <w:start w:val="1"/>
-      <w:numFmt w:val="decimal"/>
-      <w:lvlText w:val="%1.%2.%3.%4.%5.%6.%7.%8.%9."/>
-      <w:lvlJc w:val="left"/>
-      <w:pPr>
-        <w:tabs>
-          <w:tab w:val="num" w:pos="720"/>
-        </w:tabs>
-        <w:ind w:left="6480" w:hanging="720"/>
-      </w:pPr>
-    </w:lvl>
-  </w:abstractNum>
-  <w:abstractNum w:abstractNumId="83" w15:restartNumberingAfterBreak="0">
-    <w:nsid w:val="78D97DBA"/>
-    <w:multiLevelType w:val="hybridMultilevel"/>
-    <w:tmpl w:val="C58E5632"/>
-    <w:lvl w:ilvl="0" w:tplc="75388842">
-      <w:start w:val="1"/>
-      <w:numFmt w:val="decimal"/>
-      <w:lvlText w:val="%1."/>
-      <w:lvlJc w:val="left"/>
-      <w:pPr>
-        <w:ind w:left="2520" w:hanging="360"/>
-      </w:pPr>
-      <w:rPr>
-        <w:rFonts w:hint="default"/>
-      </w:rPr>
-    </w:lvl>
-    <w:lvl w:ilvl="1" w:tplc="04090019" w:tentative="1">
-      <w:start w:val="1"/>
-      <w:numFmt w:val="lowerLetter"/>
-      <w:lvlText w:val="%2."/>
-      <w:lvlJc w:val="left"/>
-      <w:pPr>
-        <w:ind w:left="3240" w:hanging="360"/>
-      </w:pPr>
-    </w:lvl>
-    <w:lvl w:ilvl="2" w:tplc="0409001B" w:tentative="1">
-      <w:start w:val="1"/>
-      <w:numFmt w:val="lowerRoman"/>
-      <w:lvlText w:val="%3."/>
-      <w:lvlJc w:val="right"/>
-      <w:pPr>
-        <w:ind w:left="3960" w:hanging="180"/>
-      </w:pPr>
-    </w:lvl>
-    <w:lvl w:ilvl="3" w:tplc="0409000F" w:tentative="1">
-      <w:start w:val="1"/>
-      <w:numFmt w:val="decimal"/>
-      <w:lvlText w:val="%4."/>
-      <w:lvlJc w:val="left"/>
-      <w:pPr>
-        <w:ind w:left="4680" w:hanging="360"/>
-      </w:pPr>
-    </w:lvl>
-    <w:lvl w:ilvl="4" w:tplc="04090019" w:tentative="1">
-      <w:start w:val="1"/>
-      <w:numFmt w:val="lowerLetter"/>
-      <w:lvlText w:val="%5."/>
-      <w:lvlJc w:val="left"/>
-      <w:pPr>
-        <w:ind w:left="5400" w:hanging="360"/>
-      </w:pPr>
-    </w:lvl>
-    <w:lvl w:ilvl="5" w:tplc="0409001B" w:tentative="1">
-      <w:start w:val="1"/>
-      <w:numFmt w:val="lowerRoman"/>
-      <w:lvlText w:val="%6."/>
-      <w:lvlJc w:val="right"/>
-      <w:pPr>
-        <w:ind w:left="6120" w:hanging="180"/>
-      </w:pPr>
-    </w:lvl>
-    <w:lvl w:ilvl="6" w:tplc="0409000F" w:tentative="1">
-      <w:start w:val="1"/>
-      <w:numFmt w:val="decimal"/>
-      <w:lvlText w:val="%7."/>
-      <w:lvlJc w:val="left"/>
-      <w:pPr>
-        <w:ind w:left="6840" w:hanging="360"/>
-      </w:pPr>
-    </w:lvl>
-    <w:lvl w:ilvl="7" w:tplc="04090019" w:tentative="1">
-      <w:start w:val="1"/>
-      <w:numFmt w:val="lowerLetter"/>
-      <w:lvlText w:val="%8."/>
-      <w:lvlJc w:val="left"/>
-      <w:pPr>
-        <w:ind w:left="7560" w:hanging="360"/>
-      </w:pPr>
-    </w:lvl>
-    <w:lvl w:ilvl="8" w:tplc="0409001B" w:tentative="1">
-      <w:start w:val="1"/>
-      <w:numFmt w:val="lowerRoman"/>
-      <w:lvlText w:val="%9."/>
-      <w:lvlJc w:val="right"/>
-      <w:pPr>
-        <w:ind w:left="8280" w:hanging="180"/>
-      </w:pPr>
-    </w:lvl>
-  </w:abstractNum>
-  <w:abstractNum w:abstractNumId="84" w15:restartNumberingAfterBreak="0">
+  <w:abstractNum w:abstractNumId="40" w15:restartNumberingAfterBreak="0">
     <w:nsid w:val="7B250A31"/>
     <w:multiLevelType w:val="hybridMultilevel"/>
     <w:tmpl w:val="5BD45390"/>
@@ -22407,93 +18871,7 @@
       </w:pPr>
     </w:lvl>
   </w:abstractNum>
-  <w:abstractNum w:abstractNumId="85" w15:restartNumberingAfterBreak="0">
-    <w:nsid w:val="7C386781"/>
-    <w:multiLevelType w:val="hybridMultilevel"/>
-    <w:tmpl w:val="077674EE"/>
-    <w:lvl w:ilvl="0" w:tplc="50D458FE">
-      <w:start w:val="1"/>
-      <w:numFmt w:val="decimal"/>
-      <w:lvlText w:val="%1."/>
-      <w:lvlJc w:val="left"/>
-      <w:pPr>
-        <w:ind w:left="2160" w:hanging="360"/>
-      </w:pPr>
-    </w:lvl>
-    <w:lvl w:ilvl="1" w:tplc="86D899BC">
-      <w:start w:val="1"/>
-      <w:numFmt w:val="lowerLetter"/>
-      <w:lvlText w:val="%2."/>
-      <w:lvlJc w:val="left"/>
-      <w:pPr>
-        <w:ind w:left="2880" w:hanging="360"/>
-      </w:pPr>
-    </w:lvl>
-    <w:lvl w:ilvl="2" w:tplc="5C9E9E98">
-      <w:start w:val="1"/>
-      <w:numFmt w:val="lowerRoman"/>
-      <w:lvlText w:val="%3."/>
-      <w:lvlJc w:val="right"/>
-      <w:pPr>
-        <w:ind w:left="3600" w:hanging="180"/>
-      </w:pPr>
-    </w:lvl>
-    <w:lvl w:ilvl="3" w:tplc="DD28DF18">
-      <w:start w:val="1"/>
-      <w:numFmt w:val="decimal"/>
-      <w:lvlText w:val="%4."/>
-      <w:lvlJc w:val="left"/>
-      <w:pPr>
-        <w:ind w:left="4320" w:hanging="360"/>
-      </w:pPr>
-    </w:lvl>
-    <w:lvl w:ilvl="4" w:tplc="2056C732">
-      <w:start w:val="1"/>
-      <w:numFmt w:val="lowerLetter"/>
-      <w:lvlText w:val="%5."/>
-      <w:lvlJc w:val="left"/>
-      <w:pPr>
-        <w:ind w:left="5040" w:hanging="360"/>
-      </w:pPr>
-    </w:lvl>
-    <w:lvl w:ilvl="5" w:tplc="4FB437EC">
-      <w:start w:val="1"/>
-      <w:numFmt w:val="lowerRoman"/>
-      <w:lvlText w:val="%6."/>
-      <w:lvlJc w:val="right"/>
-      <w:pPr>
-        <w:ind w:left="5760" w:hanging="180"/>
-      </w:pPr>
-    </w:lvl>
-    <w:lvl w:ilvl="6" w:tplc="D91CAB38">
-      <w:start w:val="1"/>
-      <w:numFmt w:val="decimal"/>
-      <w:lvlText w:val="%7."/>
-      <w:lvlJc w:val="left"/>
-      <w:pPr>
-        <w:ind w:left="6480" w:hanging="360"/>
-      </w:pPr>
-    </w:lvl>
-    <w:lvl w:ilvl="7" w:tplc="04663F7A">
-      <w:start w:val="1"/>
-      <w:numFmt w:val="lowerLetter"/>
-      <w:lvlText w:val="%8."/>
-      <w:lvlJc w:val="left"/>
-      <w:pPr>
-        <w:ind w:left="7200" w:hanging="360"/>
-      </w:pPr>
-    </w:lvl>
-    <w:lvl w:ilvl="8" w:tplc="BD3C4A28">
-      <w:start w:val="1"/>
-      <w:numFmt w:val="lowerRoman"/>
-      <w:lvlText w:val="%9."/>
-      <w:lvlJc w:val="right"/>
-      <w:pPr>
-        <w:ind w:left="7920" w:hanging="180"/>
-      </w:pPr>
-    </w:lvl>
-  </w:abstractNum>
-  <w:abstractNum w:abstractNumId="86" w15:restartNumberingAfterBreak="0">
+  <w:abstractNum w:abstractNumId="41" w15:restartNumberingAfterBreak="0">
     <w:nsid w:val="7CB633AE"/>
     <w:multiLevelType w:val="hybridMultilevel"/>
     <w:tmpl w:val="97C298DA"/>
@@ -22580,109 +18958,100 @@
     </w:lvl>
   </w:abstractNum>
   <w:num w:numId="1" w16cid:durableId="797454202">
-    <w:abstractNumId w:val="43"/>
+    <w:abstractNumId w:val="17"/>
   </w:num>
   <w:num w:numId="2" w16cid:durableId="885065102">
-    <w:abstractNumId w:val="48"/>
+    <w:abstractNumId w:val="22"/>
   </w:num>
   <w:num w:numId="3" w16cid:durableId="46297616">
-    <w:abstractNumId w:val="46"/>
+    <w:abstractNumId w:val="20"/>
   </w:num>
-  <w:num w:numId="4" w16cid:durableId="1142193613">
-    <w:abstractNumId w:val="82"/>
+  <w:num w:numId="4" w16cid:durableId="299267193">
+    <w:abstractNumId w:val="8"/>
   </w:num>
-  <w:num w:numId="5" w16cid:durableId="1092120572">
+  <w:num w:numId="5" w16cid:durableId="942961369">
+    <w:abstractNumId w:val="25"/>
+  </w:num>
+  <w:num w:numId="6" w16cid:durableId="1953243496">
+    <w:abstractNumId w:val="21"/>
+  </w:num>
+  <w:num w:numId="7" w16cid:durableId="1339887603">
+    <w:abstractNumId w:val="4"/>
+  </w:num>
+  <w:num w:numId="8" w16cid:durableId="2091922111">
+    <w:abstractNumId w:val="14"/>
+  </w:num>
+  <w:num w:numId="9" w16cid:durableId="1106193524">
+    <w:abstractNumId w:val="24"/>
+  </w:num>
+  <w:num w:numId="10" w16cid:durableId="687412029">
+    <w:abstractNumId w:val="18"/>
+  </w:num>
+  <w:num w:numId="11" w16cid:durableId="1953439751">
+    <w:abstractNumId w:val="28"/>
+  </w:num>
+  <w:num w:numId="12" w16cid:durableId="1262496786">
+    <w:abstractNumId w:val="41"/>
+  </w:num>
+  <w:num w:numId="13" w16cid:durableId="50349870">
+    <w:abstractNumId w:val="27"/>
+  </w:num>
+  <w:num w:numId="14" w16cid:durableId="1745955936">
+    <w:abstractNumId w:val="11"/>
+  </w:num>
+  <w:num w:numId="15" w16cid:durableId="285429785">
+    <w:abstractNumId w:val="2"/>
+  </w:num>
+  <w:num w:numId="16" w16cid:durableId="512233956">
+    <w:abstractNumId w:val="1"/>
+  </w:num>
+  <w:num w:numId="17" w16cid:durableId="674961818">
+    <w:abstractNumId w:val="36"/>
+  </w:num>
+  <w:num w:numId="18" w16cid:durableId="2097742672">
+    <w:abstractNumId w:val="0"/>
+  </w:num>
+  <w:num w:numId="19" w16cid:durableId="390153926">
     <w:abstractNumId w:val="38"/>
   </w:num>
-  <w:num w:numId="6" w16cid:durableId="290787736">
-    <w:abstractNumId w:val="0"/>
+  <w:num w:numId="20" w16cid:durableId="40709924">
+    <w:abstractNumId w:val="39"/>
   </w:num>
-  <w:num w:numId="7" w16cid:durableId="1268075201">
-    <w:abstractNumId w:val="8"/>
+  <w:num w:numId="21" w16cid:durableId="642856892">
+    <w:abstractNumId w:val="31"/>
   </w:num>
-  <w:num w:numId="8" w16cid:durableId="717513642">
-    <w:abstractNumId w:val="24"/>
+  <w:num w:numId="22" w16cid:durableId="221520669">
+    <w:abstractNumId w:val="34"/>
   </w:num>
-  <w:num w:numId="9" w16cid:durableId="1494222643">
-    <w:abstractNumId w:val="78"/>
+  <w:num w:numId="23" w16cid:durableId="399445128">
+    <w:abstractNumId w:val="40"/>
   </w:num>
-  <w:num w:numId="10" w16cid:durableId="1311710229">
-    <w:abstractNumId w:val="20"/>
+  <w:num w:numId="24" w16cid:durableId="2030252345">
+    <w:abstractNumId w:val="13"/>
   </w:num>
-  <w:num w:numId="11" w16cid:durableId="1993215107">
-    <w:abstractNumId w:val="41"/>
+  <w:num w:numId="25" w16cid:durableId="1377003854">
+    <w:abstractNumId w:val="12"/>
   </w:num>
-  <w:num w:numId="12" w16cid:durableId="529538470">
-    <w:abstractNumId w:val="66"/>
+  <w:num w:numId="26" w16cid:durableId="98139195">
+    <w:abstractNumId w:val="16"/>
   </w:num>
-  <w:num w:numId="13" w16cid:durableId="1683900384">
-    <w:abstractNumId w:val="77"/>
+  <w:num w:numId="27" w16cid:durableId="1366559175">
+    <w:abstractNumId w:val="35"/>
   </w:num>
-  <w:num w:numId="14" w16cid:durableId="998272608">
+  <w:num w:numId="28" w16cid:durableId="2060208620">
+    <w:abstractNumId w:val="15"/>
+  </w:num>
+  <w:num w:numId="29" w16cid:durableId="1731145813">
+    <w:abstractNumId w:val="7"/>
+  </w:num>
+  <w:num w:numId="30" w16cid:durableId="1524905915">
+    <w:abstractNumId w:val="26"/>
+  </w:num>
+  <w:num w:numId="31" w16cid:durableId="35399302">
     <w:abstractNumId w:val="29"/>
   </w:num>
-  <w:num w:numId="15" w16cid:durableId="1233008171">
-    <w:abstractNumId w:val="25"/>
-  </w:num>
-  <w:num w:numId="16" w16cid:durableId="1190071207">
-    <w:abstractNumId w:val="5"/>
-  </w:num>
-  <w:num w:numId="17" w16cid:durableId="1401440241">
-    <w:abstractNumId w:val="15"/>
-  </w:num>
-  <w:num w:numId="18" w16cid:durableId="974406454">
-    <w:abstractNumId w:val="9"/>
-  </w:num>
-  <w:num w:numId="19" w16cid:durableId="1612741623">
-    <w:abstractNumId w:val="33"/>
-  </w:num>
-  <w:num w:numId="20" w16cid:durableId="1096245914">
-    <w:abstractNumId w:val="69"/>
-  </w:num>
-  <w:num w:numId="21" w16cid:durableId="756170898">
-    <w:abstractNumId w:val="28"/>
-  </w:num>
-  <w:num w:numId="22" w16cid:durableId="1154907287">
-    <w:abstractNumId w:val="54"/>
-  </w:num>
-  <w:num w:numId="23" w16cid:durableId="1082602748">
-    <w:abstractNumId w:val="13"/>
-  </w:num>
-  <w:num w:numId="24" w16cid:durableId="1181822716">
-    <w:abstractNumId w:val="83"/>
-  </w:num>
-  <w:num w:numId="25" w16cid:durableId="1186289276">
-    <w:abstractNumId w:val="52"/>
-  </w:num>
-  <w:num w:numId="26" w16cid:durableId="291446155">
-    <w:abstractNumId w:val="75"/>
-  </w:num>
-  <w:num w:numId="27" w16cid:durableId="732891468">
-    <w:abstractNumId w:val="60"/>
-  </w:num>
-  <w:num w:numId="28" w16cid:durableId="1603684923">
-    <w:abstractNumId w:val="42"/>
-  </w:num>
-  <w:num w:numId="29" w16cid:durableId="1635480645">
-    <w:abstractNumId w:val="70"/>
-  </w:num>
-  <w:num w:numId="30" w16cid:durableId="1215699841">
-    <w:abstractNumId w:val="22"/>
-  </w:num>
-  <w:num w:numId="31" w16cid:durableId="972638276">
-    <w:abstractNumId w:val="79"/>
-  </w:num>
-  <w:num w:numId="32" w16cid:durableId="1183401409">
-    <w:abstractNumId w:val="4"/>
-  </w:num>
-  <w:num w:numId="33" w16cid:durableId="638922010">
-    <w:abstractNumId w:val="18"/>
-  </w:num>
-  <w:num w:numId="34" w16cid:durableId="680738047">
-    <w:abstractNumId w:val="23"/>
-  </w:num>
-  <w:num w:numId="35" w16cid:durableId="534271000">
-    <w:abstractNumId w:val="57"/>
+  <w:num w:numId="32" w16cid:durableId="767043563">
+    <w:abstractNumId w:val="30"/>
     <w:lvlOverride w:ilvl="0">
       <w:startOverride w:val="1"/>
     </w:lvlOverride>
@@ -22711,8 +19080,8 @@
       <w:startOverride w:val="1"/>
     </w:lvlOverride>
   </w:num>
-  <w:num w:numId="36" w16cid:durableId="2072001601">
-    <w:abstractNumId w:val="71"/>
+  <w:num w:numId="33" w16cid:durableId="255090837">
+    <w:abstractNumId w:val="5"/>
     <w:lvlOverride w:ilvl="0">
       <w:startOverride w:val="1"/>
     </w:lvlOverride>
@@ -22741,8 +19110,8 @@
       <w:startOverride w:val="1"/>
     </w:lvlOverride>
   </w:num>
-  <w:num w:numId="37" w16cid:durableId="683480050">
-    <w:abstractNumId w:val="72"/>
+  <w:num w:numId="34" w16cid:durableId="1706519681">
+    <w:abstractNumId w:val="9"/>
     <w:lvlOverride w:ilvl="0">
       <w:startOverride w:val="1"/>
     </w:lvlOverride>
@@ -22771,8 +19140,8 @@
       <w:startOverride w:val="1"/>
     </w:lvlOverride>
   </w:num>
-  <w:num w:numId="38" w16cid:durableId="1295481350">
-    <w:abstractNumId w:val="85"/>
+  <w:num w:numId="35" w16cid:durableId="671447315">
+    <w:abstractNumId w:val="23"/>
     <w:lvlOverride w:ilvl="0">
       <w:startOverride w:val="1"/>
     </w:lvlOverride>
@@ -22801,11 +19170,8 @@
       <w:startOverride w:val="1"/>
     </w:lvlOverride>
   </w:num>
-  <w:num w:numId="39" w16cid:durableId="296036206">
-    <w:abstractNumId w:val="39"/>
-  </w:num>
-  <w:num w:numId="40" w16cid:durableId="1101923315">
-    <w:abstractNumId w:val="10"/>
+  <w:num w:numId="36" w16cid:durableId="1114398181">
+    <w:abstractNumId w:val="19"/>
     <w:lvlOverride w:ilvl="0">
       <w:startOverride w:val="1"/>
     </w:lvlOverride>
@@ -22834,291 +19200,25 @@
       <w:startOverride w:val="1"/>
     </w:lvlOverride>
   </w:num>
-  <w:num w:numId="41" w16cid:durableId="996110370">
-    <w:abstractNumId w:val="17"/>
+  <w:num w:numId="37" w16cid:durableId="693045121">
+    <w:abstractNumId w:val="3"/>
   </w:num>
-  <w:num w:numId="42" w16cid:durableId="299267193">
-    <w:abstractNumId w:val="21"/>
+  <w:num w:numId="38" w16cid:durableId="767506669">
+    <w:abstractNumId w:val="37"/>
   </w:num>
-  <w:num w:numId="43" w16cid:durableId="942961369">
-    <w:abstractNumId w:val="53"/>
+  <w:num w:numId="39" w16cid:durableId="1928612217">
+    <w:abstractNumId w:val="10"/>
   </w:num>
-  <w:num w:numId="44" w16cid:durableId="1953243496">
-    <w:abstractNumId w:val="47"/>
-  </w:num>
-  <w:num w:numId="45" w16cid:durableId="1339887603">
-    <w:abstractNumId w:val="11"/>
-  </w:num>
-  <w:num w:numId="46" w16cid:durableId="2091922111">
-    <w:abstractNumId w:val="35"/>
-  </w:num>
-  <w:num w:numId="47" w16cid:durableId="1106193524">
-    <w:abstractNumId w:val="50"/>
-  </w:num>
-  <w:num w:numId="48" w16cid:durableId="1968776595">
-    <w:abstractNumId w:val="39"/>
-  </w:num>
-  <w:num w:numId="49" w16cid:durableId="1600141461">
-    <w:abstractNumId w:val="55"/>
-  </w:num>
-  <w:num w:numId="50" w16cid:durableId="687412029">
-    <w:abstractNumId w:val="44"/>
-  </w:num>
-  <w:num w:numId="51" w16cid:durableId="1953439751">
-    <w:abstractNumId w:val="59"/>
-  </w:num>
-  <w:num w:numId="52" w16cid:durableId="1984265465">
-    <w:abstractNumId w:val="34"/>
-  </w:num>
-  <w:num w:numId="53" w16cid:durableId="1262496786">
-    <w:abstractNumId w:val="86"/>
-  </w:num>
-  <w:num w:numId="54" w16cid:durableId="50349870">
-    <w:abstractNumId w:val="58"/>
-  </w:num>
-  <w:num w:numId="55" w16cid:durableId="1745955936">
-    <w:abstractNumId w:val="30"/>
-  </w:num>
-  <w:num w:numId="56" w16cid:durableId="285429785">
+  <w:num w:numId="40" w16cid:durableId="978997214">
     <w:abstractNumId w:val="6"/>
   </w:num>
-  <w:num w:numId="57" w16cid:durableId="512233956">
-    <w:abstractNumId w:val="3"/>
-  </w:num>
-  <w:num w:numId="58" w16cid:durableId="674961818">
-    <w:abstractNumId w:val="74"/>
-  </w:num>
-  <w:num w:numId="59" w16cid:durableId="2097742672">
-    <w:abstractNumId w:val="1"/>
-  </w:num>
-  <w:num w:numId="60" w16cid:durableId="390153926">
-    <w:abstractNumId w:val="80"/>
-  </w:num>
-  <w:num w:numId="61" w16cid:durableId="40709924">
-    <w:abstractNumId w:val="81"/>
-  </w:num>
-  <w:num w:numId="62" w16cid:durableId="642856892">
-    <w:abstractNumId w:val="63"/>
-  </w:num>
-  <w:num w:numId="63" w16cid:durableId="1271667998">
-    <w:abstractNumId w:val="10"/>
-  </w:num>
-  <w:num w:numId="64" w16cid:durableId="30231731">
-    <w:abstractNumId w:val="85"/>
-  </w:num>
-  <w:num w:numId="65" w16cid:durableId="221520669">
-    <w:abstractNumId w:val="67"/>
-  </w:num>
-  <w:num w:numId="66" w16cid:durableId="399445128">
-    <w:abstractNumId w:val="84"/>
-  </w:num>
-  <w:num w:numId="67" w16cid:durableId="2051876">
-    <w:abstractNumId w:val="16"/>
-  </w:num>
-  <w:num w:numId="68" w16cid:durableId="360055368">
-    <w:abstractNumId w:val="40"/>
-  </w:num>
-  <w:num w:numId="69" w16cid:durableId="1115058273">
-    <w:abstractNumId w:val="73"/>
-  </w:num>
-  <w:num w:numId="70" w16cid:durableId="1764103871">
-    <w:abstractNumId w:val="2"/>
-  </w:num>
-  <w:num w:numId="71" w16cid:durableId="237400214">
-    <w:abstractNumId w:val="51"/>
-  </w:num>
-  <w:num w:numId="72" w16cid:durableId="2030252345">
+  <w:num w:numId="41" w16cid:durableId="1659653486">
     <w:abstractNumId w:val="32"/>
   </w:num>
-  <w:num w:numId="73" w16cid:durableId="1377003854">
-    <w:abstractNumId w:val="31"/>
+  <w:num w:numId="42" w16cid:durableId="1110664946">
+    <w:abstractNumId w:val="33"/>
   </w:num>
-  <w:num w:numId="74" w16cid:durableId="98139195">
-    <w:abstractNumId w:val="37"/>
-  </w:num>
-  <w:num w:numId="75" w16cid:durableId="1366559175">
-    <w:abstractNumId w:val="68"/>
-  </w:num>
-  <w:num w:numId="76" w16cid:durableId="2060208620">
-    <w:abstractNumId w:val="36"/>
-  </w:num>
-  <w:num w:numId="77" w16cid:durableId="1731145813">
-    <w:abstractNumId w:val="19"/>
-  </w:num>
-  <w:num w:numId="78" w16cid:durableId="1524905915">
-    <w:abstractNumId w:val="56"/>
-  </w:num>
-  <w:num w:numId="79" w16cid:durableId="35399302">
-    <w:abstractNumId w:val="61"/>
-  </w:num>
-  <w:num w:numId="80" w16cid:durableId="767043563">
-    <w:abstractNumId w:val="62"/>
-    <w:lvlOverride w:ilvl="0">
-      <w:startOverride w:val="1"/>
-    </w:lvlOverride>
-    <w:lvlOverride w:ilvl="1">
-      <w:startOverride w:val="1"/>
-    </w:lvlOverride>
-    <w:lvlOverride w:ilvl="2">
-      <w:startOverride w:val="1"/>
-    </w:lvlOverride>
-    <w:lvlOverride w:ilvl="3">
-      <w:startOverride w:val="1"/>
-    </w:lvlOverride>
-    <w:lvlOverride w:ilvl="4">
-      <w:startOverride w:val="1"/>
-    </w:lvlOverride>
-    <w:lvlOverride w:ilvl="5">
-      <w:startOverride w:val="1"/>
-    </w:lvlOverride>
-    <w:lvlOverride w:ilvl="6">
-      <w:startOverride w:val="1"/>
-    </w:lvlOverride>
-    <w:lvlOverride w:ilvl="7">
-      <w:startOverride w:val="1"/>
-    </w:lvlOverride>
-    <w:lvlOverride w:ilvl="8">
-      <w:startOverride w:val="1"/>
-    </w:lvlOverride>
-  </w:num>
-  <w:num w:numId="81" w16cid:durableId="255090837">
-    <w:abstractNumId w:val="12"/>
-    <w:lvlOverride w:ilvl="0">
-      <w:startOverride w:val="1"/>
-    </w:lvlOverride>
-    <w:lvlOverride w:ilvl="1">
-      <w:startOverride w:val="1"/>
-    </w:lvlOverride>
-    <w:lvlOverride w:ilvl="2">
-      <w:startOverride w:val="1"/>
-    </w:lvlOverride>
-    <w:lvlOverride w:ilvl="3">
-      <w:startOverride w:val="1"/>
-    </w:lvlOverride>
-    <w:lvlOverride w:ilvl="4">
-      <w:startOverride w:val="1"/>
-    </w:lvlOverride>
-    <w:lvlOverride w:ilvl="5">
-      <w:startOverride w:val="1"/>
-    </w:lvlOverride>
-    <w:lvlOverride w:ilvl="6">
-      <w:startOverride w:val="1"/>
-    </w:lvlOverride>
-    <w:lvlOverride w:ilvl="7">
-      <w:startOverride w:val="1"/>
-    </w:lvlOverride>
-    <w:lvlOverride w:ilvl="8">
-      <w:startOverride w:val="1"/>
-    </w:lvlOverride>
-  </w:num>
-  <w:num w:numId="82" w16cid:durableId="1706519681">
-    <w:abstractNumId w:val="26"/>
-    <w:lvlOverride w:ilvl="0">
-      <w:startOverride w:val="1"/>
-    </w:lvlOverride>
-    <w:lvlOverride w:ilvl="1">
-      <w:startOverride w:val="1"/>
-    </w:lvlOverride>
-    <w:lvlOverride w:ilvl="2">
-      <w:startOverride w:val="1"/>
-    </w:lvlOverride>
-    <w:lvlOverride w:ilvl="3">
-      <w:startOverride w:val="1"/>
-    </w:lvlOverride>
-    <w:lvlOverride w:ilvl="4">
-      <w:startOverride w:val="1"/>
-    </w:lvlOverride>
-    <w:lvlOverride w:ilvl="5">
-      <w:startOverride w:val="1"/>
-    </w:lvlOverride>
-    <w:lvlOverride w:ilvl="6">
-      <w:startOverride w:val="1"/>
-    </w:lvlOverride>
-    <w:lvlOverride w:ilvl="7">
-      <w:startOverride w:val="1"/>
-    </w:lvlOverride>
-    <w:lvlOverride w:ilvl="8">
-      <w:startOverride w:val="1"/>
-    </w:lvlOverride>
-  </w:num>
-  <w:num w:numId="83" w16cid:durableId="671447315">
-    <w:abstractNumId w:val="49"/>
-    <w:lvlOverride w:ilvl="0">
-      <w:startOverride w:val="1"/>
-    </w:lvlOverride>
-    <w:lvlOverride w:ilvl="1">
-      <w:startOverride w:val="1"/>
-    </w:lvlOverride>
-    <w:lvlOverride w:ilvl="2">
-      <w:startOverride w:val="1"/>
-    </w:lvlOverride>
-    <w:lvlOverride w:ilvl="3">
-      <w:startOverride w:val="1"/>
-    </w:lvlOverride>
-    <w:lvlOverride w:ilvl="4">
-      <w:startOverride w:val="1"/>
-    </w:lvlOverride>
-    <w:lvlOverride w:ilvl="5">
-      <w:startOverride w:val="1"/>
-    </w:lvlOverride>
-    <w:lvlOverride w:ilvl="6">
-      <w:startOverride w:val="1"/>
-    </w:lvlOverride>
-    <w:lvlOverride w:ilvl="7">
-      <w:startOverride w:val="1"/>
-    </w:lvlOverride>
-    <w:lvlOverride w:ilvl="8">
-      <w:startOverride w:val="1"/>
-    </w:lvlOverride>
-  </w:num>
-  <w:num w:numId="84" w16cid:durableId="1114398181">
-    <w:abstractNumId w:val="45"/>
-    <w:lvlOverride w:ilvl="0">
-      <w:startOverride w:val="1"/>
-    </w:lvlOverride>
-    <w:lvlOverride w:ilvl="1">
-      <w:startOverride w:val="1"/>
-    </w:lvlOverride>
-    <w:lvlOverride w:ilvl="2">
-      <w:startOverride w:val="1"/>
-    </w:lvlOverride>
-    <w:lvlOverride w:ilvl="3">
-      <w:startOverride w:val="1"/>
-    </w:lvlOverride>
-    <w:lvlOverride w:ilvl="4">
-      <w:startOverride w:val="1"/>
-    </w:lvlOverride>
-    <w:lvlOverride w:ilvl="5">
-      <w:startOverride w:val="1"/>
-    </w:lvlOverride>
-    <w:lvlOverride w:ilvl="6">
-      <w:startOverride w:val="1"/>
-    </w:lvlOverride>
-    <w:lvlOverride w:ilvl="7">
-      <w:startOverride w:val="1"/>
-    </w:lvlOverride>
-    <w:lvlOverride w:ilvl="8">
-      <w:startOverride w:val="1"/>
-    </w:lvlOverride>
-  </w:num>
-  <w:num w:numId="85" w16cid:durableId="693045121">
-    <w:abstractNumId w:val="7"/>
-  </w:num>
-  <w:num w:numId="86" w16cid:durableId="767506669">
-    <w:abstractNumId w:val="76"/>
-  </w:num>
-  <w:num w:numId="87" w16cid:durableId="1928612217">
-    <w:abstractNumId w:val="27"/>
-  </w:num>
-  <w:num w:numId="88" w16cid:durableId="978997214">
-    <w:abstractNumId w:val="14"/>
-  </w:num>
-  <w:num w:numId="89" w16cid:durableId="1659653486">
-    <w:abstractNumId w:val="64"/>
-  </w:num>
-  <w:num w:numId="90" w16cid:durableId="1110664946">
-    <w:abstractNumId w:val="65"/>
-  </w:num>
+  <w:numIdMacAtCleanup w:val="42"/>
 </w:numbering>
 </file>
 
@@ -23558,6 +19658,7 @@
     <w:name w:val="heading 2"/>
     <w:basedOn w:val="Normal"/>
     <w:next w:val="Normal"/>
+    <w:link w:val="Heading2Char"/>
     <w:uiPriority w:val="9"/>
     <w:unhideWhenUsed/>
     <w:qFormat/>
@@ -23716,6 +19817,7 @@
   <w:style w:type="character" w:default="1" w:styleId="DefaultParagraphFont">
     <w:name w:val="Default Paragraph Font"/>
     <w:uiPriority w:val="1"/>
+    <w:semiHidden/>
     <w:unhideWhenUsed/>
   </w:style>
   <w:style w:type="table" w:default="1" w:styleId="TableNormal">
@@ -24306,6 +20408,19 @@
       <w:u w:val="single"/>
     </w:rPr>
   </w:style>
+  <w:style w:type="character" w:customStyle="1" w:styleId="Heading2Char">
+    <w:name w:val="Heading 2 Char"/>
+    <w:basedOn w:val="DefaultParagraphFont"/>
+    <w:link w:val="Heading2"/>
+    <w:uiPriority w:val="9"/>
+    <w:rsid w:val="00D96004"/>
+    <w:rPr>
+      <w:rFonts w:ascii="Times New Roman" w:eastAsia="Times New Roman" w:hAnsi="Times New Roman" w:cs="Times New Roman"/>
+      <w:b/>
+      <w:szCs w:val="20"/>
+      <w:lang w:bidi="ar-SA"/>
+    </w:rPr>
+  </w:style>
 </w:styles>
 </file>
 

--- a/SRS_Communications.docx
+++ b/SRS_Communications.docx
@@ -10119,23 +10119,7 @@
           <w:rFonts w:eastAsia="Arial"/>
           <w:color w:val="000000" w:themeColor="text1"/>
         </w:rPr>
-        <w:t>3.1.1.4, 3.1.1.5, 3.1.1.12, 3.1.</w:t>
-      </w:r>
-      <w:proofErr w:type="gramStart"/>
-      <w:r>
-        <w:rPr>
-          <w:rFonts w:eastAsia="Arial"/>
-          <w:color w:val="000000" w:themeColor="text1"/>
-        </w:rPr>
-        <w:t>1.14</w:t>
-      </w:r>
-      <w:proofErr w:type="gramEnd"/>
-      <w:r>
-        <w:rPr>
-          <w:rFonts w:eastAsia="Arial"/>
-          <w:color w:val="000000" w:themeColor="text1"/>
-        </w:rPr>
-        <w:t>, 3.1.2.3, 3.2.3, 3.3.10</w:t>
+        <w:t>3.1.1.4, 3.1.1.5, 3.1.1.12, 3.1.1.14, 3.1.2.3, 3.2.3, 3.3.10</w:t>
       </w:r>
     </w:p>
     <w:p>
@@ -10591,23 +10575,7 @@
           <w:rFonts w:eastAsia="Arial"/>
           <w:color w:val="000000" w:themeColor="text1"/>
         </w:rPr>
-        <w:t>3.1.3.6 , 3.1.</w:t>
-      </w:r>
-      <w:proofErr w:type="gramStart"/>
-      <w:r>
-        <w:rPr>
-          <w:rFonts w:eastAsia="Arial"/>
-          <w:color w:val="000000" w:themeColor="text1"/>
-        </w:rPr>
-        <w:t>1.13</w:t>
-      </w:r>
-      <w:proofErr w:type="gramEnd"/>
-      <w:r>
-        <w:rPr>
-          <w:rFonts w:eastAsia="Arial"/>
-          <w:color w:val="000000" w:themeColor="text1"/>
-        </w:rPr>
-        <w:t>, 3.1.2.4, 3.1.2.5, 3.1.3.6, 3.3.6</w:t>
+        <w:t>3.1.3.6 , 3.1.1.13, 3.1.2.4, 3.1.2.5, 3.1.3.6, 3.3.6</w:t>
       </w:r>
     </w:p>
     <w:p>
@@ -12772,15 +12740,7 @@
         <w:ind w:left="1440"/>
       </w:pPr>
       <w:r>
-        <w:t>Relevant Requirements: 3.1.1.2, 3.1.1.3, 3.1.1.8, 3.1.3.2, 3.1.3.3, 3.1.3.3</w:t>
-      </w:r>
-      <w:proofErr w:type="gramStart"/>
-      <w:r>
-        <w:t>.1, 3.1.3.3.2, 3.1.3.4</w:t>
-      </w:r>
-      <w:proofErr w:type="gramEnd"/>
-      <w:r>
-        <w:t>, 3.1.3.5, 3.1.4.1.2, 3.1.4.1.1, 3.2.2, 3.3.3.1, 3.3.4</w:t>
+        <w:t>Relevant Requirements: 3.1.1.2, 3.1.1.3, 3.1.1.8, 3.1.3.2, 3.1.3.3, 3.1.3.3.1, 3.1.3.3.2, 3.1.3.4, 3.1.3.5, 3.1.4.1.2, 3.1.4.1.1, 3.2.2, 3.3.3.1, 3.3.4</w:t>
       </w:r>
     </w:p>
     <w:p>
@@ -12989,15 +12949,7 @@
         </w:numPr>
       </w:pPr>
       <w:r>
-        <w:t xml:space="preserve">Server queues </w:t>
-      </w:r>
-      <w:proofErr w:type="gramStart"/>
-      <w:r>
-        <w:t>a message</w:t>
-      </w:r>
-      <w:proofErr w:type="gramEnd"/>
-      <w:r>
-        <w:t xml:space="preserve"> for offline members</w:t>
+        <w:t>Server queues a message for offline members</w:t>
       </w:r>
     </w:p>
     <w:p>
@@ -14310,6 +14262,24 @@
       </w:r>
     </w:p>
     <w:p>
+      <w:r>
+        <w:tab/>
+        <w:t>Answer:</w:t>
+      </w:r>
+    </w:p>
+    <w:p>
+      <w:pPr>
+        <w:pStyle w:val="ListParagraph"/>
+        <w:numPr>
+          <w:ilvl w:val="0"/>
+          <w:numId w:val="3"/>
+        </w:numPr>
+      </w:pPr>
+      <w:r>
+        <w:t xml:space="preserve">Something we can come back to later if need be, but we’ll get what we come up with, and keep moving forward with making class diagrams. </w:t>
+      </w:r>
+    </w:p>
+    <w:p>
       <w:pPr>
         <w:rPr>
           <w:noProof/>
@@ -14352,7 +14322,7 @@
         <w:rPr>
           <w:noProof/>
         </w:rPr>
-        <w:t>ZLHDJ-Cm4BtxLupW0eUoMuu5LMJJ24KYL6h8dhWuoOHQSkp8Tjlbt-_O-O125pQ7VDWpxxrvCywTTTouNIiPoz7iqS3jRTHrKbJS2QsMI-0MycJ3OYbGkLExyKFwnQvsMpG-X5TEcn-Gewe3Is7Hz275VDpSO2Mw0UdT_ZLZIZk4io9F88xejY1DZol8aZoFxXEuYAEVyrcUNPu5kTaG_alk4ABAYx703G8lhJEyNxWAiK_hrPgn2wyAChIMl-1bZv4okeevp6PBNo9HUaKWLBTpX0Ox-bAyHNXMd98xRkr1cven7-oJo3KuT_Z7BKglOm6_qOZc5SWGg7HR2XLi8kCfS6GvbqBXmc1zur-kIYthcu11ImIHgZsNeeQOFiacmQKzaVvY4DL7WB3eLNm2c1HJjT_mhuJj97-5n1XjI4sZFoT_oVw0hlSnLU_D_O_C-o85lkT2ybBYiSdV9p_Y0Pws1ddjkpebP-bnXuRXjFImupY0qw75OP13rs4lUEZYCFMaZ9gO_QFhmx4oDDguHqi3LEeT3SopQWU2nkXse6PiF2-dmTP1nC3ReAksX3WXsH7ACxxDrGHvIbUZpO6R-WY5AjxqSZyAAgufy-sKJaKDgTvSTaUL-1_ANm00</w:t>
+        <w:t>bLPDRnen4BtxLqo9LBK7KYL74aL9ILIj1A5AGa-vcDrPiBfhKzjBoh_lZ6sMZwKqvH3OzRmtRpwTM-UbzKrT2V6CTeKMhg_lbijAvT8heszkG3fuVdWImqgXziTEXwFinAdn2xHi8dDlx1UOkk23lwB1z69pTAU3STVYKWWwGkWDJLqtEl73ZY-cxG-bGxXNScvbtGkwnmdtjMeGxdAsT20jWfmvRsLySHviNoRt4o4-FQCkO8pEoJb-ZXoP-3GoSvWqFhmOJU9pfkDZnY1fymKqfDX5q5JmPte1_HlE3vnLIkFvp5G5368Ab5usdiG4b9OrmgkMv7ifdNipjX22SGIdlmC8iYWvP9IRUgPqY5g8Q4BrsV5mvV6t7ymuv07yGAlAzJ4eWtRL3ImMLmSaz8euChsIbIfWI8zKPIKhrqNFBQ8-n8UNhAA3tqH7AVg7ztlbbfLSmuErnfAMqdIm9tsFqCUCP_gm8AU1twOPo9LKbPnL-9y1F-8Rl2miocBJ1maxW0VjgKt0nPwXttMg_49HFo2VfknmPQUf-2tWLVzgqAu5dVHJwGVmtPgSUlRG9efkhMAReWEBS-N83-Ktz2m1IifjBNs-K7eE1-XtjCYZYMWYBqsZYoFOa_bwGjzOcirMGjHLaSnjCjxTAmvwl4gOvqqcHJseurHtwKugQobP2pEQifE_jiOfuCsCqrRCVxemV4xDDPZ6mwpndiSlgk3vda1ROsOZTig_yrGKRw2YJKCmGLRzRhtfb3bVTS9iMG-2smifBXC32qDRPyafIULA_72skq4SxMOggzHhqCXUfLtJzYeDVAH-evQb6yGtZWbDMRBFBTj-v-mKAWb7dkbZviTKDpbxBvigeJziWQUY7LR68HSXJcFA48SwplOZvRnG_bqeHRe3E2mUpt0pnVgib0mbJNSUhGdAtxXbvLsypngkLOkvmXK9KNh6_KYigI6XjAPEpeNOt9T_evi48SbtYN7cMYwt8MEVRLc9fwKzfes6_qtQOe-7udwAahkYffTXP7Er32hQq3OJ9cuf6FwVuWy0</w:t>
       </w:r>
     </w:p>
     <w:p>
@@ -14381,46 +14351,37 @@
           <w:noProof/>
         </w:rPr>
       </w:pPr>
-      <w:r>
+      <w:hyperlink r:id="rId14" w:history="1">
+        <w:r>
+          <w:rPr>
+            <w:rStyle w:val="Hyperlink"/>
+            <w:noProof/>
+          </w:rPr>
+          <w:t>https://img.plantuml.biz/plantuml/svg/bLPDRnen4BtxLqo9LBK7KYL74aL9ILIj1A5AGa-vcDrPiBfhKzjBoh_lZ6sMZwKqvH3OzRmtRpwTM-UbzKrT2V6CTeKMhg_lbijAvT8heszkG3fuVdWImqgXziTEXwFinAdn2xHi8dDlx1UOkk23lwB1z69pTAU3STVYKWWwGkWDJLqtEl73ZY-cxG-bGxXNScvbtGkwnmdtjMeGxdAsT20jWfmvRsLySHviNoRt4o4-FQCkO8pEoJb-ZXoP-3GoSvWqFhmOJU9pfkDZnY1fymKqfDX5q5JmPte1_HlE3vnLIkFvp5G5368Ab5usdiG4b9OrmgkMv7ifdNipjX22SGIdlmC8iYWvP9IRUgPqY5g8Q4BrsV5mvV6t7ymuv07yGAlAzJ4eWtRL3ImMLmSaz8euChsIbIfWI8zKPIKhrqNFBQ8-n8UNhAA3tqH7AVg7ztlbbfLSmuErnfAMqdIm9tsFqCUCP_gm8AU1twOPo9LKbPnL-9y1F-8Rl2miocBJ1maxW0VjgKt0nPwXttMg_49HFo2VfknmPQUf-2tWLVzgqAu5dVHJwGVmtPgSUlRG9efkhMAReWEBS-N83-Ktz2m1IifjBNs-K7eE1-XtjCYZYMWYBqsZYoFOa_bwGjzOcirMGjHLaSnjCjxTAmvwl4gOvqqcHJseurHtwKugQobP2pEQifE_jiOfuCsCqrRCVxemV4xDDPZ6mwpndiSlgk3vda1ROsOZTig_yrGKRw2YJKCmGLRzRhtfb3bVTS9iMG-2smifBXC32qDRPyafIULA_72skq4SxMOggzHhqCXUfLtJzYeDVAH-evQb6yGtZWbDMRBFBTj-v-</w:t>
+        </w:r>
+        <w:r>
+          <w:rPr>
+            <w:rStyle w:val="Hyperlink"/>
+            <w:noProof/>
+          </w:rPr>
+          <w:lastRenderedPageBreak/>
+          <w:t>mKAWb7dkbZviTKDpbxBvigeJziWQUY7LR68HSXJcFA48SwplOZvRnG_bqeHRe3E2mUpt0pnVgib0mbJNSUhGdAtxXbvLsypngkLOkvmXK9KNh6_KYigI6XjAPEpeNOt9T_evi48SbtYN7cMYwt8MEVRLc9fwKzfes6_qtQOe-7udwAahkYffTXP7Er32hQq3OJ9cuf6FwVuWy0</w:t>
+        </w:r>
+      </w:hyperlink>
+    </w:p>
+    <w:p>
+      <w:pPr>
         <w:rPr>
           <w:noProof/>
         </w:rPr>
-        <w:drawing>
-          <wp:inline distT="0" distB="0" distL="0" distR="0" wp14:anchorId="6E3BFC87" wp14:editId="4B91ABF2">
-            <wp:extent cx="5486400" cy="2147570"/>
-            <wp:effectExtent l="0" t="0" r="0" b="0"/>
-            <wp:docPr id="190346995" name="Picture 1"/>
-            <wp:cNvGraphicFramePr>
-              <a:graphicFrameLocks xmlns:a="http://schemas.openxmlformats.org/drawingml/2006/main" noChangeAspect="1"/>
-            </wp:cNvGraphicFramePr>
-            <a:graphic xmlns:a="http://schemas.openxmlformats.org/drawingml/2006/main">
-              <a:graphicData uri="http://schemas.openxmlformats.org/drawingml/2006/picture">
-                <pic:pic xmlns:pic="http://schemas.openxmlformats.org/drawingml/2006/picture">
-                  <pic:nvPicPr>
-                    <pic:cNvPr id="190346995" name=""/>
-                    <pic:cNvPicPr/>
-                  </pic:nvPicPr>
-                  <pic:blipFill>
-                    <a:blip r:embed="rId14"/>
-                    <a:stretch>
-                      <a:fillRect/>
-                    </a:stretch>
-                  </pic:blipFill>
-                  <pic:spPr>
-                    <a:xfrm>
-                      <a:off x="0" y="0"/>
-                      <a:ext cx="5486400" cy="2147570"/>
-                    </a:xfrm>
-                    <a:prstGeom prst="rect">
-                      <a:avLst/>
-                    </a:prstGeom>
-                  </pic:spPr>
-                </pic:pic>
-              </a:graphicData>
-            </a:graphic>
-          </wp:inline>
-        </w:drawing>
-      </w:r>
+      </w:pPr>
+    </w:p>
+    <w:p>
+      <w:pPr>
+        <w:rPr>
+          <w:noProof/>
+        </w:rPr>
+      </w:pPr>
     </w:p>
     <w:p>
       <w:pPr>
@@ -14449,7 +14410,6 @@
     </w:p>
     <w:p>
       <w:r>
-        <w:lastRenderedPageBreak/>
         <w:t>VP91Qy9048Nlyok6dlGGg_PIYeWX3IAO5hBa1spZg07Dokvg_tvdDXkrL7f90llUzzxCPk6yjlvyF00eiXUoE9kbfzEXgRLlJ3kVetQeyXAoGqEjVtIQhLV_d1g_9oiINNjZdr5HkmafbIFRIQf9VrXItPmYwUvy2j0QJ_XKgHopb1zltEdZ7OjSgNIPuo1BnvD45SEdKBU8SaM4ZC5CooCTloJhLL1mdSUArwGiWg8i00RI5GjoJkzes95N051DS3GI1dyaoLmM88MwmTPcvx1flK4U7EDUbfNuH2TwfjpqZb-k3q6swJQi3CyyFruQ_OSZze39ou09jsPvStGXYVuoPwvzZCIjDSUO1T1Vnft_CuH5_fPylMT8DBlUBH4Sp0OnNYdNzAsntzfkxemyIDbLOkCjb_V6c_rLeveovtRnrq4Y2c31vUK7_G40</w:t>
       </w:r>
     </w:p>
@@ -14521,7 +14481,11 @@
         <w:t xml:space="preserve">Encoding for the Use Case: </w:t>
       </w:r>
       <w:r>
-        <w:t>RLBTQi8m5Bu_Jt7mIc6owQM8M69N1aAtrZv0rXmqq2KbIIVkwNSQTTfjDmd9ztj2rZv85xgF1g0azqaEbykaRHjTow2jMQrGUYpJ0aIZoOJ_KB5z0La7wnwnyj6WtyvODRj29KbN7uGqIYiPo0zfSm1Z0-6eAbCK2IyB54MQx5BCYhnwnR58dkPJaKr6CP8F5q7oxeFZ359zEWhfoIykQR6FVy2jtQCsKRdBDpd0M3ZY4fWvsxMJw9W1L3ESJbVzF9mUHs6XPoL0VnUnx0hLqS6VBL0SP61MXipXryAV1dS31ujIAOwPHwiphQ3GESFbtpfo9-WlRnqsshUDF5smWVspDhBHNpJ8Z-gRyrxxm4qD7UzPaQJiqVo9-KK4M9DH_TVu1W00</w:t>
+        <w:t>RLBTQi8m5Bu_Jt7mIc6owQM8M69N1aAtrZv0rXmqq2KbIIVkwNSQTTfjDmd9ztj2rZv85xgF1g0azqaEbykaRHjTow2jMQrGUYpJ0aIZoOJ_KB5z0La7wnwnyj6WtyvODRj29KbN7uGqIYiPo0zfSm1Z0-6eAbCK2IyB54MQx5BCYhnwnR58dkPJaKr6CP8F5q7oxeFZ359zEWhfoIykQR6FVy2jtQCsKRdBDpd0</w:t>
+      </w:r>
+      <w:r>
+        <w:lastRenderedPageBreak/>
+        <w:t>M3ZY4fWvsxMJw9W1L3ESJbVzF9mUHs6XPoL0VnUnx0hLqS6VBL0SP61MXipXryAV1dS31ujIAOwPHwiphQ3GESFbtpfo9-WlRnqsshUDF5smWVspDhBHNpJ8Z-gRyrxxm4qD7UzPaQJiqVo9-KK4M9DH_TVu1W00</w:t>
       </w:r>
     </w:p>
     <w:p/>
@@ -14535,7 +14499,6 @@
         <w:rPr>
           <w:noProof/>
         </w:rPr>
-        <w:lastRenderedPageBreak/>
         <w:drawing>
           <wp:inline distT="0" distB="0" distL="0" distR="0" wp14:anchorId="42AD5CD1" wp14:editId="0D733CE7">
             <wp:extent cx="5486400" cy="2440305"/>
@@ -14649,6 +14612,198 @@
         </w:drawing>
       </w:r>
     </w:p>
+    <w:p/>
+    <w:p>
+      <w:pPr>
+        <w:pStyle w:val="Heading2"/>
+        <w:numPr>
+          <w:ilvl w:val="1"/>
+          <w:numId w:val="2"/>
+        </w:numPr>
+      </w:pPr>
+      <w:r>
+        <w:t>Log out Use Case Diagram</w:t>
+      </w:r>
+    </w:p>
+    <w:p/>
+    <w:p>
+      <w:r>
+        <w:t>Encoding for the Use Case:</w:t>
+      </w:r>
+    </w:p>
+    <w:p>
+      <w:r>
+        <w:t>RP31QiCm38RlVWgjWztAo3KhOIMKCIWKbkK1t4H9Grqxi-InllsaP0ihx68Rw_FdNtecjf7JnHbJOVp429lDTXpTq5WUWYyAi0JLxisKRa3F_rNB_Qkn3OVu28acWMvphSwCyO4HLdMrWt8hImxxmmiSwdTOJKG9njGPhDU5ck2UyOlpeqief0izmU3_rdEezHE9qvm9-8H0G-yX98PZOWxU6CKKbzY2L-XRcfD5_4X831pKh6yMjivcKckdS44OROyo4r7ygcwZaJIC1DPVmME3H3PU9MeNu048cGImd4XzeUlSu76HJMtgJHwnVPgaSfZRrJumnX1lQCcM6lsaI-w7kbi06SviwoEYdttJKPwLBX3gc2BQrdm3</w:t>
+      </w:r>
+    </w:p>
+    <w:p/>
+    <w:p/>
+    <w:p>
+      <w:r>
+        <w:t>Image:</w:t>
+      </w:r>
+    </w:p>
+    <w:p>
+      <w:r>
+        <w:rPr>
+          <w:noProof/>
+        </w:rPr>
+        <w:lastRenderedPageBreak/>
+        <w:drawing>
+          <wp:inline distT="0" distB="0" distL="0" distR="0" wp14:anchorId="4D8DA2DB" wp14:editId="4DAD7D61">
+            <wp:extent cx="5486400" cy="3228975"/>
+            <wp:effectExtent l="0" t="0" r="0" b="0"/>
+            <wp:docPr id="1296951389" name="drawing"/>
+            <wp:cNvGraphicFramePr>
+              <a:graphicFrameLocks xmlns:a="http://schemas.openxmlformats.org/drawingml/2006/main" noChangeAspect="1"/>
+            </wp:cNvGraphicFramePr>
+            <a:graphic xmlns:a="http://schemas.openxmlformats.org/drawingml/2006/main">
+              <a:graphicData uri="http://schemas.openxmlformats.org/drawingml/2006/picture">
+                <pic:pic xmlns:pic="http://schemas.openxmlformats.org/drawingml/2006/picture">
+                  <pic:nvPicPr>
+                    <pic:cNvPr id="1296951389" name="Picture 1296951389"/>
+                    <pic:cNvPicPr/>
+                  </pic:nvPicPr>
+                  <pic:blipFill>
+                    <a:blip r:embed="rId18">
+                      <a:extLst>
+                        <a:ext uri="{28A0092B-C50C-407E-A947-70E740481C1C}">
+                          <a14:useLocalDpi xmlns:a14="http://schemas.microsoft.com/office/drawing/2010/main"/>
+                        </a:ext>
+                      </a:extLst>
+                    </a:blip>
+                    <a:stretch>
+                      <a:fillRect/>
+                    </a:stretch>
+                  </pic:blipFill>
+                  <pic:spPr>
+                    <a:xfrm>
+                      <a:off x="0" y="0"/>
+                      <a:ext cx="5486400" cy="3228975"/>
+                    </a:xfrm>
+                    <a:prstGeom prst="rect">
+                      <a:avLst/>
+                    </a:prstGeom>
+                  </pic:spPr>
+                </pic:pic>
+              </a:graphicData>
+            </a:graphic>
+          </wp:inline>
+        </w:drawing>
+      </w:r>
+    </w:p>
+    <w:p/>
+    <w:p>
+      <w:pPr>
+        <w:pStyle w:val="Heading2"/>
+        <w:numPr>
+          <w:ilvl w:val="1"/>
+          <w:numId w:val="2"/>
+        </w:numPr>
+      </w:pPr>
+      <w:r>
+        <w:t>Search Users Use Case Diagram</w:t>
+      </w:r>
+    </w:p>
+    <w:p/>
+    <w:p>
+      <w:r>
+        <w:t>Encoding for the Use Case:</w:t>
+      </w:r>
+    </w:p>
+    <w:p>
+      <w:r>
+        <w:t>XP91QyCm38NlWVm7aPsxqMjQIajMs63ia91RBswYfWP7xYndM__zf7HqfIlR9HZflKzFTfOSJOX3xz8aJIeCxnXWFbyT3ius9bfFYmKOXcfTfadXB5AyrIvUdjF4DD671wXP45Ahfuea7n6okbf3iP9FBgHLMJo1LCeg6tM5wkefJ2OB1S5TnC-ORzs08Xzfbi7vhiCMB5s9SrXJnC30Q4Ap1pdti253BUnjP43jgaV5QfAvcWAfFNlU1Wp7SN_fNMgqYmm1Eyk2aVa3wwmDxNo0tiHcRwdxxH-tS9Om5yzC3_TRxzhPk9XYSdZr9x_WTtwWzfQv2uXqRH-B0YWn3e7u9yKfcfEab-lALVsJvD7omPaZGoPlDP8-p7Ue37faDXtUuFqPxipKE8hqkr-tg2cNyWpoxtq1</w:t>
+      </w:r>
+    </w:p>
+    <w:p/>
+    <w:p/>
+    <w:p>
+      <w:r>
+        <w:t>Image:</w:t>
+      </w:r>
+    </w:p>
+    <w:p>
+      <w:r>
+        <w:rPr>
+          <w:noProof/>
+        </w:rPr>
+        <w:drawing>
+          <wp:inline distT="0" distB="0" distL="0" distR="0" wp14:anchorId="13AFD991" wp14:editId="5C3A55A8">
+            <wp:extent cx="5486400" cy="2600325"/>
+            <wp:effectExtent l="0" t="0" r="0" b="0"/>
+            <wp:docPr id="49998541" name="drawing"/>
+            <wp:cNvGraphicFramePr>
+              <a:graphicFrameLocks xmlns:a="http://schemas.openxmlformats.org/drawingml/2006/main" noChangeAspect="1"/>
+            </wp:cNvGraphicFramePr>
+            <a:graphic xmlns:a="http://schemas.openxmlformats.org/drawingml/2006/main">
+              <a:graphicData uri="http://schemas.openxmlformats.org/drawingml/2006/picture">
+                <pic:pic xmlns:pic="http://schemas.openxmlformats.org/drawingml/2006/picture">
+                  <pic:nvPicPr>
+                    <pic:cNvPr id="49998541" name="Picture 49998541"/>
+                    <pic:cNvPicPr/>
+                  </pic:nvPicPr>
+                  <pic:blipFill>
+                    <a:blip r:embed="rId19">
+                      <a:extLst>
+                        <a:ext uri="{28A0092B-C50C-407E-A947-70E740481C1C}">
+                          <a14:useLocalDpi xmlns:a14="http://schemas.microsoft.com/office/drawing/2010/main"/>
+                        </a:ext>
+                      </a:extLst>
+                    </a:blip>
+                    <a:stretch>
+                      <a:fillRect/>
+                    </a:stretch>
+                  </pic:blipFill>
+                  <pic:spPr>
+                    <a:xfrm>
+                      <a:off x="0" y="0"/>
+                      <a:ext cx="5486400" cy="2600325"/>
+                    </a:xfrm>
+                    <a:prstGeom prst="rect">
+                      <a:avLst/>
+                    </a:prstGeom>
+                  </pic:spPr>
+                </pic:pic>
+              </a:graphicData>
+            </a:graphic>
+          </wp:inline>
+        </w:drawing>
+      </w:r>
+    </w:p>
+    <w:p>
+      <w:pPr>
+        <w:pStyle w:val="Heading"/>
+      </w:pPr>
+      <w:r>
+        <w:lastRenderedPageBreak/>
+        <w:t>CLASS PLANTUML EXAMPLE</w:t>
+      </w:r>
+    </w:p>
+    <w:p>
+      <w:pPr>
+        <w:rPr>
+          <w:b/>
+          <w:bCs/>
+          <w:u w:val="single"/>
+        </w:rPr>
+      </w:pPr>
+      <w:r>
+        <w:rPr>
+          <w:b/>
+          <w:bCs/>
+          <w:u w:val="single"/>
+        </w:rPr>
+        <w:t>ENCODING:</w:t>
+      </w:r>
+    </w:p>
+    <w:p>
+      <w:r>
+        <w:t>hLVDSgD64Bxp59mIj6khaciEgIK8swfeaGhGkZPRgHI6jZG9FzJC89UTvDtJGoE65budXrpCg7zwkh_-fcVyGUbCwgugdH8UjQiRLuh3KRk5a91hqTJEj-xrzRKRHlkFYLavK7ULwmV1TX-bloMfd-uJzqzdkmiZ9zXiat3b9Fi4VwrmTRFnRs_n-xV3tTBFkn2TWhim-7aTtJg9_ma_YHF4uMgTZkPfx4U97wJhRNHskL-dTwlOlzyugt2tJT2uDxe9OoUCustiRDCxN6C4odkz2gDqdNvslt5tOPni8oeYBpEbNBye92Y5OQzTfIM0Zhhg0QJxWojgZSAiHN0ggAqyqLBK1_VBTylbzx-ERgC29RdGpzFVBw8Tuo7O6gpIUNzEmLlWkaMXzXQZ7aK7qCaaiLw9HgJnUNPVyPo90qnm9ln5j3nuObBbPkeYcNe2bZ4yDQ8WCvlPsvPZZXSmCXjAcC7AzIRt4MMkeYeOxDOPIK8ys85KJTtJeCugc7Ole_wWQEYKQHhPUmkxP6vNSw-5IwX6MKMW6WSIZGomrfIxiMM1MTdMSRxPhC2WKxgfGFOb_jw8UaM0c0zAq4QdK9OWFmabD5VuwSSBQQT0HXSujQ8c_16VSRiUeVoOrGVO2GG9ddPdiuLDhj-PKfDm44g378du9FInaDcJbrLDLviSYgPxA64nhj280dWBU-g7EJCzwdbk0lIxPBHEdriiWSyagpNCwGoeVDGPWquV6obUeDWZ46XYuVtopio4XwpCwXniYWGaMbiCqVD40wLV86hd53qzp-lApSzRsDqCk48bdMgXBg3e2VJGD2MA7oN02qmbNJsNvMMZuBphI1eY9Q_HQ7cLxmt7kPNNAPuVY_WJWUAnpfcTR3DGnyl-hmGee6sKq7CRljM6ce3RK1jGggoqi4U2PquTMkzcmv0f-85BiXEQgIdhaD0WGUaODx29OIHkwv42BQOE_VMGFPz1n6K5aqhvO5XF7BqXogks1sRBUcD7nn7oFp2_IIbZKygDg8IUydpen8NSSCs6OLKoZmNbj9g8E5_KXNBg_BMktzjav_58lRBgLs9ecTNg4MGWeK2BOJwW1Gc6Ybvr6LexyL6S62nfZhmDJxYRsPGR4I_tBMQn25CcS6hDINE98GMQ0VWcW-mJBBg9_IIDzq6wZqDyY6ssjxVut9jCPpf9T4pQwRLIDWSpO3VDuK13yfILmfnKb61TvlgZwM_7cibfTbX9n9YF4MYkuO96cjajF46jvmUwDpBf5TEBa_gSzUzakarcJrRJjAQYmshBOeEAUeKRUFyUxceMxUeosEHcnQkxJphFr75wIXypKKBXQmrLgvLzdM8NH0v1KxKbQ2Wif1Z8KyEqiw-H_t4yqtmOnjlRmOHgo-mvQEf78QlCO3Msowf3AHivogcrelP4GSLUsVSAjnamyN19p9WomLBXG6Irz2G6lKOinYimVtbWUqxYSEERHYTtwntzbpBUkEzGFHnZP_Ywo-NvxN0nej7rhnz7Spv5cCfUF5p7Ts4tCfEpXz6OBCMXTx53XvE9w8C1njSkee4MxmPW-v_B_h_GvVmuKSa8IDTUdnq-G5rqLVaF</w:t>
+      </w:r>
+    </w:p>
+    <w:p/>
+    <w:p/>
     <w:p>
       <w:r>
         <w:rPr>
@@ -14671,7 +14826,7 @@
                     <pic:cNvPicPr/>
                   </pic:nvPicPr>
                   <pic:blipFill>
-                    <a:blip r:embed="rId18">
+                    <a:blip r:embed="rId20">
                       <a:extLst>
                         <a:ext uri="{28A0092B-C50C-407E-A947-70E740481C1C}">
                           <a14:useLocalDpi xmlns:a14="http://schemas.microsoft.com/office/drawing/2010/main"/>
@@ -14720,7 +14875,7 @@
                     <pic:cNvPicPr/>
                   </pic:nvPicPr>
                   <pic:blipFill>
-                    <a:blip r:embed="rId19">
+                    <a:blip r:embed="rId21">
                       <a:extLst>
                         <a:ext uri="{28A0092B-C50C-407E-A947-70E740481C1C}">
                           <a14:useLocalDpi xmlns:a14="http://schemas.microsoft.com/office/drawing/2010/main"/>
@@ -14880,7 +15035,7 @@
                     <pic:cNvPicPr/>
                   </pic:nvPicPr>
                   <pic:blipFill>
-                    <a:blip r:embed="rId20">
+                    <a:blip r:embed="rId22">
                       <a:extLst>
                         <a:ext uri="{28A0092B-C50C-407E-A947-70E740481C1C}">
                           <a14:useLocalDpi xmlns:a14="http://schemas.microsoft.com/office/drawing/2010/main"/>
@@ -14958,7 +15113,7 @@
                     <pic:cNvPicPr/>
                   </pic:nvPicPr>
                   <pic:blipFill>
-                    <a:blip r:embed="rId21">
+                    <a:blip r:embed="rId23">
                       <a:extLst>
                         <a:ext uri="{28A0092B-C50C-407E-A947-70E740481C1C}">
                           <a14:useLocalDpi xmlns:a14="http://schemas.microsoft.com/office/drawing/2010/main"/>
@@ -15021,7 +15176,7 @@
                     <pic:cNvPicPr/>
                   </pic:nvPicPr>
                   <pic:blipFill>
-                    <a:blip r:embed="rId22">
+                    <a:blip r:embed="rId24">
                       <a:extLst>
                         <a:ext uri="{28A0092B-C50C-407E-A947-70E740481C1C}">
                           <a14:useLocalDpi xmlns:a14="http://schemas.microsoft.com/office/drawing/2010/main"/>
@@ -15154,17 +15309,8 @@
                     <w:rStyle w:val="PageNumber"/>
                     <w:color w:val="000000"/>
                   </w:rPr>
-                  <w:t>vii</w:t>
+                  <w:t>viii</w:t>
                 </w:r>
-                <w:proofErr w:type="spellStart"/>
-                <w:r>
-                  <w:rPr>
-                    <w:rStyle w:val="PageNumber"/>
-                    <w:color w:val="000000"/>
-                  </w:rPr>
-                  <w:t>i</w:t>
-                </w:r>
-                <w:proofErr w:type="spellEnd"/>
                 <w:r>
                   <w:rPr>
                     <w:rStyle w:val="PageNumber"/>
@@ -18786,6 +18932,125 @@
     </w:lvl>
   </w:abstractNum>
   <w:abstractNum w:abstractNumId="40" w15:restartNumberingAfterBreak="0">
+    <w:nsid w:val="792E2343"/>
+    <w:multiLevelType w:val="multilevel"/>
+    <w:tmpl w:val="7DC0CAAE"/>
+    <w:lvl w:ilvl="0">
+      <w:start w:val="1"/>
+      <w:numFmt w:val="decimal"/>
+      <w:lvlText w:val="%1."/>
+      <w:lvlJc w:val="left"/>
+      <w:pPr>
+        <w:tabs>
+          <w:tab w:val="num" w:pos="720"/>
+        </w:tabs>
+        <w:ind w:left="720" w:hanging="720"/>
+      </w:pPr>
+      <w:rPr>
+        <w:b/>
+        <w:kern w:val="2"/>
+        <w:sz w:val="36"/>
+        <w:lang w:val="en-US" w:bidi="en-US"/>
+      </w:rPr>
+    </w:lvl>
+    <w:lvl w:ilvl="1">
+      <w:start w:val="1"/>
+      <w:numFmt w:val="decimal"/>
+      <w:lvlText w:val="%1.%2."/>
+      <w:lvlJc w:val="left"/>
+      <w:pPr>
+        <w:tabs>
+          <w:tab w:val="num" w:pos="720"/>
+        </w:tabs>
+        <w:ind w:left="1440" w:hanging="720"/>
+      </w:pPr>
+    </w:lvl>
+    <w:lvl w:ilvl="2">
+      <w:start w:val="1"/>
+      <w:numFmt w:val="decimal"/>
+      <w:lvlText w:val="%1.%2.%3."/>
+      <w:lvlJc w:val="left"/>
+      <w:pPr>
+        <w:tabs>
+          <w:tab w:val="num" w:pos="720"/>
+        </w:tabs>
+        <w:ind w:left="2160" w:hanging="720"/>
+      </w:pPr>
+    </w:lvl>
+    <w:lvl w:ilvl="3">
+      <w:start w:val="1"/>
+      <w:numFmt w:val="decimal"/>
+      <w:lvlText w:val="%1.%2.%3.%4."/>
+      <w:lvlJc w:val="left"/>
+      <w:pPr>
+        <w:tabs>
+          <w:tab w:val="num" w:pos="720"/>
+        </w:tabs>
+        <w:ind w:left="2880" w:hanging="720"/>
+      </w:pPr>
+    </w:lvl>
+    <w:lvl w:ilvl="4">
+      <w:start w:val="1"/>
+      <w:numFmt w:val="decimal"/>
+      <w:lvlText w:val="%1.%2.%3.%4.%5."/>
+      <w:lvlJc w:val="left"/>
+      <w:pPr>
+        <w:tabs>
+          <w:tab w:val="num" w:pos="720"/>
+        </w:tabs>
+        <w:ind w:left="3600" w:hanging="720"/>
+      </w:pPr>
+    </w:lvl>
+    <w:lvl w:ilvl="5">
+      <w:start w:val="1"/>
+      <w:numFmt w:val="decimal"/>
+      <w:lvlText w:val="%1.%2.%3.%4.%5.%6."/>
+      <w:lvlJc w:val="left"/>
+      <w:pPr>
+        <w:tabs>
+          <w:tab w:val="num" w:pos="720"/>
+        </w:tabs>
+        <w:ind w:left="4320" w:hanging="720"/>
+      </w:pPr>
+    </w:lvl>
+    <w:lvl w:ilvl="6">
+      <w:start w:val="1"/>
+      <w:numFmt w:val="decimal"/>
+      <w:lvlText w:val="%1.%2.%3.%4.%5.%6.%7."/>
+      <w:lvlJc w:val="left"/>
+      <w:pPr>
+        <w:tabs>
+          <w:tab w:val="num" w:pos="720"/>
+        </w:tabs>
+        <w:ind w:left="5040" w:hanging="720"/>
+      </w:pPr>
+    </w:lvl>
+    <w:lvl w:ilvl="7">
+      <w:start w:val="1"/>
+      <w:numFmt w:val="decimal"/>
+      <w:lvlText w:val="%1.%2.%3.%4.%5.%6.%7.%8."/>
+      <w:lvlJc w:val="left"/>
+      <w:pPr>
+        <w:tabs>
+          <w:tab w:val="num" w:pos="720"/>
+        </w:tabs>
+        <w:ind w:left="5760" w:hanging="720"/>
+      </w:pPr>
+    </w:lvl>
+    <w:lvl w:ilvl="8">
+      <w:start w:val="1"/>
+      <w:numFmt w:val="decimal"/>
+      <w:lvlText w:val="%1.%2.%3.%4.%5.%6.%7.%8.%9."/>
+      <w:lvlJc w:val="left"/>
+      <w:pPr>
+        <w:tabs>
+          <w:tab w:val="num" w:pos="720"/>
+        </w:tabs>
+        <w:ind w:left="6480" w:hanging="720"/>
+      </w:pPr>
+    </w:lvl>
+  </w:abstractNum>
+  <w:abstractNum w:abstractNumId="41" w15:restartNumberingAfterBreak="0">
     <w:nsid w:val="7B250A31"/>
     <w:multiLevelType w:val="hybridMultilevel"/>
     <w:tmpl w:val="5BD45390"/>
@@ -18871,7 +19136,7 @@
       </w:pPr>
     </w:lvl>
   </w:abstractNum>
-  <w:abstractNum w:abstractNumId="41" w15:restartNumberingAfterBreak="0">
+  <w:abstractNum w:abstractNumId="42" w15:restartNumberingAfterBreak="0">
     <w:nsid w:val="7CB633AE"/>
     <w:multiLevelType w:val="hybridMultilevel"/>
     <w:tmpl w:val="97C298DA"/>
@@ -18991,7 +19256,7 @@
     <w:abstractNumId w:val="28"/>
   </w:num>
   <w:num w:numId="12" w16cid:durableId="1262496786">
-    <w:abstractNumId w:val="41"/>
+    <w:abstractNumId w:val="42"/>
   </w:num>
   <w:num w:numId="13" w16cid:durableId="50349870">
     <w:abstractNumId w:val="27"/>
@@ -19024,7 +19289,7 @@
     <w:abstractNumId w:val="34"/>
   </w:num>
   <w:num w:numId="23" w16cid:durableId="399445128">
-    <w:abstractNumId w:val="40"/>
+    <w:abstractNumId w:val="41"/>
   </w:num>
   <w:num w:numId="24" w16cid:durableId="2030252345">
     <w:abstractNumId w:val="13"/>
@@ -19217,6 +19482,9 @@
   </w:num>
   <w:num w:numId="42" w16cid:durableId="1110664946">
     <w:abstractNumId w:val="33"/>
+  </w:num>
+  <w:num w:numId="43" w16cid:durableId="2068800222">
+    <w:abstractNumId w:val="40"/>
   </w:num>
   <w:numIdMacAtCleanup w:val="42"/>
 </w:numbering>
@@ -19817,7 +20085,6 @@
   <w:style w:type="character" w:default="1" w:styleId="DefaultParagraphFont">
     <w:name w:val="Default Paragraph Font"/>
     <w:uiPriority w:val="1"/>
-    <w:semiHidden/>
     <w:unhideWhenUsed/>
   </w:style>
   <w:style w:type="table" w:default="1" w:styleId="TableNormal">

--- a/SRS_Communications.docx
+++ b/SRS_Communications.docx
@@ -771,7 +771,7 @@
                 <w:color w:val="000000" w:themeColor="text1"/>
                 <w:lang w:bidi="hi-IN"/>
               </w:rPr>
-              <w:t>Faniran-Ajiwe</w:t>
+              <w:t>Faniran</w:t>
             </w:r>
             <w:proofErr w:type="spellEnd"/>
             <w:r>
@@ -779,7 +779,7 @@
                 <w:color w:val="000000" w:themeColor="text1"/>
                 <w:lang w:bidi="hi-IN"/>
               </w:rPr>
-              <w:t xml:space="preserve"> </w:t>
+              <w:t xml:space="preserve">-Ajiwe </w:t>
             </w:r>
           </w:p>
           <w:p>
@@ -1180,6 +1180,13 @@
                 <w:u w:val="single"/>
               </w:rPr>
             </w:pPr>
+            <w:r>
+              <w:rPr>
+                <w:color w:val="000000"/>
+                <w:u w:val="single"/>
+              </w:rPr>
+              <w:t>03/13/2026</w:t>
+            </w:r>
           </w:p>
         </w:tc>
         <w:tc>
@@ -1200,6 +1207,12 @@
                 <w:color w:val="000000"/>
               </w:rPr>
             </w:pPr>
+            <w:r>
+              <w:rPr>
+                <w:color w:val="000000"/>
+              </w:rPr>
+              <w:t>1.51</w:t>
+            </w:r>
           </w:p>
         </w:tc>
         <w:tc>
@@ -1220,6 +1233,12 @@
                 <w:color w:val="000000"/>
               </w:rPr>
             </w:pPr>
+            <w:r>
+              <w:rPr>
+                <w:color w:val="000000"/>
+              </w:rPr>
+              <w:t>Use Case Diagrams (CA04-05)</w:t>
+            </w:r>
           </w:p>
         </w:tc>
         <w:tc>
@@ -1241,6 +1260,12 @@
                 <w:color w:val="000000"/>
               </w:rPr>
             </w:pPr>
+            <w:r>
+              <w:rPr>
+                <w:color w:val="000000"/>
+              </w:rPr>
+              <w:t>Darien, Victor</w:t>
+            </w:r>
           </w:p>
         </w:tc>
       </w:tr>
@@ -1264,6 +1289,13 @@
                 <w:u w:val="single"/>
               </w:rPr>
             </w:pPr>
+            <w:r>
+              <w:rPr>
+                <w:color w:val="000000"/>
+                <w:u w:val="single"/>
+              </w:rPr>
+              <w:t>04/18/2026</w:t>
+            </w:r>
           </w:p>
         </w:tc>
         <w:tc>
@@ -1284,6 +1316,12 @@
                 <w:color w:val="000000"/>
               </w:rPr>
             </w:pPr>
+            <w:r>
+              <w:rPr>
+                <w:color w:val="000000"/>
+              </w:rPr>
+              <w:t>1.6</w:t>
+            </w:r>
           </w:p>
         </w:tc>
         <w:tc>
@@ -1304,6 +1342,12 @@
                 <w:color w:val="000000"/>
               </w:rPr>
             </w:pPr>
+            <w:r>
+              <w:rPr>
+                <w:color w:val="000000"/>
+              </w:rPr>
+              <w:t>Requirements Revision</w:t>
+            </w:r>
           </w:p>
         </w:tc>
         <w:tc>
@@ -1325,6 +1369,12 @@
                 <w:color w:val="000000"/>
               </w:rPr>
             </w:pPr>
+            <w:r>
+              <w:rPr>
+                <w:color w:val="000000"/>
+              </w:rPr>
+              <w:t>Darien, Victor, Clarize</w:t>
+            </w:r>
           </w:p>
         </w:tc>
       </w:tr>
@@ -6115,29 +6165,10 @@
       </w:r>
       <w:r>
         <w:tab/>
-        <w:t>2.3.7</w:t>
-      </w:r>
-    </w:p>
-    <w:p>
-      <w:r>
-        <w:tab/>
-      </w:r>
-      <w:r>
-        <w:tab/>
-        <w:t xml:space="preserve">Help Page will cover the different client </w:t>
-      </w:r>
-      <w:r>
-        <w:t>capabilities.</w:t>
-      </w:r>
-    </w:p>
-    <w:p/>
-    <w:p>
-      <w:r>
-        <w:tab/>
-      </w:r>
-      <w:r>
-        <w:tab/>
-        <w:t>2.3.8</w:t>
+        <w:t>2.3.</w:t>
+      </w:r>
+      <w:r>
+        <w:t>7</w:t>
       </w:r>
     </w:p>
     <w:p>
@@ -6159,76 +6190,94 @@
         <w:ind w:left="1440"/>
       </w:pPr>
       <w:r>
-        <w:t>2.3.9</w:t>
-      </w:r>
-    </w:p>
-    <w:p>
-      <w:pPr>
-        <w:ind w:left="1440"/>
-      </w:pPr>
-      <w:r>
-        <w:t>Users are allowed to converse with another user or several at once.</w:t>
-      </w:r>
-    </w:p>
-    <w:p>
-      <w:pPr>
-        <w:ind w:left="1440"/>
-      </w:pPr>
-    </w:p>
-    <w:p>
-      <w:pPr>
-        <w:ind w:left="1440"/>
-      </w:pPr>
-      <w:r>
-        <w:t>2.3.10</w:t>
-      </w:r>
-    </w:p>
-    <w:p>
-      <w:pPr>
-        <w:ind w:left="1440"/>
-        <w:rPr>
-          <w:color w:val="000000" w:themeColor="text1"/>
-        </w:rPr>
-      </w:pPr>
-      <w:r>
-        <w:rPr>
-          <w:color w:val="000000" w:themeColor="text1"/>
-        </w:rPr>
-        <w:t xml:space="preserve">The message box supports conventional text modification, </w:t>
-      </w:r>
-      <w:r>
-        <w:rPr>
-          <w:color w:val="000000" w:themeColor="text1"/>
-        </w:rPr>
-        <w:t>i.e.,</w:t>
-      </w:r>
-      <w:r>
-        <w:rPr>
-          <w:color w:val="000000" w:themeColor="text1"/>
-        </w:rPr>
-        <w:t xml:space="preserve"> copy and paste, redo and undo.</w:t>
-      </w:r>
-    </w:p>
-    <w:p>
-      <w:pPr>
-        <w:ind w:left="1440"/>
-        <w:rPr>
-          <w:color w:val="000000" w:themeColor="text1"/>
-        </w:rPr>
-      </w:pPr>
-    </w:p>
-    <w:p>
-      <w:pPr>
-        <w:ind w:left="1440"/>
-        <w:rPr>
-          <w:color w:val="000000" w:themeColor="text1"/>
-        </w:rPr>
-      </w:pPr>
-      <w:r>
-        <w:rPr>
-          <w:color w:val="000000" w:themeColor="text1"/>
-        </w:rPr>
-        <w:t>2.3.11</w:t>
+        <w:t>2.3.</w:t>
+      </w:r>
+      <w:r>
+        <w:t>8</w:t>
+      </w:r>
+    </w:p>
+    <w:p>
+      <w:pPr>
+        <w:ind w:left="1440"/>
+      </w:pPr>
+      <w:r>
+        <w:t>Users can have several one-on-one chats with different users.</w:t>
+      </w:r>
+    </w:p>
+    <w:p>
+      <w:pPr>
+        <w:ind w:left="1440"/>
+      </w:pPr>
+    </w:p>
+    <w:p>
+      <w:pPr>
+        <w:ind w:left="1440"/>
+      </w:pPr>
+      <w:r>
+        <w:t>2.3.</w:t>
+      </w:r>
+      <w:r>
+        <w:t>9</w:t>
+      </w:r>
+    </w:p>
+    <w:p>
+      <w:pPr>
+        <w:ind w:left="1440"/>
+        <w:rPr>
+          <w:color w:val="000000" w:themeColor="text1"/>
+        </w:rPr>
+      </w:pPr>
+      <w:r>
+        <w:rPr>
+          <w:color w:val="000000" w:themeColor="text1"/>
+        </w:rPr>
+        <w:t xml:space="preserve">The </w:t>
+      </w:r>
+      <w:r>
+        <w:rPr>
+          <w:color w:val="000000" w:themeColor="text1"/>
+        </w:rPr>
+        <w:t>message box</w:t>
+      </w:r>
+      <w:r>
+        <w:rPr>
+          <w:color w:val="000000" w:themeColor="text1"/>
+        </w:rPr>
+        <w:t xml:space="preserve"> supports conventional text modification</w:t>
+      </w:r>
+      <w:r>
+        <w:rPr>
+          <w:color w:val="000000" w:themeColor="text1"/>
+        </w:rPr>
+        <w:t xml:space="preserve">, specifically copy, paste and select all. </w:t>
+      </w:r>
+    </w:p>
+    <w:p>
+      <w:pPr>
+        <w:ind w:left="1440"/>
+        <w:rPr>
+          <w:color w:val="000000" w:themeColor="text1"/>
+        </w:rPr>
+      </w:pPr>
+    </w:p>
+    <w:p>
+      <w:pPr>
+        <w:ind w:left="1440"/>
+        <w:rPr>
+          <w:color w:val="000000" w:themeColor="text1"/>
+        </w:rPr>
+      </w:pPr>
+      <w:r>
+        <w:rPr>
+          <w:color w:val="000000" w:themeColor="text1"/>
+        </w:rPr>
+        <w:t>2.3.1</w:t>
+      </w:r>
+      <w:r>
+        <w:rPr>
+          <w:color w:val="000000" w:themeColor="text1"/>
+        </w:rPr>
+        <w:t>0</w:t>
       </w:r>
     </w:p>
     <w:p>
@@ -6276,7 +6325,13 @@
         <w:rPr>
           <w:color w:val="000000" w:themeColor="text1"/>
         </w:rPr>
-        <w:t>2.3.12</w:t>
+        <w:t>2.3.1</w:t>
+      </w:r>
+      <w:r>
+        <w:rPr>
+          <w:color w:val="000000" w:themeColor="text1"/>
+        </w:rPr>
+        <w:t>1</w:t>
       </w:r>
     </w:p>
     <w:p>
@@ -6497,43 +6552,43 @@
         <w:rPr>
           <w:color w:val="000000" w:themeColor="text1"/>
         </w:rPr>
+        <w:t>The application’s soft deadline is 04/30/2026.</w:t>
+      </w:r>
+    </w:p>
+    <w:p>
+      <w:pPr>
+        <w:pStyle w:val="Paragraph2"/>
+        <w:rPr>
+          <w:color w:val="000000" w:themeColor="text1"/>
+        </w:rPr>
+      </w:pPr>
+    </w:p>
+    <w:p>
+      <w:pPr>
+        <w:pStyle w:val="Paragraph2"/>
+        <w:rPr>
+          <w:color w:val="000000" w:themeColor="text1"/>
+        </w:rPr>
+      </w:pPr>
+      <w:r>
+        <w:rPr>
+          <w:color w:val="000000" w:themeColor="text1"/>
+        </w:rPr>
+        <w:t>2.4.6</w:t>
+      </w:r>
+    </w:p>
+    <w:p>
+      <w:pPr>
+        <w:pStyle w:val="Paragraph2"/>
+        <w:rPr>
+          <w:color w:val="000000" w:themeColor="text1"/>
+        </w:rPr>
+      </w:pPr>
+      <w:r>
+        <w:rPr>
+          <w:color w:val="000000" w:themeColor="text1"/>
+        </w:rPr>
         <w:lastRenderedPageBreak/>
-        <w:t>The application’s soft deadline is 04/30/2026.</w:t>
-      </w:r>
-    </w:p>
-    <w:p>
-      <w:pPr>
-        <w:pStyle w:val="Paragraph2"/>
-        <w:rPr>
-          <w:color w:val="000000" w:themeColor="text1"/>
-        </w:rPr>
-      </w:pPr>
-    </w:p>
-    <w:p>
-      <w:pPr>
-        <w:pStyle w:val="Paragraph2"/>
-        <w:rPr>
-          <w:color w:val="000000" w:themeColor="text1"/>
-        </w:rPr>
-      </w:pPr>
-      <w:r>
-        <w:rPr>
-          <w:color w:val="000000" w:themeColor="text1"/>
-        </w:rPr>
-        <w:t>2.4.6</w:t>
-      </w:r>
-    </w:p>
-    <w:p>
-      <w:pPr>
-        <w:pStyle w:val="Paragraph2"/>
-        <w:rPr>
-          <w:color w:val="000000" w:themeColor="text1"/>
-        </w:rPr>
-      </w:pPr>
-      <w:r>
-        <w:rPr>
-          <w:color w:val="000000" w:themeColor="text1"/>
-        </w:rPr>
         <w:t xml:space="preserve">The application’s hard deadline is 05/05/2026. </w:t>
       </w:r>
     </w:p>
@@ -6985,31 +7040,31 @@
       </w:pPr>
       <w:bookmarkStart w:id="12" w:name="_Toc223255436"/>
       <w:r>
+        <w:t>Assumptions and Dependencies</w:t>
+      </w:r>
+      <w:bookmarkEnd w:id="12"/>
+    </w:p>
+    <w:p/>
+    <w:p>
+      <w:pPr>
+        <w:ind w:left="1440"/>
+      </w:pPr>
+      <w:r>
+        <w:t>2.5.1</w:t>
+      </w:r>
+    </w:p>
+    <w:p>
+      <w:pPr>
+        <w:pStyle w:val="Paragraph2"/>
+        <w:rPr>
+          <w:color w:val="000000" w:themeColor="text1"/>
+        </w:rPr>
+      </w:pPr>
+      <w:r>
+        <w:rPr>
+          <w:color w:val="000000" w:themeColor="text1"/>
+        </w:rPr>
         <w:lastRenderedPageBreak/>
-        <w:t>Assumptions and Dependencies</w:t>
-      </w:r>
-      <w:bookmarkEnd w:id="12"/>
-    </w:p>
-    <w:p/>
-    <w:p>
-      <w:pPr>
-        <w:ind w:left="1440"/>
-      </w:pPr>
-      <w:r>
-        <w:t>2.5.1</w:t>
-      </w:r>
-    </w:p>
-    <w:p>
-      <w:pPr>
-        <w:pStyle w:val="Paragraph2"/>
-        <w:rPr>
-          <w:color w:val="000000" w:themeColor="text1"/>
-        </w:rPr>
-      </w:pPr>
-      <w:r>
-        <w:rPr>
-          <w:color w:val="000000" w:themeColor="text1"/>
-        </w:rPr>
         <w:t xml:space="preserve">It is assumed that the application will handle </w:t>
       </w:r>
       <w:r>
@@ -7397,7 +7452,6 @@
         <w:rPr>
           <w:color w:val="000000" w:themeColor="text1"/>
         </w:rPr>
-        <w:lastRenderedPageBreak/>
         <w:t>It is assumed that future Java updates will maintain backward compatibility.</w:t>
       </w:r>
     </w:p>
@@ -7435,6 +7489,7 @@
         <w:rPr>
           <w:color w:val="000000" w:themeColor="text1"/>
         </w:rPr>
+        <w:lastRenderedPageBreak/>
         <w:t>The system does not depend on web servers, encryption libraries, and anything unmentioned.</w:t>
       </w:r>
     </w:p>
@@ -7814,7 +7869,7 @@
         <w:ind w:left="1440"/>
       </w:pPr>
       <w:r>
-        <w:t xml:space="preserve"> The system must gracefully handle network interruptions and notify users of disconnection.</w:t>
+        <w:t>The system must gracefully handle network interruptions and notify users of disconnection.</w:t>
       </w:r>
     </w:p>
     <w:p/>
@@ -10119,7 +10174,23 @@
           <w:rFonts w:eastAsia="Arial"/>
           <w:color w:val="000000" w:themeColor="text1"/>
         </w:rPr>
-        <w:t>3.1.1.4, 3.1.1.5, 3.1.1.12, 3.1.1.14, 3.1.2.3, 3.2.3, 3.3.10</w:t>
+        <w:t>3.1.1.4, 3.1.1.5, 3.1.1.12, 3.1.</w:t>
+      </w:r>
+      <w:proofErr w:type="gramStart"/>
+      <w:r>
+        <w:rPr>
+          <w:rFonts w:eastAsia="Arial"/>
+          <w:color w:val="000000" w:themeColor="text1"/>
+        </w:rPr>
+        <w:t>1.14</w:t>
+      </w:r>
+      <w:proofErr w:type="gramEnd"/>
+      <w:r>
+        <w:rPr>
+          <w:rFonts w:eastAsia="Arial"/>
+          <w:color w:val="000000" w:themeColor="text1"/>
+        </w:rPr>
+        <w:t>, 3.1.2.3, 3.2.3, 3.3.10</w:t>
       </w:r>
     </w:p>
     <w:p>
@@ -10575,7 +10646,23 @@
           <w:rFonts w:eastAsia="Arial"/>
           <w:color w:val="000000" w:themeColor="text1"/>
         </w:rPr>
-        <w:t>3.1.3.6 , 3.1.1.13, 3.1.2.4, 3.1.2.5, 3.1.3.6, 3.3.6</w:t>
+        <w:t>3.1.3.6 , 3.1.</w:t>
+      </w:r>
+      <w:proofErr w:type="gramStart"/>
+      <w:r>
+        <w:rPr>
+          <w:rFonts w:eastAsia="Arial"/>
+          <w:color w:val="000000" w:themeColor="text1"/>
+        </w:rPr>
+        <w:t>1.13</w:t>
+      </w:r>
+      <w:proofErr w:type="gramEnd"/>
+      <w:r>
+        <w:rPr>
+          <w:rFonts w:eastAsia="Arial"/>
+          <w:color w:val="000000" w:themeColor="text1"/>
+        </w:rPr>
+        <w:t>, 3.1.2.4, 3.1.2.5, 3.1.3.6, 3.3.6</w:t>
       </w:r>
     </w:p>
     <w:p>
@@ -12740,7 +12827,15 @@
         <w:ind w:left="1440"/>
       </w:pPr>
       <w:r>
-        <w:t>Relevant Requirements: 3.1.1.2, 3.1.1.3, 3.1.1.8, 3.1.3.2, 3.1.3.3, 3.1.3.3.1, 3.1.3.3.2, 3.1.3.4, 3.1.3.5, 3.1.4.1.2, 3.1.4.1.1, 3.2.2, 3.3.3.1, 3.3.4</w:t>
+        <w:t>Relevant Requirements: 3.1.1.2, 3.1.1.3, 3.1.1.8, 3.1.3.2, 3.1.3.3, 3.1.3.3</w:t>
+      </w:r>
+      <w:proofErr w:type="gramStart"/>
+      <w:r>
+        <w:t>.1, 3.1.3.3.2, 3.1.3.4</w:t>
+      </w:r>
+      <w:proofErr w:type="gramEnd"/>
+      <w:r>
+        <w:t>, 3.1.3.5, 3.1.4.1.2, 3.1.4.1.1, 3.2.2, 3.3.3.1, 3.3.4</w:t>
       </w:r>
     </w:p>
     <w:p>
@@ -20085,6 +20180,7 @@
   <w:style w:type="character" w:default="1" w:styleId="DefaultParagraphFont">
     <w:name w:val="Default Paragraph Font"/>
     <w:uiPriority w:val="1"/>
+    <w:semiHidden/>
     <w:unhideWhenUsed/>
   </w:style>
   <w:style w:type="table" w:default="1" w:styleId="TableNormal">

--- a/SRS_Communications.docx
+++ b/SRS_Communications.docx
@@ -14461,7 +14461,15 @@
             <w:rStyle w:val="Hyperlink"/>
             <w:noProof/>
           </w:rPr>
-          <w:t>https://img.plantuml.biz/plantuml/svg/bLPDRnen4BtxLqo9LBK7KYL74aL9ILIj1A5AGa-vcDrPiBfhKzjBoh_lZ6sMZwKqvH3OzRmtRpwTM-UbzKrT2V6CTeKMhg_lbijAvT8heszkG3fuVdWImqgXziTEXwFinAdn2xHi8dDlx1UOkk23lwB1z69pTAU3STVYKWWwGkWDJLqtEl73ZY-cxG-bGxXNScvbtGkwnmdtjMeGxdAsT20jWfmvRsLySHviNoRt4o4-FQCkO8pEoJb-ZXoP-3GoSvWqFhmOJU9pfkDZnY1fymKqfDX5q5JmPte1_HlE3vnLIkFvp5G5368Ab5usdiG4b9OrmgkMv7ifdNipjX22SGIdlmC8iYWvP9IRUgPqY5g8Q4BrsV5mvV6t7ymuv07yGAlAzJ4eWtRL3ImMLmSaz8euChsIbIfWI8zKPIKhrqNFBQ8-n8UNhAA3tqH7AVg7ztlbbfLSmuErnfAMqdIm9tsFqCUCP_gm8AU1twOPo9LKbPnL-9y1F-8Rl2miocBJ1maxW0VjgKt0nPwXttMg_49HFo2VfknmPQUf-2tWLVzgqAu5dVHJwGVmtPgSUlRG9efkhMAReWEBS-N83-Ktz2m1IifjBNs-K7eE1-XtjCYZYMWYBqsZYoFOa_bwGjzOcirMGjHLaSnjCjxTAmvwl4gOvqqcHJseurHtwKugQobP2pEQifE_jiOfuCsCqrRCVxemV4xDDPZ6mwpndiSlgk3vda1ROsOZTig_yrGKRw2YJKCmGLRzRhtfb3bVTS9iMG-2smifBXC32qDRPyafIULA_72skq4SxMOggzHhqCXUfLtJzYeDVAH-evQb6yGtZWbDMRBFBTj-v-mKAWb7dkbZviTKDpbxBvigeJziWQUY7LR68HSXJcFA48SwplOZvRnG_bqeHRe3E2mUpt0pnVgib0mbJNSUhGdAtxXbvLsypngkLOkvmXK9KNh6_KYigI6XjAPEpeNOt9T_evi48SbtYN7cMYwt8MEVRLc9fwKzfes6_qtQOe-7udwAahkYffTXP7Er32hQq3OJ9cuf6FwVuWy0</w:t>
+          <w:t>https://img.plantuml.biz/plantuml/svg/bLPDRnen4BtxLqo9LBK7KYL74aL9ILIj1A5AGa-vcDrPiBfhKzjBoh_lZ6sMZwKqvH3OzRmtRpwTM-UbzKrT2V6CTeKMhg_lbijAvT8heszkG3fuVdWImqgXziTEXwFinAdn2xHi8dDlx1UOkk23lwB1z69pTAU3STVYKWWwGkWDJLqtEl73ZY-cxG-bGxXNScvbtGkwnmdtjMeGxdAsT20jWfmvRsLySHviNoRt4o4-FQCkO8pEoJb-ZXoP-3GoSvWqFhmOJU9pfkDZnY1fymKqfDX5q5JmPte1_HlE3vnLIkFvp5G5368Ab5usdiG4b9OrmgkMv7ifdNipjX22SGIdlmC8iYWvP9IRUgPqY5g8Q4BrsV5mvV6t7ymuv07yGAlAzJ4eWtRL3ImMLmSaz8euChsIbIfWI8zKPIKhrqNFBQ8-n8UNhAA3tqH7AVg7ztlbbfLSmuErnfAMqdIm9tsFqCUCP_gm8AU1twOPo9LKbPnL-9y1F-8Rl2miocBJ1maxW0VjgKt0nPwXttMg_49HFo2VfknmPQUf-2tWLVzgqAu5dVHJwGVmtPgSUlRG9efkhMAReWEBS-N83-Ktz2m1IifjBNs-K7eE1-XtjCYZYMWYBqsZYoFOa_bwGjzOcirMGjHLaSnjCjxTAmvwl4gOvqqcHJseurHtwKugQobP2pEQifE_jiOfuCsCqrRCVxemV4xDDPZ6mwpndiSlgk3vda1ROsOZTig_yrGKRw2YJKCmGLRzRhtfb3bVTS9iMG-2smifBXC32qDRPyafIULA_72skq4SxMOggzHhqCXUfLtJzYeDVAH-evQb6yGtZWbDMRBFBTj-v-</w:t>
+        </w:r>
+        <w:r>
+          <w:rPr>
+            <w:rStyle w:val="Hyperlink"/>
+            <w:noProof/>
+          </w:rPr>
+          <w:lastRenderedPageBreak/>
+          <w:t>mKAWb7dkbZviTKDpbxBvigeJziWQUY7LR68HSXJcFA48SwplOZvRnG_bqeHRe3E2mUpt0pnVgib0mbJNSUhGdAtxXbvLsypngkLOkvmXK9KNh6_KYigI6XjAPEpeNOt9T_evi48SbtYN7cMYwt8MEVRLc9fwKzfes6_qtQOe-7udwAahkYffTXP7Er32hQq3OJ9cuf6FwVuWy0</w:t>
         </w:r>
       </w:hyperlink>
     </w:p>
@@ -14577,7 +14585,11 @@
         <w:t xml:space="preserve">Encoding for the Use Case: </w:t>
       </w:r>
       <w:r>
-        <w:t>RLBTQi8m5Bu_Jt7mIc6owQM8M69N1aAtrZv0rXmqq2KbIIVkwNSQTTfjDmd9ztj2rZv85xgF1g0azqaEbykaRHjTow2jMQrGUYpJ0aIZoOJ_KB5z0La7wnwnyj6WtyvODRj29KbN7uGqIYiPo0zfSm1Z0-6eAbCK2IyB54MQx5BCYhnwnR58dkPJaKr6CP8F5q7oxeFZ359zEWhfoIykQR6FVy2jtQCsKRdBDpd0M3ZY4fWvsxMJw9W1L3ESJbVzF9mUHs6XPoL0VnUnx0hLqS6VBL0SP61MXipXryAV1dS31ujIAOwPHwiphQ3GESFbtpfo9-WlRnqsshUDF5smWVspDhBHNpJ8Z-gRyrxxm4qD7UzPaQJiqVo9-KK4M9DH_TVu1W00</w:t>
+        <w:t>RLBTQi8m5Bu_Jt7mIc6owQM8M69N1aAtrZv0rXmqq2KbIIVkwNSQTTfjDmd9ztj2rZv85xgF1g0azqaEbykaRHjTow2jMQrGUYpJ0aIZoOJ_KB5z0La7wnwnyj6WtyvODRj29KbN7uGqIYiPo0zfSm1Z0-6eAbCK2IyB54MQx5BCYhnwnR58dkPJaKr6CP8F5q7oxeFZ359zEWhfoIykQR6FVy2jtQCsKRdBDpd0</w:t>
+      </w:r>
+      <w:r>
+        <w:lastRenderedPageBreak/>
+        <w:t>M3ZY4fWvsxMJw9W1L3ESJbVzF9mUHs6XPoL0VnUnx0hLqS6VBL0SP61MXipXryAV1dS31ujIAOwPHwiphQ3GESFbtpfo9-WlRnqsshUDF5smWVspDhBHNpJ8Z-gRyrxxm4qD7UzPaQJiqVo9-KK4M9DH_TVu1W00</w:t>
       </w:r>
     </w:p>
     <w:p/>
@@ -14666,6 +14678,7 @@
         <w:rPr>
           <w:noProof/>
         </w:rPr>
+        <w:lastRenderedPageBreak/>
         <w:drawing>
           <wp:inline distT="0" distB="0" distL="0" distR="0" wp14:anchorId="3F854AC7" wp14:editId="34714FB2">
             <wp:extent cx="5486400" cy="4006215"/>
@@ -14739,6 +14752,7 @@
         <w:rPr>
           <w:noProof/>
         </w:rPr>
+        <w:lastRenderedPageBreak/>
         <w:drawing>
           <wp:inline distT="0" distB="0" distL="0" distR="0" wp14:anchorId="4D8DA2DB" wp14:editId="4DAD7D61">
             <wp:extent cx="5486400" cy="3228975"/>
@@ -14871,10 +14885,8 @@
       </w:pPr>
       <w:bookmarkStart w:id="38" w:name="_Toc226560982"/>
       <w:r>
-        <w:t xml:space="preserve">      </w:t>
-      </w:r>
-      <w:r>
-        <w:t>Register Users Use Case Diagram</w:t>
+        <w:lastRenderedPageBreak/>
+        <w:t xml:space="preserve">      Register Users Use Case Diagram</w:t>
       </w:r>
       <w:bookmarkEnd w:id="38"/>
     </w:p>
@@ -14901,6 +14913,7 @@
         <w:rPr>
           <w:noProof/>
         </w:rPr>
+        <w:lastRenderedPageBreak/>
         <w:drawing>
           <wp:inline distT="114300" distB="114300" distL="114300" distR="114300" wp14:anchorId="41F1A36D" wp14:editId="6E1774F8">
             <wp:extent cx="5486400" cy="7573108"/>
@@ -14952,6 +14965,7 @@
           <w:b/>
           <w:bCs/>
         </w:rPr>
+        <w:lastRenderedPageBreak/>
         <w:t>CA06-RU Code:</w:t>
       </w:r>
     </w:p>
@@ -15259,6 +15273,7 @@
         <w:rPr>
           <w:noProof/>
         </w:rPr>
+        <w:lastRenderedPageBreak/>
         <w:drawing>
           <wp:inline distT="114300" distB="114300" distL="114300" distR="114300" wp14:anchorId="14EF4F46" wp14:editId="5D331AEE">
             <wp:extent cx="5434013" cy="6079360"/>
@@ -15381,6 +15396,7 @@
     <w:p/>
     <w:p>
       <w:r>
+        <w:lastRenderedPageBreak/>
         <w:t>actor User &lt;&lt;user&gt;&gt; as U</w:t>
       </w:r>
     </w:p>
@@ -15762,6 +15778,7 @@
         <w:rPr>
           <w:noProof/>
         </w:rPr>
+        <w:lastRenderedPageBreak/>
         <w:drawing>
           <wp:inline distT="114300" distB="114300" distL="114300" distR="114300" wp14:anchorId="72CE831F" wp14:editId="778935B8">
             <wp:extent cx="5486400" cy="5498123"/>
@@ -16113,6 +16130,7 @@
         <w:rPr>
           <w:noProof/>
         </w:rPr>
+        <w:lastRenderedPageBreak/>
         <w:drawing>
           <wp:inline distT="114300" distB="114300" distL="114300" distR="114300" wp14:anchorId="65DEBE9D" wp14:editId="0C9D0E35">
             <wp:extent cx="5486400" cy="6822831"/>
@@ -16201,6 +16219,7 @@
     <w:p/>
     <w:p>
       <w:r>
+        <w:lastRenderedPageBreak/>
         <w:t>actor IT &lt;&lt;user&gt;&gt; as IT</w:t>
       </w:r>
     </w:p>
@@ -16503,6 +16522,7 @@
         <w:rPr>
           <w:noProof/>
         </w:rPr>
+        <w:lastRenderedPageBreak/>
         <w:drawing>
           <wp:inline distT="114300" distB="114300" distL="114300" distR="114300" wp14:anchorId="12A27971" wp14:editId="0036B065">
             <wp:extent cx="4681047" cy="8462963"/>
@@ -16818,6 +16838,7 @@
       <w:bookmarkStart w:id="45" w:name="_Toc223255453"/>
       <w:bookmarkEnd w:id="43"/>
       <w:r>
+        <w:lastRenderedPageBreak/>
         <w:t>Object Candidates and Class Diagrams</w:t>
       </w:r>
       <w:bookmarkEnd w:id="44"/>
@@ -17432,6 +17453,7 @@
       <w:bookmarkStart w:id="48" w:name="_Toc222478442"/>
       <w:bookmarkStart w:id="49" w:name="_Toc223255455"/>
       <w:r>
+        <w:lastRenderedPageBreak/>
         <w:t>Class Diagrams</w:t>
       </w:r>
       <w:bookmarkEnd w:id="48"/>
@@ -17452,7 +17474,11 @@
     </w:p>
     <w:p>
       <w:r>
-        <w:t>bHfhRziuyhj-1T4ljHl7QEzZKHIhjPL4W5zdoIsAsqF1IBGjH9Pqf9niKEn_lnc-H4hsNgue46bcE9pt32d_9bhAs_Ef30BnL5GDvVH4og9YxMl3ICtROnsKRD-IjYQyE1nRaXUSPMrHLq7m_lRsbaIhtJBQXccyNYK4000ch3gV6AUI2fz94cs_HTia3TDTyYiWPBrQnAi87-xkz5EqtQwtmL-1Mh1B33dv5MZgy7lu8vYlve5Pz1VkHVESSFQVCnCW90WjKDJsM8YX5DledxieITCVc-XNa4Ih-J9Aal0-2hRHVPoaIWbD1FXmEtimRz_YwFjilKh3MPeOs68TpcSFOVe0QzVR7mQyZSBvOdrlNcVmdaRts_LkqosyZrVEotgNchTmFjVRTEoMwszH3mYQ-sOMIaCK4yqMeP7bDl1t2Iw2Fr84AGre2UznkWbNqK9PSSWALgEXYENqCzdDPc0m-tuNnejehbv11NZOREDliFbFOrUzgVEU_4ZIQFdJT_Pi4KUhrBgR4D1s5SrIoNmU9_QLA65dHreT62ag2Dug0u_NUx9aGb00WlEtAXfqVCxMo-Lk5SzqX8QRpKA_c6X5Aemta2DCL0nd9HM2x0JZ80zWupdv3Fkry9pLvwgrRsSWgUY90I1fUL4T0DR0sfUQvowi474AxuzrNJ9Q4O20xErP0AmBTO3IpF0FPxFrpbWb26waDAEpPJeXZNqU0xgjrVDetErxGmwi1U4b30LM02tpW7AZ1HyW4Ych13lItX3XCEiaGxBdkiWLWMNQ30bK6AFzmJhM-YJGzezJwm5uT7nGjAuNO1z52GAgFUDqH3jhE_8S96xSuG2Mr-k6LM5-AgeDhLWvClGwskvtCJdHeY9IA2qQ0Z5I8HxEdBDAcWYZm6QWYvHgV5RnzA-Fq-cdVqjit6oWmdQs9WJ-to3lKGyrbWXPgyEcAOjCPggLL65Vm2p7RmLx6Oc-C1uX667MoQMy2WyIbnUYAUdhhAugLUKZpci-SZtsdeZpep86C-POr8UYmgsrKKnQt1Mip5q5k-peeTpTVRresx9JqyejhEia9WCFSib7z4nnh5-auBegZ4wwEboAGAK1r9Hs_SmuR8zwQD_MLKkpLXZNVL1-0r3npC16G2-a9u2TAK26I6yPLysvVREkPKtpcTxKnzGGe-wE8uW5ZERvK2Tf0LRbHddKWbNjPK9evWoKiSGdSUYKyIWp2Bidy49zRaT3-ztp-jpCE9F2EP5mGFZgSYW8LaAGCQinSUnytKO2d9uTaL2CeD3pLqynnr4tE1jetccToCtGSkSk6tkcEDNIhRZWZjUd_xq4JBil-4dgpQG9V5apx4_b1NF5AUx3wrAM7CTU5NlPNKyUm6ukvmzYo_emLnOBGQ2tn1jdXqAqZA_KhZvopw2UXEVs2C6ZAmwuNrmWmkIHABJJzP1yazzaXT4jd3pGAY-XD2cZQQW6ohwW9xy5Q05CD06o0LkTJ_fTsCQ1kpWQrPnGU0E4zDsILX3qNCMiVW6SZWY3pRnNm8FcK9eE1bzwhzYTVBb7HhdJ61RdjLxUcHM1M-qO7whjt2Ub-G08WBWQWDPkwY8iaJwv49z6ncxwiQECQRtOP8hCJ4Ko0_AvwZlu1_dJbhehiIWndkB9me521IgQ0ZmoH4WPD7YPtF_4WTJoSUO1oyB2EgkFkYIP4E4yS-Vvf9O1WU40UFCuLeC3A4K7az6iqrlYfEPgPhBA3XPjNOqlOAtQ4cSLTzZsHxfjPm07SMaaj1vE67_6n6-Xc3pfuYCaBDxqEhQQH91dHvIOyTKzshdTiKHna21JJwOljdLBosw-4DfVM24yaKO3OIQE9Cv0f5RrUaHRDvVW9IPLvUpkenyvzD-CYjRlXjeZVkM4DiWqMLkdiXdxv1FozotwACk1iXEKxKm9DLBc0aA5qKMZFy25qiXOpcQOZjRf6fquFbBUTxraOm1AWlPyMy2yqj9JOs9O0Y44aUIpEGng_zliSuB4Jq47qPy-bAknO0tOJuQy9nSPJmPSnqRpr2ZIfQF6m5OsfpfzXabbPR-OMJvsfiIuc63AVsz9C0NT-6ccuY2fioScrPGFYjoaddjkraxm6kJdNkTHflVa6XKDkPvVEYPnUBAvPAVll8lPgwFdzVnHcNXdH_HU9lg7Ja_Hde6xQG3cXZ1Dj_7lkpHAFgEoXBo7aKav8BD9Bn6tsg946CCYCLJpN83-MGsdmOEPuOLUyVjvlsUSvTXnOSS2Htkz49KMi5mqK5JiWWsOjVtE2sZa1Ef5HwxFXVASPCIHFh0d9qrOugb7UrmJcZi4siqnBDVaggO85zSft1kVTB2OESLd84SWF7IOEo54euMNKVgmddVc1REAbfypcAKavCPtoyYpyjXe9Pqlo1u6C5tlEcFUgCCtFyFyqcq2uTSAHONnsTtog2LcNcae5ynqVcrIJbyC8rcrXRql11b93aF-0KmetCsL6GmVmnoMZI_w6s-Tb1uk4wJPQWeZ2oI4LQgi8LBwSQdNkidLHVnmV1r4lHOFSC3R1DF4dhfrA2nfyyKalVhxLHB3E9CZSreApQdbD7lgECcxDjNX9Sm4PSBQBuQHGYUGEp9otA2v5ZC3nQphmU_5la0xTQ99lq5cAB4W74Yn9y-qB7BDxbAAZ7e9PXItfh4n8e-149nm0dHK5HCYVIwKNgwpIdKexcrW_NnaQ44GaNRNXGKeKMArURLdCDQN7ecZFm4dhh4sIuqXzju6LTt22FB4F5dD4ddSUwj96iwUvJINdzNb4rE5IVGaBWGUPbWEHu-1n5tPjW5lJapNIhTR9cnDrlMYIvik1ENCe-kDy-Bd12rBKtxBLyE6vMPCrSpmGFd5gsHV_S5MCptHnaqE-Uc15Tp4ZHPMbHERB6xszVP0Le1-OwNjMt84bL4sSQTmjaLrhiy2TALPnXfmOiLUhbdHL2wSgnVI-lBueBdH7EAVkkj1Nwqf-ifbWLSlacRajscri9zhcjqBP2iQyDMfVtxmoXiQnVTgJW2S8LFV1u-lVc_jDIevpLrXt9sPmFPWvwjngoJO5oM356gFg0zNTT8lNm2KqMZAiRFZ7IpUm5hDItrjg_chvcKkCe-5a518yqkSDDdSh7vRFFdgZIv8DRcsWUsBL5fUnWWkVEyLRY_6g3g_lBa8uTseIb_PU5Hz5afapVXIMyDbwjAfBwEnvIDCY8nLJZzpH3IJh1PA7L2iZFPmOY7wO3ACnkn8M-isioMCfjwsikouakEDpuDQv1hgqyIDcN-CUoNEgeQLizxlyOCk3ZgG3X0BNgB3WhKYw6awL4qp7GVU0TAz-hfMoFiP8NltjIm0P2y9yFuVt8nsanEuL0kNQd8L5M3UkigOMy0xInxKxFwsFF2rCWRPQw6wU3nWZ-KdMXBn2hNoH7IND9yR9ceeqRrot1iPucfVZ_gcTLY_K8xLLpFjBVwka7-tdk47aCkhrKUTosjVyBWYjAMPdhEWpgFw_UHGry73KDUd6rnwAR3LOHnNEby0jz6Y-n410U1g3I44VrLVXqxx2dqKwla9GWQQ18mRDKGrmm49rJXIdeF9mEYFS4IGJGGZ3283UC0h20nZaPeBfkI1GQX8S7Qi2tY4iVRJrF_kM9oQafsaH-LxeE7lFf7fb7mWwjyxa1T_8N5BtdrquE_KDxL0hq2gsw_ouNuN1txhqGiTcjwvtRzAwBXzd4u_MEB075Cqs3BpLWV-lT__oyjR7U3jZT7wZqgIoH-9AF8_AZ9KfRV_1_n2xne3mu6pKfqwqIlEnqOCm-vBB9pOy2liXzkyVgbkdK-G7hZtNS_33RvPUTZX9ngViMTLYPfY74oTJy2z4xTPEZZjN2CS37ZN2FtEVOtAhslIUrFfhwcz4DF9k0X_h7UfoaJdfpXQGHdPpezfB1SJFRwF3TQxW_H3MZFsxddWts_GRV6tIVy5</w:t>
+        <w:t>bHfhRziuyhj-1T4ljHl7QEzZKHIhjPL4W5zdoIsAsqF1IBGjH9Pqf9niKEn_lnc-H4hsNgue46bcE9pt32d_9bhAs_Ef30BnL5GDvVH4og9YxMl3ICtROnsKRD-IjYQyE1nRaXUSPMrHLq7m_lRsbaIhtJBQXccyNYK4000ch3gV6AUI2fz94cs_HTia3TDTyYiWPBrQnAi87-xkz5EqtQwtmL-1Mh1B33dv5MZgy7lu8vYlve5Pz1VkHVESSFQVCnCW90WjKDJsM8YX5DledxieITCVc-XNa4Ih-J9Aal0-2hRHVPoaIWbD1FXmEtimRz_YwFjilKh3MPeOs68TpcSFOVe0QzVR7mQyZSBvOdrlNcVmdaRts_LkqosyZrVEotgNchTmFjVRTEoMwszH3mYQ-sOMIaCK4yqMeP7bDl1t2Iw2Fr84AGre2UznkWbNqK9PSSWALgEXYENqCzdDPc0m-tuNnejehbv11NZOREDliFbFOrUzgVEU_4ZIQFdJT_Pi4KUhrBgR4D1s5SrIoNmU9_QLA65dHreT62ag2Dug0u_NUx9aGb00WlEtAXfqVCxMo-Lk5SzqX8QRpKA_c6X5Aemta2DCL0nd9HM2x0JZ80zWupdv3Fkry9pLvwgrRsSWgUY90I1fUL4T0DR0sfUQvowi474AxuzrNJ9Q4O20xErP0AmBTO3IpF0FPxFrpbWb26waDAEpPJeXZNqU0xgjrVDetErxGmwi1U4b30LM02tpW7AZ1HyW4Ych13lItX3XCEiaGxBdkiWLWMNQ30bK6AFzmJhM-YJGzezJwm5uT7nGjAuNO1z52GAgFUDqH3jhE_8S96xSuG2Mr-k6LM5-AgeDhLWvClGwskvtCJdHeY9IA2qQ0Z5I8HxEdBDAcWYZm6QWYvHgV5RnzA-Fq-cdVqjit6oWmdQs9WJ-to3lKGyrbWXPgyEcAOjCPggLL65Vm2p7RmLx6Oc-C1uX667MoQMy2WyIbnUYAUdhhAugLUKZpci-SZtsdeZpep86C-POr8UYmgsrKKnQt1Mip5q5k-peeTpTVRresx9JqyejhEia9WCFSib7z4nnh5-auBegZ4wwEboAGAK1r9Hs_SmuR8zwQD_MLKkpLXZNVL1-0r3npC16G2-a9u2TAK26I6yPLysvVREkPKtpcTxKnzGGe-wE8uW5ZERvK2Tf0LRbHddKWbNjPK9evWoKiSGdSUYKyIWp2Bidy49zRaT3-ztp-jpCE9F2EP5mGFZgSYW8LaAGCQinSUnytKO2d9uTaL2CeD3pLqynnr4tE1jetccToCtGSkSk6tkcEDNIhRZWZjUd_xq4JBil-4dgpQG9V5apx4_b1NF5AUx3wrAM7CTU5NlPNKyUm6ukvmzYo_emLnOBGQ2tn1jdXqAqZA_KhZvopw2UXEVs2C6ZAmwuNrmWmkIHABJJzP1yazzaXT4jd3pGAY-XD2cZQQW6ohwW9xy5Q05CD06o0LkTJ_fTsCQ1kpWQrPnGU0E4zDsILX3qNCMiVW6SZWY3pRnNm8FcK9eE1bzwhzYTVBb7HhdJ61RdjLxUcHM1M-qO7whjt2Ub-G08WBWQWDPkwY8iaJwv49z6ncxwiQECQRtOP8hCJ4Ko0_AvwZlu1_dJbhehiIWndkB9me521IgQ0ZmoH4WPD7YPtF_4WTJoSUO1oyB2EgkFkYIP4E4yS-Vvf9O1WU40UFCuLeC3A4K7az6iqrlYfEPgPhBA3XPjNOqlOAtQ4cSLTzZsHxfjPm07SMaaj1vE67_6n6-Xc3pfuYCaBDxqEhQQH91dHvIOyTKzshdTiKHna21JJwOljdLBosw-4DfVM24yaKO3OIQE9Cv0f5RrUaHRDvVW9IPLvUpkenyvzD-CYjRlXjeZVkM4DiWqMLkdiXdxv1FozotwACk1iXEKxKm9DLBc0aA5qKMZFy25qiXOpcQOZjRf6fquFbBUTxraOm1AWlPyMy2yqj9JOs9O0Y44aUIpEGng_zliSuB4Jq47qPy-bAknO0tOJuQy9nSPJmPSnqRpr2ZIfQF6m5OsfpfzXabbPR-OMJvsfiIuc63AVsz9C0NT-6ccuY2fioScrPGFYjoaddjkraxm6kJdNkTHflVa6XKDkPvVEYPnUBAvPAVll8lPgwFdzVnHcNXdH_HU9lg7Ja_Hde6xQG3cXZ1Dj_7lkpHAFgEoXBo7aKav8BD9Bn6tsg946CCYCLJpN83-MGsdmOEPuOLUyVjvlsUSvTXnOSS2Htkz49KMi5mqK5JiWWsOjVtE2sZa1Ef5HwxFXVASPCIHFh0d9qrOugb7UrmJcZi4siqnBDVaggO85zSft1kVTB2OESLd84SWF7IOEo54euMNKVgmddVc1REAbfypcAKavCPtoyYpyjXe9Pqlo1u6C5tlEcFUgCCtFyFyqcq2uTSAHONnsTtog2LcNcae5ynqVcrIJbyC8rcrXRql11b93aF-0KmetCsL6GmVmnoMZI_w6s-Tb1uk4wJPQWeZ2oI4LQgi8LBwSQdNkidLHVnmV1r4lHOFSC3R1DF4dhfrA2nfyyKalVhxLHB3E9CZSreApQdbD7lgECcxDjNX9Sm4PSBQBuQHGYUGEp9otA2v5ZC3nQphmU_5la0xTQ99lq5cAB4W74Yn9y-qB7BDxbAAZ7e9PXItfh4n8e-149nm0dHK5HCYVIwKNgwpIdKexcrW_NnaQ44GaNRNXGKeKMArURLdCDQN7ecZFm4dhh4sIuqXzju6LTt22FB4F5dD4ddSUwj96iwUvJINdzNb4rE5IVGaBWGUPbWEHu-1n5tPjW5lJapNIhTR9cnDrlMYIvik1ENCe-kDy-Bd12rBKtxBLyE6vMPCrSpmGFd5gsHV_S5MCptHnaqE-Uc15Tp4ZHPMbHERB6xszVP0Le1-OwNjMt84bL4sSQTmjaLrhiy2TALPnXfmOiLUhbdHL2wSgnVI-lBueBdH7EAVkkj1Nwqf-ifbWLSlacRajscri9zhcjqBP2iQyDMfVtxmoXiQnVTgJW2S8LFV1u-</w:t>
+      </w:r>
+      <w:r>
+        <w:lastRenderedPageBreak/>
+        <w:t>lVc_jDIevpLrXt9sPmFPWvwjngoJO5oM356gFg0zNTT8lNm2KqMZAiRFZ7IpUm5hDItrjg_chvcKkCe-5a518yqkSDDdSh7vRFFdgZIv8DRcsWUsBL5fUnWWkVEyLRY_6g3g_lBa8uTseIb_PU5Hz5afapVXIMyDbwjAfBwEnvIDCY8nLJZzpH3IJh1PA7L2iZFPmOY7wO3ACnkn8M-isioMCfjwsikouakEDpuDQv1hgqyIDcN-CUoNEgeQLizxlyOCk3ZgG3X0BNgB3WhKYw6awL4qp7GVU0TAz-hfMoFiP8NltjIm0P2y9yFuVt8nsanEuL0kNQd8L5M3UkigOMy0xInxKxFwsFF2rCWRPQw6wU3nWZ-KdMXBn2hNoH7IND9yR9ceeqRrot1iPucfVZ_gcTLY_K8xLLpFjBVwka7-tdk47aCkhrKUTosjVyBWYjAMPdhEWpgFw_UHGry73KDUd6rnwAR3LOHnNEby0jz6Y-n410U1g3I44VrLVXqxx2dqKwla9GWQQ18mRDKGrmm49rJXIdeF9mEYFS4IGJGGZ3283UC0h20nZaPeBfkI1GQX8S7Qi2tY4iVRJrF_kM9oQafsaH-LxeE7lFf7fb7mWwjyxa1T_8N5BtdrquE_KDxL0hq2gsw_ouNuN1txhqGiTcjwvtRzAwBXzd4u_MEB075Cqs3BpLWV-lT__oyjR7U3jZT7wZqgIoH-9AF8_AZ9KfRV_1_n2xne3mu6pKfqwqIlEnqOCm-vBB9pOy2liXzkyVgbkdK-G7hZtNS_33RvPUTZX9ngViMTLYPfY74oTJy2z4xTPEZZjN2CS37ZN2FtEVOtAhslIUrFfhwcz4DF9k0X_h7UfoaJdfpXQGHdPpezfB1SJFRwF3TQxW_H3MZFsxddWts_GRV6tIVy5</w:t>
       </w:r>
     </w:p>
     <w:p>
@@ -17481,7 +17507,11 @@
     <w:p>
       <w:r>
         <w:tab/>
-        <w:t>https://img.plantuml.biz/plantuml/svg/bHfhRziuyhj-1T4ljHl7QEzZKHIhjPL4W5zdoIsAsqF1IBGjH9Pqf9niKEn_lnc-H4hsNgue46bcE9pt32d_9bhAs_Ef30BnL5GDvVH4og9YxMl3ICtROnsKRD-IjYQyE1nRaXUSPMrHLq7m_lRsbaIhtJBQXccyNYK4000ch3gV6AUI2fz94cs_HTia3TDTyYiWPBrQnAi87-xkz5EqtQwtmL-1Mh1B33dv5MZgy7lu8vYlve5Pz1VkHVESSFQVCnCW90WjKDJsM8YX5DledxieITCVc-XNa4Ih-J9Aal0-2hRHVPoaIWbD1FXmEtimRz_YwFjilKh3MPeOs68TpcSFOVe0QzVR7mQyZSBvOdrlNcVmdaRts_LkqosyZrVEotgNchTmFjVRTEoMwszH3mYQ-sOMIaCK4yqMeP7bDl1t2Iw2Fr84AGre2UznkWbNqK9PSSWALgEXYENqCzdDPc0m-tuNnejehbv11NZOREDliFbFOrUzgVEU_4ZIQFdJT_Pi4KUhrBgR4D1s5SrIoNmU9_QLA65dHreT62ag2Dug0u_NUx9aGb00WlEtAXfqVCxMo-Lk5SzqX8QRpKA_c6X5Aemta2DCL0nd9HM2x0JZ80zWupdv3Fkry9pLvwgrRsSWgUY90I1fUL4T0DR0sfUQvowi474AxuzrNJ9Q4O20xErP0AmBTO3IpF0FPxFrpbWb26waDAEpPJeXZNqU0xgjrVDetErxGmwi1U4b30LM02tpW7AZ1HyW4Ych13lItX3XCEiaGxBdkiWLWMNQ30bK6AFzmJhM-YJGzezJwm5uT7nGjAuNO1z52GAgFUDqH3jhE_8S96xSuG2Mr-k6LM5-AgeDhLWvClGwskvtCJdHeY9IA2qQ0Z5I8HxEdBDAcWYZm6QWYvHgV5RnzA-Fq-cdVqjit6oWmdQs9WJ-to3lKGyrbWXPgyEcAOjCPggLL65Vm2p7RmLx6Oc-C1uX667MoQMy2WyIbnUYAUdhhAugLUKZpci-SZtsdeZpep86C-POr8UYmgsrKKnQt1Mip5q5k-peeTpTVRresx9JqyejhEia9WCFSib7z4nnh5-auBegZ4wwEboAGAK1r9Hs_SmuR8zwQD_MLKkpLXZNVL1-0r3npC16G2-a9u2TAK26I6yPLysvVREkPKtpcTxKnzGGe-wE8uW5ZERvK2Tf0LRbHddKWbNjPK9evWoKiSGdSUYKyIWp2Bidy49zRaT3-ztp-jpCE9F2EP5mGFZgSYW8LaAGCQinSUnytKO2d9uTaL2CeD3pLqynnr4tE1jetccToCtGSkSk6tkcEDNIhRZWZjUd_xq4JBil-4dgpQG9V5apx4_b1NF5AUx3wrAM7CTU5NlPNKyUm6ukvmzYo_emLnOBGQ2tn1jdXqAqZA_KhZvopw2UXEVs2C6ZAmwuNrmWmkIHABJJzP1yazzaXT4jd3pGAY-XD2cZQQW6ohwW9xy5Q05CD06o0LkTJ_fTsCQ1kpWQrPnGU0E4zDsILX3qNCMiVW6SZWY3pRnNm8FcK9eE1bzwhzYTVBb7HhdJ61RdjLxUcHM1M-qO7whjt2Ub-G08WBWQWDPkwY8iaJwv49z6ncxwiQECQRtOP8hCJ4Ko0_AvwZlu1_dJbhehiIWndkB9me521IgQ0ZmoH4WPD7YPtF_4WTJoSUO1oyB2EgkFkYIP4E4yS-Vvf9O1WU40UFCuLeC3A4K7az6iqrlYfEPgPhBA3XPjNOqlOAtQ4cSLTzZsHxfjPm07SMaaj1vE67_6n6-Xc3pfuYCaBDxqEhQQH91dHvIOyTKzshdTiKHna21JJwOljdLBosw-4DfVM24yaKO3OIQE9Cv0f5RrUaHRDvVW9IPLvUpkenyvzD-CYjRlXjeZVkM4DiWqMLkdiXdxv1FozotwACk1iXEKxKm9DLBc0aA5qKMZFy25qiXOpcQOZjRf6fquFbBUTxraOm1AWlPyMy2yqj9JOs9O0Y44aUIpEGng_zliSuB4Jq47qPy-bAknO0tOJuQy9nSPJmPSnqRpr2ZIfQF6m5OsfpfzXabbPR-OMJvsfiIuc63AVsz9C0NT-6ccuY2fioScrPGFYjoaddjkraxm6kJdNkTHflVa6XKDkPvVEYPnUBAvPAVll8lPgwFdzVnHcNXdH_HU9lg7Ja_Hde6xQG3cXZ1Dj_7lkpHAFgEoXBo7aKav8BD9Bn6tsg946CCYCLJpN83-MGsdmOEPuOLUyVjvlsUSvTXnOSS2Htkz49KMi5mqK5JiWWsOjVtE2sZa1Ef5HwxFXVASPCIHFh0d9qrOugb7UrmJcZi4siqnBDVaggO85zSft1kVTB2OESLd84SWF7IOEo54euMNKVgmddVc1REAbfypcAKavCPtoyYpyjXe9Pqlo1u6C5tlEcFUgCCtFyFyqcq2uTSAHONnsTtog2LcNcae5ynqVcrIJbyC8rcrXRql11b93aF-0KmetCsL6GmVmnoMZI_w6s-Tb1uk4wJPQWeZ2oI4LQgi8LBwSQdNkidLHVnmV1r4lHOFSC3R1DF4dhfrA2nfyyKalVhxLHB3E9CZSreApQdbD7lgECcxDjNX9Sm4PSBQBuQHGYUGEp9otA2v5ZC3nQphmU_5la0xTQ99lq5cAB4W74Yn9y-qB7BDxbAAZ7e9PXItfh4n8e-149nm0dHK5HCYVIwKNgwpIdKexcrW_NnaQ44GaNRNXGKeKMArURLdCDQN7ecZFm4dhh4sIuqXzju6LTt22FB4F5dD4ddSUwj96iwUvJINdzNb4rE5IVGaBWGUPbWEHu-1n5tPjW5lJapNIhTR9cnDrlMYIvik1ENCe-kDy-Bd12rBKtxBLyE6vMPCrSpmGFd5gsHV_S5MCptHnaqE-Uc15Tp4ZHPMbHERB6xszVP0Le1-OwNjMt84bL4sSQTmjaLrhiy2TALPnXfmOiLUhbdHL2wSgnVI-lBueBdH7EAVkkj1Nwqf-ifbWLSlacRajscri9zhcjqBP2iQyDMfVtxmoXiQnVTgJW2S8LFV1u-lVc_jDIevpLrXt9sPmFPWvwjngoJO5oM356gFg0zNTT8lNm2KqMZAiRFZ7IpUm5hDItrjg_chvcKkCe-5a518yqkSDDdSh7vRFFdgZIv8DRcsWUsBL5fUnWWkVEyLRY_6g3g_lBa8uTseIb_PU5Hz5afapVXIMyDbwjAfBwEnvIDCY8nLJZzpH3IJh1PA7L2iZFPmOY7wO3ACnkn8M-isioMCfjwsikouakEDpuDQv1hgqyIDcN-CUoNEgeQLizxlyOCk3ZgG3X0BNgB3WhKYw6awL4qp7GVU0TAz-hfMoFiP8NltjIm0P2y9yFuVt8nsanEuL0kNQd8L5M3UkigOMy0xInxKxFwsFF2rCWRPQw6wU3nWZ-KdMXBn2hNoH7IND9yR9ceeqRrot1iPucfVZ_gcTLY_K8xLLpFjBVwka7-tdk47aCkhrKUTosjVyBWYjAMPdhEWpgFw_UHGry73KDUd6rnwAR3LOHnNEby0jz6Y-n410U1g3I44VrLVXqxx2dqKwla9GWQQ18mRDKGrmm49rJXIdeF9mEYFS4IGJGGZ3283UC0h20nZaPeBfkI1GQX8S7Qi2tY4iVRJrF_kM9oQafsaH-LxeE7lFf7fb7mWwjyxa1T_8N5BtdrquE_KDxL0hq2gsw_ouNuN1txhqGiTcjwvtRzAwBXzd4u_MEB075Cqs3BpLWV-lT__oyjR7U3jZT7wZqgIoH-9AF8_AZ9KfRV_1_n2xne3mu6pKfqwqIlEnqOCm-vBB9pOy2liXzkyVgbkdK-G7hZtNS_33RvPUTZX9ngViMTLYPfY74oTJy2z4xTPEZZjN2CS37ZN2FtEVOtAhslIUrFfhwcz4DF9k0X_h7UfoaJdfpXQGHdPpezfB1SJFRwF3TQxW_H3MZFsxddWts_GRV6tIVy5</w:t>
+        <w:t>https://img.plantuml.biz/plantuml/svg/bHfhRziuyhj-1T4ljHl7QEzZKHIhjPL4W5zdoIsAsqF1IBGjH9Pqf9niKEn_lnc-H4hsNgue46bcE9pt32d_9bhAs_Ef30BnL5GDvVH4og9YxMl3ICtROnsKRD-IjYQyE1nRaXUSPMrHLq7m_lRsbaIhtJBQXccyNYK4000ch3gV6AUI2fz94cs_HTia3TDTyYiWPBrQnAi87-xkz5EqtQwtmL-1Mh1B33dv5MZgy7lu8vYlve5Pz1VkHVESSFQVCnCW90WjKDJsM8YX5DledxieITCVc-XNa4Ih-J9Aal0-2hRHVPoaIWbD1FXmEtimRz_YwFjilKh3MPeOs68TpcSFOVe0QzVR7mQyZSBvOdrlNcVmdaRts_LkqosyZrVEotgNchTmFjVRTEoMwszH3mYQ-sOMIaCK4yqMeP7bDl1t2Iw2Fr84AGre2UznkWbNqK9PSSWALgEXYENqCzdDPc0m-tuNnejehbv11NZOREDliFbFOrUzgVEU_4ZIQFdJT_Pi4KUhrBgR4D1s5SrIoNmU9_QLA65dHreT62ag2Dug0u_NUx9aGb00WlEtAXfqVCxMo-Lk5SzqX8QRpKA_c6X5Aemta2DCL0nd9HM2x0JZ80zWupdv3Fkry9pLvwgrRsSWgUY90I1fUL4T0DR0sfUQvowi474AxuzrNJ9Q4O20xErP0AmBTO3IpF0FPxFrpbWb26waDAEpPJeXZNqU0xgjrVDetErxGmwi1U4b30LM02tpW7AZ1HyW4Ych13lItX3XCEiaGxBdkiWLWMNQ30bK6AFzmJhM-YJGzezJwm5uT7nGjAuNO1z52GAgFUDqH3jhE_8S96xSuG2Mr-k6LM5-AgeDhLWvClGwskvtCJdHeY9IA2qQ0Z5I8HxEdBDAcWYZm6QWYvHgV5RnzA-Fq-cdVqjit6oWmdQs9WJ-to3lKGyrbWXPgyEcAOjCPggLL65Vm2p7RmLx6Oc-C1uX667MoQMy2WyIbnUYAUdhhAugLUKZpci-SZtsdeZpep86C-POr8UYmgsrKKnQt1Mip5q5k-peeTpTVRresx9JqyejhEia9WCFSib7z4nnh5-auBegZ4wwEboAGAK1r9Hs_SmuR8zwQD_MLKkpLXZNVL1-0r3npC16G2-a9u2TAK26I6yPLysvVREkPKtpcTxKnzGGe-wE8uW5ZERvK2Tf0LRbHddKWbNjPK9evWoKiSGdSUYKyIWp2Bidy49zRaT3-ztp-jpCE9F2EP5mGFZgSYW8LaAGCQinSUnytKO2d9uTaL2CeD3pLqynnr4tE1jetccToCtGSkSk6tkcEDNIhRZWZjUd_xq4JBil-4dgpQG9V5apx4_b1NF5AUx3wrAM7CTU5NlPNKyUm6ukvmzYo_emLnOBGQ2tn1jdXqAqZA_KhZvopw2UXEVs2C6ZAmwuNrmWmkIHABJJzP1yazzaXT4jd3pGAY-XD2cZQQW6ohwW9xy5Q05CD06o0LkTJ_fTsCQ1kpWQrPnGU0E4zDsILX3qNCMiVW6SZWY3pRnNm8FcK9eE1bzwhzYTVBb7HhdJ61RdjLxUcHM1M-qO7whjt2Ub-G08WBWQWDPkwY8iaJwv49z6ncxwiQECQRtOP8hCJ4Ko0_AvwZlu1_dJbhehiIWndkB9me521IgQ0ZmoH4WPD7YPtF_4WTJoSUO1oyB2EgkFkYIP4E4yS-Vvf9O1WU40UFCuLeC3A4K7az6iqrlYfEPgPhBA3XPjNOqlOAtQ4cSLTzZsHxfjPm07SMaaj1vE67_6n6-Xc3pfuYCaBDxqEhQQH91dHvIOyTKzshdTiKHna21JJwOljdLBosw-4DfVM24yaKO3OIQE9Cv0f5RrUaHRDvVW9IPLvUpkenyvzD-CYjRlXjeZVkM4DiWqMLkdiXdxv1FozotwACk1iXEKxKm9DLBc0aA5qKMZFy25qiXOpcQOZjRf6fquFbBUTxraOm1AWlPyMy2yqj9JOs9O0Y44aUIpEGng_zliSuB4Jq47qPy-bAknO0tOJuQy9nSPJmPSnqRpr2ZIfQF6m5OsfpfzXabbPR-OMJvsfiIuc63AVsz9C0NT-</w:t>
+      </w:r>
+      <w:r>
+        <w:lastRenderedPageBreak/>
+        <w:t>6ccuY2fioScrPGFYjoaddjkraxm6kJdNkTHflVa6XKDkPvVEYPnUBAvPAVll8lPgwFdzVnHcNXdH_HU9lg7Ja_Hde6xQG3cXZ1Dj_7lkpHAFgEoXBo7aKav8BD9Bn6tsg946CCYCLJpN83-MGsdmOEPuOLUyVjvlsUSvTXnOSS2Htkz49KMi5mqK5JiWWsOjVtE2sZa1Ef5HwxFXVASPCIHFh0d9qrOugb7UrmJcZi4siqnBDVaggO85zSft1kVTB2OESLd84SWF7IOEo54euMNKVgmddVc1REAbfypcAKavCPtoyYpyjXe9Pqlo1u6C5tlEcFUgCCtFyFyqcq2uTSAHONnsTtog2LcNcae5ynqVcrIJbyC8rcrXRql11b93aF-0KmetCsL6GmVmnoMZI_w6s-Tb1uk4wJPQWeZ2oI4LQgi8LBwSQdNkidLHVnmV1r4lHOFSC3R1DF4dhfrA2nfyyKalVhxLHB3E9CZSreApQdbD7lgECcxDjNX9Sm4PSBQBuQHGYUGEp9otA2v5ZC3nQphmU_5la0xTQ99lq5cAB4W74Yn9y-qB7BDxbAAZ7e9PXItfh4n8e-149nm0dHK5HCYVIwKNgwpIdKexcrW_NnaQ44GaNRNXGKeKMArURLdCDQN7ecZFm4dhh4sIuqXzju6LTt22FB4F5dD4ddSUwj96iwUvJINdzNb4rE5IVGaBWGUPbWEHu-1n5tPjW5lJapNIhTR9cnDrlMYIvik1ENCe-kDy-Bd12rBKtxBLyE6vMPCrSpmGFd5gsHV_S5MCptHnaqE-Uc15Tp4ZHPMbHERB6xszVP0Le1-OwNjMt84bL4sSQTmjaLrhiy2TALPnXfmOiLUhbdHL2wSgnVI-lBueBdH7EAVkkj1Nwqf-ifbWLSlacRajscri9zhcjqBP2iQyDMfVtxmoXiQnVTgJW2S8LFV1u-lVc_jDIevpLrXt9sPmFPWvwjngoJO5oM356gFg0zNTT8lNm2KqMZAiRFZ7IpUm5hDItrjg_chvcKkCe-5a518yqkSDDdSh7vRFFdgZIv8DRcsWUsBL5fUnWWkVEyLRY_6g3g_lBa8uTseIb_PU5Hz5afapVXIMyDbwjAfBwEnvIDCY8nLJZzpH3IJh1PA7L2iZFPmOY7wO3ACnkn8M-isioMCfjwsikouakEDpuDQv1hgqyIDcN-CUoNEgeQLizxlyOCk3ZgG3X0BNgB3WhKYw6awL4qp7GVU0TAz-hfMoFiP8NltjIm0P2y9yFuVt8nsanEuL0kNQd8L5M3UkigOMy0xInxKxFwsFF2rCWRPQw6wU3nWZ-KdMXBn2hNoH7IND9yR9ceeqRrot1iPucfVZ_gcTLY_K8xLLpFjBVwka7-tdk47aCkhrKUTosjVyBWYjAMPdhEWpgFw_UHGry73KDUd6rnwAR3LOHnNEby0jz6Y-n410U1g3I44VrLVXqxx2dqKwla9GWQQ18mRDKGrmm49rJXIdeF9mEYFS4IGJGGZ3283UC0h20nZaPeBfkI1GQX8S7Qi2tY4iVRJrF_kM9oQafsaH-LxeE7lFf7fb7mWwjyxa1T_8N5BtdrquE_KDxL0hq2gsw_ouNuN1txhqGiTcjwvtRzAwBXzd4u_MEB075Cqs3BpLWV-lT__oyjR7U3jZT7wZqgIoH-9AF8_AZ9KfRV_1_n2xne3mu6pKfqwqIlEnqOCm-vBB9pOy2liXzkyVgbkdK-G7hZtNS_33RvPUTZX9ngViMTLYPfY74oTJy2z4xTPEZZjN2CS37ZN2FtEVOtAhslIUrFfhwcz4DF9k0X_h7UfoaJdfpXQGHdPpezfB1SJFRwF3TQxW_H3MZFsxddWts_GRV6tIVy5</w:t>
       </w:r>
     </w:p>
     <w:p/>
@@ -17539,6 +17569,9 @@
         </w:rPr>
       </w:pPr>
       <w:r>
+        <w:rPr>
+          <w:noProof/>
+        </w:rPr>
         <w:drawing>
           <wp:inline distT="0" distB="0" distL="0" distR="0" wp14:anchorId="1841426F" wp14:editId="105BEAA6">
             <wp:extent cx="5486400" cy="2211070"/>
@@ -17631,7 +17664,9 @@
       <w:r>
         <w:rPr>
           <w:b/>
-        </w:rPr>
+          <w:noProof/>
+        </w:rPr>
+        <w:lastRenderedPageBreak/>
         <w:drawing>
           <wp:inline distT="0" distB="0" distL="0" distR="0" wp14:anchorId="1A9E4A42" wp14:editId="6B1FF0B6">
             <wp:extent cx="5486400" cy="4210050"/>
@@ -17696,6 +17731,7 @@
         <w:ind w:left="720" w:firstLine="720"/>
       </w:pPr>
       <w:r>
+        <w:lastRenderedPageBreak/>
         <w:t xml:space="preserve">7.2.1    </w:t>
       </w:r>
       <w:r>
@@ -17724,6 +17760,7 @@
       <w:r>
         <w:rPr>
           <w:b/>
+          <w:noProof/>
         </w:rPr>
         <w:drawing>
           <wp:inline distT="0" distB="0" distL="0" distR="0" wp14:anchorId="459386B7" wp14:editId="1A63057C">
@@ -17815,6 +17852,7 @@
       <w:r>
         <w:rPr>
           <w:b/>
+          <w:noProof/>
         </w:rPr>
         <w:drawing>
           <wp:inline distT="0" distB="0" distL="0" distR="0" wp14:anchorId="47A3F1EC" wp14:editId="3B71DE1E">
@@ -17883,6 +17921,7 @@
         </w:numPr>
       </w:pPr>
       <w:r>
+        <w:lastRenderedPageBreak/>
         <w:t>GUI</w:t>
       </w:r>
     </w:p>
@@ -17896,6 +17935,7 @@
       <w:r>
         <w:rPr>
           <w:b/>
+          <w:noProof/>
         </w:rPr>
         <w:drawing>
           <wp:inline distT="0" distB="0" distL="0" distR="0" wp14:anchorId="7784C399" wp14:editId="457D93F7">
@@ -17987,6 +18027,7 @@
       <w:r>
         <w:rPr>
           <w:b/>
+          <w:noProof/>
         </w:rPr>
         <w:drawing>
           <wp:inline distT="0" distB="0" distL="0" distR="0" wp14:anchorId="3B50AEC2" wp14:editId="3EBB3317">
@@ -18070,6 +18111,7 @@
       <w:r>
         <w:rPr>
           <w:b/>
+          <w:noProof/>
         </w:rPr>
         <w:drawing>
           <wp:inline distT="0" distB="0" distL="0" distR="0" wp14:anchorId="214D0ACA" wp14:editId="63D61EB1">
@@ -18139,6 +18181,7 @@
       </w:pPr>
       <w:proofErr w:type="spellStart"/>
       <w:r>
+        <w:lastRenderedPageBreak/>
         <w:t>GroupCreationView</w:t>
       </w:r>
       <w:proofErr w:type="spellEnd"/>
@@ -18153,6 +18196,7 @@
       <w:r>
         <w:rPr>
           <w:b/>
+          <w:noProof/>
         </w:rPr>
         <w:drawing>
           <wp:inline distT="0" distB="0" distL="0" distR="0" wp14:anchorId="23A3B7B5" wp14:editId="3A1BC2E7">
@@ -18236,6 +18280,7 @@
       <w:r>
         <w:rPr>
           <w:b/>
+          <w:noProof/>
         </w:rPr>
         <w:drawing>
           <wp:inline distT="0" distB="0" distL="0" distR="0" wp14:anchorId="5ACB69CD" wp14:editId="77EEFC97">
@@ -18309,8 +18354,11 @@
     </w:p>
     <w:p>
       <w:r>
+        <w:rPr>
+          <w:noProof/>
+        </w:rPr>
         <w:drawing>
-          <wp:inline distT="0" distB="0" distL="0" distR="0" wp14:anchorId="48A6CF83" wp14:editId="70588E67">
+          <wp:inline distT="0" distB="0" distL="0" distR="0" wp14:anchorId="48A6CF83" wp14:editId="6C771065">
             <wp:extent cx="5486400" cy="2657475"/>
             <wp:effectExtent l="0" t="0" r="0" b="0"/>
             <wp:docPr id="1064542723" name="Picture 33"/>
@@ -18405,6 +18453,9 @@
         </w:rPr>
       </w:pPr>
       <w:r>
+        <w:rPr>
+          <w:noProof/>
+        </w:rPr>
         <w:drawing>
           <wp:inline distT="0" distB="0" distL="0" distR="0" wp14:anchorId="4273BFF6" wp14:editId="756F0BB0">
             <wp:extent cx="2743200" cy="3286125"/>
@@ -18472,6 +18523,7 @@
         </w:numPr>
       </w:pPr>
       <w:r>
+        <w:lastRenderedPageBreak/>
         <w:t>Request</w:t>
       </w:r>
     </w:p>
@@ -18485,6 +18537,7 @@
       <w:r>
         <w:rPr>
           <w:b/>
+          <w:noProof/>
         </w:rPr>
         <w:drawing>
           <wp:inline distT="0" distB="0" distL="0" distR="0" wp14:anchorId="6D98255E" wp14:editId="0B3A4879">
@@ -18554,6 +18607,7 @@
       </w:pPr>
       <w:proofErr w:type="spellStart"/>
       <w:r>
+        <w:lastRenderedPageBreak/>
         <w:t>ServerNetwork</w:t>
       </w:r>
       <w:proofErr w:type="spellEnd"/>
@@ -18568,6 +18622,7 @@
       <w:r>
         <w:rPr>
           <w:b/>
+          <w:noProof/>
         </w:rPr>
         <w:drawing>
           <wp:inline distT="0" distB="0" distL="0" distR="0" wp14:anchorId="00DE81A9" wp14:editId="286DA419">
@@ -18672,8 +18727,12 @@
     </w:p>
     <w:p>
       <w:r>
+        <w:rPr>
+          <w:noProof/>
+        </w:rPr>
+        <w:lastRenderedPageBreak/>
         <w:drawing>
-          <wp:inline distT="0" distB="0" distL="0" distR="0" wp14:anchorId="7320E345" wp14:editId="7252DF97">
+          <wp:inline distT="0" distB="0" distL="0" distR="0" wp14:anchorId="7320E345" wp14:editId="4D846DDA">
             <wp:extent cx="5486400" cy="3562350"/>
             <wp:effectExtent l="0" t="0" r="0" b="0"/>
             <wp:docPr id="1768557230" name="Picture 29"/>
@@ -18770,6 +18829,7 @@
       <w:r>
         <w:rPr>
           <w:b/>
+          <w:noProof/>
         </w:rPr>
         <w:drawing>
           <wp:inline distT="0" distB="0" distL="0" distR="0" wp14:anchorId="4FBBB4B8" wp14:editId="66298280">
@@ -18839,6 +18899,7 @@
       </w:pPr>
       <w:proofErr w:type="spellStart"/>
       <w:r>
+        <w:lastRenderedPageBreak/>
         <w:t>RequestHandler</w:t>
       </w:r>
       <w:proofErr w:type="spellEnd"/>
@@ -18853,6 +18914,7 @@
       <w:r>
         <w:rPr>
           <w:b/>
+          <w:noProof/>
         </w:rPr>
         <w:drawing>
           <wp:inline distT="0" distB="0" distL="0" distR="0" wp14:anchorId="6F10D660" wp14:editId="70FB3AC0">
@@ -18934,6 +18996,7 @@
       <w:r>
         <w:rPr>
           <w:b/>
+          <w:noProof/>
         </w:rPr>
         <w:drawing>
           <wp:inline distT="0" distB="0" distL="0" distR="0" wp14:anchorId="73FD116A" wp14:editId="7C52ED6E">
@@ -19003,6 +19066,7 @@
       </w:pPr>
       <w:proofErr w:type="spellStart"/>
       <w:r>
+        <w:lastRenderedPageBreak/>
         <w:t>UserAuthenticator</w:t>
       </w:r>
       <w:proofErr w:type="spellEnd"/>
@@ -19017,6 +19081,7 @@
       <w:r>
         <w:rPr>
           <w:b/>
+          <w:noProof/>
         </w:rPr>
         <w:drawing>
           <wp:inline distT="0" distB="0" distL="0" distR="0" wp14:anchorId="4E92091E" wp14:editId="08673649">
@@ -19102,6 +19167,7 @@
       <w:r>
         <w:rPr>
           <w:b/>
+          <w:noProof/>
         </w:rPr>
         <w:drawing>
           <wp:inline distT="0" distB="0" distL="0" distR="0" wp14:anchorId="5374963E" wp14:editId="71D3891F">
@@ -19187,6 +19253,7 @@
       <w:r>
         <w:rPr>
           <w:b/>
+          <w:noProof/>
         </w:rPr>
         <w:drawing>
           <wp:inline distT="0" distB="0" distL="0" distR="0" wp14:anchorId="3AB4BA44" wp14:editId="12BDE49E">
@@ -19257,6 +19324,7 @@
       <w:proofErr w:type="spellStart"/>
       <w:proofErr w:type="gramStart"/>
       <w:r>
+        <w:lastRenderedPageBreak/>
         <w:t>LoggingManager</w:t>
       </w:r>
       <w:proofErr w:type="spellEnd"/>
@@ -19272,6 +19340,7 @@
       <w:r>
         <w:rPr>
           <w:b/>
+          <w:noProof/>
         </w:rPr>
         <w:drawing>
           <wp:inline distT="0" distB="0" distL="0" distR="0" wp14:anchorId="425A9234" wp14:editId="7833CF03">
@@ -19337,6 +19406,7 @@
       <w:bookmarkStart w:id="52" w:name="_Toc223255456"/>
       <w:bookmarkEnd w:id="50"/>
       <w:r>
+        <w:lastRenderedPageBreak/>
         <w:t>UML Sequence Diagrams</w:t>
       </w:r>
       <w:bookmarkEnd w:id="51"/>
@@ -19517,6 +19587,7 @@
           <w:b/>
           <w:bCs/>
         </w:rPr>
+        <w:lastRenderedPageBreak/>
         <w:t>Code:</w:t>
       </w:r>
     </w:p>
@@ -21241,6 +21312,7 @@
     </w:p>
     <w:p>
       <w:r>
+        <w:lastRenderedPageBreak/>
         <w:t>end</w:t>
       </w:r>
     </w:p>
@@ -21623,6 +21695,7 @@
     <w:p/>
     <w:p>
       <w:r>
+        <w:lastRenderedPageBreak/>
         <w:t>== Message Sent ==</w:t>
       </w:r>
     </w:p>
@@ -22462,10 +22535,7 @@
     <w:p/>
     <w:p>
       <w:r>
-        <w:t>@endum</w:t>
-      </w:r>
-      <w:r>
-        <w:t>l</w:t>
+        <w:t>@enduml</w:t>
       </w:r>
     </w:p>
     <w:p/>
@@ -22503,7 +22573,11 @@
     </w:p>
     <w:p>
       <w:r>
-        <w:t>XLJ1RY8n3BtdAwAUuC1-08TLgsxLHIf5WhPxsKisuqB4J48JPz3-_Te98oi8QI-Caxnd-prRt2Sq4VFGAtJOWzx1LmPlGVzmPX_DiDGlOQyt6PKo5aFKxmcYEX77MNSo7lNTFhiF1-UbVZmOt8mGU_ENB-wqIPg35ZuOvv_VLqjDFmL2tnPXUmSUNm4fvHIUGpmMz2CTMlZ1-Aw7E85_rcC5Nmuj8SBNsdYpPywMzQQ6H5StQIRZOLdqFr04dbuCXihXcoiHmVlrdhkY02owu4lHgRFwh1JdqullnIXTDDXZOjD3Hlqd8mRFphlH85Gt2r8ObXaLFvihfQRtuXIz9_3T6bAYqZDIFfTinSg28lHa5J5snD2TGQD7P_Gks2EWi2QWKbD4T3PD4jI9NAmLfc1K3M-Ikq1YDbLC2sEJ2T1NhPcCysO04LIdu0D5OOHOZZpXWKv9Crv_nZ3yzeK0EpA5ff98BwgIUt7TIyhM4afrqDPe6vk6IOHOYjL5lD6XZ7sY_B-aaAwh2ebdl8Lq8ZKmg_uGwTF5mV3YpILRCmMPeApBXKSf8tcuIAw3Y-FQXk7K0qBJc-HYlkJfNB9ryscGzKrsTWkO8pcFGOzqqoGagEmm_JUmlBD3U-2xsSVgwTVkxU7jwTlBvddrAjOoL35SojHF9KCdHIfMZWMdxid3FFJ_0000 XLJ1RY8n3BtdAwAUuC1-08TLgsxLHIf5WhPxsKisuqB4J48JPz3-_Te98oi8QI-Caxnd-prRt2Sq4VFGAtJOWzx1LmPlGVzmPX_DiDGlOQyt6PKo5aFKxmcYEX77MNSo7lNTFhiF1-UbVZmOt8mGU_ENB-wqIPg35ZuOvv_VLqjDFmL2tnPXUmSUNm4fvHIUGpmMz2CTMlZ1-Aw7E85_rcC5Nmuj8SBNsdYpPywMzQQ6H5StQIRZOLdqFr04dbuCXihXcoiHmVlrdhkY02owu4lHgRFwh1JdqullnIXTDDXZOjD3Hlqd8mRFphlH85Gt2r8ObXaLFvihfQRtuXIz9_3T6bAYqZDIFfTinSg28lHa5J5snD2TGQD7P_Gks2EWi2QWKbD4T3PD4jI9NAmLfc1K3M-Ikq1YDbLC2sEJ2T1NhPcCysO04LIdu0D5OOHOZZpXWKv9Crv_nZ3yzeK0EpA5ff98BwgIUt7TIyhM4afrqDPe6vk6IOHOYjL5lD6XZ7sY_B-aaAwh2ebdl8Lq8ZKmg_uGwTF5mV3YpILRCmMPeApBXKSf8tcuIAw3Y-FQXk7K0qBJc-HYlkJfNB9ryscGzKrsTWkO8pcFGOzqqoGagEmm_JUmlBD3U-2xsSVgwTVkxU7jwTlBvddrAjOoL35SojHF9KCdHIfMZWMdxid3FFJ_0000</w:t>
+        <w:t>XLJ1RY8n3BtdAwAUuC1-08TLgsxLHIf5WhPxsKisuqB4J48JPz3-_Te98oi8QI-Caxnd-prRt2Sq4VFGAtJOWzx1LmPlGVzmPX_DiDGlOQyt6PKo5aFKxmcYEX77MNSo7lNTFhiF1-UbVZmOt8mGU_ENB-wqIPg35ZuOvv_VLqjDFmL2tnPXUmSUNm4fvHIUGpmMz2CTMlZ1-Aw7E85_rcC5Nmuj8SBNsdYpPywMzQQ6H5StQIRZOLdqFr04dbuCXihXcoiHmVlrdhkY02owu4lHgRFwh1JdqullnIXTDDXZOjD3Hlqd8mRFphlH85Gt2r8ObXaLFvihfQRtuXIz9_3T6bAYqZDIFfTinSg28lHa5J5snD2TGQD7P_Gks2EWi2QWKbD4T3PD4jI9NAmLfc1K3M-Ikq1YDbLC2sEJ2T1NhPcCysO04LIdu0D5OOHOZZpXWKv9Crv_nZ3yzeK0EpA5ff98BwgIUt7TIyhM4afrqDPe6vk6IOHOYjL5lD6XZ7sY_B-aaAwh2ebdl8Lq8ZKmg_uGwTF5mV3YpILRCmMPeApBXKSf8tcuIAw3Y-FQXk7K0qBJc-HYlkJfNB9ryscGzKrsTWkO8pcFGOzqqoGagEmm_JUmlBD3U-2xsSVgwTVkxU7jwTlBvddrAjOoL35SojHF9KCdHIfMZWMdxid3FFJ_0000 XLJ1RY8n3BtdAwAUuC1-08TLgsxLHIf5WhPxsKisuqB4J48JPz3-_Te98oi8QI-Caxnd-prRt2Sq4VFGAtJOWzx1LmPlGVzmPX_DiDGlOQyt6PKo5aFKxmcYEX77MNSo7lNTFhiF1-UbVZmOt8mGU_ENB-wqIPg35ZuOvv_VLqjDFmL2tnPXUmSUNm4fvHIUGpmMz2CTMlZ1-Aw7E85_rcC5Nmuj8SBNsdYpPywMzQQ6H5StQIRZOLdqFr04dbuCXihXcoiHmVlrdhkY02owu4lHgRFwh1JdqullnIXTDDXZOjD3Hlqd8mRFphlH85Gt2r8ObXaLFvihfQRtuXIz9_3T6bAYqZDIFfTinSg28lHa5</w:t>
+      </w:r>
+      <w:r>
+        <w:lastRenderedPageBreak/>
+        <w:t>J5snD2TGQD7P_Gks2EWi2QWKbD4T3PD4jI9NAmLfc1K3M-Ikq1YDbLC2sEJ2T1NhPcCysO04LIdu0D5OOHOZZpXWKv9Crv_nZ3yzeK0EpA5ff98BwgIUt7TIyhM4afrqDPe6vk6IOHOYjL5lD6XZ7sY_B-aaAwh2ebdl8Lq8ZKmg_uGwTF5mV3YpILRCmMPeApBXKSf8tcuIAw3Y-FQXk7K0qBJc-HYlkJfNB9ryscGzKrsTWkO8pcFGOzqqoGagEmm_JUmlBD3U-2xsSVgwTVkxU7jwTlBvddrAjOoL35SojHF9KCdHIfMZWMdxid3FFJ_0000</w:t>
       </w:r>
     </w:p>
     <w:p>
@@ -23487,6 +23561,7 @@
           <w:b/>
           <w:bCs/>
         </w:rPr>
+        <w:lastRenderedPageBreak/>
         <w:t>activate Auth</w:t>
       </w:r>
     </w:p>
@@ -24306,6 +24381,7 @@
           <w:b/>
           <w:noProof/>
         </w:rPr>
+        <w:lastRenderedPageBreak/>
         <w:drawing>
           <wp:inline distT="0" distB="0" distL="0" distR="0" wp14:anchorId="17969F29" wp14:editId="0864AEA1">
             <wp:extent cx="5476875" cy="2962275"/>
@@ -25399,6 +25475,7 @@
           <w:b/>
           <w:bCs/>
         </w:rPr>
+        <w:lastRenderedPageBreak/>
         <w:t xml:space="preserve">deactivate </w:t>
       </w:r>
       <w:proofErr w:type="spellStart"/>
@@ -25882,6 +25959,7 @@
     </w:p>
     <w:p>
       <w:r>
+        <w:lastRenderedPageBreak/>
         <w:t xml:space="preserve">participant "auth: </w:t>
       </w:r>
       <w:proofErr w:type="spellStart"/>
@@ -33984,15 +34062,6 @@
   </w:num>
   <w:num w:numId="44" w16cid:durableId="1805655921">
     <w:abstractNumId w:val="30"/>
-    <w:lvlOverride w:ilvl="0"/>
-    <w:lvlOverride w:ilvl="1"/>
-    <w:lvlOverride w:ilvl="2"/>
-    <w:lvlOverride w:ilvl="3"/>
-    <w:lvlOverride w:ilvl="4"/>
-    <w:lvlOverride w:ilvl="5"/>
-    <w:lvlOverride w:ilvl="6"/>
-    <w:lvlOverride w:ilvl="7"/>
-    <w:lvlOverride w:ilvl="8"/>
   </w:num>
   <w:num w:numId="45" w16cid:durableId="1466921727">
     <w:abstractNumId w:val="22"/>
@@ -34654,6 +34723,7 @@
   <w:style w:type="character" w:default="1" w:styleId="DefaultParagraphFont">
     <w:name w:val="Default Paragraph Font"/>
     <w:uiPriority w:val="1"/>
+    <w:semiHidden/>
     <w:unhideWhenUsed/>
   </w:style>
   <w:style w:type="table" w:default="1" w:styleId="TableNormal">
